--- a/Docs/Prototipo 1.docx
+++ b/Docs/Prototipo 1.docx
@@ -634,35 +634,49 @@
           <w:bCs/>
           <w:lang w:val="it-IT"/>
         </w:rPr>
-        <w:t>MVP1 – Lo spostamento e la raccolta</w:t>
-      </w:r>
-    </w:p>
-    <w:p>
-      <w:pPr>
-        <w:rPr>
-          <w:lang w:val="it-IT"/>
-        </w:rPr>
-      </w:pPr>
-      <w:r>
+        <w:t>MVP1 – Raccolta cibo e sopravvivenza base</w:t>
+      </w:r>
+    </w:p>
+    <w:p>
+      <w:pPr>
+        <w:rPr>
+          <w:lang w:val="it-IT"/>
+        </w:rPr>
+      </w:pPr>
+      <w:r>
+        <w:rPr>
+          <w:lang w:val="it-IT"/>
+        </w:rPr>
+        <w:t>Obiettivo generale</w:t>
+      </w:r>
+      <w:r>
+        <w:rPr>
+          <w:lang w:val="it-IT"/>
+        </w:rPr>
+        <w:br/>
+        <w:t>Il giocatore controlla un gruppo di raccoglitori, può spostarli su una mappa continua, raccogliere cibo vegetale, vedere le zone impoverirsi e rigenerarsi, e gestire le scorte che vengono consumate nel tempo. Il loop base è: esplorare, raccogliere, tornare al campo, sopravvivere.</w:t>
+      </w:r>
+    </w:p>
+    <w:p>
+      <w:pPr>
         <w:rPr>
           <w:b/>
           <w:bCs/>
-          <w:lang w:val="it-IT"/>
-        </w:rPr>
-        <w:t>Obiettivo:</w:t>
-      </w:r>
-      <w:r>
-        <w:rPr>
-          <w:lang w:val="it-IT"/>
-        </w:rPr>
-        <w:t> far muovere un gruppo su una mappa continua, fargli raccogliere una risorsa, tornare, vedere la risorsa accumularsi.</w:t>
+        </w:rPr>
+      </w:pPr>
+      <w:r>
+        <w:rPr>
+          <w:b/>
+          <w:bCs/>
+        </w:rPr>
+        <w:t>Batch 1 – Setup Phaser funzionante</w:t>
       </w:r>
     </w:p>
     <w:p>
       <w:pPr>
         <w:numPr>
           <w:ilvl w:val="0"/>
-          <w:numId w:val="9"/>
+          <w:numId w:val="23"/>
         </w:numPr>
         <w:rPr>
           <w:lang w:val="it-IT"/>
@@ -672,25 +686,31 @@
         <w:rPr>
           <w:lang w:val="it-IT"/>
         </w:rPr>
-        <w:t>Mappa 2D generata staticamente (foresta, campo base).</w:t>
+        <w:t>Installazione di Phaser 3 via CDN.</w:t>
       </w:r>
     </w:p>
     <w:p>
       <w:pPr>
         <w:numPr>
           <w:ilvl w:val="0"/>
-          <w:numId w:val="9"/>
+          <w:numId w:val="23"/>
         </w:numPr>
-      </w:pPr>
-      <w:r>
-        <w:t>Un "pop" di 10 raccoglitori.</w:t>
+        <w:rPr>
+          <w:lang w:val="it-IT"/>
+        </w:rPr>
+      </w:pPr>
+      <w:r>
+        <w:rPr>
+          <w:lang w:val="it-IT"/>
+        </w:rPr>
+        <w:t>Struttura base di index.html, main.js, style.css.</w:t>
       </w:r>
     </w:p>
     <w:p>
       <w:pPr>
         <w:numPr>
           <w:ilvl w:val="0"/>
-          <w:numId w:val="9"/>
+          <w:numId w:val="23"/>
         </w:numPr>
         <w:rPr>
           <w:lang w:val="it-IT"/>
@@ -700,14 +720,14 @@
         <w:rPr>
           <w:lang w:val="it-IT"/>
         </w:rPr>
-        <w:t>Click sulla foresta → il gruppo si muove (velocità costante, linea retta o A* semplice).</w:t>
+        <w:t>Canvas visualizzato correttamente nel browser.</w:t>
       </w:r>
     </w:p>
     <w:p>
       <w:pPr>
         <w:numPr>
           <w:ilvl w:val="0"/>
-          <w:numId w:val="9"/>
+          <w:numId w:val="23"/>
         </w:numPr>
         <w:rPr>
           <w:lang w:val="it-IT"/>
@@ -717,14 +737,31 @@
         <w:rPr>
           <w:lang w:val="it-IT"/>
         </w:rPr>
-        <w:t>Arrivato, dopo X secondi raccoglie legna.</w:t>
+        <w:t>Nessuna meccanica di gioco, solo infrastruttura tecnica.</w:t>
+      </w:r>
+    </w:p>
+    <w:p>
+      <w:pPr>
+        <w:rPr>
+          <w:b/>
+          <w:bCs/>
+          <w:lang w:val="it-IT"/>
+        </w:rPr>
+      </w:pPr>
+      <w:r>
+        <w:rPr>
+          <w:b/>
+          <w:bCs/>
+          <w:lang w:val="it-IT"/>
+        </w:rPr>
+        <w:t>Batch 2 – Griglia spaziale e mappa con zone di cibo</w:t>
       </w:r>
     </w:p>
     <w:p>
       <w:pPr>
         <w:numPr>
           <w:ilvl w:val="0"/>
-          <w:numId w:val="9"/>
+          <w:numId w:val="24"/>
         </w:numPr>
         <w:rPr>
           <w:lang w:val="it-IT"/>
@@ -734,36 +771,100 @@
         <w:rPr>
           <w:lang w:val="it-IT"/>
         </w:rPr>
-        <w:t>Click sul campo base → torna e scarica.</w:t>
+        <w:t>Implementazione della griglia spaziale nascosta (world.js).</w:t>
       </w:r>
     </w:p>
     <w:p>
       <w:pPr>
         <w:numPr>
           <w:ilvl w:val="0"/>
-          <w:numId w:val="9"/>
+          <w:numId w:val="24"/>
         </w:numPr>
-      </w:pPr>
-      <w:r>
-        <w:t>Contatore legna che sale.</w:t>
+        <w:rPr>
+          <w:lang w:val="it-IT"/>
+        </w:rPr>
+      </w:pPr>
+      <w:r>
+        <w:rPr>
+          <w:lang w:val="it-IT"/>
+        </w:rPr>
+        <w:t>Layer forageDensity con distribuzione non uniforme:</w:t>
+      </w:r>
+    </w:p>
+    <w:p>
+      <w:pPr>
+        <w:numPr>
+          <w:ilvl w:val="1"/>
+          <w:numId w:val="24"/>
+        </w:numPr>
+        <w:rPr>
+          <w:lang w:val="it-IT"/>
+        </w:rPr>
+      </w:pPr>
+      <w:r>
+        <w:rPr>
+          <w:lang w:val="it-IT"/>
+        </w:rPr>
+        <w:lastRenderedPageBreak/>
+        <w:t>Zone ad alta densità (macchie di bacche) rappresentate visivamente con colori più intensi.</w:t>
+      </w:r>
+    </w:p>
+    <w:p>
+      <w:pPr>
+        <w:numPr>
+          <w:ilvl w:val="1"/>
+          <w:numId w:val="24"/>
+        </w:numPr>
+        <w:rPr>
+          <w:lang w:val="it-IT"/>
+        </w:rPr>
+      </w:pPr>
+      <w:r>
+        <w:rPr>
+          <w:lang w:val="it-IT"/>
+        </w:rPr>
+        <w:t>Zone a bassa densità con colori tenui.</w:t>
+      </w:r>
+    </w:p>
+    <w:p>
+      <w:pPr>
+        <w:numPr>
+          <w:ilvl w:val="1"/>
+          <w:numId w:val="24"/>
+        </w:numPr>
+        <w:rPr>
+          <w:lang w:val="it-IT"/>
+        </w:rPr>
+      </w:pPr>
+      <w:r>
+        <w:rPr>
+          <w:lang w:val="it-IT"/>
+        </w:rPr>
+        <w:t>Zone a densità zero senza colore.</w:t>
       </w:r>
     </w:p>
     <w:p>
       <w:pPr>
         <w:numPr>
           <w:ilvl w:val="0"/>
-          <w:numId w:val="9"/>
+          <w:numId w:val="24"/>
         </w:numPr>
-      </w:pPr>
-      <w:r>
-        <w:t>Pausa/play funzionante.</w:t>
+        <w:rPr>
+          <w:lang w:val="it-IT"/>
+        </w:rPr>
+      </w:pPr>
+      <w:r>
+        <w:rPr>
+          <w:lang w:val="it-IT"/>
+        </w:rPr>
+        <w:t>Visualizzazione di debug: ogni cella della griglia è colorata in base alla densità, così il giocatore può vedere dove il cibo è più abbondante.</w:t>
       </w:r>
     </w:p>
     <w:p>
       <w:pPr>
         <w:numPr>
           <w:ilvl w:val="0"/>
-          <w:numId w:val="9"/>
+          <w:numId w:val="24"/>
         </w:numPr>
         <w:rPr>
           <w:lang w:val="it-IT"/>
@@ -773,7 +874,7 @@
         <w:rPr>
           <w:lang w:val="it-IT"/>
         </w:rPr>
-        <w:t>Nessun consumo cibo, nessuna riproduzione, nessun errore di posizione.</w:t>
+        <w:t>Meccanica: il mondo contiene risorse diffuse; il giocatore distingue a colpo d'occhio le aree più ricche e decide dove mandare i raccoglitori.</w:t>
       </w:r>
     </w:p>
     <w:p>
@@ -788,7 +889,1039 @@
           <w:b/>
           <w:bCs/>
         </w:rPr>
-        <w:t>MVP1.5 – UI e feedback visivo</w:t>
+        <w:t>Batch 3 – Pop e movimento</w:t>
+      </w:r>
+    </w:p>
+    <w:p>
+      <w:pPr>
+        <w:numPr>
+          <w:ilvl w:val="0"/>
+          <w:numId w:val="25"/>
+        </w:numPr>
+        <w:rPr>
+          <w:lang w:val="it-IT"/>
+        </w:rPr>
+      </w:pPr>
+      <w:r>
+        <w:rPr>
+          <w:lang w:val="it-IT"/>
+        </w:rPr>
+        <w:t>Definizione della classe base per entità mobili e della classe Pop (units.js).</w:t>
+      </w:r>
+    </w:p>
+    <w:p>
+      <w:pPr>
+        <w:numPr>
+          <w:ilvl w:val="0"/>
+          <w:numId w:val="25"/>
+        </w:numPr>
+        <w:rPr>
+          <w:lang w:val="it-IT"/>
+        </w:rPr>
+      </w:pPr>
+      <w:r>
+        <w:rPr>
+          <w:lang w:val="it-IT"/>
+        </w:rPr>
+        <w:t>Un pop (gruppo di raccoglitori) appare sulla mappa.</w:t>
+      </w:r>
+    </w:p>
+    <w:p>
+      <w:pPr>
+        <w:numPr>
+          <w:ilvl w:val="0"/>
+          <w:numId w:val="25"/>
+        </w:numPr>
+        <w:rPr>
+          <w:lang w:val="it-IT"/>
+        </w:rPr>
+      </w:pPr>
+      <w:r>
+        <w:rPr>
+          <w:lang w:val="it-IT"/>
+        </w:rPr>
+        <w:t>Click su un punto qualsiasi della mappa: il pop si muove in modo continuo, senza scatti, verso quella posizione.</w:t>
+      </w:r>
+    </w:p>
+    <w:p>
+      <w:pPr>
+        <w:numPr>
+          <w:ilvl w:val="0"/>
+          <w:numId w:val="25"/>
+        </w:numPr>
+      </w:pPr>
+      <w:r>
+        <w:rPr>
+          <w:lang w:val="it-IT"/>
+        </w:rPr>
+        <w:t xml:space="preserve">Meccanica: interazione diretta con il mondo. Non esistono griglie visibili che vincolano il movimento. </w:t>
+      </w:r>
+      <w:r>
+        <w:t>Il giocatore sposta fisicamente la sua gente.</w:t>
+      </w:r>
+    </w:p>
+    <w:p>
+      <w:pPr>
+        <w:rPr>
+          <w:b/>
+          <w:bCs/>
+          <w:lang w:val="it-IT"/>
+        </w:rPr>
+      </w:pPr>
+      <w:r>
+        <w:rPr>
+          <w:b/>
+          <w:bCs/>
+          <w:lang w:val="it-IT"/>
+        </w:rPr>
+        <w:t>Batch 4 – Raccolta cibo e riduzione della densità</w:t>
+      </w:r>
+    </w:p>
+    <w:p>
+      <w:pPr>
+        <w:numPr>
+          <w:ilvl w:val="0"/>
+          <w:numId w:val="26"/>
+        </w:numPr>
+        <w:rPr>
+          <w:lang w:val="it-IT"/>
+        </w:rPr>
+      </w:pPr>
+      <w:r>
+        <w:rPr>
+          <w:lang w:val="it-IT"/>
+        </w:rPr>
+        <w:t>Quando il pop arriva su una cella con forageDensity maggiore di zero, inizia automaticamente a raccogliere cibo.</w:t>
+      </w:r>
+    </w:p>
+    <w:p>
+      <w:pPr>
+        <w:numPr>
+          <w:ilvl w:val="0"/>
+          <w:numId w:val="26"/>
+        </w:numPr>
+        <w:rPr>
+          <w:lang w:val="it-IT"/>
+        </w:rPr>
+      </w:pPr>
+      <w:r>
+        <w:rPr>
+          <w:lang w:val="it-IT"/>
+        </w:rPr>
+        <w:t>La quantità di cibo raccolta per secondo è proporzionale alla densità locale: zone ricche rendono di più, zone povere di meno.</w:t>
+      </w:r>
+    </w:p>
+    <w:p>
+      <w:pPr>
+        <w:numPr>
+          <w:ilvl w:val="0"/>
+          <w:numId w:val="26"/>
+        </w:numPr>
+        <w:rPr>
+          <w:lang w:val="it-IT"/>
+        </w:rPr>
+      </w:pPr>
+      <w:r>
+        <w:rPr>
+          <w:lang w:val="it-IT"/>
+        </w:rPr>
+        <w:t>La funzione modifyDensity riduce la densità della cella e di quelle vicine (raggio configurabile), simulando un prelievo localizzato.</w:t>
+      </w:r>
+    </w:p>
+    <w:p>
+      <w:pPr>
+        <w:numPr>
+          <w:ilvl w:val="0"/>
+          <w:numId w:val="26"/>
+        </w:numPr>
+        <w:rPr>
+          <w:lang w:val="it-IT"/>
+        </w:rPr>
+      </w:pPr>
+      <w:r>
+        <w:rPr>
+          <w:lang w:val="it-IT"/>
+        </w:rPr>
+        <w:t>Se la densità arriva a zero, quella zona è temporaneamente esaurita e non produce più cibo.</w:t>
+      </w:r>
+    </w:p>
+    <w:p>
+      <w:pPr>
+        <w:numPr>
+          <w:ilvl w:val="0"/>
+          <w:numId w:val="26"/>
+        </w:numPr>
+        <w:rPr>
+          <w:lang w:val="it-IT"/>
+        </w:rPr>
+      </w:pPr>
+      <w:r>
+        <w:rPr>
+          <w:lang w:val="it-IT"/>
+        </w:rPr>
+        <w:t>Meccanica: il giocatore vede le zone impoverirsi dopo la raccolta. Deve decidere se insistere su una zona ricca rischiando di esaurirla, o spostarsi altrove.</w:t>
+      </w:r>
+    </w:p>
+    <w:p>
+      <w:pPr>
+        <w:rPr>
+          <w:b/>
+          <w:bCs/>
+          <w:lang w:val="it-IT"/>
+        </w:rPr>
+      </w:pPr>
+      <w:r>
+        <w:rPr>
+          <w:b/>
+          <w:bCs/>
+          <w:lang w:val="it-IT"/>
+        </w:rPr>
+        <w:t>Batch 5 – Rientro al campo, scorta e consumo</w:t>
+      </w:r>
+    </w:p>
+    <w:p>
+      <w:pPr>
+        <w:numPr>
+          <w:ilvl w:val="0"/>
+          <w:numId w:val="27"/>
+        </w:numPr>
+        <w:rPr>
+          <w:lang w:val="it-IT"/>
+        </w:rPr>
+      </w:pPr>
+      <w:r>
+        <w:rPr>
+          <w:lang w:val="it-IT"/>
+        </w:rPr>
+        <w:t>Definizione di un punto base (accampamento) sulla mappa.</w:t>
+      </w:r>
+    </w:p>
+    <w:p>
+      <w:pPr>
+        <w:numPr>
+          <w:ilvl w:val="0"/>
+          <w:numId w:val="27"/>
+        </w:numPr>
+        <w:rPr>
+          <w:lang w:val="it-IT"/>
+        </w:rPr>
+      </w:pPr>
+      <w:r>
+        <w:rPr>
+          <w:lang w:val="it-IT"/>
+        </w:rPr>
+        <w:t>Il giocatore può cliccare sull'accampamento per ordinare al pop di tornare e scaricare il cibo raccolto.</w:t>
+      </w:r>
+    </w:p>
+    <w:p>
+      <w:pPr>
+        <w:numPr>
+          <w:ilvl w:val="0"/>
+          <w:numId w:val="27"/>
+        </w:numPr>
+        <w:rPr>
+          <w:lang w:val="it-IT"/>
+        </w:rPr>
+      </w:pPr>
+      <w:r>
+        <w:rPr>
+          <w:lang w:val="it-IT"/>
+        </w:rPr>
+        <w:t>Un contatore globale mostra le scorte di cibo della tribù.</w:t>
+      </w:r>
+    </w:p>
+    <w:p>
+      <w:pPr>
+        <w:numPr>
+          <w:ilvl w:val="0"/>
+          <w:numId w:val="27"/>
+        </w:numPr>
+        <w:rPr>
+          <w:lang w:val="it-IT"/>
+        </w:rPr>
+      </w:pPr>
+      <w:r>
+        <w:rPr>
+          <w:lang w:val="it-IT"/>
+        </w:rPr>
+        <w:lastRenderedPageBreak/>
+        <w:t>Introduzione del consumo: ogni giorno di gioco (intervallo configurabile) una quantità di cibo viene sottratta dalle scorte in base al numero di pop presenti.</w:t>
+      </w:r>
+    </w:p>
+    <w:p>
+      <w:pPr>
+        <w:numPr>
+          <w:ilvl w:val="0"/>
+          <w:numId w:val="27"/>
+        </w:numPr>
+        <w:rPr>
+          <w:lang w:val="it-IT"/>
+        </w:rPr>
+      </w:pPr>
+      <w:r>
+        <w:rPr>
+          <w:lang w:val="it-IT"/>
+        </w:rPr>
+        <w:t>Se le scorte arrivano a zero, per ora viene mostrato un avviso; in futuro comporterà la morte dei pop.</w:t>
+      </w:r>
+    </w:p>
+    <w:p>
+      <w:pPr>
+        <w:numPr>
+          <w:ilvl w:val="0"/>
+          <w:numId w:val="27"/>
+        </w:numPr>
+        <w:rPr>
+          <w:lang w:val="it-IT"/>
+        </w:rPr>
+      </w:pPr>
+      <w:r>
+        <w:rPr>
+          <w:lang w:val="it-IT"/>
+        </w:rPr>
+        <w:t>Meccanica: il giocatore deve bilanciare la raccolta con il consumo costante. Non basta accumulare, bisogna mantenere un flusso positivo. Il ritorno al campo diventa una decisione strategica: tornare troppo presto spreca tempo di viaggio, tornare troppo tardi rischia di far esaurire le scorte.</w:t>
+      </w:r>
+    </w:p>
+    <w:p>
+      <w:pPr>
+        <w:rPr>
+          <w:b/>
+          <w:bCs/>
+          <w:lang w:val="it-IT"/>
+        </w:rPr>
+      </w:pPr>
+      <w:r>
+        <w:rPr>
+          <w:b/>
+          <w:bCs/>
+          <w:lang w:val="it-IT"/>
+        </w:rPr>
+        <w:t>Batch 6 – Controlli del tempo (pausa, play, velocità)</w:t>
+      </w:r>
+    </w:p>
+    <w:p>
+      <w:pPr>
+        <w:numPr>
+          <w:ilvl w:val="0"/>
+          <w:numId w:val="28"/>
+        </w:numPr>
+        <w:rPr>
+          <w:lang w:val="it-IT"/>
+        </w:rPr>
+      </w:pPr>
+      <w:r>
+        <w:rPr>
+          <w:lang w:val="it-IT"/>
+        </w:rPr>
+        <w:t>Implementazione del TimeManager (time.js).</w:t>
+      </w:r>
+    </w:p>
+    <w:p>
+      <w:pPr>
+        <w:numPr>
+          <w:ilvl w:val="0"/>
+          <w:numId w:val="28"/>
+        </w:numPr>
+        <w:rPr>
+          <w:lang w:val="it-IT"/>
+        </w:rPr>
+      </w:pPr>
+      <w:r>
+        <w:rPr>
+          <w:lang w:val="it-IT"/>
+        </w:rPr>
+        <w:t>Tre velocità di simulazione: 1x (normale), 2x (accelerata), 0x (pausa).</w:t>
+      </w:r>
+    </w:p>
+    <w:p>
+      <w:pPr>
+        <w:numPr>
+          <w:ilvl w:val="0"/>
+          <w:numId w:val="28"/>
+        </w:numPr>
+        <w:rPr>
+          <w:lang w:val="it-IT"/>
+        </w:rPr>
+      </w:pPr>
+      <w:r>
+        <w:rPr>
+          <w:lang w:val="it-IT"/>
+        </w:rPr>
+        <w:t>Interfaccia minima: pulsanti o tasti per cambiare velocità.</w:t>
+      </w:r>
+    </w:p>
+    <w:p>
+      <w:pPr>
+        <w:numPr>
+          <w:ilvl w:val="0"/>
+          <w:numId w:val="28"/>
+        </w:numPr>
+        <w:rPr>
+          <w:lang w:val="it-IT"/>
+        </w:rPr>
+      </w:pPr>
+      <w:r>
+        <w:rPr>
+          <w:lang w:val="it-IT"/>
+        </w:rPr>
+        <w:t>La raccolta, il movimento e il consumo dipendono dal tempo di gioco effettivo, non dal framerate.</w:t>
+      </w:r>
+    </w:p>
+    <w:p>
+      <w:pPr>
+        <w:numPr>
+          <w:ilvl w:val="0"/>
+          <w:numId w:val="28"/>
+        </w:numPr>
+        <w:rPr>
+          <w:lang w:val="it-IT"/>
+        </w:rPr>
+      </w:pPr>
+      <w:r>
+        <w:rPr>
+          <w:lang w:val="it-IT"/>
+        </w:rPr>
+        <w:t>Meccanica: il giocatore può mettere in pausa per pianificare con calma, o accelerare quando non ci sono decisioni urgenti. Questo è il primo passo verso il pilastro "tempo reale con controllo del ritmo".</w:t>
+      </w:r>
+    </w:p>
+    <w:p>
+      <w:pPr>
+        <w:rPr>
+          <w:b/>
+          <w:bCs/>
+        </w:rPr>
+      </w:pPr>
+      <w:r>
+        <w:rPr>
+          <w:b/>
+          <w:bCs/>
+        </w:rPr>
+        <w:t>Batch 7 – Rigenerazione base del cibo</w:t>
+      </w:r>
+    </w:p>
+    <w:p>
+      <w:pPr>
+        <w:numPr>
+          <w:ilvl w:val="0"/>
+          <w:numId w:val="29"/>
+        </w:numPr>
+        <w:rPr>
+          <w:lang w:val="it-IT"/>
+        </w:rPr>
+      </w:pPr>
+      <w:r>
+        <w:rPr>
+          <w:lang w:val="it-IT"/>
+        </w:rPr>
+        <w:t>Le celle con forageDensity si rigenerano lentamente nel tempo (es. una piccola frazione al giorno).</w:t>
+      </w:r>
+    </w:p>
+    <w:p>
+      <w:pPr>
+        <w:numPr>
+          <w:ilvl w:val="0"/>
+          <w:numId w:val="29"/>
+        </w:numPr>
+        <w:rPr>
+          <w:lang w:val="it-IT"/>
+        </w:rPr>
+      </w:pPr>
+      <w:r>
+        <w:rPr>
+          <w:lang w:val="it-IT"/>
+        </w:rPr>
+        <w:t>La rigenerazione è più rapida in celle con densità bassa, per simulare la ricrescita naturale.</w:t>
+      </w:r>
+    </w:p>
+    <w:p>
+      <w:pPr>
+        <w:numPr>
+          <w:ilvl w:val="0"/>
+          <w:numId w:val="29"/>
+        </w:numPr>
+        <w:rPr>
+          <w:lang w:val="it-IT"/>
+        </w:rPr>
+      </w:pPr>
+      <w:r>
+        <w:rPr>
+          <w:lang w:val="it-IT"/>
+        </w:rPr>
+        <w:t>Una zona completamente esaurita (densità zero) impiega più tempo a iniziare a rigenerare.</w:t>
+      </w:r>
+    </w:p>
+    <w:p>
+      <w:pPr>
+        <w:numPr>
+          <w:ilvl w:val="0"/>
+          <w:numId w:val="29"/>
+        </w:numPr>
+        <w:rPr>
+          <w:lang w:val="it-IT"/>
+        </w:rPr>
+      </w:pPr>
+      <w:r>
+        <w:rPr>
+          <w:lang w:val="it-IT"/>
+        </w:rPr>
+        <w:t>Meccanica: il giocatore non può esaurire una zona per sempre, ma deve ruotare le aree di raccolta per non restare senza cibo. Questo introduce una prima forma di gestione sostenibile delle risorse.</w:t>
+      </w:r>
+    </w:p>
+    <w:p>
+      <w:pPr>
+        <w:rPr>
+          <w:b/>
+          <w:bCs/>
+          <w:lang w:val="it-IT"/>
+        </w:rPr>
+      </w:pPr>
+      <w:r>
+        <w:rPr>
+          <w:b/>
+          <w:bCs/>
+          <w:lang w:val="it-IT"/>
+        </w:rPr>
+        <w:t>Dopo il Batch 7</w:t>
+      </w:r>
+      <w:r>
+        <w:rPr>
+          <w:b/>
+          <w:bCs/>
+          <w:lang w:val="it-IT"/>
+        </w:rPr>
+        <w:br/>
+        <w:t>Al termine di MVP1 avremo un loop di sopravvivenza funzionante:</w:t>
+      </w:r>
+    </w:p>
+    <w:p>
+      <w:pPr>
+        <w:numPr>
+          <w:ilvl w:val="0"/>
+          <w:numId w:val="30"/>
+        </w:numPr>
+        <w:rPr>
+          <w:lang w:val="it-IT"/>
+        </w:rPr>
+      </w:pPr>
+      <w:r>
+        <w:rPr>
+          <w:lang w:val="it-IT"/>
+        </w:rPr>
+        <w:t>Il giocatore sposta i raccoglitori sulla mappa.</w:t>
+      </w:r>
+    </w:p>
+    <w:p>
+      <w:pPr>
+        <w:numPr>
+          <w:ilvl w:val="0"/>
+          <w:numId w:val="30"/>
+        </w:numPr>
+        <w:rPr>
+          <w:lang w:val="it-IT"/>
+        </w:rPr>
+      </w:pPr>
+      <w:r>
+        <w:rPr>
+          <w:lang w:val="it-IT"/>
+        </w:rPr>
+        <w:t>Raccoglie cibo in zone a densità variabile.</w:t>
+      </w:r>
+    </w:p>
+    <w:p>
+      <w:pPr>
+        <w:numPr>
+          <w:ilvl w:val="0"/>
+          <w:numId w:val="30"/>
+        </w:numPr>
+        <w:rPr>
+          <w:lang w:val="it-IT"/>
+        </w:rPr>
+      </w:pPr>
+      <w:r>
+        <w:rPr>
+          <w:lang w:val="it-IT"/>
+        </w:rPr>
+        <w:t>Le zone si impoveriscono e si rigenerano.</w:t>
+      </w:r>
+    </w:p>
+    <w:p>
+      <w:pPr>
+        <w:numPr>
+          <w:ilvl w:val="0"/>
+          <w:numId w:val="30"/>
+        </w:numPr>
+        <w:rPr>
+          <w:lang w:val="it-IT"/>
+        </w:rPr>
+      </w:pPr>
+      <w:r>
+        <w:rPr>
+          <w:lang w:val="it-IT"/>
+        </w:rPr>
+        <w:t>Le scorte vengono consumate nel tempo.</w:t>
+      </w:r>
+    </w:p>
+    <w:p>
+      <w:pPr>
+        <w:numPr>
+          <w:ilvl w:val="0"/>
+          <w:numId w:val="30"/>
+        </w:numPr>
+        <w:rPr>
+          <w:lang w:val="it-IT"/>
+        </w:rPr>
+      </w:pPr>
+      <w:r>
+        <w:rPr>
+          <w:lang w:val="it-IT"/>
+        </w:rPr>
+        <w:t>Il tempo può essere controllato con pausa, play e velocità.</w:t>
+      </w:r>
+    </w:p>
+    <w:p>
+      <w:pPr>
+        <w:rPr>
+          <w:lang w:val="it-IT"/>
+        </w:rPr>
+      </w:pPr>
+      <w:r>
+        <w:rPr>
+          <w:b/>
+          <w:bCs/>
+          <w:lang w:val="it-IT"/>
+        </w:rPr>
+        <w:lastRenderedPageBreak/>
+        <w:t>MVP2 – Diversificazione delle fonti di cibo (caccia e pesca)</w:t>
+      </w:r>
+    </w:p>
+    <w:p>
+      <w:pPr>
+        <w:rPr>
+          <w:lang w:val="it-IT"/>
+        </w:rPr>
+      </w:pPr>
+      <w:r>
+        <w:rPr>
+          <w:lang w:val="it-IT"/>
+        </w:rPr>
+        <w:t>MVP2 introduce i branchi mobili (grandi animali) e la pesca in acque interne. Il giocatore impara a diversificare le fonti di cibo oltre alla raccolta vegetale. La caccia richiede movimento attivo (inseguire il branco), mentre la pesca è stanziale ma limitata alle celle d'acqua.</w:t>
+      </w:r>
+    </w:p>
+    <w:p>
+      <w:r>
+        <w:t>Nuova definizione:</w:t>
+      </w:r>
+    </w:p>
+    <w:p>
+      <w:pPr>
+        <w:numPr>
+          <w:ilvl w:val="0"/>
+          <w:numId w:val="31"/>
+        </w:numPr>
+        <w:rPr>
+          <w:lang w:val="it-IT"/>
+        </w:rPr>
+      </w:pPr>
+      <w:r>
+        <w:rPr>
+          <w:lang w:val="it-IT"/>
+        </w:rPr>
+        <w:t>Branchi di grandi animali appaiono sulla mappa come entità mobili. Ogni branco ha una specie, un numero di capi, un habitat preferito e un tasso di riproduzione.</w:t>
+      </w:r>
+    </w:p>
+    <w:p>
+      <w:pPr>
+        <w:numPr>
+          <w:ilvl w:val="0"/>
+          <w:numId w:val="31"/>
+        </w:numPr>
+        <w:rPr>
+          <w:lang w:val="it-IT"/>
+        </w:rPr>
+      </w:pPr>
+      <w:r>
+        <w:rPr>
+          <w:lang w:val="it-IT"/>
+        </w:rPr>
+        <w:t>Il giocatore può assegnare un pop alla caccia: deve avvicinarsi al branco, e ogni ciclo di caccia riduce i capi e produce carne e pelli. Se il branco scende sotto una soglia, si estingue localmente.</w:t>
+      </w:r>
+    </w:p>
+    <w:p>
+      <w:pPr>
+        <w:numPr>
+          <w:ilvl w:val="0"/>
+          <w:numId w:val="31"/>
+        </w:numPr>
+        <w:rPr>
+          <w:lang w:val="it-IT"/>
+        </w:rPr>
+      </w:pPr>
+      <w:r>
+        <w:rPr>
+          <w:lang w:val="it-IT"/>
+        </w:rPr>
+        <w:t>Nelle celle che intersecano fiumi o laghi, il layer fishDensity permette la pesca. Funziona come la raccolta vegetale (riduce densità, si rigenera), ma solo in acqua.</w:t>
+      </w:r>
+    </w:p>
+    <w:p>
+      <w:pPr>
+        <w:numPr>
+          <w:ilvl w:val="0"/>
+          <w:numId w:val="31"/>
+        </w:numPr>
+        <w:rPr>
+          <w:lang w:val="it-IT"/>
+        </w:rPr>
+      </w:pPr>
+      <w:r>
+        <w:rPr>
+          <w:lang w:val="it-IT"/>
+        </w:rPr>
+        <w:t>L'interfaccia mostra le nuove risorse (carne, pesce) accanto al cibo vegetale. Per ora tutte valgono come "cibo", ma vengono registrate separatamente per usi futuri.</w:t>
+      </w:r>
+    </w:p>
+    <w:p>
+      <w:pPr>
+        <w:numPr>
+          <w:ilvl w:val="0"/>
+          <w:numId w:val="31"/>
+        </w:numPr>
+        <w:rPr>
+          <w:lang w:val="it-IT"/>
+        </w:rPr>
+      </w:pPr>
+      <w:r>
+        <w:rPr>
+          <w:lang w:val="it-IT"/>
+        </w:rPr>
+        <w:t>Meccanica: la caccia è più redditizia ma richiede inseguimento e può esaurire i branchi. La pesca è stabile ma limitata geograficamente. Il giocatore deve decidere come allocare i pop tra raccolta, caccia e pesca.</w:t>
+      </w:r>
+    </w:p>
+    <w:p>
+      <w:pPr>
+        <w:rPr>
+          <w:lang w:val="it-IT"/>
+        </w:rPr>
+      </w:pPr>
+      <w:r>
+        <w:rPr>
+          <w:b/>
+          <w:bCs/>
+          <w:lang w:val="it-IT"/>
+        </w:rPr>
+        <w:t xml:space="preserve">MVP3 – Raccolta legna, lavorazione e </w:t>
+      </w:r>
+      <w:r>
+        <w:rPr>
+          <w:b/>
+          <w:bCs/>
+          <w:lang w:val="it-IT"/>
+        </w:rPr>
+        <w:t>strumenti</w:t>
+      </w:r>
+    </w:p>
+    <w:p>
+      <w:pPr>
+        <w:rPr>
+          <w:lang w:val="it-IT"/>
+        </w:rPr>
+      </w:pPr>
+      <w:r>
+        <w:rPr>
+          <w:lang w:val="it-IT"/>
+        </w:rPr>
+        <w:t xml:space="preserve">MVP3 introduce il layer forestDensity e la raccolta di legna. Poi la lavorazione (legna → </w:t>
+      </w:r>
+      <w:r>
+        <w:rPr>
+          <w:lang w:val="it-IT"/>
+        </w:rPr>
+        <w:t>tool</w:t>
+      </w:r>
+      <w:r>
+        <w:rPr>
+          <w:lang w:val="it-IT"/>
+        </w:rPr>
+        <w:t xml:space="preserve">) </w:t>
+      </w:r>
+      <w:r>
+        <w:rPr>
+          <w:lang w:val="it-IT"/>
+        </w:rPr>
+        <w:t>per migliorare la caccia e la raccolta di cibo in generale</w:t>
+      </w:r>
+      <w:r>
+        <w:rPr>
+          <w:lang w:val="it-IT"/>
+        </w:rPr>
+        <w:t xml:space="preserve">. L'ordine logico è: risorsa grezza, lavorazione, </w:t>
+      </w:r>
+      <w:r>
+        <w:rPr>
+          <w:lang w:val="it-IT"/>
+        </w:rPr>
+        <w:t>tool</w:t>
+      </w:r>
+      <w:r>
+        <w:rPr>
+          <w:lang w:val="it-IT"/>
+        </w:rPr>
+        <w:t>.</w:t>
+      </w:r>
+    </w:p>
+    <w:p>
+      <w:pPr>
+        <w:rPr>
+          <w:lang w:val="it-IT"/>
+        </w:rPr>
+      </w:pPr>
+      <w:r>
+        <w:rPr>
+          <w:lang w:val="it-IT"/>
+        </w:rPr>
+        <w:t>DA RICORDARE A DEEPSEEK: controllare e confermare che gli strumenti in legna vennero prima di quelli in pietra.</w:t>
+      </w:r>
+    </w:p>
+    <w:p>
+      <w:pPr>
+        <w:rPr>
+          <w:lang w:val="it-IT"/>
+        </w:rPr>
+      </w:pPr>
+      <w:r>
+        <w:rPr>
+          <w:lang w:val="it-IT"/>
+        </w:rPr>
+        <w:t>Nuova definizione:</w:t>
+      </w:r>
+    </w:p>
+    <w:p>
+      <w:pPr>
+        <w:numPr>
+          <w:ilvl w:val="0"/>
+          <w:numId w:val="32"/>
+        </w:numPr>
+        <w:rPr>
+          <w:lang w:val="it-IT"/>
+        </w:rPr>
+      </w:pPr>
+      <w:r>
+        <w:rPr>
+          <w:lang w:val="it-IT"/>
+        </w:rPr>
+        <w:t>Attivazione del layer forestDensity sulla griglia. Le foreste sono visivamente distinguibili (verde scuro). La raccolta di legna riduce la densità localmente, come per il forage.</w:t>
+      </w:r>
+    </w:p>
+    <w:p>
+      <w:pPr>
+        <w:numPr>
+          <w:ilvl w:val="0"/>
+          <w:numId w:val="32"/>
+        </w:numPr>
+        <w:rPr>
+          <w:lang w:val="it-IT"/>
+        </w:rPr>
+      </w:pPr>
+      <w:r>
+        <w:rPr>
+          <w:lang w:val="it-IT"/>
+        </w:rPr>
+        <w:t>Il giocatore può assegnare pop alla raccolta di legna. La legna grezza viene trasportata all'accampamento.</w:t>
+      </w:r>
+    </w:p>
+    <w:p>
+      <w:pPr>
+        <w:numPr>
+          <w:ilvl w:val="0"/>
+          <w:numId w:val="32"/>
+        </w:numPr>
+        <w:rPr>
+          <w:lang w:val="it-IT"/>
+        </w:rPr>
+      </w:pPr>
+      <w:r>
+        <w:rPr>
+          <w:lang w:val="it-IT"/>
+        </w:rPr>
+        <w:t xml:space="preserve">Introduzione della lavorazione: la legna grezza può essere trasformata in </w:t>
+      </w:r>
+      <w:r>
+        <w:rPr>
+          <w:lang w:val="it-IT"/>
+        </w:rPr>
+        <w:t>tool</w:t>
+      </w:r>
+      <w:r>
+        <w:rPr>
+          <w:lang w:val="it-IT"/>
+        </w:rPr>
+        <w:t xml:space="preserve"> (azione "lavora legna" al campo). </w:t>
+      </w:r>
+    </w:p>
+    <w:p>
+      <w:pPr>
+        <w:numPr>
+          <w:ilvl w:val="0"/>
+          <w:numId w:val="32"/>
+        </w:numPr>
+        <w:rPr>
+          <w:lang w:val="it-IT"/>
+        </w:rPr>
+      </w:pPr>
+      <w:r>
+        <w:rPr>
+          <w:lang w:val="it-IT"/>
+        </w:rPr>
+        <w:t xml:space="preserve">Costruzione </w:t>
+      </w:r>
+      <w:r>
+        <w:rPr>
+          <w:lang w:val="it-IT"/>
+        </w:rPr>
+        <w:t>dei tool</w:t>
+      </w:r>
+      <w:r>
+        <w:rPr>
+          <w:lang w:val="it-IT"/>
+        </w:rPr>
+        <w:t xml:space="preserve">: consuma </w:t>
+      </w:r>
+      <w:r>
+        <w:rPr>
+          <w:lang w:val="it-IT"/>
+        </w:rPr>
+        <w:t>legna</w:t>
+      </w:r>
+      <w:r>
+        <w:rPr>
+          <w:lang w:val="it-IT"/>
+        </w:rPr>
+        <w:t xml:space="preserve">. </w:t>
+      </w:r>
+      <w:r>
+        <w:rPr>
+          <w:lang w:val="it-IT"/>
+        </w:rPr>
+        <w:t>I tool possono essere armi per la caccia, la pesca o bastoni/ceste per migliorare la raccolta delle bacche</w:t>
+      </w:r>
+    </w:p>
+    <w:p>
+      <w:pPr>
+        <w:numPr>
+          <w:ilvl w:val="0"/>
+          <w:numId w:val="32"/>
+        </w:numPr>
+        <w:rPr>
+          <w:lang w:val="it-IT"/>
+        </w:rPr>
+      </w:pPr>
+      <w:r>
+        <w:rPr>
+          <w:lang w:val="it-IT"/>
+        </w:rPr>
+        <w:lastRenderedPageBreak/>
+        <w:t>Meccanica: la legna diventa la prima risorsa non commestibile. La lavorazione introduce il concetto di catena produttiva. Si gettano le basi per la specializzazione dei pop (raccoglitori, taglialegna, artigiani).</w:t>
+      </w:r>
+    </w:p>
+    <w:p>
+      <w:pPr>
+        <w:rPr>
+          <w:lang w:val="it-IT"/>
+        </w:rPr>
+      </w:pPr>
+      <w:r>
+        <w:rPr>
+          <w:b/>
+          <w:bCs/>
+          <w:lang w:val="it-IT"/>
+        </w:rPr>
+        <w:t>MVP4 – Informazione imperfetta e report</w:t>
+      </w:r>
+    </w:p>
+    <w:p>
+      <w:pPr>
+        <w:rPr>
+          <w:lang w:val="it-IT"/>
+        </w:rPr>
+      </w:pPr>
+      <w:r>
+        <w:rPr>
+          <w:lang w:val="it-IT"/>
+        </w:rPr>
+        <w:t>Nessuna modifica necessaria. Le meccaniche di visibilità (certo, proiettato, da report) e di stima delle scorte sono indipendenti dal tipo di risorsa. Quando le implementeremo, applicheremo l'incertezza a tutte le risorse (cibo vegetale, carne, pesce, legna, assi).</w:t>
+      </w:r>
+    </w:p>
+    <w:p>
+      <w:r>
+        <w:t>Testo attuale confermato:</w:t>
+      </w:r>
+    </w:p>
+    <w:p>
+      <w:pPr>
+        <w:numPr>
+          <w:ilvl w:val="0"/>
+          <w:numId w:val="33"/>
+        </w:numPr>
+        <w:rPr>
+          <w:lang w:val="it-IT"/>
+        </w:rPr>
+      </w:pPr>
+      <w:r>
+        <w:rPr>
+          <w:lang w:val="it-IT"/>
+        </w:rPr>
+        <w:t>Il campo base ha una "riserva di cibo" che non conosci esattamente: vedi una stima arrotondata.</w:t>
+      </w:r>
+    </w:p>
+    <w:p>
+      <w:pPr>
+        <w:numPr>
+          <w:ilvl w:val="0"/>
+          <w:numId w:val="33"/>
+        </w:numPr>
+        <w:rPr>
+          <w:lang w:val="it-IT"/>
+        </w:rPr>
+      </w:pPr>
+      <w:r>
+        <w:rPr>
+          <w:lang w:val="it-IT"/>
+        </w:rPr>
+        <w:t>Per sapere quanta legna hai realmente, devi inviare qualcuno a controllare o aspettare il report di chi torna.</w:t>
+      </w:r>
+    </w:p>
+    <w:p>
+      <w:pPr>
+        <w:numPr>
+          <w:ilvl w:val="0"/>
+          <w:numId w:val="33"/>
+        </w:numPr>
+        <w:rPr>
+          <w:lang w:val="it-IT"/>
+        </w:rPr>
+      </w:pPr>
+      <w:r>
+        <w:rPr>
+          <w:lang w:val="it-IT"/>
+        </w:rPr>
+        <w:t>Raggio visivo del giocatore: dove hai uomini, vedi; il resto è buio o sfocato.</w:t>
+      </w:r>
+    </w:p>
+    <w:p>
+      <w:pPr>
+        <w:numPr>
+          <w:ilvl w:val="0"/>
+          <w:numId w:val="33"/>
+        </w:numPr>
+        <w:rPr>
+          <w:lang w:val="it-IT"/>
+        </w:rPr>
+      </w:pPr>
+      <w:r>
+        <w:rPr>
+          <w:lang w:val="it-IT"/>
+        </w:rPr>
+        <w:t>I report possono essere ritardati o imprecisi in base alla distanza.</w:t>
       </w:r>
     </w:p>
     <w:p>
@@ -805,7 +1938,6 @@
         <w:rPr>
           <w:lang w:val="it-IT"/>
         </w:rPr>
-        <w:lastRenderedPageBreak/>
         <w:t>Barra del tempo (velocità 1x, 2x, pausa).</w:t>
       </w:r>
     </w:p>
@@ -891,23 +2023,134 @@
     <w:p>
       <w:pPr>
         <w:rPr>
+          <w:lang w:val="it-IT"/>
+        </w:rPr>
+      </w:pPr>
+      <w:r>
+        <w:rPr>
           <w:b/>
           <w:bCs/>
-        </w:rPr>
-      </w:pPr>
-      <w:r>
+          <w:lang w:val="it-IT"/>
+        </w:rPr>
+        <w:t>MVP5 – Seconda tribù e territorio</w:t>
+      </w:r>
+    </w:p>
+    <w:p>
+      <w:pPr>
+        <w:rPr>
+          <w:lang w:val="it-IT"/>
+        </w:rPr>
+      </w:pPr>
+      <w:r>
+        <w:rPr>
+          <w:lang w:val="it-IT"/>
+        </w:rPr>
+        <w:t>Nessuna modifica necessaria. La competizione per le risorse funziona con qualsiasi tipo di layer o branco.</w:t>
+      </w:r>
+    </w:p>
+    <w:p>
+      <w:r>
+        <w:t>Testo attuale confermato:</w:t>
+      </w:r>
+    </w:p>
+    <w:p>
+      <w:pPr>
+        <w:numPr>
+          <w:ilvl w:val="0"/>
+          <w:numId w:val="34"/>
+        </w:numPr>
+        <w:rPr>
+          <w:lang w:val="it-IT"/>
+        </w:rPr>
+      </w:pPr>
+      <w:r>
+        <w:rPr>
+          <w:lang w:val="it-IT"/>
+        </w:rPr>
+        <w:t>Una seconda tribù vicina condivide la stessa foresta e le stesse zone di cibo.</w:t>
+      </w:r>
+    </w:p>
+    <w:p>
+      <w:pPr>
+        <w:numPr>
+          <w:ilvl w:val="0"/>
+          <w:numId w:val="34"/>
+        </w:numPr>
+        <w:rPr>
+          <w:lang w:val="it-IT"/>
+        </w:rPr>
+      </w:pPr>
+      <w:r>
+        <w:rPr>
+          <w:lang w:val="it-IT"/>
+        </w:rPr>
+        <w:t>Se entrambe raccolgono o cacciano, le risorse si esauriscono prima.</w:t>
+      </w:r>
+    </w:p>
+    <w:p>
+      <w:pPr>
+        <w:numPr>
+          <w:ilvl w:val="0"/>
+          <w:numId w:val="34"/>
+        </w:numPr>
+        <w:rPr>
+          <w:lang w:val="it-IT"/>
+        </w:rPr>
+      </w:pPr>
+      <w:r>
+        <w:rPr>
+          <w:lang w:val="it-IT"/>
+        </w:rPr>
+        <w:t>Possibile scontro se i gruppi si incrociano (combattimento basilare).</w:t>
+      </w:r>
+    </w:p>
+    <w:p>
+      <w:pPr>
+        <w:numPr>
+          <w:ilvl w:val="0"/>
+          <w:numId w:val="34"/>
+        </w:numPr>
+        <w:rPr>
+          <w:lang w:val="it-IT"/>
+        </w:rPr>
+      </w:pPr>
+      <w:r>
+        <w:rPr>
+          <w:lang w:val="it-IT"/>
+        </w:rPr>
+        <w:t>Inizio del concetto di "territorio d'uso": la risorsa è di chi la sta usando.</w:t>
+      </w:r>
+    </w:p>
+    <w:p>
+      <w:pPr>
+        <w:rPr>
+          <w:lang w:val="it-IT"/>
+        </w:rPr>
+      </w:pPr>
+    </w:p>
+    <w:p>
+      <w:pPr>
         <w:rPr>
           <w:b/>
           <w:bCs/>
-        </w:rPr>
-        <w:t>MVP2 – Consumo e sopravvivenza</w:t>
-      </w:r>
-    </w:p>
-    <w:p>
-      <w:pPr>
+          <w:lang w:val="it-IT"/>
+        </w:rPr>
+      </w:pPr>
+      <w:r>
+        <w:rPr>
+          <w:b/>
+          <w:bCs/>
+          <w:lang w:val="it-IT"/>
+        </w:rPr>
+        <w:t>CONCETTI DA RECUPERARE POI:</w:t>
+      </w:r>
+    </w:p>
+    <w:p>
+      <w:pPr>
+        <w:pStyle w:val="ListParagraph"/>
         <w:numPr>
           <w:ilvl w:val="0"/>
-          <w:numId w:val="11"/>
+          <w:numId w:val="35"/>
         </w:numPr>
         <w:rPr>
           <w:lang w:val="it-IT"/>
@@ -917,362 +2160,28 @@
         <w:rPr>
           <w:lang w:val="it-IT"/>
         </w:rPr>
-        <w:t>Il pop consuma cibo ogni giorno.</w:t>
-      </w:r>
-    </w:p>
-    <w:p>
-      <w:pPr>
-        <w:numPr>
-          <w:ilvl w:val="0"/>
-          <w:numId w:val="11"/>
-        </w:numPr>
-        <w:rPr>
-          <w:lang w:val="it-IT"/>
-        </w:rPr>
-      </w:pPr>
-      <w:r>
-        <w:rPr>
-          <w:lang w:val="it-IT"/>
-        </w:rPr>
-        <w:t>Si può assegnare un gruppo a cacciare (raccoglie cibo).</w:t>
-      </w:r>
-    </w:p>
-    <w:p>
-      <w:pPr>
-        <w:numPr>
-          <w:ilvl w:val="0"/>
-          <w:numId w:val="11"/>
-        </w:numPr>
-        <w:rPr>
-          <w:lang w:val="it-IT"/>
-        </w:rPr>
-      </w:pPr>
-      <w:r>
-        <w:rPr>
-          <w:lang w:val="it-IT"/>
-        </w:rPr>
-        <w:t>Se il cibo finisce, il pop muore.</w:t>
-      </w:r>
-    </w:p>
-    <w:p>
-      <w:pPr>
-        <w:numPr>
-          <w:ilvl w:val="0"/>
-          <w:numId w:val="11"/>
-        </w:numPr>
-        <w:rPr>
-          <w:lang w:val="it-IT"/>
-        </w:rPr>
-      </w:pPr>
-      <w:r>
-        <w:rPr>
-          <w:lang w:val="it-IT"/>
-        </w:rPr>
-        <w:t>La foresta ha una "salute" che cala se tagliata troppo intensamente.</w:t>
-      </w:r>
-    </w:p>
-    <w:p>
-      <w:pPr>
-        <w:numPr>
-          <w:ilvl w:val="0"/>
-          <w:numId w:val="11"/>
-        </w:numPr>
-        <w:rPr>
-          <w:lang w:val="it-IT"/>
-        </w:rPr>
-      </w:pPr>
-      <w:r>
-        <w:rPr>
-          <w:lang w:val="it-IT"/>
-        </w:rPr>
-        <w:t>Il giocatore deve bilanciare cacciatori e taglialegna.</w:t>
-      </w:r>
+        <w:t>Deterioramento risorse</w:t>
+      </w:r>
+    </w:p>
+    <w:p>
+      <w:pPr>
+        <w:rPr>
+          <w:lang w:val="it-IT"/>
+        </w:rPr>
+      </w:pPr>
     </w:p>
     <w:p>
       <w:pPr>
         <w:rPr>
           <w:b/>
           <w:bCs/>
-        </w:rPr>
-      </w:pPr>
-      <w:commentRangeStart w:id="0"/>
+          <w:lang w:val="it-IT"/>
+        </w:rPr>
+      </w:pPr>
       <w:r>
         <w:rPr>
           <w:b/>
           <w:bCs/>
-        </w:rPr>
-        <w:t>MVP3 – Lavorazione e magazzino</w:t>
-      </w:r>
-    </w:p>
-    <w:p>
-      <w:pPr>
-        <w:numPr>
-          <w:ilvl w:val="0"/>
-          <w:numId w:val="12"/>
-        </w:numPr>
-        <w:rPr>
-          <w:lang w:val="it-IT"/>
-        </w:rPr>
-      </w:pPr>
-      <w:r>
-        <w:rPr>
-          <w:lang w:val="it-IT"/>
-        </w:rPr>
-        <w:t>La legna grezza va portata all'accampamento e può essere trasformata in assi (azione "lavora legna").</w:t>
-      </w:r>
-    </w:p>
-    <w:p>
-      <w:pPr>
-        <w:numPr>
-          <w:ilvl w:val="0"/>
-          <w:numId w:val="12"/>
-        </w:numPr>
-        <w:rPr>
-          <w:lang w:val="it-IT"/>
-        </w:rPr>
-      </w:pPr>
-      <w:r>
-        <w:rPr>
-          <w:lang w:val="it-IT"/>
-        </w:rPr>
-        <w:t>Le assi servono per costruire un magazzino (amplia lo stoccaggio).</w:t>
-      </w:r>
-    </w:p>
-    <w:p>
-      <w:pPr>
-        <w:numPr>
-          <w:ilvl w:val="0"/>
-          <w:numId w:val="12"/>
-        </w:numPr>
-        <w:rPr>
-          <w:lang w:val="it-IT"/>
-        </w:rPr>
-      </w:pPr>
-      <w:r>
-        <w:rPr>
-          <w:lang w:val="it-IT"/>
-        </w:rPr>
-        <w:t>Il cibo in eccesso può deteriorarsi se non immagazzinato correttamente.</w:t>
-      </w:r>
-    </w:p>
-    <w:p>
-      <w:pPr>
-        <w:numPr>
-          <w:ilvl w:val="0"/>
-          <w:numId w:val="12"/>
-        </w:numPr>
-        <w:rPr>
-          <w:lang w:val="it-IT"/>
-        </w:rPr>
-      </w:pPr>
-      <w:r>
-        <w:rPr>
-          <w:lang w:val="it-IT"/>
-        </w:rPr>
-        <w:t>Introduzione di una prima forma di tecnologia organica: dopo X cicli di taglio, sblocco "ascia migliore" (bonus raccolta).</w:t>
-      </w:r>
-      <w:commentRangeEnd w:id="0"/>
-      <w:r>
-        <w:rPr>
-          <w:rStyle w:val="CommentReference"/>
-          <w:sz w:val="24"/>
-          <w:szCs w:val="24"/>
-          <w:lang w:val="it-IT"/>
-        </w:rPr>
-        <w:commentReference w:id="0"/>
-      </w:r>
-    </w:p>
-    <w:p>
-      <w:pPr>
-        <w:rPr>
-          <w:b/>
-          <w:bCs/>
-        </w:rPr>
-      </w:pPr>
-      <w:r>
-        <w:rPr>
-          <w:b/>
-          <w:bCs/>
-        </w:rPr>
-        <w:t>MVP4 – Informazione imperfetta e report</w:t>
-      </w:r>
-    </w:p>
-    <w:p>
-      <w:pPr>
-        <w:numPr>
-          <w:ilvl w:val="0"/>
-          <w:numId w:val="13"/>
-        </w:numPr>
-        <w:rPr>
-          <w:lang w:val="it-IT"/>
-        </w:rPr>
-      </w:pPr>
-      <w:r>
-        <w:rPr>
-          <w:lang w:val="it-IT"/>
-        </w:rPr>
-        <w:t>Il campo base ha una "riserva di cibo" che non conosci esattamente: vedi una stima arrotondata.</w:t>
-      </w:r>
-    </w:p>
-    <w:p>
-      <w:pPr>
-        <w:numPr>
-          <w:ilvl w:val="0"/>
-          <w:numId w:val="13"/>
-        </w:numPr>
-        <w:rPr>
-          <w:lang w:val="it-IT"/>
-        </w:rPr>
-      </w:pPr>
-      <w:r>
-        <w:rPr>
-          <w:lang w:val="it-IT"/>
-        </w:rPr>
-        <w:t>Per sapere quanta legna hai realmente, devi inviare qualcuno a controllare o aspettare il report di chi torna.</w:t>
-      </w:r>
-    </w:p>
-    <w:p>
-      <w:pPr>
-        <w:numPr>
-          <w:ilvl w:val="0"/>
-          <w:numId w:val="13"/>
-        </w:numPr>
-        <w:rPr>
-          <w:lang w:val="it-IT"/>
-        </w:rPr>
-      </w:pPr>
-      <w:r>
-        <w:rPr>
-          <w:lang w:val="it-IT"/>
-        </w:rPr>
-        <w:t xml:space="preserve">Raggio visivo del giocatore: dove </w:t>
-      </w:r>
-      <w:r>
-        <w:rPr>
-          <w:lang w:val="it-IT"/>
-        </w:rPr>
-        <w:t>sei</w:t>
-      </w:r>
-      <w:r>
-        <w:rPr>
-          <w:lang w:val="it-IT"/>
-        </w:rPr>
-        <w:t>, vedi; il resto è buio o sfocato.</w:t>
-      </w:r>
-    </w:p>
-    <w:p>
-      <w:pPr>
-        <w:numPr>
-          <w:ilvl w:val="0"/>
-          <w:numId w:val="13"/>
-        </w:numPr>
-        <w:rPr>
-          <w:lang w:val="it-IT"/>
-        </w:rPr>
-      </w:pPr>
-      <w:r>
-        <w:rPr>
-          <w:lang w:val="it-IT"/>
-        </w:rPr>
-        <w:t>I report possono essere ritardati o imprecisi in base alla distanza.</w:t>
-      </w:r>
-    </w:p>
-    <w:p>
-      <w:pPr>
-        <w:rPr>
-          <w:b/>
-          <w:bCs/>
-        </w:rPr>
-      </w:pPr>
-      <w:r>
-        <w:rPr>
-          <w:b/>
-          <w:bCs/>
-        </w:rPr>
-        <w:t>MVP5 – Seconda tribù e territorio</w:t>
-      </w:r>
-    </w:p>
-    <w:p>
-      <w:pPr>
-        <w:numPr>
-          <w:ilvl w:val="0"/>
-          <w:numId w:val="14"/>
-        </w:numPr>
-        <w:rPr>
-          <w:lang w:val="it-IT"/>
-        </w:rPr>
-      </w:pPr>
-      <w:r>
-        <w:rPr>
-          <w:lang w:val="it-IT"/>
-        </w:rPr>
-        <w:t>Una seconda tribù vicina condivide la stessa foresta.</w:t>
-      </w:r>
-    </w:p>
-    <w:p>
-      <w:pPr>
-        <w:numPr>
-          <w:ilvl w:val="0"/>
-          <w:numId w:val="14"/>
-        </w:numPr>
-        <w:rPr>
-          <w:lang w:val="it-IT"/>
-        </w:rPr>
-      </w:pPr>
-      <w:r>
-        <w:rPr>
-          <w:lang w:val="it-IT"/>
-        </w:rPr>
-        <w:t>Se entrambe tagliano, la foresta si esaurisce prima.</w:t>
-      </w:r>
-    </w:p>
-    <w:p>
-      <w:pPr>
-        <w:numPr>
-          <w:ilvl w:val="0"/>
-          <w:numId w:val="14"/>
-        </w:numPr>
-        <w:rPr>
-          <w:lang w:val="it-IT"/>
-        </w:rPr>
-      </w:pPr>
-      <w:r>
-        <w:rPr>
-          <w:lang w:val="it-IT"/>
-        </w:rPr>
-        <w:t>Possibile scontro se i gruppi si incrociano (combattimento basilare).</w:t>
-      </w:r>
-    </w:p>
-    <w:p>
-      <w:pPr>
-        <w:numPr>
-          <w:ilvl w:val="0"/>
-          <w:numId w:val="14"/>
-        </w:numPr>
-        <w:rPr>
-          <w:lang w:val="it-IT"/>
-        </w:rPr>
-      </w:pPr>
-      <w:r>
-        <w:rPr>
-          <w:lang w:val="it-IT"/>
-        </w:rPr>
-        <w:lastRenderedPageBreak/>
-        <w:t>Inizio del concetto di "territorio d'uso": la foresta è di chi la sta usando.</w:t>
-      </w:r>
-    </w:p>
-    <w:p>
-      <w:pPr>
-        <w:rPr>
-          <w:b/>
-          <w:bCs/>
-          <w:lang w:val="it-IT"/>
-        </w:rPr>
-      </w:pPr>
-      <w:r>
-        <w:rPr>
-          <w:b/>
-          <w:bCs/>
           <w:lang w:val="it-IT"/>
         </w:rPr>
         <w:t>Oltre MVP5</w:t>
@@ -1289,6 +2198,19 @@
           <w:lang w:val="it-IT"/>
         </w:rPr>
         <w:t>Le iterazioni successive del prototipo seguiranno la progressione storica (Era 1: stanzialità, agricoltura, prime strutture; Era 2: metalli, scrittura, amministrazione; ecc.), sbloccando funzionalità corrispondenti man mano che le fondamenta tecniche lo permettono. La priorità sarà sempre validare il loop di base prima di aggiungere complessità.</w:t>
+      </w:r>
+    </w:p>
+    <w:p>
+      <w:pPr>
+        <w:rPr>
+          <w:lang w:val="it-IT"/>
+        </w:rPr>
+      </w:pPr>
+      <w:r>
+        <w:rPr>
+          <w:lang w:val="it-IT"/>
+        </w:rPr>
+        <w:t>Prima però procederemo a raffinare il loop cacciatore/raccoglitore con lo sviluppo tecnologico della pietra, dei primi edifici e delle prime strutture sociali e progressi culturali.</w:t>
       </w:r>
     </w:p>
     <w:p>
@@ -1321,57 +2243,6 @@
 </w:document>
 </file>
 
-<file path=word/comments.xml><?xml version="1.0" encoding="utf-8"?>
-<w:comments xmlns:wpc="http://schemas.microsoft.com/office/word/2010/wordprocessingCanvas" xmlns:cx="http://schemas.microsoft.com/office/drawing/2014/chartex" xmlns:cx1="http://schemas.microsoft.com/office/drawing/2015/9/8/chartex" xmlns:cx2="http://schemas.microsoft.com/office/drawing/2015/10/21/chartex" xmlns:cx3="http://schemas.microsoft.com/office/drawing/2016/5/9/chartex" xmlns:cx4="http://schemas.microsoft.com/office/drawing/2016/5/10/chartex" xmlns:cx5="http://schemas.microsoft.com/office/drawing/2016/5/11/chartex" xmlns:cx6="http://schemas.microsoft.com/office/drawing/2016/5/12/chartex" xmlns:cx7="http://schemas.microsoft.com/office/drawing/2016/5/13/chartex" xmlns:cx8="http://schemas.microsoft.com/office/drawing/2016/5/14/chartex" xmlns:mc="http://schemas.openxmlformats.org/markup-compatibility/2006" xmlns:aink="http://schemas.microsoft.com/office/drawing/2016/ink" xmlns:am3d="http://schemas.microsoft.com/office/drawing/2017/model3d" xmlns:o="urn:schemas-microsoft-com:office:office" xmlns:oel="http://schemas.microsoft.com/office/2019/extlst" xmlns:r="http://schemas.openxmlformats.org/officeDocument/2006/relationships" xmlns:m="http://schemas.openxmlformats.org/officeDocument/2006/math" xmlns:v="urn:schemas-microsoft-com:vml" xmlns:wp14="http://schemas.microsoft.com/office/word/2010/wordprocessingDrawing" xmlns:wp="http://schemas.openxmlformats.org/drawingml/2006/wordprocessingDrawing" xmlns:w10="urn:schemas-microsoft-com:office:word" xmlns:w="http://schemas.openxmlformats.org/wordprocessingml/2006/main" xmlns:w14="http://schemas.microsoft.com/office/word/2010/wordml" xmlns:w15="http://schemas.microsoft.com/office/word/2012/wordml" xmlns:w16cex="http://schemas.microsoft.com/office/word/2018/wordml/cex" xmlns:w16cid="http://schemas.microsoft.com/office/word/2016/wordml/cid" xmlns:w16="http://schemas.microsoft.com/office/word/2018/wordml" xmlns:w16du="http://schemas.microsoft.com/office/word/2023/wordml/word16du" xmlns:w16sdtdh="http://schemas.microsoft.com/office/word/2020/wordml/sdtdatahash" xmlns:w16sdtfl="http://schemas.microsoft.com/office/word/2024/wordml/sdtformatlock" xmlns:w16se="http://schemas.microsoft.com/office/word/2015/wordml/symex" xmlns:wpg="http://schemas.microsoft.com/office/word/2010/wordprocessingGroup" xmlns:wpi="http://schemas.microsoft.com/office/word/2010/wordprocessingInk" xmlns:wne="http://schemas.microsoft.com/office/word/2006/wordml" xmlns:wps="http://schemas.microsoft.com/office/word/2010/wordprocessingShape" mc:Ignorable="w14 w15 w16se w16cid w16 w16cex w16sdtdh w16sdtfl w16du wp14">
-  <w:comment w:id="0" w:author="Davide Salvucci" w:date="2026-07-04T16:48:00Z" w:initials="DS">
-    <w:p>
-      <w:pPr>
-        <w:pStyle w:val="CommentText"/>
-        <w:rPr>
-          <w:lang w:val="it-IT"/>
-        </w:rPr>
-      </w:pPr>
-      <w:r>
-        <w:rPr>
-          <w:rStyle w:val="CommentReference"/>
-        </w:rPr>
-        <w:annotationRef/>
-      </w:r>
-      <w:r>
-        <w:rPr>
-          <w:lang w:val="it-IT"/>
-        </w:rPr>
-        <w:t>Pensare a un altro utilizzo p</w:t>
-      </w:r>
-      <w:r>
-        <w:rPr>
-          <w:lang w:val="it-IT"/>
-        </w:rPr>
-        <w:t>er il secondo materiale, più coerente con una tribù nomade</w:t>
-      </w:r>
-    </w:p>
-  </w:comment>
-</w:comments>
-</file>
-
-<file path=word/commentsExtended.xml><?xml version="1.0" encoding="utf-8"?>
-<w15:commentsEx xmlns:wpc="http://schemas.microsoft.com/office/word/2010/wordprocessingCanvas" xmlns:cx="http://schemas.microsoft.com/office/drawing/2014/chartex" xmlns:cx1="http://schemas.microsoft.com/office/drawing/2015/9/8/chartex" xmlns:cx2="http://schemas.microsoft.com/office/drawing/2015/10/21/chartex" xmlns:cx3="http://schemas.microsoft.com/office/drawing/2016/5/9/chartex" xmlns:cx4="http://schemas.microsoft.com/office/drawing/2016/5/10/chartex" xmlns:cx5="http://schemas.microsoft.com/office/drawing/2016/5/11/chartex" xmlns:cx6="http://schemas.microsoft.com/office/drawing/2016/5/12/chartex" xmlns:cx7="http://schemas.microsoft.com/office/drawing/2016/5/13/chartex" xmlns:cx8="http://schemas.microsoft.com/office/drawing/2016/5/14/chartex" xmlns:mc="http://schemas.openxmlformats.org/markup-compatibility/2006" xmlns:aink="http://schemas.microsoft.com/office/drawing/2016/ink" xmlns:am3d="http://schemas.microsoft.com/office/drawing/2017/model3d" xmlns:o="urn:schemas-microsoft-com:office:office" xmlns:oel="http://schemas.microsoft.com/office/2019/extlst" xmlns:r="http://schemas.openxmlformats.org/officeDocument/2006/relationships" xmlns:m="http://schemas.openxmlformats.org/officeDocument/2006/math" xmlns:v="urn:schemas-microsoft-com:vml" xmlns:wp14="http://schemas.microsoft.com/office/word/2010/wordprocessingDrawing" xmlns:wp="http://schemas.openxmlformats.org/drawingml/2006/wordprocessingDrawing" xmlns:w10="urn:schemas-microsoft-com:office:word" xmlns:w="http://schemas.openxmlformats.org/wordprocessingml/2006/main" xmlns:w14="http://schemas.microsoft.com/office/word/2010/wordml" xmlns:w15="http://schemas.microsoft.com/office/word/2012/wordml" xmlns:w16cex="http://schemas.microsoft.com/office/word/2018/wordml/cex" xmlns:w16cid="http://schemas.microsoft.com/office/word/2016/wordml/cid" xmlns:w16="http://schemas.microsoft.com/office/word/2018/wordml" xmlns:w16du="http://schemas.microsoft.com/office/word/2023/wordml/word16du" xmlns:w16sdtdh="http://schemas.microsoft.com/office/word/2020/wordml/sdtdatahash" xmlns:w16sdtfl="http://schemas.microsoft.com/office/word/2024/wordml/sdtformatlock" xmlns:w16se="http://schemas.microsoft.com/office/word/2015/wordml/symex" xmlns:wpg="http://schemas.microsoft.com/office/word/2010/wordprocessingGroup" xmlns:wpi="http://schemas.microsoft.com/office/word/2010/wordprocessingInk" xmlns:wne="http://schemas.microsoft.com/office/word/2006/wordml" xmlns:wps="http://schemas.microsoft.com/office/word/2010/wordprocessingShape" mc:Ignorable="w14 w15 w16se w16cid w16 w16cex w16sdtdh w16sdtfl w16du wp14">
-  <w15:commentEx w15:paraId="2867176A" w15:done="0"/>
-</w15:commentsEx>
-</file>
-
-<file path=word/commentsExtensible.xml><?xml version="1.0" encoding="utf-8"?>
-<w16cex:commentsExtensible xmlns:wpc="http://schemas.microsoft.com/office/word/2010/wordprocessingCanvas" xmlns:cx="http://schemas.microsoft.com/office/drawing/2014/chartex" xmlns:cx1="http://schemas.microsoft.com/office/drawing/2015/9/8/chartex" xmlns:cx2="http://schemas.microsoft.com/office/drawing/2015/10/21/chartex" xmlns:cx3="http://schemas.microsoft.com/office/drawing/2016/5/9/chartex" xmlns:cx4="http://schemas.microsoft.com/office/drawing/2016/5/10/chartex" xmlns:cx5="http://schemas.microsoft.com/office/drawing/2016/5/11/chartex" xmlns:cx6="http://schemas.microsoft.com/office/drawing/2016/5/12/chartex" xmlns:cx7="http://schemas.microsoft.com/office/drawing/2016/5/13/chartex" xmlns:cx8="http://schemas.microsoft.com/office/drawing/2016/5/14/chartex" xmlns:cr="http://schemas.microsoft.com/office/comments/2020/reactions" xmlns:mc="http://schemas.openxmlformats.org/markup-compatibility/2006" xmlns:aink="http://schemas.microsoft.com/office/drawing/2016/ink" xmlns:am3d="http://schemas.microsoft.com/office/drawing/2017/model3d" xmlns:o="urn:schemas-microsoft-com:office:office" xmlns:oel="http://schemas.microsoft.com/office/2019/extlst" xmlns:r="http://schemas.openxmlformats.org/officeDocument/2006/relationships" xmlns:m="http://schemas.openxmlformats.org/officeDocument/2006/math" xmlns:v="urn:schemas-microsoft-com:vml" xmlns:wp14="http://schemas.microsoft.com/office/word/2010/wordprocessingDrawing" xmlns:wp="http://schemas.openxmlformats.org/drawingml/2006/wordprocessingDrawing" xmlns:w10="urn:schemas-microsoft-com:office:word" xmlns:w="http://schemas.openxmlformats.org/wordprocessingml/2006/main" xmlns:w14="http://schemas.microsoft.com/office/word/2010/wordml" xmlns:w15="http://schemas.microsoft.com/office/word/2012/wordml" xmlns:w16cex="http://schemas.microsoft.com/office/word/2018/wordml/cex" xmlns:w16cid="http://schemas.microsoft.com/office/word/2016/wordml/cid" xmlns:w16="http://schemas.microsoft.com/office/word/2018/wordml" xmlns:w16du="http://schemas.microsoft.com/office/word/2023/wordml/word16du" xmlns:w16sdtdh="http://schemas.microsoft.com/office/word/2020/wordml/sdtdatahash" xmlns:w16sdtfl="http://schemas.microsoft.com/office/word/2024/wordml/sdtformatlock" xmlns:w16se="http://schemas.microsoft.com/office/word/2015/wordml/symex" xmlns:wpg="http://schemas.microsoft.com/office/word/2010/wordprocessingGroup" xmlns:wpi="http://schemas.microsoft.com/office/word/2010/wordprocessingInk" xmlns:wne="http://schemas.microsoft.com/office/word/2006/wordml" xmlns:wps="http://schemas.microsoft.com/office/word/2010/wordprocessingShape" mc:Ignorable="w14 w15 w16se w16cid w16 w16cex w16sdtdh w16sdtfl cr w16du wp14">
-  <w16cex:commentExtensible w16cex:durableId="7FA3D11E" w16cex:dateUtc="2026-07-04T14:48:00Z"/>
-</w16cex:commentsExtensible>
-</file>
-
-<file path=word/commentsIds.xml><?xml version="1.0" encoding="utf-8"?>
-<w16cid:commentsIds xmlns:wpc="http://schemas.microsoft.com/office/word/2010/wordprocessingCanvas" xmlns:cx="http://schemas.microsoft.com/office/drawing/2014/chartex" xmlns:cx1="http://schemas.microsoft.com/office/drawing/2015/9/8/chartex" xmlns:cx2="http://schemas.microsoft.com/office/drawing/2015/10/21/chartex" xmlns:cx3="http://schemas.microsoft.com/office/drawing/2016/5/9/chartex" xmlns:cx4="http://schemas.microsoft.com/office/drawing/2016/5/10/chartex" xmlns:cx5="http://schemas.microsoft.com/office/drawing/2016/5/11/chartex" xmlns:cx6="http://schemas.microsoft.com/office/drawing/2016/5/12/chartex" xmlns:cx7="http://schemas.microsoft.com/office/drawing/2016/5/13/chartex" xmlns:cx8="http://schemas.microsoft.com/office/drawing/2016/5/14/chartex" xmlns:mc="http://schemas.openxmlformats.org/markup-compatibility/2006" xmlns:aink="http://schemas.microsoft.com/office/drawing/2016/ink" xmlns:am3d="http://schemas.microsoft.com/office/drawing/2017/model3d" xmlns:o="urn:schemas-microsoft-com:office:office" xmlns:oel="http://schemas.microsoft.com/office/2019/extlst" xmlns:r="http://schemas.openxmlformats.org/officeDocument/2006/relationships" xmlns:m="http://schemas.openxmlformats.org/officeDocument/2006/math" xmlns:v="urn:schemas-microsoft-com:vml" xmlns:wp14="http://schemas.microsoft.com/office/word/2010/wordprocessingDrawing" xmlns:wp="http://schemas.openxmlformats.org/drawingml/2006/wordprocessingDrawing" xmlns:w10="urn:schemas-microsoft-com:office:word" xmlns:w="http://schemas.openxmlformats.org/wordprocessingml/2006/main" xmlns:w14="http://schemas.microsoft.com/office/word/2010/wordml" xmlns:w15="http://schemas.microsoft.com/office/word/2012/wordml" xmlns:w16cex="http://schemas.microsoft.com/office/word/2018/wordml/cex" xmlns:w16cid="http://schemas.microsoft.com/office/word/2016/wordml/cid" xmlns:w16="http://schemas.microsoft.com/office/word/2018/wordml" xmlns:w16du="http://schemas.microsoft.com/office/word/2023/wordml/word16du" xmlns:w16sdtdh="http://schemas.microsoft.com/office/word/2020/wordml/sdtdatahash" xmlns:w16sdtfl="http://schemas.microsoft.com/office/word/2024/wordml/sdtformatlock" xmlns:w16se="http://schemas.microsoft.com/office/word/2015/wordml/symex" xmlns:wpg="http://schemas.microsoft.com/office/word/2010/wordprocessingGroup" xmlns:wpi="http://schemas.microsoft.com/office/word/2010/wordprocessingInk" xmlns:wne="http://schemas.microsoft.com/office/word/2006/wordml" xmlns:wps="http://schemas.microsoft.com/office/word/2010/wordprocessingShape" mc:Ignorable="w14 w15 w16se w16cid w16 w16cex w16sdtdh w16sdtfl w16du wp14">
-  <w16cid:commentId w16cid:paraId="2867176A" w16cid:durableId="7FA3D11E"/>
-</w16cid:commentsIds>
-</file>
-
 <file path=word/numbering.xml><?xml version="1.0" encoding="utf-8"?>
 <w:numbering xmlns:wpc="http://schemas.microsoft.com/office/word/2010/wordprocessingCanvas" xmlns:cx="http://schemas.microsoft.com/office/drawing/2014/chartex" xmlns:cx1="http://schemas.microsoft.com/office/drawing/2015/9/8/chartex" xmlns:cx2="http://schemas.microsoft.com/office/drawing/2015/10/21/chartex" xmlns:cx3="http://schemas.microsoft.com/office/drawing/2016/5/9/chartex" xmlns:cx4="http://schemas.microsoft.com/office/drawing/2016/5/10/chartex" xmlns:cx5="http://schemas.microsoft.com/office/drawing/2016/5/11/chartex" xmlns:cx6="http://schemas.microsoft.com/office/drawing/2016/5/12/chartex" xmlns:cx7="http://schemas.microsoft.com/office/drawing/2016/5/13/chartex" xmlns:cx8="http://schemas.microsoft.com/office/drawing/2016/5/14/chartex" xmlns:mc="http://schemas.openxmlformats.org/markup-compatibility/2006" xmlns:aink="http://schemas.microsoft.com/office/drawing/2016/ink" xmlns:am3d="http://schemas.microsoft.com/office/drawing/2017/model3d" xmlns:o="urn:schemas-microsoft-com:office:office" xmlns:oel="http://schemas.microsoft.com/office/2019/extlst" xmlns:r="http://schemas.openxmlformats.org/officeDocument/2006/relationships" xmlns:m="http://schemas.openxmlformats.org/officeDocument/2006/math" xmlns:v="urn:schemas-microsoft-com:vml" xmlns:wp14="http://schemas.microsoft.com/office/word/2010/wordprocessingDrawing" xmlns:wp="http://schemas.openxmlformats.org/drawingml/2006/wordprocessingDrawing" xmlns:w10="urn:schemas-microsoft-com:office:word" xmlns:w="http://schemas.openxmlformats.org/wordprocessingml/2006/main" xmlns:w14="http://schemas.microsoft.com/office/word/2010/wordml" xmlns:w15="http://schemas.microsoft.com/office/word/2012/wordml" xmlns:w16cex="http://schemas.microsoft.com/office/word/2018/wordml/cex" xmlns:w16cid="http://schemas.microsoft.com/office/word/2016/wordml/cid" xmlns:w16="http://schemas.microsoft.com/office/word/2018/wordml" xmlns:w16du="http://schemas.microsoft.com/office/word/2023/wordml/word16du" xmlns:w16sdtdh="http://schemas.microsoft.com/office/word/2020/wordml/sdtdatahash" xmlns:w16sdtfl="http://schemas.microsoft.com/office/word/2024/wordml/sdtformatlock" xmlns:w16se="http://schemas.microsoft.com/office/word/2015/wordml/symex" xmlns:wpg="http://schemas.microsoft.com/office/word/2010/wordprocessingGroup" xmlns:wpi="http://schemas.microsoft.com/office/word/2010/wordprocessingInk" xmlns:wne="http://schemas.microsoft.com/office/word/2006/wordml" xmlns:wps="http://schemas.microsoft.com/office/word/2010/wordprocessingShape" mc:Ignorable="w14 w15 w16se w16cid w16 w16cex w16sdtdh w16sdtfl w16du wp14">
   <w:abstractNum w:abstractNumId="0" w15:restartNumberingAfterBreak="0">
@@ -1822,6 +2693,119 @@
     </w:lvl>
   </w:abstractNum>
   <w:abstractNum w:abstractNumId="3" w15:restartNumberingAfterBreak="0">
+    <w:nsid w:val="06121C3C"/>
+    <w:multiLevelType w:val="hybridMultilevel"/>
+    <w:tmpl w:val="C0F657EE"/>
+    <w:lvl w:ilvl="0" w:tplc="08090001">
+      <w:start w:val="1"/>
+      <w:numFmt w:val="bullet"/>
+      <w:lvlText w:val=""/>
+      <w:lvlJc w:val="left"/>
+      <w:pPr>
+        <w:ind w:left="720" w:hanging="360"/>
+      </w:pPr>
+      <w:rPr>
+        <w:rFonts w:ascii="Symbol" w:hAnsi="Symbol" w:hint="default"/>
+      </w:rPr>
+    </w:lvl>
+    <w:lvl w:ilvl="1" w:tplc="08090003" w:tentative="1">
+      <w:start w:val="1"/>
+      <w:numFmt w:val="bullet"/>
+      <w:lvlText w:val="o"/>
+      <w:lvlJc w:val="left"/>
+      <w:pPr>
+        <w:ind w:left="1440" w:hanging="360"/>
+      </w:pPr>
+      <w:rPr>
+        <w:rFonts w:ascii="Courier New" w:hAnsi="Courier New" w:cs="Courier New" w:hint="default"/>
+      </w:rPr>
+    </w:lvl>
+    <w:lvl w:ilvl="2" w:tplc="08090005" w:tentative="1">
+      <w:start w:val="1"/>
+      <w:numFmt w:val="bullet"/>
+      <w:lvlText w:val=""/>
+      <w:lvlJc w:val="left"/>
+      <w:pPr>
+        <w:ind w:left="2160" w:hanging="360"/>
+      </w:pPr>
+      <w:rPr>
+        <w:rFonts w:ascii="Wingdings" w:hAnsi="Wingdings" w:hint="default"/>
+      </w:rPr>
+    </w:lvl>
+    <w:lvl w:ilvl="3" w:tplc="08090001" w:tentative="1">
+      <w:start w:val="1"/>
+      <w:numFmt w:val="bullet"/>
+      <w:lvlText w:val=""/>
+      <w:lvlJc w:val="left"/>
+      <w:pPr>
+        <w:ind w:left="2880" w:hanging="360"/>
+      </w:pPr>
+      <w:rPr>
+        <w:rFonts w:ascii="Symbol" w:hAnsi="Symbol" w:hint="default"/>
+      </w:rPr>
+    </w:lvl>
+    <w:lvl w:ilvl="4" w:tplc="08090003" w:tentative="1">
+      <w:start w:val="1"/>
+      <w:numFmt w:val="bullet"/>
+      <w:lvlText w:val="o"/>
+      <w:lvlJc w:val="left"/>
+      <w:pPr>
+        <w:ind w:left="3600" w:hanging="360"/>
+      </w:pPr>
+      <w:rPr>
+        <w:rFonts w:ascii="Courier New" w:hAnsi="Courier New" w:cs="Courier New" w:hint="default"/>
+      </w:rPr>
+    </w:lvl>
+    <w:lvl w:ilvl="5" w:tplc="08090005" w:tentative="1">
+      <w:start w:val="1"/>
+      <w:numFmt w:val="bullet"/>
+      <w:lvlText w:val=""/>
+      <w:lvlJc w:val="left"/>
+      <w:pPr>
+        <w:ind w:left="4320" w:hanging="360"/>
+      </w:pPr>
+      <w:rPr>
+        <w:rFonts w:ascii="Wingdings" w:hAnsi="Wingdings" w:hint="default"/>
+      </w:rPr>
+    </w:lvl>
+    <w:lvl w:ilvl="6" w:tplc="08090001" w:tentative="1">
+      <w:start w:val="1"/>
+      <w:numFmt w:val="bullet"/>
+      <w:lvlText w:val=""/>
+      <w:lvlJc w:val="left"/>
+      <w:pPr>
+        <w:ind w:left="5040" w:hanging="360"/>
+      </w:pPr>
+      <w:rPr>
+        <w:rFonts w:ascii="Symbol" w:hAnsi="Symbol" w:hint="default"/>
+      </w:rPr>
+    </w:lvl>
+    <w:lvl w:ilvl="7" w:tplc="08090003" w:tentative="1">
+      <w:start w:val="1"/>
+      <w:numFmt w:val="bullet"/>
+      <w:lvlText w:val="o"/>
+      <w:lvlJc w:val="left"/>
+      <w:pPr>
+        <w:ind w:left="5760" w:hanging="360"/>
+      </w:pPr>
+      <w:rPr>
+        <w:rFonts w:ascii="Courier New" w:hAnsi="Courier New" w:cs="Courier New" w:hint="default"/>
+      </w:rPr>
+    </w:lvl>
+    <w:lvl w:ilvl="8" w:tplc="08090005" w:tentative="1">
+      <w:start w:val="1"/>
+      <w:numFmt w:val="bullet"/>
+      <w:lvlText w:val=""/>
+      <w:lvlJc w:val="left"/>
+      <w:pPr>
+        <w:ind w:left="6480" w:hanging="360"/>
+      </w:pPr>
+      <w:rPr>
+        <w:rFonts w:ascii="Wingdings" w:hAnsi="Wingdings" w:hint="default"/>
+      </w:rPr>
+    </w:lvl>
+  </w:abstractNum>
+  <w:abstractNum w:abstractNumId="4" w15:restartNumberingAfterBreak="0">
     <w:nsid w:val="09483044"/>
     <w:multiLevelType w:val="multilevel"/>
     <w:tmpl w:val="C576B672"/>
@@ -1934,7 +2918,7 @@
       </w:pPr>
     </w:lvl>
   </w:abstractNum>
-  <w:abstractNum w:abstractNumId="4" w15:restartNumberingAfterBreak="0">
+  <w:abstractNum w:abstractNumId="5" w15:restartNumberingAfterBreak="0">
     <w:nsid w:val="127B248F"/>
     <w:multiLevelType w:val="multilevel"/>
     <w:tmpl w:val="69F09910"/>
@@ -2047,7 +3031,7 @@
       </w:pPr>
     </w:lvl>
   </w:abstractNum>
-  <w:abstractNum w:abstractNumId="5" w15:restartNumberingAfterBreak="0">
+  <w:abstractNum w:abstractNumId="6" w15:restartNumberingAfterBreak="0">
     <w:nsid w:val="131A0DBD"/>
     <w:multiLevelType w:val="multilevel"/>
     <w:tmpl w:val="7668DF54"/>
@@ -2196,7 +3180,7 @@
       </w:rPr>
     </w:lvl>
   </w:abstractNum>
-  <w:abstractNum w:abstractNumId="6" w15:restartNumberingAfterBreak="0">
+  <w:abstractNum w:abstractNumId="7" w15:restartNumberingAfterBreak="0">
     <w:nsid w:val="15FE68FE"/>
     <w:multiLevelType w:val="multilevel"/>
     <w:tmpl w:val="65F83AEE"/>
@@ -2345,7 +3329,7 @@
       </w:rPr>
     </w:lvl>
   </w:abstractNum>
-  <w:abstractNum w:abstractNumId="7" w15:restartNumberingAfterBreak="0">
+  <w:abstractNum w:abstractNumId="8" w15:restartNumberingAfterBreak="0">
     <w:nsid w:val="17235FE1"/>
     <w:multiLevelType w:val="multilevel"/>
     <w:tmpl w:val="F34AE5A0"/>
@@ -2494,7 +3478,7 @@
       </w:rPr>
     </w:lvl>
   </w:abstractNum>
-  <w:abstractNum w:abstractNumId="8" w15:restartNumberingAfterBreak="0">
+  <w:abstractNum w:abstractNumId="9" w15:restartNumberingAfterBreak="0">
     <w:nsid w:val="1996508A"/>
     <w:multiLevelType w:val="multilevel"/>
     <w:tmpl w:val="F198151A"/>
@@ -2643,7 +3627,7 @@
       </w:rPr>
     </w:lvl>
   </w:abstractNum>
-  <w:abstractNum w:abstractNumId="9" w15:restartNumberingAfterBreak="0">
+  <w:abstractNum w:abstractNumId="10" w15:restartNumberingAfterBreak="0">
     <w:nsid w:val="1A7819A8"/>
     <w:multiLevelType w:val="multilevel"/>
     <w:tmpl w:val="10E466CE"/>
@@ -2792,7 +3776,603 @@
       </w:rPr>
     </w:lvl>
   </w:abstractNum>
-  <w:abstractNum w:abstractNumId="10" w15:restartNumberingAfterBreak="0">
+  <w:abstractNum w:abstractNumId="11" w15:restartNumberingAfterBreak="0">
+    <w:nsid w:val="1DE16D1E"/>
+    <w:multiLevelType w:val="multilevel"/>
+    <w:tmpl w:val="D0AA7ED4"/>
+    <w:lvl w:ilvl="0">
+      <w:start w:val="1"/>
+      <w:numFmt w:val="bullet"/>
+      <w:lvlText w:val=""/>
+      <w:lvlJc w:val="left"/>
+      <w:pPr>
+        <w:tabs>
+          <w:tab w:val="num" w:pos="720"/>
+        </w:tabs>
+        <w:ind w:left="720" w:hanging="360"/>
+      </w:pPr>
+      <w:rPr>
+        <w:rFonts w:ascii="Symbol" w:hAnsi="Symbol" w:hint="default"/>
+        <w:sz w:val="20"/>
+      </w:rPr>
+    </w:lvl>
+    <w:lvl w:ilvl="1" w:tentative="1">
+      <w:start w:val="1"/>
+      <w:numFmt w:val="bullet"/>
+      <w:lvlText w:val="o"/>
+      <w:lvlJc w:val="left"/>
+      <w:pPr>
+        <w:tabs>
+          <w:tab w:val="num" w:pos="1440"/>
+        </w:tabs>
+        <w:ind w:left="1440" w:hanging="360"/>
+      </w:pPr>
+      <w:rPr>
+        <w:rFonts w:ascii="Courier New" w:hAnsi="Courier New" w:hint="default"/>
+        <w:sz w:val="20"/>
+      </w:rPr>
+    </w:lvl>
+    <w:lvl w:ilvl="2" w:tentative="1">
+      <w:start w:val="1"/>
+      <w:numFmt w:val="bullet"/>
+      <w:lvlText w:val=""/>
+      <w:lvlJc w:val="left"/>
+      <w:pPr>
+        <w:tabs>
+          <w:tab w:val="num" w:pos="2160"/>
+        </w:tabs>
+        <w:ind w:left="2160" w:hanging="360"/>
+      </w:pPr>
+      <w:rPr>
+        <w:rFonts w:ascii="Wingdings" w:hAnsi="Wingdings" w:hint="default"/>
+        <w:sz w:val="20"/>
+      </w:rPr>
+    </w:lvl>
+    <w:lvl w:ilvl="3" w:tentative="1">
+      <w:start w:val="1"/>
+      <w:numFmt w:val="bullet"/>
+      <w:lvlText w:val=""/>
+      <w:lvlJc w:val="left"/>
+      <w:pPr>
+        <w:tabs>
+          <w:tab w:val="num" w:pos="2880"/>
+        </w:tabs>
+        <w:ind w:left="2880" w:hanging="360"/>
+      </w:pPr>
+      <w:rPr>
+        <w:rFonts w:ascii="Wingdings" w:hAnsi="Wingdings" w:hint="default"/>
+        <w:sz w:val="20"/>
+      </w:rPr>
+    </w:lvl>
+    <w:lvl w:ilvl="4" w:tentative="1">
+      <w:start w:val="1"/>
+      <w:numFmt w:val="bullet"/>
+      <w:lvlText w:val=""/>
+      <w:lvlJc w:val="left"/>
+      <w:pPr>
+        <w:tabs>
+          <w:tab w:val="num" w:pos="3600"/>
+        </w:tabs>
+        <w:ind w:left="3600" w:hanging="360"/>
+      </w:pPr>
+      <w:rPr>
+        <w:rFonts w:ascii="Wingdings" w:hAnsi="Wingdings" w:hint="default"/>
+        <w:sz w:val="20"/>
+      </w:rPr>
+    </w:lvl>
+    <w:lvl w:ilvl="5" w:tentative="1">
+      <w:start w:val="1"/>
+      <w:numFmt w:val="bullet"/>
+      <w:lvlText w:val=""/>
+      <w:lvlJc w:val="left"/>
+      <w:pPr>
+        <w:tabs>
+          <w:tab w:val="num" w:pos="4320"/>
+        </w:tabs>
+        <w:ind w:left="4320" w:hanging="360"/>
+      </w:pPr>
+      <w:rPr>
+        <w:rFonts w:ascii="Wingdings" w:hAnsi="Wingdings" w:hint="default"/>
+        <w:sz w:val="20"/>
+      </w:rPr>
+    </w:lvl>
+    <w:lvl w:ilvl="6" w:tentative="1">
+      <w:start w:val="1"/>
+      <w:numFmt w:val="bullet"/>
+      <w:lvlText w:val=""/>
+      <w:lvlJc w:val="left"/>
+      <w:pPr>
+        <w:tabs>
+          <w:tab w:val="num" w:pos="5040"/>
+        </w:tabs>
+        <w:ind w:left="5040" w:hanging="360"/>
+      </w:pPr>
+      <w:rPr>
+        <w:rFonts w:ascii="Wingdings" w:hAnsi="Wingdings" w:hint="default"/>
+        <w:sz w:val="20"/>
+      </w:rPr>
+    </w:lvl>
+    <w:lvl w:ilvl="7" w:tentative="1">
+      <w:start w:val="1"/>
+      <w:numFmt w:val="bullet"/>
+      <w:lvlText w:val=""/>
+      <w:lvlJc w:val="left"/>
+      <w:pPr>
+        <w:tabs>
+          <w:tab w:val="num" w:pos="5760"/>
+        </w:tabs>
+        <w:ind w:left="5760" w:hanging="360"/>
+      </w:pPr>
+      <w:rPr>
+        <w:rFonts w:ascii="Wingdings" w:hAnsi="Wingdings" w:hint="default"/>
+        <w:sz w:val="20"/>
+      </w:rPr>
+    </w:lvl>
+    <w:lvl w:ilvl="8" w:tentative="1">
+      <w:start w:val="1"/>
+      <w:numFmt w:val="bullet"/>
+      <w:lvlText w:val=""/>
+      <w:lvlJc w:val="left"/>
+      <w:pPr>
+        <w:tabs>
+          <w:tab w:val="num" w:pos="6480"/>
+        </w:tabs>
+        <w:ind w:left="6480" w:hanging="360"/>
+      </w:pPr>
+      <w:rPr>
+        <w:rFonts w:ascii="Wingdings" w:hAnsi="Wingdings" w:hint="default"/>
+        <w:sz w:val="20"/>
+      </w:rPr>
+    </w:lvl>
+  </w:abstractNum>
+  <w:abstractNum w:abstractNumId="12" w15:restartNumberingAfterBreak="0">
+    <w:nsid w:val="21DA54DB"/>
+    <w:multiLevelType w:val="multilevel"/>
+    <w:tmpl w:val="2FFAF406"/>
+    <w:lvl w:ilvl="0">
+      <w:start w:val="1"/>
+      <w:numFmt w:val="bullet"/>
+      <w:lvlText w:val=""/>
+      <w:lvlJc w:val="left"/>
+      <w:pPr>
+        <w:tabs>
+          <w:tab w:val="num" w:pos="720"/>
+        </w:tabs>
+        <w:ind w:left="720" w:hanging="360"/>
+      </w:pPr>
+      <w:rPr>
+        <w:rFonts w:ascii="Symbol" w:hAnsi="Symbol" w:hint="default"/>
+        <w:sz w:val="20"/>
+      </w:rPr>
+    </w:lvl>
+    <w:lvl w:ilvl="1" w:tentative="1">
+      <w:start w:val="1"/>
+      <w:numFmt w:val="bullet"/>
+      <w:lvlText w:val="o"/>
+      <w:lvlJc w:val="left"/>
+      <w:pPr>
+        <w:tabs>
+          <w:tab w:val="num" w:pos="1440"/>
+        </w:tabs>
+        <w:ind w:left="1440" w:hanging="360"/>
+      </w:pPr>
+      <w:rPr>
+        <w:rFonts w:ascii="Courier New" w:hAnsi="Courier New" w:hint="default"/>
+        <w:sz w:val="20"/>
+      </w:rPr>
+    </w:lvl>
+    <w:lvl w:ilvl="2" w:tentative="1">
+      <w:start w:val="1"/>
+      <w:numFmt w:val="bullet"/>
+      <w:lvlText w:val=""/>
+      <w:lvlJc w:val="left"/>
+      <w:pPr>
+        <w:tabs>
+          <w:tab w:val="num" w:pos="2160"/>
+        </w:tabs>
+        <w:ind w:left="2160" w:hanging="360"/>
+      </w:pPr>
+      <w:rPr>
+        <w:rFonts w:ascii="Wingdings" w:hAnsi="Wingdings" w:hint="default"/>
+        <w:sz w:val="20"/>
+      </w:rPr>
+    </w:lvl>
+    <w:lvl w:ilvl="3" w:tentative="1">
+      <w:start w:val="1"/>
+      <w:numFmt w:val="bullet"/>
+      <w:lvlText w:val=""/>
+      <w:lvlJc w:val="left"/>
+      <w:pPr>
+        <w:tabs>
+          <w:tab w:val="num" w:pos="2880"/>
+        </w:tabs>
+        <w:ind w:left="2880" w:hanging="360"/>
+      </w:pPr>
+      <w:rPr>
+        <w:rFonts w:ascii="Wingdings" w:hAnsi="Wingdings" w:hint="default"/>
+        <w:sz w:val="20"/>
+      </w:rPr>
+    </w:lvl>
+    <w:lvl w:ilvl="4" w:tentative="1">
+      <w:start w:val="1"/>
+      <w:numFmt w:val="bullet"/>
+      <w:lvlText w:val=""/>
+      <w:lvlJc w:val="left"/>
+      <w:pPr>
+        <w:tabs>
+          <w:tab w:val="num" w:pos="3600"/>
+        </w:tabs>
+        <w:ind w:left="3600" w:hanging="360"/>
+      </w:pPr>
+      <w:rPr>
+        <w:rFonts w:ascii="Wingdings" w:hAnsi="Wingdings" w:hint="default"/>
+        <w:sz w:val="20"/>
+      </w:rPr>
+    </w:lvl>
+    <w:lvl w:ilvl="5" w:tentative="1">
+      <w:start w:val="1"/>
+      <w:numFmt w:val="bullet"/>
+      <w:lvlText w:val=""/>
+      <w:lvlJc w:val="left"/>
+      <w:pPr>
+        <w:tabs>
+          <w:tab w:val="num" w:pos="4320"/>
+        </w:tabs>
+        <w:ind w:left="4320" w:hanging="360"/>
+      </w:pPr>
+      <w:rPr>
+        <w:rFonts w:ascii="Wingdings" w:hAnsi="Wingdings" w:hint="default"/>
+        <w:sz w:val="20"/>
+      </w:rPr>
+    </w:lvl>
+    <w:lvl w:ilvl="6" w:tentative="1">
+      <w:start w:val="1"/>
+      <w:numFmt w:val="bullet"/>
+      <w:lvlText w:val=""/>
+      <w:lvlJc w:val="left"/>
+      <w:pPr>
+        <w:tabs>
+          <w:tab w:val="num" w:pos="5040"/>
+        </w:tabs>
+        <w:ind w:left="5040" w:hanging="360"/>
+      </w:pPr>
+      <w:rPr>
+        <w:rFonts w:ascii="Wingdings" w:hAnsi="Wingdings" w:hint="default"/>
+        <w:sz w:val="20"/>
+      </w:rPr>
+    </w:lvl>
+    <w:lvl w:ilvl="7" w:tentative="1">
+      <w:start w:val="1"/>
+      <w:numFmt w:val="bullet"/>
+      <w:lvlText w:val=""/>
+      <w:lvlJc w:val="left"/>
+      <w:pPr>
+        <w:tabs>
+          <w:tab w:val="num" w:pos="5760"/>
+        </w:tabs>
+        <w:ind w:left="5760" w:hanging="360"/>
+      </w:pPr>
+      <w:rPr>
+        <w:rFonts w:ascii="Wingdings" w:hAnsi="Wingdings" w:hint="default"/>
+        <w:sz w:val="20"/>
+      </w:rPr>
+    </w:lvl>
+    <w:lvl w:ilvl="8" w:tentative="1">
+      <w:start w:val="1"/>
+      <w:numFmt w:val="bullet"/>
+      <w:lvlText w:val=""/>
+      <w:lvlJc w:val="left"/>
+      <w:pPr>
+        <w:tabs>
+          <w:tab w:val="num" w:pos="6480"/>
+        </w:tabs>
+        <w:ind w:left="6480" w:hanging="360"/>
+      </w:pPr>
+      <w:rPr>
+        <w:rFonts w:ascii="Wingdings" w:hAnsi="Wingdings" w:hint="default"/>
+        <w:sz w:val="20"/>
+      </w:rPr>
+    </w:lvl>
+  </w:abstractNum>
+  <w:abstractNum w:abstractNumId="13" w15:restartNumberingAfterBreak="0">
+    <w:nsid w:val="25322051"/>
+    <w:multiLevelType w:val="multilevel"/>
+    <w:tmpl w:val="E05A99D0"/>
+    <w:lvl w:ilvl="0">
+      <w:start w:val="1"/>
+      <w:numFmt w:val="bullet"/>
+      <w:lvlText w:val=""/>
+      <w:lvlJc w:val="left"/>
+      <w:pPr>
+        <w:tabs>
+          <w:tab w:val="num" w:pos="720"/>
+        </w:tabs>
+        <w:ind w:left="720" w:hanging="360"/>
+      </w:pPr>
+      <w:rPr>
+        <w:rFonts w:ascii="Symbol" w:hAnsi="Symbol" w:hint="default"/>
+        <w:sz w:val="20"/>
+      </w:rPr>
+    </w:lvl>
+    <w:lvl w:ilvl="1" w:tentative="1">
+      <w:start w:val="1"/>
+      <w:numFmt w:val="bullet"/>
+      <w:lvlText w:val="o"/>
+      <w:lvlJc w:val="left"/>
+      <w:pPr>
+        <w:tabs>
+          <w:tab w:val="num" w:pos="1440"/>
+        </w:tabs>
+        <w:ind w:left="1440" w:hanging="360"/>
+      </w:pPr>
+      <w:rPr>
+        <w:rFonts w:ascii="Courier New" w:hAnsi="Courier New" w:hint="default"/>
+        <w:sz w:val="20"/>
+      </w:rPr>
+    </w:lvl>
+    <w:lvl w:ilvl="2" w:tentative="1">
+      <w:start w:val="1"/>
+      <w:numFmt w:val="bullet"/>
+      <w:lvlText w:val=""/>
+      <w:lvlJc w:val="left"/>
+      <w:pPr>
+        <w:tabs>
+          <w:tab w:val="num" w:pos="2160"/>
+        </w:tabs>
+        <w:ind w:left="2160" w:hanging="360"/>
+      </w:pPr>
+      <w:rPr>
+        <w:rFonts w:ascii="Wingdings" w:hAnsi="Wingdings" w:hint="default"/>
+        <w:sz w:val="20"/>
+      </w:rPr>
+    </w:lvl>
+    <w:lvl w:ilvl="3" w:tentative="1">
+      <w:start w:val="1"/>
+      <w:numFmt w:val="bullet"/>
+      <w:lvlText w:val=""/>
+      <w:lvlJc w:val="left"/>
+      <w:pPr>
+        <w:tabs>
+          <w:tab w:val="num" w:pos="2880"/>
+        </w:tabs>
+        <w:ind w:left="2880" w:hanging="360"/>
+      </w:pPr>
+      <w:rPr>
+        <w:rFonts w:ascii="Wingdings" w:hAnsi="Wingdings" w:hint="default"/>
+        <w:sz w:val="20"/>
+      </w:rPr>
+    </w:lvl>
+    <w:lvl w:ilvl="4" w:tentative="1">
+      <w:start w:val="1"/>
+      <w:numFmt w:val="bullet"/>
+      <w:lvlText w:val=""/>
+      <w:lvlJc w:val="left"/>
+      <w:pPr>
+        <w:tabs>
+          <w:tab w:val="num" w:pos="3600"/>
+        </w:tabs>
+        <w:ind w:left="3600" w:hanging="360"/>
+      </w:pPr>
+      <w:rPr>
+        <w:rFonts w:ascii="Wingdings" w:hAnsi="Wingdings" w:hint="default"/>
+        <w:sz w:val="20"/>
+      </w:rPr>
+    </w:lvl>
+    <w:lvl w:ilvl="5" w:tentative="1">
+      <w:start w:val="1"/>
+      <w:numFmt w:val="bullet"/>
+      <w:lvlText w:val=""/>
+      <w:lvlJc w:val="left"/>
+      <w:pPr>
+        <w:tabs>
+          <w:tab w:val="num" w:pos="4320"/>
+        </w:tabs>
+        <w:ind w:left="4320" w:hanging="360"/>
+      </w:pPr>
+      <w:rPr>
+        <w:rFonts w:ascii="Wingdings" w:hAnsi="Wingdings" w:hint="default"/>
+        <w:sz w:val="20"/>
+      </w:rPr>
+    </w:lvl>
+    <w:lvl w:ilvl="6" w:tentative="1">
+      <w:start w:val="1"/>
+      <w:numFmt w:val="bullet"/>
+      <w:lvlText w:val=""/>
+      <w:lvlJc w:val="left"/>
+      <w:pPr>
+        <w:tabs>
+          <w:tab w:val="num" w:pos="5040"/>
+        </w:tabs>
+        <w:ind w:left="5040" w:hanging="360"/>
+      </w:pPr>
+      <w:rPr>
+        <w:rFonts w:ascii="Wingdings" w:hAnsi="Wingdings" w:hint="default"/>
+        <w:sz w:val="20"/>
+      </w:rPr>
+    </w:lvl>
+    <w:lvl w:ilvl="7" w:tentative="1">
+      <w:start w:val="1"/>
+      <w:numFmt w:val="bullet"/>
+      <w:lvlText w:val=""/>
+      <w:lvlJc w:val="left"/>
+      <w:pPr>
+        <w:tabs>
+          <w:tab w:val="num" w:pos="5760"/>
+        </w:tabs>
+        <w:ind w:left="5760" w:hanging="360"/>
+      </w:pPr>
+      <w:rPr>
+        <w:rFonts w:ascii="Wingdings" w:hAnsi="Wingdings" w:hint="default"/>
+        <w:sz w:val="20"/>
+      </w:rPr>
+    </w:lvl>
+    <w:lvl w:ilvl="8" w:tentative="1">
+      <w:start w:val="1"/>
+      <w:numFmt w:val="bullet"/>
+      <w:lvlText w:val=""/>
+      <w:lvlJc w:val="left"/>
+      <w:pPr>
+        <w:tabs>
+          <w:tab w:val="num" w:pos="6480"/>
+        </w:tabs>
+        <w:ind w:left="6480" w:hanging="360"/>
+      </w:pPr>
+      <w:rPr>
+        <w:rFonts w:ascii="Wingdings" w:hAnsi="Wingdings" w:hint="default"/>
+        <w:sz w:val="20"/>
+      </w:rPr>
+    </w:lvl>
+  </w:abstractNum>
+  <w:abstractNum w:abstractNumId="14" w15:restartNumberingAfterBreak="0">
+    <w:nsid w:val="2CA60B07"/>
+    <w:multiLevelType w:val="multilevel"/>
+    <w:tmpl w:val="85FA6EEA"/>
+    <w:lvl w:ilvl="0">
+      <w:start w:val="1"/>
+      <w:numFmt w:val="bullet"/>
+      <w:lvlText w:val=""/>
+      <w:lvlJc w:val="left"/>
+      <w:pPr>
+        <w:tabs>
+          <w:tab w:val="num" w:pos="720"/>
+        </w:tabs>
+        <w:ind w:left="720" w:hanging="360"/>
+      </w:pPr>
+      <w:rPr>
+        <w:rFonts w:ascii="Symbol" w:hAnsi="Symbol" w:hint="default"/>
+        <w:sz w:val="20"/>
+      </w:rPr>
+    </w:lvl>
+    <w:lvl w:ilvl="1" w:tentative="1">
+      <w:start w:val="1"/>
+      <w:numFmt w:val="bullet"/>
+      <w:lvlText w:val="o"/>
+      <w:lvlJc w:val="left"/>
+      <w:pPr>
+        <w:tabs>
+          <w:tab w:val="num" w:pos="1440"/>
+        </w:tabs>
+        <w:ind w:left="1440" w:hanging="360"/>
+      </w:pPr>
+      <w:rPr>
+        <w:rFonts w:ascii="Courier New" w:hAnsi="Courier New" w:hint="default"/>
+        <w:sz w:val="20"/>
+      </w:rPr>
+    </w:lvl>
+    <w:lvl w:ilvl="2" w:tentative="1">
+      <w:start w:val="1"/>
+      <w:numFmt w:val="bullet"/>
+      <w:lvlText w:val=""/>
+      <w:lvlJc w:val="left"/>
+      <w:pPr>
+        <w:tabs>
+          <w:tab w:val="num" w:pos="2160"/>
+        </w:tabs>
+        <w:ind w:left="2160" w:hanging="360"/>
+      </w:pPr>
+      <w:rPr>
+        <w:rFonts w:ascii="Wingdings" w:hAnsi="Wingdings" w:hint="default"/>
+        <w:sz w:val="20"/>
+      </w:rPr>
+    </w:lvl>
+    <w:lvl w:ilvl="3" w:tentative="1">
+      <w:start w:val="1"/>
+      <w:numFmt w:val="bullet"/>
+      <w:lvlText w:val=""/>
+      <w:lvlJc w:val="left"/>
+      <w:pPr>
+        <w:tabs>
+          <w:tab w:val="num" w:pos="2880"/>
+        </w:tabs>
+        <w:ind w:left="2880" w:hanging="360"/>
+      </w:pPr>
+      <w:rPr>
+        <w:rFonts w:ascii="Wingdings" w:hAnsi="Wingdings" w:hint="default"/>
+        <w:sz w:val="20"/>
+      </w:rPr>
+    </w:lvl>
+    <w:lvl w:ilvl="4" w:tentative="1">
+      <w:start w:val="1"/>
+      <w:numFmt w:val="bullet"/>
+      <w:lvlText w:val=""/>
+      <w:lvlJc w:val="left"/>
+      <w:pPr>
+        <w:tabs>
+          <w:tab w:val="num" w:pos="3600"/>
+        </w:tabs>
+        <w:ind w:left="3600" w:hanging="360"/>
+      </w:pPr>
+      <w:rPr>
+        <w:rFonts w:ascii="Wingdings" w:hAnsi="Wingdings" w:hint="default"/>
+        <w:sz w:val="20"/>
+      </w:rPr>
+    </w:lvl>
+    <w:lvl w:ilvl="5" w:tentative="1">
+      <w:start w:val="1"/>
+      <w:numFmt w:val="bullet"/>
+      <w:lvlText w:val=""/>
+      <w:lvlJc w:val="left"/>
+      <w:pPr>
+        <w:tabs>
+          <w:tab w:val="num" w:pos="4320"/>
+        </w:tabs>
+        <w:ind w:left="4320" w:hanging="360"/>
+      </w:pPr>
+      <w:rPr>
+        <w:rFonts w:ascii="Wingdings" w:hAnsi="Wingdings" w:hint="default"/>
+        <w:sz w:val="20"/>
+      </w:rPr>
+    </w:lvl>
+    <w:lvl w:ilvl="6" w:tentative="1">
+      <w:start w:val="1"/>
+      <w:numFmt w:val="bullet"/>
+      <w:lvlText w:val=""/>
+      <w:lvlJc w:val="left"/>
+      <w:pPr>
+        <w:tabs>
+          <w:tab w:val="num" w:pos="5040"/>
+        </w:tabs>
+        <w:ind w:left="5040" w:hanging="360"/>
+      </w:pPr>
+      <w:rPr>
+        <w:rFonts w:ascii="Wingdings" w:hAnsi="Wingdings" w:hint="default"/>
+        <w:sz w:val="20"/>
+      </w:rPr>
+    </w:lvl>
+    <w:lvl w:ilvl="7" w:tentative="1">
+      <w:start w:val="1"/>
+      <w:numFmt w:val="bullet"/>
+      <w:lvlText w:val=""/>
+      <w:lvlJc w:val="left"/>
+      <w:pPr>
+        <w:tabs>
+          <w:tab w:val="num" w:pos="5760"/>
+        </w:tabs>
+        <w:ind w:left="5760" w:hanging="360"/>
+      </w:pPr>
+      <w:rPr>
+        <w:rFonts w:ascii="Wingdings" w:hAnsi="Wingdings" w:hint="default"/>
+        <w:sz w:val="20"/>
+      </w:rPr>
+    </w:lvl>
+    <w:lvl w:ilvl="8" w:tentative="1">
+      <w:start w:val="1"/>
+      <w:numFmt w:val="bullet"/>
+      <w:lvlText w:val=""/>
+      <w:lvlJc w:val="left"/>
+      <w:pPr>
+        <w:tabs>
+          <w:tab w:val="num" w:pos="6480"/>
+        </w:tabs>
+        <w:ind w:left="6480" w:hanging="360"/>
+      </w:pPr>
+      <w:rPr>
+        <w:rFonts w:ascii="Wingdings" w:hAnsi="Wingdings" w:hint="default"/>
+        <w:sz w:val="20"/>
+      </w:rPr>
+    </w:lvl>
+  </w:abstractNum>
+  <w:abstractNum w:abstractNumId="15" w15:restartNumberingAfterBreak="0">
     <w:nsid w:val="2DF54639"/>
     <w:multiLevelType w:val="multilevel"/>
     <w:tmpl w:val="51F6A5B8"/>
@@ -2941,7 +4521,7 @@
       </w:rPr>
     </w:lvl>
   </w:abstractNum>
-  <w:abstractNum w:abstractNumId="11" w15:restartNumberingAfterBreak="0">
+  <w:abstractNum w:abstractNumId="16" w15:restartNumberingAfterBreak="0">
     <w:nsid w:val="31640CA4"/>
     <w:multiLevelType w:val="multilevel"/>
     <w:tmpl w:val="6806343C"/>
@@ -3058,7 +4638,156 @@
       </w:pPr>
     </w:lvl>
   </w:abstractNum>
-  <w:abstractNum w:abstractNumId="12" w15:restartNumberingAfterBreak="0">
+  <w:abstractNum w:abstractNumId="17" w15:restartNumberingAfterBreak="0">
+    <w:nsid w:val="398F5129"/>
+    <w:multiLevelType w:val="multilevel"/>
+    <w:tmpl w:val="A322F550"/>
+    <w:lvl w:ilvl="0">
+      <w:start w:val="1"/>
+      <w:numFmt w:val="bullet"/>
+      <w:lvlText w:val=""/>
+      <w:lvlJc w:val="left"/>
+      <w:pPr>
+        <w:tabs>
+          <w:tab w:val="num" w:pos="720"/>
+        </w:tabs>
+        <w:ind w:left="720" w:hanging="360"/>
+      </w:pPr>
+      <w:rPr>
+        <w:rFonts w:ascii="Symbol" w:hAnsi="Symbol" w:hint="default"/>
+        <w:sz w:val="20"/>
+      </w:rPr>
+    </w:lvl>
+    <w:lvl w:ilvl="1" w:tentative="1">
+      <w:start w:val="1"/>
+      <w:numFmt w:val="bullet"/>
+      <w:lvlText w:val="o"/>
+      <w:lvlJc w:val="left"/>
+      <w:pPr>
+        <w:tabs>
+          <w:tab w:val="num" w:pos="1440"/>
+        </w:tabs>
+        <w:ind w:left="1440" w:hanging="360"/>
+      </w:pPr>
+      <w:rPr>
+        <w:rFonts w:ascii="Courier New" w:hAnsi="Courier New" w:hint="default"/>
+        <w:sz w:val="20"/>
+      </w:rPr>
+    </w:lvl>
+    <w:lvl w:ilvl="2" w:tentative="1">
+      <w:start w:val="1"/>
+      <w:numFmt w:val="bullet"/>
+      <w:lvlText w:val=""/>
+      <w:lvlJc w:val="left"/>
+      <w:pPr>
+        <w:tabs>
+          <w:tab w:val="num" w:pos="2160"/>
+        </w:tabs>
+        <w:ind w:left="2160" w:hanging="360"/>
+      </w:pPr>
+      <w:rPr>
+        <w:rFonts w:ascii="Wingdings" w:hAnsi="Wingdings" w:hint="default"/>
+        <w:sz w:val="20"/>
+      </w:rPr>
+    </w:lvl>
+    <w:lvl w:ilvl="3" w:tentative="1">
+      <w:start w:val="1"/>
+      <w:numFmt w:val="bullet"/>
+      <w:lvlText w:val=""/>
+      <w:lvlJc w:val="left"/>
+      <w:pPr>
+        <w:tabs>
+          <w:tab w:val="num" w:pos="2880"/>
+        </w:tabs>
+        <w:ind w:left="2880" w:hanging="360"/>
+      </w:pPr>
+      <w:rPr>
+        <w:rFonts w:ascii="Wingdings" w:hAnsi="Wingdings" w:hint="default"/>
+        <w:sz w:val="20"/>
+      </w:rPr>
+    </w:lvl>
+    <w:lvl w:ilvl="4" w:tentative="1">
+      <w:start w:val="1"/>
+      <w:numFmt w:val="bullet"/>
+      <w:lvlText w:val=""/>
+      <w:lvlJc w:val="left"/>
+      <w:pPr>
+        <w:tabs>
+          <w:tab w:val="num" w:pos="3600"/>
+        </w:tabs>
+        <w:ind w:left="3600" w:hanging="360"/>
+      </w:pPr>
+      <w:rPr>
+        <w:rFonts w:ascii="Wingdings" w:hAnsi="Wingdings" w:hint="default"/>
+        <w:sz w:val="20"/>
+      </w:rPr>
+    </w:lvl>
+    <w:lvl w:ilvl="5" w:tentative="1">
+      <w:start w:val="1"/>
+      <w:numFmt w:val="bullet"/>
+      <w:lvlText w:val=""/>
+      <w:lvlJc w:val="left"/>
+      <w:pPr>
+        <w:tabs>
+          <w:tab w:val="num" w:pos="4320"/>
+        </w:tabs>
+        <w:ind w:left="4320" w:hanging="360"/>
+      </w:pPr>
+      <w:rPr>
+        <w:rFonts w:ascii="Wingdings" w:hAnsi="Wingdings" w:hint="default"/>
+        <w:sz w:val="20"/>
+      </w:rPr>
+    </w:lvl>
+    <w:lvl w:ilvl="6" w:tentative="1">
+      <w:start w:val="1"/>
+      <w:numFmt w:val="bullet"/>
+      <w:lvlText w:val=""/>
+      <w:lvlJc w:val="left"/>
+      <w:pPr>
+        <w:tabs>
+          <w:tab w:val="num" w:pos="5040"/>
+        </w:tabs>
+        <w:ind w:left="5040" w:hanging="360"/>
+      </w:pPr>
+      <w:rPr>
+        <w:rFonts w:ascii="Wingdings" w:hAnsi="Wingdings" w:hint="default"/>
+        <w:sz w:val="20"/>
+      </w:rPr>
+    </w:lvl>
+    <w:lvl w:ilvl="7" w:tentative="1">
+      <w:start w:val="1"/>
+      <w:numFmt w:val="bullet"/>
+      <w:lvlText w:val=""/>
+      <w:lvlJc w:val="left"/>
+      <w:pPr>
+        <w:tabs>
+          <w:tab w:val="num" w:pos="5760"/>
+        </w:tabs>
+        <w:ind w:left="5760" w:hanging="360"/>
+      </w:pPr>
+      <w:rPr>
+        <w:rFonts w:ascii="Wingdings" w:hAnsi="Wingdings" w:hint="default"/>
+        <w:sz w:val="20"/>
+      </w:rPr>
+    </w:lvl>
+    <w:lvl w:ilvl="8" w:tentative="1">
+      <w:start w:val="1"/>
+      <w:numFmt w:val="bullet"/>
+      <w:lvlText w:val=""/>
+      <w:lvlJc w:val="left"/>
+      <w:pPr>
+        <w:tabs>
+          <w:tab w:val="num" w:pos="6480"/>
+        </w:tabs>
+        <w:ind w:left="6480" w:hanging="360"/>
+      </w:pPr>
+      <w:rPr>
+        <w:rFonts w:ascii="Wingdings" w:hAnsi="Wingdings" w:hint="default"/>
+        <w:sz w:val="20"/>
+      </w:rPr>
+    </w:lvl>
+  </w:abstractNum>
+  <w:abstractNum w:abstractNumId="18" w15:restartNumberingAfterBreak="0">
     <w:nsid w:val="3CAC5FF4"/>
     <w:multiLevelType w:val="multilevel"/>
     <w:tmpl w:val="BFBC23AA"/>
@@ -3207,7 +4936,305 @@
       </w:rPr>
     </w:lvl>
   </w:abstractNum>
-  <w:abstractNum w:abstractNumId="13" w15:restartNumberingAfterBreak="0">
+  <w:abstractNum w:abstractNumId="19" w15:restartNumberingAfterBreak="0">
+    <w:nsid w:val="4BE4348C"/>
+    <w:multiLevelType w:val="multilevel"/>
+    <w:tmpl w:val="1A58024C"/>
+    <w:lvl w:ilvl="0">
+      <w:start w:val="1"/>
+      <w:numFmt w:val="bullet"/>
+      <w:lvlText w:val=""/>
+      <w:lvlJc w:val="left"/>
+      <w:pPr>
+        <w:tabs>
+          <w:tab w:val="num" w:pos="720"/>
+        </w:tabs>
+        <w:ind w:left="720" w:hanging="360"/>
+      </w:pPr>
+      <w:rPr>
+        <w:rFonts w:ascii="Symbol" w:hAnsi="Symbol" w:hint="default"/>
+        <w:sz w:val="20"/>
+      </w:rPr>
+    </w:lvl>
+    <w:lvl w:ilvl="1" w:tentative="1">
+      <w:start w:val="1"/>
+      <w:numFmt w:val="bullet"/>
+      <w:lvlText w:val="o"/>
+      <w:lvlJc w:val="left"/>
+      <w:pPr>
+        <w:tabs>
+          <w:tab w:val="num" w:pos="1440"/>
+        </w:tabs>
+        <w:ind w:left="1440" w:hanging="360"/>
+      </w:pPr>
+      <w:rPr>
+        <w:rFonts w:ascii="Courier New" w:hAnsi="Courier New" w:hint="default"/>
+        <w:sz w:val="20"/>
+      </w:rPr>
+    </w:lvl>
+    <w:lvl w:ilvl="2" w:tentative="1">
+      <w:start w:val="1"/>
+      <w:numFmt w:val="bullet"/>
+      <w:lvlText w:val=""/>
+      <w:lvlJc w:val="left"/>
+      <w:pPr>
+        <w:tabs>
+          <w:tab w:val="num" w:pos="2160"/>
+        </w:tabs>
+        <w:ind w:left="2160" w:hanging="360"/>
+      </w:pPr>
+      <w:rPr>
+        <w:rFonts w:ascii="Wingdings" w:hAnsi="Wingdings" w:hint="default"/>
+        <w:sz w:val="20"/>
+      </w:rPr>
+    </w:lvl>
+    <w:lvl w:ilvl="3" w:tentative="1">
+      <w:start w:val="1"/>
+      <w:numFmt w:val="bullet"/>
+      <w:lvlText w:val=""/>
+      <w:lvlJc w:val="left"/>
+      <w:pPr>
+        <w:tabs>
+          <w:tab w:val="num" w:pos="2880"/>
+        </w:tabs>
+        <w:ind w:left="2880" w:hanging="360"/>
+      </w:pPr>
+      <w:rPr>
+        <w:rFonts w:ascii="Wingdings" w:hAnsi="Wingdings" w:hint="default"/>
+        <w:sz w:val="20"/>
+      </w:rPr>
+    </w:lvl>
+    <w:lvl w:ilvl="4" w:tentative="1">
+      <w:start w:val="1"/>
+      <w:numFmt w:val="bullet"/>
+      <w:lvlText w:val=""/>
+      <w:lvlJc w:val="left"/>
+      <w:pPr>
+        <w:tabs>
+          <w:tab w:val="num" w:pos="3600"/>
+        </w:tabs>
+        <w:ind w:left="3600" w:hanging="360"/>
+      </w:pPr>
+      <w:rPr>
+        <w:rFonts w:ascii="Wingdings" w:hAnsi="Wingdings" w:hint="default"/>
+        <w:sz w:val="20"/>
+      </w:rPr>
+    </w:lvl>
+    <w:lvl w:ilvl="5" w:tentative="1">
+      <w:start w:val="1"/>
+      <w:numFmt w:val="bullet"/>
+      <w:lvlText w:val=""/>
+      <w:lvlJc w:val="left"/>
+      <w:pPr>
+        <w:tabs>
+          <w:tab w:val="num" w:pos="4320"/>
+        </w:tabs>
+        <w:ind w:left="4320" w:hanging="360"/>
+      </w:pPr>
+      <w:rPr>
+        <w:rFonts w:ascii="Wingdings" w:hAnsi="Wingdings" w:hint="default"/>
+        <w:sz w:val="20"/>
+      </w:rPr>
+    </w:lvl>
+    <w:lvl w:ilvl="6" w:tentative="1">
+      <w:start w:val="1"/>
+      <w:numFmt w:val="bullet"/>
+      <w:lvlText w:val=""/>
+      <w:lvlJc w:val="left"/>
+      <w:pPr>
+        <w:tabs>
+          <w:tab w:val="num" w:pos="5040"/>
+        </w:tabs>
+        <w:ind w:left="5040" w:hanging="360"/>
+      </w:pPr>
+      <w:rPr>
+        <w:rFonts w:ascii="Wingdings" w:hAnsi="Wingdings" w:hint="default"/>
+        <w:sz w:val="20"/>
+      </w:rPr>
+    </w:lvl>
+    <w:lvl w:ilvl="7" w:tentative="1">
+      <w:start w:val="1"/>
+      <w:numFmt w:val="bullet"/>
+      <w:lvlText w:val=""/>
+      <w:lvlJc w:val="left"/>
+      <w:pPr>
+        <w:tabs>
+          <w:tab w:val="num" w:pos="5760"/>
+        </w:tabs>
+        <w:ind w:left="5760" w:hanging="360"/>
+      </w:pPr>
+      <w:rPr>
+        <w:rFonts w:ascii="Wingdings" w:hAnsi="Wingdings" w:hint="default"/>
+        <w:sz w:val="20"/>
+      </w:rPr>
+    </w:lvl>
+    <w:lvl w:ilvl="8" w:tentative="1">
+      <w:start w:val="1"/>
+      <w:numFmt w:val="bullet"/>
+      <w:lvlText w:val=""/>
+      <w:lvlJc w:val="left"/>
+      <w:pPr>
+        <w:tabs>
+          <w:tab w:val="num" w:pos="6480"/>
+        </w:tabs>
+        <w:ind w:left="6480" w:hanging="360"/>
+      </w:pPr>
+      <w:rPr>
+        <w:rFonts w:ascii="Wingdings" w:hAnsi="Wingdings" w:hint="default"/>
+        <w:sz w:val="20"/>
+      </w:rPr>
+    </w:lvl>
+  </w:abstractNum>
+  <w:abstractNum w:abstractNumId="20" w15:restartNumberingAfterBreak="0">
+    <w:nsid w:val="4C046A48"/>
+    <w:multiLevelType w:val="multilevel"/>
+    <w:tmpl w:val="2340BCD6"/>
+    <w:lvl w:ilvl="0">
+      <w:start w:val="1"/>
+      <w:numFmt w:val="bullet"/>
+      <w:lvlText w:val=""/>
+      <w:lvlJc w:val="left"/>
+      <w:pPr>
+        <w:tabs>
+          <w:tab w:val="num" w:pos="720"/>
+        </w:tabs>
+        <w:ind w:left="720" w:hanging="360"/>
+      </w:pPr>
+      <w:rPr>
+        <w:rFonts w:ascii="Symbol" w:hAnsi="Symbol" w:hint="default"/>
+        <w:sz w:val="20"/>
+      </w:rPr>
+    </w:lvl>
+    <w:lvl w:ilvl="1" w:tentative="1">
+      <w:start w:val="1"/>
+      <w:numFmt w:val="bullet"/>
+      <w:lvlText w:val="o"/>
+      <w:lvlJc w:val="left"/>
+      <w:pPr>
+        <w:tabs>
+          <w:tab w:val="num" w:pos="1440"/>
+        </w:tabs>
+        <w:ind w:left="1440" w:hanging="360"/>
+      </w:pPr>
+      <w:rPr>
+        <w:rFonts w:ascii="Courier New" w:hAnsi="Courier New" w:hint="default"/>
+        <w:sz w:val="20"/>
+      </w:rPr>
+    </w:lvl>
+    <w:lvl w:ilvl="2" w:tentative="1">
+      <w:start w:val="1"/>
+      <w:numFmt w:val="bullet"/>
+      <w:lvlText w:val=""/>
+      <w:lvlJc w:val="left"/>
+      <w:pPr>
+        <w:tabs>
+          <w:tab w:val="num" w:pos="2160"/>
+        </w:tabs>
+        <w:ind w:left="2160" w:hanging="360"/>
+      </w:pPr>
+      <w:rPr>
+        <w:rFonts w:ascii="Wingdings" w:hAnsi="Wingdings" w:hint="default"/>
+        <w:sz w:val="20"/>
+      </w:rPr>
+    </w:lvl>
+    <w:lvl w:ilvl="3" w:tentative="1">
+      <w:start w:val="1"/>
+      <w:numFmt w:val="bullet"/>
+      <w:lvlText w:val=""/>
+      <w:lvlJc w:val="left"/>
+      <w:pPr>
+        <w:tabs>
+          <w:tab w:val="num" w:pos="2880"/>
+        </w:tabs>
+        <w:ind w:left="2880" w:hanging="360"/>
+      </w:pPr>
+      <w:rPr>
+        <w:rFonts w:ascii="Wingdings" w:hAnsi="Wingdings" w:hint="default"/>
+        <w:sz w:val="20"/>
+      </w:rPr>
+    </w:lvl>
+    <w:lvl w:ilvl="4" w:tentative="1">
+      <w:start w:val="1"/>
+      <w:numFmt w:val="bullet"/>
+      <w:lvlText w:val=""/>
+      <w:lvlJc w:val="left"/>
+      <w:pPr>
+        <w:tabs>
+          <w:tab w:val="num" w:pos="3600"/>
+        </w:tabs>
+        <w:ind w:left="3600" w:hanging="360"/>
+      </w:pPr>
+      <w:rPr>
+        <w:rFonts w:ascii="Wingdings" w:hAnsi="Wingdings" w:hint="default"/>
+        <w:sz w:val="20"/>
+      </w:rPr>
+    </w:lvl>
+    <w:lvl w:ilvl="5" w:tentative="1">
+      <w:start w:val="1"/>
+      <w:numFmt w:val="bullet"/>
+      <w:lvlText w:val=""/>
+      <w:lvlJc w:val="left"/>
+      <w:pPr>
+        <w:tabs>
+          <w:tab w:val="num" w:pos="4320"/>
+        </w:tabs>
+        <w:ind w:left="4320" w:hanging="360"/>
+      </w:pPr>
+      <w:rPr>
+        <w:rFonts w:ascii="Wingdings" w:hAnsi="Wingdings" w:hint="default"/>
+        <w:sz w:val="20"/>
+      </w:rPr>
+    </w:lvl>
+    <w:lvl w:ilvl="6" w:tentative="1">
+      <w:start w:val="1"/>
+      <w:numFmt w:val="bullet"/>
+      <w:lvlText w:val=""/>
+      <w:lvlJc w:val="left"/>
+      <w:pPr>
+        <w:tabs>
+          <w:tab w:val="num" w:pos="5040"/>
+        </w:tabs>
+        <w:ind w:left="5040" w:hanging="360"/>
+      </w:pPr>
+      <w:rPr>
+        <w:rFonts w:ascii="Wingdings" w:hAnsi="Wingdings" w:hint="default"/>
+        <w:sz w:val="20"/>
+      </w:rPr>
+    </w:lvl>
+    <w:lvl w:ilvl="7" w:tentative="1">
+      <w:start w:val="1"/>
+      <w:numFmt w:val="bullet"/>
+      <w:lvlText w:val=""/>
+      <w:lvlJc w:val="left"/>
+      <w:pPr>
+        <w:tabs>
+          <w:tab w:val="num" w:pos="5760"/>
+        </w:tabs>
+        <w:ind w:left="5760" w:hanging="360"/>
+      </w:pPr>
+      <w:rPr>
+        <w:rFonts w:ascii="Wingdings" w:hAnsi="Wingdings" w:hint="default"/>
+        <w:sz w:val="20"/>
+      </w:rPr>
+    </w:lvl>
+    <w:lvl w:ilvl="8" w:tentative="1">
+      <w:start w:val="1"/>
+      <w:numFmt w:val="bullet"/>
+      <w:lvlText w:val=""/>
+      <w:lvlJc w:val="left"/>
+      <w:pPr>
+        <w:tabs>
+          <w:tab w:val="num" w:pos="6480"/>
+        </w:tabs>
+        <w:ind w:left="6480" w:hanging="360"/>
+      </w:pPr>
+      <w:rPr>
+        <w:rFonts w:ascii="Wingdings" w:hAnsi="Wingdings" w:hint="default"/>
+        <w:sz w:val="20"/>
+      </w:rPr>
+    </w:lvl>
+  </w:abstractNum>
+  <w:abstractNum w:abstractNumId="21" w15:restartNumberingAfterBreak="0">
     <w:nsid w:val="4D186818"/>
     <w:multiLevelType w:val="multilevel"/>
     <w:tmpl w:val="6A7EED2E"/>
@@ -3356,7 +5383,7 @@
       </w:rPr>
     </w:lvl>
   </w:abstractNum>
-  <w:abstractNum w:abstractNumId="14" w15:restartNumberingAfterBreak="0">
+  <w:abstractNum w:abstractNumId="22" w15:restartNumberingAfterBreak="0">
     <w:nsid w:val="4D7C5B44"/>
     <w:multiLevelType w:val="multilevel"/>
     <w:tmpl w:val="0DFE325A"/>
@@ -3505,7 +5532,7 @@
       </w:rPr>
     </w:lvl>
   </w:abstractNum>
-  <w:abstractNum w:abstractNumId="15" w15:restartNumberingAfterBreak="0">
+  <w:abstractNum w:abstractNumId="23" w15:restartNumberingAfterBreak="0">
     <w:nsid w:val="4E5C6A14"/>
     <w:multiLevelType w:val="multilevel"/>
     <w:tmpl w:val="A24A7FAC"/>
@@ -3654,7 +5681,7 @@
       </w:rPr>
     </w:lvl>
   </w:abstractNum>
-  <w:abstractNum w:abstractNumId="16" w15:restartNumberingAfterBreak="0">
+  <w:abstractNum w:abstractNumId="24" w15:restartNumberingAfterBreak="0">
     <w:nsid w:val="538273CB"/>
     <w:multiLevelType w:val="multilevel"/>
     <w:tmpl w:val="0C66EB3A"/>
@@ -3803,7 +5830,305 @@
       </w:rPr>
     </w:lvl>
   </w:abstractNum>
-  <w:abstractNum w:abstractNumId="17" w15:restartNumberingAfterBreak="0">
+  <w:abstractNum w:abstractNumId="25" w15:restartNumberingAfterBreak="0">
+    <w:nsid w:val="5AAF3F94"/>
+    <w:multiLevelType w:val="multilevel"/>
+    <w:tmpl w:val="A9F486C6"/>
+    <w:lvl w:ilvl="0">
+      <w:start w:val="1"/>
+      <w:numFmt w:val="bullet"/>
+      <w:lvlText w:val=""/>
+      <w:lvlJc w:val="left"/>
+      <w:pPr>
+        <w:tabs>
+          <w:tab w:val="num" w:pos="720"/>
+        </w:tabs>
+        <w:ind w:left="720" w:hanging="360"/>
+      </w:pPr>
+      <w:rPr>
+        <w:rFonts w:ascii="Symbol" w:hAnsi="Symbol" w:hint="default"/>
+        <w:sz w:val="20"/>
+      </w:rPr>
+    </w:lvl>
+    <w:lvl w:ilvl="1" w:tentative="1">
+      <w:start w:val="1"/>
+      <w:numFmt w:val="bullet"/>
+      <w:lvlText w:val="o"/>
+      <w:lvlJc w:val="left"/>
+      <w:pPr>
+        <w:tabs>
+          <w:tab w:val="num" w:pos="1440"/>
+        </w:tabs>
+        <w:ind w:left="1440" w:hanging="360"/>
+      </w:pPr>
+      <w:rPr>
+        <w:rFonts w:ascii="Courier New" w:hAnsi="Courier New" w:hint="default"/>
+        <w:sz w:val="20"/>
+      </w:rPr>
+    </w:lvl>
+    <w:lvl w:ilvl="2" w:tentative="1">
+      <w:start w:val="1"/>
+      <w:numFmt w:val="bullet"/>
+      <w:lvlText w:val=""/>
+      <w:lvlJc w:val="left"/>
+      <w:pPr>
+        <w:tabs>
+          <w:tab w:val="num" w:pos="2160"/>
+        </w:tabs>
+        <w:ind w:left="2160" w:hanging="360"/>
+      </w:pPr>
+      <w:rPr>
+        <w:rFonts w:ascii="Wingdings" w:hAnsi="Wingdings" w:hint="default"/>
+        <w:sz w:val="20"/>
+      </w:rPr>
+    </w:lvl>
+    <w:lvl w:ilvl="3" w:tentative="1">
+      <w:start w:val="1"/>
+      <w:numFmt w:val="bullet"/>
+      <w:lvlText w:val=""/>
+      <w:lvlJc w:val="left"/>
+      <w:pPr>
+        <w:tabs>
+          <w:tab w:val="num" w:pos="2880"/>
+        </w:tabs>
+        <w:ind w:left="2880" w:hanging="360"/>
+      </w:pPr>
+      <w:rPr>
+        <w:rFonts w:ascii="Wingdings" w:hAnsi="Wingdings" w:hint="default"/>
+        <w:sz w:val="20"/>
+      </w:rPr>
+    </w:lvl>
+    <w:lvl w:ilvl="4" w:tentative="1">
+      <w:start w:val="1"/>
+      <w:numFmt w:val="bullet"/>
+      <w:lvlText w:val=""/>
+      <w:lvlJc w:val="left"/>
+      <w:pPr>
+        <w:tabs>
+          <w:tab w:val="num" w:pos="3600"/>
+        </w:tabs>
+        <w:ind w:left="3600" w:hanging="360"/>
+      </w:pPr>
+      <w:rPr>
+        <w:rFonts w:ascii="Wingdings" w:hAnsi="Wingdings" w:hint="default"/>
+        <w:sz w:val="20"/>
+      </w:rPr>
+    </w:lvl>
+    <w:lvl w:ilvl="5" w:tentative="1">
+      <w:start w:val="1"/>
+      <w:numFmt w:val="bullet"/>
+      <w:lvlText w:val=""/>
+      <w:lvlJc w:val="left"/>
+      <w:pPr>
+        <w:tabs>
+          <w:tab w:val="num" w:pos="4320"/>
+        </w:tabs>
+        <w:ind w:left="4320" w:hanging="360"/>
+      </w:pPr>
+      <w:rPr>
+        <w:rFonts w:ascii="Wingdings" w:hAnsi="Wingdings" w:hint="default"/>
+        <w:sz w:val="20"/>
+      </w:rPr>
+    </w:lvl>
+    <w:lvl w:ilvl="6" w:tentative="1">
+      <w:start w:val="1"/>
+      <w:numFmt w:val="bullet"/>
+      <w:lvlText w:val=""/>
+      <w:lvlJc w:val="left"/>
+      <w:pPr>
+        <w:tabs>
+          <w:tab w:val="num" w:pos="5040"/>
+        </w:tabs>
+        <w:ind w:left="5040" w:hanging="360"/>
+      </w:pPr>
+      <w:rPr>
+        <w:rFonts w:ascii="Wingdings" w:hAnsi="Wingdings" w:hint="default"/>
+        <w:sz w:val="20"/>
+      </w:rPr>
+    </w:lvl>
+    <w:lvl w:ilvl="7" w:tentative="1">
+      <w:start w:val="1"/>
+      <w:numFmt w:val="bullet"/>
+      <w:lvlText w:val=""/>
+      <w:lvlJc w:val="left"/>
+      <w:pPr>
+        <w:tabs>
+          <w:tab w:val="num" w:pos="5760"/>
+        </w:tabs>
+        <w:ind w:left="5760" w:hanging="360"/>
+      </w:pPr>
+      <w:rPr>
+        <w:rFonts w:ascii="Wingdings" w:hAnsi="Wingdings" w:hint="default"/>
+        <w:sz w:val="20"/>
+      </w:rPr>
+    </w:lvl>
+    <w:lvl w:ilvl="8" w:tentative="1">
+      <w:start w:val="1"/>
+      <w:numFmt w:val="bullet"/>
+      <w:lvlText w:val=""/>
+      <w:lvlJc w:val="left"/>
+      <w:pPr>
+        <w:tabs>
+          <w:tab w:val="num" w:pos="6480"/>
+        </w:tabs>
+        <w:ind w:left="6480" w:hanging="360"/>
+      </w:pPr>
+      <w:rPr>
+        <w:rFonts w:ascii="Wingdings" w:hAnsi="Wingdings" w:hint="default"/>
+        <w:sz w:val="20"/>
+      </w:rPr>
+    </w:lvl>
+  </w:abstractNum>
+  <w:abstractNum w:abstractNumId="26" w15:restartNumberingAfterBreak="0">
+    <w:nsid w:val="60BB2048"/>
+    <w:multiLevelType w:val="multilevel"/>
+    <w:tmpl w:val="3DAC4EA6"/>
+    <w:lvl w:ilvl="0">
+      <w:start w:val="1"/>
+      <w:numFmt w:val="bullet"/>
+      <w:lvlText w:val=""/>
+      <w:lvlJc w:val="left"/>
+      <w:pPr>
+        <w:tabs>
+          <w:tab w:val="num" w:pos="720"/>
+        </w:tabs>
+        <w:ind w:left="720" w:hanging="360"/>
+      </w:pPr>
+      <w:rPr>
+        <w:rFonts w:ascii="Symbol" w:hAnsi="Symbol" w:hint="default"/>
+        <w:sz w:val="20"/>
+      </w:rPr>
+    </w:lvl>
+    <w:lvl w:ilvl="1" w:tentative="1">
+      <w:start w:val="1"/>
+      <w:numFmt w:val="bullet"/>
+      <w:lvlText w:val="o"/>
+      <w:lvlJc w:val="left"/>
+      <w:pPr>
+        <w:tabs>
+          <w:tab w:val="num" w:pos="1440"/>
+        </w:tabs>
+        <w:ind w:left="1440" w:hanging="360"/>
+      </w:pPr>
+      <w:rPr>
+        <w:rFonts w:ascii="Courier New" w:hAnsi="Courier New" w:hint="default"/>
+        <w:sz w:val="20"/>
+      </w:rPr>
+    </w:lvl>
+    <w:lvl w:ilvl="2" w:tentative="1">
+      <w:start w:val="1"/>
+      <w:numFmt w:val="bullet"/>
+      <w:lvlText w:val=""/>
+      <w:lvlJc w:val="left"/>
+      <w:pPr>
+        <w:tabs>
+          <w:tab w:val="num" w:pos="2160"/>
+        </w:tabs>
+        <w:ind w:left="2160" w:hanging="360"/>
+      </w:pPr>
+      <w:rPr>
+        <w:rFonts w:ascii="Wingdings" w:hAnsi="Wingdings" w:hint="default"/>
+        <w:sz w:val="20"/>
+      </w:rPr>
+    </w:lvl>
+    <w:lvl w:ilvl="3" w:tentative="1">
+      <w:start w:val="1"/>
+      <w:numFmt w:val="bullet"/>
+      <w:lvlText w:val=""/>
+      <w:lvlJc w:val="left"/>
+      <w:pPr>
+        <w:tabs>
+          <w:tab w:val="num" w:pos="2880"/>
+        </w:tabs>
+        <w:ind w:left="2880" w:hanging="360"/>
+      </w:pPr>
+      <w:rPr>
+        <w:rFonts w:ascii="Wingdings" w:hAnsi="Wingdings" w:hint="default"/>
+        <w:sz w:val="20"/>
+      </w:rPr>
+    </w:lvl>
+    <w:lvl w:ilvl="4" w:tentative="1">
+      <w:start w:val="1"/>
+      <w:numFmt w:val="bullet"/>
+      <w:lvlText w:val=""/>
+      <w:lvlJc w:val="left"/>
+      <w:pPr>
+        <w:tabs>
+          <w:tab w:val="num" w:pos="3600"/>
+        </w:tabs>
+        <w:ind w:left="3600" w:hanging="360"/>
+      </w:pPr>
+      <w:rPr>
+        <w:rFonts w:ascii="Wingdings" w:hAnsi="Wingdings" w:hint="default"/>
+        <w:sz w:val="20"/>
+      </w:rPr>
+    </w:lvl>
+    <w:lvl w:ilvl="5" w:tentative="1">
+      <w:start w:val="1"/>
+      <w:numFmt w:val="bullet"/>
+      <w:lvlText w:val=""/>
+      <w:lvlJc w:val="left"/>
+      <w:pPr>
+        <w:tabs>
+          <w:tab w:val="num" w:pos="4320"/>
+        </w:tabs>
+        <w:ind w:left="4320" w:hanging="360"/>
+      </w:pPr>
+      <w:rPr>
+        <w:rFonts w:ascii="Wingdings" w:hAnsi="Wingdings" w:hint="default"/>
+        <w:sz w:val="20"/>
+      </w:rPr>
+    </w:lvl>
+    <w:lvl w:ilvl="6" w:tentative="1">
+      <w:start w:val="1"/>
+      <w:numFmt w:val="bullet"/>
+      <w:lvlText w:val=""/>
+      <w:lvlJc w:val="left"/>
+      <w:pPr>
+        <w:tabs>
+          <w:tab w:val="num" w:pos="5040"/>
+        </w:tabs>
+        <w:ind w:left="5040" w:hanging="360"/>
+      </w:pPr>
+      <w:rPr>
+        <w:rFonts w:ascii="Wingdings" w:hAnsi="Wingdings" w:hint="default"/>
+        <w:sz w:val="20"/>
+      </w:rPr>
+    </w:lvl>
+    <w:lvl w:ilvl="7" w:tentative="1">
+      <w:start w:val="1"/>
+      <w:numFmt w:val="bullet"/>
+      <w:lvlText w:val=""/>
+      <w:lvlJc w:val="left"/>
+      <w:pPr>
+        <w:tabs>
+          <w:tab w:val="num" w:pos="5760"/>
+        </w:tabs>
+        <w:ind w:left="5760" w:hanging="360"/>
+      </w:pPr>
+      <w:rPr>
+        <w:rFonts w:ascii="Wingdings" w:hAnsi="Wingdings" w:hint="default"/>
+        <w:sz w:val="20"/>
+      </w:rPr>
+    </w:lvl>
+    <w:lvl w:ilvl="8" w:tentative="1">
+      <w:start w:val="1"/>
+      <w:numFmt w:val="bullet"/>
+      <w:lvlText w:val=""/>
+      <w:lvlJc w:val="left"/>
+      <w:pPr>
+        <w:tabs>
+          <w:tab w:val="num" w:pos="6480"/>
+        </w:tabs>
+        <w:ind w:left="6480" w:hanging="360"/>
+      </w:pPr>
+      <w:rPr>
+        <w:rFonts w:ascii="Wingdings" w:hAnsi="Wingdings" w:hint="default"/>
+        <w:sz w:val="20"/>
+      </w:rPr>
+    </w:lvl>
+  </w:abstractNum>
+  <w:abstractNum w:abstractNumId="27" w15:restartNumberingAfterBreak="0">
     <w:nsid w:val="62A77596"/>
     <w:multiLevelType w:val="multilevel"/>
     <w:tmpl w:val="A1F830BA"/>
@@ -3952,7 +6277,305 @@
       </w:rPr>
     </w:lvl>
   </w:abstractNum>
-  <w:abstractNum w:abstractNumId="18" w15:restartNumberingAfterBreak="0">
+  <w:abstractNum w:abstractNumId="28" w15:restartNumberingAfterBreak="0">
+    <w:nsid w:val="64206F26"/>
+    <w:multiLevelType w:val="multilevel"/>
+    <w:tmpl w:val="84B80140"/>
+    <w:lvl w:ilvl="0">
+      <w:start w:val="1"/>
+      <w:numFmt w:val="bullet"/>
+      <w:lvlText w:val=""/>
+      <w:lvlJc w:val="left"/>
+      <w:pPr>
+        <w:tabs>
+          <w:tab w:val="num" w:pos="720"/>
+        </w:tabs>
+        <w:ind w:left="720" w:hanging="360"/>
+      </w:pPr>
+      <w:rPr>
+        <w:rFonts w:ascii="Symbol" w:hAnsi="Symbol" w:hint="default"/>
+        <w:sz w:val="20"/>
+      </w:rPr>
+    </w:lvl>
+    <w:lvl w:ilvl="1" w:tentative="1">
+      <w:start w:val="1"/>
+      <w:numFmt w:val="bullet"/>
+      <w:lvlText w:val="o"/>
+      <w:lvlJc w:val="left"/>
+      <w:pPr>
+        <w:tabs>
+          <w:tab w:val="num" w:pos="1440"/>
+        </w:tabs>
+        <w:ind w:left="1440" w:hanging="360"/>
+      </w:pPr>
+      <w:rPr>
+        <w:rFonts w:ascii="Courier New" w:hAnsi="Courier New" w:hint="default"/>
+        <w:sz w:val="20"/>
+      </w:rPr>
+    </w:lvl>
+    <w:lvl w:ilvl="2" w:tentative="1">
+      <w:start w:val="1"/>
+      <w:numFmt w:val="bullet"/>
+      <w:lvlText w:val=""/>
+      <w:lvlJc w:val="left"/>
+      <w:pPr>
+        <w:tabs>
+          <w:tab w:val="num" w:pos="2160"/>
+        </w:tabs>
+        <w:ind w:left="2160" w:hanging="360"/>
+      </w:pPr>
+      <w:rPr>
+        <w:rFonts w:ascii="Wingdings" w:hAnsi="Wingdings" w:hint="default"/>
+        <w:sz w:val="20"/>
+      </w:rPr>
+    </w:lvl>
+    <w:lvl w:ilvl="3" w:tentative="1">
+      <w:start w:val="1"/>
+      <w:numFmt w:val="bullet"/>
+      <w:lvlText w:val=""/>
+      <w:lvlJc w:val="left"/>
+      <w:pPr>
+        <w:tabs>
+          <w:tab w:val="num" w:pos="2880"/>
+        </w:tabs>
+        <w:ind w:left="2880" w:hanging="360"/>
+      </w:pPr>
+      <w:rPr>
+        <w:rFonts w:ascii="Wingdings" w:hAnsi="Wingdings" w:hint="default"/>
+        <w:sz w:val="20"/>
+      </w:rPr>
+    </w:lvl>
+    <w:lvl w:ilvl="4" w:tentative="1">
+      <w:start w:val="1"/>
+      <w:numFmt w:val="bullet"/>
+      <w:lvlText w:val=""/>
+      <w:lvlJc w:val="left"/>
+      <w:pPr>
+        <w:tabs>
+          <w:tab w:val="num" w:pos="3600"/>
+        </w:tabs>
+        <w:ind w:left="3600" w:hanging="360"/>
+      </w:pPr>
+      <w:rPr>
+        <w:rFonts w:ascii="Wingdings" w:hAnsi="Wingdings" w:hint="default"/>
+        <w:sz w:val="20"/>
+      </w:rPr>
+    </w:lvl>
+    <w:lvl w:ilvl="5" w:tentative="1">
+      <w:start w:val="1"/>
+      <w:numFmt w:val="bullet"/>
+      <w:lvlText w:val=""/>
+      <w:lvlJc w:val="left"/>
+      <w:pPr>
+        <w:tabs>
+          <w:tab w:val="num" w:pos="4320"/>
+        </w:tabs>
+        <w:ind w:left="4320" w:hanging="360"/>
+      </w:pPr>
+      <w:rPr>
+        <w:rFonts w:ascii="Wingdings" w:hAnsi="Wingdings" w:hint="default"/>
+        <w:sz w:val="20"/>
+      </w:rPr>
+    </w:lvl>
+    <w:lvl w:ilvl="6" w:tentative="1">
+      <w:start w:val="1"/>
+      <w:numFmt w:val="bullet"/>
+      <w:lvlText w:val=""/>
+      <w:lvlJc w:val="left"/>
+      <w:pPr>
+        <w:tabs>
+          <w:tab w:val="num" w:pos="5040"/>
+        </w:tabs>
+        <w:ind w:left="5040" w:hanging="360"/>
+      </w:pPr>
+      <w:rPr>
+        <w:rFonts w:ascii="Wingdings" w:hAnsi="Wingdings" w:hint="default"/>
+        <w:sz w:val="20"/>
+      </w:rPr>
+    </w:lvl>
+    <w:lvl w:ilvl="7" w:tentative="1">
+      <w:start w:val="1"/>
+      <w:numFmt w:val="bullet"/>
+      <w:lvlText w:val=""/>
+      <w:lvlJc w:val="left"/>
+      <w:pPr>
+        <w:tabs>
+          <w:tab w:val="num" w:pos="5760"/>
+        </w:tabs>
+        <w:ind w:left="5760" w:hanging="360"/>
+      </w:pPr>
+      <w:rPr>
+        <w:rFonts w:ascii="Wingdings" w:hAnsi="Wingdings" w:hint="default"/>
+        <w:sz w:val="20"/>
+      </w:rPr>
+    </w:lvl>
+    <w:lvl w:ilvl="8" w:tentative="1">
+      <w:start w:val="1"/>
+      <w:numFmt w:val="bullet"/>
+      <w:lvlText w:val=""/>
+      <w:lvlJc w:val="left"/>
+      <w:pPr>
+        <w:tabs>
+          <w:tab w:val="num" w:pos="6480"/>
+        </w:tabs>
+        <w:ind w:left="6480" w:hanging="360"/>
+      </w:pPr>
+      <w:rPr>
+        <w:rFonts w:ascii="Wingdings" w:hAnsi="Wingdings" w:hint="default"/>
+        <w:sz w:val="20"/>
+      </w:rPr>
+    </w:lvl>
+  </w:abstractNum>
+  <w:abstractNum w:abstractNumId="29" w15:restartNumberingAfterBreak="0">
+    <w:nsid w:val="66825D90"/>
+    <w:multiLevelType w:val="multilevel"/>
+    <w:tmpl w:val="5E8C9D9E"/>
+    <w:lvl w:ilvl="0">
+      <w:start w:val="1"/>
+      <w:numFmt w:val="bullet"/>
+      <w:lvlText w:val=""/>
+      <w:lvlJc w:val="left"/>
+      <w:pPr>
+        <w:tabs>
+          <w:tab w:val="num" w:pos="720"/>
+        </w:tabs>
+        <w:ind w:left="720" w:hanging="360"/>
+      </w:pPr>
+      <w:rPr>
+        <w:rFonts w:ascii="Symbol" w:hAnsi="Symbol" w:hint="default"/>
+        <w:sz w:val="20"/>
+      </w:rPr>
+    </w:lvl>
+    <w:lvl w:ilvl="1" w:tentative="1">
+      <w:start w:val="1"/>
+      <w:numFmt w:val="bullet"/>
+      <w:lvlText w:val="o"/>
+      <w:lvlJc w:val="left"/>
+      <w:pPr>
+        <w:tabs>
+          <w:tab w:val="num" w:pos="1440"/>
+        </w:tabs>
+        <w:ind w:left="1440" w:hanging="360"/>
+      </w:pPr>
+      <w:rPr>
+        <w:rFonts w:ascii="Courier New" w:hAnsi="Courier New" w:hint="default"/>
+        <w:sz w:val="20"/>
+      </w:rPr>
+    </w:lvl>
+    <w:lvl w:ilvl="2" w:tentative="1">
+      <w:start w:val="1"/>
+      <w:numFmt w:val="bullet"/>
+      <w:lvlText w:val=""/>
+      <w:lvlJc w:val="left"/>
+      <w:pPr>
+        <w:tabs>
+          <w:tab w:val="num" w:pos="2160"/>
+        </w:tabs>
+        <w:ind w:left="2160" w:hanging="360"/>
+      </w:pPr>
+      <w:rPr>
+        <w:rFonts w:ascii="Wingdings" w:hAnsi="Wingdings" w:hint="default"/>
+        <w:sz w:val="20"/>
+      </w:rPr>
+    </w:lvl>
+    <w:lvl w:ilvl="3" w:tentative="1">
+      <w:start w:val="1"/>
+      <w:numFmt w:val="bullet"/>
+      <w:lvlText w:val=""/>
+      <w:lvlJc w:val="left"/>
+      <w:pPr>
+        <w:tabs>
+          <w:tab w:val="num" w:pos="2880"/>
+        </w:tabs>
+        <w:ind w:left="2880" w:hanging="360"/>
+      </w:pPr>
+      <w:rPr>
+        <w:rFonts w:ascii="Wingdings" w:hAnsi="Wingdings" w:hint="default"/>
+        <w:sz w:val="20"/>
+      </w:rPr>
+    </w:lvl>
+    <w:lvl w:ilvl="4" w:tentative="1">
+      <w:start w:val="1"/>
+      <w:numFmt w:val="bullet"/>
+      <w:lvlText w:val=""/>
+      <w:lvlJc w:val="left"/>
+      <w:pPr>
+        <w:tabs>
+          <w:tab w:val="num" w:pos="3600"/>
+        </w:tabs>
+        <w:ind w:left="3600" w:hanging="360"/>
+      </w:pPr>
+      <w:rPr>
+        <w:rFonts w:ascii="Wingdings" w:hAnsi="Wingdings" w:hint="default"/>
+        <w:sz w:val="20"/>
+      </w:rPr>
+    </w:lvl>
+    <w:lvl w:ilvl="5" w:tentative="1">
+      <w:start w:val="1"/>
+      <w:numFmt w:val="bullet"/>
+      <w:lvlText w:val=""/>
+      <w:lvlJc w:val="left"/>
+      <w:pPr>
+        <w:tabs>
+          <w:tab w:val="num" w:pos="4320"/>
+        </w:tabs>
+        <w:ind w:left="4320" w:hanging="360"/>
+      </w:pPr>
+      <w:rPr>
+        <w:rFonts w:ascii="Wingdings" w:hAnsi="Wingdings" w:hint="default"/>
+        <w:sz w:val="20"/>
+      </w:rPr>
+    </w:lvl>
+    <w:lvl w:ilvl="6" w:tentative="1">
+      <w:start w:val="1"/>
+      <w:numFmt w:val="bullet"/>
+      <w:lvlText w:val=""/>
+      <w:lvlJc w:val="left"/>
+      <w:pPr>
+        <w:tabs>
+          <w:tab w:val="num" w:pos="5040"/>
+        </w:tabs>
+        <w:ind w:left="5040" w:hanging="360"/>
+      </w:pPr>
+      <w:rPr>
+        <w:rFonts w:ascii="Wingdings" w:hAnsi="Wingdings" w:hint="default"/>
+        <w:sz w:val="20"/>
+      </w:rPr>
+    </w:lvl>
+    <w:lvl w:ilvl="7" w:tentative="1">
+      <w:start w:val="1"/>
+      <w:numFmt w:val="bullet"/>
+      <w:lvlText w:val=""/>
+      <w:lvlJc w:val="left"/>
+      <w:pPr>
+        <w:tabs>
+          <w:tab w:val="num" w:pos="5760"/>
+        </w:tabs>
+        <w:ind w:left="5760" w:hanging="360"/>
+      </w:pPr>
+      <w:rPr>
+        <w:rFonts w:ascii="Wingdings" w:hAnsi="Wingdings" w:hint="default"/>
+        <w:sz w:val="20"/>
+      </w:rPr>
+    </w:lvl>
+    <w:lvl w:ilvl="8" w:tentative="1">
+      <w:start w:val="1"/>
+      <w:numFmt w:val="bullet"/>
+      <w:lvlText w:val=""/>
+      <w:lvlJc w:val="left"/>
+      <w:pPr>
+        <w:tabs>
+          <w:tab w:val="num" w:pos="6480"/>
+        </w:tabs>
+        <w:ind w:left="6480" w:hanging="360"/>
+      </w:pPr>
+      <w:rPr>
+        <w:rFonts w:ascii="Wingdings" w:hAnsi="Wingdings" w:hint="default"/>
+        <w:sz w:val="20"/>
+      </w:rPr>
+    </w:lvl>
+  </w:abstractNum>
+  <w:abstractNum w:abstractNumId="30" w15:restartNumberingAfterBreak="0">
     <w:nsid w:val="675155B1"/>
     <w:multiLevelType w:val="multilevel"/>
     <w:tmpl w:val="76A07240"/>
@@ -4101,7 +6724,7 @@
       </w:rPr>
     </w:lvl>
   </w:abstractNum>
-  <w:abstractNum w:abstractNumId="19" w15:restartNumberingAfterBreak="0">
+  <w:abstractNum w:abstractNumId="31" w15:restartNumberingAfterBreak="0">
     <w:nsid w:val="6A7F58A7"/>
     <w:multiLevelType w:val="multilevel"/>
     <w:tmpl w:val="7A101704"/>
@@ -4250,7 +6873,7 @@
       </w:rPr>
     </w:lvl>
   </w:abstractNum>
-  <w:abstractNum w:abstractNumId="20" w15:restartNumberingAfterBreak="0">
+  <w:abstractNum w:abstractNumId="32" w15:restartNumberingAfterBreak="0">
     <w:nsid w:val="6C152091"/>
     <w:multiLevelType w:val="multilevel"/>
     <w:tmpl w:val="1692526E"/>
@@ -4399,7 +7022,7 @@
       </w:rPr>
     </w:lvl>
   </w:abstractNum>
-  <w:abstractNum w:abstractNumId="21" w15:restartNumberingAfterBreak="0">
+  <w:abstractNum w:abstractNumId="33" w15:restartNumberingAfterBreak="0">
     <w:nsid w:val="74F83019"/>
     <w:multiLevelType w:val="multilevel"/>
     <w:tmpl w:val="EF12228E"/>
@@ -4548,81 +7171,261 @@
       </w:rPr>
     </w:lvl>
   </w:abstractNum>
+  <w:abstractNum w:abstractNumId="34" w15:restartNumberingAfterBreak="0">
+    <w:nsid w:val="7D8650C9"/>
+    <w:multiLevelType w:val="multilevel"/>
+    <w:tmpl w:val="F45C2820"/>
+    <w:lvl w:ilvl="0">
+      <w:start w:val="1"/>
+      <w:numFmt w:val="bullet"/>
+      <w:lvlText w:val=""/>
+      <w:lvlJc w:val="left"/>
+      <w:pPr>
+        <w:tabs>
+          <w:tab w:val="num" w:pos="720"/>
+        </w:tabs>
+        <w:ind w:left="720" w:hanging="360"/>
+      </w:pPr>
+      <w:rPr>
+        <w:rFonts w:ascii="Symbol" w:hAnsi="Symbol" w:hint="default"/>
+        <w:sz w:val="20"/>
+      </w:rPr>
+    </w:lvl>
+    <w:lvl w:ilvl="1">
+      <w:start w:val="1"/>
+      <w:numFmt w:val="bullet"/>
+      <w:lvlText w:val="o"/>
+      <w:lvlJc w:val="left"/>
+      <w:pPr>
+        <w:tabs>
+          <w:tab w:val="num" w:pos="1440"/>
+        </w:tabs>
+        <w:ind w:left="1440" w:hanging="360"/>
+      </w:pPr>
+      <w:rPr>
+        <w:rFonts w:ascii="Courier New" w:hAnsi="Courier New" w:hint="default"/>
+        <w:sz w:val="20"/>
+      </w:rPr>
+    </w:lvl>
+    <w:lvl w:ilvl="2" w:tentative="1">
+      <w:start w:val="1"/>
+      <w:numFmt w:val="bullet"/>
+      <w:lvlText w:val=""/>
+      <w:lvlJc w:val="left"/>
+      <w:pPr>
+        <w:tabs>
+          <w:tab w:val="num" w:pos="2160"/>
+        </w:tabs>
+        <w:ind w:left="2160" w:hanging="360"/>
+      </w:pPr>
+      <w:rPr>
+        <w:rFonts w:ascii="Wingdings" w:hAnsi="Wingdings" w:hint="default"/>
+        <w:sz w:val="20"/>
+      </w:rPr>
+    </w:lvl>
+    <w:lvl w:ilvl="3" w:tentative="1">
+      <w:start w:val="1"/>
+      <w:numFmt w:val="bullet"/>
+      <w:lvlText w:val=""/>
+      <w:lvlJc w:val="left"/>
+      <w:pPr>
+        <w:tabs>
+          <w:tab w:val="num" w:pos="2880"/>
+        </w:tabs>
+        <w:ind w:left="2880" w:hanging="360"/>
+      </w:pPr>
+      <w:rPr>
+        <w:rFonts w:ascii="Wingdings" w:hAnsi="Wingdings" w:hint="default"/>
+        <w:sz w:val="20"/>
+      </w:rPr>
+    </w:lvl>
+    <w:lvl w:ilvl="4" w:tentative="1">
+      <w:start w:val="1"/>
+      <w:numFmt w:val="bullet"/>
+      <w:lvlText w:val=""/>
+      <w:lvlJc w:val="left"/>
+      <w:pPr>
+        <w:tabs>
+          <w:tab w:val="num" w:pos="3600"/>
+        </w:tabs>
+        <w:ind w:left="3600" w:hanging="360"/>
+      </w:pPr>
+      <w:rPr>
+        <w:rFonts w:ascii="Wingdings" w:hAnsi="Wingdings" w:hint="default"/>
+        <w:sz w:val="20"/>
+      </w:rPr>
+    </w:lvl>
+    <w:lvl w:ilvl="5" w:tentative="1">
+      <w:start w:val="1"/>
+      <w:numFmt w:val="bullet"/>
+      <w:lvlText w:val=""/>
+      <w:lvlJc w:val="left"/>
+      <w:pPr>
+        <w:tabs>
+          <w:tab w:val="num" w:pos="4320"/>
+        </w:tabs>
+        <w:ind w:left="4320" w:hanging="360"/>
+      </w:pPr>
+      <w:rPr>
+        <w:rFonts w:ascii="Wingdings" w:hAnsi="Wingdings" w:hint="default"/>
+        <w:sz w:val="20"/>
+      </w:rPr>
+    </w:lvl>
+    <w:lvl w:ilvl="6" w:tentative="1">
+      <w:start w:val="1"/>
+      <w:numFmt w:val="bullet"/>
+      <w:lvlText w:val=""/>
+      <w:lvlJc w:val="left"/>
+      <w:pPr>
+        <w:tabs>
+          <w:tab w:val="num" w:pos="5040"/>
+        </w:tabs>
+        <w:ind w:left="5040" w:hanging="360"/>
+      </w:pPr>
+      <w:rPr>
+        <w:rFonts w:ascii="Wingdings" w:hAnsi="Wingdings" w:hint="default"/>
+        <w:sz w:val="20"/>
+      </w:rPr>
+    </w:lvl>
+    <w:lvl w:ilvl="7" w:tentative="1">
+      <w:start w:val="1"/>
+      <w:numFmt w:val="bullet"/>
+      <w:lvlText w:val=""/>
+      <w:lvlJc w:val="left"/>
+      <w:pPr>
+        <w:tabs>
+          <w:tab w:val="num" w:pos="5760"/>
+        </w:tabs>
+        <w:ind w:left="5760" w:hanging="360"/>
+      </w:pPr>
+      <w:rPr>
+        <w:rFonts w:ascii="Wingdings" w:hAnsi="Wingdings" w:hint="default"/>
+        <w:sz w:val="20"/>
+      </w:rPr>
+    </w:lvl>
+    <w:lvl w:ilvl="8" w:tentative="1">
+      <w:start w:val="1"/>
+      <w:numFmt w:val="bullet"/>
+      <w:lvlText w:val=""/>
+      <w:lvlJc w:val="left"/>
+      <w:pPr>
+        <w:tabs>
+          <w:tab w:val="num" w:pos="6480"/>
+        </w:tabs>
+        <w:ind w:left="6480" w:hanging="360"/>
+      </w:pPr>
+      <w:rPr>
+        <w:rFonts w:ascii="Wingdings" w:hAnsi="Wingdings" w:hint="default"/>
+        <w:sz w:val="20"/>
+      </w:rPr>
+    </w:lvl>
+  </w:abstractNum>
   <w:num w:numId="1" w16cid:durableId="1403871745">
-    <w:abstractNumId w:val="3"/>
+    <w:abstractNumId w:val="4"/>
   </w:num>
   <w:num w:numId="2" w16cid:durableId="1175145623">
-    <w:abstractNumId w:val="4"/>
+    <w:abstractNumId w:val="5"/>
   </w:num>
   <w:num w:numId="3" w16cid:durableId="214586865">
-    <w:abstractNumId w:val="5"/>
+    <w:abstractNumId w:val="6"/>
   </w:num>
   <w:num w:numId="4" w16cid:durableId="1604999293">
-    <w:abstractNumId w:val="13"/>
+    <w:abstractNumId w:val="21"/>
   </w:num>
   <w:num w:numId="5" w16cid:durableId="2005010433">
-    <w:abstractNumId w:val="21"/>
+    <w:abstractNumId w:val="33"/>
   </w:num>
   <w:num w:numId="6" w16cid:durableId="2015913491">
-    <w:abstractNumId w:val="7"/>
+    <w:abstractNumId w:val="8"/>
   </w:num>
   <w:num w:numId="7" w16cid:durableId="2005282243">
-    <w:abstractNumId w:val="10"/>
+    <w:abstractNumId w:val="15"/>
   </w:num>
   <w:num w:numId="8" w16cid:durableId="1782459442">
-    <w:abstractNumId w:val="16"/>
+    <w:abstractNumId w:val="24"/>
   </w:num>
   <w:num w:numId="9" w16cid:durableId="29652177">
     <w:abstractNumId w:val="2"/>
   </w:num>
   <w:num w:numId="10" w16cid:durableId="5983952">
-    <w:abstractNumId w:val="14"/>
+    <w:abstractNumId w:val="22"/>
   </w:num>
   <w:num w:numId="11" w16cid:durableId="1385524487">
-    <w:abstractNumId w:val="12"/>
+    <w:abstractNumId w:val="18"/>
   </w:num>
   <w:num w:numId="12" w16cid:durableId="881791777">
-    <w:abstractNumId w:val="19"/>
+    <w:abstractNumId w:val="31"/>
   </w:num>
   <w:num w:numId="13" w16cid:durableId="616062957">
-    <w:abstractNumId w:val="9"/>
+    <w:abstractNumId w:val="10"/>
   </w:num>
   <w:num w:numId="14" w16cid:durableId="1599679862">
-    <w:abstractNumId w:val="17"/>
+    <w:abstractNumId w:val="27"/>
   </w:num>
   <w:num w:numId="15" w16cid:durableId="1203782223">
-    <w:abstractNumId w:val="18"/>
+    <w:abstractNumId w:val="30"/>
   </w:num>
   <w:num w:numId="16" w16cid:durableId="1910339401">
-    <w:abstractNumId w:val="8"/>
+    <w:abstractNumId w:val="9"/>
   </w:num>
   <w:num w:numId="17" w16cid:durableId="79716557">
     <w:abstractNumId w:val="0"/>
   </w:num>
   <w:num w:numId="18" w16cid:durableId="1340543577">
-    <w:abstractNumId w:val="20"/>
+    <w:abstractNumId w:val="32"/>
   </w:num>
   <w:num w:numId="19" w16cid:durableId="1861702556">
     <w:abstractNumId w:val="1"/>
   </w:num>
   <w:num w:numId="20" w16cid:durableId="913048856">
-    <w:abstractNumId w:val="15"/>
+    <w:abstractNumId w:val="23"/>
   </w:num>
   <w:num w:numId="21" w16cid:durableId="613368900">
-    <w:abstractNumId w:val="6"/>
+    <w:abstractNumId w:val="7"/>
   </w:num>
   <w:num w:numId="22" w16cid:durableId="760225088">
+    <w:abstractNumId w:val="16"/>
+  </w:num>
+  <w:num w:numId="23" w16cid:durableId="747772899">
+    <w:abstractNumId w:val="28"/>
+  </w:num>
+  <w:num w:numId="24" w16cid:durableId="1330063747">
+    <w:abstractNumId w:val="34"/>
+  </w:num>
+  <w:num w:numId="25" w16cid:durableId="1728644347">
+    <w:abstractNumId w:val="20"/>
+  </w:num>
+  <w:num w:numId="26" w16cid:durableId="721557330">
+    <w:abstractNumId w:val="19"/>
+  </w:num>
+  <w:num w:numId="27" w16cid:durableId="1611934106">
+    <w:abstractNumId w:val="25"/>
+  </w:num>
+  <w:num w:numId="28" w16cid:durableId="1091008212">
+    <w:abstractNumId w:val="17"/>
+  </w:num>
+  <w:num w:numId="29" w16cid:durableId="372000044">
+    <w:abstractNumId w:val="29"/>
+  </w:num>
+  <w:num w:numId="30" w16cid:durableId="1429884695">
+    <w:abstractNumId w:val="26"/>
+  </w:num>
+  <w:num w:numId="31" w16cid:durableId="112595949">
     <w:abstractNumId w:val="11"/>
   </w:num>
+  <w:num w:numId="32" w16cid:durableId="386999035">
+    <w:abstractNumId w:val="12"/>
+  </w:num>
+  <w:num w:numId="33" w16cid:durableId="954100688">
+    <w:abstractNumId w:val="14"/>
+  </w:num>
+  <w:num w:numId="34" w16cid:durableId="462774312">
+    <w:abstractNumId w:val="13"/>
+  </w:num>
+  <w:num w:numId="35" w16cid:durableId="1988198018">
+    <w:abstractNumId w:val="3"/>
+  </w:num>
 </w:numbering>
-</file>
-
-<file path=word/people.xml><?xml version="1.0" encoding="utf-8"?>
-<w15:people xmlns:wpc="http://schemas.microsoft.com/office/word/2010/wordprocessingCanvas" xmlns:cx="http://schemas.microsoft.com/office/drawing/2014/chartex" xmlns:cx1="http://schemas.microsoft.com/office/drawing/2015/9/8/chartex" xmlns:cx2="http://schemas.microsoft.com/office/drawing/2015/10/21/chartex" xmlns:cx3="http://schemas.microsoft.com/office/drawing/2016/5/9/chartex" xmlns:cx4="http://schemas.microsoft.com/office/drawing/2016/5/10/chartex" xmlns:cx5="http://schemas.microsoft.com/office/drawing/2016/5/11/chartex" xmlns:cx6="http://schemas.microsoft.com/office/drawing/2016/5/12/chartex" xmlns:cx7="http://schemas.microsoft.com/office/drawing/2016/5/13/chartex" xmlns:cx8="http://schemas.microsoft.com/office/drawing/2016/5/14/chartex" xmlns:mc="http://schemas.openxmlformats.org/markup-compatibility/2006" xmlns:aink="http://schemas.microsoft.com/office/drawing/2016/ink" xmlns:am3d="http://schemas.microsoft.com/office/drawing/2017/model3d" xmlns:o="urn:schemas-microsoft-com:office:office" xmlns:oel="http://schemas.microsoft.com/office/2019/extlst" xmlns:r="http://schemas.openxmlformats.org/officeDocument/2006/relationships" xmlns:m="http://schemas.openxmlformats.org/officeDocument/2006/math" xmlns:v="urn:schemas-microsoft-com:vml" xmlns:wp14="http://schemas.microsoft.com/office/word/2010/wordprocessingDrawing" xmlns:wp="http://schemas.openxmlformats.org/drawingml/2006/wordprocessingDrawing" xmlns:w10="urn:schemas-microsoft-com:office:word" xmlns:w="http://schemas.openxmlformats.org/wordprocessingml/2006/main" xmlns:w14="http://schemas.microsoft.com/office/word/2010/wordml" xmlns:w15="http://schemas.microsoft.com/office/word/2012/wordml" xmlns:w16cex="http://schemas.microsoft.com/office/word/2018/wordml/cex" xmlns:w16cid="http://schemas.microsoft.com/office/word/2016/wordml/cid" xmlns:w16="http://schemas.microsoft.com/office/word/2018/wordml" xmlns:w16du="http://schemas.microsoft.com/office/word/2023/wordml/word16du" xmlns:w16sdtdh="http://schemas.microsoft.com/office/word/2020/wordml/sdtdatahash" xmlns:w16sdtfl="http://schemas.microsoft.com/office/word/2024/wordml/sdtformatlock" xmlns:w16se="http://schemas.microsoft.com/office/word/2015/wordml/symex" xmlns:wpg="http://schemas.microsoft.com/office/word/2010/wordprocessingGroup" xmlns:wpi="http://schemas.microsoft.com/office/word/2010/wordprocessingInk" xmlns:wne="http://schemas.microsoft.com/office/word/2006/wordml" xmlns:wps="http://schemas.microsoft.com/office/word/2010/wordprocessingShape" mc:Ignorable="w14 w15 w16se w16cid w16 w16cex w16sdtdh w16sdtfl w16du wp14">
-  <w15:person w15:author="Davide Salvucci">
-    <w15:presenceInfo w15:providerId="Windows Live" w15:userId="f1f4923e458099f2"/>
-  </w15:person>
-</w15:people>
 </file>
 
 <file path=word/styles.xml><?xml version="1.0" encoding="utf-8"?>
@@ -5227,7 +8030,6 @@
   <w:style w:type="character" w:default="1" w:styleId="DefaultParagraphFont">
     <w:name w:val="Default Paragraph Font"/>
     <w:uiPriority w:val="1"/>
-    <w:semiHidden/>
     <w:unhideWhenUsed/>
   </w:style>
   <w:style w:type="table" w:default="1" w:styleId="TableNormal">

--- a/Docs/Prototipo 1.docx
+++ b/Docs/Prototipo 1.docx
@@ -163,7 +163,23 @@
         <w:t xml:space="preserve"> – ciò che sai dipende da chi te lo dice. </w:t>
       </w:r>
       <w:r>
-        <w:t>Le certezze sono poche.</w:t>
+        <w:t xml:space="preserve">Le </w:t>
+      </w:r>
+      <w:proofErr w:type="spellStart"/>
+      <w:r>
+        <w:t>certezze</w:t>
+      </w:r>
+      <w:proofErr w:type="spellEnd"/>
+      <w:r>
+        <w:t xml:space="preserve"> </w:t>
+      </w:r>
+      <w:proofErr w:type="spellStart"/>
+      <w:r>
+        <w:t>sono</w:t>
+      </w:r>
+      <w:proofErr w:type="spellEnd"/>
+      <w:r>
+        <w:t xml:space="preserve"> poche.</w:t>
       </w:r>
     </w:p>
     <w:p>
@@ -197,8 +213,17 @@
           <w:b/>
           <w:bCs/>
         </w:rPr>
-        <w:t>Game Loop minimo</w:t>
-      </w:r>
+        <w:t xml:space="preserve">Game Loop </w:t>
+      </w:r>
+      <w:proofErr w:type="spellStart"/>
+      <w:r>
+        <w:rPr>
+          <w:b/>
+          <w:bCs/>
+        </w:rPr>
+        <w:t>minimo</w:t>
+      </w:r>
+      <w:proofErr w:type="spellEnd"/>
     </w:p>
     <w:p>
       <w:pPr>
@@ -369,13 +394,31 @@
       </w:r>
     </w:p>
     <w:p>
+      <w:proofErr w:type="spellStart"/>
       <w:r>
         <w:rPr>
           <w:b/>
           <w:bCs/>
         </w:rPr>
-        <w:t>Confini del prototipo</w:t>
-      </w:r>
+        <w:t>Confini</w:t>
+      </w:r>
+      <w:proofErr w:type="spellEnd"/>
+      <w:r>
+        <w:rPr>
+          <w:b/>
+          <w:bCs/>
+        </w:rPr>
+        <w:t xml:space="preserve"> del </w:t>
+      </w:r>
+      <w:proofErr w:type="spellStart"/>
+      <w:r>
+        <w:rPr>
+          <w:b/>
+          <w:bCs/>
+        </w:rPr>
+        <w:t>prototipo</w:t>
+      </w:r>
+      <w:proofErr w:type="spellEnd"/>
     </w:p>
     <w:p>
       <w:pPr>
@@ -454,7 +497,15 @@
       </w:pPr>
       <w:r>
         <w:lastRenderedPageBreak/>
-        <w:t>Pausa/play/accelerazione.</w:t>
+        <w:t>Pausa/play/</w:t>
+      </w:r>
+      <w:proofErr w:type="spellStart"/>
+      <w:r>
+        <w:t>accelerazione</w:t>
+      </w:r>
+      <w:proofErr w:type="spellEnd"/>
+      <w:r>
+        <w:t>.</w:t>
       </w:r>
     </w:p>
     <w:p>
@@ -471,7 +522,21 @@
         <w:rPr>
           <w:lang w:val="it-IT"/>
         </w:rPr>
-        <w:t>Movimento con pathfinding base (verso il click).</w:t>
+        <w:t xml:space="preserve">Movimento con </w:t>
+      </w:r>
+      <w:proofErr w:type="spellStart"/>
+      <w:r>
+        <w:rPr>
+          <w:lang w:val="it-IT"/>
+        </w:rPr>
+        <w:t>pathfinding</w:t>
+      </w:r>
+      <w:proofErr w:type="spellEnd"/>
+      <w:r>
+        <w:rPr>
+          <w:lang w:val="it-IT"/>
+        </w:rPr>
+        <w:t xml:space="preserve"> base (verso il click).</w:t>
       </w:r>
     </w:p>
     <w:p>
@@ -510,7 +575,21 @@
           <w:lang w:val="it-IT"/>
         </w:rPr>
         <w:br/>
-        <w:t>HTML5, CSS, JavaScript con libreria Phaser 3 (rendering 2D, input, gestione scene).</w:t>
+        <w:t xml:space="preserve">HTML5, CSS, JavaScript con libreria </w:t>
+      </w:r>
+      <w:proofErr w:type="spellStart"/>
+      <w:r>
+        <w:rPr>
+          <w:lang w:val="it-IT"/>
+        </w:rPr>
+        <w:t>Phaser</w:t>
+      </w:r>
+      <w:proofErr w:type="spellEnd"/>
+      <w:r>
+        <w:rPr>
+          <w:lang w:val="it-IT"/>
+        </w:rPr>
+        <w:t xml:space="preserve"> 3 (rendering 2D, input, gestione scene).</w:t>
       </w:r>
     </w:p>
     <w:p>
@@ -538,11 +617,19 @@
           <w:lang w:val="it-IT"/>
         </w:rPr>
       </w:pPr>
-      <w:r>
-        <w:rPr>
-          <w:lang w:val="it-IT"/>
-        </w:rPr>
-        <w:t>Crusader Kings 3 (dinastia, informazione imperfetta, tempo reale con pausa)</w:t>
+      <w:proofErr w:type="spellStart"/>
+      <w:r>
+        <w:rPr>
+          <w:lang w:val="it-IT"/>
+        </w:rPr>
+        <w:t>Crusader</w:t>
+      </w:r>
+      <w:proofErr w:type="spellEnd"/>
+      <w:r>
+        <w:rPr>
+          <w:lang w:val="it-IT"/>
+        </w:rPr>
+        <w:t xml:space="preserve"> Kings 3 (dinastia, informazione imperfetta, tempo reale con pausa)</w:t>
       </w:r>
     </w:p>
     <w:p>
@@ -553,7 +640,23 @@
         </w:numPr>
       </w:pPr>
       <w:r>
-        <w:t>Victoria 3 / Stellaris (pop system, risorse logistiche)</w:t>
+        <w:t xml:space="preserve">Victoria 3 / Stellaris (pop system, </w:t>
+      </w:r>
+      <w:proofErr w:type="spellStart"/>
+      <w:r>
+        <w:t>risorse</w:t>
+      </w:r>
+      <w:proofErr w:type="spellEnd"/>
+      <w:r>
+        <w:t xml:space="preserve"> </w:t>
+      </w:r>
+      <w:proofErr w:type="spellStart"/>
+      <w:r>
+        <w:t>logistiche</w:t>
+      </w:r>
+      <w:proofErr w:type="spellEnd"/>
+      <w:r>
+        <w:t>)</w:t>
       </w:r>
     </w:p>
     <w:p>
@@ -564,7 +667,39 @@
         </w:numPr>
       </w:pPr>
       <w:r>
-        <w:t>Banished / Dawn of Man (sopravvivenza tribale, risorse tangibili)</w:t>
+        <w:t>Banished / Dawn of Man (</w:t>
+      </w:r>
+      <w:proofErr w:type="spellStart"/>
+      <w:r>
+        <w:t>sopravvivenza</w:t>
+      </w:r>
+      <w:proofErr w:type="spellEnd"/>
+      <w:r>
+        <w:t xml:space="preserve"> </w:t>
+      </w:r>
+      <w:proofErr w:type="spellStart"/>
+      <w:r>
+        <w:t>tribale</w:t>
+      </w:r>
+      <w:proofErr w:type="spellEnd"/>
+      <w:r>
+        <w:t xml:space="preserve">, </w:t>
+      </w:r>
+      <w:proofErr w:type="spellStart"/>
+      <w:r>
+        <w:t>risorse</w:t>
+      </w:r>
+      <w:proofErr w:type="spellEnd"/>
+      <w:r>
+        <w:t xml:space="preserve"> </w:t>
+      </w:r>
+      <w:proofErr w:type="spellStart"/>
+      <w:r>
+        <w:t>tangibili</w:t>
+      </w:r>
+      <w:proofErr w:type="spellEnd"/>
+      <w:r>
+        <w:t>)</w:t>
       </w:r>
     </w:p>
     <w:p>
@@ -577,11 +712,19 @@
           <w:lang w:val="it-IT"/>
         </w:rPr>
       </w:pPr>
-      <w:r>
-        <w:rPr>
-          <w:lang w:val="it-IT"/>
-        </w:rPr>
-        <w:t>King's Orders (report e comunicazione)</w:t>
+      <w:proofErr w:type="spellStart"/>
+      <w:r>
+        <w:rPr>
+          <w:lang w:val="it-IT"/>
+        </w:rPr>
+        <w:t>King's</w:t>
+      </w:r>
+      <w:proofErr w:type="spellEnd"/>
+      <w:r>
+        <w:rPr>
+          <w:lang w:val="it-IT"/>
+        </w:rPr>
+        <w:t xml:space="preserve"> Orders (report e comunicazione)</w:t>
       </w:r>
     </w:p>
     <w:p>
@@ -669,8 +812,17 @@
           <w:b/>
           <w:bCs/>
         </w:rPr>
-        <w:t>Batch 1 – Setup Phaser funzionante</w:t>
-      </w:r>
+        <w:t xml:space="preserve">Batch 1 – Setup Phaser </w:t>
+      </w:r>
+      <w:proofErr w:type="spellStart"/>
+      <w:r>
+        <w:rPr>
+          <w:b/>
+          <w:bCs/>
+        </w:rPr>
+        <w:t>funzionante</w:t>
+      </w:r>
+      <w:proofErr w:type="spellEnd"/>
     </w:p>
     <w:p>
       <w:pPr>
@@ -686,7 +838,21 @@
         <w:rPr>
           <w:lang w:val="it-IT"/>
         </w:rPr>
-        <w:t>Installazione di Phaser 3 via CDN.</w:t>
+        <w:t xml:space="preserve">Installazione di </w:t>
+      </w:r>
+      <w:proofErr w:type="spellStart"/>
+      <w:r>
+        <w:rPr>
+          <w:lang w:val="it-IT"/>
+        </w:rPr>
+        <w:t>Phaser</w:t>
+      </w:r>
+      <w:proofErr w:type="spellEnd"/>
+      <w:r>
+        <w:rPr>
+          <w:lang w:val="it-IT"/>
+        </w:rPr>
+        <w:t xml:space="preserve"> 3 via CDN.</w:t>
       </w:r>
     </w:p>
     <w:p>
@@ -788,7 +954,21 @@
         <w:rPr>
           <w:lang w:val="it-IT"/>
         </w:rPr>
-        <w:t>Layer forageDensity con distribuzione non uniforme:</w:t>
+        <w:t xml:space="preserve">Layer </w:t>
+      </w:r>
+      <w:proofErr w:type="spellStart"/>
+      <w:r>
+        <w:rPr>
+          <w:lang w:val="it-IT"/>
+        </w:rPr>
+        <w:t>forageDensity</w:t>
+      </w:r>
+      <w:proofErr w:type="spellEnd"/>
+      <w:r>
+        <w:rPr>
+          <w:lang w:val="it-IT"/>
+        </w:rPr>
+        <w:t xml:space="preserve"> con distribuzione non uniforme:</w:t>
       </w:r>
     </w:p>
     <w:p>
@@ -879,6 +1059,148 @@
     </w:p>
     <w:p>
       <w:pPr>
+        <w:numPr>
+          <w:ilvl w:val="0"/>
+          <w:numId w:val="24"/>
+        </w:numPr>
+        <w:rPr>
+          <w:lang w:val="it-IT"/>
+        </w:rPr>
+      </w:pPr>
+      <w:r>
+        <w:rPr>
+          <w:lang w:val="it-IT"/>
+        </w:rPr>
+        <w:t>La densità di cibo è visualizzata con una scala a 7 colori, con intervalli precisi e non sovrapposti:</w:t>
+      </w:r>
+    </w:p>
+    <w:p>
+      <w:pPr>
+        <w:numPr>
+          <w:ilvl w:val="1"/>
+          <w:numId w:val="24"/>
+        </w:numPr>
+        <w:rPr>
+          <w:lang w:val="it-IT"/>
+        </w:rPr>
+      </w:pPr>
+      <w:r>
+        <w:rPr>
+          <w:lang w:val="it-IT"/>
+        </w:rPr>
+        <w:t>0.90-1.00: verde scuro</w:t>
+      </w:r>
+    </w:p>
+    <w:p>
+      <w:pPr>
+        <w:pStyle w:val="ListParagraph"/>
+        <w:numPr>
+          <w:ilvl w:val="1"/>
+          <w:numId w:val="24"/>
+        </w:numPr>
+        <w:rPr>
+          <w:lang w:val="it-IT"/>
+        </w:rPr>
+      </w:pPr>
+      <w:r>
+        <w:rPr>
+          <w:lang w:val="it-IT"/>
+        </w:rPr>
+        <w:t>0.75-0.89: verde medio</w:t>
+      </w:r>
+    </w:p>
+    <w:p>
+      <w:pPr>
+        <w:pStyle w:val="ListParagraph"/>
+        <w:numPr>
+          <w:ilvl w:val="1"/>
+          <w:numId w:val="24"/>
+        </w:numPr>
+        <w:rPr>
+          <w:lang w:val="it-IT"/>
+        </w:rPr>
+      </w:pPr>
+      <w:r>
+        <w:rPr>
+          <w:lang w:val="it-IT"/>
+        </w:rPr>
+        <w:t>0.50-0.74: verde chiaro</w:t>
+      </w:r>
+    </w:p>
+    <w:p>
+      <w:pPr>
+        <w:pStyle w:val="ListParagraph"/>
+        <w:numPr>
+          <w:ilvl w:val="1"/>
+          <w:numId w:val="24"/>
+        </w:numPr>
+        <w:rPr>
+          <w:lang w:val="it-IT"/>
+        </w:rPr>
+      </w:pPr>
+      <w:r>
+        <w:rPr>
+          <w:lang w:val="it-IT"/>
+        </w:rPr>
+        <w:t>0.25-0.49: giallo</w:t>
+      </w:r>
+    </w:p>
+    <w:p>
+      <w:pPr>
+        <w:pStyle w:val="ListParagraph"/>
+        <w:numPr>
+          <w:ilvl w:val="1"/>
+          <w:numId w:val="24"/>
+        </w:numPr>
+        <w:rPr>
+          <w:lang w:val="it-IT"/>
+        </w:rPr>
+      </w:pPr>
+      <w:r>
+        <w:rPr>
+          <w:lang w:val="it-IT"/>
+        </w:rPr>
+        <w:t>0.05-0.24: arancione</w:t>
+      </w:r>
+    </w:p>
+    <w:p>
+      <w:pPr>
+        <w:pStyle w:val="ListParagraph"/>
+        <w:numPr>
+          <w:ilvl w:val="1"/>
+          <w:numId w:val="24"/>
+        </w:numPr>
+        <w:rPr>
+          <w:lang w:val="it-IT"/>
+        </w:rPr>
+      </w:pPr>
+      <w:r>
+        <w:rPr>
+          <w:lang w:val="it-IT"/>
+        </w:rPr>
+        <w:t>0.01-0.04: rosso</w:t>
+      </w:r>
+    </w:p>
+    <w:p>
+      <w:pPr>
+        <w:pStyle w:val="ListParagraph"/>
+        <w:numPr>
+          <w:ilvl w:val="1"/>
+          <w:numId w:val="24"/>
+        </w:numPr>
+        <w:rPr>
+          <w:lang w:val="it-IT"/>
+        </w:rPr>
+      </w:pPr>
+      <w:r>
+        <w:rPr>
+          <w:lang w:val="it-IT"/>
+        </w:rPr>
+        <w:t>0.00: nessun colore (sfondo)</w:t>
+      </w:r>
+    </w:p>
+    <w:p>
+      <w:pPr>
         <w:rPr>
           <w:b/>
           <w:bCs/>
@@ -889,8 +1211,17 @@
           <w:b/>
           <w:bCs/>
         </w:rPr>
-        <w:t>Batch 3 – Pop e movimento</w:t>
-      </w:r>
+        <w:t xml:space="preserve">Batch 3 – Pop e </w:t>
+      </w:r>
+      <w:proofErr w:type="spellStart"/>
+      <w:r>
+        <w:rPr>
+          <w:b/>
+          <w:bCs/>
+        </w:rPr>
+        <w:t>movimento</w:t>
+      </w:r>
+      <w:proofErr w:type="spellEnd"/>
     </w:p>
     <w:p>
       <w:pPr>
@@ -957,7 +1288,47 @@
         <w:t xml:space="preserve">Meccanica: interazione diretta con il mondo. Non esistono griglie visibili che vincolano il movimento. </w:t>
       </w:r>
       <w:r>
-        <w:t>Il giocatore sposta fisicamente la sua gente.</w:t>
+        <w:t xml:space="preserve">Il </w:t>
+      </w:r>
+      <w:proofErr w:type="spellStart"/>
+      <w:r>
+        <w:t>giocatore</w:t>
+      </w:r>
+      <w:proofErr w:type="spellEnd"/>
+      <w:r>
+        <w:t xml:space="preserve"> </w:t>
+      </w:r>
+      <w:proofErr w:type="spellStart"/>
+      <w:r>
+        <w:t>sposta</w:t>
+      </w:r>
+      <w:proofErr w:type="spellEnd"/>
+      <w:r>
+        <w:t xml:space="preserve"> </w:t>
+      </w:r>
+      <w:proofErr w:type="spellStart"/>
+      <w:r>
+        <w:t>fisicamente</w:t>
+      </w:r>
+      <w:proofErr w:type="spellEnd"/>
+      <w:r>
+        <w:t xml:space="preserve"> la </w:t>
+      </w:r>
+      <w:proofErr w:type="spellStart"/>
+      <w:r>
+        <w:t>sua</w:t>
+      </w:r>
+      <w:proofErr w:type="spellEnd"/>
+      <w:r>
+        <w:t xml:space="preserve"> </w:t>
+      </w:r>
+      <w:proofErr w:type="spellStart"/>
+      <w:r>
+        <w:t>gente</w:t>
+      </w:r>
+      <w:proofErr w:type="spellEnd"/>
+      <w:r>
+        <w:t>.</w:t>
       </w:r>
     </w:p>
     <w:p>
@@ -991,7 +1362,21 @@
         <w:rPr>
           <w:lang w:val="it-IT"/>
         </w:rPr>
-        <w:t>Quando il pop arriva su una cella con forageDensity maggiore di zero, inizia automaticamente a raccogliere cibo.</w:t>
+        <w:t xml:space="preserve">Quando il pop arriva su una cella con </w:t>
+      </w:r>
+      <w:proofErr w:type="spellStart"/>
+      <w:r>
+        <w:rPr>
+          <w:lang w:val="it-IT"/>
+        </w:rPr>
+        <w:t>forageDensity</w:t>
+      </w:r>
+      <w:proofErr w:type="spellEnd"/>
+      <w:r>
+        <w:rPr>
+          <w:lang w:val="it-IT"/>
+        </w:rPr>
+        <w:t xml:space="preserve"> maggiore di zero, inizia automaticamente a raccogliere cibo.</w:t>
       </w:r>
     </w:p>
     <w:p>
@@ -1025,7 +1410,21 @@
         <w:rPr>
           <w:lang w:val="it-IT"/>
         </w:rPr>
-        <w:t>La funzione modifyDensity riduce la densità della cella e di quelle vicine (raggio configurabile), simulando un prelievo localizzato.</w:t>
+        <w:t xml:space="preserve">La funzione </w:t>
+      </w:r>
+      <w:proofErr w:type="spellStart"/>
+      <w:r>
+        <w:rPr>
+          <w:lang w:val="it-IT"/>
+        </w:rPr>
+        <w:t>modifyDensity</w:t>
+      </w:r>
+      <w:proofErr w:type="spellEnd"/>
+      <w:r>
+        <w:rPr>
+          <w:lang w:val="it-IT"/>
+        </w:rPr>
+        <w:t xml:space="preserve"> riduce la densità della cella e di quelle vicine (raggio configurabile), simulando un prelievo localizzato.</w:t>
       </w:r>
     </w:p>
     <w:p>
@@ -1059,6 +1458,7 @@
         <w:rPr>
           <w:lang w:val="it-IT"/>
         </w:rPr>
+        <w:lastRenderedPageBreak/>
         <w:t>Meccanica: il giocatore vede le zone impoverirsi dopo la raccolta. Deve decidere se insistere su una zona ricca rischiando di esaurirla, o spostarsi altrove.</w:t>
       </w:r>
     </w:p>
@@ -1144,7 +1544,6 @@
         <w:rPr>
           <w:lang w:val="it-IT"/>
         </w:rPr>
-        <w:lastRenderedPageBreak/>
         <w:t>Introduzione del consumo: ogni giorno di gioco (intervallo configurabile) una quantità di cibo viene sottratta dalle scorte in base al numero di pop presenti.</w:t>
       </w:r>
     </w:p>
@@ -1213,7 +1612,21 @@
         <w:rPr>
           <w:lang w:val="it-IT"/>
         </w:rPr>
-        <w:t>Implementazione del TimeManager (time.js).</w:t>
+        <w:t xml:space="preserve">Implementazione del </w:t>
+      </w:r>
+      <w:proofErr w:type="spellStart"/>
+      <w:r>
+        <w:rPr>
+          <w:lang w:val="it-IT"/>
+        </w:rPr>
+        <w:t>TimeManager</w:t>
+      </w:r>
+      <w:proofErr w:type="spellEnd"/>
+      <w:r>
+        <w:rPr>
+          <w:lang w:val="it-IT"/>
+        </w:rPr>
+        <w:t xml:space="preserve"> (time.js).</w:t>
       </w:r>
     </w:p>
     <w:p>
@@ -1264,7 +1677,21 @@
         <w:rPr>
           <w:lang w:val="it-IT"/>
         </w:rPr>
-        <w:t>La raccolta, il movimento e il consumo dipendono dal tempo di gioco effettivo, non dal framerate.</w:t>
+        <w:t xml:space="preserve">La raccolta, il movimento e il consumo dipendono dal tempo di gioco effettivo, non dal </w:t>
+      </w:r>
+      <w:proofErr w:type="spellStart"/>
+      <w:r>
+        <w:rPr>
+          <w:lang w:val="it-IT"/>
+        </w:rPr>
+        <w:t>framerate</w:t>
+      </w:r>
+      <w:proofErr w:type="spellEnd"/>
+      <w:r>
+        <w:rPr>
+          <w:lang w:val="it-IT"/>
+        </w:rPr>
+        <w:t>.</w:t>
       </w:r>
     </w:p>
     <w:p>
@@ -1296,8 +1723,33 @@
           <w:b/>
           <w:bCs/>
         </w:rPr>
-        <w:t>Batch 7 – Rigenerazione base del cibo</w:t>
-      </w:r>
+        <w:t xml:space="preserve">Batch 7 – </w:t>
+      </w:r>
+      <w:proofErr w:type="spellStart"/>
+      <w:r>
+        <w:rPr>
+          <w:b/>
+          <w:bCs/>
+        </w:rPr>
+        <w:t>Rigenerazione</w:t>
+      </w:r>
+      <w:proofErr w:type="spellEnd"/>
+      <w:r>
+        <w:rPr>
+          <w:b/>
+          <w:bCs/>
+        </w:rPr>
+        <w:t xml:space="preserve"> base del </w:t>
+      </w:r>
+      <w:proofErr w:type="spellStart"/>
+      <w:r>
+        <w:rPr>
+          <w:b/>
+          <w:bCs/>
+        </w:rPr>
+        <w:t>cibo</w:t>
+      </w:r>
+      <w:proofErr w:type="spellEnd"/>
     </w:p>
     <w:p>
       <w:pPr>
@@ -1313,7 +1765,21 @@
         <w:rPr>
           <w:lang w:val="it-IT"/>
         </w:rPr>
-        <w:t>Le celle con forageDensity si rigenerano lentamente nel tempo (es. una piccola frazione al giorno).</w:t>
+        <w:t xml:space="preserve">Le celle con </w:t>
+      </w:r>
+      <w:proofErr w:type="spellStart"/>
+      <w:r>
+        <w:rPr>
+          <w:lang w:val="it-IT"/>
+        </w:rPr>
+        <w:t>forageDensity</w:t>
+      </w:r>
+      <w:proofErr w:type="spellEnd"/>
+      <w:r>
+        <w:rPr>
+          <w:lang w:val="it-IT"/>
+        </w:rPr>
+        <w:t xml:space="preserve"> si rigenerano lentamente nel tempo (es. una piccola frazione al giorno).</w:t>
       </w:r>
     </w:p>
     <w:p>
@@ -1381,6 +1847,7 @@
           <w:bCs/>
           <w:lang w:val="it-IT"/>
         </w:rPr>
+        <w:lastRenderedPageBreak/>
         <w:t>Dopo il Batch 7</w:t>
       </w:r>
       <w:r>
@@ -1481,16 +1948,115 @@
     <w:p>
       <w:pPr>
         <w:rPr>
-          <w:lang w:val="it-IT"/>
-        </w:rPr>
-      </w:pPr>
-      <w:r>
-        <w:rPr>
           <w:b/>
           <w:bCs/>
           <w:lang w:val="it-IT"/>
         </w:rPr>
-        <w:lastRenderedPageBreak/>
+      </w:pPr>
+      <w:r>
+        <w:rPr>
+          <w:b/>
+          <w:bCs/>
+          <w:lang w:val="it-IT"/>
+        </w:rPr>
+        <w:t>NOTE FINE MVP1</w:t>
+      </w:r>
+    </w:p>
+    <w:p>
+      <w:pPr>
+        <w:pStyle w:val="ListParagraph"/>
+        <w:numPr>
+          <w:ilvl w:val="0"/>
+          <w:numId w:val="36"/>
+        </w:numPr>
+        <w:rPr>
+          <w:b/>
+          <w:bCs/>
+          <w:lang w:val="it-IT"/>
+        </w:rPr>
+      </w:pPr>
+      <w:r>
+        <w:rPr>
+          <w:lang w:val="it-IT"/>
+        </w:rPr>
+        <w:t xml:space="preserve">Tool per disegnare la mappa (apporre foreste, pesci, </w:t>
+      </w:r>
+      <w:proofErr w:type="spellStart"/>
+      <w:r>
+        <w:rPr>
+          <w:lang w:val="it-IT"/>
+        </w:rPr>
+        <w:t>gathering</w:t>
+      </w:r>
+      <w:proofErr w:type="spellEnd"/>
+      <w:r>
+        <w:rPr>
+          <w:lang w:val="it-IT"/>
+        </w:rPr>
+        <w:t xml:space="preserve"> food ecc. con dei pennelli) [è forse troppo presto]</w:t>
+      </w:r>
+    </w:p>
+    <w:p>
+      <w:pPr>
+        <w:pStyle w:val="ListParagraph"/>
+        <w:numPr>
+          <w:ilvl w:val="0"/>
+          <w:numId w:val="36"/>
+        </w:numPr>
+        <w:rPr>
+          <w:b/>
+          <w:bCs/>
+          <w:lang w:val="it-IT"/>
+        </w:rPr>
+      </w:pPr>
+      <w:r>
+        <w:rPr>
+          <w:lang w:val="it-IT"/>
+        </w:rPr>
+        <w:t>Creazione di algoritmo per creazione foreste e cibo in base a tipologia terreno delle celle [anche questo forse da vedere più avanti]</w:t>
+      </w:r>
+    </w:p>
+    <w:p>
+      <w:pPr>
+        <w:pStyle w:val="ListParagraph"/>
+        <w:numPr>
+          <w:ilvl w:val="0"/>
+          <w:numId w:val="36"/>
+        </w:numPr>
+        <w:rPr>
+          <w:b/>
+          <w:bCs/>
+          <w:lang w:val="it-IT"/>
+        </w:rPr>
+      </w:pPr>
+      <w:r>
+        <w:rPr>
+          <w:lang w:val="it-IT"/>
+        </w:rPr>
+        <w:t>Non abbiamo minimamente lavorato sulla tipologia del terreno (montagna, acqua, acqua profonda, collina, pianura) e le caratteristiche di esso (foresta, erba ecc.). Questo perché sulla base del tipo di terreno poi dipende il cibo (la pesca è solo nelle acque, le aree di pianura con erba vicino ai fiumi hanno più cibo ecc.). Da forse vedere subito dopo MVP1?</w:t>
+      </w:r>
+    </w:p>
+    <w:p>
+      <w:pPr>
+        <w:rPr>
+          <w:b/>
+          <w:bCs/>
+          <w:lang w:val="it-IT"/>
+        </w:rPr>
+      </w:pPr>
+    </w:p>
+    <w:p>
+      <w:pPr>
+        <w:rPr>
+          <w:lang w:val="it-IT"/>
+        </w:rPr>
+      </w:pPr>
+      <w:r>
+        <w:rPr>
+          <w:b/>
+          <w:bCs/>
+          <w:lang w:val="it-IT"/>
+        </w:rPr>
         <w:t>MVP2 – Diversificazione delle fonti di cibo (caccia e pesca)</w:t>
       </w:r>
     </w:p>
@@ -1509,7 +2075,15 @@
     </w:p>
     <w:p>
       <w:r>
-        <w:t>Nuova definizione:</w:t>
+        <w:t xml:space="preserve">Nuova </w:t>
+      </w:r>
+      <w:proofErr w:type="spellStart"/>
+      <w:r>
+        <w:t>definizione</w:t>
+      </w:r>
+      <w:proofErr w:type="spellEnd"/>
+      <w:r>
+        <w:t>:</w:t>
       </w:r>
     </w:p>
     <w:p>
@@ -1560,7 +2134,35 @@
         <w:rPr>
           <w:lang w:val="it-IT"/>
         </w:rPr>
-        <w:t>Nelle celle che intersecano fiumi o laghi, il layer fishDensity permette la pesca. Funziona come la raccolta vegetale (riduce densità, si rigenera), ma solo in acqua.</w:t>
+        <w:t xml:space="preserve">Nelle celle che intersecano fiumi o laghi, il </w:t>
+      </w:r>
+      <w:proofErr w:type="spellStart"/>
+      <w:r>
+        <w:rPr>
+          <w:lang w:val="it-IT"/>
+        </w:rPr>
+        <w:t>layer</w:t>
+      </w:r>
+      <w:proofErr w:type="spellEnd"/>
+      <w:r>
+        <w:rPr>
+          <w:lang w:val="it-IT"/>
+        </w:rPr>
+        <w:t xml:space="preserve"> </w:t>
+      </w:r>
+      <w:proofErr w:type="spellStart"/>
+      <w:r>
+        <w:rPr>
+          <w:lang w:val="it-IT"/>
+        </w:rPr>
+        <w:t>fishDensity</w:t>
+      </w:r>
+      <w:proofErr w:type="spellEnd"/>
+      <w:r>
+        <w:rPr>
+          <w:lang w:val="it-IT"/>
+        </w:rPr>
+        <w:t xml:space="preserve"> permette la pesca. Funziona come la raccolta vegetale (riduce densità, si rigenera), ma solo in acqua.</w:t>
       </w:r>
     </w:p>
     <w:p>
@@ -1609,6 +2211,7 @@
           <w:bCs/>
           <w:lang w:val="it-IT"/>
         </w:rPr>
+        <w:lastRenderedPageBreak/>
         <w:t xml:space="preserve">MVP3 – Raccolta legna, lavorazione e </w:t>
       </w:r>
       <w:r>
@@ -1630,7 +2233,35 @@
         <w:rPr>
           <w:lang w:val="it-IT"/>
         </w:rPr>
-        <w:t xml:space="preserve">MVP3 introduce il layer forestDensity e la raccolta di legna. Poi la lavorazione (legna → </w:t>
+        <w:t xml:space="preserve">MVP3 introduce il </w:t>
+      </w:r>
+      <w:proofErr w:type="spellStart"/>
+      <w:r>
+        <w:rPr>
+          <w:lang w:val="it-IT"/>
+        </w:rPr>
+        <w:t>layer</w:t>
+      </w:r>
+      <w:proofErr w:type="spellEnd"/>
+      <w:r>
+        <w:rPr>
+          <w:lang w:val="it-IT"/>
+        </w:rPr>
+        <w:t xml:space="preserve"> </w:t>
+      </w:r>
+      <w:proofErr w:type="spellStart"/>
+      <w:r>
+        <w:rPr>
+          <w:lang w:val="it-IT"/>
+        </w:rPr>
+        <w:t>forestDensity</w:t>
+      </w:r>
+      <w:proofErr w:type="spellEnd"/>
+      <w:r>
+        <w:rPr>
+          <w:lang w:val="it-IT"/>
+        </w:rPr>
+        <w:t xml:space="preserve"> e la raccolta di legna. Poi la lavorazione (legna → </w:t>
       </w:r>
       <w:r>
         <w:rPr>
@@ -1709,7 +2340,49 @@
         <w:rPr>
           <w:lang w:val="it-IT"/>
         </w:rPr>
-        <w:t>Attivazione del layer forestDensity sulla griglia. Le foreste sono visivamente distinguibili (verde scuro). La raccolta di legna riduce la densità localmente, come per il forage.</w:t>
+        <w:t xml:space="preserve">Attivazione del </w:t>
+      </w:r>
+      <w:proofErr w:type="spellStart"/>
+      <w:r>
+        <w:rPr>
+          <w:lang w:val="it-IT"/>
+        </w:rPr>
+        <w:t>layer</w:t>
+      </w:r>
+      <w:proofErr w:type="spellEnd"/>
+      <w:r>
+        <w:rPr>
+          <w:lang w:val="it-IT"/>
+        </w:rPr>
+        <w:t xml:space="preserve"> </w:t>
+      </w:r>
+      <w:proofErr w:type="spellStart"/>
+      <w:r>
+        <w:rPr>
+          <w:lang w:val="it-IT"/>
+        </w:rPr>
+        <w:t>forestDensity</w:t>
+      </w:r>
+      <w:proofErr w:type="spellEnd"/>
+      <w:r>
+        <w:rPr>
+          <w:lang w:val="it-IT"/>
+        </w:rPr>
+        <w:t xml:space="preserve"> sulla griglia. Le foreste sono visivamente distinguibili (verde scuro). La raccolta di legna riduce la densità localmente, come per il </w:t>
+      </w:r>
+      <w:proofErr w:type="spellStart"/>
+      <w:r>
+        <w:rPr>
+          <w:lang w:val="it-IT"/>
+        </w:rPr>
+        <w:t>forage</w:t>
+      </w:r>
+      <w:proofErr w:type="spellEnd"/>
+      <w:r>
+        <w:rPr>
+          <w:lang w:val="it-IT"/>
+        </w:rPr>
+        <w:t>.</w:t>
       </w:r>
     </w:p>
     <w:p>
@@ -1819,7 +2492,6 @@
         <w:rPr>
           <w:lang w:val="it-IT"/>
         </w:rPr>
-        <w:lastRenderedPageBreak/>
         <w:t>Meccanica: la legna diventa la prima risorsa non commestibile. La lavorazione introduce il concetto di catena produttiva. Si gettano le basi per la specializzazione dei pop (raccoglitori, taglialegna, artigiani).</w:t>
       </w:r>
     </w:p>
@@ -1853,7 +2525,23 @@
     </w:p>
     <w:p>
       <w:r>
-        <w:t>Testo attuale confermato:</w:t>
+        <w:t xml:space="preserve">Testo </w:t>
+      </w:r>
+      <w:proofErr w:type="spellStart"/>
+      <w:r>
+        <w:t>attuale</w:t>
+      </w:r>
+      <w:proofErr w:type="spellEnd"/>
+      <w:r>
+        <w:t xml:space="preserve"> </w:t>
+      </w:r>
+      <w:proofErr w:type="spellStart"/>
+      <w:r>
+        <w:t>confermato</w:t>
+      </w:r>
+      <w:proofErr w:type="spellEnd"/>
+      <w:r>
+        <w:t>:</w:t>
       </w:r>
     </w:p>
     <w:p>
@@ -1948,8 +2636,21 @@
           <w:numId w:val="10"/>
         </w:numPr>
       </w:pPr>
-      <w:r>
-        <w:t>Indicatore di posizione:</w:t>
+      <w:proofErr w:type="spellStart"/>
+      <w:r>
+        <w:t>Indicatore</w:t>
+      </w:r>
+      <w:proofErr w:type="spellEnd"/>
+      <w:r>
+        <w:t xml:space="preserve"> di </w:t>
+      </w:r>
+      <w:proofErr w:type="spellStart"/>
+      <w:r>
+        <w:t>posizione</w:t>
+      </w:r>
+      <w:proofErr w:type="spellEnd"/>
+      <w:r>
+        <w:t>:</w:t>
       </w:r>
     </w:p>
     <w:p>
@@ -2000,6 +2701,7 @@
         <w:rPr>
           <w:lang w:val="it-IT"/>
         </w:rPr>
+        <w:lastRenderedPageBreak/>
         <w:t>Da report (lampeggiante o con indicatore "R") quando arriva un messaggio.</w:t>
       </w:r>
     </w:p>
@@ -2013,11 +2715,19 @@
           <w:lang w:val="it-IT"/>
         </w:rPr>
       </w:pPr>
-      <w:r>
-        <w:rPr>
-          <w:lang w:val="it-IT"/>
-        </w:rPr>
-        <w:t>Tooltip base per risorse e pop.</w:t>
+      <w:proofErr w:type="spellStart"/>
+      <w:r>
+        <w:rPr>
+          <w:lang w:val="it-IT"/>
+        </w:rPr>
+        <w:t>Tooltip</w:t>
+      </w:r>
+      <w:proofErr w:type="spellEnd"/>
+      <w:r>
+        <w:rPr>
+          <w:lang w:val="it-IT"/>
+        </w:rPr>
+        <w:t xml:space="preserve"> base per risorse e pop.</w:t>
       </w:r>
     </w:p>
     <w:p>
@@ -2045,12 +2755,42 @@
         <w:rPr>
           <w:lang w:val="it-IT"/>
         </w:rPr>
-        <w:t>Nessuna modifica necessaria. La competizione per le risorse funziona con qualsiasi tipo di layer o branco.</w:t>
-      </w:r>
-    </w:p>
-    <w:p>
-      <w:r>
-        <w:t>Testo attuale confermato:</w:t>
+        <w:t xml:space="preserve">Nessuna modifica necessaria. La competizione per le risorse funziona con qualsiasi tipo di </w:t>
+      </w:r>
+      <w:proofErr w:type="spellStart"/>
+      <w:r>
+        <w:rPr>
+          <w:lang w:val="it-IT"/>
+        </w:rPr>
+        <w:t>layer</w:t>
+      </w:r>
+      <w:proofErr w:type="spellEnd"/>
+      <w:r>
+        <w:rPr>
+          <w:lang w:val="it-IT"/>
+        </w:rPr>
+        <w:t xml:space="preserve"> o branco.</w:t>
+      </w:r>
+    </w:p>
+    <w:p>
+      <w:r>
+        <w:t xml:space="preserve">Testo </w:t>
+      </w:r>
+      <w:proofErr w:type="spellStart"/>
+      <w:r>
+        <w:t>attuale</w:t>
+      </w:r>
+      <w:proofErr w:type="spellEnd"/>
+      <w:r>
+        <w:t xml:space="preserve"> </w:t>
+      </w:r>
+      <w:proofErr w:type="spellStart"/>
+      <w:r>
+        <w:t>confermato</w:t>
+      </w:r>
+      <w:proofErr w:type="spellEnd"/>
+      <w:r>
+        <w:t>:</w:t>
       </w:r>
     </w:p>
     <w:p>
@@ -2919,6 +3659,118 @@
     </w:lvl>
   </w:abstractNum>
   <w:abstractNum w:abstractNumId="5" w15:restartNumberingAfterBreak="0">
+    <w:nsid w:val="0A1C7A37"/>
+    <w:multiLevelType w:val="hybridMultilevel"/>
+    <w:tmpl w:val="B51A131A"/>
+    <w:lvl w:ilvl="0" w:tplc="FAA67352">
+      <w:numFmt w:val="bullet"/>
+      <w:lvlText w:val="-"/>
+      <w:lvlJc w:val="left"/>
+      <w:pPr>
+        <w:ind w:left="720" w:hanging="360"/>
+      </w:pPr>
+      <w:rPr>
+        <w:rFonts w:ascii="Calibri" w:eastAsiaTheme="minorHAnsi" w:hAnsi="Calibri" w:cs="Calibri" w:hint="default"/>
+      </w:rPr>
+    </w:lvl>
+    <w:lvl w:ilvl="1" w:tplc="08090003" w:tentative="1">
+      <w:start w:val="1"/>
+      <w:numFmt w:val="bullet"/>
+      <w:lvlText w:val="o"/>
+      <w:lvlJc w:val="left"/>
+      <w:pPr>
+        <w:ind w:left="1440" w:hanging="360"/>
+      </w:pPr>
+      <w:rPr>
+        <w:rFonts w:ascii="Courier New" w:hAnsi="Courier New" w:cs="Courier New" w:hint="default"/>
+      </w:rPr>
+    </w:lvl>
+    <w:lvl w:ilvl="2" w:tplc="08090005" w:tentative="1">
+      <w:start w:val="1"/>
+      <w:numFmt w:val="bullet"/>
+      <w:lvlText w:val=""/>
+      <w:lvlJc w:val="left"/>
+      <w:pPr>
+        <w:ind w:left="2160" w:hanging="360"/>
+      </w:pPr>
+      <w:rPr>
+        <w:rFonts w:ascii="Wingdings" w:hAnsi="Wingdings" w:hint="default"/>
+      </w:rPr>
+    </w:lvl>
+    <w:lvl w:ilvl="3" w:tplc="08090001" w:tentative="1">
+      <w:start w:val="1"/>
+      <w:numFmt w:val="bullet"/>
+      <w:lvlText w:val=""/>
+      <w:lvlJc w:val="left"/>
+      <w:pPr>
+        <w:ind w:left="2880" w:hanging="360"/>
+      </w:pPr>
+      <w:rPr>
+        <w:rFonts w:ascii="Symbol" w:hAnsi="Symbol" w:hint="default"/>
+      </w:rPr>
+    </w:lvl>
+    <w:lvl w:ilvl="4" w:tplc="08090003" w:tentative="1">
+      <w:start w:val="1"/>
+      <w:numFmt w:val="bullet"/>
+      <w:lvlText w:val="o"/>
+      <w:lvlJc w:val="left"/>
+      <w:pPr>
+        <w:ind w:left="3600" w:hanging="360"/>
+      </w:pPr>
+      <w:rPr>
+        <w:rFonts w:ascii="Courier New" w:hAnsi="Courier New" w:cs="Courier New" w:hint="default"/>
+      </w:rPr>
+    </w:lvl>
+    <w:lvl w:ilvl="5" w:tplc="08090005" w:tentative="1">
+      <w:start w:val="1"/>
+      <w:numFmt w:val="bullet"/>
+      <w:lvlText w:val=""/>
+      <w:lvlJc w:val="left"/>
+      <w:pPr>
+        <w:ind w:left="4320" w:hanging="360"/>
+      </w:pPr>
+      <w:rPr>
+        <w:rFonts w:ascii="Wingdings" w:hAnsi="Wingdings" w:hint="default"/>
+      </w:rPr>
+    </w:lvl>
+    <w:lvl w:ilvl="6" w:tplc="08090001" w:tentative="1">
+      <w:start w:val="1"/>
+      <w:numFmt w:val="bullet"/>
+      <w:lvlText w:val=""/>
+      <w:lvlJc w:val="left"/>
+      <w:pPr>
+        <w:ind w:left="5040" w:hanging="360"/>
+      </w:pPr>
+      <w:rPr>
+        <w:rFonts w:ascii="Symbol" w:hAnsi="Symbol" w:hint="default"/>
+      </w:rPr>
+    </w:lvl>
+    <w:lvl w:ilvl="7" w:tplc="08090003" w:tentative="1">
+      <w:start w:val="1"/>
+      <w:numFmt w:val="bullet"/>
+      <w:lvlText w:val="o"/>
+      <w:lvlJc w:val="left"/>
+      <w:pPr>
+        <w:ind w:left="5760" w:hanging="360"/>
+      </w:pPr>
+      <w:rPr>
+        <w:rFonts w:ascii="Courier New" w:hAnsi="Courier New" w:cs="Courier New" w:hint="default"/>
+      </w:rPr>
+    </w:lvl>
+    <w:lvl w:ilvl="8" w:tplc="08090005" w:tentative="1">
+      <w:start w:val="1"/>
+      <w:numFmt w:val="bullet"/>
+      <w:lvlText w:val=""/>
+      <w:lvlJc w:val="left"/>
+      <w:pPr>
+        <w:ind w:left="6480" w:hanging="360"/>
+      </w:pPr>
+      <w:rPr>
+        <w:rFonts w:ascii="Wingdings" w:hAnsi="Wingdings" w:hint="default"/>
+      </w:rPr>
+    </w:lvl>
+  </w:abstractNum>
+  <w:abstractNum w:abstractNumId="6" w15:restartNumberingAfterBreak="0">
     <w:nsid w:val="127B248F"/>
     <w:multiLevelType w:val="multilevel"/>
     <w:tmpl w:val="69F09910"/>
@@ -3031,7 +3883,7 @@
       </w:pPr>
     </w:lvl>
   </w:abstractNum>
-  <w:abstractNum w:abstractNumId="6" w15:restartNumberingAfterBreak="0">
+  <w:abstractNum w:abstractNumId="7" w15:restartNumberingAfterBreak="0">
     <w:nsid w:val="131A0DBD"/>
     <w:multiLevelType w:val="multilevel"/>
     <w:tmpl w:val="7668DF54"/>
@@ -3180,7 +4032,7 @@
       </w:rPr>
     </w:lvl>
   </w:abstractNum>
-  <w:abstractNum w:abstractNumId="7" w15:restartNumberingAfterBreak="0">
+  <w:abstractNum w:abstractNumId="8" w15:restartNumberingAfterBreak="0">
     <w:nsid w:val="15FE68FE"/>
     <w:multiLevelType w:val="multilevel"/>
     <w:tmpl w:val="65F83AEE"/>
@@ -3329,7 +4181,7 @@
       </w:rPr>
     </w:lvl>
   </w:abstractNum>
-  <w:abstractNum w:abstractNumId="8" w15:restartNumberingAfterBreak="0">
+  <w:abstractNum w:abstractNumId="9" w15:restartNumberingAfterBreak="0">
     <w:nsid w:val="17235FE1"/>
     <w:multiLevelType w:val="multilevel"/>
     <w:tmpl w:val="F34AE5A0"/>
@@ -3478,7 +4330,7 @@
       </w:rPr>
     </w:lvl>
   </w:abstractNum>
-  <w:abstractNum w:abstractNumId="9" w15:restartNumberingAfterBreak="0">
+  <w:abstractNum w:abstractNumId="10" w15:restartNumberingAfterBreak="0">
     <w:nsid w:val="1996508A"/>
     <w:multiLevelType w:val="multilevel"/>
     <w:tmpl w:val="F198151A"/>
@@ -3627,7 +4479,7 @@
       </w:rPr>
     </w:lvl>
   </w:abstractNum>
-  <w:abstractNum w:abstractNumId="10" w15:restartNumberingAfterBreak="0">
+  <w:abstractNum w:abstractNumId="11" w15:restartNumberingAfterBreak="0">
     <w:nsid w:val="1A7819A8"/>
     <w:multiLevelType w:val="multilevel"/>
     <w:tmpl w:val="10E466CE"/>
@@ -3776,7 +4628,7 @@
       </w:rPr>
     </w:lvl>
   </w:abstractNum>
-  <w:abstractNum w:abstractNumId="11" w15:restartNumberingAfterBreak="0">
+  <w:abstractNum w:abstractNumId="12" w15:restartNumberingAfterBreak="0">
     <w:nsid w:val="1DE16D1E"/>
     <w:multiLevelType w:val="multilevel"/>
     <w:tmpl w:val="D0AA7ED4"/>
@@ -3925,7 +4777,7 @@
       </w:rPr>
     </w:lvl>
   </w:abstractNum>
-  <w:abstractNum w:abstractNumId="12" w15:restartNumberingAfterBreak="0">
+  <w:abstractNum w:abstractNumId="13" w15:restartNumberingAfterBreak="0">
     <w:nsid w:val="21DA54DB"/>
     <w:multiLevelType w:val="multilevel"/>
     <w:tmpl w:val="2FFAF406"/>
@@ -4074,7 +4926,7 @@
       </w:rPr>
     </w:lvl>
   </w:abstractNum>
-  <w:abstractNum w:abstractNumId="13" w15:restartNumberingAfterBreak="0">
+  <w:abstractNum w:abstractNumId="14" w15:restartNumberingAfterBreak="0">
     <w:nsid w:val="25322051"/>
     <w:multiLevelType w:val="multilevel"/>
     <w:tmpl w:val="E05A99D0"/>
@@ -4223,7 +5075,7 @@
       </w:rPr>
     </w:lvl>
   </w:abstractNum>
-  <w:abstractNum w:abstractNumId="14" w15:restartNumberingAfterBreak="0">
+  <w:abstractNum w:abstractNumId="15" w15:restartNumberingAfterBreak="0">
     <w:nsid w:val="2CA60B07"/>
     <w:multiLevelType w:val="multilevel"/>
     <w:tmpl w:val="85FA6EEA"/>
@@ -4372,7 +5224,7 @@
       </w:rPr>
     </w:lvl>
   </w:abstractNum>
-  <w:abstractNum w:abstractNumId="15" w15:restartNumberingAfterBreak="0">
+  <w:abstractNum w:abstractNumId="16" w15:restartNumberingAfterBreak="0">
     <w:nsid w:val="2DF54639"/>
     <w:multiLevelType w:val="multilevel"/>
     <w:tmpl w:val="51F6A5B8"/>
@@ -4521,7 +5373,7 @@
       </w:rPr>
     </w:lvl>
   </w:abstractNum>
-  <w:abstractNum w:abstractNumId="16" w15:restartNumberingAfterBreak="0">
+  <w:abstractNum w:abstractNumId="17" w15:restartNumberingAfterBreak="0">
     <w:nsid w:val="31640CA4"/>
     <w:multiLevelType w:val="multilevel"/>
     <w:tmpl w:val="6806343C"/>
@@ -4638,7 +5490,7 @@
       </w:pPr>
     </w:lvl>
   </w:abstractNum>
-  <w:abstractNum w:abstractNumId="17" w15:restartNumberingAfterBreak="0">
+  <w:abstractNum w:abstractNumId="18" w15:restartNumberingAfterBreak="0">
     <w:nsid w:val="398F5129"/>
     <w:multiLevelType w:val="multilevel"/>
     <w:tmpl w:val="A322F550"/>
@@ -4787,7 +5639,7 @@
       </w:rPr>
     </w:lvl>
   </w:abstractNum>
-  <w:abstractNum w:abstractNumId="18" w15:restartNumberingAfterBreak="0">
+  <w:abstractNum w:abstractNumId="19" w15:restartNumberingAfterBreak="0">
     <w:nsid w:val="3CAC5FF4"/>
     <w:multiLevelType w:val="multilevel"/>
     <w:tmpl w:val="BFBC23AA"/>
@@ -4936,7 +5788,7 @@
       </w:rPr>
     </w:lvl>
   </w:abstractNum>
-  <w:abstractNum w:abstractNumId="19" w15:restartNumberingAfterBreak="0">
+  <w:abstractNum w:abstractNumId="20" w15:restartNumberingAfterBreak="0">
     <w:nsid w:val="4BE4348C"/>
     <w:multiLevelType w:val="multilevel"/>
     <w:tmpl w:val="1A58024C"/>
@@ -5085,7 +5937,7 @@
       </w:rPr>
     </w:lvl>
   </w:abstractNum>
-  <w:abstractNum w:abstractNumId="20" w15:restartNumberingAfterBreak="0">
+  <w:abstractNum w:abstractNumId="21" w15:restartNumberingAfterBreak="0">
     <w:nsid w:val="4C046A48"/>
     <w:multiLevelType w:val="multilevel"/>
     <w:tmpl w:val="2340BCD6"/>
@@ -5234,7 +6086,7 @@
       </w:rPr>
     </w:lvl>
   </w:abstractNum>
-  <w:abstractNum w:abstractNumId="21" w15:restartNumberingAfterBreak="0">
+  <w:abstractNum w:abstractNumId="22" w15:restartNumberingAfterBreak="0">
     <w:nsid w:val="4D186818"/>
     <w:multiLevelType w:val="multilevel"/>
     <w:tmpl w:val="6A7EED2E"/>
@@ -5383,7 +6235,7 @@
       </w:rPr>
     </w:lvl>
   </w:abstractNum>
-  <w:abstractNum w:abstractNumId="22" w15:restartNumberingAfterBreak="0">
+  <w:abstractNum w:abstractNumId="23" w15:restartNumberingAfterBreak="0">
     <w:nsid w:val="4D7C5B44"/>
     <w:multiLevelType w:val="multilevel"/>
     <w:tmpl w:val="0DFE325A"/>
@@ -5532,7 +6384,7 @@
       </w:rPr>
     </w:lvl>
   </w:abstractNum>
-  <w:abstractNum w:abstractNumId="23" w15:restartNumberingAfterBreak="0">
+  <w:abstractNum w:abstractNumId="24" w15:restartNumberingAfterBreak="0">
     <w:nsid w:val="4E5C6A14"/>
     <w:multiLevelType w:val="multilevel"/>
     <w:tmpl w:val="A24A7FAC"/>
@@ -5681,7 +6533,7 @@
       </w:rPr>
     </w:lvl>
   </w:abstractNum>
-  <w:abstractNum w:abstractNumId="24" w15:restartNumberingAfterBreak="0">
+  <w:abstractNum w:abstractNumId="25" w15:restartNumberingAfterBreak="0">
     <w:nsid w:val="538273CB"/>
     <w:multiLevelType w:val="multilevel"/>
     <w:tmpl w:val="0C66EB3A"/>
@@ -5830,7 +6682,7 @@
       </w:rPr>
     </w:lvl>
   </w:abstractNum>
-  <w:abstractNum w:abstractNumId="25" w15:restartNumberingAfterBreak="0">
+  <w:abstractNum w:abstractNumId="26" w15:restartNumberingAfterBreak="0">
     <w:nsid w:val="5AAF3F94"/>
     <w:multiLevelType w:val="multilevel"/>
     <w:tmpl w:val="A9F486C6"/>
@@ -5979,7 +6831,7 @@
       </w:rPr>
     </w:lvl>
   </w:abstractNum>
-  <w:abstractNum w:abstractNumId="26" w15:restartNumberingAfterBreak="0">
+  <w:abstractNum w:abstractNumId="27" w15:restartNumberingAfterBreak="0">
     <w:nsid w:val="60BB2048"/>
     <w:multiLevelType w:val="multilevel"/>
     <w:tmpl w:val="3DAC4EA6"/>
@@ -6128,7 +6980,7 @@
       </w:rPr>
     </w:lvl>
   </w:abstractNum>
-  <w:abstractNum w:abstractNumId="27" w15:restartNumberingAfterBreak="0">
+  <w:abstractNum w:abstractNumId="28" w15:restartNumberingAfterBreak="0">
     <w:nsid w:val="62A77596"/>
     <w:multiLevelType w:val="multilevel"/>
     <w:tmpl w:val="A1F830BA"/>
@@ -6277,7 +7129,7 @@
       </w:rPr>
     </w:lvl>
   </w:abstractNum>
-  <w:abstractNum w:abstractNumId="28" w15:restartNumberingAfterBreak="0">
+  <w:abstractNum w:abstractNumId="29" w15:restartNumberingAfterBreak="0">
     <w:nsid w:val="64206F26"/>
     <w:multiLevelType w:val="multilevel"/>
     <w:tmpl w:val="84B80140"/>
@@ -6426,7 +7278,7 @@
       </w:rPr>
     </w:lvl>
   </w:abstractNum>
-  <w:abstractNum w:abstractNumId="29" w15:restartNumberingAfterBreak="0">
+  <w:abstractNum w:abstractNumId="30" w15:restartNumberingAfterBreak="0">
     <w:nsid w:val="66825D90"/>
     <w:multiLevelType w:val="multilevel"/>
     <w:tmpl w:val="5E8C9D9E"/>
@@ -6575,7 +7427,7 @@
       </w:rPr>
     </w:lvl>
   </w:abstractNum>
-  <w:abstractNum w:abstractNumId="30" w15:restartNumberingAfterBreak="0">
+  <w:abstractNum w:abstractNumId="31" w15:restartNumberingAfterBreak="0">
     <w:nsid w:val="675155B1"/>
     <w:multiLevelType w:val="multilevel"/>
     <w:tmpl w:val="76A07240"/>
@@ -6724,7 +7576,7 @@
       </w:rPr>
     </w:lvl>
   </w:abstractNum>
-  <w:abstractNum w:abstractNumId="31" w15:restartNumberingAfterBreak="0">
+  <w:abstractNum w:abstractNumId="32" w15:restartNumberingAfterBreak="0">
     <w:nsid w:val="6A7F58A7"/>
     <w:multiLevelType w:val="multilevel"/>
     <w:tmpl w:val="7A101704"/>
@@ -6873,7 +7725,7 @@
       </w:rPr>
     </w:lvl>
   </w:abstractNum>
-  <w:abstractNum w:abstractNumId="32" w15:restartNumberingAfterBreak="0">
+  <w:abstractNum w:abstractNumId="33" w15:restartNumberingAfterBreak="0">
     <w:nsid w:val="6C152091"/>
     <w:multiLevelType w:val="multilevel"/>
     <w:tmpl w:val="1692526E"/>
@@ -7022,7 +7874,7 @@
       </w:rPr>
     </w:lvl>
   </w:abstractNum>
-  <w:abstractNum w:abstractNumId="33" w15:restartNumberingAfterBreak="0">
+  <w:abstractNum w:abstractNumId="34" w15:restartNumberingAfterBreak="0">
     <w:nsid w:val="74F83019"/>
     <w:multiLevelType w:val="multilevel"/>
     <w:tmpl w:val="EF12228E"/>
@@ -7171,10 +8023,10 @@
       </w:rPr>
     </w:lvl>
   </w:abstractNum>
-  <w:abstractNum w:abstractNumId="34" w15:restartNumberingAfterBreak="0">
+  <w:abstractNum w:abstractNumId="35" w15:restartNumberingAfterBreak="0">
     <w:nsid w:val="7D8650C9"/>
     <w:multiLevelType w:val="multilevel"/>
-    <w:tmpl w:val="F45C2820"/>
+    <w:tmpl w:val="3FDC4EFE"/>
     <w:lvl w:ilvl="0">
       <w:start w:val="1"/>
       <w:numFmt w:val="bullet"/>
@@ -7207,20 +8059,15 @@
         <w:sz w:val="20"/>
       </w:rPr>
     </w:lvl>
-    <w:lvl w:ilvl="2" w:tentative="1">
-      <w:start w:val="1"/>
-      <w:numFmt w:val="bullet"/>
-      <w:lvlText w:val=""/>
-      <w:lvlJc w:val="left"/>
-      <w:pPr>
-        <w:tabs>
-          <w:tab w:val="num" w:pos="2160"/>
-        </w:tabs>
+    <w:lvl w:ilvl="2">
+      <w:numFmt w:val="bullet"/>
+      <w:lvlText w:val="-"/>
+      <w:lvlJc w:val="left"/>
+      <w:pPr>
         <w:ind w:left="2160" w:hanging="360"/>
       </w:pPr>
       <w:rPr>
-        <w:rFonts w:ascii="Wingdings" w:hAnsi="Wingdings" w:hint="default"/>
-        <w:sz w:val="20"/>
+        <w:rFonts w:ascii="Calibri" w:eastAsiaTheme="minorHAnsi" w:hAnsi="Calibri" w:cs="Calibri" w:hint="default"/>
       </w:rPr>
     </w:lvl>
     <w:lvl w:ilvl="3" w:tentative="1">
@@ -7324,106 +8171,109 @@
     <w:abstractNumId w:val="4"/>
   </w:num>
   <w:num w:numId="2" w16cid:durableId="1175145623">
-    <w:abstractNumId w:val="5"/>
+    <w:abstractNumId w:val="6"/>
   </w:num>
   <w:num w:numId="3" w16cid:durableId="214586865">
-    <w:abstractNumId w:val="6"/>
+    <w:abstractNumId w:val="7"/>
   </w:num>
   <w:num w:numId="4" w16cid:durableId="1604999293">
-    <w:abstractNumId w:val="21"/>
+    <w:abstractNumId w:val="22"/>
   </w:num>
   <w:num w:numId="5" w16cid:durableId="2005010433">
-    <w:abstractNumId w:val="33"/>
+    <w:abstractNumId w:val="34"/>
   </w:num>
   <w:num w:numId="6" w16cid:durableId="2015913491">
-    <w:abstractNumId w:val="8"/>
+    <w:abstractNumId w:val="9"/>
   </w:num>
   <w:num w:numId="7" w16cid:durableId="2005282243">
-    <w:abstractNumId w:val="15"/>
+    <w:abstractNumId w:val="16"/>
   </w:num>
   <w:num w:numId="8" w16cid:durableId="1782459442">
-    <w:abstractNumId w:val="24"/>
+    <w:abstractNumId w:val="25"/>
   </w:num>
   <w:num w:numId="9" w16cid:durableId="29652177">
     <w:abstractNumId w:val="2"/>
   </w:num>
   <w:num w:numId="10" w16cid:durableId="5983952">
-    <w:abstractNumId w:val="22"/>
+    <w:abstractNumId w:val="23"/>
   </w:num>
   <w:num w:numId="11" w16cid:durableId="1385524487">
-    <w:abstractNumId w:val="18"/>
+    <w:abstractNumId w:val="19"/>
   </w:num>
   <w:num w:numId="12" w16cid:durableId="881791777">
+    <w:abstractNumId w:val="32"/>
+  </w:num>
+  <w:num w:numId="13" w16cid:durableId="616062957">
+    <w:abstractNumId w:val="11"/>
+  </w:num>
+  <w:num w:numId="14" w16cid:durableId="1599679862">
+    <w:abstractNumId w:val="28"/>
+  </w:num>
+  <w:num w:numId="15" w16cid:durableId="1203782223">
     <w:abstractNumId w:val="31"/>
   </w:num>
-  <w:num w:numId="13" w16cid:durableId="616062957">
+  <w:num w:numId="16" w16cid:durableId="1910339401">
     <w:abstractNumId w:val="10"/>
-  </w:num>
-  <w:num w:numId="14" w16cid:durableId="1599679862">
-    <w:abstractNumId w:val="27"/>
-  </w:num>
-  <w:num w:numId="15" w16cid:durableId="1203782223">
-    <w:abstractNumId w:val="30"/>
-  </w:num>
-  <w:num w:numId="16" w16cid:durableId="1910339401">
-    <w:abstractNumId w:val="9"/>
   </w:num>
   <w:num w:numId="17" w16cid:durableId="79716557">
     <w:abstractNumId w:val="0"/>
   </w:num>
   <w:num w:numId="18" w16cid:durableId="1340543577">
-    <w:abstractNumId w:val="32"/>
+    <w:abstractNumId w:val="33"/>
   </w:num>
   <w:num w:numId="19" w16cid:durableId="1861702556">
     <w:abstractNumId w:val="1"/>
   </w:num>
   <w:num w:numId="20" w16cid:durableId="913048856">
-    <w:abstractNumId w:val="23"/>
+    <w:abstractNumId w:val="24"/>
   </w:num>
   <w:num w:numId="21" w16cid:durableId="613368900">
-    <w:abstractNumId w:val="7"/>
+    <w:abstractNumId w:val="8"/>
   </w:num>
   <w:num w:numId="22" w16cid:durableId="760225088">
-    <w:abstractNumId w:val="16"/>
+    <w:abstractNumId w:val="17"/>
   </w:num>
   <w:num w:numId="23" w16cid:durableId="747772899">
-    <w:abstractNumId w:val="28"/>
+    <w:abstractNumId w:val="29"/>
   </w:num>
   <w:num w:numId="24" w16cid:durableId="1330063747">
-    <w:abstractNumId w:val="34"/>
+    <w:abstractNumId w:val="35"/>
   </w:num>
   <w:num w:numId="25" w16cid:durableId="1728644347">
+    <w:abstractNumId w:val="21"/>
+  </w:num>
+  <w:num w:numId="26" w16cid:durableId="721557330">
     <w:abstractNumId w:val="20"/>
   </w:num>
-  <w:num w:numId="26" w16cid:durableId="721557330">
-    <w:abstractNumId w:val="19"/>
-  </w:num>
   <w:num w:numId="27" w16cid:durableId="1611934106">
-    <w:abstractNumId w:val="25"/>
+    <w:abstractNumId w:val="26"/>
   </w:num>
   <w:num w:numId="28" w16cid:durableId="1091008212">
-    <w:abstractNumId w:val="17"/>
+    <w:abstractNumId w:val="18"/>
   </w:num>
   <w:num w:numId="29" w16cid:durableId="372000044">
-    <w:abstractNumId w:val="29"/>
+    <w:abstractNumId w:val="30"/>
   </w:num>
   <w:num w:numId="30" w16cid:durableId="1429884695">
-    <w:abstractNumId w:val="26"/>
+    <w:abstractNumId w:val="27"/>
   </w:num>
   <w:num w:numId="31" w16cid:durableId="112595949">
-    <w:abstractNumId w:val="11"/>
+    <w:abstractNumId w:val="12"/>
   </w:num>
   <w:num w:numId="32" w16cid:durableId="386999035">
-    <w:abstractNumId w:val="12"/>
+    <w:abstractNumId w:val="13"/>
   </w:num>
   <w:num w:numId="33" w16cid:durableId="954100688">
-    <w:abstractNumId w:val="14"/>
+    <w:abstractNumId w:val="15"/>
   </w:num>
   <w:num w:numId="34" w16cid:durableId="462774312">
-    <w:abstractNumId w:val="13"/>
+    <w:abstractNumId w:val="14"/>
   </w:num>
   <w:num w:numId="35" w16cid:durableId="1988198018">
     <w:abstractNumId w:val="3"/>
+  </w:num>
+  <w:num w:numId="36" w16cid:durableId="1029141334">
+    <w:abstractNumId w:val="5"/>
   </w:num>
 </w:numbering>
 </file>
@@ -8030,6 +8880,7 @@
   <w:style w:type="character" w:default="1" w:styleId="DefaultParagraphFont">
     <w:name w:val="Default Paragraph Font"/>
     <w:uiPriority w:val="1"/>
+    <w:semiHidden/>
     <w:unhideWhenUsed/>
   </w:style>
   <w:style w:type="table" w:default="1" w:styleId="TableNormal">

--- a/Docs/Prototipo 1.docx
+++ b/Docs/Prototipo 1.docx
@@ -1510,7 +1510,7 @@
         <w:rPr>
           <w:lang w:val="it-IT"/>
         </w:rPr>
-        <w:t>Il giocatore può cliccare sull'accampamento per ordinare al pop di tornare e scaricare il cibo raccolto.</w:t>
+        <w:t>Il giocatore può selezionare il numero di abitanti (in base a quelli disponibili nell’accampamento) da mandare a raccogliere una specifica risorsa</w:t>
       </w:r>
     </w:p>
     <w:p>
@@ -1527,7 +1527,13 @@
         <w:rPr>
           <w:lang w:val="it-IT"/>
         </w:rPr>
-        <w:t>Un contatore globale mostra le scorte di cibo della tribù.</w:t>
+        <w:t>Il giocatore può cliccare sull'accampamento per ordinare al pop di tornare e scaricare il cibo raccolto.</w:t>
+      </w:r>
+      <w:r>
+        <w:rPr>
+          <w:lang w:val="it-IT"/>
+        </w:rPr>
+        <w:t xml:space="preserve"> Tendenzialmente però i pop fanno avanti e indietro in automatico</w:t>
       </w:r>
     </w:p>
     <w:p>
@@ -1544,7 +1550,7 @@
         <w:rPr>
           <w:lang w:val="it-IT"/>
         </w:rPr>
-        <w:t>Introduzione del consumo: ogni giorno di gioco (intervallo configurabile) una quantità di cibo viene sottratta dalle scorte in base al numero di pop presenti.</w:t>
+        <w:t>Un contatore globale mostra le scorte di cibo della tribù.</w:t>
       </w:r>
     </w:p>
     <w:p>
@@ -1561,7 +1567,7 @@
         <w:rPr>
           <w:lang w:val="it-IT"/>
         </w:rPr>
-        <w:t>Se le scorte arrivano a zero, per ora viene mostrato un avviso; in futuro comporterà la morte dei pop.</w:t>
+        <w:t>Introduzione del consumo: ogni giorno di gioco (intervallo configurabile) una quantità di cibo viene sottratta dalle scorte in base al numero di pop presenti.</w:t>
       </w:r>
     </w:p>
     <w:p>
@@ -1578,6 +1584,23 @@
         <w:rPr>
           <w:lang w:val="it-IT"/>
         </w:rPr>
+        <w:t>Se le scorte arrivano a zero, per ora viene mostrato un avviso; in futuro comporterà la morte dei pop.</w:t>
+      </w:r>
+    </w:p>
+    <w:p>
+      <w:pPr>
+        <w:numPr>
+          <w:ilvl w:val="0"/>
+          <w:numId w:val="27"/>
+        </w:numPr>
+        <w:rPr>
+          <w:lang w:val="it-IT"/>
+        </w:rPr>
+      </w:pPr>
+      <w:r>
+        <w:rPr>
+          <w:lang w:val="it-IT"/>
+        </w:rPr>
         <w:t>Meccanica: il giocatore deve bilanciare la raccolta con il consumo costante. Non basta accumulare, bisogna mantenere un flusso positivo. Il ritorno al campo diventa una decisione strategica: tornare troppo presto spreca tempo di viaggio, tornare troppo tardi rischia di far esaurire le scorte.</w:t>
       </w:r>
     </w:p>
@@ -1830,6 +1853,7 @@
         <w:rPr>
           <w:lang w:val="it-IT"/>
         </w:rPr>
+        <w:lastRenderedPageBreak/>
         <w:t>Meccanica: il giocatore non può esaurire una zona per sempre, ma deve ruotare le aree di raccolta per non restare senza cibo. Questo introduce una prima forma di gestione sostenibile delle risorse.</w:t>
       </w:r>
     </w:p>
@@ -1847,7 +1871,6 @@
           <w:bCs/>
           <w:lang w:val="it-IT"/>
         </w:rPr>
-        <w:lastRenderedPageBreak/>
         <w:t>Dopo il Batch 7</w:t>
       </w:r>
       <w:r>
@@ -2035,6 +2058,26 @@
         </w:rPr>
         <w:t>Non abbiamo minimamente lavorato sulla tipologia del terreno (montagna, acqua, acqua profonda, collina, pianura) e le caratteristiche di esso (foresta, erba ecc.). Questo perché sulla base del tipo di terreno poi dipende il cibo (la pesca è solo nelle acque, le aree di pianura con erba vicino ai fiumi hanno più cibo ecc.). Da forse vedere subito dopo MVP1?</w:t>
       </w:r>
+      <w:r>
+        <w:rPr>
+          <w:lang w:val="it-IT"/>
+        </w:rPr>
+        <w:t xml:space="preserve"> Implementiamo già diversi </w:t>
+      </w:r>
+      <w:proofErr w:type="spellStart"/>
+      <w:r>
+        <w:rPr>
+          <w:lang w:val="it-IT"/>
+        </w:rPr>
+        <w:t>layer</w:t>
+      </w:r>
+      <w:proofErr w:type="spellEnd"/>
+      <w:r>
+        <w:rPr>
+          <w:lang w:val="it-IT"/>
+        </w:rPr>
+        <w:t xml:space="preserve"> di visualizzazione (terreno, cibo, risorse varie ecc.)?</w:t>
+      </w:r>
     </w:p>
     <w:p>
       <w:pPr>
@@ -2179,6 +2222,7 @@
         <w:rPr>
           <w:lang w:val="it-IT"/>
         </w:rPr>
+        <w:lastRenderedPageBreak/>
         <w:t>L'interfaccia mostra le nuove risorse (carne, pesce) accanto al cibo vegetale. Per ora tutte valgono come "cibo", ma vengono registrate separatamente per usi futuri.</w:t>
       </w:r>
     </w:p>
@@ -2211,7 +2255,6 @@
           <w:bCs/>
           <w:lang w:val="it-IT"/>
         </w:rPr>
-        <w:lastRenderedPageBreak/>
         <w:t xml:space="preserve">MVP3 – Raccolta legna, lavorazione e </w:t>
       </w:r>
       <w:r>
@@ -2626,6 +2669,7 @@
         <w:rPr>
           <w:lang w:val="it-IT"/>
         </w:rPr>
+        <w:lastRenderedPageBreak/>
         <w:t>Barra del tempo (velocità 1x, 2x, pausa).</w:t>
       </w:r>
     </w:p>
@@ -2701,7 +2745,6 @@
         <w:rPr>
           <w:lang w:val="it-IT"/>
         </w:rPr>
-        <w:lastRenderedPageBreak/>
         <w:t>Da report (lampeggiante o con indicatore "R") quando arriva un messaggio.</w:t>
       </w:r>
     </w:p>

--- a/Docs/Prototipo 1.docx
+++ b/Docs/Prototipo 1.docx
@@ -1527,13 +1527,7 @@
         <w:rPr>
           <w:lang w:val="it-IT"/>
         </w:rPr>
-        <w:t>Il giocatore può cliccare sull'accampamento per ordinare al pop di tornare e scaricare il cibo raccolto.</w:t>
-      </w:r>
-      <w:r>
-        <w:rPr>
-          <w:lang w:val="it-IT"/>
-        </w:rPr>
-        <w:t xml:space="preserve"> Tendenzialmente però i pop fanno avanti e indietro in automatico</w:t>
+        <w:t>Un contatore globale mostra le scorte di cibo della tribù.</w:t>
       </w:r>
     </w:p>
     <w:p>
@@ -1550,7 +1544,63 @@
         <w:rPr>
           <w:lang w:val="it-IT"/>
         </w:rPr>
-        <w:t>Un contatore globale mostra le scorte di cibo della tribù.</w:t>
+        <w:t>Introduzione del consumo:</w:t>
+      </w:r>
+      <w:r>
+        <w:rPr>
+          <w:lang w:val="it-IT"/>
+        </w:rPr>
+        <w:t xml:space="preserve"> Ogni giorno di gioco, una quantità di cibo viene consumata dalle scorte in base alla popolazione totale (campo + spedizioni).</w:t>
+      </w:r>
+    </w:p>
+    <w:p>
+      <w:pPr>
+        <w:pStyle w:val="ListParagraph"/>
+        <w:numPr>
+          <w:ilvl w:val="0"/>
+          <w:numId w:val="24"/>
+        </w:numPr>
+        <w:rPr>
+          <w:lang w:val="it-IT" w:eastAsia="en-GB"/>
+        </w:rPr>
+      </w:pPr>
+      <w:r>
+        <w:rPr>
+          <w:lang w:val="it-IT" w:eastAsia="en-GB"/>
+        </w:rPr>
+        <w:t>Quando l'inventario è pieno o le provviste sono insufficienti per il ritorno, la spedizione torna automaticamente al campo, deposita il cibo nelle scorte globali, e i lavoratori rientrano nel Pop.</w:t>
+      </w:r>
+    </w:p>
+    <w:p>
+      <w:pPr>
+        <w:pStyle w:val="ListParagraph"/>
+        <w:numPr>
+          <w:ilvl w:val="0"/>
+          <w:numId w:val="24"/>
+        </w:numPr>
+        <w:rPr>
+          <w:lang w:val="it-IT" w:eastAsia="en-GB"/>
+        </w:rPr>
+      </w:pPr>
+      <w:r>
+        <w:rPr>
+          <w:lang w:val="it-IT" w:eastAsia="en-GB"/>
+        </w:rPr>
+        <w:t xml:space="preserve">Dopo un breve </w:t>
+      </w:r>
+      <w:proofErr w:type="spellStart"/>
+      <w:r>
+        <w:rPr>
+          <w:lang w:val="it-IT" w:eastAsia="en-GB"/>
+        </w:rPr>
+        <w:t>cooldown</w:t>
+      </w:r>
+      <w:proofErr w:type="spellEnd"/>
+      <w:r>
+        <w:rPr>
+          <w:lang w:val="it-IT" w:eastAsia="en-GB"/>
+        </w:rPr>
+        <w:t>, la spedizione riparte automaticamente verso la stessa area, se ci sono ancora lavoratori disponibili.</w:t>
       </w:r>
     </w:p>
     <w:p>
@@ -1567,7 +1617,7 @@
         <w:rPr>
           <w:lang w:val="it-IT"/>
         </w:rPr>
-        <w:t>Introduzione del consumo: ogni giorno di gioco (intervallo configurabile) una quantità di cibo viene sottratta dalle scorte in base al numero di pop presenti.</w:t>
+        <w:t>Se le scorte arrivano a zero, per ora viene mostrato un avviso; in futuro comporterà la morte dei pop.</w:t>
       </w:r>
     </w:p>
     <w:p>
@@ -1584,23 +1634,6 @@
         <w:rPr>
           <w:lang w:val="it-IT"/>
         </w:rPr>
-        <w:t>Se le scorte arrivano a zero, per ora viene mostrato un avviso; in futuro comporterà la morte dei pop.</w:t>
-      </w:r>
-    </w:p>
-    <w:p>
-      <w:pPr>
-        <w:numPr>
-          <w:ilvl w:val="0"/>
-          <w:numId w:val="27"/>
-        </w:numPr>
-        <w:rPr>
-          <w:lang w:val="it-IT"/>
-        </w:rPr>
-      </w:pPr>
-      <w:r>
-        <w:rPr>
-          <w:lang w:val="it-IT"/>
-        </w:rPr>
         <w:t>Meccanica: il giocatore deve bilanciare la raccolta con il consumo costante. Non basta accumulare, bisogna mantenere un flusso positivo. Il ritorno al campo diventa una decisione strategica: tornare troppo presto spreca tempo di viaggio, tornare troppo tardi rischia di far esaurire le scorte.</w:t>
       </w:r>
     </w:p>
@@ -1623,156 +1656,431 @@
     </w:p>
     <w:p>
       <w:pPr>
+        <w:pStyle w:val="ListParagraph"/>
         <w:numPr>
           <w:ilvl w:val="0"/>
-          <w:numId w:val="28"/>
-        </w:numPr>
-        <w:rPr>
-          <w:lang w:val="it-IT"/>
-        </w:rPr>
-      </w:pPr>
-      <w:r>
-        <w:rPr>
-          <w:lang w:val="it-IT"/>
+          <w:numId w:val="24"/>
+        </w:numPr>
+        <w:rPr>
+          <w:lang w:val="it-IT" w:eastAsia="en-GB"/>
+        </w:rPr>
+      </w:pPr>
+      <w:r>
+        <w:rPr>
+          <w:lang w:val="it-IT" w:eastAsia="en-GB"/>
         </w:rPr>
         <w:t xml:space="preserve">Implementazione del </w:t>
       </w:r>
       <w:proofErr w:type="spellStart"/>
       <w:r>
-        <w:rPr>
-          <w:lang w:val="it-IT"/>
-        </w:rPr>
-        <w:t>TimeManager</w:t>
-      </w:r>
-      <w:proofErr w:type="spellEnd"/>
-      <w:r>
-        <w:rPr>
-          <w:lang w:val="it-IT"/>
-        </w:rPr>
-        <w:t xml:space="preserve"> (time.js).</w:t>
-      </w:r>
-    </w:p>
-    <w:p>
-      <w:pPr>
-        <w:numPr>
-          <w:ilvl w:val="0"/>
-          <w:numId w:val="28"/>
-        </w:numPr>
-        <w:rPr>
-          <w:lang w:val="it-IT"/>
-        </w:rPr>
-      </w:pPr>
-      <w:r>
-        <w:rPr>
-          <w:lang w:val="it-IT"/>
-        </w:rPr>
-        <w:t>Tre velocità di simulazione: 1x (normale), 2x (accelerata), 0x (pausa).</w:t>
-      </w:r>
-    </w:p>
-    <w:p>
-      <w:pPr>
-        <w:numPr>
-          <w:ilvl w:val="0"/>
-          <w:numId w:val="28"/>
-        </w:numPr>
-        <w:rPr>
-          <w:lang w:val="it-IT"/>
-        </w:rPr>
-      </w:pPr>
-      <w:r>
-        <w:rPr>
-          <w:lang w:val="it-IT"/>
-        </w:rPr>
-        <w:t>Interfaccia minima: pulsanti o tasti per cambiare velocità.</w:t>
-      </w:r>
-    </w:p>
-    <w:p>
-      <w:pPr>
-        <w:numPr>
-          <w:ilvl w:val="0"/>
-          <w:numId w:val="28"/>
-        </w:numPr>
-        <w:rPr>
-          <w:lang w:val="it-IT"/>
-        </w:rPr>
-      </w:pPr>
-      <w:r>
-        <w:rPr>
-          <w:lang w:val="it-IT"/>
-        </w:rPr>
-        <w:t xml:space="preserve">La raccolta, il movimento e il consumo dipendono dal tempo di gioco effettivo, non dal </w:t>
-      </w:r>
-      <w:proofErr w:type="spellStart"/>
-      <w:r>
-        <w:rPr>
-          <w:lang w:val="it-IT"/>
-        </w:rPr>
-        <w:t>framerate</w:t>
-      </w:r>
-      <w:proofErr w:type="spellEnd"/>
-      <w:r>
-        <w:rPr>
-          <w:lang w:val="it-IT"/>
-        </w:rPr>
-        <w:t>.</w:t>
-      </w:r>
-    </w:p>
-    <w:p>
-      <w:pPr>
-        <w:numPr>
-          <w:ilvl w:val="0"/>
-          <w:numId w:val="28"/>
-        </w:numPr>
-        <w:rPr>
-          <w:lang w:val="it-IT"/>
-        </w:rPr>
-      </w:pPr>
-      <w:r>
-        <w:rPr>
-          <w:lang w:val="it-IT"/>
-        </w:rPr>
-        <w:t>Meccanica: il giocatore può mettere in pausa per pianificare con calma, o accelerare quando non ci sono decisioni urgenti. Questo è il primo passo verso il pilastro "tempo reale con controllo del ritmo".</w:t>
-      </w:r>
-    </w:p>
-    <w:p>
-      <w:pPr>
         <w:rPr>
           <w:b/>
           <w:bCs/>
+          <w:lang w:val="it-IT" w:eastAsia="en-GB"/>
+        </w:rPr>
+        <w:t>TimeManager</w:t>
+      </w:r>
+      <w:proofErr w:type="spellEnd"/>
+      <w:r>
+        <w:rPr>
+          <w:lang w:val="it-IT" w:eastAsia="en-GB"/>
+        </w:rPr>
+        <w:t xml:space="preserve"> (time.js): tre velocità di simulazione (1x, 2x, pausa). La raccolta, il movimento, il consumo e la rigenerazione dipendono dal tempo di gioco effettivo.</w:t>
+      </w:r>
+    </w:p>
+    <w:p>
+      <w:pPr>
+        <w:pStyle w:val="ListParagraph"/>
+        <w:numPr>
+          <w:ilvl w:val="0"/>
+          <w:numId w:val="24"/>
+        </w:numPr>
+        <w:rPr>
+          <w:lang w:val="it-IT" w:eastAsia="en-GB"/>
+        </w:rPr>
+      </w:pPr>
+      <w:r>
+        <w:rPr>
+          <w:lang w:val="it-IT" w:eastAsia="en-GB"/>
+        </w:rPr>
+        <w:t>Interfaccia minima per i controlli del tempo: pulsanti UI o tasti rapidi (es. spazio per pausa, +/- per velocità).</w:t>
+      </w:r>
+    </w:p>
+    <w:p>
+      <w:pPr>
+        <w:pStyle w:val="ListParagraph"/>
+        <w:numPr>
+          <w:ilvl w:val="0"/>
+          <w:numId w:val="24"/>
+        </w:numPr>
+        <w:rPr>
+          <w:lang w:val="it-IT" w:eastAsia="en-GB"/>
         </w:rPr>
       </w:pPr>
       <w:r>
         <w:rPr>
           <w:b/>
           <w:bCs/>
-        </w:rPr>
-        <w:t xml:space="preserve">Batch 7 – </w:t>
+          <w:lang w:val="it-IT" w:eastAsia="en-GB"/>
+        </w:rPr>
+        <w:t>Pannello di debug</w:t>
+      </w:r>
+      <w:r>
+        <w:rPr>
+          <w:lang w:val="it-IT" w:eastAsia="en-GB"/>
+        </w:rPr>
+        <w:t xml:space="preserve"> (rudimentale, via UI o console):</w:t>
+      </w:r>
+    </w:p>
+    <w:p>
+      <w:pPr>
+        <w:pStyle w:val="ListParagraph"/>
+        <w:numPr>
+          <w:ilvl w:val="1"/>
+          <w:numId w:val="24"/>
+        </w:numPr>
+        <w:rPr>
+          <w:lang w:val="it-IT" w:eastAsia="en-GB"/>
+        </w:rPr>
+      </w:pPr>
+      <w:r>
+        <w:rPr>
+          <w:lang w:val="it-IT" w:eastAsia="en-GB"/>
+        </w:rPr>
+        <w:t xml:space="preserve">Visualizzare e modificare in tempo reale le variabili chiave: tasso di consumo cibo, velocità raccolta, soglia di abbandono, </w:t>
       </w:r>
       <w:proofErr w:type="spellStart"/>
+      <w:r>
+        <w:rPr>
+          <w:lang w:val="it-IT" w:eastAsia="en-GB"/>
+        </w:rPr>
+        <w:t>cooldown</w:t>
+      </w:r>
+      <w:proofErr w:type="spellEnd"/>
+      <w:r>
+        <w:rPr>
+          <w:lang w:val="it-IT" w:eastAsia="en-GB"/>
+        </w:rPr>
+        <w:t xml:space="preserve"> riposo spedizioni, raggio di raccolta.</w:t>
+      </w:r>
+    </w:p>
+    <w:p>
+      <w:pPr>
+        <w:pStyle w:val="ListParagraph"/>
+        <w:numPr>
+          <w:ilvl w:val="1"/>
+          <w:numId w:val="24"/>
+        </w:numPr>
+        <w:rPr>
+          <w:lang w:val="it-IT" w:eastAsia="en-GB"/>
+        </w:rPr>
+      </w:pPr>
+      <w:r>
+        <w:rPr>
+          <w:lang w:val="it-IT" w:eastAsia="en-GB"/>
+        </w:rPr>
+        <w:t>Modificare anche le scorte di cibo e la popolazione per test rapidi.</w:t>
+      </w:r>
+    </w:p>
+    <w:p>
+      <w:pPr>
+        <w:pStyle w:val="ListParagraph"/>
+        <w:numPr>
+          <w:ilvl w:val="1"/>
+          <w:numId w:val="24"/>
+        </w:numPr>
+        <w:rPr>
+          <w:lang w:val="it-IT" w:eastAsia="en-GB"/>
+        </w:rPr>
+      </w:pPr>
+      <w:r>
+        <w:rPr>
+          <w:lang w:val="it-IT" w:eastAsia="en-GB"/>
+        </w:rPr>
+        <w:t>Rendere dinamiche queste variabili nel codice, in modo da poi andarle a cambiare solo in un punto</w:t>
+      </w:r>
+    </w:p>
+    <w:p>
+      <w:pPr>
+        <w:pStyle w:val="ListParagraph"/>
+        <w:numPr>
+          <w:ilvl w:val="0"/>
+          <w:numId w:val="24"/>
+        </w:numPr>
+        <w:rPr>
+          <w:lang w:val="it-IT" w:eastAsia="en-GB"/>
+        </w:rPr>
+      </w:pPr>
       <w:r>
         <w:rPr>
           <w:b/>
           <w:bCs/>
-        </w:rPr>
-        <w:t>Rigenerazione</w:t>
-      </w:r>
-      <w:proofErr w:type="spellEnd"/>
+          <w:lang w:val="it-IT" w:eastAsia="en-GB"/>
+        </w:rPr>
+        <w:t>Selezione e ispezione delle spedizioni:</w:t>
+      </w:r>
+    </w:p>
+    <w:p>
+      <w:pPr>
+        <w:pStyle w:val="ListParagraph"/>
+        <w:numPr>
+          <w:ilvl w:val="1"/>
+          <w:numId w:val="24"/>
+        </w:numPr>
+        <w:rPr>
+          <w:lang w:val="it-IT" w:eastAsia="en-GB"/>
+        </w:rPr>
+      </w:pPr>
+      <w:r>
+        <w:rPr>
+          <w:lang w:val="it-IT" w:eastAsia="en-GB"/>
+        </w:rPr>
+        <w:t>Click sinistro su una spedizione attiva (cerchio bianco sulla mappa) per selezionarla.</w:t>
+      </w:r>
+    </w:p>
+    <w:p>
+      <w:pPr>
+        <w:pStyle w:val="ListParagraph"/>
+        <w:numPr>
+          <w:ilvl w:val="1"/>
+          <w:numId w:val="24"/>
+        </w:numPr>
+        <w:rPr>
+          <w:lang w:val="it-IT" w:eastAsia="en-GB"/>
+        </w:rPr>
+      </w:pPr>
+      <w:r>
+        <w:rPr>
+          <w:lang w:val="it-IT" w:eastAsia="en-GB"/>
+        </w:rPr>
+        <w:t>Visualizzazione delle informazioni base: numero lavoratori, provviste, inventario, stato, area di raccolta.</w:t>
+      </w:r>
+    </w:p>
+    <w:p>
+      <w:pPr>
+        <w:pStyle w:val="ListParagraph"/>
+        <w:numPr>
+          <w:ilvl w:val="1"/>
+          <w:numId w:val="24"/>
+        </w:numPr>
+        <w:rPr>
+          <w:lang w:val="it-IT" w:eastAsia="en-GB"/>
+        </w:rPr>
+      </w:pPr>
+      <w:r>
+        <w:rPr>
+          <w:lang w:val="it-IT" w:eastAsia="en-GB"/>
+        </w:rPr>
+        <w:lastRenderedPageBreak/>
+        <w:t>L'area di raccolta assegnata</w:t>
+      </w:r>
+      <w:r>
+        <w:rPr>
+          <w:lang w:val="it-IT" w:eastAsia="en-GB"/>
+        </w:rPr>
+        <w:t xml:space="preserve"> e il percorso seguito</w:t>
+      </w:r>
+      <w:r>
+        <w:rPr>
+          <w:lang w:val="it-IT" w:eastAsia="en-GB"/>
+        </w:rPr>
+        <w:t xml:space="preserve"> </w:t>
+      </w:r>
+      <w:r>
+        <w:rPr>
+          <w:lang w:val="it-IT" w:eastAsia="en-GB"/>
+        </w:rPr>
+        <w:t>vengono</w:t>
+      </w:r>
+      <w:r>
+        <w:rPr>
+          <w:lang w:val="it-IT" w:eastAsia="en-GB"/>
+        </w:rPr>
+        <w:t xml:space="preserve"> evidenziat</w:t>
+      </w:r>
+      <w:r>
+        <w:rPr>
+          <w:lang w:val="it-IT" w:eastAsia="en-GB"/>
+        </w:rPr>
+        <w:t>i</w:t>
+      </w:r>
+      <w:r>
+        <w:rPr>
+          <w:lang w:val="it-IT" w:eastAsia="en-GB"/>
+        </w:rPr>
+        <w:t xml:space="preserve"> sulla mappa (es. cerchio tratteggiato).</w:t>
+      </w:r>
+    </w:p>
+    <w:p>
+      <w:pPr>
+        <w:pStyle w:val="ListParagraph"/>
+        <w:numPr>
+          <w:ilvl w:val="0"/>
+          <w:numId w:val="24"/>
+        </w:numPr>
+        <w:rPr>
+          <w:lang w:eastAsia="en-GB"/>
+        </w:rPr>
+      </w:pPr>
+      <w:proofErr w:type="spellStart"/>
       <w:r>
         <w:rPr>
           <w:b/>
           <w:bCs/>
-        </w:rPr>
-        <w:t xml:space="preserve"> base del </w:t>
-      </w:r>
-      <w:proofErr w:type="spellStart"/>
+          <w:lang w:eastAsia="en-GB"/>
+        </w:rPr>
+        <w:t>Cancellazione</w:t>
+      </w:r>
+      <w:proofErr w:type="spellEnd"/>
       <w:r>
         <w:rPr>
           <w:b/>
           <w:bCs/>
-        </w:rPr>
-        <w:t>cibo</w:t>
+          <w:lang w:eastAsia="en-GB"/>
+        </w:rPr>
+        <w:t xml:space="preserve"> di </w:t>
+      </w:r>
+      <w:proofErr w:type="spellStart"/>
+      <w:r>
+        <w:rPr>
+          <w:b/>
+          <w:bCs/>
+          <w:lang w:eastAsia="en-GB"/>
+        </w:rPr>
+        <w:t>una</w:t>
       </w:r>
       <w:proofErr w:type="spellEnd"/>
+      <w:r>
+        <w:rPr>
+          <w:b/>
+          <w:bCs/>
+          <w:lang w:eastAsia="en-GB"/>
+        </w:rPr>
+        <w:t xml:space="preserve"> </w:t>
+      </w:r>
+      <w:proofErr w:type="spellStart"/>
+      <w:r>
+        <w:rPr>
+          <w:b/>
+          <w:bCs/>
+          <w:lang w:eastAsia="en-GB"/>
+        </w:rPr>
+        <w:t>spedizione</w:t>
+      </w:r>
+      <w:proofErr w:type="spellEnd"/>
+      <w:r>
+        <w:rPr>
+          <w:b/>
+          <w:bCs/>
+          <w:lang w:eastAsia="en-GB"/>
+        </w:rPr>
+        <w:t>:</w:t>
+      </w:r>
+    </w:p>
+    <w:p>
+      <w:pPr>
+        <w:pStyle w:val="ListParagraph"/>
+        <w:numPr>
+          <w:ilvl w:val="1"/>
+          <w:numId w:val="24"/>
+        </w:numPr>
+        <w:rPr>
+          <w:lang w:val="it-IT" w:eastAsia="en-GB"/>
+        </w:rPr>
+      </w:pPr>
+      <w:r>
+        <w:rPr>
+          <w:lang w:val="it-IT" w:eastAsia="en-GB"/>
+        </w:rPr>
+        <w:t>Comando "cancella spedizione" (tasto o pulsante) quando una spedizione è selezionata.</w:t>
+      </w:r>
+    </w:p>
+    <w:p>
+      <w:pPr>
+        <w:pStyle w:val="ListParagraph"/>
+        <w:numPr>
+          <w:ilvl w:val="1"/>
+          <w:numId w:val="24"/>
+        </w:numPr>
+        <w:rPr>
+          <w:lang w:val="it-IT" w:eastAsia="en-GB"/>
+        </w:rPr>
+      </w:pPr>
+      <w:r>
+        <w:rPr>
+          <w:lang w:val="it-IT" w:eastAsia="en-GB"/>
+        </w:rPr>
+        <w:t>La spedizione interrompe la raccolta, torna immediatamente al campo, deposita il cibo già raccolto, e i lavoratori rientrano nel Pop.</w:t>
+      </w:r>
+    </w:p>
+    <w:p>
+      <w:pPr>
+        <w:pStyle w:val="ListParagraph"/>
+        <w:numPr>
+          <w:ilvl w:val="0"/>
+          <w:numId w:val="24"/>
+        </w:numPr>
+        <w:rPr>
+          <w:lang w:val="it-IT" w:eastAsia="en-GB"/>
+        </w:rPr>
+      </w:pPr>
+      <w:r>
+        <w:rPr>
+          <w:b/>
+          <w:bCs/>
+          <w:lang w:val="it-IT" w:eastAsia="en-GB"/>
+        </w:rPr>
+        <w:t>Ribilanciamento</w:t>
+      </w:r>
+      <w:r>
+        <w:rPr>
+          <w:lang w:val="it-IT" w:eastAsia="en-GB"/>
+        </w:rPr>
+        <w:t>: definire la durata di un giorno e settare tutti i consumi su consumo/giorno</w:t>
+      </w:r>
+    </w:p>
+    <w:p>
+      <w:pPr>
+        <w:pStyle w:val="ListParagraph"/>
+        <w:numPr>
+          <w:ilvl w:val="0"/>
+          <w:numId w:val="24"/>
+        </w:numPr>
+        <w:rPr>
+          <w:lang w:val="it-IT" w:eastAsia="en-GB"/>
+        </w:rPr>
+      </w:pPr>
+      <w:r>
+        <w:rPr>
+          <w:b/>
+          <w:bCs/>
+          <w:lang w:val="it-IT" w:eastAsia="en-GB"/>
+        </w:rPr>
+        <w:t>Meccanica:</w:t>
+      </w:r>
+      <w:r>
+        <w:rPr>
+          <w:lang w:val="it-IT" w:eastAsia="en-GB"/>
+        </w:rPr>
+        <w:t xml:space="preserve"> il giocatore può ora gestire attivamente le spedizioni e bilanciare i parametri di gioco per testare il loop di sopravvivenza in varie condizioni.</w:t>
+      </w:r>
+    </w:p>
+    <w:p>
+      <w:pPr>
+        <w:rPr>
+          <w:b/>
+          <w:bCs/>
+          <w:lang w:val="it-IT"/>
+        </w:rPr>
+      </w:pPr>
+      <w:r>
+        <w:rPr>
+          <w:b/>
+          <w:bCs/>
+          <w:lang w:val="it-IT"/>
+        </w:rPr>
+        <w:t>Batch 7 – Rigenerazione base del cibo</w:t>
+      </w:r>
     </w:p>
     <w:p>
       <w:pPr>
@@ -1819,7 +2127,7 @@
         <w:rPr>
           <w:lang w:val="it-IT"/>
         </w:rPr>
-        <w:t>La rigenerazione è più rapida in celle con densità bassa, per simulare la ricrescita naturale.</w:t>
+        <w:t>Una zona completamente esaurita (densità zero) impiega più tempo a iniziare a rigenerare.</w:t>
       </w:r>
     </w:p>
     <w:p>
@@ -1836,25 +2144,25 @@
         <w:rPr>
           <w:lang w:val="it-IT"/>
         </w:rPr>
-        <w:t>Una zona completamente esaurita (densità zero) impiega più tempo a iniziare a rigenerare.</w:t>
-      </w:r>
-    </w:p>
-    <w:p>
-      <w:pPr>
+        <w:t>Meccanica: il giocatore non può esaurire una zona per sempre, ma deve ruotare le aree di raccolta per non restare senza cibo. Questo introduce una prima forma di gestione sostenibile delle risorse.</w:t>
+      </w:r>
+    </w:p>
+    <w:p>
+      <w:pPr>
+        <w:pStyle w:val="ListParagraph"/>
         <w:numPr>
           <w:ilvl w:val="0"/>
           <w:numId w:val="29"/>
         </w:numPr>
         <w:rPr>
-          <w:lang w:val="it-IT"/>
-        </w:rPr>
-      </w:pPr>
-      <w:r>
-        <w:rPr>
-          <w:lang w:val="it-IT"/>
-        </w:rPr>
-        <w:lastRenderedPageBreak/>
-        <w:t>Meccanica: il giocatore non può esaurire una zona per sempre, ma deve ruotare le aree di raccolta per non restare senza cibo. Questo introduce una prima forma di gestione sostenibile delle risorse.</w:t>
+          <w:lang w:val="it-IT" w:eastAsia="en-GB"/>
+        </w:rPr>
+      </w:pPr>
+      <w:r>
+        <w:rPr>
+          <w:lang w:val="it-IT" w:eastAsia="en-GB"/>
+        </w:rPr>
+        <w:t>Nota: la rigenerazione qui implementata sarà una versione semplificata e temporanea. In futuro sarà legata alla tipologia di terreno e seguirà una curva di crescita più realistica (rigenerazione più rapida a densità più alte). I valori attuali andranno poi bilanciati tramite il pannello di debug (Batch 6).</w:t>
       </w:r>
     </w:p>
     <w:p>
@@ -1990,7 +2298,7 @@
         <w:pStyle w:val="ListParagraph"/>
         <w:numPr>
           <w:ilvl w:val="0"/>
-          <w:numId w:val="36"/>
+          <w:numId w:val="41"/>
         </w:numPr>
         <w:rPr>
           <w:b/>
@@ -2024,7 +2332,7 @@
         <w:pStyle w:val="ListParagraph"/>
         <w:numPr>
           <w:ilvl w:val="0"/>
-          <w:numId w:val="36"/>
+          <w:numId w:val="41"/>
         </w:numPr>
         <w:rPr>
           <w:b/>
@@ -2044,7 +2352,7 @@
         <w:pStyle w:val="ListParagraph"/>
         <w:numPr>
           <w:ilvl w:val="0"/>
-          <w:numId w:val="36"/>
+          <w:numId w:val="41"/>
         </w:numPr>
         <w:rPr>
           <w:b/>
@@ -2056,7 +2364,14 @@
         <w:rPr>
           <w:lang w:val="it-IT"/>
         </w:rPr>
-        <w:t>Non abbiamo minimamente lavorato sulla tipologia del terreno (montagna, acqua, acqua profonda, collina, pianura) e le caratteristiche di esso (foresta, erba ecc.). Questo perché sulla base del tipo di terreno poi dipende il cibo (la pesca è solo nelle acque, le aree di pianura con erba vicino ai fiumi hanno più cibo ecc.). Da forse vedere subito dopo MVP1?</w:t>
+        <w:t xml:space="preserve">Non abbiamo minimamente lavorato sulla tipologia del terreno (montagna, acqua, acqua profonda, collina, pianura) e le caratteristiche di esso (foresta, erba ecc.). Questo </w:t>
+      </w:r>
+      <w:r>
+        <w:rPr>
+          <w:lang w:val="it-IT"/>
+        </w:rPr>
+        <w:lastRenderedPageBreak/>
+        <w:t>perché sulla base del tipo di terreno poi dipende il cibo (la pesca è solo nelle acque, le aree di pianura con erba vicino ai fiumi hanno più cibo ecc.). Da forse vedere subito dopo MVP1?</w:t>
       </w:r>
       <w:r>
         <w:rPr>
@@ -2081,12 +2396,454 @@
     </w:p>
     <w:p>
       <w:pPr>
+        <w:pStyle w:val="ListParagraph"/>
+        <w:numPr>
+          <w:ilvl w:val="0"/>
+          <w:numId w:val="41"/>
+        </w:numPr>
+        <w:rPr>
+          <w:lang w:val="it-IT" w:eastAsia="en-GB"/>
+        </w:rPr>
+      </w:pPr>
+      <w:r>
+        <w:rPr>
+          <w:lang w:val="it-IT" w:eastAsia="en-GB"/>
+        </w:rPr>
+        <w:t>Spedizioni multi-pop con dinamiche di coesione interna (es. conflitti o collaborazioni tra individui di etnie/religioni diverse nello stesso gruppo).</w:t>
+      </w:r>
+    </w:p>
+    <w:p>
+      <w:pPr>
+        <w:pStyle w:val="ListParagraph"/>
+        <w:numPr>
+          <w:ilvl w:val="0"/>
+          <w:numId w:val="41"/>
+        </w:numPr>
+        <w:rPr>
+          <w:lang w:val="it-IT" w:eastAsia="en-GB"/>
+        </w:rPr>
+      </w:pPr>
+      <w:r>
+        <w:rPr>
+          <w:lang w:val="it-IT" w:eastAsia="en-GB"/>
+        </w:rPr>
+        <w:t>Campo base che si sposta fisicamente sulla mappa durante le migrazioni o il nomadismo, e conseguente aggiornamento del punto di ritorno per le spedizioni attive.</w:t>
+      </w:r>
+    </w:p>
+    <w:p>
+      <w:pPr>
+        <w:pStyle w:val="ListParagraph"/>
+        <w:numPr>
+          <w:ilvl w:val="0"/>
+          <w:numId w:val="41"/>
+        </w:numPr>
+        <w:rPr>
+          <w:lang w:val="it-IT" w:eastAsia="en-GB"/>
+        </w:rPr>
+      </w:pPr>
+      <w:r>
+        <w:rPr>
+          <w:lang w:val="it-IT" w:eastAsia="en-GB"/>
+        </w:rPr>
+        <w:t>Rotazione automatica delle aree di raccolta da parte delle spedizioni, per evitare l'impoverimento permanente di una singola zona (comportamento di raccolta più conservativo e sostenibile).</w:t>
+      </w:r>
+    </w:p>
+    <w:p>
+      <w:pPr>
+        <w:pStyle w:val="ListParagraph"/>
+        <w:numPr>
+          <w:ilvl w:val="0"/>
+          <w:numId w:val="41"/>
+        </w:numPr>
+        <w:rPr>
+          <w:lang w:val="it-IT" w:eastAsia="en-GB"/>
+        </w:rPr>
+      </w:pPr>
+      <w:r>
+        <w:rPr>
+          <w:lang w:val="it-IT" w:eastAsia="en-GB"/>
+        </w:rPr>
+        <w:t>Algoritmo di raccolta con priorità alle celle a media densità (es. 0.4-0.7) per massimizzare la rigenerazione complessiva dell'area.</w:t>
+      </w:r>
+    </w:p>
+    <w:p>
+      <w:pPr>
+        <w:pStyle w:val="ListParagraph"/>
+        <w:numPr>
+          <w:ilvl w:val="0"/>
+          <w:numId w:val="41"/>
+        </w:numPr>
+        <w:rPr>
+          <w:lang w:val="it-IT" w:eastAsia="en-GB"/>
+        </w:rPr>
+      </w:pPr>
+      <w:r>
+        <w:rPr>
+          <w:lang w:val="it-IT" w:eastAsia="en-GB"/>
+        </w:rPr>
+        <w:t>Rigenerazione e “fertilità” celle sulla base anche del terreno</w:t>
+      </w:r>
+    </w:p>
+    <w:p>
+      <w:pPr>
+        <w:pStyle w:val="ListParagraph"/>
+        <w:numPr>
+          <w:ilvl w:val="0"/>
+          <w:numId w:val="41"/>
+        </w:numPr>
+        <w:rPr>
+          <w:lang w:val="it-IT" w:eastAsia="en-GB"/>
+        </w:rPr>
+      </w:pPr>
+      <w:r>
+        <w:rPr>
+          <w:lang w:val="it-IT" w:eastAsia="en-GB"/>
+        </w:rPr>
+        <w:t xml:space="preserve">Meccaniche di frizione/resistenza al cambio di pop della popolazione (o che si evolve nel tempo e inizialmente la basiamo solo sul sesso, tipo uomini giovani infelice se assegnati a </w:t>
+      </w:r>
+      <w:proofErr w:type="spellStart"/>
+      <w:r>
+        <w:rPr>
+          <w:lang w:val="it-IT" w:eastAsia="en-GB"/>
+        </w:rPr>
+        <w:t>gathering</w:t>
+      </w:r>
+      <w:proofErr w:type="spellEnd"/>
+      <w:r>
+        <w:rPr>
+          <w:lang w:val="it-IT" w:eastAsia="en-GB"/>
+        </w:rPr>
+        <w:t xml:space="preserve"> perché disonorevole). Da capire come fare distinzione popolazione per sesso ma soprattutto per età senza dover monitorare ogni singolo abitante</w:t>
+      </w:r>
+    </w:p>
+    <w:p>
+      <w:pPr>
+        <w:pStyle w:val="ListParagraph"/>
+        <w:numPr>
+          <w:ilvl w:val="0"/>
+          <w:numId w:val="41"/>
+        </w:numPr>
+        <w:rPr>
+          <w:lang w:val="it-IT" w:eastAsia="en-GB"/>
+        </w:rPr>
+      </w:pPr>
+      <w:r>
+        <w:rPr>
+          <w:lang w:val="it-IT" w:eastAsia="en-GB"/>
+        </w:rPr>
+        <w:t>Icone diverse per tipologia di pop con di fianco barre informative (tipo provviste o che)</w:t>
+      </w:r>
+    </w:p>
+    <w:p>
+      <w:pPr>
+        <w:pStyle w:val="ListParagraph"/>
+        <w:numPr>
+          <w:ilvl w:val="0"/>
+          <w:numId w:val="41"/>
+        </w:numPr>
+        <w:rPr>
+          <w:lang w:val="it-IT" w:eastAsia="en-GB"/>
+        </w:rPr>
+      </w:pPr>
+      <w:r>
+        <w:rPr>
+          <w:lang w:val="it-IT" w:eastAsia="en-GB"/>
+        </w:rPr>
+        <w:t>Giocatore seleziona manualmente il numero di pop da mandare in spedizione (con anche tasti rapidi di scelta)</w:t>
+      </w:r>
+    </w:p>
+    <w:p>
+      <w:pPr>
+        <w:pStyle w:val="ListParagraph"/>
+        <w:numPr>
+          <w:ilvl w:val="0"/>
+          <w:numId w:val="41"/>
+        </w:numPr>
+        <w:rPr>
+          <w:lang w:val="it-IT" w:eastAsia="en-GB"/>
+        </w:rPr>
+      </w:pPr>
+      <w:r>
+        <w:rPr>
+          <w:lang w:val="it-IT" w:eastAsia="en-GB"/>
+        </w:rPr>
+        <w:t>Aggiungere crescita demografica: più cibo c’è, più la popolazione cresce. Se cibo scarseggia, aumenta il tasso di morte. Se spedizione finisce scorte, iniziano a morire o a consumare cibo raccolto</w:t>
+      </w:r>
+    </w:p>
+    <w:p>
+      <w:pPr>
+        <w:pStyle w:val="ListParagraph"/>
+        <w:numPr>
+          <w:ilvl w:val="0"/>
+          <w:numId w:val="41"/>
+        </w:numPr>
+        <w:rPr>
+          <w:lang w:val="it-IT" w:eastAsia="en-GB"/>
+        </w:rPr>
+      </w:pPr>
+      <w:r>
+        <w:rPr>
+          <w:lang w:val="it-IT" w:eastAsia="en-GB"/>
+        </w:rPr>
+        <w:t xml:space="preserve">Da ragionare: in che contesto siamo, quale è la narrativa? Che anno di partenza e con che tecnologie? In quanti anni arrivare a creare una città, in modo che il gioco non risulti troppo lento e noioso all’inizio (ma senza nemmeno fare come </w:t>
+      </w:r>
+      <w:proofErr w:type="spellStart"/>
+      <w:r>
+        <w:rPr>
+          <w:lang w:val="it-IT" w:eastAsia="en-GB"/>
+        </w:rPr>
+        <w:t>civilization</w:t>
+      </w:r>
+      <w:proofErr w:type="spellEnd"/>
+      <w:r>
+        <w:rPr>
+          <w:lang w:val="it-IT" w:eastAsia="en-GB"/>
+        </w:rPr>
+        <w:t xml:space="preserve"> che dura questa età come una roba da 10 minuti). Vogliamo fare che in realtà è un gruppo di superstiti che riparte e recupera le tecnologie già apprese? In che anni? Vogliamo fare un gioco diverso per era (quindi tipo qui con meccaniche più stilizzate) tipo come fa spore? Vogliamo andare sul lungo termine come </w:t>
+      </w:r>
+      <w:proofErr w:type="spellStart"/>
+      <w:r>
+        <w:rPr>
+          <w:lang w:val="it-IT" w:eastAsia="en-GB"/>
+        </w:rPr>
+        <w:t>civilization</w:t>
+      </w:r>
+      <w:proofErr w:type="spellEnd"/>
+      <w:r>
+        <w:rPr>
+          <w:lang w:val="it-IT" w:eastAsia="en-GB"/>
+        </w:rPr>
+        <w:t xml:space="preserve"> 4 </w:t>
+      </w:r>
+      <w:proofErr w:type="spellStart"/>
+      <w:r>
+        <w:rPr>
+          <w:lang w:val="it-IT" w:eastAsia="en-GB"/>
+        </w:rPr>
+        <w:t>cavemen</w:t>
+      </w:r>
+      <w:proofErr w:type="spellEnd"/>
+      <w:r>
+        <w:rPr>
+          <w:lang w:val="it-IT" w:eastAsia="en-GB"/>
+        </w:rPr>
+        <w:t xml:space="preserve"> to </w:t>
+      </w:r>
+      <w:proofErr w:type="spellStart"/>
+      <w:r>
+        <w:rPr>
+          <w:lang w:val="it-IT" w:eastAsia="en-GB"/>
+        </w:rPr>
+        <w:t>cosmos</w:t>
+      </w:r>
+      <w:proofErr w:type="spellEnd"/>
+      <w:r>
+        <w:rPr>
+          <w:lang w:val="it-IT" w:eastAsia="en-GB"/>
+        </w:rPr>
+        <w:t xml:space="preserve"> e quindi comunque rendere intriganti le meccaniche di sopravvivenza della tribù (e praticamente fare solo un gioco su questo, magari come primo titolo di una serie)</w:t>
+      </w:r>
+    </w:p>
+    <w:p>
+      <w:pPr>
+        <w:pStyle w:val="ListParagraph"/>
+        <w:numPr>
+          <w:ilvl w:val="0"/>
+          <w:numId w:val="41"/>
+        </w:numPr>
+        <w:rPr>
+          <w:lang w:val="it-IT" w:eastAsia="en-GB"/>
+        </w:rPr>
+      </w:pPr>
+      <w:r>
+        <w:rPr>
+          <w:lang w:val="it-IT" w:eastAsia="en-GB"/>
+        </w:rPr>
+        <w:t xml:space="preserve">Basare lo sviluppo su: tecnologie </w:t>
+      </w:r>
+      <w:proofErr w:type="spellStart"/>
+      <w:r>
+        <w:rPr>
+          <w:lang w:val="it-IT" w:eastAsia="en-GB"/>
+        </w:rPr>
+        <w:t>cavemen</w:t>
+      </w:r>
+      <w:proofErr w:type="spellEnd"/>
+      <w:r>
+        <w:rPr>
+          <w:lang w:val="it-IT" w:eastAsia="en-GB"/>
+        </w:rPr>
+        <w:t xml:space="preserve"> 2 to </w:t>
+      </w:r>
+      <w:proofErr w:type="spellStart"/>
+      <w:r>
+        <w:rPr>
+          <w:lang w:val="it-IT" w:eastAsia="en-GB"/>
+        </w:rPr>
+        <w:t>cosmos</w:t>
+      </w:r>
+      <w:proofErr w:type="spellEnd"/>
+      <w:r>
+        <w:rPr>
+          <w:lang w:val="it-IT" w:eastAsia="en-GB"/>
+        </w:rPr>
+        <w:t xml:space="preserve"> con edifici e unità e meccaniche intorno e link di timeline del progresso (wiki e altri link se funzionano)</w:t>
+      </w:r>
+    </w:p>
+    <w:p>
+      <w:pPr>
+        <w:rPr>
+          <w:lang w:val="it-IT"/>
+        </w:rPr>
+      </w:pPr>
+      <w:r>
         <w:rPr>
           <w:b/>
           <w:bCs/>
           <w:lang w:val="it-IT"/>
         </w:rPr>
-      </w:pPr>
+        <w:t>MVP2 – Diversificazione delle fonti di cibo (caccia e pesca)</w:t>
+      </w:r>
+    </w:p>
+    <w:p>
+      <w:pPr>
+        <w:rPr>
+          <w:lang w:val="it-IT"/>
+        </w:rPr>
+      </w:pPr>
+      <w:r>
+        <w:rPr>
+          <w:lang w:val="it-IT"/>
+        </w:rPr>
+        <w:t>MVP2 introduce i branchi mobili (grandi animali) e la pesca in acque interne. Il giocatore impara a diversificare le fonti di cibo oltre alla raccolta vegetale. La caccia richiede movimento attivo (inseguire il branco), mentre la pesca è stanziale ma limitata alle celle d'acqua.</w:t>
+      </w:r>
+    </w:p>
+    <w:p>
+      <w:r>
+        <w:lastRenderedPageBreak/>
+        <w:t xml:space="preserve">Nuova </w:t>
+      </w:r>
+      <w:proofErr w:type="spellStart"/>
+      <w:r>
+        <w:t>definizione</w:t>
+      </w:r>
+      <w:proofErr w:type="spellEnd"/>
+      <w:r>
+        <w:t>:</w:t>
+      </w:r>
+    </w:p>
+    <w:p>
+      <w:pPr>
+        <w:numPr>
+          <w:ilvl w:val="0"/>
+          <w:numId w:val="31"/>
+        </w:numPr>
+        <w:rPr>
+          <w:lang w:val="it-IT"/>
+        </w:rPr>
+      </w:pPr>
+      <w:r>
+        <w:rPr>
+          <w:lang w:val="it-IT"/>
+        </w:rPr>
+        <w:t>Branchi di grandi animali appaiono sulla mappa come entità mobili. Ogni branco ha una specie, un numero di capi, un habitat preferito e un tasso di riproduzione.</w:t>
+      </w:r>
+    </w:p>
+    <w:p>
+      <w:pPr>
+        <w:numPr>
+          <w:ilvl w:val="0"/>
+          <w:numId w:val="31"/>
+        </w:numPr>
+        <w:rPr>
+          <w:lang w:val="it-IT"/>
+        </w:rPr>
+      </w:pPr>
+      <w:r>
+        <w:rPr>
+          <w:lang w:val="it-IT"/>
+        </w:rPr>
+        <w:t>Il giocatore può assegnare un pop alla caccia: deve avvicinarsi al branco, e ogni ciclo di caccia riduce i capi e produce carne e pelli. Se il branco scende sotto una soglia, si estingue localmente.</w:t>
+      </w:r>
+    </w:p>
+    <w:p>
+      <w:pPr>
+        <w:numPr>
+          <w:ilvl w:val="0"/>
+          <w:numId w:val="31"/>
+        </w:numPr>
+        <w:rPr>
+          <w:lang w:val="it-IT"/>
+        </w:rPr>
+      </w:pPr>
+      <w:r>
+        <w:rPr>
+          <w:lang w:val="it-IT"/>
+        </w:rPr>
+        <w:t xml:space="preserve">Nelle celle che intersecano fiumi o laghi, il </w:t>
+      </w:r>
+      <w:proofErr w:type="spellStart"/>
+      <w:r>
+        <w:rPr>
+          <w:lang w:val="it-IT"/>
+        </w:rPr>
+        <w:t>layer</w:t>
+      </w:r>
+      <w:proofErr w:type="spellEnd"/>
+      <w:r>
+        <w:rPr>
+          <w:lang w:val="it-IT"/>
+        </w:rPr>
+        <w:t xml:space="preserve"> </w:t>
+      </w:r>
+      <w:proofErr w:type="spellStart"/>
+      <w:r>
+        <w:rPr>
+          <w:lang w:val="it-IT"/>
+        </w:rPr>
+        <w:t>fishDensity</w:t>
+      </w:r>
+      <w:proofErr w:type="spellEnd"/>
+      <w:r>
+        <w:rPr>
+          <w:lang w:val="it-IT"/>
+        </w:rPr>
+        <w:t xml:space="preserve"> permette la pesca. Funziona come la raccolta vegetale (riduce densità, si rigenera), ma solo in acqua.</w:t>
+      </w:r>
+    </w:p>
+    <w:p>
+      <w:pPr>
+        <w:numPr>
+          <w:ilvl w:val="0"/>
+          <w:numId w:val="31"/>
+        </w:numPr>
+        <w:rPr>
+          <w:lang w:val="it-IT"/>
+        </w:rPr>
+      </w:pPr>
+      <w:r>
+        <w:rPr>
+          <w:lang w:val="it-IT"/>
+        </w:rPr>
+        <w:t>L'interfaccia mostra le nuove risorse (carne, pesce) accanto al cibo vegetale. Per ora tutte valgono come "cibo", ma vengono registrate separatamente per usi futuri.</w:t>
+      </w:r>
+    </w:p>
+    <w:p>
+      <w:pPr>
+        <w:numPr>
+          <w:ilvl w:val="0"/>
+          <w:numId w:val="31"/>
+        </w:numPr>
+        <w:rPr>
+          <w:lang w:val="it-IT"/>
+        </w:rPr>
+      </w:pPr>
+      <w:r>
+        <w:rPr>
+          <w:lang w:val="it-IT"/>
+        </w:rPr>
+        <w:t>Meccanica: la caccia è più redditizia ma richiede inseguimento e può esaurire i branchi. La pesca è stabile ma limitata geograficamente. Il giocatore deve decidere come allocare i pop tra raccolta, caccia e pesca.</w:t>
+      </w:r>
     </w:p>
     <w:p>
       <w:pPr>
@@ -2100,442 +2857,522 @@
           <w:bCs/>
           <w:lang w:val="it-IT"/>
         </w:rPr>
-        <w:t>MVP2 – Diversificazione delle fonti di cibo (caccia e pesca)</w:t>
-      </w:r>
-    </w:p>
-    <w:p>
-      <w:pPr>
-        <w:rPr>
-          <w:lang w:val="it-IT"/>
-        </w:rPr>
-      </w:pPr>
-      <w:r>
-        <w:rPr>
-          <w:lang w:val="it-IT"/>
-        </w:rPr>
-        <w:t>MVP2 introduce i branchi mobili (grandi animali) e la pesca in acque interne. Il giocatore impara a diversificare le fonti di cibo oltre alla raccolta vegetale. La caccia richiede movimento attivo (inseguire il branco), mentre la pesca è stanziale ma limitata alle celle d'acqua.</w:t>
-      </w:r>
-    </w:p>
-    <w:p>
-      <w:r>
-        <w:t xml:space="preserve">Nuova </w:t>
-      </w:r>
-      <w:proofErr w:type="spellStart"/>
-      <w:r>
-        <w:t>definizione</w:t>
-      </w:r>
-      <w:proofErr w:type="spellEnd"/>
-      <w:r>
-        <w:t>:</w:t>
-      </w:r>
-    </w:p>
-    <w:p>
-      <w:pPr>
-        <w:numPr>
-          <w:ilvl w:val="0"/>
-          <w:numId w:val="31"/>
-        </w:numPr>
-        <w:rPr>
-          <w:lang w:val="it-IT"/>
-        </w:rPr>
-      </w:pPr>
-      <w:r>
-        <w:rPr>
-          <w:lang w:val="it-IT"/>
-        </w:rPr>
-        <w:t>Branchi di grandi animali appaiono sulla mappa come entità mobili. Ogni branco ha una specie, un numero di capi, un habitat preferito e un tasso di riproduzione.</w:t>
-      </w:r>
-    </w:p>
-    <w:p>
-      <w:pPr>
-        <w:numPr>
-          <w:ilvl w:val="0"/>
-          <w:numId w:val="31"/>
-        </w:numPr>
-        <w:rPr>
-          <w:lang w:val="it-IT"/>
-        </w:rPr>
-      </w:pPr>
-      <w:r>
-        <w:rPr>
-          <w:lang w:val="it-IT"/>
-        </w:rPr>
-        <w:t>Il giocatore può assegnare un pop alla caccia: deve avvicinarsi al branco, e ogni ciclo di caccia riduce i capi e produce carne e pelli. Se il branco scende sotto una soglia, si estingue localmente.</w:t>
-      </w:r>
-    </w:p>
-    <w:p>
-      <w:pPr>
-        <w:numPr>
-          <w:ilvl w:val="0"/>
-          <w:numId w:val="31"/>
-        </w:numPr>
-        <w:rPr>
-          <w:lang w:val="it-IT"/>
-        </w:rPr>
-      </w:pPr>
-      <w:r>
-        <w:rPr>
-          <w:lang w:val="it-IT"/>
-        </w:rPr>
-        <w:t xml:space="preserve">Nelle celle che intersecano fiumi o laghi, il </w:t>
-      </w:r>
-      <w:proofErr w:type="spellStart"/>
-      <w:r>
-        <w:rPr>
-          <w:lang w:val="it-IT"/>
-        </w:rPr>
-        <w:t>layer</w:t>
-      </w:r>
-      <w:proofErr w:type="spellEnd"/>
-      <w:r>
-        <w:rPr>
-          <w:lang w:val="it-IT"/>
-        </w:rPr>
-        <w:t xml:space="preserve"> </w:t>
-      </w:r>
-      <w:proofErr w:type="spellStart"/>
-      <w:r>
-        <w:rPr>
-          <w:lang w:val="it-IT"/>
-        </w:rPr>
-        <w:t>fishDensity</w:t>
-      </w:r>
-      <w:proofErr w:type="spellEnd"/>
-      <w:r>
-        <w:rPr>
-          <w:lang w:val="it-IT"/>
-        </w:rPr>
-        <w:t xml:space="preserve"> permette la pesca. Funziona come la raccolta vegetale (riduce densità, si rigenera), ma solo in acqua.</w:t>
-      </w:r>
-    </w:p>
-    <w:p>
-      <w:pPr>
-        <w:numPr>
-          <w:ilvl w:val="0"/>
-          <w:numId w:val="31"/>
-        </w:numPr>
-        <w:rPr>
-          <w:lang w:val="it-IT"/>
-        </w:rPr>
-      </w:pPr>
-      <w:r>
-        <w:rPr>
-          <w:lang w:val="it-IT"/>
-        </w:rPr>
-        <w:lastRenderedPageBreak/>
-        <w:t>L'interfaccia mostra le nuove risorse (carne, pesce) accanto al cibo vegetale. Per ora tutte valgono come "cibo", ma vengono registrate separatamente per usi futuri.</w:t>
-      </w:r>
-    </w:p>
-    <w:p>
-      <w:pPr>
-        <w:numPr>
-          <w:ilvl w:val="0"/>
-          <w:numId w:val="31"/>
-        </w:numPr>
-        <w:rPr>
-          <w:lang w:val="it-IT"/>
-        </w:rPr>
-      </w:pPr>
-      <w:r>
-        <w:rPr>
-          <w:lang w:val="it-IT"/>
-        </w:rPr>
-        <w:t>Meccanica: la caccia è più redditizia ma richiede inseguimento e può esaurire i branchi. La pesca è stabile ma limitata geograficamente. Il giocatore deve decidere come allocare i pop tra raccolta, caccia e pesca.</w:t>
-      </w:r>
-    </w:p>
-    <w:p>
-      <w:pPr>
-        <w:rPr>
-          <w:lang w:val="it-IT"/>
-        </w:rPr>
-      </w:pPr>
+        <w:t xml:space="preserve">MVP3 – Raccolta legna, lavorazione e </w:t>
+      </w:r>
       <w:r>
         <w:rPr>
           <w:b/>
           <w:bCs/>
           <w:lang w:val="it-IT"/>
         </w:rPr>
-        <w:t xml:space="preserve">MVP3 – Raccolta legna, lavorazione e </w:t>
-      </w:r>
+        <w:t>strumenti</w:t>
+      </w:r>
+    </w:p>
+    <w:p>
+      <w:pPr>
+        <w:rPr>
+          <w:lang w:val="it-IT"/>
+        </w:rPr>
+      </w:pPr>
+      <w:r>
+        <w:rPr>
+          <w:lang w:val="it-IT"/>
+        </w:rPr>
+        <w:t xml:space="preserve">MVP3 introduce il </w:t>
+      </w:r>
+      <w:proofErr w:type="spellStart"/>
+      <w:r>
+        <w:rPr>
+          <w:lang w:val="it-IT"/>
+        </w:rPr>
+        <w:t>layer</w:t>
+      </w:r>
+      <w:proofErr w:type="spellEnd"/>
+      <w:r>
+        <w:rPr>
+          <w:lang w:val="it-IT"/>
+        </w:rPr>
+        <w:t xml:space="preserve"> </w:t>
+      </w:r>
+      <w:proofErr w:type="spellStart"/>
+      <w:r>
+        <w:rPr>
+          <w:lang w:val="it-IT"/>
+        </w:rPr>
+        <w:t>forestDensity</w:t>
+      </w:r>
+      <w:proofErr w:type="spellEnd"/>
+      <w:r>
+        <w:rPr>
+          <w:lang w:val="it-IT"/>
+        </w:rPr>
+        <w:t xml:space="preserve"> e la raccolta di legna. Poi la lavorazione (legna → </w:t>
+      </w:r>
+      <w:r>
+        <w:rPr>
+          <w:lang w:val="it-IT"/>
+        </w:rPr>
+        <w:t>tool</w:t>
+      </w:r>
+      <w:r>
+        <w:rPr>
+          <w:lang w:val="it-IT"/>
+        </w:rPr>
+        <w:t xml:space="preserve">) </w:t>
+      </w:r>
+      <w:r>
+        <w:rPr>
+          <w:lang w:val="it-IT"/>
+        </w:rPr>
+        <w:t>per migliorare la caccia e la raccolta di cibo in generale</w:t>
+      </w:r>
+      <w:r>
+        <w:rPr>
+          <w:lang w:val="it-IT"/>
+        </w:rPr>
+        <w:t xml:space="preserve">. L'ordine logico è: risorsa grezza, lavorazione, </w:t>
+      </w:r>
+      <w:r>
+        <w:rPr>
+          <w:lang w:val="it-IT"/>
+        </w:rPr>
+        <w:t>tool</w:t>
+      </w:r>
+      <w:r>
+        <w:rPr>
+          <w:lang w:val="it-IT"/>
+        </w:rPr>
+        <w:t>.</w:t>
+      </w:r>
+    </w:p>
+    <w:p>
+      <w:pPr>
+        <w:rPr>
+          <w:lang w:val="it-IT"/>
+        </w:rPr>
+      </w:pPr>
+      <w:r>
+        <w:rPr>
+          <w:lang w:val="it-IT"/>
+        </w:rPr>
+        <w:t>DA RICORDARE A DEEPSEEK: controllare e confermare che gli strumenti in legna vennero prima di quelli in pietra.</w:t>
+      </w:r>
+    </w:p>
+    <w:p>
+      <w:pPr>
+        <w:rPr>
+          <w:lang w:val="it-IT"/>
+        </w:rPr>
+      </w:pPr>
+      <w:r>
+        <w:rPr>
+          <w:lang w:val="it-IT"/>
+        </w:rPr>
+        <w:t>Nuova definizione:</w:t>
+      </w:r>
+    </w:p>
+    <w:p>
+      <w:pPr>
+        <w:numPr>
+          <w:ilvl w:val="0"/>
+          <w:numId w:val="32"/>
+        </w:numPr>
+        <w:rPr>
+          <w:lang w:val="it-IT"/>
+        </w:rPr>
+      </w:pPr>
+      <w:r>
+        <w:rPr>
+          <w:lang w:val="it-IT"/>
+        </w:rPr>
+        <w:t xml:space="preserve">Attivazione del </w:t>
+      </w:r>
+      <w:proofErr w:type="spellStart"/>
+      <w:r>
+        <w:rPr>
+          <w:lang w:val="it-IT"/>
+        </w:rPr>
+        <w:t>layer</w:t>
+      </w:r>
+      <w:proofErr w:type="spellEnd"/>
+      <w:r>
+        <w:rPr>
+          <w:lang w:val="it-IT"/>
+        </w:rPr>
+        <w:t xml:space="preserve"> </w:t>
+      </w:r>
+      <w:proofErr w:type="spellStart"/>
+      <w:r>
+        <w:rPr>
+          <w:lang w:val="it-IT"/>
+        </w:rPr>
+        <w:t>forestDensity</w:t>
+      </w:r>
+      <w:proofErr w:type="spellEnd"/>
+      <w:r>
+        <w:rPr>
+          <w:lang w:val="it-IT"/>
+        </w:rPr>
+        <w:t xml:space="preserve"> sulla griglia. Le foreste sono visivamente distinguibili (verde scuro). La raccolta di legna riduce la densità localmente, come per il </w:t>
+      </w:r>
+      <w:proofErr w:type="spellStart"/>
+      <w:r>
+        <w:rPr>
+          <w:lang w:val="it-IT"/>
+        </w:rPr>
+        <w:t>forage</w:t>
+      </w:r>
+      <w:proofErr w:type="spellEnd"/>
+      <w:r>
+        <w:rPr>
+          <w:lang w:val="it-IT"/>
+        </w:rPr>
+        <w:t>.</w:t>
+      </w:r>
+    </w:p>
+    <w:p>
+      <w:pPr>
+        <w:numPr>
+          <w:ilvl w:val="0"/>
+          <w:numId w:val="32"/>
+        </w:numPr>
+        <w:rPr>
+          <w:lang w:val="it-IT"/>
+        </w:rPr>
+      </w:pPr>
+      <w:r>
+        <w:rPr>
+          <w:lang w:val="it-IT"/>
+        </w:rPr>
+        <w:t>Il giocatore può assegnare pop alla raccolta di legna. La legna grezza viene trasportata all'accampamento.</w:t>
+      </w:r>
+    </w:p>
+    <w:p>
+      <w:pPr>
+        <w:numPr>
+          <w:ilvl w:val="0"/>
+          <w:numId w:val="32"/>
+        </w:numPr>
+        <w:rPr>
+          <w:lang w:val="it-IT"/>
+        </w:rPr>
+      </w:pPr>
+      <w:r>
+        <w:rPr>
+          <w:lang w:val="it-IT"/>
+        </w:rPr>
+        <w:t xml:space="preserve">Introduzione della lavorazione: la legna grezza può essere trasformata in </w:t>
+      </w:r>
+      <w:r>
+        <w:rPr>
+          <w:lang w:val="it-IT"/>
+        </w:rPr>
+        <w:t>tool</w:t>
+      </w:r>
+      <w:r>
+        <w:rPr>
+          <w:lang w:val="it-IT"/>
+        </w:rPr>
+        <w:t xml:space="preserve"> (azione "lavora legna" al campo). </w:t>
+      </w:r>
+    </w:p>
+    <w:p>
+      <w:pPr>
+        <w:numPr>
+          <w:ilvl w:val="0"/>
+          <w:numId w:val="32"/>
+        </w:numPr>
+        <w:rPr>
+          <w:lang w:val="it-IT"/>
+        </w:rPr>
+      </w:pPr>
+      <w:r>
+        <w:rPr>
+          <w:lang w:val="it-IT"/>
+        </w:rPr>
+        <w:t xml:space="preserve">Costruzione </w:t>
+      </w:r>
+      <w:r>
+        <w:rPr>
+          <w:lang w:val="it-IT"/>
+        </w:rPr>
+        <w:t>dei tool</w:t>
+      </w:r>
+      <w:r>
+        <w:rPr>
+          <w:lang w:val="it-IT"/>
+        </w:rPr>
+        <w:t xml:space="preserve">: consuma </w:t>
+      </w:r>
+      <w:r>
+        <w:rPr>
+          <w:lang w:val="it-IT"/>
+        </w:rPr>
+        <w:t>legna</w:t>
+      </w:r>
+      <w:r>
+        <w:rPr>
+          <w:lang w:val="it-IT"/>
+        </w:rPr>
+        <w:t xml:space="preserve">. </w:t>
+      </w:r>
+      <w:r>
+        <w:rPr>
+          <w:lang w:val="it-IT"/>
+        </w:rPr>
+        <w:t>I tool possono essere armi per la caccia, la pesca o bastoni/ceste per migliorare la raccolta delle bacche</w:t>
+      </w:r>
+    </w:p>
+    <w:p>
+      <w:pPr>
+        <w:numPr>
+          <w:ilvl w:val="0"/>
+          <w:numId w:val="32"/>
+        </w:numPr>
+        <w:rPr>
+          <w:lang w:val="it-IT"/>
+        </w:rPr>
+      </w:pPr>
+      <w:r>
+        <w:rPr>
+          <w:lang w:val="it-IT"/>
+        </w:rPr>
+        <w:t>Meccanica: la legna diventa la prima risorsa non commestibile. La lavorazione introduce il concetto di catena produttiva. Si gettano le basi per la specializzazione dei pop (raccoglitori, taglialegna, artigiani).</w:t>
+      </w:r>
+    </w:p>
+    <w:p>
+      <w:pPr>
+        <w:rPr>
+          <w:lang w:val="it-IT"/>
+        </w:rPr>
+      </w:pPr>
       <w:r>
         <w:rPr>
           <w:b/>
           <w:bCs/>
           <w:lang w:val="it-IT"/>
         </w:rPr>
-        <w:t>strumenti</w:t>
-      </w:r>
-    </w:p>
-    <w:p>
-      <w:pPr>
-        <w:rPr>
-          <w:lang w:val="it-IT"/>
-        </w:rPr>
-      </w:pPr>
-      <w:r>
-        <w:rPr>
-          <w:lang w:val="it-IT"/>
-        </w:rPr>
-        <w:t xml:space="preserve">MVP3 introduce il </w:t>
+        <w:t>MVP4 – Informazione imperfetta e report</w:t>
+      </w:r>
+    </w:p>
+    <w:p>
+      <w:pPr>
+        <w:rPr>
+          <w:lang w:val="it-IT"/>
+        </w:rPr>
+      </w:pPr>
+      <w:r>
+        <w:rPr>
+          <w:lang w:val="it-IT"/>
+        </w:rPr>
+        <w:lastRenderedPageBreak/>
+        <w:t>Nessuna modifica necessaria. Le meccaniche di visibilità (certo, proiettato, da report) e di stima delle scorte sono indipendenti dal tipo di risorsa. Quando le implementeremo, applicheremo l'incertezza a tutte le risorse (cibo vegetale, carne, pesce, legna, assi).</w:t>
+      </w:r>
+    </w:p>
+    <w:p>
+      <w:r>
+        <w:t xml:space="preserve">Testo </w:t>
       </w:r>
       <w:proofErr w:type="spellStart"/>
       <w:r>
-        <w:rPr>
-          <w:lang w:val="it-IT"/>
-        </w:rPr>
-        <w:t>layer</w:t>
+        <w:t>attuale</w:t>
       </w:r>
       <w:proofErr w:type="spellEnd"/>
       <w:r>
-        <w:rPr>
-          <w:lang w:val="it-IT"/>
-        </w:rPr>
         <w:t xml:space="preserve"> </w:t>
       </w:r>
       <w:proofErr w:type="spellStart"/>
       <w:r>
-        <w:rPr>
-          <w:lang w:val="it-IT"/>
-        </w:rPr>
-        <w:t>forestDensity</w:t>
+        <w:t>confermato</w:t>
       </w:r>
       <w:proofErr w:type="spellEnd"/>
       <w:r>
-        <w:rPr>
-          <w:lang w:val="it-IT"/>
-        </w:rPr>
-        <w:t xml:space="preserve"> e la raccolta di legna. Poi la lavorazione (legna → </w:t>
-      </w:r>
-      <w:r>
-        <w:rPr>
-          <w:lang w:val="it-IT"/>
-        </w:rPr>
-        <w:t>tool</w:t>
-      </w:r>
-      <w:r>
-        <w:rPr>
-          <w:lang w:val="it-IT"/>
-        </w:rPr>
-        <w:t xml:space="preserve">) </w:t>
-      </w:r>
-      <w:r>
-        <w:rPr>
-          <w:lang w:val="it-IT"/>
-        </w:rPr>
-        <w:t>per migliorare la caccia e la raccolta di cibo in generale</w:t>
-      </w:r>
-      <w:r>
-        <w:rPr>
-          <w:lang w:val="it-IT"/>
-        </w:rPr>
-        <w:t xml:space="preserve">. L'ordine logico è: risorsa grezza, lavorazione, </w:t>
-      </w:r>
-      <w:r>
-        <w:rPr>
-          <w:lang w:val="it-IT"/>
-        </w:rPr>
-        <w:t>tool</w:t>
-      </w:r>
-      <w:r>
-        <w:rPr>
-          <w:lang w:val="it-IT"/>
-        </w:rPr>
-        <w:t>.</w:t>
-      </w:r>
-    </w:p>
-    <w:p>
-      <w:pPr>
-        <w:rPr>
-          <w:lang w:val="it-IT"/>
-        </w:rPr>
-      </w:pPr>
-      <w:r>
-        <w:rPr>
-          <w:lang w:val="it-IT"/>
-        </w:rPr>
-        <w:t>DA RICORDARE A DEEPSEEK: controllare e confermare che gli strumenti in legna vennero prima di quelli in pietra.</w:t>
-      </w:r>
-    </w:p>
-    <w:p>
-      <w:pPr>
-        <w:rPr>
-          <w:lang w:val="it-IT"/>
-        </w:rPr>
-      </w:pPr>
-      <w:r>
-        <w:rPr>
-          <w:lang w:val="it-IT"/>
-        </w:rPr>
-        <w:t>Nuova definizione:</w:t>
+        <w:t>:</w:t>
       </w:r>
     </w:p>
     <w:p>
       <w:pPr>
         <w:numPr>
           <w:ilvl w:val="0"/>
-          <w:numId w:val="32"/>
-        </w:numPr>
-        <w:rPr>
-          <w:lang w:val="it-IT"/>
-        </w:rPr>
-      </w:pPr>
-      <w:r>
-        <w:rPr>
-          <w:lang w:val="it-IT"/>
-        </w:rPr>
-        <w:t xml:space="preserve">Attivazione del </w:t>
-      </w:r>
+          <w:numId w:val="33"/>
+        </w:numPr>
+        <w:rPr>
+          <w:lang w:val="it-IT"/>
+        </w:rPr>
+      </w:pPr>
+      <w:r>
+        <w:rPr>
+          <w:lang w:val="it-IT"/>
+        </w:rPr>
+        <w:t>Il campo base ha una "riserva di cibo" che non conosci esattamente: vedi una stima arrotondata.</w:t>
+      </w:r>
+    </w:p>
+    <w:p>
+      <w:pPr>
+        <w:numPr>
+          <w:ilvl w:val="0"/>
+          <w:numId w:val="33"/>
+        </w:numPr>
+        <w:rPr>
+          <w:lang w:val="it-IT"/>
+        </w:rPr>
+      </w:pPr>
+      <w:r>
+        <w:rPr>
+          <w:lang w:val="it-IT"/>
+        </w:rPr>
+        <w:t>Per sapere quanta legna hai realmente, devi inviare qualcuno a controllare o aspettare il report di chi torna.</w:t>
+      </w:r>
+    </w:p>
+    <w:p>
+      <w:pPr>
+        <w:numPr>
+          <w:ilvl w:val="0"/>
+          <w:numId w:val="33"/>
+        </w:numPr>
+        <w:rPr>
+          <w:lang w:val="it-IT"/>
+        </w:rPr>
+      </w:pPr>
+      <w:r>
+        <w:rPr>
+          <w:lang w:val="it-IT"/>
+        </w:rPr>
+        <w:t>Raggio visivo del giocatore: dove hai uomini, vedi; il resto è buio o sfocato.</w:t>
+      </w:r>
+    </w:p>
+    <w:p>
+      <w:pPr>
+        <w:numPr>
+          <w:ilvl w:val="0"/>
+          <w:numId w:val="33"/>
+        </w:numPr>
+        <w:rPr>
+          <w:lang w:val="it-IT"/>
+        </w:rPr>
+      </w:pPr>
+      <w:r>
+        <w:rPr>
+          <w:lang w:val="it-IT"/>
+        </w:rPr>
+        <w:t>I report possono essere ritardati o imprecisi in base alla distanza.</w:t>
+      </w:r>
+    </w:p>
+    <w:p>
+      <w:pPr>
+        <w:numPr>
+          <w:ilvl w:val="0"/>
+          <w:numId w:val="10"/>
+        </w:numPr>
+        <w:rPr>
+          <w:lang w:val="it-IT"/>
+        </w:rPr>
+      </w:pPr>
+      <w:r>
+        <w:rPr>
+          <w:lang w:val="it-IT"/>
+        </w:rPr>
+        <w:t>Barra del tempo (velocità 1x, 2x, pausa).</w:t>
+      </w:r>
+    </w:p>
+    <w:p>
+      <w:pPr>
+        <w:numPr>
+          <w:ilvl w:val="0"/>
+          <w:numId w:val="10"/>
+        </w:numPr>
+      </w:pPr>
       <w:proofErr w:type="spellStart"/>
       <w:r>
-        <w:rPr>
-          <w:lang w:val="it-IT"/>
-        </w:rPr>
-        <w:t>layer</w:t>
+        <w:t>Indicatore</w:t>
       </w:r>
       <w:proofErr w:type="spellEnd"/>
       <w:r>
-        <w:rPr>
-          <w:lang w:val="it-IT"/>
-        </w:rPr>
-        <w:t xml:space="preserve"> </w:t>
+        <w:t xml:space="preserve"> di </w:t>
       </w:r>
       <w:proofErr w:type="spellStart"/>
       <w:r>
-        <w:rPr>
-          <w:lang w:val="it-IT"/>
-        </w:rPr>
-        <w:t>forestDensity</w:t>
+        <w:t>posizione</w:t>
       </w:r>
       <w:proofErr w:type="spellEnd"/>
       <w:r>
-        <w:rPr>
-          <w:lang w:val="it-IT"/>
-        </w:rPr>
-        <w:t xml:space="preserve"> sulla griglia. Le foreste sono visivamente distinguibili (verde scuro). La raccolta di legna riduce la densità localmente, come per il </w:t>
-      </w:r>
+        <w:t>:</w:t>
+      </w:r>
+    </w:p>
+    <w:p>
+      <w:pPr>
+        <w:numPr>
+          <w:ilvl w:val="1"/>
+          <w:numId w:val="10"/>
+        </w:numPr>
+        <w:rPr>
+          <w:lang w:val="it-IT"/>
+        </w:rPr>
+      </w:pPr>
+      <w:r>
+        <w:rPr>
+          <w:lang w:val="it-IT"/>
+        </w:rPr>
+        <w:t>Certa (colore pieno) se nel raggio visivo.</w:t>
+      </w:r>
+    </w:p>
+    <w:p>
+      <w:pPr>
+        <w:numPr>
+          <w:ilvl w:val="1"/>
+          <w:numId w:val="10"/>
+        </w:numPr>
+        <w:rPr>
+          <w:lang w:val="it-IT"/>
+        </w:rPr>
+      </w:pPr>
+      <w:r>
+        <w:rPr>
+          <w:lang w:val="it-IT"/>
+        </w:rPr>
+        <w:t>Proiettata (desaturata con interpolazione) se fuori dal raggio.</w:t>
+      </w:r>
+    </w:p>
+    <w:p>
+      <w:pPr>
+        <w:numPr>
+          <w:ilvl w:val="1"/>
+          <w:numId w:val="10"/>
+        </w:numPr>
+        <w:rPr>
+          <w:lang w:val="it-IT"/>
+        </w:rPr>
+      </w:pPr>
+      <w:r>
+        <w:rPr>
+          <w:lang w:val="it-IT"/>
+        </w:rPr>
+        <w:t>Da report (lampeggiante o con indicatore "R") quando arriva un messaggio.</w:t>
+      </w:r>
+    </w:p>
+    <w:p>
+      <w:pPr>
+        <w:numPr>
+          <w:ilvl w:val="0"/>
+          <w:numId w:val="10"/>
+        </w:numPr>
+        <w:rPr>
+          <w:lang w:val="it-IT"/>
+        </w:rPr>
+      </w:pPr>
       <w:proofErr w:type="spellStart"/>
       <w:r>
         <w:rPr>
           <w:lang w:val="it-IT"/>
         </w:rPr>
-        <w:t>forage</w:t>
+        <w:t>Tooltip</w:t>
       </w:r>
       <w:proofErr w:type="spellEnd"/>
       <w:r>
         <w:rPr>
           <w:lang w:val="it-IT"/>
         </w:rPr>
-        <w:t>.</w:t>
-      </w:r>
-    </w:p>
-    <w:p>
-      <w:pPr>
-        <w:numPr>
-          <w:ilvl w:val="0"/>
-          <w:numId w:val="32"/>
-        </w:numPr>
-        <w:rPr>
-          <w:lang w:val="it-IT"/>
-        </w:rPr>
-      </w:pPr>
-      <w:r>
-        <w:rPr>
-          <w:lang w:val="it-IT"/>
-        </w:rPr>
-        <w:t>Il giocatore può assegnare pop alla raccolta di legna. La legna grezza viene trasportata all'accampamento.</w:t>
-      </w:r>
-    </w:p>
-    <w:p>
-      <w:pPr>
-        <w:numPr>
-          <w:ilvl w:val="0"/>
-          <w:numId w:val="32"/>
-        </w:numPr>
-        <w:rPr>
-          <w:lang w:val="it-IT"/>
-        </w:rPr>
-      </w:pPr>
-      <w:r>
-        <w:rPr>
-          <w:lang w:val="it-IT"/>
-        </w:rPr>
-        <w:t xml:space="preserve">Introduzione della lavorazione: la legna grezza può essere trasformata in </w:t>
-      </w:r>
-      <w:r>
-        <w:rPr>
-          <w:lang w:val="it-IT"/>
-        </w:rPr>
-        <w:t>tool</w:t>
-      </w:r>
-      <w:r>
-        <w:rPr>
-          <w:lang w:val="it-IT"/>
-        </w:rPr>
-        <w:t xml:space="preserve"> (azione "lavora legna" al campo). </w:t>
-      </w:r>
-    </w:p>
-    <w:p>
-      <w:pPr>
-        <w:numPr>
-          <w:ilvl w:val="0"/>
-          <w:numId w:val="32"/>
-        </w:numPr>
-        <w:rPr>
-          <w:lang w:val="it-IT"/>
-        </w:rPr>
-      </w:pPr>
-      <w:r>
-        <w:rPr>
-          <w:lang w:val="it-IT"/>
-        </w:rPr>
-        <w:t xml:space="preserve">Costruzione </w:t>
-      </w:r>
-      <w:r>
-        <w:rPr>
-          <w:lang w:val="it-IT"/>
-        </w:rPr>
-        <w:t>dei tool</w:t>
-      </w:r>
-      <w:r>
-        <w:rPr>
-          <w:lang w:val="it-IT"/>
-        </w:rPr>
-        <w:t xml:space="preserve">: consuma </w:t>
-      </w:r>
-      <w:r>
-        <w:rPr>
-          <w:lang w:val="it-IT"/>
-        </w:rPr>
-        <w:t>legna</w:t>
-      </w:r>
-      <w:r>
-        <w:rPr>
-          <w:lang w:val="it-IT"/>
-        </w:rPr>
-        <w:t xml:space="preserve">. </w:t>
-      </w:r>
-      <w:r>
-        <w:rPr>
-          <w:lang w:val="it-IT"/>
-        </w:rPr>
-        <w:t>I tool possono essere armi per la caccia, la pesca o bastoni/ceste per migliorare la raccolta delle bacche</w:t>
-      </w:r>
-    </w:p>
-    <w:p>
-      <w:pPr>
-        <w:numPr>
-          <w:ilvl w:val="0"/>
-          <w:numId w:val="32"/>
-        </w:numPr>
-        <w:rPr>
-          <w:lang w:val="it-IT"/>
-        </w:rPr>
-      </w:pPr>
-      <w:r>
-        <w:rPr>
-          <w:lang w:val="it-IT"/>
-        </w:rPr>
-        <w:t>Meccanica: la legna diventa la prima risorsa non commestibile. La lavorazione introduce il concetto di catena produttiva. Si gettano le basi per la specializzazione dei pop (raccoglitori, taglialegna, artigiani).</w:t>
+        <w:t xml:space="preserve"> base per risorse e pop.</w:t>
       </w:r>
     </w:p>
     <w:p>
@@ -2550,20 +3387,34 @@
           <w:bCs/>
           <w:lang w:val="it-IT"/>
         </w:rPr>
-        <w:t>MVP4 – Informazione imperfetta e report</w:t>
-      </w:r>
-    </w:p>
-    <w:p>
-      <w:pPr>
-        <w:rPr>
-          <w:lang w:val="it-IT"/>
-        </w:rPr>
-      </w:pPr>
-      <w:r>
-        <w:rPr>
-          <w:lang w:val="it-IT"/>
-        </w:rPr>
-        <w:t>Nessuna modifica necessaria. Le meccaniche di visibilità (certo, proiettato, da report) e di stima delle scorte sono indipendenti dal tipo di risorsa. Quando le implementeremo, applicheremo l'incertezza a tutte le risorse (cibo vegetale, carne, pesce, legna, assi).</w:t>
+        <w:t>MVP5 – Seconda tribù e territorio</w:t>
+      </w:r>
+    </w:p>
+    <w:p>
+      <w:pPr>
+        <w:rPr>
+          <w:lang w:val="it-IT"/>
+        </w:rPr>
+      </w:pPr>
+      <w:r>
+        <w:rPr>
+          <w:lang w:val="it-IT"/>
+        </w:rPr>
+        <w:t xml:space="preserve">Nessuna modifica necessaria. La competizione per le risorse funziona con qualsiasi tipo di </w:t>
+      </w:r>
+      <w:proofErr w:type="spellStart"/>
+      <w:r>
+        <w:rPr>
+          <w:lang w:val="it-IT"/>
+        </w:rPr>
+        <w:t>layer</w:t>
+      </w:r>
+      <w:proofErr w:type="spellEnd"/>
+      <w:r>
+        <w:rPr>
+          <w:lang w:val="it-IT"/>
+        </w:rPr>
+        <w:t xml:space="preserve"> o branco.</w:t>
       </w:r>
     </w:p>
     <w:p>
@@ -2591,382 +3442,133 @@
       <w:pPr>
         <w:numPr>
           <w:ilvl w:val="0"/>
-          <w:numId w:val="33"/>
-        </w:numPr>
-        <w:rPr>
-          <w:lang w:val="it-IT"/>
-        </w:rPr>
-      </w:pPr>
-      <w:r>
-        <w:rPr>
-          <w:lang w:val="it-IT"/>
-        </w:rPr>
-        <w:t>Il campo base ha una "riserva di cibo" che non conosci esattamente: vedi una stima arrotondata.</w:t>
+          <w:numId w:val="34"/>
+        </w:numPr>
+        <w:rPr>
+          <w:lang w:val="it-IT"/>
+        </w:rPr>
+      </w:pPr>
+      <w:r>
+        <w:rPr>
+          <w:lang w:val="it-IT"/>
+        </w:rPr>
+        <w:t>Una seconda tribù vicina condivide la stessa foresta e le stesse zone di cibo.</w:t>
       </w:r>
     </w:p>
     <w:p>
       <w:pPr>
         <w:numPr>
           <w:ilvl w:val="0"/>
-          <w:numId w:val="33"/>
-        </w:numPr>
-        <w:rPr>
-          <w:lang w:val="it-IT"/>
-        </w:rPr>
-      </w:pPr>
-      <w:r>
-        <w:rPr>
-          <w:lang w:val="it-IT"/>
-        </w:rPr>
-        <w:t>Per sapere quanta legna hai realmente, devi inviare qualcuno a controllare o aspettare il report di chi torna.</w:t>
+          <w:numId w:val="34"/>
+        </w:numPr>
+        <w:rPr>
+          <w:lang w:val="it-IT"/>
+        </w:rPr>
+      </w:pPr>
+      <w:r>
+        <w:rPr>
+          <w:lang w:val="it-IT"/>
+        </w:rPr>
+        <w:t>Se entrambe raccolgono o cacciano, le risorse si esauriscono prima.</w:t>
       </w:r>
     </w:p>
     <w:p>
       <w:pPr>
         <w:numPr>
           <w:ilvl w:val="0"/>
-          <w:numId w:val="33"/>
-        </w:numPr>
-        <w:rPr>
-          <w:lang w:val="it-IT"/>
-        </w:rPr>
-      </w:pPr>
-      <w:r>
-        <w:rPr>
-          <w:lang w:val="it-IT"/>
-        </w:rPr>
-        <w:t>Raggio visivo del giocatore: dove hai uomini, vedi; il resto è buio o sfocato.</w:t>
+          <w:numId w:val="34"/>
+        </w:numPr>
+        <w:rPr>
+          <w:lang w:val="it-IT"/>
+        </w:rPr>
+      </w:pPr>
+      <w:r>
+        <w:rPr>
+          <w:lang w:val="it-IT"/>
+        </w:rPr>
+        <w:t>Possibile scontro se i gruppi si incrociano (combattimento basilare).</w:t>
       </w:r>
     </w:p>
     <w:p>
       <w:pPr>
         <w:numPr>
           <w:ilvl w:val="0"/>
-          <w:numId w:val="33"/>
-        </w:numPr>
-        <w:rPr>
-          <w:lang w:val="it-IT"/>
-        </w:rPr>
-      </w:pPr>
-      <w:r>
-        <w:rPr>
-          <w:lang w:val="it-IT"/>
-        </w:rPr>
-        <w:t>I report possono essere ritardati o imprecisi in base alla distanza.</w:t>
-      </w:r>
-    </w:p>
-    <w:p>
-      <w:pPr>
-        <w:numPr>
-          <w:ilvl w:val="0"/>
-          <w:numId w:val="10"/>
-        </w:numPr>
-        <w:rPr>
-          <w:lang w:val="it-IT"/>
-        </w:rPr>
-      </w:pPr>
-      <w:r>
-        <w:rPr>
-          <w:lang w:val="it-IT"/>
-        </w:rPr>
-        <w:lastRenderedPageBreak/>
-        <w:t>Barra del tempo (velocità 1x, 2x, pausa).</w:t>
-      </w:r>
-    </w:p>
-    <w:p>
-      <w:pPr>
-        <w:numPr>
-          <w:ilvl w:val="0"/>
-          <w:numId w:val="10"/>
-        </w:numPr>
-      </w:pPr>
-      <w:proofErr w:type="spellStart"/>
-      <w:r>
-        <w:t>Indicatore</w:t>
-      </w:r>
-      <w:proofErr w:type="spellEnd"/>
-      <w:r>
-        <w:t xml:space="preserve"> di </w:t>
-      </w:r>
-      <w:proofErr w:type="spellStart"/>
-      <w:r>
-        <w:t>posizione</w:t>
-      </w:r>
-      <w:proofErr w:type="spellEnd"/>
-      <w:r>
-        <w:t>:</w:t>
-      </w:r>
-    </w:p>
-    <w:p>
-      <w:pPr>
-        <w:numPr>
-          <w:ilvl w:val="1"/>
-          <w:numId w:val="10"/>
-        </w:numPr>
-        <w:rPr>
-          <w:lang w:val="it-IT"/>
-        </w:rPr>
-      </w:pPr>
-      <w:r>
-        <w:rPr>
-          <w:lang w:val="it-IT"/>
-        </w:rPr>
-        <w:t>Certa (colore pieno) se nel raggio visivo.</w:t>
-      </w:r>
-    </w:p>
-    <w:p>
-      <w:pPr>
-        <w:numPr>
-          <w:ilvl w:val="1"/>
-          <w:numId w:val="10"/>
-        </w:numPr>
-        <w:rPr>
-          <w:lang w:val="it-IT"/>
-        </w:rPr>
-      </w:pPr>
-      <w:r>
-        <w:rPr>
-          <w:lang w:val="it-IT"/>
-        </w:rPr>
-        <w:t>Proiettata (desaturata con interpolazione) se fuori dal raggio.</w:t>
-      </w:r>
-    </w:p>
-    <w:p>
-      <w:pPr>
-        <w:numPr>
-          <w:ilvl w:val="1"/>
-          <w:numId w:val="10"/>
-        </w:numPr>
-        <w:rPr>
-          <w:lang w:val="it-IT"/>
-        </w:rPr>
-      </w:pPr>
-      <w:r>
-        <w:rPr>
-          <w:lang w:val="it-IT"/>
-        </w:rPr>
-        <w:t>Da report (lampeggiante o con indicatore "R") quando arriva un messaggio.</w:t>
-      </w:r>
-    </w:p>
-    <w:p>
-      <w:pPr>
-        <w:numPr>
-          <w:ilvl w:val="0"/>
-          <w:numId w:val="10"/>
-        </w:numPr>
-        <w:rPr>
-          <w:lang w:val="it-IT"/>
-        </w:rPr>
-      </w:pPr>
-      <w:proofErr w:type="spellStart"/>
-      <w:r>
-        <w:rPr>
-          <w:lang w:val="it-IT"/>
-        </w:rPr>
-        <w:t>Tooltip</w:t>
-      </w:r>
-      <w:proofErr w:type="spellEnd"/>
-      <w:r>
-        <w:rPr>
-          <w:lang w:val="it-IT"/>
-        </w:rPr>
-        <w:t xml:space="preserve"> base per risorse e pop.</w:t>
-      </w:r>
-    </w:p>
-    <w:p>
-      <w:pPr>
-        <w:rPr>
-          <w:lang w:val="it-IT"/>
-        </w:rPr>
-      </w:pPr>
-      <w:r>
+          <w:numId w:val="34"/>
+        </w:numPr>
+        <w:rPr>
+          <w:lang w:val="it-IT"/>
+        </w:rPr>
+      </w:pPr>
+      <w:r>
+        <w:rPr>
+          <w:lang w:val="it-IT"/>
+        </w:rPr>
+        <w:t>Inizio del concetto di "territorio d'uso": la risorsa è di chi la sta usando.</w:t>
+      </w:r>
+    </w:p>
+    <w:p>
+      <w:pPr>
+        <w:rPr>
+          <w:lang w:val="it-IT"/>
+        </w:rPr>
+      </w:pPr>
+    </w:p>
+    <w:p>
+      <w:pPr>
         <w:rPr>
           <w:b/>
           <w:bCs/>
           <w:lang w:val="it-IT"/>
         </w:rPr>
-        <w:t>MVP5 – Seconda tribù e territorio</w:t>
-      </w:r>
-    </w:p>
-    <w:p>
-      <w:pPr>
-        <w:rPr>
-          <w:lang w:val="it-IT"/>
-        </w:rPr>
-      </w:pPr>
-      <w:r>
-        <w:rPr>
-          <w:lang w:val="it-IT"/>
-        </w:rPr>
-        <w:t xml:space="preserve">Nessuna modifica necessaria. La competizione per le risorse funziona con qualsiasi tipo di </w:t>
-      </w:r>
-      <w:proofErr w:type="spellStart"/>
-      <w:r>
-        <w:rPr>
-          <w:lang w:val="it-IT"/>
-        </w:rPr>
-        <w:t>layer</w:t>
-      </w:r>
-      <w:proofErr w:type="spellEnd"/>
-      <w:r>
-        <w:rPr>
-          <w:lang w:val="it-IT"/>
-        </w:rPr>
-        <w:t xml:space="preserve"> o branco.</w:t>
-      </w:r>
-    </w:p>
-    <w:p>
-      <w:r>
-        <w:t xml:space="preserve">Testo </w:t>
-      </w:r>
-      <w:proofErr w:type="spellStart"/>
-      <w:r>
-        <w:t>attuale</w:t>
-      </w:r>
-      <w:proofErr w:type="spellEnd"/>
-      <w:r>
-        <w:t xml:space="preserve"> </w:t>
-      </w:r>
-      <w:proofErr w:type="spellStart"/>
-      <w:r>
-        <w:t>confermato</w:t>
-      </w:r>
-      <w:proofErr w:type="spellEnd"/>
-      <w:r>
-        <w:t>:</w:t>
-      </w:r>
-    </w:p>
-    <w:p>
-      <w:pPr>
-        <w:numPr>
-          <w:ilvl w:val="0"/>
-          <w:numId w:val="34"/>
-        </w:numPr>
-        <w:rPr>
-          <w:lang w:val="it-IT"/>
-        </w:rPr>
-      </w:pPr>
-      <w:r>
-        <w:rPr>
-          <w:lang w:val="it-IT"/>
-        </w:rPr>
-        <w:t>Una seconda tribù vicina condivide la stessa foresta e le stesse zone di cibo.</w:t>
-      </w:r>
-    </w:p>
-    <w:p>
-      <w:pPr>
-        <w:numPr>
-          <w:ilvl w:val="0"/>
-          <w:numId w:val="34"/>
-        </w:numPr>
-        <w:rPr>
-          <w:lang w:val="it-IT"/>
-        </w:rPr>
-      </w:pPr>
-      <w:r>
-        <w:rPr>
-          <w:lang w:val="it-IT"/>
-        </w:rPr>
-        <w:t>Se entrambe raccolgono o cacciano, le risorse si esauriscono prima.</w:t>
-      </w:r>
-    </w:p>
-    <w:p>
-      <w:pPr>
-        <w:numPr>
-          <w:ilvl w:val="0"/>
-          <w:numId w:val="34"/>
-        </w:numPr>
-        <w:rPr>
-          <w:lang w:val="it-IT"/>
-        </w:rPr>
-      </w:pPr>
-      <w:r>
-        <w:rPr>
-          <w:lang w:val="it-IT"/>
-        </w:rPr>
-        <w:t>Possibile scontro se i gruppi si incrociano (combattimento basilare).</w:t>
-      </w:r>
-    </w:p>
-    <w:p>
-      <w:pPr>
-        <w:numPr>
-          <w:ilvl w:val="0"/>
-          <w:numId w:val="34"/>
-        </w:numPr>
-        <w:rPr>
-          <w:lang w:val="it-IT"/>
-        </w:rPr>
-      </w:pPr>
-      <w:r>
-        <w:rPr>
-          <w:lang w:val="it-IT"/>
-        </w:rPr>
-        <w:t>Inizio del concetto di "territorio d'uso": la risorsa è di chi la sta usando.</w:t>
-      </w:r>
-    </w:p>
-    <w:p>
-      <w:pPr>
-        <w:rPr>
-          <w:lang w:val="it-IT"/>
-        </w:rPr>
-      </w:pPr>
-    </w:p>
-    <w:p>
-      <w:pPr>
+      </w:pPr>
+      <w:r>
         <w:rPr>
           <w:b/>
           <w:bCs/>
           <w:lang w:val="it-IT"/>
         </w:rPr>
-      </w:pPr>
-      <w:r>
+        <w:t>CONCETTI DA RECUPERARE POI:</w:t>
+      </w:r>
+    </w:p>
+    <w:p>
+      <w:pPr>
+        <w:pStyle w:val="ListParagraph"/>
+        <w:numPr>
+          <w:ilvl w:val="0"/>
+          <w:numId w:val="35"/>
+        </w:numPr>
+        <w:rPr>
+          <w:lang w:val="it-IT"/>
+        </w:rPr>
+      </w:pPr>
+      <w:r>
+        <w:rPr>
+          <w:lang w:val="it-IT"/>
+        </w:rPr>
+        <w:t>Deterioramento risorse</w:t>
+      </w:r>
+    </w:p>
+    <w:p>
+      <w:pPr>
+        <w:rPr>
+          <w:lang w:val="it-IT"/>
+        </w:rPr>
+      </w:pPr>
+    </w:p>
+    <w:p>
+      <w:pPr>
         <w:rPr>
           <w:b/>
           <w:bCs/>
           <w:lang w:val="it-IT"/>
         </w:rPr>
-        <w:t>CONCETTI DA RECUPERARE POI:</w:t>
-      </w:r>
-    </w:p>
-    <w:p>
-      <w:pPr>
-        <w:pStyle w:val="ListParagraph"/>
-        <w:numPr>
-          <w:ilvl w:val="0"/>
-          <w:numId w:val="35"/>
-        </w:numPr>
-        <w:rPr>
-          <w:lang w:val="it-IT"/>
-        </w:rPr>
-      </w:pPr>
-      <w:r>
-        <w:rPr>
-          <w:lang w:val="it-IT"/>
-        </w:rPr>
-        <w:t>Deterioramento risorse</w:t>
-      </w:r>
-    </w:p>
-    <w:p>
-      <w:pPr>
-        <w:rPr>
-          <w:lang w:val="it-IT"/>
-        </w:rPr>
-      </w:pPr>
-    </w:p>
-    <w:p>
-      <w:pPr>
+      </w:pPr>
+      <w:r>
         <w:rPr>
           <w:b/>
           <w:bCs/>
           <w:lang w:val="it-IT"/>
         </w:rPr>
-      </w:pPr>
-      <w:r>
-        <w:rPr>
-          <w:b/>
-          <w:bCs/>
-          <w:lang w:val="it-IT"/>
-        </w:rPr>
         <w:t>Oltre MVP5</w:t>
       </w:r>
     </w:p>
@@ -2980,6 +3582,7 @@
         <w:rPr>
           <w:lang w:val="it-IT"/>
         </w:rPr>
+        <w:lastRenderedPageBreak/>
         <w:t>Le iterazioni successive del prototipo seguiranno la progressione storica (Era 1: stanzialità, agricoltura, prime strutture; Era 2: metalli, scrittura, amministrazione; ecc.), sbloccando funzionalità corrispondenti man mano che le fondamenta tecniche lo permettono. La priorità sarà sempre validare il loop di base prima di aggiungere complessità.</w:t>
       </w:r>
     </w:p>
@@ -3704,7 +4307,7 @@
   <w:abstractNum w:abstractNumId="5" w15:restartNumberingAfterBreak="0">
     <w:nsid w:val="0A1C7A37"/>
     <w:multiLevelType w:val="hybridMultilevel"/>
-    <w:tmpl w:val="B51A131A"/>
+    <w:tmpl w:val="91D624F2"/>
     <w:lvl w:ilvl="0" w:tplc="FAA67352">
       <w:numFmt w:val="bullet"/>
       <w:lvlText w:val="-"/>
@@ -3814,6 +4417,155 @@
     </w:lvl>
   </w:abstractNum>
   <w:abstractNum w:abstractNumId="6" w15:restartNumberingAfterBreak="0">
+    <w:nsid w:val="109C5F21"/>
+    <w:multiLevelType w:val="multilevel"/>
+    <w:tmpl w:val="A322F550"/>
+    <w:lvl w:ilvl="0">
+      <w:start w:val="1"/>
+      <w:numFmt w:val="bullet"/>
+      <w:lvlText w:val=""/>
+      <w:lvlJc w:val="left"/>
+      <w:pPr>
+        <w:tabs>
+          <w:tab w:val="num" w:pos="720"/>
+        </w:tabs>
+        <w:ind w:left="720" w:hanging="360"/>
+      </w:pPr>
+      <w:rPr>
+        <w:rFonts w:ascii="Symbol" w:hAnsi="Symbol" w:hint="default"/>
+        <w:sz w:val="20"/>
+      </w:rPr>
+    </w:lvl>
+    <w:lvl w:ilvl="1" w:tentative="1">
+      <w:start w:val="1"/>
+      <w:numFmt w:val="bullet"/>
+      <w:lvlText w:val="o"/>
+      <w:lvlJc w:val="left"/>
+      <w:pPr>
+        <w:tabs>
+          <w:tab w:val="num" w:pos="1440"/>
+        </w:tabs>
+        <w:ind w:left="1440" w:hanging="360"/>
+      </w:pPr>
+      <w:rPr>
+        <w:rFonts w:ascii="Courier New" w:hAnsi="Courier New" w:hint="default"/>
+        <w:sz w:val="20"/>
+      </w:rPr>
+    </w:lvl>
+    <w:lvl w:ilvl="2" w:tentative="1">
+      <w:start w:val="1"/>
+      <w:numFmt w:val="bullet"/>
+      <w:lvlText w:val=""/>
+      <w:lvlJc w:val="left"/>
+      <w:pPr>
+        <w:tabs>
+          <w:tab w:val="num" w:pos="2160"/>
+        </w:tabs>
+        <w:ind w:left="2160" w:hanging="360"/>
+      </w:pPr>
+      <w:rPr>
+        <w:rFonts w:ascii="Wingdings" w:hAnsi="Wingdings" w:hint="default"/>
+        <w:sz w:val="20"/>
+      </w:rPr>
+    </w:lvl>
+    <w:lvl w:ilvl="3" w:tentative="1">
+      <w:start w:val="1"/>
+      <w:numFmt w:val="bullet"/>
+      <w:lvlText w:val=""/>
+      <w:lvlJc w:val="left"/>
+      <w:pPr>
+        <w:tabs>
+          <w:tab w:val="num" w:pos="2880"/>
+        </w:tabs>
+        <w:ind w:left="2880" w:hanging="360"/>
+      </w:pPr>
+      <w:rPr>
+        <w:rFonts w:ascii="Wingdings" w:hAnsi="Wingdings" w:hint="default"/>
+        <w:sz w:val="20"/>
+      </w:rPr>
+    </w:lvl>
+    <w:lvl w:ilvl="4" w:tentative="1">
+      <w:start w:val="1"/>
+      <w:numFmt w:val="bullet"/>
+      <w:lvlText w:val=""/>
+      <w:lvlJc w:val="left"/>
+      <w:pPr>
+        <w:tabs>
+          <w:tab w:val="num" w:pos="3600"/>
+        </w:tabs>
+        <w:ind w:left="3600" w:hanging="360"/>
+      </w:pPr>
+      <w:rPr>
+        <w:rFonts w:ascii="Wingdings" w:hAnsi="Wingdings" w:hint="default"/>
+        <w:sz w:val="20"/>
+      </w:rPr>
+    </w:lvl>
+    <w:lvl w:ilvl="5" w:tentative="1">
+      <w:start w:val="1"/>
+      <w:numFmt w:val="bullet"/>
+      <w:lvlText w:val=""/>
+      <w:lvlJc w:val="left"/>
+      <w:pPr>
+        <w:tabs>
+          <w:tab w:val="num" w:pos="4320"/>
+        </w:tabs>
+        <w:ind w:left="4320" w:hanging="360"/>
+      </w:pPr>
+      <w:rPr>
+        <w:rFonts w:ascii="Wingdings" w:hAnsi="Wingdings" w:hint="default"/>
+        <w:sz w:val="20"/>
+      </w:rPr>
+    </w:lvl>
+    <w:lvl w:ilvl="6" w:tentative="1">
+      <w:start w:val="1"/>
+      <w:numFmt w:val="bullet"/>
+      <w:lvlText w:val=""/>
+      <w:lvlJc w:val="left"/>
+      <w:pPr>
+        <w:tabs>
+          <w:tab w:val="num" w:pos="5040"/>
+        </w:tabs>
+        <w:ind w:left="5040" w:hanging="360"/>
+      </w:pPr>
+      <w:rPr>
+        <w:rFonts w:ascii="Wingdings" w:hAnsi="Wingdings" w:hint="default"/>
+        <w:sz w:val="20"/>
+      </w:rPr>
+    </w:lvl>
+    <w:lvl w:ilvl="7" w:tentative="1">
+      <w:start w:val="1"/>
+      <w:numFmt w:val="bullet"/>
+      <w:lvlText w:val=""/>
+      <w:lvlJc w:val="left"/>
+      <w:pPr>
+        <w:tabs>
+          <w:tab w:val="num" w:pos="5760"/>
+        </w:tabs>
+        <w:ind w:left="5760" w:hanging="360"/>
+      </w:pPr>
+      <w:rPr>
+        <w:rFonts w:ascii="Wingdings" w:hAnsi="Wingdings" w:hint="default"/>
+        <w:sz w:val="20"/>
+      </w:rPr>
+    </w:lvl>
+    <w:lvl w:ilvl="8" w:tentative="1">
+      <w:start w:val="1"/>
+      <w:numFmt w:val="bullet"/>
+      <w:lvlText w:val=""/>
+      <w:lvlJc w:val="left"/>
+      <w:pPr>
+        <w:tabs>
+          <w:tab w:val="num" w:pos="6480"/>
+        </w:tabs>
+        <w:ind w:left="6480" w:hanging="360"/>
+      </w:pPr>
+      <w:rPr>
+        <w:rFonts w:ascii="Wingdings" w:hAnsi="Wingdings" w:hint="default"/>
+        <w:sz w:val="20"/>
+      </w:rPr>
+    </w:lvl>
+  </w:abstractNum>
+  <w:abstractNum w:abstractNumId="7" w15:restartNumberingAfterBreak="0">
     <w:nsid w:val="127B248F"/>
     <w:multiLevelType w:val="multilevel"/>
     <w:tmpl w:val="69F09910"/>
@@ -3926,7 +4678,7 @@
       </w:pPr>
     </w:lvl>
   </w:abstractNum>
-  <w:abstractNum w:abstractNumId="7" w15:restartNumberingAfterBreak="0">
+  <w:abstractNum w:abstractNumId="8" w15:restartNumberingAfterBreak="0">
     <w:nsid w:val="131A0DBD"/>
     <w:multiLevelType w:val="multilevel"/>
     <w:tmpl w:val="7668DF54"/>
@@ -4075,7 +4827,7 @@
       </w:rPr>
     </w:lvl>
   </w:abstractNum>
-  <w:abstractNum w:abstractNumId="8" w15:restartNumberingAfterBreak="0">
+  <w:abstractNum w:abstractNumId="9" w15:restartNumberingAfterBreak="0">
     <w:nsid w:val="15FE68FE"/>
     <w:multiLevelType w:val="multilevel"/>
     <w:tmpl w:val="65F83AEE"/>
@@ -4224,7 +4976,7 @@
       </w:rPr>
     </w:lvl>
   </w:abstractNum>
-  <w:abstractNum w:abstractNumId="9" w15:restartNumberingAfterBreak="0">
+  <w:abstractNum w:abstractNumId="10" w15:restartNumberingAfterBreak="0">
     <w:nsid w:val="17235FE1"/>
     <w:multiLevelType w:val="multilevel"/>
     <w:tmpl w:val="F34AE5A0"/>
@@ -4373,7 +5125,7 @@
       </w:rPr>
     </w:lvl>
   </w:abstractNum>
-  <w:abstractNum w:abstractNumId="10" w15:restartNumberingAfterBreak="0">
+  <w:abstractNum w:abstractNumId="11" w15:restartNumberingAfterBreak="0">
     <w:nsid w:val="1996508A"/>
     <w:multiLevelType w:val="multilevel"/>
     <w:tmpl w:val="F198151A"/>
@@ -4522,7 +5274,7 @@
       </w:rPr>
     </w:lvl>
   </w:abstractNum>
-  <w:abstractNum w:abstractNumId="11" w15:restartNumberingAfterBreak="0">
+  <w:abstractNum w:abstractNumId="12" w15:restartNumberingAfterBreak="0">
     <w:nsid w:val="1A7819A8"/>
     <w:multiLevelType w:val="multilevel"/>
     <w:tmpl w:val="10E466CE"/>
@@ -4671,7 +5423,7 @@
       </w:rPr>
     </w:lvl>
   </w:abstractNum>
-  <w:abstractNum w:abstractNumId="12" w15:restartNumberingAfterBreak="0">
+  <w:abstractNum w:abstractNumId="13" w15:restartNumberingAfterBreak="0">
     <w:nsid w:val="1DE16D1E"/>
     <w:multiLevelType w:val="multilevel"/>
     <w:tmpl w:val="D0AA7ED4"/>
@@ -4820,7 +5572,7 @@
       </w:rPr>
     </w:lvl>
   </w:abstractNum>
-  <w:abstractNum w:abstractNumId="13" w15:restartNumberingAfterBreak="0">
+  <w:abstractNum w:abstractNumId="14" w15:restartNumberingAfterBreak="0">
     <w:nsid w:val="21DA54DB"/>
     <w:multiLevelType w:val="multilevel"/>
     <w:tmpl w:val="2FFAF406"/>
@@ -4969,7 +5721,7 @@
       </w:rPr>
     </w:lvl>
   </w:abstractNum>
-  <w:abstractNum w:abstractNumId="14" w15:restartNumberingAfterBreak="0">
+  <w:abstractNum w:abstractNumId="15" w15:restartNumberingAfterBreak="0">
     <w:nsid w:val="25322051"/>
     <w:multiLevelType w:val="multilevel"/>
     <w:tmpl w:val="E05A99D0"/>
@@ -5118,7 +5870,156 @@
       </w:rPr>
     </w:lvl>
   </w:abstractNum>
-  <w:abstractNum w:abstractNumId="15" w15:restartNumberingAfterBreak="0">
+  <w:abstractNum w:abstractNumId="16" w15:restartNumberingAfterBreak="0">
+    <w:nsid w:val="28724FDF"/>
+    <w:multiLevelType w:val="multilevel"/>
+    <w:tmpl w:val="A322F550"/>
+    <w:lvl w:ilvl="0">
+      <w:start w:val="1"/>
+      <w:numFmt w:val="bullet"/>
+      <w:lvlText w:val=""/>
+      <w:lvlJc w:val="left"/>
+      <w:pPr>
+        <w:tabs>
+          <w:tab w:val="num" w:pos="720"/>
+        </w:tabs>
+        <w:ind w:left="720" w:hanging="360"/>
+      </w:pPr>
+      <w:rPr>
+        <w:rFonts w:ascii="Symbol" w:hAnsi="Symbol" w:hint="default"/>
+        <w:sz w:val="20"/>
+      </w:rPr>
+    </w:lvl>
+    <w:lvl w:ilvl="1" w:tentative="1">
+      <w:start w:val="1"/>
+      <w:numFmt w:val="bullet"/>
+      <w:lvlText w:val="o"/>
+      <w:lvlJc w:val="left"/>
+      <w:pPr>
+        <w:tabs>
+          <w:tab w:val="num" w:pos="1440"/>
+        </w:tabs>
+        <w:ind w:left="1440" w:hanging="360"/>
+      </w:pPr>
+      <w:rPr>
+        <w:rFonts w:ascii="Courier New" w:hAnsi="Courier New" w:hint="default"/>
+        <w:sz w:val="20"/>
+      </w:rPr>
+    </w:lvl>
+    <w:lvl w:ilvl="2" w:tentative="1">
+      <w:start w:val="1"/>
+      <w:numFmt w:val="bullet"/>
+      <w:lvlText w:val=""/>
+      <w:lvlJc w:val="left"/>
+      <w:pPr>
+        <w:tabs>
+          <w:tab w:val="num" w:pos="2160"/>
+        </w:tabs>
+        <w:ind w:left="2160" w:hanging="360"/>
+      </w:pPr>
+      <w:rPr>
+        <w:rFonts w:ascii="Wingdings" w:hAnsi="Wingdings" w:hint="default"/>
+        <w:sz w:val="20"/>
+      </w:rPr>
+    </w:lvl>
+    <w:lvl w:ilvl="3" w:tentative="1">
+      <w:start w:val="1"/>
+      <w:numFmt w:val="bullet"/>
+      <w:lvlText w:val=""/>
+      <w:lvlJc w:val="left"/>
+      <w:pPr>
+        <w:tabs>
+          <w:tab w:val="num" w:pos="2880"/>
+        </w:tabs>
+        <w:ind w:left="2880" w:hanging="360"/>
+      </w:pPr>
+      <w:rPr>
+        <w:rFonts w:ascii="Wingdings" w:hAnsi="Wingdings" w:hint="default"/>
+        <w:sz w:val="20"/>
+      </w:rPr>
+    </w:lvl>
+    <w:lvl w:ilvl="4" w:tentative="1">
+      <w:start w:val="1"/>
+      <w:numFmt w:val="bullet"/>
+      <w:lvlText w:val=""/>
+      <w:lvlJc w:val="left"/>
+      <w:pPr>
+        <w:tabs>
+          <w:tab w:val="num" w:pos="3600"/>
+        </w:tabs>
+        <w:ind w:left="3600" w:hanging="360"/>
+      </w:pPr>
+      <w:rPr>
+        <w:rFonts w:ascii="Wingdings" w:hAnsi="Wingdings" w:hint="default"/>
+        <w:sz w:val="20"/>
+      </w:rPr>
+    </w:lvl>
+    <w:lvl w:ilvl="5" w:tentative="1">
+      <w:start w:val="1"/>
+      <w:numFmt w:val="bullet"/>
+      <w:lvlText w:val=""/>
+      <w:lvlJc w:val="left"/>
+      <w:pPr>
+        <w:tabs>
+          <w:tab w:val="num" w:pos="4320"/>
+        </w:tabs>
+        <w:ind w:left="4320" w:hanging="360"/>
+      </w:pPr>
+      <w:rPr>
+        <w:rFonts w:ascii="Wingdings" w:hAnsi="Wingdings" w:hint="default"/>
+        <w:sz w:val="20"/>
+      </w:rPr>
+    </w:lvl>
+    <w:lvl w:ilvl="6" w:tentative="1">
+      <w:start w:val="1"/>
+      <w:numFmt w:val="bullet"/>
+      <w:lvlText w:val=""/>
+      <w:lvlJc w:val="left"/>
+      <w:pPr>
+        <w:tabs>
+          <w:tab w:val="num" w:pos="5040"/>
+        </w:tabs>
+        <w:ind w:left="5040" w:hanging="360"/>
+      </w:pPr>
+      <w:rPr>
+        <w:rFonts w:ascii="Wingdings" w:hAnsi="Wingdings" w:hint="default"/>
+        <w:sz w:val="20"/>
+      </w:rPr>
+    </w:lvl>
+    <w:lvl w:ilvl="7" w:tentative="1">
+      <w:start w:val="1"/>
+      <w:numFmt w:val="bullet"/>
+      <w:lvlText w:val=""/>
+      <w:lvlJc w:val="left"/>
+      <w:pPr>
+        <w:tabs>
+          <w:tab w:val="num" w:pos="5760"/>
+        </w:tabs>
+        <w:ind w:left="5760" w:hanging="360"/>
+      </w:pPr>
+      <w:rPr>
+        <w:rFonts w:ascii="Wingdings" w:hAnsi="Wingdings" w:hint="default"/>
+        <w:sz w:val="20"/>
+      </w:rPr>
+    </w:lvl>
+    <w:lvl w:ilvl="8" w:tentative="1">
+      <w:start w:val="1"/>
+      <w:numFmt w:val="bullet"/>
+      <w:lvlText w:val=""/>
+      <w:lvlJc w:val="left"/>
+      <w:pPr>
+        <w:tabs>
+          <w:tab w:val="num" w:pos="6480"/>
+        </w:tabs>
+        <w:ind w:left="6480" w:hanging="360"/>
+      </w:pPr>
+      <w:rPr>
+        <w:rFonts w:ascii="Wingdings" w:hAnsi="Wingdings" w:hint="default"/>
+        <w:sz w:val="20"/>
+      </w:rPr>
+    </w:lvl>
+  </w:abstractNum>
+  <w:abstractNum w:abstractNumId="17" w15:restartNumberingAfterBreak="0">
     <w:nsid w:val="2CA60B07"/>
     <w:multiLevelType w:val="multilevel"/>
     <w:tmpl w:val="85FA6EEA"/>
@@ -5267,7 +6168,7 @@
       </w:rPr>
     </w:lvl>
   </w:abstractNum>
-  <w:abstractNum w:abstractNumId="16" w15:restartNumberingAfterBreak="0">
+  <w:abstractNum w:abstractNumId="18" w15:restartNumberingAfterBreak="0">
     <w:nsid w:val="2DF54639"/>
     <w:multiLevelType w:val="multilevel"/>
     <w:tmpl w:val="51F6A5B8"/>
@@ -5416,7 +6317,7 @@
       </w:rPr>
     </w:lvl>
   </w:abstractNum>
-  <w:abstractNum w:abstractNumId="17" w15:restartNumberingAfterBreak="0">
+  <w:abstractNum w:abstractNumId="19" w15:restartNumberingAfterBreak="0">
     <w:nsid w:val="31640CA4"/>
     <w:multiLevelType w:val="multilevel"/>
     <w:tmpl w:val="6806343C"/>
@@ -5533,7 +6434,7 @@
       </w:pPr>
     </w:lvl>
   </w:abstractNum>
-  <w:abstractNum w:abstractNumId="18" w15:restartNumberingAfterBreak="0">
+  <w:abstractNum w:abstractNumId="20" w15:restartNumberingAfterBreak="0">
     <w:nsid w:val="398F5129"/>
     <w:multiLevelType w:val="multilevel"/>
     <w:tmpl w:val="A322F550"/>
@@ -5682,7 +6583,7 @@
       </w:rPr>
     </w:lvl>
   </w:abstractNum>
-  <w:abstractNum w:abstractNumId="19" w15:restartNumberingAfterBreak="0">
+  <w:abstractNum w:abstractNumId="21" w15:restartNumberingAfterBreak="0">
     <w:nsid w:val="3CAC5FF4"/>
     <w:multiLevelType w:val="multilevel"/>
     <w:tmpl w:val="BFBC23AA"/>
@@ -5831,7 +6732,93 @@
       </w:rPr>
     </w:lvl>
   </w:abstractNum>
-  <w:abstractNum w:abstractNumId="20" w15:restartNumberingAfterBreak="0">
+  <w:abstractNum w:abstractNumId="22" w15:restartNumberingAfterBreak="0">
+    <w:nsid w:val="44FB0F4F"/>
+    <w:multiLevelType w:val="hybridMultilevel"/>
+    <w:tmpl w:val="EAE60CA6"/>
+    <w:lvl w:ilvl="0" w:tplc="0809000F">
+      <w:start w:val="1"/>
+      <w:numFmt w:val="decimal"/>
+      <w:lvlText w:val="%1."/>
+      <w:lvlJc w:val="left"/>
+      <w:pPr>
+        <w:ind w:left="1080" w:hanging="360"/>
+      </w:pPr>
+    </w:lvl>
+    <w:lvl w:ilvl="1" w:tplc="08090019" w:tentative="1">
+      <w:start w:val="1"/>
+      <w:numFmt w:val="lowerLetter"/>
+      <w:lvlText w:val="%2."/>
+      <w:lvlJc w:val="left"/>
+      <w:pPr>
+        <w:ind w:left="1800" w:hanging="360"/>
+      </w:pPr>
+    </w:lvl>
+    <w:lvl w:ilvl="2" w:tplc="0809001B" w:tentative="1">
+      <w:start w:val="1"/>
+      <w:numFmt w:val="lowerRoman"/>
+      <w:lvlText w:val="%3."/>
+      <w:lvlJc w:val="right"/>
+      <w:pPr>
+        <w:ind w:left="2520" w:hanging="180"/>
+      </w:pPr>
+    </w:lvl>
+    <w:lvl w:ilvl="3" w:tplc="0809000F" w:tentative="1">
+      <w:start w:val="1"/>
+      <w:numFmt w:val="decimal"/>
+      <w:lvlText w:val="%4."/>
+      <w:lvlJc w:val="left"/>
+      <w:pPr>
+        <w:ind w:left="3240" w:hanging="360"/>
+      </w:pPr>
+    </w:lvl>
+    <w:lvl w:ilvl="4" w:tplc="08090019" w:tentative="1">
+      <w:start w:val="1"/>
+      <w:numFmt w:val="lowerLetter"/>
+      <w:lvlText w:val="%5."/>
+      <w:lvlJc w:val="left"/>
+      <w:pPr>
+        <w:ind w:left="3960" w:hanging="360"/>
+      </w:pPr>
+    </w:lvl>
+    <w:lvl w:ilvl="5" w:tplc="0809001B" w:tentative="1">
+      <w:start w:val="1"/>
+      <w:numFmt w:val="lowerRoman"/>
+      <w:lvlText w:val="%6."/>
+      <w:lvlJc w:val="right"/>
+      <w:pPr>
+        <w:ind w:left="4680" w:hanging="180"/>
+      </w:pPr>
+    </w:lvl>
+    <w:lvl w:ilvl="6" w:tplc="0809000F" w:tentative="1">
+      <w:start w:val="1"/>
+      <w:numFmt w:val="decimal"/>
+      <w:lvlText w:val="%7."/>
+      <w:lvlJc w:val="left"/>
+      <w:pPr>
+        <w:ind w:left="5400" w:hanging="360"/>
+      </w:pPr>
+    </w:lvl>
+    <w:lvl w:ilvl="7" w:tplc="08090019" w:tentative="1">
+      <w:start w:val="1"/>
+      <w:numFmt w:val="lowerLetter"/>
+      <w:lvlText w:val="%8."/>
+      <w:lvlJc w:val="left"/>
+      <w:pPr>
+        <w:ind w:left="6120" w:hanging="360"/>
+      </w:pPr>
+    </w:lvl>
+    <w:lvl w:ilvl="8" w:tplc="0809001B" w:tentative="1">
+      <w:start w:val="1"/>
+      <w:numFmt w:val="lowerRoman"/>
+      <w:lvlText w:val="%9."/>
+      <w:lvlJc w:val="right"/>
+      <w:pPr>
+        <w:ind w:left="6840" w:hanging="180"/>
+      </w:pPr>
+    </w:lvl>
+  </w:abstractNum>
+  <w:abstractNum w:abstractNumId="23" w15:restartNumberingAfterBreak="0">
     <w:nsid w:val="4BE4348C"/>
     <w:multiLevelType w:val="multilevel"/>
     <w:tmpl w:val="1A58024C"/>
@@ -5980,7 +6967,7 @@
       </w:rPr>
     </w:lvl>
   </w:abstractNum>
-  <w:abstractNum w:abstractNumId="21" w15:restartNumberingAfterBreak="0">
+  <w:abstractNum w:abstractNumId="24" w15:restartNumberingAfterBreak="0">
     <w:nsid w:val="4C046A48"/>
     <w:multiLevelType w:val="multilevel"/>
     <w:tmpl w:val="2340BCD6"/>
@@ -6129,7 +7116,7 @@
       </w:rPr>
     </w:lvl>
   </w:abstractNum>
-  <w:abstractNum w:abstractNumId="22" w15:restartNumberingAfterBreak="0">
+  <w:abstractNum w:abstractNumId="25" w15:restartNumberingAfterBreak="0">
     <w:nsid w:val="4D186818"/>
     <w:multiLevelType w:val="multilevel"/>
     <w:tmpl w:val="6A7EED2E"/>
@@ -6278,7 +7265,7 @@
       </w:rPr>
     </w:lvl>
   </w:abstractNum>
-  <w:abstractNum w:abstractNumId="23" w15:restartNumberingAfterBreak="0">
+  <w:abstractNum w:abstractNumId="26" w15:restartNumberingAfterBreak="0">
     <w:nsid w:val="4D7C5B44"/>
     <w:multiLevelType w:val="multilevel"/>
     <w:tmpl w:val="0DFE325A"/>
@@ -6427,7 +7414,7 @@
       </w:rPr>
     </w:lvl>
   </w:abstractNum>
-  <w:abstractNum w:abstractNumId="24" w15:restartNumberingAfterBreak="0">
+  <w:abstractNum w:abstractNumId="27" w15:restartNumberingAfterBreak="0">
     <w:nsid w:val="4E5C6A14"/>
     <w:multiLevelType w:val="multilevel"/>
     <w:tmpl w:val="A24A7FAC"/>
@@ -6576,7 +7563,7 @@
       </w:rPr>
     </w:lvl>
   </w:abstractNum>
-  <w:abstractNum w:abstractNumId="25" w15:restartNumberingAfterBreak="0">
+  <w:abstractNum w:abstractNumId="28" w15:restartNumberingAfterBreak="0">
     <w:nsid w:val="538273CB"/>
     <w:multiLevelType w:val="multilevel"/>
     <w:tmpl w:val="0C66EB3A"/>
@@ -6725,7 +7712,7 @@
       </w:rPr>
     </w:lvl>
   </w:abstractNum>
-  <w:abstractNum w:abstractNumId="26" w15:restartNumberingAfterBreak="0">
+  <w:abstractNum w:abstractNumId="29" w15:restartNumberingAfterBreak="0">
     <w:nsid w:val="5AAF3F94"/>
     <w:multiLevelType w:val="multilevel"/>
     <w:tmpl w:val="A9F486C6"/>
@@ -6874,7 +7861,7 @@
       </w:rPr>
     </w:lvl>
   </w:abstractNum>
-  <w:abstractNum w:abstractNumId="27" w15:restartNumberingAfterBreak="0">
+  <w:abstractNum w:abstractNumId="30" w15:restartNumberingAfterBreak="0">
     <w:nsid w:val="60BB2048"/>
     <w:multiLevelType w:val="multilevel"/>
     <w:tmpl w:val="3DAC4EA6"/>
@@ -7023,7 +8010,7 @@
       </w:rPr>
     </w:lvl>
   </w:abstractNum>
-  <w:abstractNum w:abstractNumId="28" w15:restartNumberingAfterBreak="0">
+  <w:abstractNum w:abstractNumId="31" w15:restartNumberingAfterBreak="0">
     <w:nsid w:val="62A77596"/>
     <w:multiLevelType w:val="multilevel"/>
     <w:tmpl w:val="A1F830BA"/>
@@ -7172,7 +8159,7 @@
       </w:rPr>
     </w:lvl>
   </w:abstractNum>
-  <w:abstractNum w:abstractNumId="29" w15:restartNumberingAfterBreak="0">
+  <w:abstractNum w:abstractNumId="32" w15:restartNumberingAfterBreak="0">
     <w:nsid w:val="64206F26"/>
     <w:multiLevelType w:val="multilevel"/>
     <w:tmpl w:val="84B80140"/>
@@ -7321,7 +8308,120 @@
       </w:rPr>
     </w:lvl>
   </w:abstractNum>
-  <w:abstractNum w:abstractNumId="30" w15:restartNumberingAfterBreak="0">
+  <w:abstractNum w:abstractNumId="33" w15:restartNumberingAfterBreak="0">
+    <w:nsid w:val="65B1153F"/>
+    <w:multiLevelType w:val="hybridMultilevel"/>
+    <w:tmpl w:val="B0ECFF54"/>
+    <w:lvl w:ilvl="0" w:tplc="08090001">
+      <w:start w:val="1"/>
+      <w:numFmt w:val="bullet"/>
+      <w:lvlText w:val=""/>
+      <w:lvlJc w:val="left"/>
+      <w:pPr>
+        <w:ind w:left="720" w:hanging="360"/>
+      </w:pPr>
+      <w:rPr>
+        <w:rFonts w:ascii="Symbol" w:hAnsi="Symbol" w:hint="default"/>
+      </w:rPr>
+    </w:lvl>
+    <w:lvl w:ilvl="1" w:tplc="08090003" w:tentative="1">
+      <w:start w:val="1"/>
+      <w:numFmt w:val="bullet"/>
+      <w:lvlText w:val="o"/>
+      <w:lvlJc w:val="left"/>
+      <w:pPr>
+        <w:ind w:left="1440" w:hanging="360"/>
+      </w:pPr>
+      <w:rPr>
+        <w:rFonts w:ascii="Courier New" w:hAnsi="Courier New" w:cs="Courier New" w:hint="default"/>
+      </w:rPr>
+    </w:lvl>
+    <w:lvl w:ilvl="2" w:tplc="08090005" w:tentative="1">
+      <w:start w:val="1"/>
+      <w:numFmt w:val="bullet"/>
+      <w:lvlText w:val=""/>
+      <w:lvlJc w:val="left"/>
+      <w:pPr>
+        <w:ind w:left="2160" w:hanging="360"/>
+      </w:pPr>
+      <w:rPr>
+        <w:rFonts w:ascii="Wingdings" w:hAnsi="Wingdings" w:hint="default"/>
+      </w:rPr>
+    </w:lvl>
+    <w:lvl w:ilvl="3" w:tplc="08090001" w:tentative="1">
+      <w:start w:val="1"/>
+      <w:numFmt w:val="bullet"/>
+      <w:lvlText w:val=""/>
+      <w:lvlJc w:val="left"/>
+      <w:pPr>
+        <w:ind w:left="2880" w:hanging="360"/>
+      </w:pPr>
+      <w:rPr>
+        <w:rFonts w:ascii="Symbol" w:hAnsi="Symbol" w:hint="default"/>
+      </w:rPr>
+    </w:lvl>
+    <w:lvl w:ilvl="4" w:tplc="08090003" w:tentative="1">
+      <w:start w:val="1"/>
+      <w:numFmt w:val="bullet"/>
+      <w:lvlText w:val="o"/>
+      <w:lvlJc w:val="left"/>
+      <w:pPr>
+        <w:ind w:left="3600" w:hanging="360"/>
+      </w:pPr>
+      <w:rPr>
+        <w:rFonts w:ascii="Courier New" w:hAnsi="Courier New" w:cs="Courier New" w:hint="default"/>
+      </w:rPr>
+    </w:lvl>
+    <w:lvl w:ilvl="5" w:tplc="08090005" w:tentative="1">
+      <w:start w:val="1"/>
+      <w:numFmt w:val="bullet"/>
+      <w:lvlText w:val=""/>
+      <w:lvlJc w:val="left"/>
+      <w:pPr>
+        <w:ind w:left="4320" w:hanging="360"/>
+      </w:pPr>
+      <w:rPr>
+        <w:rFonts w:ascii="Wingdings" w:hAnsi="Wingdings" w:hint="default"/>
+      </w:rPr>
+    </w:lvl>
+    <w:lvl w:ilvl="6" w:tplc="08090001" w:tentative="1">
+      <w:start w:val="1"/>
+      <w:numFmt w:val="bullet"/>
+      <w:lvlText w:val=""/>
+      <w:lvlJc w:val="left"/>
+      <w:pPr>
+        <w:ind w:left="5040" w:hanging="360"/>
+      </w:pPr>
+      <w:rPr>
+        <w:rFonts w:ascii="Symbol" w:hAnsi="Symbol" w:hint="default"/>
+      </w:rPr>
+    </w:lvl>
+    <w:lvl w:ilvl="7" w:tplc="08090003" w:tentative="1">
+      <w:start w:val="1"/>
+      <w:numFmt w:val="bullet"/>
+      <w:lvlText w:val="o"/>
+      <w:lvlJc w:val="left"/>
+      <w:pPr>
+        <w:ind w:left="5760" w:hanging="360"/>
+      </w:pPr>
+      <w:rPr>
+        <w:rFonts w:ascii="Courier New" w:hAnsi="Courier New" w:cs="Courier New" w:hint="default"/>
+      </w:rPr>
+    </w:lvl>
+    <w:lvl w:ilvl="8" w:tplc="08090005" w:tentative="1">
+      <w:start w:val="1"/>
+      <w:numFmt w:val="bullet"/>
+      <w:lvlText w:val=""/>
+      <w:lvlJc w:val="left"/>
+      <w:pPr>
+        <w:ind w:left="6480" w:hanging="360"/>
+      </w:pPr>
+      <w:rPr>
+        <w:rFonts w:ascii="Wingdings" w:hAnsi="Wingdings" w:hint="default"/>
+      </w:rPr>
+    </w:lvl>
+  </w:abstractNum>
+  <w:abstractNum w:abstractNumId="34" w15:restartNumberingAfterBreak="0">
     <w:nsid w:val="66825D90"/>
     <w:multiLevelType w:val="multilevel"/>
     <w:tmpl w:val="5E8C9D9E"/>
@@ -7470,7 +8570,7 @@
       </w:rPr>
     </w:lvl>
   </w:abstractNum>
-  <w:abstractNum w:abstractNumId="31" w15:restartNumberingAfterBreak="0">
+  <w:abstractNum w:abstractNumId="35" w15:restartNumberingAfterBreak="0">
     <w:nsid w:val="675155B1"/>
     <w:multiLevelType w:val="multilevel"/>
     <w:tmpl w:val="76A07240"/>
@@ -7619,7 +8719,7 @@
       </w:rPr>
     </w:lvl>
   </w:abstractNum>
-  <w:abstractNum w:abstractNumId="32" w15:restartNumberingAfterBreak="0">
+  <w:abstractNum w:abstractNumId="36" w15:restartNumberingAfterBreak="0">
     <w:nsid w:val="6A7F58A7"/>
     <w:multiLevelType w:val="multilevel"/>
     <w:tmpl w:val="7A101704"/>
@@ -7768,7 +8868,7 @@
       </w:rPr>
     </w:lvl>
   </w:abstractNum>
-  <w:abstractNum w:abstractNumId="33" w15:restartNumberingAfterBreak="0">
+  <w:abstractNum w:abstractNumId="37" w15:restartNumberingAfterBreak="0">
     <w:nsid w:val="6C152091"/>
     <w:multiLevelType w:val="multilevel"/>
     <w:tmpl w:val="1692526E"/>
@@ -7917,7 +9017,7 @@
       </w:rPr>
     </w:lvl>
   </w:abstractNum>
-  <w:abstractNum w:abstractNumId="34" w15:restartNumberingAfterBreak="0">
+  <w:abstractNum w:abstractNumId="38" w15:restartNumberingAfterBreak="0">
     <w:nsid w:val="74F83019"/>
     <w:multiLevelType w:val="multilevel"/>
     <w:tmpl w:val="EF12228E"/>
@@ -8066,7 +9166,120 @@
       </w:rPr>
     </w:lvl>
   </w:abstractNum>
-  <w:abstractNum w:abstractNumId="35" w15:restartNumberingAfterBreak="0">
+  <w:abstractNum w:abstractNumId="39" w15:restartNumberingAfterBreak="0">
+    <w:nsid w:val="7CE22FBB"/>
+    <w:multiLevelType w:val="hybridMultilevel"/>
+    <w:tmpl w:val="CAF2485C"/>
+    <w:lvl w:ilvl="0" w:tplc="08090001">
+      <w:start w:val="1"/>
+      <w:numFmt w:val="bullet"/>
+      <w:lvlText w:val=""/>
+      <w:lvlJc w:val="left"/>
+      <w:pPr>
+        <w:ind w:left="720" w:hanging="360"/>
+      </w:pPr>
+      <w:rPr>
+        <w:rFonts w:ascii="Symbol" w:hAnsi="Symbol" w:hint="default"/>
+      </w:rPr>
+    </w:lvl>
+    <w:lvl w:ilvl="1" w:tplc="08090003" w:tentative="1">
+      <w:start w:val="1"/>
+      <w:numFmt w:val="bullet"/>
+      <w:lvlText w:val="o"/>
+      <w:lvlJc w:val="left"/>
+      <w:pPr>
+        <w:ind w:left="1440" w:hanging="360"/>
+      </w:pPr>
+      <w:rPr>
+        <w:rFonts w:ascii="Courier New" w:hAnsi="Courier New" w:cs="Courier New" w:hint="default"/>
+      </w:rPr>
+    </w:lvl>
+    <w:lvl w:ilvl="2" w:tplc="08090005" w:tentative="1">
+      <w:start w:val="1"/>
+      <w:numFmt w:val="bullet"/>
+      <w:lvlText w:val=""/>
+      <w:lvlJc w:val="left"/>
+      <w:pPr>
+        <w:ind w:left="2160" w:hanging="360"/>
+      </w:pPr>
+      <w:rPr>
+        <w:rFonts w:ascii="Wingdings" w:hAnsi="Wingdings" w:hint="default"/>
+      </w:rPr>
+    </w:lvl>
+    <w:lvl w:ilvl="3" w:tplc="08090001" w:tentative="1">
+      <w:start w:val="1"/>
+      <w:numFmt w:val="bullet"/>
+      <w:lvlText w:val=""/>
+      <w:lvlJc w:val="left"/>
+      <w:pPr>
+        <w:ind w:left="2880" w:hanging="360"/>
+      </w:pPr>
+      <w:rPr>
+        <w:rFonts w:ascii="Symbol" w:hAnsi="Symbol" w:hint="default"/>
+      </w:rPr>
+    </w:lvl>
+    <w:lvl w:ilvl="4" w:tplc="08090003" w:tentative="1">
+      <w:start w:val="1"/>
+      <w:numFmt w:val="bullet"/>
+      <w:lvlText w:val="o"/>
+      <w:lvlJc w:val="left"/>
+      <w:pPr>
+        <w:ind w:left="3600" w:hanging="360"/>
+      </w:pPr>
+      <w:rPr>
+        <w:rFonts w:ascii="Courier New" w:hAnsi="Courier New" w:cs="Courier New" w:hint="default"/>
+      </w:rPr>
+    </w:lvl>
+    <w:lvl w:ilvl="5" w:tplc="08090005" w:tentative="1">
+      <w:start w:val="1"/>
+      <w:numFmt w:val="bullet"/>
+      <w:lvlText w:val=""/>
+      <w:lvlJc w:val="left"/>
+      <w:pPr>
+        <w:ind w:left="4320" w:hanging="360"/>
+      </w:pPr>
+      <w:rPr>
+        <w:rFonts w:ascii="Wingdings" w:hAnsi="Wingdings" w:hint="default"/>
+      </w:rPr>
+    </w:lvl>
+    <w:lvl w:ilvl="6" w:tplc="08090001" w:tentative="1">
+      <w:start w:val="1"/>
+      <w:numFmt w:val="bullet"/>
+      <w:lvlText w:val=""/>
+      <w:lvlJc w:val="left"/>
+      <w:pPr>
+        <w:ind w:left="5040" w:hanging="360"/>
+      </w:pPr>
+      <w:rPr>
+        <w:rFonts w:ascii="Symbol" w:hAnsi="Symbol" w:hint="default"/>
+      </w:rPr>
+    </w:lvl>
+    <w:lvl w:ilvl="7" w:tplc="08090003" w:tentative="1">
+      <w:start w:val="1"/>
+      <w:numFmt w:val="bullet"/>
+      <w:lvlText w:val="o"/>
+      <w:lvlJc w:val="left"/>
+      <w:pPr>
+        <w:ind w:left="5760" w:hanging="360"/>
+      </w:pPr>
+      <w:rPr>
+        <w:rFonts w:ascii="Courier New" w:hAnsi="Courier New" w:cs="Courier New" w:hint="default"/>
+      </w:rPr>
+    </w:lvl>
+    <w:lvl w:ilvl="8" w:tplc="08090005" w:tentative="1">
+      <w:start w:val="1"/>
+      <w:numFmt w:val="bullet"/>
+      <w:lvlText w:val=""/>
+      <w:lvlJc w:val="left"/>
+      <w:pPr>
+        <w:ind w:left="6480" w:hanging="360"/>
+      </w:pPr>
+      <w:rPr>
+        <w:rFonts w:ascii="Wingdings" w:hAnsi="Wingdings" w:hint="default"/>
+      </w:rPr>
+    </w:lvl>
+  </w:abstractNum>
+  <w:abstractNum w:abstractNumId="40" w15:restartNumberingAfterBreak="0">
     <w:nsid w:val="7D8650C9"/>
     <w:multiLevelType w:val="multilevel"/>
     <w:tmpl w:val="3FDC4EFE"/>
@@ -8214,109 +9427,124 @@
     <w:abstractNumId w:val="4"/>
   </w:num>
   <w:num w:numId="2" w16cid:durableId="1175145623">
-    <w:abstractNumId w:val="6"/>
+    <w:abstractNumId w:val="7"/>
   </w:num>
   <w:num w:numId="3" w16cid:durableId="214586865">
-    <w:abstractNumId w:val="7"/>
+    <w:abstractNumId w:val="8"/>
   </w:num>
   <w:num w:numId="4" w16cid:durableId="1604999293">
-    <w:abstractNumId w:val="22"/>
+    <w:abstractNumId w:val="25"/>
   </w:num>
   <w:num w:numId="5" w16cid:durableId="2005010433">
-    <w:abstractNumId w:val="34"/>
+    <w:abstractNumId w:val="38"/>
   </w:num>
   <w:num w:numId="6" w16cid:durableId="2015913491">
-    <w:abstractNumId w:val="9"/>
+    <w:abstractNumId w:val="10"/>
   </w:num>
   <w:num w:numId="7" w16cid:durableId="2005282243">
-    <w:abstractNumId w:val="16"/>
+    <w:abstractNumId w:val="18"/>
   </w:num>
   <w:num w:numId="8" w16cid:durableId="1782459442">
-    <w:abstractNumId w:val="25"/>
+    <w:abstractNumId w:val="28"/>
   </w:num>
   <w:num w:numId="9" w16cid:durableId="29652177">
     <w:abstractNumId w:val="2"/>
   </w:num>
   <w:num w:numId="10" w16cid:durableId="5983952">
-    <w:abstractNumId w:val="23"/>
+    <w:abstractNumId w:val="26"/>
   </w:num>
   <w:num w:numId="11" w16cid:durableId="1385524487">
-    <w:abstractNumId w:val="19"/>
+    <w:abstractNumId w:val="21"/>
   </w:num>
   <w:num w:numId="12" w16cid:durableId="881791777">
-    <w:abstractNumId w:val="32"/>
+    <w:abstractNumId w:val="36"/>
   </w:num>
   <w:num w:numId="13" w16cid:durableId="616062957">
-    <w:abstractNumId w:val="11"/>
+    <w:abstractNumId w:val="12"/>
   </w:num>
   <w:num w:numId="14" w16cid:durableId="1599679862">
-    <w:abstractNumId w:val="28"/>
+    <w:abstractNumId w:val="31"/>
   </w:num>
   <w:num w:numId="15" w16cid:durableId="1203782223">
-    <w:abstractNumId w:val="31"/>
+    <w:abstractNumId w:val="35"/>
   </w:num>
   <w:num w:numId="16" w16cid:durableId="1910339401">
-    <w:abstractNumId w:val="10"/>
+    <w:abstractNumId w:val="11"/>
   </w:num>
   <w:num w:numId="17" w16cid:durableId="79716557">
     <w:abstractNumId w:val="0"/>
   </w:num>
   <w:num w:numId="18" w16cid:durableId="1340543577">
-    <w:abstractNumId w:val="33"/>
+    <w:abstractNumId w:val="37"/>
   </w:num>
   <w:num w:numId="19" w16cid:durableId="1861702556">
     <w:abstractNumId w:val="1"/>
   </w:num>
   <w:num w:numId="20" w16cid:durableId="913048856">
+    <w:abstractNumId w:val="27"/>
+  </w:num>
+  <w:num w:numId="21" w16cid:durableId="613368900">
+    <w:abstractNumId w:val="9"/>
+  </w:num>
+  <w:num w:numId="22" w16cid:durableId="760225088">
+    <w:abstractNumId w:val="19"/>
+  </w:num>
+  <w:num w:numId="23" w16cid:durableId="747772899">
+    <w:abstractNumId w:val="32"/>
+  </w:num>
+  <w:num w:numId="24" w16cid:durableId="1330063747">
+    <w:abstractNumId w:val="40"/>
+  </w:num>
+  <w:num w:numId="25" w16cid:durableId="1728644347">
     <w:abstractNumId w:val="24"/>
   </w:num>
-  <w:num w:numId="21" w16cid:durableId="613368900">
-    <w:abstractNumId w:val="8"/>
+  <w:num w:numId="26" w16cid:durableId="721557330">
+    <w:abstractNumId w:val="23"/>
   </w:num>
-  <w:num w:numId="22" w16cid:durableId="760225088">
+  <w:num w:numId="27" w16cid:durableId="1611934106">
+    <w:abstractNumId w:val="29"/>
+  </w:num>
+  <w:num w:numId="28" w16cid:durableId="1091008212">
+    <w:abstractNumId w:val="20"/>
+  </w:num>
+  <w:num w:numId="29" w16cid:durableId="372000044">
+    <w:abstractNumId w:val="34"/>
+  </w:num>
+  <w:num w:numId="30" w16cid:durableId="1429884695">
+    <w:abstractNumId w:val="30"/>
+  </w:num>
+  <w:num w:numId="31" w16cid:durableId="112595949">
+    <w:abstractNumId w:val="13"/>
+  </w:num>
+  <w:num w:numId="32" w16cid:durableId="386999035">
+    <w:abstractNumId w:val="14"/>
+  </w:num>
+  <w:num w:numId="33" w16cid:durableId="954100688">
     <w:abstractNumId w:val="17"/>
   </w:num>
-  <w:num w:numId="23" w16cid:durableId="747772899">
-    <w:abstractNumId w:val="29"/>
-  </w:num>
-  <w:num w:numId="24" w16cid:durableId="1330063747">
-    <w:abstractNumId w:val="35"/>
-  </w:num>
-  <w:num w:numId="25" w16cid:durableId="1728644347">
-    <w:abstractNumId w:val="21"/>
-  </w:num>
-  <w:num w:numId="26" w16cid:durableId="721557330">
-    <w:abstractNumId w:val="20"/>
-  </w:num>
-  <w:num w:numId="27" w16cid:durableId="1611934106">
-    <w:abstractNumId w:val="26"/>
-  </w:num>
-  <w:num w:numId="28" w16cid:durableId="1091008212">
-    <w:abstractNumId w:val="18"/>
-  </w:num>
-  <w:num w:numId="29" w16cid:durableId="372000044">
-    <w:abstractNumId w:val="30"/>
-  </w:num>
-  <w:num w:numId="30" w16cid:durableId="1429884695">
-    <w:abstractNumId w:val="27"/>
-  </w:num>
-  <w:num w:numId="31" w16cid:durableId="112595949">
-    <w:abstractNumId w:val="12"/>
-  </w:num>
-  <w:num w:numId="32" w16cid:durableId="386999035">
-    <w:abstractNumId w:val="13"/>
-  </w:num>
-  <w:num w:numId="33" w16cid:durableId="954100688">
+  <w:num w:numId="34" w16cid:durableId="462774312">
     <w:abstractNumId w:val="15"/>
-  </w:num>
-  <w:num w:numId="34" w16cid:durableId="462774312">
-    <w:abstractNumId w:val="14"/>
   </w:num>
   <w:num w:numId="35" w16cid:durableId="1988198018">
     <w:abstractNumId w:val="3"/>
   </w:num>
   <w:num w:numId="36" w16cid:durableId="1029141334">
     <w:abstractNumId w:val="5"/>
+  </w:num>
+  <w:num w:numId="37" w16cid:durableId="1707215218">
+    <w:abstractNumId w:val="6"/>
+  </w:num>
+  <w:num w:numId="38" w16cid:durableId="1650018412">
+    <w:abstractNumId w:val="16"/>
+  </w:num>
+  <w:num w:numId="39" w16cid:durableId="2143185238">
+    <w:abstractNumId w:val="33"/>
+  </w:num>
+  <w:num w:numId="40" w16cid:durableId="241255988">
+    <w:abstractNumId w:val="39"/>
+  </w:num>
+  <w:num w:numId="41" w16cid:durableId="12919241">
+    <w:abstractNumId w:val="22"/>
   </w:num>
 </w:numbering>
 </file>
@@ -9304,6 +10532,55 @@
       <w:szCs w:val="20"/>
     </w:rPr>
   </w:style>
+  <w:style w:type="paragraph" w:styleId="HTMLPreformatted">
+    <w:name w:val="HTML Preformatted"/>
+    <w:basedOn w:val="Normal"/>
+    <w:link w:val="HTMLPreformattedChar"/>
+    <w:uiPriority w:val="99"/>
+    <w:semiHidden/>
+    <w:unhideWhenUsed/>
+    <w:rsid w:val="007B503F"/>
+    <w:pPr>
+      <w:spacing w:after="0" w:line="240" w:lineRule="auto"/>
+    </w:pPr>
+    <w:rPr>
+      <w:rFonts w:ascii="Consolas" w:hAnsi="Consolas"/>
+      <w:sz w:val="20"/>
+      <w:szCs w:val="20"/>
+    </w:rPr>
+  </w:style>
+  <w:style w:type="character" w:customStyle="1" w:styleId="HTMLPreformattedChar">
+    <w:name w:val="HTML Preformatted Char"/>
+    <w:basedOn w:val="DefaultParagraphFont"/>
+    <w:link w:val="HTMLPreformatted"/>
+    <w:uiPriority w:val="99"/>
+    <w:semiHidden/>
+    <w:rsid w:val="007B503F"/>
+    <w:rPr>
+      <w:rFonts w:ascii="Consolas" w:hAnsi="Consolas"/>
+      <w:sz w:val="20"/>
+      <w:szCs w:val="20"/>
+    </w:rPr>
+  </w:style>
+  <w:style w:type="character" w:customStyle="1" w:styleId="token">
+    <w:name w:val="token"/>
+    <w:basedOn w:val="DefaultParagraphFont"/>
+    <w:rsid w:val="007B503F"/>
+  </w:style>
+  <w:style w:type="paragraph" w:customStyle="1" w:styleId="ds-markdown-paragraph">
+    <w:name w:val="ds-markdown-paragraph"/>
+    <w:basedOn w:val="Normal"/>
+    <w:rsid w:val="007B503F"/>
+    <w:pPr>
+      <w:spacing w:before="100" w:beforeAutospacing="1" w:after="100" w:afterAutospacing="1" w:line="240" w:lineRule="auto"/>
+    </w:pPr>
+    <w:rPr>
+      <w:rFonts w:ascii="Times New Roman" w:eastAsia="Times New Roman" w:hAnsi="Times New Roman" w:cs="Times New Roman"/>
+      <w:kern w:val="0"/>
+      <w:lang w:eastAsia="en-GB"/>
+      <w14:ligatures w14:val="none"/>
+    </w:rPr>
+  </w:style>
 </w:styles>
 </file>
 

--- a/Docs/Prototipo 1.docx
+++ b/Docs/Prototipo 1.docx
@@ -1,6 +1,6 @@
 
 <file path=word/document.xml><?xml version="1.0" encoding="utf-8"?>
-<w:document xmlns:wpc="http://schemas.microsoft.com/office/word/2010/wordprocessingCanvas" xmlns:cx="http://schemas.microsoft.com/office/drawing/2014/chartex" xmlns:cx1="http://schemas.microsoft.com/office/drawing/2015/9/8/chartex" xmlns:cx2="http://schemas.microsoft.com/office/drawing/2015/10/21/chartex" xmlns:cx3="http://schemas.microsoft.com/office/drawing/2016/5/9/chartex" xmlns:cx4="http://schemas.microsoft.com/office/drawing/2016/5/10/chartex" xmlns:cx5="http://schemas.microsoft.com/office/drawing/2016/5/11/chartex" xmlns:cx6="http://schemas.microsoft.com/office/drawing/2016/5/12/chartex" xmlns:cx7="http://schemas.microsoft.com/office/drawing/2016/5/13/chartex" xmlns:cx8="http://schemas.microsoft.com/office/drawing/2016/5/14/chartex" xmlns:mc="http://schemas.openxmlformats.org/markup-compatibility/2006" xmlns:aink="http://schemas.microsoft.com/office/drawing/2016/ink" xmlns:am3d="http://schemas.microsoft.com/office/drawing/2017/model3d" xmlns:o="urn:schemas-microsoft-com:office:office" xmlns:oel="http://schemas.microsoft.com/office/2019/extlst" xmlns:r="http://schemas.openxmlformats.org/officeDocument/2006/relationships" xmlns:m="http://schemas.openxmlformats.org/officeDocument/2006/math" xmlns:v="urn:schemas-microsoft-com:vml" xmlns:wp14="http://schemas.microsoft.com/office/word/2010/wordprocessingDrawing" xmlns:wp="http://schemas.openxmlformats.org/drawingml/2006/wordprocessingDrawing" xmlns:w10="urn:schemas-microsoft-com:office:word" xmlns:w="http://schemas.openxmlformats.org/wordprocessingml/2006/main" xmlns:w14="http://schemas.microsoft.com/office/word/2010/wordml" xmlns:w15="http://schemas.microsoft.com/office/word/2012/wordml" xmlns:w16cex="http://schemas.microsoft.com/office/word/2018/wordml/cex" xmlns:w16cid="http://schemas.microsoft.com/office/word/2016/wordml/cid" xmlns:w16="http://schemas.microsoft.com/office/word/2018/wordml" xmlns:w16du="http://schemas.microsoft.com/office/word/2023/wordml/word16du" xmlns:w16sdtdh="http://schemas.microsoft.com/office/word/2020/wordml/sdtdatahash" xmlns:w16sdtfl="http://schemas.microsoft.com/office/word/2024/wordml/sdtformatlock" xmlns:w16se="http://schemas.microsoft.com/office/word/2015/wordml/symex" xmlns:wpg="http://schemas.microsoft.com/office/word/2010/wordprocessingGroup" xmlns:wpi="http://schemas.microsoft.com/office/word/2010/wordprocessingInk" xmlns:wne="http://schemas.microsoft.com/office/word/2006/wordml" xmlns:wps="http://schemas.microsoft.com/office/word/2010/wordprocessingShape" mc:Ignorable="w14 w15 w16se w16cid w16 w16cex w16sdtdh w16sdtfl w16du wp14">
+<w:document xmlns:wpc="http://schemas.microsoft.com/office/word/2010/wordprocessingCanvas" xmlns:cx="http://schemas.microsoft.com/office/drawing/2014/chartex" xmlns:cx1="http://schemas.microsoft.com/office/drawing/2015/9/8/chartex" xmlns:cx2="http://schemas.microsoft.com/office/drawing/2015/10/21/chartex" xmlns:cx3="http://schemas.microsoft.com/office/drawing/2016/5/9/chartex" xmlns:cx4="http://schemas.microsoft.com/office/drawing/2016/5/10/chartex" xmlns:cx5="http://schemas.microsoft.com/office/drawing/2016/5/11/chartex" xmlns:cx6="http://schemas.microsoft.com/office/drawing/2016/5/12/chartex" xmlns:cx7="http://schemas.microsoft.com/office/drawing/2016/5/13/chartex" xmlns:cx8="http://schemas.microsoft.com/office/drawing/2016/5/14/chartex" xmlns:mc="http://schemas.openxmlformats.org/markup-compatibility/2006" xmlns:aink="http://schemas.microsoft.com/office/drawing/2016/ink" xmlns:am3d="http://schemas.microsoft.com/office/drawing/2017/model3d" xmlns:o="urn:schemas-microsoft-com:office:office" xmlns:oel="http://schemas.microsoft.com/office/2019/extlst" xmlns:r="http://schemas.openxmlformats.org/officeDocument/2006/relationships" xmlns:m="http://schemas.openxmlformats.org/officeDocument/2006/math" xmlns:v="urn:schemas-microsoft-com:vml" xmlns:wp14="http://schemas.microsoft.com/office/word/2010/wordprocessingDrawing" xmlns:wp="http://schemas.openxmlformats.org/drawingml/2006/wordprocessingDrawing" xmlns:w10="urn:schemas-microsoft-com:office:word" xmlns:w="http://schemas.openxmlformats.org/wordprocessingml/2006/main" xmlns:w14="http://schemas.microsoft.com/office/word/2010/wordml" xmlns:w15="http://schemas.microsoft.com/office/word/2012/wordml" xmlns:w16cei="http://schemas.microsoft.com/office/word/2026/wordml/cei" xmlns:w16cex="http://schemas.microsoft.com/office/word/2018/wordml/cex" xmlns:w16cid="http://schemas.microsoft.com/office/word/2016/wordml/cid" xmlns:w16="http://schemas.microsoft.com/office/word/2018/wordml" xmlns:w16du="http://schemas.microsoft.com/office/word/2023/wordml/word16du" xmlns:w16sdtdh="http://schemas.microsoft.com/office/word/2020/wordml/sdtdatahash" xmlns:w16sdtfl="http://schemas.microsoft.com/office/word/2024/wordml/sdtformatlock" xmlns:w16se="http://schemas.microsoft.com/office/word/2015/wordml/symex" xmlns:wpg="http://schemas.microsoft.com/office/word/2010/wordprocessingGroup" xmlns:wpi="http://schemas.microsoft.com/office/word/2010/wordprocessingInk" xmlns:wne="http://schemas.microsoft.com/office/word/2006/wordml" xmlns:wps="http://schemas.microsoft.com/office/word/2010/wordprocessingShape" mc:Ignorable="w14 w15 w16se w16cid w16 w16cex w16sdtdh w16sdtfl w16du wp14">
   <w:body>
     <w:p>
       <w:pPr>
@@ -163,23 +163,7 @@
         <w:t xml:space="preserve"> – ciò che sai dipende da chi te lo dice. </w:t>
       </w:r>
       <w:r>
-        <w:t xml:space="preserve">Le </w:t>
-      </w:r>
-      <w:proofErr w:type="spellStart"/>
-      <w:r>
-        <w:t>certezze</w:t>
-      </w:r>
-      <w:proofErr w:type="spellEnd"/>
-      <w:r>
-        <w:t xml:space="preserve"> </w:t>
-      </w:r>
-      <w:proofErr w:type="spellStart"/>
-      <w:r>
-        <w:t>sono</w:t>
-      </w:r>
-      <w:proofErr w:type="spellEnd"/>
-      <w:r>
-        <w:t xml:space="preserve"> poche.</w:t>
+        <w:t>Le certezze sono poche.</w:t>
       </w:r>
     </w:p>
     <w:p>
@@ -213,390 +197,436 @@
           <w:b/>
           <w:bCs/>
         </w:rPr>
-        <w:t xml:space="preserve">Game Loop </w:t>
-      </w:r>
-      <w:proofErr w:type="spellStart"/>
+        <w:t>Game Loop minimo</w:t>
+      </w:r>
+    </w:p>
+    <w:p>
+      <w:pPr>
+        <w:numPr>
+          <w:ilvl w:val="0"/>
+          <w:numId w:val="2"/>
+        </w:numPr>
+        <w:rPr>
+          <w:lang w:val="it-IT"/>
+        </w:rPr>
+      </w:pPr>
+      <w:r>
+        <w:rPr>
+          <w:lang w:val="it-IT"/>
+        </w:rPr>
+        <w:t>Osservi la mappa 2D con la tua tribù accampata.</w:t>
+      </w:r>
+    </w:p>
+    <w:p>
+      <w:pPr>
+        <w:numPr>
+          <w:ilvl w:val="0"/>
+          <w:numId w:val="2"/>
+        </w:numPr>
+        <w:rPr>
+          <w:lang w:val="it-IT"/>
+        </w:rPr>
+      </w:pPr>
+      <w:r>
+        <w:rPr>
+          <w:lang w:val="it-IT"/>
+        </w:rPr>
+        <w:t>Selezioni un gruppo di persone, le assegni a un compito (cacciare, raccogliere legna).</w:t>
+      </w:r>
+    </w:p>
+    <w:p>
+      <w:pPr>
+        <w:numPr>
+          <w:ilvl w:val="0"/>
+          <w:numId w:val="2"/>
+        </w:numPr>
+        <w:rPr>
+          <w:lang w:val="it-IT"/>
+        </w:rPr>
+      </w:pPr>
+      <w:r>
+        <w:rPr>
+          <w:lang w:val="it-IT"/>
+        </w:rPr>
+        <w:t>Il gruppo si sposta (tempo reale), consuma cibo durante il viaggio, raggiunge la risorsa, la sfrutta, torna.</w:t>
+      </w:r>
+    </w:p>
+    <w:p>
+      <w:pPr>
+        <w:numPr>
+          <w:ilvl w:val="0"/>
+          <w:numId w:val="2"/>
+        </w:numPr>
+        <w:rPr>
+          <w:lang w:val="it-IT"/>
+        </w:rPr>
+      </w:pPr>
+      <w:r>
+        <w:rPr>
+          <w:lang w:val="it-IT"/>
+        </w:rPr>
+        <w:t>La risorsa arriva all’accampamento: è disponibile per costruire o sfamare.</w:t>
+      </w:r>
+    </w:p>
+    <w:p>
+      <w:pPr>
+        <w:numPr>
+          <w:ilvl w:val="0"/>
+          <w:numId w:val="2"/>
+        </w:numPr>
+        <w:rPr>
+          <w:lang w:val="it-IT"/>
+        </w:rPr>
+      </w:pPr>
+      <w:r>
+        <w:rPr>
+          <w:lang w:val="it-IT"/>
+        </w:rPr>
+        <w:t>Puoi mettere in pausa per ripianificare. Puoi accelerare per vedere gli effetti nel tempo.</w:t>
+      </w:r>
+    </w:p>
+    <w:p>
+      <w:pPr>
+        <w:rPr>
+          <w:lang w:val="it-IT"/>
+        </w:rPr>
+      </w:pPr>
       <w:r>
         <w:rPr>
           <w:b/>
           <w:bCs/>
-        </w:rPr>
-        <w:t>minimo</w:t>
-      </w:r>
-      <w:proofErr w:type="spellEnd"/>
+          <w:lang w:val="it-IT"/>
+        </w:rPr>
+        <w:t>Cosa testare con il primo prototipo</w:t>
+      </w:r>
     </w:p>
     <w:p>
       <w:pPr>
         <w:numPr>
           <w:ilvl w:val="0"/>
-          <w:numId w:val="2"/>
-        </w:numPr>
-        <w:rPr>
-          <w:lang w:val="it-IT"/>
-        </w:rPr>
-      </w:pPr>
-      <w:r>
-        <w:rPr>
-          <w:lang w:val="it-IT"/>
-        </w:rPr>
-        <w:t>Osservi la mappa 2D con la tua tribù accampata.</w:t>
+          <w:numId w:val="3"/>
+        </w:numPr>
+        <w:rPr>
+          <w:lang w:val="it-IT"/>
+        </w:rPr>
+      </w:pPr>
+      <w:r>
+        <w:rPr>
+          <w:lang w:val="it-IT"/>
+        </w:rPr>
+        <w:t>Il loop "assegna compito → spostamento → raccolta → ritorno" è comprensibile e divertente?</w:t>
       </w:r>
     </w:p>
     <w:p>
       <w:pPr>
         <w:numPr>
           <w:ilvl w:val="0"/>
-          <w:numId w:val="2"/>
-        </w:numPr>
-        <w:rPr>
-          <w:lang w:val="it-IT"/>
-        </w:rPr>
-      </w:pPr>
-      <w:r>
-        <w:rPr>
-          <w:lang w:val="it-IT"/>
-        </w:rPr>
-        <w:t>Selezioni un gruppo di persone, le assegni a un compito (cacciare, raccogliere legna).</w:t>
+          <w:numId w:val="3"/>
+        </w:numPr>
+        <w:rPr>
+          <w:lang w:val="it-IT"/>
+        </w:rPr>
+      </w:pPr>
+      <w:r>
+        <w:rPr>
+          <w:lang w:val="it-IT"/>
+        </w:rPr>
+        <w:t>La gestione pausa/play/velocità è intuitiva?</w:t>
       </w:r>
     </w:p>
     <w:p>
       <w:pPr>
         <w:numPr>
           <w:ilvl w:val="0"/>
-          <w:numId w:val="2"/>
-        </w:numPr>
-        <w:rPr>
-          <w:lang w:val="it-IT"/>
-        </w:rPr>
-      </w:pPr>
-      <w:r>
-        <w:rPr>
-          <w:lang w:val="it-IT"/>
-        </w:rPr>
-        <w:t>Il gruppo si sposta (tempo reale), consuma cibo durante il viaggio, raggiunge la risorsa, la sfrutta, torna.</w:t>
+          <w:numId w:val="3"/>
+        </w:numPr>
+        <w:rPr>
+          <w:lang w:val="it-IT"/>
+        </w:rPr>
+      </w:pPr>
+      <w:r>
+        <w:rPr>
+          <w:lang w:val="it-IT"/>
+        </w:rPr>
+        <w:t>La rappresentazione visiva di posizione certa vs proiettata vs da report funziona?</w:t>
       </w:r>
     </w:p>
     <w:p>
       <w:pPr>
         <w:numPr>
           <w:ilvl w:val="0"/>
-          <w:numId w:val="2"/>
-        </w:numPr>
-        <w:rPr>
-          <w:lang w:val="it-IT"/>
-        </w:rPr>
-      </w:pPr>
-      <w:r>
-        <w:rPr>
-          <w:lang w:val="it-IT"/>
-        </w:rPr>
-        <w:t>La risorsa arriva all’accampamento: è disponibile per costruire o sfamare.</w:t>
-      </w:r>
-    </w:p>
-    <w:p>
-      <w:pPr>
-        <w:numPr>
-          <w:ilvl w:val="0"/>
-          <w:numId w:val="2"/>
-        </w:numPr>
-        <w:rPr>
-          <w:lang w:val="it-IT"/>
-        </w:rPr>
-      </w:pPr>
-      <w:r>
-        <w:rPr>
-          <w:lang w:val="it-IT"/>
-        </w:rPr>
-        <w:t>Puoi mettere in pausa per ripianificare. Puoi accelerare per vedere gli effetti nel tempo.</w:t>
-      </w:r>
-    </w:p>
-    <w:p>
-      <w:pPr>
-        <w:rPr>
-          <w:lang w:val="it-IT"/>
-        </w:rPr>
-      </w:pPr>
+          <w:numId w:val="3"/>
+        </w:numPr>
+        <w:rPr>
+          <w:lang w:val="it-IT"/>
+        </w:rPr>
+      </w:pPr>
+      <w:r>
+        <w:rPr>
+          <w:lang w:val="it-IT"/>
+        </w:rPr>
+        <w:t>La mappa continua (senza griglia) e l’interazione click-per-spostarsi sono fluide?</w:t>
+      </w:r>
+    </w:p>
+    <w:p>
       <w:r>
         <w:rPr>
           <w:b/>
           <w:bCs/>
-          <w:lang w:val="it-IT"/>
-        </w:rPr>
-        <w:t>Cosa testare con il primo prototipo</w:t>
+        </w:rPr>
+        <w:t>Confini del prototipo</w:t>
       </w:r>
     </w:p>
     <w:p>
       <w:pPr>
         <w:numPr>
           <w:ilvl w:val="0"/>
-          <w:numId w:val="3"/>
-        </w:numPr>
-        <w:rPr>
-          <w:lang w:val="it-IT"/>
-        </w:rPr>
-      </w:pPr>
-      <w:r>
-        <w:rPr>
-          <w:lang w:val="it-IT"/>
-        </w:rPr>
-        <w:t>Il loop "assegna compito → spostamento → raccolta → ritorno" è comprensibile e divertente?</w:t>
+          <w:numId w:val="4"/>
+        </w:numPr>
+        <w:rPr>
+          <w:lang w:val="it-IT"/>
+        </w:rPr>
+      </w:pPr>
+      <w:r>
+        <w:rPr>
+          <w:lang w:val="it-IT"/>
+        </w:rPr>
+        <w:t>Mappa 2D con una foresta, un fiume, una pianura.</w:t>
       </w:r>
     </w:p>
     <w:p>
       <w:pPr>
         <w:numPr>
           <w:ilvl w:val="0"/>
-          <w:numId w:val="3"/>
-        </w:numPr>
-        <w:rPr>
-          <w:lang w:val="it-IT"/>
-        </w:rPr>
-      </w:pPr>
-      <w:r>
-        <w:rPr>
-          <w:lang w:val="it-IT"/>
-        </w:rPr>
-        <w:t>La gestione pausa/play/velocità è intuitiva?</w:t>
+          <w:numId w:val="4"/>
+        </w:numPr>
+        <w:rPr>
+          <w:lang w:val="it-IT"/>
+        </w:rPr>
+      </w:pPr>
+      <w:r>
+        <w:rPr>
+          <w:lang w:val="it-IT"/>
+        </w:rPr>
+        <w:t>Una tribù di 30 persone, divise in "pop".</w:t>
       </w:r>
     </w:p>
     <w:p>
       <w:pPr>
         <w:numPr>
           <w:ilvl w:val="0"/>
-          <w:numId w:val="3"/>
-        </w:numPr>
-        <w:rPr>
-          <w:lang w:val="it-IT"/>
-        </w:rPr>
-      </w:pPr>
-      <w:r>
-        <w:rPr>
-          <w:lang w:val="it-IT"/>
-        </w:rPr>
-        <w:t>La rappresentazione visiva di posizione certa vs proiettata vs da report funziona?</w:t>
+          <w:numId w:val="4"/>
+        </w:numPr>
+        <w:rPr>
+          <w:lang w:val="it-IT"/>
+        </w:rPr>
+      </w:pPr>
+      <w:r>
+        <w:rPr>
+          <w:lang w:val="it-IT"/>
+        </w:rPr>
+        <w:t>Due risorse raccoglibili: legna e cibo.</w:t>
       </w:r>
     </w:p>
     <w:p>
       <w:pPr>
         <w:numPr>
           <w:ilvl w:val="0"/>
-          <w:numId w:val="3"/>
-        </w:numPr>
-        <w:rPr>
-          <w:lang w:val="it-IT"/>
-        </w:rPr>
-      </w:pPr>
-      <w:r>
-        <w:rPr>
-          <w:lang w:val="it-IT"/>
-        </w:rPr>
-        <w:t>La mappa continua (senza griglia) e l’interazione click-per-spostarsi sono fluide?</w:t>
-      </w:r>
-    </w:p>
-    <w:p>
-      <w:proofErr w:type="spellStart"/>
+          <w:numId w:val="4"/>
+        </w:numPr>
+        <w:rPr>
+          <w:lang w:val="it-IT"/>
+        </w:rPr>
+      </w:pPr>
+      <w:r>
+        <w:rPr>
+          <w:lang w:val="it-IT"/>
+        </w:rPr>
+        <w:t>Un accampamento che consuma cibo.</w:t>
+      </w:r>
+    </w:p>
+    <w:p>
+      <w:pPr>
+        <w:numPr>
+          <w:ilvl w:val="0"/>
+          <w:numId w:val="4"/>
+        </w:numPr>
+      </w:pPr>
+      <w:r>
+        <w:lastRenderedPageBreak/>
+        <w:t>Pausa/play/accelerazione.</w:t>
+      </w:r>
+    </w:p>
+    <w:p>
+      <w:pPr>
+        <w:numPr>
+          <w:ilvl w:val="0"/>
+          <w:numId w:val="4"/>
+        </w:numPr>
+        <w:rPr>
+          <w:lang w:val="it-IT"/>
+        </w:rPr>
+      </w:pPr>
+      <w:r>
+        <w:rPr>
+          <w:lang w:val="it-IT"/>
+        </w:rPr>
+        <w:t>Movimento con pathfinding base (verso il click).</w:t>
+      </w:r>
+    </w:p>
+    <w:p>
+      <w:pPr>
+        <w:numPr>
+          <w:ilvl w:val="0"/>
+          <w:numId w:val="4"/>
+        </w:numPr>
+        <w:rPr>
+          <w:lang w:val="it-IT"/>
+        </w:rPr>
+      </w:pPr>
+      <w:r>
+        <w:rPr>
+          <w:lang w:val="it-IT"/>
+        </w:rPr>
+        <w:t>Escluso: diplomazia, altre fazioni, tecnologia, miniere, lavorazione risorse, politica interna, religione, forme di governo.</w:t>
+      </w:r>
+    </w:p>
+    <w:p>
+      <w:pPr>
+        <w:rPr>
+          <w:lang w:val="it-IT"/>
+        </w:rPr>
+      </w:pPr>
       <w:r>
         <w:rPr>
           <w:b/>
           <w:bCs/>
-        </w:rPr>
-        <w:t>Confini</w:t>
-      </w:r>
-      <w:proofErr w:type="spellEnd"/>
+          <w:lang w:val="it-IT"/>
+        </w:rPr>
+        <w:t>Stack tecnico</w:t>
+      </w:r>
+      <w:r>
+        <w:rPr>
+          <w:lang w:val="it-IT"/>
+        </w:rPr>
+        <w:br/>
+        <w:t>HTML5, CSS, JavaScript con libreria Phaser 3 (rendering 2D, input, gestione scene).</w:t>
+      </w:r>
+    </w:p>
+    <w:p>
+      <w:pPr>
+        <w:rPr>
+          <w:lang w:val="it-IT"/>
+        </w:rPr>
+      </w:pPr>
       <w:r>
         <w:rPr>
           <w:b/>
           <w:bCs/>
-        </w:rPr>
-        <w:t xml:space="preserve"> del </w:t>
-      </w:r>
-      <w:proofErr w:type="spellStart"/>
+          <w:lang w:val="it-IT"/>
+        </w:rPr>
+        <w:t>Ispirazioni</w:t>
+      </w:r>
+    </w:p>
+    <w:p>
+      <w:pPr>
+        <w:numPr>
+          <w:ilvl w:val="0"/>
+          <w:numId w:val="5"/>
+        </w:numPr>
+        <w:rPr>
+          <w:lang w:val="it-IT"/>
+        </w:rPr>
+      </w:pPr>
+      <w:r>
+        <w:rPr>
+          <w:lang w:val="it-IT"/>
+        </w:rPr>
+        <w:t>Crusader Kings 3 (dinastia, informazione imperfetta, tempo reale con pausa)</w:t>
+      </w:r>
+    </w:p>
+    <w:p>
+      <w:pPr>
+        <w:numPr>
+          <w:ilvl w:val="0"/>
+          <w:numId w:val="5"/>
+        </w:numPr>
+      </w:pPr>
+      <w:r>
+        <w:t>Victoria 3 / Stellaris (pop system, risorse logistiche)</w:t>
+      </w:r>
+    </w:p>
+    <w:p>
+      <w:pPr>
+        <w:numPr>
+          <w:ilvl w:val="0"/>
+          <w:numId w:val="5"/>
+        </w:numPr>
+      </w:pPr>
+      <w:r>
+        <w:t>Banished / Dawn of Man (sopravvivenza tribale, risorse tangibili)</w:t>
+      </w:r>
+    </w:p>
+    <w:p>
+      <w:pPr>
+        <w:numPr>
+          <w:ilvl w:val="0"/>
+          <w:numId w:val="5"/>
+        </w:numPr>
+        <w:rPr>
+          <w:lang w:val="it-IT"/>
+        </w:rPr>
+      </w:pPr>
+      <w:r>
+        <w:rPr>
+          <w:lang w:val="it-IT"/>
+        </w:rPr>
+        <w:t>King's Orders (report e comunicazione)</w:t>
+      </w:r>
+    </w:p>
+    <w:p>
+      <w:pPr>
+        <w:pStyle w:val="Heading2"/>
+        <w:rPr>
+          <w:lang w:val="it-IT"/>
+        </w:rPr>
+      </w:pPr>
+      <w:r>
+        <w:rPr>
+          <w:lang w:val="it-IT"/>
+        </w:rPr>
+        <w:t>Roadmap</w:t>
+      </w:r>
+    </w:p>
+    <w:p>
+      <w:pPr>
+        <w:rPr>
+          <w:lang w:val="it-IT"/>
+        </w:rPr>
+      </w:pPr>
       <w:r>
         <w:rPr>
           <w:b/>
           <w:bCs/>
-        </w:rPr>
-        <w:t>prototipo</w:t>
-      </w:r>
-      <w:proofErr w:type="spellEnd"/>
-    </w:p>
-    <w:p>
-      <w:pPr>
-        <w:numPr>
-          <w:ilvl w:val="0"/>
-          <w:numId w:val="4"/>
-        </w:numPr>
-        <w:rPr>
-          <w:lang w:val="it-IT"/>
-        </w:rPr>
-      </w:pPr>
-      <w:r>
-        <w:rPr>
-          <w:lang w:val="it-IT"/>
-        </w:rPr>
-        <w:t>Mappa 2D con una foresta, un fiume, una pianura.</w:t>
-      </w:r>
-    </w:p>
-    <w:p>
-      <w:pPr>
-        <w:numPr>
-          <w:ilvl w:val="0"/>
-          <w:numId w:val="4"/>
-        </w:numPr>
-        <w:rPr>
-          <w:lang w:val="it-IT"/>
-        </w:rPr>
-      </w:pPr>
-      <w:r>
-        <w:rPr>
-          <w:lang w:val="it-IT"/>
-        </w:rPr>
-        <w:t>Una tribù di 30 persone, divise in "pop".</w:t>
-      </w:r>
-    </w:p>
-    <w:p>
-      <w:pPr>
-        <w:numPr>
-          <w:ilvl w:val="0"/>
-          <w:numId w:val="4"/>
-        </w:numPr>
-        <w:rPr>
-          <w:lang w:val="it-IT"/>
-        </w:rPr>
-      </w:pPr>
-      <w:r>
-        <w:rPr>
-          <w:lang w:val="it-IT"/>
-        </w:rPr>
-        <w:t>Due risorse raccoglibili: legna e cibo.</w:t>
-      </w:r>
-    </w:p>
-    <w:p>
-      <w:pPr>
-        <w:numPr>
-          <w:ilvl w:val="0"/>
-          <w:numId w:val="4"/>
-        </w:numPr>
-        <w:rPr>
-          <w:lang w:val="it-IT"/>
-        </w:rPr>
-      </w:pPr>
-      <w:r>
-        <w:rPr>
-          <w:lang w:val="it-IT"/>
-        </w:rPr>
-        <w:t>Un accampamento che consuma cibo.</w:t>
-      </w:r>
-    </w:p>
-    <w:p>
-      <w:pPr>
-        <w:numPr>
-          <w:ilvl w:val="0"/>
-          <w:numId w:val="4"/>
-        </w:numPr>
-      </w:pPr>
-      <w:r>
-        <w:lastRenderedPageBreak/>
-        <w:t>Pausa/play/</w:t>
-      </w:r>
-      <w:proofErr w:type="spellStart"/>
-      <w:r>
-        <w:t>accelerazione</w:t>
-      </w:r>
-      <w:proofErr w:type="spellEnd"/>
-      <w:r>
-        <w:t>.</w:t>
-      </w:r>
-    </w:p>
-    <w:p>
-      <w:pPr>
-        <w:numPr>
-          <w:ilvl w:val="0"/>
-          <w:numId w:val="4"/>
-        </w:numPr>
-        <w:rPr>
-          <w:lang w:val="it-IT"/>
-        </w:rPr>
-      </w:pPr>
-      <w:r>
-        <w:rPr>
-          <w:lang w:val="it-IT"/>
-        </w:rPr>
-        <w:t xml:space="preserve">Movimento con </w:t>
-      </w:r>
-      <w:proofErr w:type="spellStart"/>
-      <w:r>
-        <w:rPr>
-          <w:lang w:val="it-IT"/>
-        </w:rPr>
-        <w:t>pathfinding</w:t>
-      </w:r>
-      <w:proofErr w:type="spellEnd"/>
-      <w:r>
-        <w:rPr>
-          <w:lang w:val="it-IT"/>
-        </w:rPr>
-        <w:t xml:space="preserve"> base (verso il click).</w:t>
-      </w:r>
-    </w:p>
-    <w:p>
-      <w:pPr>
-        <w:numPr>
-          <w:ilvl w:val="0"/>
-          <w:numId w:val="4"/>
-        </w:numPr>
-        <w:rPr>
-          <w:lang w:val="it-IT"/>
-        </w:rPr>
-      </w:pPr>
-      <w:r>
-        <w:rPr>
-          <w:lang w:val="it-IT"/>
-        </w:rPr>
-        <w:t>Escluso: diplomazia, altre fazioni, tecnologia, miniere, lavorazione risorse, politica interna, religione, forme di governo.</w:t>
-      </w:r>
-    </w:p>
-    <w:p>
-      <w:pPr>
-        <w:rPr>
-          <w:lang w:val="it-IT"/>
-        </w:rPr>
-      </w:pPr>
-      <w:r>
+          <w:lang w:val="it-IT"/>
+        </w:rPr>
+        <w:t>Logica di sviluppo del prototipo</w:t>
+      </w:r>
+      <w:r>
+        <w:rPr>
+          <w:lang w:val="it-IT"/>
+        </w:rPr>
+        <w:br/>
+        <w:t>Il prototipo parte implementando le fondamenta trasversali del gioco (mappa continua, pop system, informazione imperfetta, tempo reale) e aggiunge funzionalità in parallelo alla progressione storica simulata. Ogni iterazione sblocca nuove meccaniche quando la civiltà del giocatore raggiunge la soglia tecnologica/sociale corrispondente, o quando le fondamenta precedenti sono state validate. In pratica, l'MVP copre l'Era 0 (nomadismo), e le iterazioni successive attivano le ere successive, aggiungendo strati di complessità al sistema già esistente.</w:t>
+      </w:r>
+    </w:p>
+    <w:p>
+      <w:pPr>
         <w:rPr>
           <w:b/>
           <w:bCs/>
           <w:lang w:val="it-IT"/>
         </w:rPr>
-        <w:t>Stack tecnico</w:t>
-      </w:r>
-      <w:r>
-        <w:rPr>
-          <w:lang w:val="it-IT"/>
-        </w:rPr>
-        <w:br/>
-        <w:t xml:space="preserve">HTML5, CSS, JavaScript con libreria </w:t>
-      </w:r>
-      <w:proofErr w:type="spellStart"/>
-      <w:r>
-        <w:rPr>
-          <w:lang w:val="it-IT"/>
-        </w:rPr>
-        <w:t>Phaser</w:t>
-      </w:r>
-      <w:proofErr w:type="spellEnd"/>
-      <w:r>
-        <w:rPr>
-          <w:lang w:val="it-IT"/>
-        </w:rPr>
-        <w:t xml:space="preserve"> 3 (rendering 2D, input, gestione scene).</w:t>
-      </w:r>
-    </w:p>
-    <w:p>
-      <w:pPr>
-        <w:rPr>
-          <w:lang w:val="it-IT"/>
-        </w:rPr>
       </w:pPr>
       <w:r>
         <w:rPr>
@@ -604,306 +634,472 @@
           <w:bCs/>
           <w:lang w:val="it-IT"/>
         </w:rPr>
-        <w:t>Ispirazioni</w:t>
-      </w:r>
-    </w:p>
-    <w:p>
-      <w:pPr>
-        <w:numPr>
-          <w:ilvl w:val="0"/>
-          <w:numId w:val="5"/>
-        </w:numPr>
-        <w:rPr>
-          <w:lang w:val="it-IT"/>
-        </w:rPr>
-      </w:pPr>
-      <w:proofErr w:type="spellStart"/>
-      <w:r>
-        <w:rPr>
-          <w:lang w:val="it-IT"/>
-        </w:rPr>
-        <w:t>Crusader</w:t>
-      </w:r>
-      <w:proofErr w:type="spellEnd"/>
-      <w:r>
-        <w:rPr>
-          <w:lang w:val="it-IT"/>
-        </w:rPr>
-        <w:t xml:space="preserve"> Kings 3 (dinastia, informazione imperfetta, tempo reale con pausa)</w:t>
-      </w:r>
-    </w:p>
-    <w:p>
-      <w:pPr>
-        <w:numPr>
-          <w:ilvl w:val="0"/>
-          <w:numId w:val="5"/>
-        </w:numPr>
-      </w:pPr>
-      <w:r>
-        <w:t xml:space="preserve">Victoria 3 / Stellaris (pop system, </w:t>
-      </w:r>
-      <w:proofErr w:type="spellStart"/>
-      <w:r>
-        <w:t>risorse</w:t>
-      </w:r>
-      <w:proofErr w:type="spellEnd"/>
-      <w:r>
-        <w:t xml:space="preserve"> </w:t>
-      </w:r>
-      <w:proofErr w:type="spellStart"/>
-      <w:r>
-        <w:t>logistiche</w:t>
-      </w:r>
-      <w:proofErr w:type="spellEnd"/>
-      <w:r>
-        <w:t>)</w:t>
-      </w:r>
-    </w:p>
-    <w:p>
-      <w:pPr>
-        <w:numPr>
-          <w:ilvl w:val="0"/>
-          <w:numId w:val="5"/>
-        </w:numPr>
-      </w:pPr>
-      <w:r>
-        <w:t>Banished / Dawn of Man (</w:t>
-      </w:r>
-      <w:proofErr w:type="spellStart"/>
-      <w:r>
-        <w:t>sopravvivenza</w:t>
-      </w:r>
-      <w:proofErr w:type="spellEnd"/>
-      <w:r>
-        <w:t xml:space="preserve"> </w:t>
-      </w:r>
-      <w:proofErr w:type="spellStart"/>
-      <w:r>
-        <w:t>tribale</w:t>
-      </w:r>
-      <w:proofErr w:type="spellEnd"/>
-      <w:r>
-        <w:t xml:space="preserve">, </w:t>
-      </w:r>
-      <w:proofErr w:type="spellStart"/>
-      <w:r>
-        <w:t>risorse</w:t>
-      </w:r>
-      <w:proofErr w:type="spellEnd"/>
-      <w:r>
-        <w:t xml:space="preserve"> </w:t>
-      </w:r>
-      <w:proofErr w:type="spellStart"/>
-      <w:r>
-        <w:t>tangibili</w:t>
-      </w:r>
-      <w:proofErr w:type="spellEnd"/>
-      <w:r>
-        <w:t>)</w:t>
-      </w:r>
-    </w:p>
-    <w:p>
-      <w:pPr>
-        <w:numPr>
-          <w:ilvl w:val="0"/>
-          <w:numId w:val="5"/>
-        </w:numPr>
-        <w:rPr>
-          <w:lang w:val="it-IT"/>
-        </w:rPr>
-      </w:pPr>
-      <w:proofErr w:type="spellStart"/>
-      <w:r>
-        <w:rPr>
-          <w:lang w:val="it-IT"/>
-        </w:rPr>
-        <w:t>King's</w:t>
-      </w:r>
-      <w:proofErr w:type="spellEnd"/>
-      <w:r>
-        <w:rPr>
-          <w:lang w:val="it-IT"/>
-        </w:rPr>
-        <w:t xml:space="preserve"> Orders (report e comunicazione)</w:t>
-      </w:r>
-    </w:p>
-    <w:p>
-      <w:pPr>
-        <w:pStyle w:val="Heading2"/>
-        <w:rPr>
-          <w:lang w:val="it-IT"/>
-        </w:rPr>
-      </w:pPr>
-      <w:r>
-        <w:rPr>
-          <w:lang w:val="it-IT"/>
-        </w:rPr>
-        <w:t>Roadmap</w:t>
-      </w:r>
-    </w:p>
-    <w:p>
-      <w:pPr>
-        <w:rPr>
-          <w:lang w:val="it-IT"/>
-        </w:rPr>
-      </w:pPr>
-      <w:r>
+        <w:t>MVP1 – Raccolta cibo e sopravvivenza base</w:t>
+      </w:r>
+    </w:p>
+    <w:p>
+      <w:pPr>
+        <w:rPr>
+          <w:lang w:val="it-IT"/>
+        </w:rPr>
+      </w:pPr>
+      <w:r>
+        <w:rPr>
+          <w:lang w:val="it-IT"/>
+        </w:rPr>
+        <w:t>Obiettivo generale</w:t>
+      </w:r>
+      <w:r>
+        <w:rPr>
+          <w:lang w:val="it-IT"/>
+        </w:rPr>
+        <w:br/>
+        <w:t>Il giocatore controlla un gruppo di raccoglitori, può spostarli su una mappa continua, raccogliere cibo vegetale, vedere le zone impoverirsi e rigenerarsi, e gestire le scorte che vengono consumate nel tempo. Il loop base è: esplorare, raccogliere, tornare al campo, sopravvivere.</w:t>
+      </w:r>
+    </w:p>
+    <w:p>
+      <w:pPr>
         <w:rPr>
           <w:b/>
           <w:bCs/>
-          <w:lang w:val="it-IT"/>
-        </w:rPr>
-        <w:t>Logica di sviluppo del prototipo</w:t>
-      </w:r>
-      <w:r>
-        <w:rPr>
-          <w:lang w:val="it-IT"/>
-        </w:rPr>
-        <w:br/>
-        <w:t>Il prototipo parte implementando le fondamenta trasversali del gioco (mappa continua, pop system, informazione imperfetta, tempo reale) e aggiunge funzionalità in parallelo alla progressione storica simulata. Ogni iterazione sblocca nuove meccaniche quando la civiltà del giocatore raggiunge la soglia tecnologica/sociale corrispondente, o quando le fondamenta precedenti sono state validate. In pratica, l'MVP copre l'Era 0 (nomadismo), e le iterazioni successive attivano le ere successive, aggiungendo strati di complessità al sistema già esistente.</w:t>
-      </w:r>
-    </w:p>
-    <w:p>
-      <w:pPr>
+        </w:rPr>
+      </w:pPr>
+      <w:r>
         <w:rPr>
           <w:b/>
           <w:bCs/>
-          <w:lang w:val="it-IT"/>
-        </w:rPr>
-      </w:pPr>
-      <w:r>
+        </w:rPr>
+        <w:t>Batch 1 – Setup Phaser funzionante</w:t>
+      </w:r>
+    </w:p>
+    <w:p>
+      <w:pPr>
+        <w:numPr>
+          <w:ilvl w:val="0"/>
+          <w:numId w:val="23"/>
+        </w:numPr>
+        <w:rPr>
+          <w:lang w:val="it-IT"/>
+        </w:rPr>
+      </w:pPr>
+      <w:r>
+        <w:rPr>
+          <w:lang w:val="it-IT"/>
+        </w:rPr>
+        <w:t>Installazione di Phaser 3 via CDN.</w:t>
+      </w:r>
+    </w:p>
+    <w:p>
+      <w:pPr>
+        <w:numPr>
+          <w:ilvl w:val="0"/>
+          <w:numId w:val="23"/>
+        </w:numPr>
+        <w:rPr>
+          <w:lang w:val="it-IT"/>
+        </w:rPr>
+      </w:pPr>
+      <w:r>
+        <w:rPr>
+          <w:lang w:val="it-IT"/>
+        </w:rPr>
+        <w:t>Struttura base di index.html, main.js, style.css.</w:t>
+      </w:r>
+    </w:p>
+    <w:p>
+      <w:pPr>
+        <w:numPr>
+          <w:ilvl w:val="0"/>
+          <w:numId w:val="23"/>
+        </w:numPr>
+        <w:rPr>
+          <w:lang w:val="it-IT"/>
+        </w:rPr>
+      </w:pPr>
+      <w:r>
+        <w:rPr>
+          <w:lang w:val="it-IT"/>
+        </w:rPr>
+        <w:t>Canvas visualizzato correttamente nel browser.</w:t>
+      </w:r>
+    </w:p>
+    <w:p>
+      <w:pPr>
+        <w:numPr>
+          <w:ilvl w:val="0"/>
+          <w:numId w:val="23"/>
+        </w:numPr>
+        <w:rPr>
+          <w:lang w:val="it-IT"/>
+        </w:rPr>
+      </w:pPr>
+      <w:r>
+        <w:rPr>
+          <w:lang w:val="it-IT"/>
+        </w:rPr>
+        <w:t>Nessuna meccanica di gioco, solo infrastruttura tecnica.</w:t>
+      </w:r>
+    </w:p>
+    <w:p>
+      <w:pPr>
         <w:rPr>
           <w:b/>
           <w:bCs/>
           <w:lang w:val="it-IT"/>
         </w:rPr>
-        <w:t>MVP1 – Raccolta cibo e sopravvivenza base</w:t>
-      </w:r>
-    </w:p>
-    <w:p>
-      <w:pPr>
-        <w:rPr>
-          <w:lang w:val="it-IT"/>
-        </w:rPr>
-      </w:pPr>
-      <w:r>
-        <w:rPr>
-          <w:lang w:val="it-IT"/>
-        </w:rPr>
-        <w:t>Obiettivo generale</w:t>
-      </w:r>
-      <w:r>
-        <w:rPr>
-          <w:lang w:val="it-IT"/>
-        </w:rPr>
-        <w:br/>
-        <w:t>Il giocatore controlla un gruppo di raccoglitori, può spostarli su una mappa continua, raccogliere cibo vegetale, vedere le zone impoverirsi e rigenerarsi, e gestire le scorte che vengono consumate nel tempo. Il loop base è: esplorare, raccogliere, tornare al campo, sopravvivere.</w:t>
-      </w:r>
-    </w:p>
-    <w:p>
-      <w:pPr>
+      </w:pPr>
+      <w:r>
         <w:rPr>
           <w:b/>
           <w:bCs/>
-        </w:rPr>
-      </w:pPr>
-      <w:r>
+          <w:lang w:val="it-IT"/>
+        </w:rPr>
+        <w:t>Batch 2 – Griglia spaziale e mappa con zone di cibo</w:t>
+      </w:r>
+    </w:p>
+    <w:p>
+      <w:pPr>
+        <w:numPr>
+          <w:ilvl w:val="0"/>
+          <w:numId w:val="24"/>
+        </w:numPr>
+        <w:rPr>
+          <w:lang w:val="it-IT"/>
+        </w:rPr>
+      </w:pPr>
+      <w:r>
+        <w:rPr>
+          <w:lang w:val="it-IT"/>
+        </w:rPr>
+        <w:t>Implementazione della griglia spaziale nascosta (world.js).</w:t>
+      </w:r>
+    </w:p>
+    <w:p>
+      <w:pPr>
+        <w:numPr>
+          <w:ilvl w:val="0"/>
+          <w:numId w:val="24"/>
+        </w:numPr>
+        <w:rPr>
+          <w:lang w:val="it-IT"/>
+        </w:rPr>
+      </w:pPr>
+      <w:r>
+        <w:rPr>
+          <w:lang w:val="it-IT"/>
+        </w:rPr>
+        <w:t>Layer forageDensity con distribuzione non uniforme:</w:t>
+      </w:r>
+    </w:p>
+    <w:p>
+      <w:pPr>
+        <w:numPr>
+          <w:ilvl w:val="1"/>
+          <w:numId w:val="24"/>
+        </w:numPr>
+        <w:rPr>
+          <w:lang w:val="it-IT"/>
+        </w:rPr>
+      </w:pPr>
+      <w:r>
+        <w:rPr>
+          <w:lang w:val="it-IT"/>
+        </w:rPr>
+        <w:lastRenderedPageBreak/>
+        <w:t>Zone ad alta densità (macchie di bacche) rappresentate visivamente con colori più intensi.</w:t>
+      </w:r>
+    </w:p>
+    <w:p>
+      <w:pPr>
+        <w:numPr>
+          <w:ilvl w:val="1"/>
+          <w:numId w:val="24"/>
+        </w:numPr>
+        <w:rPr>
+          <w:lang w:val="it-IT"/>
+        </w:rPr>
+      </w:pPr>
+      <w:r>
+        <w:rPr>
+          <w:lang w:val="it-IT"/>
+        </w:rPr>
+        <w:t>Zone a bassa densità con colori tenui.</w:t>
+      </w:r>
+    </w:p>
+    <w:p>
+      <w:pPr>
+        <w:numPr>
+          <w:ilvl w:val="1"/>
+          <w:numId w:val="24"/>
+        </w:numPr>
+        <w:rPr>
+          <w:lang w:val="it-IT"/>
+        </w:rPr>
+      </w:pPr>
+      <w:r>
+        <w:rPr>
+          <w:lang w:val="it-IT"/>
+        </w:rPr>
+        <w:t>Zone a densità zero senza colore.</w:t>
+      </w:r>
+    </w:p>
+    <w:p>
+      <w:pPr>
+        <w:numPr>
+          <w:ilvl w:val="0"/>
+          <w:numId w:val="24"/>
+        </w:numPr>
+        <w:rPr>
+          <w:lang w:val="it-IT"/>
+        </w:rPr>
+      </w:pPr>
+      <w:r>
+        <w:rPr>
+          <w:lang w:val="it-IT"/>
+        </w:rPr>
+        <w:t>Visualizzazione di debug: ogni cella della griglia è colorata in base alla densità, così il giocatore può vedere dove il cibo è più abbondante.</w:t>
+      </w:r>
+    </w:p>
+    <w:p>
+      <w:pPr>
+        <w:numPr>
+          <w:ilvl w:val="0"/>
+          <w:numId w:val="24"/>
+        </w:numPr>
+        <w:rPr>
+          <w:lang w:val="it-IT"/>
+        </w:rPr>
+      </w:pPr>
+      <w:r>
+        <w:rPr>
+          <w:lang w:val="it-IT"/>
+        </w:rPr>
+        <w:t>Meccanica: il mondo contiene risorse diffuse; il giocatore distingue a colpo d'occhio le aree più ricche e decide dove mandare i raccoglitori.</w:t>
+      </w:r>
+    </w:p>
+    <w:p>
+      <w:pPr>
+        <w:numPr>
+          <w:ilvl w:val="0"/>
+          <w:numId w:val="24"/>
+        </w:numPr>
+        <w:rPr>
+          <w:lang w:val="it-IT"/>
+        </w:rPr>
+      </w:pPr>
+      <w:r>
+        <w:rPr>
+          <w:lang w:val="it-IT"/>
+        </w:rPr>
+        <w:t>La densità di cibo è visualizzata con una scala a 7 colori, con intervalli precisi e non sovrapposti:</w:t>
+      </w:r>
+    </w:p>
+    <w:p>
+      <w:pPr>
+        <w:numPr>
+          <w:ilvl w:val="1"/>
+          <w:numId w:val="24"/>
+        </w:numPr>
+        <w:rPr>
+          <w:lang w:val="it-IT"/>
+        </w:rPr>
+      </w:pPr>
+      <w:r>
+        <w:rPr>
+          <w:lang w:val="it-IT"/>
+        </w:rPr>
+        <w:t>0.90-1.00: verde scuro</w:t>
+      </w:r>
+    </w:p>
+    <w:p>
+      <w:pPr>
+        <w:pStyle w:val="ListParagraph"/>
+        <w:numPr>
+          <w:ilvl w:val="1"/>
+          <w:numId w:val="24"/>
+        </w:numPr>
+        <w:rPr>
+          <w:lang w:val="it-IT"/>
+        </w:rPr>
+      </w:pPr>
+      <w:r>
+        <w:rPr>
+          <w:lang w:val="it-IT"/>
+        </w:rPr>
+        <w:t>0.75-0.89: verde medio</w:t>
+      </w:r>
+    </w:p>
+    <w:p>
+      <w:pPr>
+        <w:pStyle w:val="ListParagraph"/>
+        <w:numPr>
+          <w:ilvl w:val="1"/>
+          <w:numId w:val="24"/>
+        </w:numPr>
+        <w:rPr>
+          <w:lang w:val="it-IT"/>
+        </w:rPr>
+      </w:pPr>
+      <w:r>
+        <w:rPr>
+          <w:lang w:val="it-IT"/>
+        </w:rPr>
+        <w:t>0.50-0.74: verde chiaro</w:t>
+      </w:r>
+    </w:p>
+    <w:p>
+      <w:pPr>
+        <w:pStyle w:val="ListParagraph"/>
+        <w:numPr>
+          <w:ilvl w:val="1"/>
+          <w:numId w:val="24"/>
+        </w:numPr>
+        <w:rPr>
+          <w:lang w:val="it-IT"/>
+        </w:rPr>
+      </w:pPr>
+      <w:r>
+        <w:rPr>
+          <w:lang w:val="it-IT"/>
+        </w:rPr>
+        <w:t>0.25-0.49: giallo</w:t>
+      </w:r>
+    </w:p>
+    <w:p>
+      <w:pPr>
+        <w:pStyle w:val="ListParagraph"/>
+        <w:numPr>
+          <w:ilvl w:val="1"/>
+          <w:numId w:val="24"/>
+        </w:numPr>
+        <w:rPr>
+          <w:lang w:val="it-IT"/>
+        </w:rPr>
+      </w:pPr>
+      <w:r>
+        <w:rPr>
+          <w:lang w:val="it-IT"/>
+        </w:rPr>
+        <w:t>0.05-0.24: arancione</w:t>
+      </w:r>
+    </w:p>
+    <w:p>
+      <w:pPr>
+        <w:pStyle w:val="ListParagraph"/>
+        <w:numPr>
+          <w:ilvl w:val="1"/>
+          <w:numId w:val="24"/>
+        </w:numPr>
+        <w:rPr>
+          <w:lang w:val="it-IT"/>
+        </w:rPr>
+      </w:pPr>
+      <w:r>
+        <w:rPr>
+          <w:lang w:val="it-IT"/>
+        </w:rPr>
+        <w:t>0.01-0.04: rosso</w:t>
+      </w:r>
+    </w:p>
+    <w:p>
+      <w:pPr>
+        <w:pStyle w:val="ListParagraph"/>
+        <w:numPr>
+          <w:ilvl w:val="1"/>
+          <w:numId w:val="24"/>
+        </w:numPr>
+        <w:rPr>
+          <w:lang w:val="it-IT"/>
+        </w:rPr>
+      </w:pPr>
+      <w:r>
+        <w:rPr>
+          <w:lang w:val="it-IT"/>
+        </w:rPr>
+        <w:t>0.00: nessun colore (sfondo)</w:t>
+      </w:r>
+    </w:p>
+    <w:p>
+      <w:pPr>
         <w:rPr>
           <w:b/>
           <w:bCs/>
         </w:rPr>
-        <w:t xml:space="preserve">Batch 1 – Setup Phaser </w:t>
-      </w:r>
-      <w:proofErr w:type="spellStart"/>
+      </w:pPr>
       <w:r>
         <w:rPr>
           <w:b/>
           <w:bCs/>
         </w:rPr>
-        <w:t>funzionante</w:t>
-      </w:r>
-      <w:proofErr w:type="spellEnd"/>
+        <w:t>Batch 3 – Pop e movimento</w:t>
+      </w:r>
     </w:p>
     <w:p>
       <w:pPr>
         <w:numPr>
           <w:ilvl w:val="0"/>
-          <w:numId w:val="23"/>
-        </w:numPr>
-        <w:rPr>
-          <w:lang w:val="it-IT"/>
-        </w:rPr>
-      </w:pPr>
-      <w:r>
-        <w:rPr>
-          <w:lang w:val="it-IT"/>
-        </w:rPr>
-        <w:t xml:space="preserve">Installazione di </w:t>
-      </w:r>
-      <w:proofErr w:type="spellStart"/>
-      <w:r>
-        <w:rPr>
-          <w:lang w:val="it-IT"/>
-        </w:rPr>
-        <w:t>Phaser</w:t>
-      </w:r>
-      <w:proofErr w:type="spellEnd"/>
-      <w:r>
-        <w:rPr>
-          <w:lang w:val="it-IT"/>
-        </w:rPr>
-        <w:t xml:space="preserve"> 3 via CDN.</w:t>
+          <w:numId w:val="25"/>
+        </w:numPr>
+        <w:rPr>
+          <w:lang w:val="it-IT"/>
+        </w:rPr>
+      </w:pPr>
+      <w:r>
+        <w:rPr>
+          <w:lang w:val="it-IT"/>
+        </w:rPr>
+        <w:t>Definizione della classe base per entità mobili e della classe Pop (units.js).</w:t>
       </w:r>
     </w:p>
     <w:p>
       <w:pPr>
         <w:numPr>
           <w:ilvl w:val="0"/>
-          <w:numId w:val="23"/>
-        </w:numPr>
-        <w:rPr>
-          <w:lang w:val="it-IT"/>
-        </w:rPr>
-      </w:pPr>
-      <w:r>
-        <w:rPr>
-          <w:lang w:val="it-IT"/>
-        </w:rPr>
-        <w:t>Struttura base di index.html, main.js, style.css.</w:t>
+          <w:numId w:val="25"/>
+        </w:numPr>
+        <w:rPr>
+          <w:lang w:val="it-IT"/>
+        </w:rPr>
+      </w:pPr>
+      <w:r>
+        <w:rPr>
+          <w:lang w:val="it-IT"/>
+        </w:rPr>
+        <w:t>Un pop (gruppo di raccoglitori) appare sulla mappa.</w:t>
       </w:r>
     </w:p>
     <w:p>
       <w:pPr>
         <w:numPr>
           <w:ilvl w:val="0"/>
-          <w:numId w:val="23"/>
-        </w:numPr>
-        <w:rPr>
-          <w:lang w:val="it-IT"/>
-        </w:rPr>
-      </w:pPr>
-      <w:r>
-        <w:rPr>
-          <w:lang w:val="it-IT"/>
-        </w:rPr>
-        <w:t>Canvas visualizzato correttamente nel browser.</w:t>
+          <w:numId w:val="25"/>
+        </w:numPr>
+        <w:rPr>
+          <w:lang w:val="it-IT"/>
+        </w:rPr>
+      </w:pPr>
+      <w:r>
+        <w:rPr>
+          <w:lang w:val="it-IT"/>
+        </w:rPr>
+        <w:t>Click su un punto qualsiasi della mappa: il pop si muove in modo continuo, senza scatti, verso quella posizione.</w:t>
       </w:r>
     </w:p>
     <w:p>
       <w:pPr>
         <w:numPr>
           <w:ilvl w:val="0"/>
-          <w:numId w:val="23"/>
-        </w:numPr>
-        <w:rPr>
-          <w:lang w:val="it-IT"/>
-        </w:rPr>
-      </w:pPr>
-      <w:r>
-        <w:rPr>
-          <w:lang w:val="it-IT"/>
-        </w:rPr>
-        <w:t>Nessuna meccanica di gioco, solo infrastruttura tecnica.</w:t>
+          <w:numId w:val="25"/>
+        </w:numPr>
+      </w:pPr>
+      <w:r>
+        <w:rPr>
+          <w:lang w:val="it-IT"/>
+        </w:rPr>
+        <w:t xml:space="preserve">Meccanica: interazione diretta con il mondo. Non esistono griglie visibili che vincolano il movimento. </w:t>
+      </w:r>
+      <w:r>
+        <w:t>Il giocatore sposta fisicamente la sua gente.</w:t>
       </w:r>
     </w:p>
     <w:p>
@@ -920,283 +1116,254 @@
           <w:bCs/>
           <w:lang w:val="it-IT"/>
         </w:rPr>
-        <w:t>Batch 2 – Griglia spaziale e mappa con zone di cibo</w:t>
-      </w:r>
-    </w:p>
-    <w:p>
-      <w:pPr>
+        <w:t>Batch 4 – Raccolta cibo e riduzione della densità</w:t>
+      </w:r>
+    </w:p>
+    <w:p>
+      <w:pPr>
+        <w:numPr>
+          <w:ilvl w:val="0"/>
+          <w:numId w:val="26"/>
+        </w:numPr>
+        <w:rPr>
+          <w:lang w:val="it-IT"/>
+        </w:rPr>
+      </w:pPr>
+      <w:r>
+        <w:rPr>
+          <w:lang w:val="it-IT"/>
+        </w:rPr>
+        <w:t>Quando il pop arriva su una cella con forageDensity maggiore di zero, inizia automaticamente a raccogliere cibo.</w:t>
+      </w:r>
+    </w:p>
+    <w:p>
+      <w:pPr>
+        <w:numPr>
+          <w:ilvl w:val="0"/>
+          <w:numId w:val="26"/>
+        </w:numPr>
+        <w:rPr>
+          <w:lang w:val="it-IT"/>
+        </w:rPr>
+      </w:pPr>
+      <w:r>
+        <w:rPr>
+          <w:lang w:val="it-IT"/>
+        </w:rPr>
+        <w:t>La quantità di cibo raccolta per secondo è proporzionale alla densità locale: zone ricche rendono di più, zone povere di meno.</w:t>
+      </w:r>
+    </w:p>
+    <w:p>
+      <w:pPr>
+        <w:numPr>
+          <w:ilvl w:val="0"/>
+          <w:numId w:val="26"/>
+        </w:numPr>
+        <w:rPr>
+          <w:lang w:val="it-IT"/>
+        </w:rPr>
+      </w:pPr>
+      <w:r>
+        <w:rPr>
+          <w:lang w:val="it-IT"/>
+        </w:rPr>
+        <w:t>La funzione modifyDensity riduce la densità della cella e di quelle vicine (raggio configurabile), simulando un prelievo localizzato.</w:t>
+      </w:r>
+    </w:p>
+    <w:p>
+      <w:pPr>
+        <w:numPr>
+          <w:ilvl w:val="0"/>
+          <w:numId w:val="26"/>
+        </w:numPr>
+        <w:rPr>
+          <w:lang w:val="it-IT"/>
+        </w:rPr>
+      </w:pPr>
+      <w:r>
+        <w:rPr>
+          <w:lang w:val="it-IT"/>
+        </w:rPr>
+        <w:t>Se la densità arriva a zero, quella zona è temporaneamente esaurita e non produce più cibo.</w:t>
+      </w:r>
+    </w:p>
+    <w:p>
+      <w:pPr>
+        <w:numPr>
+          <w:ilvl w:val="0"/>
+          <w:numId w:val="26"/>
+        </w:numPr>
+        <w:rPr>
+          <w:lang w:val="it-IT"/>
+        </w:rPr>
+      </w:pPr>
+      <w:r>
+        <w:rPr>
+          <w:lang w:val="it-IT"/>
+        </w:rPr>
+        <w:lastRenderedPageBreak/>
+        <w:t>Meccanica: il giocatore vede le zone impoverirsi dopo la raccolta. Deve decidere se insistere su una zona ricca rischiando di esaurirla, o spostarsi altrove.</w:t>
+      </w:r>
+    </w:p>
+    <w:p>
+      <w:pPr>
+        <w:rPr>
+          <w:b/>
+          <w:bCs/>
+          <w:lang w:val="it-IT"/>
+        </w:rPr>
+      </w:pPr>
+      <w:r>
+        <w:rPr>
+          <w:b/>
+          <w:bCs/>
+          <w:lang w:val="it-IT"/>
+        </w:rPr>
+        <w:t>Batch 5 – Rientro al campo, scorta e consumo</w:t>
+      </w:r>
+    </w:p>
+    <w:p>
+      <w:pPr>
+        <w:numPr>
+          <w:ilvl w:val="0"/>
+          <w:numId w:val="27"/>
+        </w:numPr>
+        <w:rPr>
+          <w:lang w:val="it-IT"/>
+        </w:rPr>
+      </w:pPr>
+      <w:r>
+        <w:rPr>
+          <w:lang w:val="it-IT"/>
+        </w:rPr>
+        <w:t>Definizione di un punto base (accampamento) sulla mappa.</w:t>
+      </w:r>
+    </w:p>
+    <w:p>
+      <w:pPr>
+        <w:numPr>
+          <w:ilvl w:val="0"/>
+          <w:numId w:val="27"/>
+        </w:numPr>
+        <w:rPr>
+          <w:lang w:val="it-IT"/>
+        </w:rPr>
+      </w:pPr>
+      <w:r>
+        <w:rPr>
+          <w:lang w:val="it-IT"/>
+        </w:rPr>
+        <w:t>Il giocatore può selezionare il numero di abitanti (in base a quelli disponibili nell’accampamento) da mandare a raccogliere una specifica risorsa</w:t>
+      </w:r>
+    </w:p>
+    <w:p>
+      <w:pPr>
+        <w:numPr>
+          <w:ilvl w:val="0"/>
+          <w:numId w:val="27"/>
+        </w:numPr>
+        <w:rPr>
+          <w:lang w:val="it-IT"/>
+        </w:rPr>
+      </w:pPr>
+      <w:r>
+        <w:rPr>
+          <w:lang w:val="it-IT"/>
+        </w:rPr>
+        <w:t>Un contatore globale mostra le scorte di cibo della tribù.</w:t>
+      </w:r>
+    </w:p>
+    <w:p>
+      <w:pPr>
+        <w:numPr>
+          <w:ilvl w:val="0"/>
+          <w:numId w:val="27"/>
+        </w:numPr>
+        <w:rPr>
+          <w:lang w:val="it-IT"/>
+        </w:rPr>
+      </w:pPr>
+      <w:r>
+        <w:rPr>
+          <w:lang w:val="it-IT"/>
+        </w:rPr>
+        <w:t>Introduzione del consumo:</w:t>
+      </w:r>
+      <w:r>
+        <w:rPr>
+          <w:lang w:val="it-IT"/>
+        </w:rPr>
+        <w:t xml:space="preserve"> Ogni giorno di gioco, una quantità di cibo viene consumata dalle scorte in base alla popolazione totale (campo + spedizioni).</w:t>
+      </w:r>
+    </w:p>
+    <w:p>
+      <w:pPr>
+        <w:pStyle w:val="ListParagraph"/>
         <w:numPr>
           <w:ilvl w:val="0"/>
           <w:numId w:val="24"/>
         </w:numPr>
         <w:rPr>
-          <w:lang w:val="it-IT"/>
-        </w:rPr>
-      </w:pPr>
-      <w:r>
-        <w:rPr>
-          <w:lang w:val="it-IT"/>
-        </w:rPr>
-        <w:t>Implementazione della griglia spaziale nascosta (world.js).</w:t>
-      </w:r>
-    </w:p>
-    <w:p>
-      <w:pPr>
+          <w:lang w:val="it-IT" w:eastAsia="en-GB"/>
+        </w:rPr>
+      </w:pPr>
+      <w:r>
+        <w:rPr>
+          <w:lang w:val="it-IT" w:eastAsia="en-GB"/>
+        </w:rPr>
+        <w:t>Quando l'inventario è pieno o le provviste sono insufficienti per il ritorno, la spedizione torna automaticamente al campo, deposita il cibo nelle scorte globali, e i lavoratori rientrano nel Pop.</w:t>
+      </w:r>
+    </w:p>
+    <w:p>
+      <w:pPr>
+        <w:pStyle w:val="ListParagraph"/>
         <w:numPr>
           <w:ilvl w:val="0"/>
           <w:numId w:val="24"/>
         </w:numPr>
         <w:rPr>
-          <w:lang w:val="it-IT"/>
-        </w:rPr>
-      </w:pPr>
-      <w:r>
-        <w:rPr>
-          <w:lang w:val="it-IT"/>
-        </w:rPr>
-        <w:t xml:space="preserve">Layer </w:t>
-      </w:r>
-      <w:proofErr w:type="spellStart"/>
-      <w:r>
-        <w:rPr>
-          <w:lang w:val="it-IT"/>
-        </w:rPr>
-        <w:t>forageDensity</w:t>
-      </w:r>
-      <w:proofErr w:type="spellEnd"/>
-      <w:r>
-        <w:rPr>
-          <w:lang w:val="it-IT"/>
-        </w:rPr>
-        <w:t xml:space="preserve"> con distribuzione non uniforme:</w:t>
-      </w:r>
-    </w:p>
-    <w:p>
-      <w:pPr>
-        <w:numPr>
-          <w:ilvl w:val="1"/>
-          <w:numId w:val="24"/>
-        </w:numPr>
-        <w:rPr>
-          <w:lang w:val="it-IT"/>
-        </w:rPr>
-      </w:pPr>
-      <w:r>
-        <w:rPr>
-          <w:lang w:val="it-IT"/>
-        </w:rPr>
-        <w:lastRenderedPageBreak/>
-        <w:t>Zone ad alta densità (macchie di bacche) rappresentate visivamente con colori più intensi.</w:t>
-      </w:r>
-    </w:p>
-    <w:p>
-      <w:pPr>
-        <w:numPr>
-          <w:ilvl w:val="1"/>
-          <w:numId w:val="24"/>
-        </w:numPr>
-        <w:rPr>
-          <w:lang w:val="it-IT"/>
-        </w:rPr>
-      </w:pPr>
-      <w:r>
-        <w:rPr>
-          <w:lang w:val="it-IT"/>
-        </w:rPr>
-        <w:t>Zone a bassa densità con colori tenui.</w:t>
-      </w:r>
-    </w:p>
-    <w:p>
-      <w:pPr>
-        <w:numPr>
-          <w:ilvl w:val="1"/>
-          <w:numId w:val="24"/>
-        </w:numPr>
-        <w:rPr>
-          <w:lang w:val="it-IT"/>
-        </w:rPr>
-      </w:pPr>
-      <w:r>
-        <w:rPr>
-          <w:lang w:val="it-IT"/>
-        </w:rPr>
-        <w:t>Zone a densità zero senza colore.</w:t>
+          <w:lang w:val="it-IT" w:eastAsia="en-GB"/>
+        </w:rPr>
+      </w:pPr>
+      <w:r>
+        <w:rPr>
+          <w:lang w:val="it-IT" w:eastAsia="en-GB"/>
+        </w:rPr>
+        <w:t>Dopo un breve cooldown, la spedizione riparte automaticamente verso la stessa area, se ci sono ancora lavoratori disponibili.</w:t>
       </w:r>
     </w:p>
     <w:p>
       <w:pPr>
         <w:numPr>
           <w:ilvl w:val="0"/>
-          <w:numId w:val="24"/>
-        </w:numPr>
-        <w:rPr>
-          <w:lang w:val="it-IT"/>
-        </w:rPr>
-      </w:pPr>
-      <w:r>
-        <w:rPr>
-          <w:lang w:val="it-IT"/>
-        </w:rPr>
-        <w:t>Visualizzazione di debug: ogni cella della griglia è colorata in base alla densità, così il giocatore può vedere dove il cibo è più abbondante.</w:t>
+          <w:numId w:val="27"/>
+        </w:numPr>
+        <w:rPr>
+          <w:lang w:val="it-IT"/>
+        </w:rPr>
+      </w:pPr>
+      <w:r>
+        <w:rPr>
+          <w:lang w:val="it-IT"/>
+        </w:rPr>
+        <w:t>Se le scorte arrivano a zero, per ora viene mostrato un avviso; in futuro comporterà la morte dei pop.</w:t>
       </w:r>
     </w:p>
     <w:p>
       <w:pPr>
         <w:numPr>
           <w:ilvl w:val="0"/>
-          <w:numId w:val="24"/>
-        </w:numPr>
-        <w:rPr>
-          <w:lang w:val="it-IT"/>
-        </w:rPr>
-      </w:pPr>
-      <w:r>
-        <w:rPr>
-          <w:lang w:val="it-IT"/>
-        </w:rPr>
-        <w:t>Meccanica: il mondo contiene risorse diffuse; il giocatore distingue a colpo d'occhio le aree più ricche e decide dove mandare i raccoglitori.</w:t>
-      </w:r>
-    </w:p>
-    <w:p>
-      <w:pPr>
-        <w:numPr>
-          <w:ilvl w:val="0"/>
-          <w:numId w:val="24"/>
-        </w:numPr>
-        <w:rPr>
-          <w:lang w:val="it-IT"/>
-        </w:rPr>
-      </w:pPr>
-      <w:r>
-        <w:rPr>
-          <w:lang w:val="it-IT"/>
-        </w:rPr>
-        <w:t>La densità di cibo è visualizzata con una scala a 7 colori, con intervalli precisi e non sovrapposti:</w:t>
-      </w:r>
-    </w:p>
-    <w:p>
-      <w:pPr>
-        <w:numPr>
-          <w:ilvl w:val="1"/>
-          <w:numId w:val="24"/>
-        </w:numPr>
-        <w:rPr>
-          <w:lang w:val="it-IT"/>
-        </w:rPr>
-      </w:pPr>
-      <w:r>
-        <w:rPr>
-          <w:lang w:val="it-IT"/>
-        </w:rPr>
-        <w:t>0.90-1.00: verde scuro</w:t>
-      </w:r>
-    </w:p>
-    <w:p>
-      <w:pPr>
-        <w:pStyle w:val="ListParagraph"/>
-        <w:numPr>
-          <w:ilvl w:val="1"/>
-          <w:numId w:val="24"/>
-        </w:numPr>
-        <w:rPr>
-          <w:lang w:val="it-IT"/>
-        </w:rPr>
-      </w:pPr>
-      <w:r>
-        <w:rPr>
-          <w:lang w:val="it-IT"/>
-        </w:rPr>
-        <w:t>0.75-0.89: verde medio</w:t>
-      </w:r>
-    </w:p>
-    <w:p>
-      <w:pPr>
-        <w:pStyle w:val="ListParagraph"/>
-        <w:numPr>
-          <w:ilvl w:val="1"/>
-          <w:numId w:val="24"/>
-        </w:numPr>
-        <w:rPr>
-          <w:lang w:val="it-IT"/>
-        </w:rPr>
-      </w:pPr>
-      <w:r>
-        <w:rPr>
-          <w:lang w:val="it-IT"/>
-        </w:rPr>
-        <w:t>0.50-0.74: verde chiaro</w:t>
-      </w:r>
-    </w:p>
-    <w:p>
-      <w:pPr>
-        <w:pStyle w:val="ListParagraph"/>
-        <w:numPr>
-          <w:ilvl w:val="1"/>
-          <w:numId w:val="24"/>
-        </w:numPr>
-        <w:rPr>
-          <w:lang w:val="it-IT"/>
-        </w:rPr>
-      </w:pPr>
-      <w:r>
-        <w:rPr>
-          <w:lang w:val="it-IT"/>
-        </w:rPr>
-        <w:t>0.25-0.49: giallo</w:t>
-      </w:r>
-    </w:p>
-    <w:p>
-      <w:pPr>
-        <w:pStyle w:val="ListParagraph"/>
-        <w:numPr>
-          <w:ilvl w:val="1"/>
-          <w:numId w:val="24"/>
-        </w:numPr>
-        <w:rPr>
-          <w:lang w:val="it-IT"/>
-        </w:rPr>
-      </w:pPr>
-      <w:r>
-        <w:rPr>
-          <w:lang w:val="it-IT"/>
-        </w:rPr>
-        <w:t>0.05-0.24: arancione</w:t>
-      </w:r>
-    </w:p>
-    <w:p>
-      <w:pPr>
-        <w:pStyle w:val="ListParagraph"/>
-        <w:numPr>
-          <w:ilvl w:val="1"/>
-          <w:numId w:val="24"/>
-        </w:numPr>
-        <w:rPr>
-          <w:lang w:val="it-IT"/>
-        </w:rPr>
-      </w:pPr>
-      <w:r>
-        <w:rPr>
-          <w:lang w:val="it-IT"/>
-        </w:rPr>
-        <w:t>0.01-0.04: rosso</w:t>
-      </w:r>
-    </w:p>
-    <w:p>
-      <w:pPr>
-        <w:pStyle w:val="ListParagraph"/>
-        <w:numPr>
-          <w:ilvl w:val="1"/>
-          <w:numId w:val="24"/>
-        </w:numPr>
-        <w:rPr>
-          <w:lang w:val="it-IT"/>
-        </w:rPr>
-      </w:pPr>
-      <w:r>
-        <w:rPr>
-          <w:lang w:val="it-IT"/>
-        </w:rPr>
-        <w:t>0.00: nessun colore (sfondo)</w:t>
+          <w:numId w:val="27"/>
+        </w:numPr>
+        <w:rPr>
+          <w:lang w:val="it-IT"/>
+        </w:rPr>
+      </w:pPr>
+      <w:r>
+        <w:rPr>
+          <w:lang w:val="it-IT"/>
+        </w:rPr>
+        <w:t>Meccanica: il giocatore deve bilanciare la raccolta con il consumo costante. Non basta accumulare, bisogna mantenere un flusso positivo. Il ritorno al campo diventa una decisione strategica: tornare troppo presto spreca tempo di viaggio, tornare troppo tardi rischia di far esaurire le scorte.</w:t>
       </w:r>
     </w:p>
     <w:p>
@@ -1204,361 +1371,72 @@
         <w:rPr>
           <w:b/>
           <w:bCs/>
+          <w:lang w:val="it-IT"/>
         </w:rPr>
       </w:pPr>
       <w:r>
         <w:rPr>
           <w:b/>
           <w:bCs/>
-        </w:rPr>
-        <w:t xml:space="preserve">Batch 3 – Pop e </w:t>
-      </w:r>
-      <w:proofErr w:type="spellStart"/>
+          <w:lang w:val="it-IT"/>
+        </w:rPr>
+        <w:t>Batch 6 – Controlli del tempo (pausa, play, velocità)</w:t>
+      </w:r>
+    </w:p>
+    <w:p>
+      <w:pPr>
+        <w:rPr>
+          <w:lang w:eastAsia="en-GB"/>
+        </w:rPr>
+      </w:pPr>
       <w:r>
         <w:rPr>
           <w:b/>
           <w:bCs/>
-        </w:rPr>
-        <w:t>movimento</w:t>
-      </w:r>
-      <w:proofErr w:type="spellEnd"/>
+          <w:lang w:eastAsia="en-GB"/>
+        </w:rPr>
+        <w:t>6.1 – Time Manager (pausa/play/velocità)</w:t>
+      </w:r>
     </w:p>
     <w:p>
       <w:pPr>
         <w:numPr>
           <w:ilvl w:val="0"/>
-          <w:numId w:val="25"/>
-        </w:numPr>
-        <w:rPr>
-          <w:lang w:val="it-IT"/>
-        </w:rPr>
-      </w:pPr>
-      <w:r>
-        <w:rPr>
-          <w:lang w:val="it-IT"/>
-        </w:rPr>
-        <w:t>Definizione della classe base per entità mobili e della classe Pop (units.js).</w:t>
+          <w:numId w:val="42"/>
+        </w:numPr>
+        <w:rPr>
+          <w:lang w:val="it-IT" w:eastAsia="en-GB"/>
+        </w:rPr>
+      </w:pPr>
+      <w:r>
+        <w:rPr>
+          <w:lang w:val="it-IT" w:eastAsia="en-GB"/>
+        </w:rPr>
+        <w:t>Implementare time.js con tre velocità (0x, 1x, 2x)</w:t>
       </w:r>
     </w:p>
     <w:p>
       <w:pPr>
         <w:numPr>
           <w:ilvl w:val="0"/>
-          <w:numId w:val="25"/>
-        </w:numPr>
-        <w:rPr>
-          <w:lang w:val="it-IT"/>
-        </w:rPr>
-      </w:pPr>
-      <w:r>
-        <w:rPr>
-          <w:lang w:val="it-IT"/>
-        </w:rPr>
-        <w:t>Un pop (gruppo di raccoglitori) appare sulla mappa.</w:t>
+          <w:numId w:val="42"/>
+        </w:numPr>
+        <w:rPr>
+          <w:lang w:val="it-IT" w:eastAsia="en-GB"/>
+        </w:rPr>
+      </w:pPr>
+      <w:r>
+        <w:rPr>
+          <w:lang w:val="it-IT" w:eastAsia="en-GB"/>
+        </w:rPr>
+        <w:t>Modificare update in main.js per usare il gameDelta dal TimeManager</w:t>
       </w:r>
     </w:p>
     <w:p>
       <w:pPr>
         <w:numPr>
           <w:ilvl w:val="0"/>
-          <w:numId w:val="25"/>
-        </w:numPr>
-        <w:rPr>
-          <w:lang w:val="it-IT"/>
-        </w:rPr>
-      </w:pPr>
-      <w:r>
-        <w:rPr>
-          <w:lang w:val="it-IT"/>
-        </w:rPr>
-        <w:t>Click su un punto qualsiasi della mappa: il pop si muove in modo continuo, senza scatti, verso quella posizione.</w:t>
-      </w:r>
-    </w:p>
-    <w:p>
-      <w:pPr>
-        <w:numPr>
-          <w:ilvl w:val="0"/>
-          <w:numId w:val="25"/>
-        </w:numPr>
-      </w:pPr>
-      <w:r>
-        <w:rPr>
-          <w:lang w:val="it-IT"/>
-        </w:rPr>
-        <w:t xml:space="preserve">Meccanica: interazione diretta con il mondo. Non esistono griglie visibili che vincolano il movimento. </w:t>
-      </w:r>
-      <w:r>
-        <w:t xml:space="preserve">Il </w:t>
-      </w:r>
-      <w:proofErr w:type="spellStart"/>
-      <w:r>
-        <w:t>giocatore</w:t>
-      </w:r>
-      <w:proofErr w:type="spellEnd"/>
-      <w:r>
-        <w:t xml:space="preserve"> </w:t>
-      </w:r>
-      <w:proofErr w:type="spellStart"/>
-      <w:r>
-        <w:t>sposta</w:t>
-      </w:r>
-      <w:proofErr w:type="spellEnd"/>
-      <w:r>
-        <w:t xml:space="preserve"> </w:t>
-      </w:r>
-      <w:proofErr w:type="spellStart"/>
-      <w:r>
-        <w:t>fisicamente</w:t>
-      </w:r>
-      <w:proofErr w:type="spellEnd"/>
-      <w:r>
-        <w:t xml:space="preserve"> la </w:t>
-      </w:r>
-      <w:proofErr w:type="spellStart"/>
-      <w:r>
-        <w:t>sua</w:t>
-      </w:r>
-      <w:proofErr w:type="spellEnd"/>
-      <w:r>
-        <w:t xml:space="preserve"> </w:t>
-      </w:r>
-      <w:proofErr w:type="spellStart"/>
-      <w:r>
-        <w:t>gente</w:t>
-      </w:r>
-      <w:proofErr w:type="spellEnd"/>
-      <w:r>
-        <w:t>.</w:t>
-      </w:r>
-    </w:p>
-    <w:p>
-      <w:pPr>
-        <w:rPr>
-          <w:b/>
-          <w:bCs/>
-          <w:lang w:val="it-IT"/>
-        </w:rPr>
-      </w:pPr>
-      <w:r>
-        <w:rPr>
-          <w:b/>
-          <w:bCs/>
-          <w:lang w:val="it-IT"/>
-        </w:rPr>
-        <w:t>Batch 4 – Raccolta cibo e riduzione della densità</w:t>
-      </w:r>
-    </w:p>
-    <w:p>
-      <w:pPr>
-        <w:numPr>
-          <w:ilvl w:val="0"/>
-          <w:numId w:val="26"/>
-        </w:numPr>
-        <w:rPr>
-          <w:lang w:val="it-IT"/>
-        </w:rPr>
-      </w:pPr>
-      <w:r>
-        <w:rPr>
-          <w:lang w:val="it-IT"/>
-        </w:rPr>
-        <w:t xml:space="preserve">Quando il pop arriva su una cella con </w:t>
-      </w:r>
-      <w:proofErr w:type="spellStart"/>
-      <w:r>
-        <w:rPr>
-          <w:lang w:val="it-IT"/>
-        </w:rPr>
-        <w:t>forageDensity</w:t>
-      </w:r>
-      <w:proofErr w:type="spellEnd"/>
-      <w:r>
-        <w:rPr>
-          <w:lang w:val="it-IT"/>
-        </w:rPr>
-        <w:t xml:space="preserve"> maggiore di zero, inizia automaticamente a raccogliere cibo.</w:t>
-      </w:r>
-    </w:p>
-    <w:p>
-      <w:pPr>
-        <w:numPr>
-          <w:ilvl w:val="0"/>
-          <w:numId w:val="26"/>
-        </w:numPr>
-        <w:rPr>
-          <w:lang w:val="it-IT"/>
-        </w:rPr>
-      </w:pPr>
-      <w:r>
-        <w:rPr>
-          <w:lang w:val="it-IT"/>
-        </w:rPr>
-        <w:t>La quantità di cibo raccolta per secondo è proporzionale alla densità locale: zone ricche rendono di più, zone povere di meno.</w:t>
-      </w:r>
-    </w:p>
-    <w:p>
-      <w:pPr>
-        <w:numPr>
-          <w:ilvl w:val="0"/>
-          <w:numId w:val="26"/>
-        </w:numPr>
-        <w:rPr>
-          <w:lang w:val="it-IT"/>
-        </w:rPr>
-      </w:pPr>
-      <w:r>
-        <w:rPr>
-          <w:lang w:val="it-IT"/>
-        </w:rPr>
-        <w:t xml:space="preserve">La funzione </w:t>
-      </w:r>
-      <w:proofErr w:type="spellStart"/>
-      <w:r>
-        <w:rPr>
-          <w:lang w:val="it-IT"/>
-        </w:rPr>
-        <w:t>modifyDensity</w:t>
-      </w:r>
-      <w:proofErr w:type="spellEnd"/>
-      <w:r>
-        <w:rPr>
-          <w:lang w:val="it-IT"/>
-        </w:rPr>
-        <w:t xml:space="preserve"> riduce la densità della cella e di quelle vicine (raggio configurabile), simulando un prelievo localizzato.</w:t>
-      </w:r>
-    </w:p>
-    <w:p>
-      <w:pPr>
-        <w:numPr>
-          <w:ilvl w:val="0"/>
-          <w:numId w:val="26"/>
-        </w:numPr>
-        <w:rPr>
-          <w:lang w:val="it-IT"/>
-        </w:rPr>
-      </w:pPr>
-      <w:r>
-        <w:rPr>
-          <w:lang w:val="it-IT"/>
-        </w:rPr>
-        <w:t>Se la densità arriva a zero, quella zona è temporaneamente esaurita e non produce più cibo.</w:t>
-      </w:r>
-    </w:p>
-    <w:p>
-      <w:pPr>
-        <w:numPr>
-          <w:ilvl w:val="0"/>
-          <w:numId w:val="26"/>
-        </w:numPr>
-        <w:rPr>
-          <w:lang w:val="it-IT"/>
-        </w:rPr>
-      </w:pPr>
-      <w:r>
-        <w:rPr>
-          <w:lang w:val="it-IT"/>
-        </w:rPr>
-        <w:lastRenderedPageBreak/>
-        <w:t>Meccanica: il giocatore vede le zone impoverirsi dopo la raccolta. Deve decidere se insistere su una zona ricca rischiando di esaurirla, o spostarsi altrove.</w:t>
-      </w:r>
-    </w:p>
-    <w:p>
-      <w:pPr>
-        <w:rPr>
-          <w:b/>
-          <w:bCs/>
-          <w:lang w:val="it-IT"/>
-        </w:rPr>
-      </w:pPr>
-      <w:r>
-        <w:rPr>
-          <w:b/>
-          <w:bCs/>
-          <w:lang w:val="it-IT"/>
-        </w:rPr>
-        <w:t>Batch 5 – Rientro al campo, scorta e consumo</w:t>
-      </w:r>
-    </w:p>
-    <w:p>
-      <w:pPr>
-        <w:numPr>
-          <w:ilvl w:val="0"/>
-          <w:numId w:val="27"/>
-        </w:numPr>
-        <w:rPr>
-          <w:lang w:val="it-IT"/>
-        </w:rPr>
-      </w:pPr>
-      <w:r>
-        <w:rPr>
-          <w:lang w:val="it-IT"/>
-        </w:rPr>
-        <w:t>Definizione di un punto base (accampamento) sulla mappa.</w:t>
-      </w:r>
-    </w:p>
-    <w:p>
-      <w:pPr>
-        <w:numPr>
-          <w:ilvl w:val="0"/>
-          <w:numId w:val="27"/>
-        </w:numPr>
-        <w:rPr>
-          <w:lang w:val="it-IT"/>
-        </w:rPr>
-      </w:pPr>
-      <w:r>
-        <w:rPr>
-          <w:lang w:val="it-IT"/>
-        </w:rPr>
-        <w:t>Il giocatore può selezionare il numero di abitanti (in base a quelli disponibili nell’accampamento) da mandare a raccogliere una specifica risorsa</w:t>
-      </w:r>
-    </w:p>
-    <w:p>
-      <w:pPr>
-        <w:numPr>
-          <w:ilvl w:val="0"/>
-          <w:numId w:val="27"/>
-        </w:numPr>
-        <w:rPr>
-          <w:lang w:val="it-IT"/>
-        </w:rPr>
-      </w:pPr>
-      <w:r>
-        <w:rPr>
-          <w:lang w:val="it-IT"/>
-        </w:rPr>
-        <w:t>Un contatore globale mostra le scorte di cibo della tribù.</w:t>
-      </w:r>
-    </w:p>
-    <w:p>
-      <w:pPr>
-        <w:numPr>
-          <w:ilvl w:val="0"/>
-          <w:numId w:val="27"/>
-        </w:numPr>
-        <w:rPr>
-          <w:lang w:val="it-IT"/>
-        </w:rPr>
-      </w:pPr>
-      <w:r>
-        <w:rPr>
-          <w:lang w:val="it-IT"/>
-        </w:rPr>
-        <w:t>Introduzione del consumo:</w:t>
-      </w:r>
-      <w:r>
-        <w:rPr>
-          <w:lang w:val="it-IT"/>
-        </w:rPr>
-        <w:t xml:space="preserve"> Ogni giorno di gioco, una quantità di cibo viene consumata dalle scorte in base alla popolazione totale (campo + spedizioni).</w:t>
-      </w:r>
-    </w:p>
-    <w:p>
-      <w:pPr>
-        <w:pStyle w:val="ListParagraph"/>
-        <w:numPr>
-          <w:ilvl w:val="0"/>
-          <w:numId w:val="24"/>
+          <w:numId w:val="42"/>
         </w:numPr>
         <w:rPr>
           <w:lang w:val="it-IT" w:eastAsia="en-GB"/>
@@ -1568,132 +1446,46 @@
         <w:rPr>
           <w:lang w:val="it-IT" w:eastAsia="en-GB"/>
         </w:rPr>
-        <w:t>Quando l'inventario è pieno o le provviste sono insufficienti per il ritorno, la spedizione torna automaticamente al campo, deposita il cibo nelle scorte globali, e i lavoratori rientrano nel Pop.</w:t>
-      </w:r>
-    </w:p>
-    <w:p>
-      <w:pPr>
-        <w:pStyle w:val="ListParagraph"/>
-        <w:numPr>
-          <w:ilvl w:val="0"/>
-          <w:numId w:val="24"/>
-        </w:numPr>
+        <w:t>Tasti rapidi: spazio per pausa, 1/2 per velocità</w:t>
+      </w:r>
+    </w:p>
+    <w:p>
+      <w:pPr>
         <w:rPr>
           <w:lang w:val="it-IT" w:eastAsia="en-GB"/>
         </w:rPr>
       </w:pPr>
-      <w:r>
-        <w:rPr>
-          <w:lang w:val="it-IT" w:eastAsia="en-GB"/>
-        </w:rPr>
-        <w:t xml:space="preserve">Dopo un breve </w:t>
-      </w:r>
-      <w:proofErr w:type="spellStart"/>
-      <w:r>
-        <w:rPr>
-          <w:lang w:val="it-IT" w:eastAsia="en-GB"/>
-        </w:rPr>
-        <w:t>cooldown</w:t>
-      </w:r>
-      <w:proofErr w:type="spellEnd"/>
-      <w:r>
-        <w:rPr>
-          <w:lang w:val="it-IT" w:eastAsia="en-GB"/>
-        </w:rPr>
-        <w:t>, la spedizione riparte automaticamente verso la stessa area, se ci sono ancora lavoratori disponibili.</w:t>
-      </w:r>
-    </w:p>
-    <w:p>
-      <w:pPr>
-        <w:numPr>
-          <w:ilvl w:val="0"/>
-          <w:numId w:val="27"/>
-        </w:numPr>
-        <w:rPr>
-          <w:lang w:val="it-IT"/>
-        </w:rPr>
-      </w:pPr>
-      <w:r>
-        <w:rPr>
-          <w:lang w:val="it-IT"/>
-        </w:rPr>
-        <w:t>Se le scorte arrivano a zero, per ora viene mostrato un avviso; in futuro comporterà la morte dei pop.</w:t>
-      </w:r>
-    </w:p>
-    <w:p>
-      <w:pPr>
-        <w:numPr>
-          <w:ilvl w:val="0"/>
-          <w:numId w:val="27"/>
-        </w:numPr>
-        <w:rPr>
-          <w:lang w:val="it-IT"/>
-        </w:rPr>
-      </w:pPr>
-      <w:r>
-        <w:rPr>
-          <w:lang w:val="it-IT"/>
-        </w:rPr>
-        <w:t>Meccanica: il giocatore deve bilanciare la raccolta con il consumo costante. Non basta accumulare, bisogna mantenere un flusso positivo. Il ritorno al campo diventa una decisione strategica: tornare troppo presto spreca tempo di viaggio, tornare troppo tardi rischia di far esaurire le scorte.</w:t>
-      </w:r>
-    </w:p>
-    <w:p>
-      <w:pPr>
-        <w:rPr>
-          <w:b/>
-          <w:bCs/>
-          <w:lang w:val="it-IT"/>
-        </w:rPr>
-      </w:pPr>
-      <w:r>
-        <w:rPr>
-          <w:b/>
-          <w:bCs/>
-          <w:lang w:val="it-IT"/>
-        </w:rPr>
-        <w:t>Batch 6 – Controlli del tempo (pausa, play, velocità)</w:t>
-      </w:r>
-    </w:p>
-    <w:p>
-      <w:pPr>
-        <w:pStyle w:val="ListParagraph"/>
-        <w:numPr>
-          <w:ilvl w:val="0"/>
-          <w:numId w:val="24"/>
-        </w:numPr>
-        <w:rPr>
-          <w:lang w:val="it-IT" w:eastAsia="en-GB"/>
-        </w:rPr>
-      </w:pPr>
-      <w:r>
-        <w:rPr>
-          <w:lang w:val="it-IT" w:eastAsia="en-GB"/>
-        </w:rPr>
-        <w:t xml:space="preserve">Implementazione del </w:t>
-      </w:r>
-      <w:proofErr w:type="spellStart"/>
       <w:r>
         <w:rPr>
           <w:b/>
           <w:bCs/>
           <w:lang w:val="it-IT" w:eastAsia="en-GB"/>
         </w:rPr>
-        <w:t>TimeManager</w:t>
-      </w:r>
-      <w:proofErr w:type="spellEnd"/>
-      <w:r>
+        <w:t>6.4 – Selezione e ispezione avanzata delle spedizioni</w:t>
+      </w:r>
+    </w:p>
+    <w:p>
+      <w:pPr>
+        <w:numPr>
+          <w:ilvl w:val="0"/>
+          <w:numId w:val="45"/>
+        </w:numPr>
         <w:rPr>
           <w:lang w:val="it-IT" w:eastAsia="en-GB"/>
         </w:rPr>
-        <w:t xml:space="preserve"> (time.js): tre velocità di simulazione (1x, 2x, pausa). La raccolta, il movimento, il consumo e la rigenerazione dipendono dal tempo di gioco effettivo.</w:t>
-      </w:r>
-    </w:p>
-    <w:p>
-      <w:pPr>
-        <w:pStyle w:val="ListParagraph"/>
+      </w:pPr>
+      <w:r>
+        <w:rPr>
+          <w:lang w:val="it-IT" w:eastAsia="en-GB"/>
+        </w:rPr>
+        <w:t>Completare l'info panel con il percorso tratteggiato</w:t>
+      </w:r>
+    </w:p>
+    <w:p>
+      <w:pPr>
         <w:numPr>
           <w:ilvl w:val="0"/>
-          <w:numId w:val="24"/>
+          <w:numId w:val="45"/>
         </w:numPr>
         <w:rPr>
           <w:lang w:val="it-IT" w:eastAsia="en-GB"/>
@@ -1703,16 +1495,93 @@
         <w:rPr>
           <w:lang w:val="it-IT" w:eastAsia="en-GB"/>
         </w:rPr>
-        <w:t>Interfaccia minima per i controlli del tempo: pulsanti UI o tasti rapidi (es. spazio per pausa, +/- per velocità).</w:t>
-      </w:r>
-    </w:p>
-    <w:p>
-      <w:pPr>
-        <w:pStyle w:val="ListParagraph"/>
+        <w:t>Aggiungere la visualizzazione dell'area di raccolta per le spedizioni automatiche</w:t>
+      </w:r>
+    </w:p>
+    <w:p>
+      <w:pPr>
+        <w:rPr>
+          <w:lang w:eastAsia="en-GB"/>
+        </w:rPr>
+      </w:pPr>
+      <w:r>
+        <w:rPr>
+          <w:b/>
+          <w:bCs/>
+          <w:lang w:eastAsia="en-GB"/>
+        </w:rPr>
+        <w:t>6.5 – Cancellazione spedizioni</w:t>
+      </w:r>
+    </w:p>
+    <w:p>
+      <w:pPr>
         <w:numPr>
           <w:ilvl w:val="0"/>
-          <w:numId w:val="24"/>
-        </w:numPr>
+          <w:numId w:val="46"/>
+        </w:numPr>
+        <w:rPr>
+          <w:lang w:val="it-IT" w:eastAsia="en-GB"/>
+        </w:rPr>
+      </w:pPr>
+      <w:r>
+        <w:rPr>
+          <w:lang w:val="it-IT" w:eastAsia="en-GB"/>
+        </w:rPr>
+        <w:t>Tasto C per cancellare la spedizione selezionata</w:t>
+      </w:r>
+    </w:p>
+    <w:p>
+      <w:pPr>
+        <w:numPr>
+          <w:ilvl w:val="0"/>
+          <w:numId w:val="46"/>
+        </w:numPr>
+        <w:rPr>
+          <w:lang w:val="it-IT" w:eastAsia="en-GB"/>
+        </w:rPr>
+      </w:pPr>
+      <w:r>
+        <w:rPr>
+          <w:lang w:val="it-IT" w:eastAsia="en-GB"/>
+        </w:rPr>
+        <w:t>La spedizione torna al campo, deposita il cibo, restituisce i lavoratori al pop</w:t>
+      </w:r>
+    </w:p>
+    <w:p>
+      <w:pPr>
+        <w:rPr>
+          <w:lang w:eastAsia="en-GB"/>
+        </w:rPr>
+      </w:pPr>
+      <w:r>
+        <w:rPr>
+          <w:b/>
+          <w:bCs/>
+          <w:lang w:eastAsia="en-GB"/>
+        </w:rPr>
+        <w:t>6.2 – Pannello di debug via console</w:t>
+      </w:r>
+    </w:p>
+    <w:p>
+      <w:pPr>
+        <w:numPr>
+          <w:ilvl w:val="0"/>
+          <w:numId w:val="43"/>
+        </w:numPr>
+        <w:rPr>
+          <w:lang w:val="it-IT" w:eastAsia="en-GB"/>
+        </w:rPr>
+      </w:pPr>
+      <w:r>
+        <w:rPr>
+          <w:lang w:val="it-IT" w:eastAsia="en-GB"/>
+        </w:rPr>
+        <w:lastRenderedPageBreak/>
+        <w:t>Rendere accessibili e modificabili da console le variabili chiave (tasso consumo, velocità raccolta, soglia abbandono, cooldown, raggio)</w:t>
+      </w:r>
+    </w:p>
+    <w:p>
+      <w:pPr>
         <w:rPr>
           <w:lang w:val="it-IT" w:eastAsia="en-GB"/>
         </w:rPr>
@@ -1723,109 +1592,22 @@
           <w:bCs/>
           <w:lang w:val="it-IT" w:eastAsia="en-GB"/>
         </w:rPr>
-        <w:t>Pannello di debug</w:t>
-      </w:r>
-      <w:r>
-        <w:rPr>
-          <w:lang w:val="it-IT" w:eastAsia="en-GB"/>
-        </w:rPr>
-        <w:t xml:space="preserve"> (rudimentale, via UI o console):</w:t>
-      </w:r>
-    </w:p>
-    <w:p>
-      <w:pPr>
-        <w:pStyle w:val="ListParagraph"/>
-        <w:numPr>
-          <w:ilvl w:val="1"/>
-          <w:numId w:val="24"/>
-        </w:numPr>
-        <w:rPr>
-          <w:lang w:val="it-IT" w:eastAsia="en-GB"/>
-        </w:rPr>
-      </w:pPr>
-      <w:r>
-        <w:rPr>
-          <w:lang w:val="it-IT" w:eastAsia="en-GB"/>
-        </w:rPr>
-        <w:t xml:space="preserve">Visualizzare e modificare in tempo reale le variabili chiave: tasso di consumo cibo, velocità raccolta, soglia di abbandono, </w:t>
-      </w:r>
-      <w:proofErr w:type="spellStart"/>
-      <w:r>
-        <w:rPr>
-          <w:lang w:val="it-IT" w:eastAsia="en-GB"/>
-        </w:rPr>
-        <w:t>cooldown</w:t>
-      </w:r>
-      <w:proofErr w:type="spellEnd"/>
-      <w:r>
-        <w:rPr>
-          <w:lang w:val="it-IT" w:eastAsia="en-GB"/>
-        </w:rPr>
-        <w:t xml:space="preserve"> riposo spedizioni, raggio di raccolta.</w:t>
-      </w:r>
-    </w:p>
-    <w:p>
-      <w:pPr>
-        <w:pStyle w:val="ListParagraph"/>
-        <w:numPr>
-          <w:ilvl w:val="1"/>
-          <w:numId w:val="24"/>
-        </w:numPr>
-        <w:rPr>
-          <w:lang w:val="it-IT" w:eastAsia="en-GB"/>
-        </w:rPr>
-      </w:pPr>
-      <w:r>
-        <w:rPr>
-          <w:lang w:val="it-IT" w:eastAsia="en-GB"/>
-        </w:rPr>
-        <w:t>Modificare anche le scorte di cibo e la popolazione per test rapidi.</w:t>
-      </w:r>
-    </w:p>
-    <w:p>
-      <w:pPr>
-        <w:pStyle w:val="ListParagraph"/>
-        <w:numPr>
-          <w:ilvl w:val="1"/>
-          <w:numId w:val="24"/>
-        </w:numPr>
-        <w:rPr>
-          <w:lang w:val="it-IT" w:eastAsia="en-GB"/>
-        </w:rPr>
-      </w:pPr>
-      <w:r>
-        <w:rPr>
-          <w:lang w:val="it-IT" w:eastAsia="en-GB"/>
-        </w:rPr>
-        <w:t>Rendere dinamiche queste variabili nel codice, in modo da poi andarle a cambiare solo in un punto</w:t>
-      </w:r>
-    </w:p>
-    <w:p>
-      <w:pPr>
-        <w:pStyle w:val="ListParagraph"/>
-        <w:numPr>
-          <w:ilvl w:val="0"/>
-          <w:numId w:val="24"/>
-        </w:numPr>
-        <w:rPr>
-          <w:lang w:val="it-IT" w:eastAsia="en-GB"/>
-        </w:rPr>
-      </w:pPr>
+        <w:t>6.3 – Pannello di debug UI (I</w:t>
+      </w:r>
       <w:r>
         <w:rPr>
           <w:b/>
           <w:bCs/>
           <w:lang w:val="it-IT" w:eastAsia="en-GB"/>
         </w:rPr>
-        <w:t>Selezione e ispezione delle spedizioni:</w:t>
-      </w:r>
-    </w:p>
-    <w:p>
-      <w:pPr>
-        <w:pStyle w:val="ListParagraph"/>
-        <w:numPr>
-          <w:ilvl w:val="1"/>
-          <w:numId w:val="24"/>
+        <w:t>NSIEME A 6.2)</w:t>
+      </w:r>
+    </w:p>
+    <w:p>
+      <w:pPr>
+        <w:numPr>
+          <w:ilvl w:val="0"/>
+          <w:numId w:val="44"/>
         </w:numPr>
         <w:rPr>
           <w:lang w:val="it-IT" w:eastAsia="en-GB"/>
@@ -1835,238 +1617,308 @@
         <w:rPr>
           <w:lang w:val="it-IT" w:eastAsia="en-GB"/>
         </w:rPr>
-        <w:t>Click sinistro su una spedizione attiva (cerchio bianco sulla mappa) per selezionarla.</w:t>
-      </w:r>
-    </w:p>
-    <w:p>
-      <w:pPr>
-        <w:pStyle w:val="ListParagraph"/>
-        <w:numPr>
-          <w:ilvl w:val="1"/>
-          <w:numId w:val="24"/>
-        </w:numPr>
+        <w:t xml:space="preserve">Creare un pannello </w:t>
+      </w:r>
+      <w:r>
         <w:rPr>
           <w:lang w:val="it-IT" w:eastAsia="en-GB"/>
         </w:rPr>
-      </w:pPr>
+        <w:t>UI</w:t>
+      </w:r>
       <w:r>
         <w:rPr>
           <w:lang w:val="it-IT" w:eastAsia="en-GB"/>
         </w:rPr>
-        <w:t>Visualizzazione delle informazioni base: numero lavoratori, provviste, inventario, stato, area di raccolta.</w:t>
-      </w:r>
-    </w:p>
-    <w:p>
-      <w:pPr>
-        <w:pStyle w:val="ListParagraph"/>
-        <w:numPr>
-          <w:ilvl w:val="1"/>
-          <w:numId w:val="24"/>
-        </w:numPr>
-        <w:rPr>
-          <w:lang w:val="it-IT" w:eastAsia="en-GB"/>
-        </w:rPr>
-      </w:pPr>
-      <w:r>
-        <w:rPr>
-          <w:lang w:val="it-IT" w:eastAsia="en-GB"/>
-        </w:rPr>
-        <w:lastRenderedPageBreak/>
-        <w:t>L'area di raccolta assegnata</w:t>
-      </w:r>
-      <w:r>
-        <w:rPr>
-          <w:lang w:val="it-IT" w:eastAsia="en-GB"/>
-        </w:rPr>
-        <w:t xml:space="preserve"> e il percorso seguito</w:t>
-      </w:r>
-      <w:r>
-        <w:rPr>
-          <w:lang w:val="it-IT" w:eastAsia="en-GB"/>
-        </w:rPr>
-        <w:t xml:space="preserve"> </w:t>
-      </w:r>
-      <w:r>
-        <w:rPr>
-          <w:lang w:val="it-IT" w:eastAsia="en-GB"/>
-        </w:rPr>
-        <w:t>vengono</w:t>
-      </w:r>
-      <w:r>
-        <w:rPr>
-          <w:lang w:val="it-IT" w:eastAsia="en-GB"/>
-        </w:rPr>
-        <w:t xml:space="preserve"> evidenziat</w:t>
-      </w:r>
-      <w:r>
-        <w:rPr>
-          <w:lang w:val="it-IT" w:eastAsia="en-GB"/>
-        </w:rPr>
-        <w:t>i</w:t>
-      </w:r>
-      <w:r>
-        <w:rPr>
-          <w:lang w:val="it-IT" w:eastAsia="en-GB"/>
-        </w:rPr>
-        <w:t xml:space="preserve"> sulla mappa (es. cerchio tratteggiato).</w:t>
-      </w:r>
-    </w:p>
-    <w:p>
-      <w:pPr>
-        <w:pStyle w:val="ListParagraph"/>
+        <w:t xml:space="preserve"> sovrapposto al canvas con input per le variabili</w:t>
+      </w:r>
+    </w:p>
+    <w:p>
+      <w:pPr>
         <w:numPr>
           <w:ilvl w:val="0"/>
-          <w:numId w:val="24"/>
+          <w:numId w:val="44"/>
         </w:numPr>
         <w:rPr>
           <w:lang w:eastAsia="en-GB"/>
         </w:rPr>
       </w:pPr>
-      <w:proofErr w:type="spellStart"/>
+      <w:r>
+        <w:rPr>
+          <w:lang w:eastAsia="en-GB"/>
+        </w:rPr>
+        <w:t>Collegarlo alle variabili di gioco</w:t>
+      </w:r>
+    </w:p>
+    <w:p>
+      <w:pPr>
+        <w:rPr>
+          <w:lang w:eastAsia="en-GB"/>
+        </w:rPr>
+      </w:pPr>
       <w:r>
         <w:rPr>
           <w:b/>
           <w:bCs/>
           <w:lang w:eastAsia="en-GB"/>
         </w:rPr>
-        <w:t>Cancellazione</w:t>
-      </w:r>
-      <w:proofErr w:type="spellEnd"/>
-      <w:r>
+        <w:t>6.6 – Ribilanciamento e parametri esposti</w:t>
+      </w:r>
+    </w:p>
+    <w:p>
+      <w:pPr>
+        <w:numPr>
+          <w:ilvl w:val="0"/>
+          <w:numId w:val="47"/>
+        </w:numPr>
+        <w:rPr>
+          <w:lang w:val="it-IT" w:eastAsia="en-GB"/>
+        </w:rPr>
+      </w:pPr>
+      <w:r>
+        <w:rPr>
+          <w:lang w:val="it-IT" w:eastAsia="en-GB"/>
+        </w:rPr>
+        <w:t>Esporre tutti i parametri di gioco nel pannello di debug</w:t>
+      </w:r>
+    </w:p>
+    <w:p>
+      <w:pPr>
+        <w:numPr>
+          <w:ilvl w:val="0"/>
+          <w:numId w:val="47"/>
+        </w:numPr>
+        <w:rPr>
+          <w:lang w:val="it-IT" w:eastAsia="en-GB"/>
+        </w:rPr>
+      </w:pPr>
+      <w:r>
+        <w:rPr>
+          <w:lang w:val="it-IT" w:eastAsia="en-GB"/>
+        </w:rPr>
+        <w:t>Testare diverse combinazioni per trovare un bilanciamento iniziale</w:t>
+      </w:r>
+    </w:p>
+    <w:p>
+      <w:pPr>
         <w:rPr>
           <w:b/>
           <w:bCs/>
-          <w:lang w:eastAsia="en-GB"/>
-        </w:rPr>
-        <w:t xml:space="preserve"> di </w:t>
-      </w:r>
-      <w:proofErr w:type="spellStart"/>
+          <w:lang w:val="it-IT"/>
+        </w:rPr>
+      </w:pPr>
       <w:r>
         <w:rPr>
           <w:b/>
           <w:bCs/>
-          <w:lang w:eastAsia="en-GB"/>
-        </w:rPr>
-        <w:t>una</w:t>
-      </w:r>
-      <w:proofErr w:type="spellEnd"/>
-      <w:r>
+          <w:lang w:val="it-IT"/>
+        </w:rPr>
+        <w:t>Batch 7 – Rigenerazione base del cibo</w:t>
+      </w:r>
+    </w:p>
+    <w:p>
+      <w:pPr>
+        <w:numPr>
+          <w:ilvl w:val="0"/>
+          <w:numId w:val="29"/>
+        </w:numPr>
+        <w:rPr>
+          <w:lang w:val="it-IT"/>
+        </w:rPr>
+      </w:pPr>
+      <w:r>
+        <w:rPr>
+          <w:lang w:val="it-IT"/>
+        </w:rPr>
+        <w:t>Le celle con forageDensity si rigenerano lentamente nel tempo (es. una piccola frazione al giorno).</w:t>
+      </w:r>
+    </w:p>
+    <w:p>
+      <w:pPr>
+        <w:numPr>
+          <w:ilvl w:val="0"/>
+          <w:numId w:val="29"/>
+        </w:numPr>
+        <w:rPr>
+          <w:lang w:val="it-IT"/>
+        </w:rPr>
+      </w:pPr>
+      <w:r>
+        <w:rPr>
+          <w:lang w:val="it-IT"/>
+        </w:rPr>
+        <w:t>Una zona completamente esaurita (densità zero) impiega più tempo a iniziare a rigenerare.</w:t>
+      </w:r>
+    </w:p>
+    <w:p>
+      <w:pPr>
+        <w:numPr>
+          <w:ilvl w:val="0"/>
+          <w:numId w:val="29"/>
+        </w:numPr>
+        <w:rPr>
+          <w:lang w:val="it-IT"/>
+        </w:rPr>
+      </w:pPr>
+      <w:r>
+        <w:rPr>
+          <w:lang w:val="it-IT"/>
+        </w:rPr>
+        <w:t>Meccanica: il giocatore non può esaurire una zona per sempre, ma deve ruotare le aree di raccolta per non restare senza cibo. Questo introduce una prima forma di gestione sostenibile delle risorse.</w:t>
+      </w:r>
+    </w:p>
+    <w:p>
+      <w:pPr>
+        <w:pStyle w:val="ListParagraph"/>
+        <w:numPr>
+          <w:ilvl w:val="0"/>
+          <w:numId w:val="29"/>
+        </w:numPr>
+        <w:rPr>
+          <w:lang w:val="it-IT" w:eastAsia="en-GB"/>
+        </w:rPr>
+      </w:pPr>
+      <w:r>
+        <w:rPr>
+          <w:lang w:val="it-IT" w:eastAsia="en-GB"/>
+        </w:rPr>
+        <w:t>Nota: la rigenerazione qui implementata sarà una versione semplificata e temporanea. In futuro sarà legata alla tipologia di terreno e seguirà una curva di crescita più realistica (rigenerazione più rapida a densità più alte). I valori attuali andranno poi bilanciati tramite il pannello di debug (Batch 6).</w:t>
+      </w:r>
+    </w:p>
+    <w:p>
+      <w:pPr>
         <w:rPr>
           <w:b/>
           <w:bCs/>
-          <w:lang w:eastAsia="en-GB"/>
-        </w:rPr>
-        <w:t xml:space="preserve"> </w:t>
-      </w:r>
-      <w:proofErr w:type="spellStart"/>
+          <w:lang w:val="it-IT"/>
+        </w:rPr>
+      </w:pPr>
       <w:r>
         <w:rPr>
           <w:b/>
           <w:bCs/>
-          <w:lang w:eastAsia="en-GB"/>
-        </w:rPr>
-        <w:t>spedizione</w:t>
-      </w:r>
-      <w:proofErr w:type="spellEnd"/>
+          <w:lang w:val="it-IT"/>
+        </w:rPr>
+        <w:t>Dopo il Batch 7</w:t>
+      </w:r>
       <w:r>
         <w:rPr>
           <w:b/>
           <w:bCs/>
-          <w:lang w:eastAsia="en-GB"/>
-        </w:rPr>
-        <w:t>:</w:t>
-      </w:r>
-    </w:p>
-    <w:p>
-      <w:pPr>
-        <w:pStyle w:val="ListParagraph"/>
-        <w:numPr>
-          <w:ilvl w:val="1"/>
-          <w:numId w:val="24"/>
-        </w:numPr>
-        <w:rPr>
-          <w:lang w:val="it-IT" w:eastAsia="en-GB"/>
-        </w:rPr>
-      </w:pPr>
-      <w:r>
-        <w:rPr>
-          <w:lang w:val="it-IT" w:eastAsia="en-GB"/>
-        </w:rPr>
-        <w:t>Comando "cancella spedizione" (tasto o pulsante) quando una spedizione è selezionata.</w:t>
-      </w:r>
-    </w:p>
-    <w:p>
-      <w:pPr>
-        <w:pStyle w:val="ListParagraph"/>
-        <w:numPr>
-          <w:ilvl w:val="1"/>
-          <w:numId w:val="24"/>
-        </w:numPr>
-        <w:rPr>
-          <w:lang w:val="it-IT" w:eastAsia="en-GB"/>
-        </w:rPr>
-      </w:pPr>
-      <w:r>
-        <w:rPr>
-          <w:lang w:val="it-IT" w:eastAsia="en-GB"/>
-        </w:rPr>
-        <w:t>La spedizione interrompe la raccolta, torna immediatamente al campo, deposita il cibo già raccolto, e i lavoratori rientrano nel Pop.</w:t>
-      </w:r>
-    </w:p>
-    <w:p>
-      <w:pPr>
-        <w:pStyle w:val="ListParagraph"/>
+          <w:lang w:val="it-IT"/>
+        </w:rPr>
+        <w:br/>
+        <w:t>Al termine di MVP1 avremo un loop di sopravvivenza funzionante:</w:t>
+      </w:r>
+    </w:p>
+    <w:p>
+      <w:pPr>
         <w:numPr>
           <w:ilvl w:val="0"/>
-          <w:numId w:val="24"/>
-        </w:numPr>
-        <w:rPr>
-          <w:lang w:val="it-IT" w:eastAsia="en-GB"/>
-        </w:rPr>
-      </w:pPr>
-      <w:r>
+          <w:numId w:val="30"/>
+        </w:numPr>
+        <w:rPr>
+          <w:lang w:val="it-IT"/>
+        </w:rPr>
+      </w:pPr>
+      <w:r>
+        <w:rPr>
+          <w:lang w:val="it-IT"/>
+        </w:rPr>
+        <w:t>Il giocatore sposta i raccoglitori sulla mappa.</w:t>
+      </w:r>
+    </w:p>
+    <w:p>
+      <w:pPr>
+        <w:numPr>
+          <w:ilvl w:val="0"/>
+          <w:numId w:val="30"/>
+        </w:numPr>
+        <w:rPr>
+          <w:lang w:val="it-IT"/>
+        </w:rPr>
+      </w:pPr>
+      <w:r>
+        <w:rPr>
+          <w:lang w:val="it-IT"/>
+        </w:rPr>
+        <w:t>Raccoglie cibo in zone a densità variabile.</w:t>
+      </w:r>
+    </w:p>
+    <w:p>
+      <w:pPr>
+        <w:numPr>
+          <w:ilvl w:val="0"/>
+          <w:numId w:val="30"/>
+        </w:numPr>
+        <w:rPr>
+          <w:lang w:val="it-IT"/>
+        </w:rPr>
+      </w:pPr>
+      <w:r>
+        <w:rPr>
+          <w:lang w:val="it-IT"/>
+        </w:rPr>
+        <w:t>Le zone si impoveriscono e si rigenerano.</w:t>
+      </w:r>
+    </w:p>
+    <w:p>
+      <w:pPr>
+        <w:numPr>
+          <w:ilvl w:val="0"/>
+          <w:numId w:val="30"/>
+        </w:numPr>
+        <w:rPr>
+          <w:lang w:val="it-IT"/>
+        </w:rPr>
+      </w:pPr>
+      <w:r>
+        <w:rPr>
+          <w:lang w:val="it-IT"/>
+        </w:rPr>
+        <w:t>Le scorte vengono consumate nel tempo.</w:t>
+      </w:r>
+    </w:p>
+    <w:p>
+      <w:pPr>
+        <w:numPr>
+          <w:ilvl w:val="0"/>
+          <w:numId w:val="30"/>
+        </w:numPr>
+        <w:rPr>
+          <w:lang w:val="it-IT"/>
+        </w:rPr>
+      </w:pPr>
+      <w:r>
+        <w:rPr>
+          <w:lang w:val="it-IT"/>
+        </w:rPr>
+        <w:t>Il tempo può essere controllato con pausa, play e velocità.</w:t>
+      </w:r>
+    </w:p>
+    <w:p>
+      <w:pPr>
         <w:rPr>
           <w:b/>
           <w:bCs/>
-          <w:lang w:val="it-IT" w:eastAsia="en-GB"/>
-        </w:rPr>
-        <w:t>Ribilanciamento</w:t>
-      </w:r>
-      <w:r>
-        <w:rPr>
-          <w:lang w:val="it-IT" w:eastAsia="en-GB"/>
-        </w:rPr>
-        <w:t>: definire la durata di un giorno e settare tutti i consumi su consumo/giorno</w:t>
-      </w:r>
-    </w:p>
-    <w:p>
-      <w:pPr>
-        <w:pStyle w:val="ListParagraph"/>
-        <w:numPr>
-          <w:ilvl w:val="0"/>
-          <w:numId w:val="24"/>
-        </w:numPr>
-        <w:rPr>
-          <w:lang w:val="it-IT" w:eastAsia="en-GB"/>
+          <w:lang w:val="it-IT"/>
         </w:rPr>
       </w:pPr>
       <w:r>
         <w:rPr>
           <w:b/>
           <w:bCs/>
-          <w:lang w:val="it-IT" w:eastAsia="en-GB"/>
-        </w:rPr>
-        <w:t>Meccanica:</w:t>
-      </w:r>
-      <w:r>
-        <w:rPr>
-          <w:lang w:val="it-IT" w:eastAsia="en-GB"/>
-        </w:rPr>
-        <w:t xml:space="preserve"> il giocatore può ora gestire attivamente le spedizioni e bilanciare i parametri di gioco per testare il loop di sopravvivenza in varie condizioni.</w:t>
-      </w:r>
-    </w:p>
-    <w:p>
-      <w:pPr>
+          <w:lang w:val="it-IT"/>
+        </w:rPr>
+        <w:t>NOTE FINE MVP1</w:t>
+      </w:r>
+    </w:p>
+    <w:p>
+      <w:pPr>
+        <w:pStyle w:val="ListParagraph"/>
+        <w:numPr>
+          <w:ilvl w:val="0"/>
+          <w:numId w:val="41"/>
+        </w:numPr>
         <w:rPr>
           <w:b/>
           <w:bCs/>
@@ -2075,98 +1927,38 @@
       </w:pPr>
       <w:r>
         <w:rPr>
+          <w:lang w:val="it-IT"/>
+        </w:rPr>
+        <w:t>Tool per disegnare la mappa (apporre foreste, pesci, gathering food ecc. con dei pennelli) [è forse troppo presto]</w:t>
+      </w:r>
+    </w:p>
+    <w:p>
+      <w:pPr>
+        <w:pStyle w:val="ListParagraph"/>
+        <w:numPr>
+          <w:ilvl w:val="0"/>
+          <w:numId w:val="41"/>
+        </w:numPr>
+        <w:rPr>
           <w:b/>
           <w:bCs/>
           <w:lang w:val="it-IT"/>
         </w:rPr>
-        <w:t>Batch 7 – Rigenerazione base del cibo</w:t>
-      </w:r>
-    </w:p>
-    <w:p>
-      <w:pPr>
+      </w:pPr>
+      <w:r>
+        <w:rPr>
+          <w:lang w:val="it-IT"/>
+        </w:rPr>
+        <w:t>Creazione di algoritmo per creazione foreste e cibo in base a tipologia terreno delle celle [anche questo forse da vedere più avanti]</w:t>
+      </w:r>
+    </w:p>
+    <w:p>
+      <w:pPr>
+        <w:pStyle w:val="ListParagraph"/>
         <w:numPr>
           <w:ilvl w:val="0"/>
-          <w:numId w:val="29"/>
-        </w:numPr>
-        <w:rPr>
-          <w:lang w:val="it-IT"/>
-        </w:rPr>
-      </w:pPr>
-      <w:r>
-        <w:rPr>
-          <w:lang w:val="it-IT"/>
-        </w:rPr>
-        <w:t xml:space="preserve">Le celle con </w:t>
-      </w:r>
-      <w:proofErr w:type="spellStart"/>
-      <w:r>
-        <w:rPr>
-          <w:lang w:val="it-IT"/>
-        </w:rPr>
-        <w:t>forageDensity</w:t>
-      </w:r>
-      <w:proofErr w:type="spellEnd"/>
-      <w:r>
-        <w:rPr>
-          <w:lang w:val="it-IT"/>
-        </w:rPr>
-        <w:t xml:space="preserve"> si rigenerano lentamente nel tempo (es. una piccola frazione al giorno).</w:t>
-      </w:r>
-    </w:p>
-    <w:p>
-      <w:pPr>
-        <w:numPr>
-          <w:ilvl w:val="0"/>
-          <w:numId w:val="29"/>
-        </w:numPr>
-        <w:rPr>
-          <w:lang w:val="it-IT"/>
-        </w:rPr>
-      </w:pPr>
-      <w:r>
-        <w:rPr>
-          <w:lang w:val="it-IT"/>
-        </w:rPr>
-        <w:t>Una zona completamente esaurita (densità zero) impiega più tempo a iniziare a rigenerare.</w:t>
-      </w:r>
-    </w:p>
-    <w:p>
-      <w:pPr>
-        <w:numPr>
-          <w:ilvl w:val="0"/>
-          <w:numId w:val="29"/>
-        </w:numPr>
-        <w:rPr>
-          <w:lang w:val="it-IT"/>
-        </w:rPr>
-      </w:pPr>
-      <w:r>
-        <w:rPr>
-          <w:lang w:val="it-IT"/>
-        </w:rPr>
-        <w:t>Meccanica: il giocatore non può esaurire una zona per sempre, ma deve ruotare le aree di raccolta per non restare senza cibo. Questo introduce una prima forma di gestione sostenibile delle risorse.</w:t>
-      </w:r>
-    </w:p>
-    <w:p>
-      <w:pPr>
-        <w:pStyle w:val="ListParagraph"/>
-        <w:numPr>
-          <w:ilvl w:val="0"/>
-          <w:numId w:val="29"/>
-        </w:numPr>
-        <w:rPr>
-          <w:lang w:val="it-IT" w:eastAsia="en-GB"/>
-        </w:rPr>
-      </w:pPr>
-      <w:r>
-        <w:rPr>
-          <w:lang w:val="it-IT" w:eastAsia="en-GB"/>
-        </w:rPr>
-        <w:t>Nota: la rigenerazione qui implementata sarà una versione semplificata e temporanea. In futuro sarà legata alla tipologia di terreno e seguirà una curva di crescita più realistica (rigenerazione più rapida a densità più alte). I valori attuali andranno poi bilanciati tramite il pannello di debug (Batch 6).</w:t>
-      </w:r>
-    </w:p>
-    <w:p>
-      <w:pPr>
+          <w:numId w:val="41"/>
+        </w:numPr>
         <w:rPr>
           <w:b/>
           <w:bCs/>
@@ -2175,114 +1967,589 @@
       </w:pPr>
       <w:r>
         <w:rPr>
+          <w:lang w:val="it-IT"/>
+        </w:rPr>
+        <w:t xml:space="preserve">Non abbiamo minimamente lavorato sulla tipologia del terreno (montagna, acqua, acqua profonda, collina, pianura) e le caratteristiche di esso (foresta, erba ecc.). Questo </w:t>
+      </w:r>
+      <w:r>
+        <w:rPr>
+          <w:lang w:val="it-IT"/>
+        </w:rPr>
+        <w:lastRenderedPageBreak/>
+        <w:t>perché sulla base del tipo di terreno poi dipende il cibo (la pesca è solo nelle acque, le aree di pianura con erba vicino ai fiumi hanno più cibo ecc.). Da forse vedere subito dopo MVP1?</w:t>
+      </w:r>
+      <w:r>
+        <w:rPr>
+          <w:lang w:val="it-IT"/>
+        </w:rPr>
+        <w:t xml:space="preserve"> Implementiamo già diversi layer di visualizzazione (terreno, cibo, risorse varie ecc.)?</w:t>
+      </w:r>
+    </w:p>
+    <w:p>
+      <w:pPr>
+        <w:pStyle w:val="ListParagraph"/>
+        <w:numPr>
+          <w:ilvl w:val="0"/>
+          <w:numId w:val="41"/>
+        </w:numPr>
+        <w:rPr>
+          <w:lang w:val="it-IT" w:eastAsia="en-GB"/>
+        </w:rPr>
+      </w:pPr>
+      <w:r>
+        <w:rPr>
+          <w:lang w:val="it-IT" w:eastAsia="en-GB"/>
+        </w:rPr>
+        <w:t>Spedizioni multi-pop con dinamiche di coesione interna (es. conflitti o collaborazioni tra individui di etnie/religioni diverse nello stesso gruppo).</w:t>
+      </w:r>
+    </w:p>
+    <w:p>
+      <w:pPr>
+        <w:pStyle w:val="ListParagraph"/>
+        <w:numPr>
+          <w:ilvl w:val="0"/>
+          <w:numId w:val="41"/>
+        </w:numPr>
+        <w:rPr>
+          <w:lang w:val="it-IT" w:eastAsia="en-GB"/>
+        </w:rPr>
+      </w:pPr>
+      <w:r>
+        <w:rPr>
+          <w:lang w:val="it-IT" w:eastAsia="en-GB"/>
+        </w:rPr>
+        <w:t>Campo base che si sposta fisicamente sulla mappa durante le migrazioni o il nomadismo, e conseguente aggiornamento del punto di ritorno per le spedizioni attive.</w:t>
+      </w:r>
+    </w:p>
+    <w:p>
+      <w:pPr>
+        <w:pStyle w:val="ListParagraph"/>
+        <w:numPr>
+          <w:ilvl w:val="0"/>
+          <w:numId w:val="41"/>
+        </w:numPr>
+        <w:rPr>
+          <w:lang w:val="it-IT" w:eastAsia="en-GB"/>
+        </w:rPr>
+      </w:pPr>
+      <w:r>
+        <w:rPr>
+          <w:lang w:val="it-IT" w:eastAsia="en-GB"/>
+        </w:rPr>
+        <w:t>Rotazione automatica delle aree di raccolta da parte delle spedizioni, per evitare l'impoverimento permanente di una singola zona (comportamento di raccolta più conservativo e sostenibile).</w:t>
+      </w:r>
+    </w:p>
+    <w:p>
+      <w:pPr>
+        <w:pStyle w:val="ListParagraph"/>
+        <w:numPr>
+          <w:ilvl w:val="0"/>
+          <w:numId w:val="41"/>
+        </w:numPr>
+        <w:rPr>
+          <w:lang w:val="it-IT" w:eastAsia="en-GB"/>
+        </w:rPr>
+      </w:pPr>
+      <w:r>
+        <w:rPr>
+          <w:lang w:val="it-IT" w:eastAsia="en-GB"/>
+        </w:rPr>
+        <w:t>Algoritmo di raccolta con priorità alle celle a media densità (es. 0.4-0.7) per massimizzare la rigenerazione complessiva dell'area.</w:t>
+      </w:r>
+    </w:p>
+    <w:p>
+      <w:pPr>
+        <w:pStyle w:val="ListParagraph"/>
+        <w:numPr>
+          <w:ilvl w:val="0"/>
+          <w:numId w:val="41"/>
+        </w:numPr>
+        <w:rPr>
+          <w:lang w:val="it-IT" w:eastAsia="en-GB"/>
+        </w:rPr>
+      </w:pPr>
+      <w:r>
+        <w:rPr>
+          <w:lang w:val="it-IT" w:eastAsia="en-GB"/>
+        </w:rPr>
+        <w:t>Rigenerazione e “fertilità” celle sulla base anche del terreno</w:t>
+      </w:r>
+    </w:p>
+    <w:p>
+      <w:pPr>
+        <w:pStyle w:val="ListParagraph"/>
+        <w:numPr>
+          <w:ilvl w:val="0"/>
+          <w:numId w:val="41"/>
+        </w:numPr>
+        <w:rPr>
+          <w:lang w:val="it-IT" w:eastAsia="en-GB"/>
+        </w:rPr>
+      </w:pPr>
+      <w:r>
+        <w:rPr>
+          <w:lang w:val="it-IT" w:eastAsia="en-GB"/>
+        </w:rPr>
+        <w:t>Meccaniche di frizione/resistenza al cambio di pop della popolazione (o che si evolve nel tempo e inizialmente la basiamo solo sul sesso, tipo uomini giovani infelice se assegnati a gathering perché disonorevole). Da capire come fare distinzione popolazione per sesso ma soprattutto per età senza dover monitorare ogni singolo abitante</w:t>
+      </w:r>
+    </w:p>
+    <w:p>
+      <w:pPr>
+        <w:pStyle w:val="ListParagraph"/>
+        <w:numPr>
+          <w:ilvl w:val="0"/>
+          <w:numId w:val="41"/>
+        </w:numPr>
+        <w:rPr>
+          <w:lang w:val="it-IT" w:eastAsia="en-GB"/>
+        </w:rPr>
+      </w:pPr>
+      <w:r>
+        <w:rPr>
+          <w:lang w:val="it-IT" w:eastAsia="en-GB"/>
+        </w:rPr>
+        <w:t>Icone diverse per tipologia di pop con di fianco barre informative (tipo provviste o che)</w:t>
+      </w:r>
+    </w:p>
+    <w:p>
+      <w:pPr>
+        <w:pStyle w:val="ListParagraph"/>
+        <w:numPr>
+          <w:ilvl w:val="0"/>
+          <w:numId w:val="41"/>
+        </w:numPr>
+        <w:rPr>
+          <w:lang w:val="it-IT" w:eastAsia="en-GB"/>
+        </w:rPr>
+      </w:pPr>
+      <w:r>
+        <w:rPr>
+          <w:lang w:val="it-IT" w:eastAsia="en-GB"/>
+        </w:rPr>
+        <w:t>Giocatore seleziona manualmente il numero di pop da mandare in spedizione (con anche tasti rapidi di scelta)</w:t>
+      </w:r>
+    </w:p>
+    <w:p>
+      <w:pPr>
+        <w:pStyle w:val="ListParagraph"/>
+        <w:numPr>
+          <w:ilvl w:val="0"/>
+          <w:numId w:val="41"/>
+        </w:numPr>
+        <w:rPr>
+          <w:lang w:val="it-IT" w:eastAsia="en-GB"/>
+        </w:rPr>
+      </w:pPr>
+      <w:r>
+        <w:rPr>
+          <w:lang w:val="it-IT" w:eastAsia="en-GB"/>
+        </w:rPr>
+        <w:t>Aggiungere crescita demografica: più cibo c’è, più la popolazione cresce. Se cibo scarseggia, aumenta il tasso di morte. Se spedizione finisce scorte, iniziano a morire o a consumare cibo raccolto</w:t>
+      </w:r>
+    </w:p>
+    <w:p>
+      <w:pPr>
+        <w:pStyle w:val="ListParagraph"/>
+        <w:numPr>
+          <w:ilvl w:val="0"/>
+          <w:numId w:val="41"/>
+        </w:numPr>
+        <w:rPr>
+          <w:lang w:val="it-IT" w:eastAsia="en-GB"/>
+        </w:rPr>
+      </w:pPr>
+      <w:r>
+        <w:rPr>
+          <w:lang w:val="it-IT" w:eastAsia="en-GB"/>
+        </w:rPr>
+        <w:t>Da ragionare: in che contesto siamo, quale è la narrativa? Che anno di partenza e con che tecnologie? In quanti anni arrivare a creare una città, in modo che il gioco non risulti troppo lento e noioso all’inizio (ma senza nemmeno fare come civilization che dura questa età come una roba da 10 minuti). Vogliamo fare che in realtà è un gruppo di superstiti che riparte e recupera le tecnologie già apprese? In che anni? Vogliamo fare un gioco diverso per era (quindi tipo qui con meccaniche più stilizzate) tipo come fa spore? Vogliamo andare sul lungo termine come civilization 4 cavemen to cosmos e quindi comunque rendere intriganti le meccaniche di sopravvivenza della tribù (e praticamente fare solo un gioco su questo, magari come primo titolo di una serie)</w:t>
+      </w:r>
+    </w:p>
+    <w:p>
+      <w:pPr>
+        <w:pStyle w:val="ListParagraph"/>
+        <w:numPr>
+          <w:ilvl w:val="0"/>
+          <w:numId w:val="41"/>
+        </w:numPr>
+        <w:rPr>
+          <w:lang w:val="it-IT" w:eastAsia="en-GB"/>
+        </w:rPr>
+      </w:pPr>
+      <w:r>
+        <w:rPr>
+          <w:lang w:val="it-IT" w:eastAsia="en-GB"/>
+        </w:rPr>
+        <w:t>Ragionare sull’acqua</w:t>
+      </w:r>
+    </w:p>
+    <w:p>
+      <w:pPr>
+        <w:pStyle w:val="ListParagraph"/>
+        <w:numPr>
+          <w:ilvl w:val="0"/>
+          <w:numId w:val="41"/>
+        </w:numPr>
+        <w:rPr>
+          <w:lang w:val="it-IT" w:eastAsia="en-GB"/>
+        </w:rPr>
+      </w:pPr>
+      <w:r>
+        <w:rPr>
+          <w:lang w:val="it-IT" w:eastAsia="en-GB"/>
+        </w:rPr>
+        <w:t>Basare lo sviluppo su: tecnologie cavemen 2 to cosmos con edifici e unità e meccaniche intorno e link di timeline del progresso (wiki e altri link se funzionano)</w:t>
+      </w:r>
+    </w:p>
+    <w:p>
+      <w:pPr>
+        <w:rPr>
+          <w:lang w:val="it-IT"/>
+        </w:rPr>
+      </w:pPr>
+      <w:r>
+        <w:rPr>
           <w:b/>
           <w:bCs/>
           <w:lang w:val="it-IT"/>
         </w:rPr>
-        <w:t>Dopo il Batch 7</w:t>
-      </w:r>
+        <w:t>MVP2 – Diversificazione delle fonti di cibo (caccia e pesca)</w:t>
+      </w:r>
+    </w:p>
+    <w:p>
+      <w:pPr>
+        <w:rPr>
+          <w:lang w:val="it-IT"/>
+        </w:rPr>
+      </w:pPr>
+      <w:r>
+        <w:rPr>
+          <w:lang w:val="it-IT"/>
+        </w:rPr>
+        <w:t>MVP2 introduce i branchi mobili (grandi animali) e la pesca in acque interne. Il giocatore impara a diversificare le fonti di cibo oltre alla raccolta vegetale. La caccia richiede movimento attivo (inseguire il branco), mentre la pesca è stanziale ma limitata alle celle d'acqua.</w:t>
+      </w:r>
+    </w:p>
+    <w:p>
+      <w:r>
+        <w:lastRenderedPageBreak/>
+        <w:t>Nuova definizione:</w:t>
+      </w:r>
+    </w:p>
+    <w:p>
+      <w:pPr>
+        <w:numPr>
+          <w:ilvl w:val="0"/>
+          <w:numId w:val="31"/>
+        </w:numPr>
+        <w:rPr>
+          <w:lang w:val="it-IT"/>
+        </w:rPr>
+      </w:pPr>
+      <w:r>
+        <w:rPr>
+          <w:lang w:val="it-IT"/>
+        </w:rPr>
+        <w:t>Branchi di grandi animali appaiono sulla mappa come entità mobili. Ogni branco ha una specie, un numero di capi, un habitat preferito e un tasso di riproduzione.</w:t>
+      </w:r>
+    </w:p>
+    <w:p>
+      <w:pPr>
+        <w:numPr>
+          <w:ilvl w:val="0"/>
+          <w:numId w:val="31"/>
+        </w:numPr>
+        <w:rPr>
+          <w:lang w:val="it-IT"/>
+        </w:rPr>
+      </w:pPr>
+      <w:r>
+        <w:rPr>
+          <w:lang w:val="it-IT"/>
+        </w:rPr>
+        <w:t>Il giocatore può assegnare un pop alla caccia: deve avvicinarsi al branco, e ogni ciclo di caccia riduce i capi e produce carne e pelli. Se il branco scende sotto una soglia, si estingue localmente.</w:t>
+      </w:r>
+    </w:p>
+    <w:p>
+      <w:pPr>
+        <w:numPr>
+          <w:ilvl w:val="0"/>
+          <w:numId w:val="31"/>
+        </w:numPr>
+        <w:rPr>
+          <w:lang w:val="it-IT"/>
+        </w:rPr>
+      </w:pPr>
+      <w:r>
+        <w:rPr>
+          <w:lang w:val="it-IT"/>
+        </w:rPr>
+        <w:t>Nelle celle che intersecano fiumi o laghi, il layer fishDensity permette la pesca. Funziona come la raccolta vegetale (riduce densità, si rigenera), ma solo in acqua.</w:t>
+      </w:r>
+    </w:p>
+    <w:p>
+      <w:pPr>
+        <w:numPr>
+          <w:ilvl w:val="0"/>
+          <w:numId w:val="31"/>
+        </w:numPr>
+        <w:rPr>
+          <w:lang w:val="it-IT"/>
+        </w:rPr>
+      </w:pPr>
+      <w:r>
+        <w:rPr>
+          <w:lang w:val="it-IT"/>
+        </w:rPr>
+        <w:t>L'interfaccia mostra le nuove risorse (carne, pesce) accanto al cibo vegetale. Per ora tutte valgono come "cibo", ma vengono registrate separatamente per usi futuri.</w:t>
+      </w:r>
+    </w:p>
+    <w:p>
+      <w:pPr>
+        <w:numPr>
+          <w:ilvl w:val="0"/>
+          <w:numId w:val="31"/>
+        </w:numPr>
+        <w:rPr>
+          <w:lang w:val="it-IT"/>
+        </w:rPr>
+      </w:pPr>
+      <w:r>
+        <w:rPr>
+          <w:lang w:val="it-IT"/>
+        </w:rPr>
+        <w:t>Meccanica: la caccia è più redditizia ma richiede inseguimento e può esaurire i branchi. La pesca è stabile ma limitata geograficamente. Il giocatore deve decidere come allocare i pop tra raccolta, caccia e pesca.</w:t>
+      </w:r>
+    </w:p>
+    <w:p>
+      <w:pPr>
+        <w:rPr>
+          <w:lang w:val="it-IT"/>
+        </w:rPr>
+      </w:pPr>
       <w:r>
         <w:rPr>
           <w:b/>
           <w:bCs/>
           <w:lang w:val="it-IT"/>
         </w:rPr>
-        <w:br/>
-        <w:t>Al termine di MVP1 avremo un loop di sopravvivenza funzionante:</w:t>
-      </w:r>
-    </w:p>
-    <w:p>
-      <w:pPr>
-        <w:numPr>
-          <w:ilvl w:val="0"/>
-          <w:numId w:val="30"/>
-        </w:numPr>
-        <w:rPr>
-          <w:lang w:val="it-IT"/>
-        </w:rPr>
-      </w:pPr>
-      <w:r>
-        <w:rPr>
-          <w:lang w:val="it-IT"/>
-        </w:rPr>
-        <w:t>Il giocatore sposta i raccoglitori sulla mappa.</w:t>
-      </w:r>
-    </w:p>
-    <w:p>
-      <w:pPr>
-        <w:numPr>
-          <w:ilvl w:val="0"/>
-          <w:numId w:val="30"/>
-        </w:numPr>
-        <w:rPr>
-          <w:lang w:val="it-IT"/>
-        </w:rPr>
-      </w:pPr>
-      <w:r>
-        <w:rPr>
-          <w:lang w:val="it-IT"/>
-        </w:rPr>
-        <w:t>Raccoglie cibo in zone a densità variabile.</w:t>
-      </w:r>
-    </w:p>
-    <w:p>
-      <w:pPr>
-        <w:numPr>
-          <w:ilvl w:val="0"/>
-          <w:numId w:val="30"/>
-        </w:numPr>
-        <w:rPr>
-          <w:lang w:val="it-IT"/>
-        </w:rPr>
-      </w:pPr>
-      <w:r>
-        <w:rPr>
-          <w:lang w:val="it-IT"/>
-        </w:rPr>
-        <w:t>Le zone si impoveriscono e si rigenerano.</w:t>
-      </w:r>
-    </w:p>
-    <w:p>
-      <w:pPr>
-        <w:numPr>
-          <w:ilvl w:val="0"/>
-          <w:numId w:val="30"/>
-        </w:numPr>
-        <w:rPr>
-          <w:lang w:val="it-IT"/>
-        </w:rPr>
-      </w:pPr>
-      <w:r>
-        <w:rPr>
-          <w:lang w:val="it-IT"/>
-        </w:rPr>
-        <w:t>Le scorte vengono consumate nel tempo.</w:t>
-      </w:r>
-    </w:p>
-    <w:p>
-      <w:pPr>
-        <w:numPr>
-          <w:ilvl w:val="0"/>
-          <w:numId w:val="30"/>
-        </w:numPr>
-        <w:rPr>
-          <w:lang w:val="it-IT"/>
-        </w:rPr>
-      </w:pPr>
-      <w:r>
-        <w:rPr>
-          <w:lang w:val="it-IT"/>
-        </w:rPr>
-        <w:t>Il tempo può essere controllato con pausa, play e velocità.</w:t>
-      </w:r>
-    </w:p>
-    <w:p>
-      <w:pPr>
+        <w:t xml:space="preserve">MVP3 – Raccolta legna, lavorazione e </w:t>
+      </w:r>
+      <w:r>
         <w:rPr>
           <w:b/>
           <w:bCs/>
           <w:lang w:val="it-IT"/>
         </w:rPr>
+        <w:t>strumenti</w:t>
+      </w:r>
+    </w:p>
+    <w:p>
+      <w:pPr>
+        <w:rPr>
+          <w:lang w:val="it-IT"/>
+        </w:rPr>
+      </w:pPr>
+      <w:r>
+        <w:rPr>
+          <w:lang w:val="it-IT"/>
+        </w:rPr>
+        <w:t xml:space="preserve">MVP3 introduce il layer forestDensity e la raccolta di legna. Poi la lavorazione (legna → </w:t>
+      </w:r>
+      <w:r>
+        <w:rPr>
+          <w:lang w:val="it-IT"/>
+        </w:rPr>
+        <w:t>tool</w:t>
+      </w:r>
+      <w:r>
+        <w:rPr>
+          <w:lang w:val="it-IT"/>
+        </w:rPr>
+        <w:t xml:space="preserve">) </w:t>
+      </w:r>
+      <w:r>
+        <w:rPr>
+          <w:lang w:val="it-IT"/>
+        </w:rPr>
+        <w:t>per migliorare la caccia e la raccolta di cibo in generale</w:t>
+      </w:r>
+      <w:r>
+        <w:rPr>
+          <w:lang w:val="it-IT"/>
+        </w:rPr>
+        <w:t xml:space="preserve">. L'ordine logico è: risorsa grezza, lavorazione, </w:t>
+      </w:r>
+      <w:r>
+        <w:rPr>
+          <w:lang w:val="it-IT"/>
+        </w:rPr>
+        <w:t>tool</w:t>
+      </w:r>
+      <w:r>
+        <w:rPr>
+          <w:lang w:val="it-IT"/>
+        </w:rPr>
+        <w:t>.</w:t>
+      </w:r>
+    </w:p>
+    <w:p>
+      <w:pPr>
+        <w:rPr>
+          <w:lang w:val="it-IT"/>
+        </w:rPr>
+      </w:pPr>
+      <w:r>
+        <w:rPr>
+          <w:lang w:val="it-IT"/>
+        </w:rPr>
+        <w:t>DA RICORDARE A DEEPSEEK: controllare e confermare che gli strumenti in legna vennero prima di quelli in pietra.</w:t>
+      </w:r>
+    </w:p>
+    <w:p>
+      <w:pPr>
+        <w:rPr>
+          <w:lang w:val="it-IT"/>
+        </w:rPr>
+      </w:pPr>
+      <w:r>
+        <w:rPr>
+          <w:lang w:val="it-IT"/>
+        </w:rPr>
+        <w:t>Nuova definizione:</w:t>
+      </w:r>
+    </w:p>
+    <w:p>
+      <w:pPr>
+        <w:numPr>
+          <w:ilvl w:val="0"/>
+          <w:numId w:val="32"/>
+        </w:numPr>
+        <w:rPr>
+          <w:lang w:val="it-IT"/>
+        </w:rPr>
+      </w:pPr>
+      <w:r>
+        <w:rPr>
+          <w:lang w:val="it-IT"/>
+        </w:rPr>
+        <w:t>Attivazione del layer forestDensity sulla griglia. Le foreste sono visivamente distinguibili (verde scuro). La raccolta di legna riduce la densità localmente, come per il forage.</w:t>
+      </w:r>
+    </w:p>
+    <w:p>
+      <w:pPr>
+        <w:numPr>
+          <w:ilvl w:val="0"/>
+          <w:numId w:val="32"/>
+        </w:numPr>
+        <w:rPr>
+          <w:lang w:val="it-IT"/>
+        </w:rPr>
+      </w:pPr>
+      <w:r>
+        <w:rPr>
+          <w:lang w:val="it-IT"/>
+        </w:rPr>
+        <w:t>Il giocatore può assegnare pop alla raccolta di legna. La legna grezza viene trasportata all'accampamento.</w:t>
+      </w:r>
+    </w:p>
+    <w:p>
+      <w:pPr>
+        <w:numPr>
+          <w:ilvl w:val="0"/>
+          <w:numId w:val="32"/>
+        </w:numPr>
+        <w:rPr>
+          <w:lang w:val="it-IT"/>
+        </w:rPr>
+      </w:pPr>
+      <w:r>
+        <w:rPr>
+          <w:lang w:val="it-IT"/>
+        </w:rPr>
+        <w:t xml:space="preserve">Introduzione della lavorazione: la legna grezza può essere trasformata in </w:t>
+      </w:r>
+      <w:r>
+        <w:rPr>
+          <w:lang w:val="it-IT"/>
+        </w:rPr>
+        <w:t>tool</w:t>
+      </w:r>
+      <w:r>
+        <w:rPr>
+          <w:lang w:val="it-IT"/>
+        </w:rPr>
+        <w:t xml:space="preserve"> (azione "lavora legna" al campo). </w:t>
+      </w:r>
+    </w:p>
+    <w:p>
+      <w:pPr>
+        <w:numPr>
+          <w:ilvl w:val="0"/>
+          <w:numId w:val="32"/>
+        </w:numPr>
+        <w:rPr>
+          <w:lang w:val="it-IT"/>
+        </w:rPr>
+      </w:pPr>
+      <w:r>
+        <w:rPr>
+          <w:lang w:val="it-IT"/>
+        </w:rPr>
+        <w:t xml:space="preserve">Costruzione </w:t>
+      </w:r>
+      <w:r>
+        <w:rPr>
+          <w:lang w:val="it-IT"/>
+        </w:rPr>
+        <w:t>dei tool</w:t>
+      </w:r>
+      <w:r>
+        <w:rPr>
+          <w:lang w:val="it-IT"/>
+        </w:rPr>
+        <w:t xml:space="preserve">: consuma </w:t>
+      </w:r>
+      <w:r>
+        <w:rPr>
+          <w:lang w:val="it-IT"/>
+        </w:rPr>
+        <w:t>legna</w:t>
+      </w:r>
+      <w:r>
+        <w:rPr>
+          <w:lang w:val="it-IT"/>
+        </w:rPr>
+        <w:t xml:space="preserve">. </w:t>
+      </w:r>
+      <w:r>
+        <w:rPr>
+          <w:lang w:val="it-IT"/>
+        </w:rPr>
+        <w:t>I tool possono essere armi per la caccia, la pesca o bastoni/ceste per migliorare la raccolta delle bacche</w:t>
+      </w:r>
+    </w:p>
+    <w:p>
+      <w:pPr>
+        <w:numPr>
+          <w:ilvl w:val="0"/>
+          <w:numId w:val="32"/>
+        </w:numPr>
+        <w:rPr>
+          <w:lang w:val="it-IT"/>
+        </w:rPr>
+      </w:pPr>
+      <w:r>
+        <w:rPr>
+          <w:lang w:val="it-IT"/>
+        </w:rPr>
+        <w:t>Meccanica: la legna diventa la prima risorsa non commestibile. La lavorazione introduce il concetto di catena produttiva. Si gettano le basi per la specializzazione dei pop (raccoglitori, taglialegna, artigiani).</w:t>
+      </w:r>
+    </w:p>
+    <w:p>
+      <w:pPr>
+        <w:rPr>
+          <w:lang w:val="it-IT"/>
+        </w:rPr>
       </w:pPr>
       <w:r>
         <w:rPr>
@@ -2290,1103 +2557,204 @@
           <w:bCs/>
           <w:lang w:val="it-IT"/>
         </w:rPr>
-        <w:t>NOTE FINE MVP1</w:t>
-      </w:r>
-    </w:p>
-    <w:p>
-      <w:pPr>
-        <w:pStyle w:val="ListParagraph"/>
+        <w:t>MVP4 – Informazione imperfetta e report</w:t>
+      </w:r>
+    </w:p>
+    <w:p>
+      <w:pPr>
+        <w:rPr>
+          <w:lang w:val="it-IT"/>
+        </w:rPr>
+      </w:pPr>
+      <w:r>
+        <w:rPr>
+          <w:lang w:val="it-IT"/>
+        </w:rPr>
+        <w:lastRenderedPageBreak/>
+        <w:t>Nessuna modifica necessaria. Le meccaniche di visibilità (certo, proiettato, da report) e di stima delle scorte sono indipendenti dal tipo di risorsa. Quando le implementeremo, applicheremo l'incertezza a tutte le risorse (cibo vegetale, carne, pesce, legna, assi).</w:t>
+      </w:r>
+    </w:p>
+    <w:p>
+      <w:r>
+        <w:t>Testo attuale confermato:</w:t>
+      </w:r>
+    </w:p>
+    <w:p>
+      <w:pPr>
         <w:numPr>
           <w:ilvl w:val="0"/>
-          <w:numId w:val="41"/>
-        </w:numPr>
+          <w:numId w:val="33"/>
+        </w:numPr>
+        <w:rPr>
+          <w:lang w:val="it-IT"/>
+        </w:rPr>
+      </w:pPr>
+      <w:r>
+        <w:rPr>
+          <w:lang w:val="it-IT"/>
+        </w:rPr>
+        <w:t>Il campo base ha una "riserva di cibo" che non conosci esattamente: vedi una stima arrotondata.</w:t>
+      </w:r>
+    </w:p>
+    <w:p>
+      <w:pPr>
+        <w:numPr>
+          <w:ilvl w:val="0"/>
+          <w:numId w:val="33"/>
+        </w:numPr>
+        <w:rPr>
+          <w:lang w:val="it-IT"/>
+        </w:rPr>
+      </w:pPr>
+      <w:r>
+        <w:rPr>
+          <w:lang w:val="it-IT"/>
+        </w:rPr>
+        <w:t>Per sapere quanta legna hai realmente, devi inviare qualcuno a controllare o aspettare il report di chi torna.</w:t>
+      </w:r>
+    </w:p>
+    <w:p>
+      <w:pPr>
+        <w:numPr>
+          <w:ilvl w:val="0"/>
+          <w:numId w:val="33"/>
+        </w:numPr>
+        <w:rPr>
+          <w:lang w:val="it-IT"/>
+        </w:rPr>
+      </w:pPr>
+      <w:r>
+        <w:rPr>
+          <w:lang w:val="it-IT"/>
+        </w:rPr>
+        <w:t>Raggio visivo del giocatore: dove hai uomini, vedi; il resto è buio o sfocato.</w:t>
+      </w:r>
+    </w:p>
+    <w:p>
+      <w:pPr>
+        <w:numPr>
+          <w:ilvl w:val="0"/>
+          <w:numId w:val="33"/>
+        </w:numPr>
+        <w:rPr>
+          <w:lang w:val="it-IT"/>
+        </w:rPr>
+      </w:pPr>
+      <w:r>
+        <w:rPr>
+          <w:lang w:val="it-IT"/>
+        </w:rPr>
+        <w:t>I report possono essere ritardati o imprecisi in base alla distanza.</w:t>
+      </w:r>
+    </w:p>
+    <w:p>
+      <w:pPr>
+        <w:numPr>
+          <w:ilvl w:val="0"/>
+          <w:numId w:val="10"/>
+        </w:numPr>
+        <w:rPr>
+          <w:lang w:val="it-IT"/>
+        </w:rPr>
+      </w:pPr>
+      <w:r>
+        <w:rPr>
+          <w:lang w:val="it-IT"/>
+        </w:rPr>
+        <w:t>Barra del tempo (velocità 1x, 2x, pausa).</w:t>
+      </w:r>
+    </w:p>
+    <w:p>
+      <w:pPr>
+        <w:numPr>
+          <w:ilvl w:val="0"/>
+          <w:numId w:val="10"/>
+        </w:numPr>
+      </w:pPr>
+      <w:r>
+        <w:t>Indicatore di posizione:</w:t>
+      </w:r>
+    </w:p>
+    <w:p>
+      <w:pPr>
+        <w:numPr>
+          <w:ilvl w:val="1"/>
+          <w:numId w:val="10"/>
+        </w:numPr>
+        <w:rPr>
+          <w:lang w:val="it-IT"/>
+        </w:rPr>
+      </w:pPr>
+      <w:r>
+        <w:rPr>
+          <w:lang w:val="it-IT"/>
+        </w:rPr>
+        <w:t>Certa (colore pieno) se nel raggio visivo.</w:t>
+      </w:r>
+    </w:p>
+    <w:p>
+      <w:pPr>
+        <w:numPr>
+          <w:ilvl w:val="1"/>
+          <w:numId w:val="10"/>
+        </w:numPr>
+        <w:rPr>
+          <w:lang w:val="it-IT"/>
+        </w:rPr>
+      </w:pPr>
+      <w:r>
+        <w:rPr>
+          <w:lang w:val="it-IT"/>
+        </w:rPr>
+        <w:t>Proiettata (desaturata con interpolazione) se fuori dal raggio.</w:t>
+      </w:r>
+    </w:p>
+    <w:p>
+      <w:pPr>
+        <w:numPr>
+          <w:ilvl w:val="1"/>
+          <w:numId w:val="10"/>
+        </w:numPr>
+        <w:rPr>
+          <w:lang w:val="it-IT"/>
+        </w:rPr>
+      </w:pPr>
+      <w:r>
+        <w:rPr>
+          <w:lang w:val="it-IT"/>
+        </w:rPr>
+        <w:t>Da report (lampeggiante o con indicatore "R") quando arriva un messaggio.</w:t>
+      </w:r>
+    </w:p>
+    <w:p>
+      <w:pPr>
+        <w:numPr>
+          <w:ilvl w:val="0"/>
+          <w:numId w:val="10"/>
+        </w:numPr>
+        <w:rPr>
+          <w:lang w:val="it-IT"/>
+        </w:rPr>
+      </w:pPr>
+      <w:r>
+        <w:rPr>
+          <w:lang w:val="it-IT"/>
+        </w:rPr>
+        <w:t>Tooltip base per risorse e pop.</w:t>
+      </w:r>
+    </w:p>
+    <w:p>
+      <w:pPr>
+        <w:rPr>
+          <w:lang w:val="it-IT"/>
+        </w:rPr>
+      </w:pPr>
+      <w:r>
         <w:rPr>
           <w:b/>
           <w:bCs/>
           <w:lang w:val="it-IT"/>
         </w:rPr>
-      </w:pPr>
-      <w:r>
-        <w:rPr>
-          <w:lang w:val="it-IT"/>
-        </w:rPr>
-        <w:t xml:space="preserve">Tool per disegnare la mappa (apporre foreste, pesci, </w:t>
-      </w:r>
-      <w:proofErr w:type="spellStart"/>
-      <w:r>
-        <w:rPr>
-          <w:lang w:val="it-IT"/>
-        </w:rPr>
-        <w:t>gathering</w:t>
-      </w:r>
-      <w:proofErr w:type="spellEnd"/>
-      <w:r>
-        <w:rPr>
-          <w:lang w:val="it-IT"/>
-        </w:rPr>
-        <w:t xml:space="preserve"> food ecc. con dei pennelli) [è forse troppo presto]</w:t>
-      </w:r>
-    </w:p>
-    <w:p>
-      <w:pPr>
-        <w:pStyle w:val="ListParagraph"/>
-        <w:numPr>
-          <w:ilvl w:val="0"/>
-          <w:numId w:val="41"/>
-        </w:numPr>
-        <w:rPr>
-          <w:b/>
-          <w:bCs/>
-          <w:lang w:val="it-IT"/>
-        </w:rPr>
-      </w:pPr>
-      <w:r>
-        <w:rPr>
-          <w:lang w:val="it-IT"/>
-        </w:rPr>
-        <w:t>Creazione di algoritmo per creazione foreste e cibo in base a tipologia terreno delle celle [anche questo forse da vedere più avanti]</w:t>
-      </w:r>
-    </w:p>
-    <w:p>
-      <w:pPr>
-        <w:pStyle w:val="ListParagraph"/>
-        <w:numPr>
-          <w:ilvl w:val="0"/>
-          <w:numId w:val="41"/>
-        </w:numPr>
-        <w:rPr>
-          <w:b/>
-          <w:bCs/>
-          <w:lang w:val="it-IT"/>
-        </w:rPr>
-      </w:pPr>
-      <w:r>
-        <w:rPr>
-          <w:lang w:val="it-IT"/>
-        </w:rPr>
-        <w:t xml:space="preserve">Non abbiamo minimamente lavorato sulla tipologia del terreno (montagna, acqua, acqua profonda, collina, pianura) e le caratteristiche di esso (foresta, erba ecc.). Questo </w:t>
-      </w:r>
-      <w:r>
-        <w:rPr>
-          <w:lang w:val="it-IT"/>
-        </w:rPr>
-        <w:lastRenderedPageBreak/>
-        <w:t>perché sulla base del tipo di terreno poi dipende il cibo (la pesca è solo nelle acque, le aree di pianura con erba vicino ai fiumi hanno più cibo ecc.). Da forse vedere subito dopo MVP1?</w:t>
-      </w:r>
-      <w:r>
-        <w:rPr>
-          <w:lang w:val="it-IT"/>
-        </w:rPr>
-        <w:t xml:space="preserve"> Implementiamo già diversi </w:t>
-      </w:r>
-      <w:proofErr w:type="spellStart"/>
-      <w:r>
-        <w:rPr>
-          <w:lang w:val="it-IT"/>
-        </w:rPr>
-        <w:t>layer</w:t>
-      </w:r>
-      <w:proofErr w:type="spellEnd"/>
-      <w:r>
-        <w:rPr>
-          <w:lang w:val="it-IT"/>
-        </w:rPr>
-        <w:t xml:space="preserve"> di visualizzazione (terreno, cibo, risorse varie ecc.)?</w:t>
-      </w:r>
-    </w:p>
-    <w:p>
-      <w:pPr>
-        <w:pStyle w:val="ListParagraph"/>
-        <w:numPr>
-          <w:ilvl w:val="0"/>
-          <w:numId w:val="41"/>
-        </w:numPr>
-        <w:rPr>
-          <w:lang w:val="it-IT" w:eastAsia="en-GB"/>
-        </w:rPr>
-      </w:pPr>
-      <w:r>
-        <w:rPr>
-          <w:lang w:val="it-IT" w:eastAsia="en-GB"/>
-        </w:rPr>
-        <w:t>Spedizioni multi-pop con dinamiche di coesione interna (es. conflitti o collaborazioni tra individui di etnie/religioni diverse nello stesso gruppo).</w:t>
-      </w:r>
-    </w:p>
-    <w:p>
-      <w:pPr>
-        <w:pStyle w:val="ListParagraph"/>
-        <w:numPr>
-          <w:ilvl w:val="0"/>
-          <w:numId w:val="41"/>
-        </w:numPr>
-        <w:rPr>
-          <w:lang w:val="it-IT" w:eastAsia="en-GB"/>
-        </w:rPr>
-      </w:pPr>
-      <w:r>
-        <w:rPr>
-          <w:lang w:val="it-IT" w:eastAsia="en-GB"/>
-        </w:rPr>
-        <w:t>Campo base che si sposta fisicamente sulla mappa durante le migrazioni o il nomadismo, e conseguente aggiornamento del punto di ritorno per le spedizioni attive.</w:t>
-      </w:r>
-    </w:p>
-    <w:p>
-      <w:pPr>
-        <w:pStyle w:val="ListParagraph"/>
-        <w:numPr>
-          <w:ilvl w:val="0"/>
-          <w:numId w:val="41"/>
-        </w:numPr>
-        <w:rPr>
-          <w:lang w:val="it-IT" w:eastAsia="en-GB"/>
-        </w:rPr>
-      </w:pPr>
-      <w:r>
-        <w:rPr>
-          <w:lang w:val="it-IT" w:eastAsia="en-GB"/>
-        </w:rPr>
-        <w:t>Rotazione automatica delle aree di raccolta da parte delle spedizioni, per evitare l'impoverimento permanente di una singola zona (comportamento di raccolta più conservativo e sostenibile).</w:t>
-      </w:r>
-    </w:p>
-    <w:p>
-      <w:pPr>
-        <w:pStyle w:val="ListParagraph"/>
-        <w:numPr>
-          <w:ilvl w:val="0"/>
-          <w:numId w:val="41"/>
-        </w:numPr>
-        <w:rPr>
-          <w:lang w:val="it-IT" w:eastAsia="en-GB"/>
-        </w:rPr>
-      </w:pPr>
-      <w:r>
-        <w:rPr>
-          <w:lang w:val="it-IT" w:eastAsia="en-GB"/>
-        </w:rPr>
-        <w:t>Algoritmo di raccolta con priorità alle celle a media densità (es. 0.4-0.7) per massimizzare la rigenerazione complessiva dell'area.</w:t>
-      </w:r>
-    </w:p>
-    <w:p>
-      <w:pPr>
-        <w:pStyle w:val="ListParagraph"/>
-        <w:numPr>
-          <w:ilvl w:val="0"/>
-          <w:numId w:val="41"/>
-        </w:numPr>
-        <w:rPr>
-          <w:lang w:val="it-IT" w:eastAsia="en-GB"/>
-        </w:rPr>
-      </w:pPr>
-      <w:r>
-        <w:rPr>
-          <w:lang w:val="it-IT" w:eastAsia="en-GB"/>
-        </w:rPr>
-        <w:t>Rigenerazione e “fertilità” celle sulla base anche del terreno</w:t>
-      </w:r>
-    </w:p>
-    <w:p>
-      <w:pPr>
-        <w:pStyle w:val="ListParagraph"/>
-        <w:numPr>
-          <w:ilvl w:val="0"/>
-          <w:numId w:val="41"/>
-        </w:numPr>
-        <w:rPr>
-          <w:lang w:val="it-IT" w:eastAsia="en-GB"/>
-        </w:rPr>
-      </w:pPr>
-      <w:r>
-        <w:rPr>
-          <w:lang w:val="it-IT" w:eastAsia="en-GB"/>
-        </w:rPr>
-        <w:t xml:space="preserve">Meccaniche di frizione/resistenza al cambio di pop della popolazione (o che si evolve nel tempo e inizialmente la basiamo solo sul sesso, tipo uomini giovani infelice se assegnati a </w:t>
-      </w:r>
-      <w:proofErr w:type="spellStart"/>
-      <w:r>
-        <w:rPr>
-          <w:lang w:val="it-IT" w:eastAsia="en-GB"/>
-        </w:rPr>
-        <w:t>gathering</w:t>
-      </w:r>
-      <w:proofErr w:type="spellEnd"/>
-      <w:r>
-        <w:rPr>
-          <w:lang w:val="it-IT" w:eastAsia="en-GB"/>
-        </w:rPr>
-        <w:t xml:space="preserve"> perché disonorevole). Da capire come fare distinzione popolazione per sesso ma soprattutto per età senza dover monitorare ogni singolo abitante</w:t>
-      </w:r>
-    </w:p>
-    <w:p>
-      <w:pPr>
-        <w:pStyle w:val="ListParagraph"/>
-        <w:numPr>
-          <w:ilvl w:val="0"/>
-          <w:numId w:val="41"/>
-        </w:numPr>
-        <w:rPr>
-          <w:lang w:val="it-IT" w:eastAsia="en-GB"/>
-        </w:rPr>
-      </w:pPr>
-      <w:r>
-        <w:rPr>
-          <w:lang w:val="it-IT" w:eastAsia="en-GB"/>
-        </w:rPr>
-        <w:t>Icone diverse per tipologia di pop con di fianco barre informative (tipo provviste o che)</w:t>
-      </w:r>
-    </w:p>
-    <w:p>
-      <w:pPr>
-        <w:pStyle w:val="ListParagraph"/>
-        <w:numPr>
-          <w:ilvl w:val="0"/>
-          <w:numId w:val="41"/>
-        </w:numPr>
-        <w:rPr>
-          <w:lang w:val="it-IT" w:eastAsia="en-GB"/>
-        </w:rPr>
-      </w:pPr>
-      <w:r>
-        <w:rPr>
-          <w:lang w:val="it-IT" w:eastAsia="en-GB"/>
-        </w:rPr>
-        <w:t>Giocatore seleziona manualmente il numero di pop da mandare in spedizione (con anche tasti rapidi di scelta)</w:t>
-      </w:r>
-    </w:p>
-    <w:p>
-      <w:pPr>
-        <w:pStyle w:val="ListParagraph"/>
-        <w:numPr>
-          <w:ilvl w:val="0"/>
-          <w:numId w:val="41"/>
-        </w:numPr>
-        <w:rPr>
-          <w:lang w:val="it-IT" w:eastAsia="en-GB"/>
-        </w:rPr>
-      </w:pPr>
-      <w:r>
-        <w:rPr>
-          <w:lang w:val="it-IT" w:eastAsia="en-GB"/>
-        </w:rPr>
-        <w:t>Aggiungere crescita demografica: più cibo c’è, più la popolazione cresce. Se cibo scarseggia, aumenta il tasso di morte. Se spedizione finisce scorte, iniziano a morire o a consumare cibo raccolto</w:t>
-      </w:r>
-    </w:p>
-    <w:p>
-      <w:pPr>
-        <w:pStyle w:val="ListParagraph"/>
-        <w:numPr>
-          <w:ilvl w:val="0"/>
-          <w:numId w:val="41"/>
-        </w:numPr>
-        <w:rPr>
-          <w:lang w:val="it-IT" w:eastAsia="en-GB"/>
-        </w:rPr>
-      </w:pPr>
-      <w:r>
-        <w:rPr>
-          <w:lang w:val="it-IT" w:eastAsia="en-GB"/>
-        </w:rPr>
-        <w:t xml:space="preserve">Da ragionare: in che contesto siamo, quale è la narrativa? Che anno di partenza e con che tecnologie? In quanti anni arrivare a creare una città, in modo che il gioco non risulti troppo lento e noioso all’inizio (ma senza nemmeno fare come </w:t>
-      </w:r>
-      <w:proofErr w:type="spellStart"/>
-      <w:r>
-        <w:rPr>
-          <w:lang w:val="it-IT" w:eastAsia="en-GB"/>
-        </w:rPr>
-        <w:t>civilization</w:t>
-      </w:r>
-      <w:proofErr w:type="spellEnd"/>
-      <w:r>
-        <w:rPr>
-          <w:lang w:val="it-IT" w:eastAsia="en-GB"/>
-        </w:rPr>
-        <w:t xml:space="preserve"> che dura questa età come una roba da 10 minuti). Vogliamo fare che in realtà è un gruppo di superstiti che riparte e recupera le tecnologie già apprese? In che anni? Vogliamo fare un gioco diverso per era (quindi tipo qui con meccaniche più stilizzate) tipo come fa spore? Vogliamo andare sul lungo termine come </w:t>
-      </w:r>
-      <w:proofErr w:type="spellStart"/>
-      <w:r>
-        <w:rPr>
-          <w:lang w:val="it-IT" w:eastAsia="en-GB"/>
-        </w:rPr>
-        <w:t>civilization</w:t>
-      </w:r>
-      <w:proofErr w:type="spellEnd"/>
-      <w:r>
-        <w:rPr>
-          <w:lang w:val="it-IT" w:eastAsia="en-GB"/>
-        </w:rPr>
-        <w:t xml:space="preserve"> 4 </w:t>
-      </w:r>
-      <w:proofErr w:type="spellStart"/>
-      <w:r>
-        <w:rPr>
-          <w:lang w:val="it-IT" w:eastAsia="en-GB"/>
-        </w:rPr>
-        <w:t>cavemen</w:t>
-      </w:r>
-      <w:proofErr w:type="spellEnd"/>
-      <w:r>
-        <w:rPr>
-          <w:lang w:val="it-IT" w:eastAsia="en-GB"/>
-        </w:rPr>
-        <w:t xml:space="preserve"> to </w:t>
-      </w:r>
-      <w:proofErr w:type="spellStart"/>
-      <w:r>
-        <w:rPr>
-          <w:lang w:val="it-IT" w:eastAsia="en-GB"/>
-        </w:rPr>
-        <w:t>cosmos</w:t>
-      </w:r>
-      <w:proofErr w:type="spellEnd"/>
-      <w:r>
-        <w:rPr>
-          <w:lang w:val="it-IT" w:eastAsia="en-GB"/>
-        </w:rPr>
-        <w:t xml:space="preserve"> e quindi comunque rendere intriganti le meccaniche di sopravvivenza della tribù (e praticamente fare solo un gioco su questo, magari come primo titolo di una serie)</w:t>
-      </w:r>
-    </w:p>
-    <w:p>
-      <w:pPr>
-        <w:pStyle w:val="ListParagraph"/>
-        <w:numPr>
-          <w:ilvl w:val="0"/>
-          <w:numId w:val="41"/>
-        </w:numPr>
-        <w:rPr>
-          <w:lang w:val="it-IT" w:eastAsia="en-GB"/>
-        </w:rPr>
-      </w:pPr>
-      <w:r>
-        <w:rPr>
-          <w:lang w:val="it-IT" w:eastAsia="en-GB"/>
-        </w:rPr>
-        <w:t xml:space="preserve">Basare lo sviluppo su: tecnologie </w:t>
-      </w:r>
-      <w:proofErr w:type="spellStart"/>
-      <w:r>
-        <w:rPr>
-          <w:lang w:val="it-IT" w:eastAsia="en-GB"/>
-        </w:rPr>
-        <w:t>cavemen</w:t>
-      </w:r>
-      <w:proofErr w:type="spellEnd"/>
-      <w:r>
-        <w:rPr>
-          <w:lang w:val="it-IT" w:eastAsia="en-GB"/>
-        </w:rPr>
-        <w:t xml:space="preserve"> 2 to </w:t>
-      </w:r>
-      <w:proofErr w:type="spellStart"/>
-      <w:r>
-        <w:rPr>
-          <w:lang w:val="it-IT" w:eastAsia="en-GB"/>
-        </w:rPr>
-        <w:t>cosmos</w:t>
-      </w:r>
-      <w:proofErr w:type="spellEnd"/>
-      <w:r>
-        <w:rPr>
-          <w:lang w:val="it-IT" w:eastAsia="en-GB"/>
-        </w:rPr>
-        <w:t xml:space="preserve"> con edifici e unità e meccaniche intorno e link di timeline del progresso (wiki e altri link se funzionano)</w:t>
-      </w:r>
-    </w:p>
-    <w:p>
-      <w:pPr>
-        <w:rPr>
-          <w:lang w:val="it-IT"/>
-        </w:rPr>
-      </w:pPr>
-      <w:r>
-        <w:rPr>
-          <w:b/>
-          <w:bCs/>
-          <w:lang w:val="it-IT"/>
-        </w:rPr>
-        <w:t>MVP2 – Diversificazione delle fonti di cibo (caccia e pesca)</w:t>
-      </w:r>
-    </w:p>
-    <w:p>
-      <w:pPr>
-        <w:rPr>
-          <w:lang w:val="it-IT"/>
-        </w:rPr>
-      </w:pPr>
-      <w:r>
-        <w:rPr>
-          <w:lang w:val="it-IT"/>
-        </w:rPr>
-        <w:t>MVP2 introduce i branchi mobili (grandi animali) e la pesca in acque interne. Il giocatore impara a diversificare le fonti di cibo oltre alla raccolta vegetale. La caccia richiede movimento attivo (inseguire il branco), mentre la pesca è stanziale ma limitata alle celle d'acqua.</w:t>
-      </w:r>
-    </w:p>
-    <w:p>
-      <w:r>
-        <w:lastRenderedPageBreak/>
-        <w:t xml:space="preserve">Nuova </w:t>
-      </w:r>
-      <w:proofErr w:type="spellStart"/>
-      <w:r>
-        <w:t>definizione</w:t>
-      </w:r>
-      <w:proofErr w:type="spellEnd"/>
-      <w:r>
-        <w:t>:</w:t>
-      </w:r>
-    </w:p>
-    <w:p>
-      <w:pPr>
-        <w:numPr>
-          <w:ilvl w:val="0"/>
-          <w:numId w:val="31"/>
-        </w:numPr>
-        <w:rPr>
-          <w:lang w:val="it-IT"/>
-        </w:rPr>
-      </w:pPr>
-      <w:r>
-        <w:rPr>
-          <w:lang w:val="it-IT"/>
-        </w:rPr>
-        <w:t>Branchi di grandi animali appaiono sulla mappa come entità mobili. Ogni branco ha una specie, un numero di capi, un habitat preferito e un tasso di riproduzione.</w:t>
-      </w:r>
-    </w:p>
-    <w:p>
-      <w:pPr>
-        <w:numPr>
-          <w:ilvl w:val="0"/>
-          <w:numId w:val="31"/>
-        </w:numPr>
-        <w:rPr>
-          <w:lang w:val="it-IT"/>
-        </w:rPr>
-      </w:pPr>
-      <w:r>
-        <w:rPr>
-          <w:lang w:val="it-IT"/>
-        </w:rPr>
-        <w:t>Il giocatore può assegnare un pop alla caccia: deve avvicinarsi al branco, e ogni ciclo di caccia riduce i capi e produce carne e pelli. Se il branco scende sotto una soglia, si estingue localmente.</w:t>
-      </w:r>
-    </w:p>
-    <w:p>
-      <w:pPr>
-        <w:numPr>
-          <w:ilvl w:val="0"/>
-          <w:numId w:val="31"/>
-        </w:numPr>
-        <w:rPr>
-          <w:lang w:val="it-IT"/>
-        </w:rPr>
-      </w:pPr>
-      <w:r>
-        <w:rPr>
-          <w:lang w:val="it-IT"/>
-        </w:rPr>
-        <w:t xml:space="preserve">Nelle celle che intersecano fiumi o laghi, il </w:t>
-      </w:r>
-      <w:proofErr w:type="spellStart"/>
-      <w:r>
-        <w:rPr>
-          <w:lang w:val="it-IT"/>
-        </w:rPr>
-        <w:t>layer</w:t>
-      </w:r>
-      <w:proofErr w:type="spellEnd"/>
-      <w:r>
-        <w:rPr>
-          <w:lang w:val="it-IT"/>
-        </w:rPr>
-        <w:t xml:space="preserve"> </w:t>
-      </w:r>
-      <w:proofErr w:type="spellStart"/>
-      <w:r>
-        <w:rPr>
-          <w:lang w:val="it-IT"/>
-        </w:rPr>
-        <w:t>fishDensity</w:t>
-      </w:r>
-      <w:proofErr w:type="spellEnd"/>
-      <w:r>
-        <w:rPr>
-          <w:lang w:val="it-IT"/>
-        </w:rPr>
-        <w:t xml:space="preserve"> permette la pesca. Funziona come la raccolta vegetale (riduce densità, si rigenera), ma solo in acqua.</w:t>
-      </w:r>
-    </w:p>
-    <w:p>
-      <w:pPr>
-        <w:numPr>
-          <w:ilvl w:val="0"/>
-          <w:numId w:val="31"/>
-        </w:numPr>
-        <w:rPr>
-          <w:lang w:val="it-IT"/>
-        </w:rPr>
-      </w:pPr>
-      <w:r>
-        <w:rPr>
-          <w:lang w:val="it-IT"/>
-        </w:rPr>
-        <w:t>L'interfaccia mostra le nuove risorse (carne, pesce) accanto al cibo vegetale. Per ora tutte valgono come "cibo", ma vengono registrate separatamente per usi futuri.</w:t>
-      </w:r>
-    </w:p>
-    <w:p>
-      <w:pPr>
-        <w:numPr>
-          <w:ilvl w:val="0"/>
-          <w:numId w:val="31"/>
-        </w:numPr>
-        <w:rPr>
-          <w:lang w:val="it-IT"/>
-        </w:rPr>
-      </w:pPr>
-      <w:r>
-        <w:rPr>
-          <w:lang w:val="it-IT"/>
-        </w:rPr>
-        <w:t>Meccanica: la caccia è più redditizia ma richiede inseguimento e può esaurire i branchi. La pesca è stabile ma limitata geograficamente. Il giocatore deve decidere come allocare i pop tra raccolta, caccia e pesca.</w:t>
-      </w:r>
-    </w:p>
-    <w:p>
-      <w:pPr>
-        <w:rPr>
-          <w:lang w:val="it-IT"/>
-        </w:rPr>
-      </w:pPr>
-      <w:r>
-        <w:rPr>
-          <w:b/>
-          <w:bCs/>
-          <w:lang w:val="it-IT"/>
-        </w:rPr>
-        <w:t xml:space="preserve">MVP3 – Raccolta legna, lavorazione e </w:t>
-      </w:r>
-      <w:r>
-        <w:rPr>
-          <w:b/>
-          <w:bCs/>
-          <w:lang w:val="it-IT"/>
-        </w:rPr>
-        <w:t>strumenti</w:t>
-      </w:r>
-    </w:p>
-    <w:p>
-      <w:pPr>
-        <w:rPr>
-          <w:lang w:val="it-IT"/>
-        </w:rPr>
-      </w:pPr>
-      <w:r>
-        <w:rPr>
-          <w:lang w:val="it-IT"/>
-        </w:rPr>
-        <w:t xml:space="preserve">MVP3 introduce il </w:t>
-      </w:r>
-      <w:proofErr w:type="spellStart"/>
-      <w:r>
-        <w:rPr>
-          <w:lang w:val="it-IT"/>
-        </w:rPr>
-        <w:t>layer</w:t>
-      </w:r>
-      <w:proofErr w:type="spellEnd"/>
-      <w:r>
-        <w:rPr>
-          <w:lang w:val="it-IT"/>
-        </w:rPr>
-        <w:t xml:space="preserve"> </w:t>
-      </w:r>
-      <w:proofErr w:type="spellStart"/>
-      <w:r>
-        <w:rPr>
-          <w:lang w:val="it-IT"/>
-        </w:rPr>
-        <w:t>forestDensity</w:t>
-      </w:r>
-      <w:proofErr w:type="spellEnd"/>
-      <w:r>
-        <w:rPr>
-          <w:lang w:val="it-IT"/>
-        </w:rPr>
-        <w:t xml:space="preserve"> e la raccolta di legna. Poi la lavorazione (legna → </w:t>
-      </w:r>
-      <w:r>
-        <w:rPr>
-          <w:lang w:val="it-IT"/>
-        </w:rPr>
-        <w:t>tool</w:t>
-      </w:r>
-      <w:r>
-        <w:rPr>
-          <w:lang w:val="it-IT"/>
-        </w:rPr>
-        <w:t xml:space="preserve">) </w:t>
-      </w:r>
-      <w:r>
-        <w:rPr>
-          <w:lang w:val="it-IT"/>
-        </w:rPr>
-        <w:t>per migliorare la caccia e la raccolta di cibo in generale</w:t>
-      </w:r>
-      <w:r>
-        <w:rPr>
-          <w:lang w:val="it-IT"/>
-        </w:rPr>
-        <w:t xml:space="preserve">. L'ordine logico è: risorsa grezza, lavorazione, </w:t>
-      </w:r>
-      <w:r>
-        <w:rPr>
-          <w:lang w:val="it-IT"/>
-        </w:rPr>
-        <w:t>tool</w:t>
-      </w:r>
-      <w:r>
-        <w:rPr>
-          <w:lang w:val="it-IT"/>
-        </w:rPr>
-        <w:t>.</w:t>
-      </w:r>
-    </w:p>
-    <w:p>
-      <w:pPr>
-        <w:rPr>
-          <w:lang w:val="it-IT"/>
-        </w:rPr>
-      </w:pPr>
-      <w:r>
-        <w:rPr>
-          <w:lang w:val="it-IT"/>
-        </w:rPr>
-        <w:t>DA RICORDARE A DEEPSEEK: controllare e confermare che gli strumenti in legna vennero prima di quelli in pietra.</w:t>
-      </w:r>
-    </w:p>
-    <w:p>
-      <w:pPr>
-        <w:rPr>
-          <w:lang w:val="it-IT"/>
-        </w:rPr>
-      </w:pPr>
-      <w:r>
-        <w:rPr>
-          <w:lang w:val="it-IT"/>
-        </w:rPr>
-        <w:t>Nuova definizione:</w:t>
-      </w:r>
-    </w:p>
-    <w:p>
-      <w:pPr>
-        <w:numPr>
-          <w:ilvl w:val="0"/>
-          <w:numId w:val="32"/>
-        </w:numPr>
-        <w:rPr>
-          <w:lang w:val="it-IT"/>
-        </w:rPr>
-      </w:pPr>
-      <w:r>
-        <w:rPr>
-          <w:lang w:val="it-IT"/>
-        </w:rPr>
-        <w:t xml:space="preserve">Attivazione del </w:t>
-      </w:r>
-      <w:proofErr w:type="spellStart"/>
-      <w:r>
-        <w:rPr>
-          <w:lang w:val="it-IT"/>
-        </w:rPr>
-        <w:t>layer</w:t>
-      </w:r>
-      <w:proofErr w:type="spellEnd"/>
-      <w:r>
-        <w:rPr>
-          <w:lang w:val="it-IT"/>
-        </w:rPr>
-        <w:t xml:space="preserve"> </w:t>
-      </w:r>
-      <w:proofErr w:type="spellStart"/>
-      <w:r>
-        <w:rPr>
-          <w:lang w:val="it-IT"/>
-        </w:rPr>
-        <w:t>forestDensity</w:t>
-      </w:r>
-      <w:proofErr w:type="spellEnd"/>
-      <w:r>
-        <w:rPr>
-          <w:lang w:val="it-IT"/>
-        </w:rPr>
-        <w:t xml:space="preserve"> sulla griglia. Le foreste sono visivamente distinguibili (verde scuro). La raccolta di legna riduce la densità localmente, come per il </w:t>
-      </w:r>
-      <w:proofErr w:type="spellStart"/>
-      <w:r>
-        <w:rPr>
-          <w:lang w:val="it-IT"/>
-        </w:rPr>
-        <w:t>forage</w:t>
-      </w:r>
-      <w:proofErr w:type="spellEnd"/>
-      <w:r>
-        <w:rPr>
-          <w:lang w:val="it-IT"/>
-        </w:rPr>
-        <w:t>.</w:t>
-      </w:r>
-    </w:p>
-    <w:p>
-      <w:pPr>
-        <w:numPr>
-          <w:ilvl w:val="0"/>
-          <w:numId w:val="32"/>
-        </w:numPr>
-        <w:rPr>
-          <w:lang w:val="it-IT"/>
-        </w:rPr>
-      </w:pPr>
-      <w:r>
-        <w:rPr>
-          <w:lang w:val="it-IT"/>
-        </w:rPr>
-        <w:t>Il giocatore può assegnare pop alla raccolta di legna. La legna grezza viene trasportata all'accampamento.</w:t>
-      </w:r>
-    </w:p>
-    <w:p>
-      <w:pPr>
-        <w:numPr>
-          <w:ilvl w:val="0"/>
-          <w:numId w:val="32"/>
-        </w:numPr>
-        <w:rPr>
-          <w:lang w:val="it-IT"/>
-        </w:rPr>
-      </w:pPr>
-      <w:r>
-        <w:rPr>
-          <w:lang w:val="it-IT"/>
-        </w:rPr>
-        <w:t xml:space="preserve">Introduzione della lavorazione: la legna grezza può essere trasformata in </w:t>
-      </w:r>
-      <w:r>
-        <w:rPr>
-          <w:lang w:val="it-IT"/>
-        </w:rPr>
-        <w:t>tool</w:t>
-      </w:r>
-      <w:r>
-        <w:rPr>
-          <w:lang w:val="it-IT"/>
-        </w:rPr>
-        <w:t xml:space="preserve"> (azione "lavora legna" al campo). </w:t>
-      </w:r>
-    </w:p>
-    <w:p>
-      <w:pPr>
-        <w:numPr>
-          <w:ilvl w:val="0"/>
-          <w:numId w:val="32"/>
-        </w:numPr>
-        <w:rPr>
-          <w:lang w:val="it-IT"/>
-        </w:rPr>
-      </w:pPr>
-      <w:r>
-        <w:rPr>
-          <w:lang w:val="it-IT"/>
-        </w:rPr>
-        <w:t xml:space="preserve">Costruzione </w:t>
-      </w:r>
-      <w:r>
-        <w:rPr>
-          <w:lang w:val="it-IT"/>
-        </w:rPr>
-        <w:t>dei tool</w:t>
-      </w:r>
-      <w:r>
-        <w:rPr>
-          <w:lang w:val="it-IT"/>
-        </w:rPr>
-        <w:t xml:space="preserve">: consuma </w:t>
-      </w:r>
-      <w:r>
-        <w:rPr>
-          <w:lang w:val="it-IT"/>
-        </w:rPr>
-        <w:t>legna</w:t>
-      </w:r>
-      <w:r>
-        <w:rPr>
-          <w:lang w:val="it-IT"/>
-        </w:rPr>
-        <w:t xml:space="preserve">. </w:t>
-      </w:r>
-      <w:r>
-        <w:rPr>
-          <w:lang w:val="it-IT"/>
-        </w:rPr>
-        <w:t>I tool possono essere armi per la caccia, la pesca o bastoni/ceste per migliorare la raccolta delle bacche</w:t>
-      </w:r>
-    </w:p>
-    <w:p>
-      <w:pPr>
-        <w:numPr>
-          <w:ilvl w:val="0"/>
-          <w:numId w:val="32"/>
-        </w:numPr>
-        <w:rPr>
-          <w:lang w:val="it-IT"/>
-        </w:rPr>
-      </w:pPr>
-      <w:r>
-        <w:rPr>
-          <w:lang w:val="it-IT"/>
-        </w:rPr>
-        <w:t>Meccanica: la legna diventa la prima risorsa non commestibile. La lavorazione introduce il concetto di catena produttiva. Si gettano le basi per la specializzazione dei pop (raccoglitori, taglialegna, artigiani).</w:t>
-      </w:r>
-    </w:p>
-    <w:p>
-      <w:pPr>
-        <w:rPr>
-          <w:lang w:val="it-IT"/>
-        </w:rPr>
-      </w:pPr>
-      <w:r>
-        <w:rPr>
-          <w:b/>
-          <w:bCs/>
-          <w:lang w:val="it-IT"/>
-        </w:rPr>
-        <w:t>MVP4 – Informazione imperfetta e report</w:t>
-      </w:r>
-    </w:p>
-    <w:p>
-      <w:pPr>
-        <w:rPr>
-          <w:lang w:val="it-IT"/>
-        </w:rPr>
-      </w:pPr>
-      <w:r>
-        <w:rPr>
-          <w:lang w:val="it-IT"/>
-        </w:rPr>
-        <w:lastRenderedPageBreak/>
-        <w:t>Nessuna modifica necessaria. Le meccaniche di visibilità (certo, proiettato, da report) e di stima delle scorte sono indipendenti dal tipo di risorsa. Quando le implementeremo, applicheremo l'incertezza a tutte le risorse (cibo vegetale, carne, pesce, legna, assi).</w:t>
-      </w:r>
-    </w:p>
-    <w:p>
-      <w:r>
-        <w:t xml:space="preserve">Testo </w:t>
-      </w:r>
-      <w:proofErr w:type="spellStart"/>
-      <w:r>
-        <w:t>attuale</w:t>
-      </w:r>
-      <w:proofErr w:type="spellEnd"/>
-      <w:r>
-        <w:t xml:space="preserve"> </w:t>
-      </w:r>
-      <w:proofErr w:type="spellStart"/>
-      <w:r>
-        <w:t>confermato</w:t>
-      </w:r>
-      <w:proofErr w:type="spellEnd"/>
-      <w:r>
-        <w:t>:</w:t>
-      </w:r>
-    </w:p>
-    <w:p>
-      <w:pPr>
-        <w:numPr>
-          <w:ilvl w:val="0"/>
-          <w:numId w:val="33"/>
-        </w:numPr>
-        <w:rPr>
-          <w:lang w:val="it-IT"/>
-        </w:rPr>
-      </w:pPr>
-      <w:r>
-        <w:rPr>
-          <w:lang w:val="it-IT"/>
-        </w:rPr>
-        <w:t>Il campo base ha una "riserva di cibo" che non conosci esattamente: vedi una stima arrotondata.</w:t>
-      </w:r>
-    </w:p>
-    <w:p>
-      <w:pPr>
-        <w:numPr>
-          <w:ilvl w:val="0"/>
-          <w:numId w:val="33"/>
-        </w:numPr>
-        <w:rPr>
-          <w:lang w:val="it-IT"/>
-        </w:rPr>
-      </w:pPr>
-      <w:r>
-        <w:rPr>
-          <w:lang w:val="it-IT"/>
-        </w:rPr>
-        <w:t>Per sapere quanta legna hai realmente, devi inviare qualcuno a controllare o aspettare il report di chi torna.</w:t>
-      </w:r>
-    </w:p>
-    <w:p>
-      <w:pPr>
-        <w:numPr>
-          <w:ilvl w:val="0"/>
-          <w:numId w:val="33"/>
-        </w:numPr>
-        <w:rPr>
-          <w:lang w:val="it-IT"/>
-        </w:rPr>
-      </w:pPr>
-      <w:r>
-        <w:rPr>
-          <w:lang w:val="it-IT"/>
-        </w:rPr>
-        <w:t>Raggio visivo del giocatore: dove hai uomini, vedi; il resto è buio o sfocato.</w:t>
-      </w:r>
-    </w:p>
-    <w:p>
-      <w:pPr>
-        <w:numPr>
-          <w:ilvl w:val="0"/>
-          <w:numId w:val="33"/>
-        </w:numPr>
-        <w:rPr>
-          <w:lang w:val="it-IT"/>
-        </w:rPr>
-      </w:pPr>
-      <w:r>
-        <w:rPr>
-          <w:lang w:val="it-IT"/>
-        </w:rPr>
-        <w:t>I report possono essere ritardati o imprecisi in base alla distanza.</w:t>
-      </w:r>
-    </w:p>
-    <w:p>
-      <w:pPr>
-        <w:numPr>
-          <w:ilvl w:val="0"/>
-          <w:numId w:val="10"/>
-        </w:numPr>
-        <w:rPr>
-          <w:lang w:val="it-IT"/>
-        </w:rPr>
-      </w:pPr>
-      <w:r>
-        <w:rPr>
-          <w:lang w:val="it-IT"/>
-        </w:rPr>
-        <w:t>Barra del tempo (velocità 1x, 2x, pausa).</w:t>
-      </w:r>
-    </w:p>
-    <w:p>
-      <w:pPr>
-        <w:numPr>
-          <w:ilvl w:val="0"/>
-          <w:numId w:val="10"/>
-        </w:numPr>
-      </w:pPr>
-      <w:proofErr w:type="spellStart"/>
-      <w:r>
-        <w:t>Indicatore</w:t>
-      </w:r>
-      <w:proofErr w:type="spellEnd"/>
-      <w:r>
-        <w:t xml:space="preserve"> di </w:t>
-      </w:r>
-      <w:proofErr w:type="spellStart"/>
-      <w:r>
-        <w:t>posizione</w:t>
-      </w:r>
-      <w:proofErr w:type="spellEnd"/>
-      <w:r>
-        <w:t>:</w:t>
-      </w:r>
-    </w:p>
-    <w:p>
-      <w:pPr>
-        <w:numPr>
-          <w:ilvl w:val="1"/>
-          <w:numId w:val="10"/>
-        </w:numPr>
-        <w:rPr>
-          <w:lang w:val="it-IT"/>
-        </w:rPr>
-      </w:pPr>
-      <w:r>
-        <w:rPr>
-          <w:lang w:val="it-IT"/>
-        </w:rPr>
-        <w:t>Certa (colore pieno) se nel raggio visivo.</w:t>
-      </w:r>
-    </w:p>
-    <w:p>
-      <w:pPr>
-        <w:numPr>
-          <w:ilvl w:val="1"/>
-          <w:numId w:val="10"/>
-        </w:numPr>
-        <w:rPr>
-          <w:lang w:val="it-IT"/>
-        </w:rPr>
-      </w:pPr>
-      <w:r>
-        <w:rPr>
-          <w:lang w:val="it-IT"/>
-        </w:rPr>
-        <w:t>Proiettata (desaturata con interpolazione) se fuori dal raggio.</w:t>
-      </w:r>
-    </w:p>
-    <w:p>
-      <w:pPr>
-        <w:numPr>
-          <w:ilvl w:val="1"/>
-          <w:numId w:val="10"/>
-        </w:numPr>
-        <w:rPr>
-          <w:lang w:val="it-IT"/>
-        </w:rPr>
-      </w:pPr>
-      <w:r>
-        <w:rPr>
-          <w:lang w:val="it-IT"/>
-        </w:rPr>
-        <w:t>Da report (lampeggiante o con indicatore "R") quando arriva un messaggio.</w:t>
-      </w:r>
-    </w:p>
-    <w:p>
-      <w:pPr>
-        <w:numPr>
-          <w:ilvl w:val="0"/>
-          <w:numId w:val="10"/>
-        </w:numPr>
-        <w:rPr>
-          <w:lang w:val="it-IT"/>
-        </w:rPr>
-      </w:pPr>
-      <w:proofErr w:type="spellStart"/>
-      <w:r>
-        <w:rPr>
-          <w:lang w:val="it-IT"/>
-        </w:rPr>
-        <w:t>Tooltip</w:t>
-      </w:r>
-      <w:proofErr w:type="spellEnd"/>
-      <w:r>
-        <w:rPr>
-          <w:lang w:val="it-IT"/>
-        </w:rPr>
-        <w:t xml:space="preserve"> base per risorse e pop.</w:t>
-      </w:r>
-    </w:p>
-    <w:p>
-      <w:pPr>
-        <w:rPr>
-          <w:lang w:val="it-IT"/>
-        </w:rPr>
-      </w:pPr>
-      <w:r>
-        <w:rPr>
-          <w:b/>
-          <w:bCs/>
-          <w:lang w:val="it-IT"/>
-        </w:rPr>
         <w:t>MVP5 – Seconda tribù e territorio</w:t>
       </w:r>
     </w:p>
@@ -3400,42 +2768,12 @@
         <w:rPr>
           <w:lang w:val="it-IT"/>
         </w:rPr>
-        <w:t xml:space="preserve">Nessuna modifica necessaria. La competizione per le risorse funziona con qualsiasi tipo di </w:t>
-      </w:r>
-      <w:proofErr w:type="spellStart"/>
-      <w:r>
-        <w:rPr>
-          <w:lang w:val="it-IT"/>
-        </w:rPr>
-        <w:t>layer</w:t>
-      </w:r>
-      <w:proofErr w:type="spellEnd"/>
-      <w:r>
-        <w:rPr>
-          <w:lang w:val="it-IT"/>
-        </w:rPr>
-        <w:t xml:space="preserve"> o branco.</w:t>
-      </w:r>
-    </w:p>
-    <w:p>
-      <w:r>
-        <w:t xml:space="preserve">Testo </w:t>
-      </w:r>
-      <w:proofErr w:type="spellStart"/>
-      <w:r>
-        <w:t>attuale</w:t>
-      </w:r>
-      <w:proofErr w:type="spellEnd"/>
-      <w:r>
-        <w:t xml:space="preserve"> </w:t>
-      </w:r>
-      <w:proofErr w:type="spellStart"/>
-      <w:r>
-        <w:t>confermato</w:t>
-      </w:r>
-      <w:proofErr w:type="spellEnd"/>
-      <w:r>
-        <w:t>:</w:t>
+        <w:t>Nessuna modifica necessaria. La competizione per le risorse funziona con qualsiasi tipo di layer o branco.</w:t>
+      </w:r>
+    </w:p>
+    <w:p>
+      <w:r>
+        <w:t>Testo attuale confermato:</w:t>
       </w:r>
     </w:p>
     <w:p>
@@ -3630,7 +2968,7 @@
 </file>
 
 <file path=word/numbering.xml><?xml version="1.0" encoding="utf-8"?>
-<w:numbering xmlns:wpc="http://schemas.microsoft.com/office/word/2010/wordprocessingCanvas" xmlns:cx="http://schemas.microsoft.com/office/drawing/2014/chartex" xmlns:cx1="http://schemas.microsoft.com/office/drawing/2015/9/8/chartex" xmlns:cx2="http://schemas.microsoft.com/office/drawing/2015/10/21/chartex" xmlns:cx3="http://schemas.microsoft.com/office/drawing/2016/5/9/chartex" xmlns:cx4="http://schemas.microsoft.com/office/drawing/2016/5/10/chartex" xmlns:cx5="http://schemas.microsoft.com/office/drawing/2016/5/11/chartex" xmlns:cx6="http://schemas.microsoft.com/office/drawing/2016/5/12/chartex" xmlns:cx7="http://schemas.microsoft.com/office/drawing/2016/5/13/chartex" xmlns:cx8="http://schemas.microsoft.com/office/drawing/2016/5/14/chartex" xmlns:mc="http://schemas.openxmlformats.org/markup-compatibility/2006" xmlns:aink="http://schemas.microsoft.com/office/drawing/2016/ink" xmlns:am3d="http://schemas.microsoft.com/office/drawing/2017/model3d" xmlns:o="urn:schemas-microsoft-com:office:office" xmlns:oel="http://schemas.microsoft.com/office/2019/extlst" xmlns:r="http://schemas.openxmlformats.org/officeDocument/2006/relationships" xmlns:m="http://schemas.openxmlformats.org/officeDocument/2006/math" xmlns:v="urn:schemas-microsoft-com:vml" xmlns:wp14="http://schemas.microsoft.com/office/word/2010/wordprocessingDrawing" xmlns:wp="http://schemas.openxmlformats.org/drawingml/2006/wordprocessingDrawing" xmlns:w10="urn:schemas-microsoft-com:office:word" xmlns:w="http://schemas.openxmlformats.org/wordprocessingml/2006/main" xmlns:w14="http://schemas.microsoft.com/office/word/2010/wordml" xmlns:w15="http://schemas.microsoft.com/office/word/2012/wordml" xmlns:w16cex="http://schemas.microsoft.com/office/word/2018/wordml/cex" xmlns:w16cid="http://schemas.microsoft.com/office/word/2016/wordml/cid" xmlns:w16="http://schemas.microsoft.com/office/word/2018/wordml" xmlns:w16du="http://schemas.microsoft.com/office/word/2023/wordml/word16du" xmlns:w16sdtdh="http://schemas.microsoft.com/office/word/2020/wordml/sdtdatahash" xmlns:w16sdtfl="http://schemas.microsoft.com/office/word/2024/wordml/sdtformatlock" xmlns:w16se="http://schemas.microsoft.com/office/word/2015/wordml/symex" xmlns:wpg="http://schemas.microsoft.com/office/word/2010/wordprocessingGroup" xmlns:wpi="http://schemas.microsoft.com/office/word/2010/wordprocessingInk" xmlns:wne="http://schemas.microsoft.com/office/word/2006/wordml" xmlns:wps="http://schemas.microsoft.com/office/word/2010/wordprocessingShape" mc:Ignorable="w14 w15 w16se w16cid w16 w16cex w16sdtdh w16sdtfl w16du wp14">
+<w:numbering xmlns:wpc="http://schemas.microsoft.com/office/word/2010/wordprocessingCanvas" xmlns:cx="http://schemas.microsoft.com/office/drawing/2014/chartex" xmlns:cx1="http://schemas.microsoft.com/office/drawing/2015/9/8/chartex" xmlns:cx2="http://schemas.microsoft.com/office/drawing/2015/10/21/chartex" xmlns:cx3="http://schemas.microsoft.com/office/drawing/2016/5/9/chartex" xmlns:cx4="http://schemas.microsoft.com/office/drawing/2016/5/10/chartex" xmlns:cx5="http://schemas.microsoft.com/office/drawing/2016/5/11/chartex" xmlns:cx6="http://schemas.microsoft.com/office/drawing/2016/5/12/chartex" xmlns:cx7="http://schemas.microsoft.com/office/drawing/2016/5/13/chartex" xmlns:cx8="http://schemas.microsoft.com/office/drawing/2016/5/14/chartex" xmlns:mc="http://schemas.openxmlformats.org/markup-compatibility/2006" xmlns:aink="http://schemas.microsoft.com/office/drawing/2016/ink" xmlns:am3d="http://schemas.microsoft.com/office/drawing/2017/model3d" xmlns:o="urn:schemas-microsoft-com:office:office" xmlns:oel="http://schemas.microsoft.com/office/2019/extlst" xmlns:r="http://schemas.openxmlformats.org/officeDocument/2006/relationships" xmlns:m="http://schemas.openxmlformats.org/officeDocument/2006/math" xmlns:v="urn:schemas-microsoft-com:vml" xmlns:wp14="http://schemas.microsoft.com/office/word/2010/wordprocessingDrawing" xmlns:wp="http://schemas.openxmlformats.org/drawingml/2006/wordprocessingDrawing" xmlns:w10="urn:schemas-microsoft-com:office:word" xmlns:w="http://schemas.openxmlformats.org/wordprocessingml/2006/main" xmlns:w14="http://schemas.microsoft.com/office/word/2010/wordml" xmlns:w15="http://schemas.microsoft.com/office/word/2012/wordml" xmlns:w16cei="http://schemas.microsoft.com/office/word/2026/wordml/cei" xmlns:w16cex="http://schemas.microsoft.com/office/word/2018/wordml/cex" xmlns:w16cid="http://schemas.microsoft.com/office/word/2016/wordml/cid" xmlns:w16="http://schemas.microsoft.com/office/word/2018/wordml" xmlns:w16du="http://schemas.microsoft.com/office/word/2023/wordml/word16du" xmlns:w16sdtdh="http://schemas.microsoft.com/office/word/2020/wordml/sdtdatahash" xmlns:w16sdtfl="http://schemas.microsoft.com/office/word/2024/wordml/sdtformatlock" xmlns:w16se="http://schemas.microsoft.com/office/word/2015/wordml/symex" xmlns:wpg="http://schemas.microsoft.com/office/word/2010/wordprocessingGroup" xmlns:wpi="http://schemas.microsoft.com/office/word/2010/wordprocessingInk" xmlns:wne="http://schemas.microsoft.com/office/word/2006/wordml" xmlns:wps="http://schemas.microsoft.com/office/word/2010/wordprocessingShape" mc:Ignorable="w14 w15 w16se w16cid w16 w16cex w16sdtdh w16sdtfl w16du wp14">
   <w:abstractNum w:abstractNumId="0" w15:restartNumberingAfterBreak="0">
     <w:nsid w:val="01CC0F03"/>
     <w:multiLevelType w:val="multilevel"/>
@@ -4417,6 +3755,155 @@
     </w:lvl>
   </w:abstractNum>
   <w:abstractNum w:abstractNumId="6" w15:restartNumberingAfterBreak="0">
+    <w:nsid w:val="0E841546"/>
+    <w:multiLevelType w:val="multilevel"/>
+    <w:tmpl w:val="B2DC5664"/>
+    <w:lvl w:ilvl="0">
+      <w:start w:val="1"/>
+      <w:numFmt w:val="bullet"/>
+      <w:lvlText w:val=""/>
+      <w:lvlJc w:val="left"/>
+      <w:pPr>
+        <w:tabs>
+          <w:tab w:val="num" w:pos="720"/>
+        </w:tabs>
+        <w:ind w:left="720" w:hanging="360"/>
+      </w:pPr>
+      <w:rPr>
+        <w:rFonts w:ascii="Symbol" w:hAnsi="Symbol" w:hint="default"/>
+        <w:sz w:val="20"/>
+      </w:rPr>
+    </w:lvl>
+    <w:lvl w:ilvl="1" w:tentative="1">
+      <w:start w:val="1"/>
+      <w:numFmt w:val="bullet"/>
+      <w:lvlText w:val="o"/>
+      <w:lvlJc w:val="left"/>
+      <w:pPr>
+        <w:tabs>
+          <w:tab w:val="num" w:pos="1440"/>
+        </w:tabs>
+        <w:ind w:left="1440" w:hanging="360"/>
+      </w:pPr>
+      <w:rPr>
+        <w:rFonts w:ascii="Courier New" w:hAnsi="Courier New" w:hint="default"/>
+        <w:sz w:val="20"/>
+      </w:rPr>
+    </w:lvl>
+    <w:lvl w:ilvl="2" w:tentative="1">
+      <w:start w:val="1"/>
+      <w:numFmt w:val="bullet"/>
+      <w:lvlText w:val=""/>
+      <w:lvlJc w:val="left"/>
+      <w:pPr>
+        <w:tabs>
+          <w:tab w:val="num" w:pos="2160"/>
+        </w:tabs>
+        <w:ind w:left="2160" w:hanging="360"/>
+      </w:pPr>
+      <w:rPr>
+        <w:rFonts w:ascii="Wingdings" w:hAnsi="Wingdings" w:hint="default"/>
+        <w:sz w:val="20"/>
+      </w:rPr>
+    </w:lvl>
+    <w:lvl w:ilvl="3" w:tentative="1">
+      <w:start w:val="1"/>
+      <w:numFmt w:val="bullet"/>
+      <w:lvlText w:val=""/>
+      <w:lvlJc w:val="left"/>
+      <w:pPr>
+        <w:tabs>
+          <w:tab w:val="num" w:pos="2880"/>
+        </w:tabs>
+        <w:ind w:left="2880" w:hanging="360"/>
+      </w:pPr>
+      <w:rPr>
+        <w:rFonts w:ascii="Wingdings" w:hAnsi="Wingdings" w:hint="default"/>
+        <w:sz w:val="20"/>
+      </w:rPr>
+    </w:lvl>
+    <w:lvl w:ilvl="4" w:tentative="1">
+      <w:start w:val="1"/>
+      <w:numFmt w:val="bullet"/>
+      <w:lvlText w:val=""/>
+      <w:lvlJc w:val="left"/>
+      <w:pPr>
+        <w:tabs>
+          <w:tab w:val="num" w:pos="3600"/>
+        </w:tabs>
+        <w:ind w:left="3600" w:hanging="360"/>
+      </w:pPr>
+      <w:rPr>
+        <w:rFonts w:ascii="Wingdings" w:hAnsi="Wingdings" w:hint="default"/>
+        <w:sz w:val="20"/>
+      </w:rPr>
+    </w:lvl>
+    <w:lvl w:ilvl="5" w:tentative="1">
+      <w:start w:val="1"/>
+      <w:numFmt w:val="bullet"/>
+      <w:lvlText w:val=""/>
+      <w:lvlJc w:val="left"/>
+      <w:pPr>
+        <w:tabs>
+          <w:tab w:val="num" w:pos="4320"/>
+        </w:tabs>
+        <w:ind w:left="4320" w:hanging="360"/>
+      </w:pPr>
+      <w:rPr>
+        <w:rFonts w:ascii="Wingdings" w:hAnsi="Wingdings" w:hint="default"/>
+        <w:sz w:val="20"/>
+      </w:rPr>
+    </w:lvl>
+    <w:lvl w:ilvl="6" w:tentative="1">
+      <w:start w:val="1"/>
+      <w:numFmt w:val="bullet"/>
+      <w:lvlText w:val=""/>
+      <w:lvlJc w:val="left"/>
+      <w:pPr>
+        <w:tabs>
+          <w:tab w:val="num" w:pos="5040"/>
+        </w:tabs>
+        <w:ind w:left="5040" w:hanging="360"/>
+      </w:pPr>
+      <w:rPr>
+        <w:rFonts w:ascii="Wingdings" w:hAnsi="Wingdings" w:hint="default"/>
+        <w:sz w:val="20"/>
+      </w:rPr>
+    </w:lvl>
+    <w:lvl w:ilvl="7" w:tentative="1">
+      <w:start w:val="1"/>
+      <w:numFmt w:val="bullet"/>
+      <w:lvlText w:val=""/>
+      <w:lvlJc w:val="left"/>
+      <w:pPr>
+        <w:tabs>
+          <w:tab w:val="num" w:pos="5760"/>
+        </w:tabs>
+        <w:ind w:left="5760" w:hanging="360"/>
+      </w:pPr>
+      <w:rPr>
+        <w:rFonts w:ascii="Wingdings" w:hAnsi="Wingdings" w:hint="default"/>
+        <w:sz w:val="20"/>
+      </w:rPr>
+    </w:lvl>
+    <w:lvl w:ilvl="8" w:tentative="1">
+      <w:start w:val="1"/>
+      <w:numFmt w:val="bullet"/>
+      <w:lvlText w:val=""/>
+      <w:lvlJc w:val="left"/>
+      <w:pPr>
+        <w:tabs>
+          <w:tab w:val="num" w:pos="6480"/>
+        </w:tabs>
+        <w:ind w:left="6480" w:hanging="360"/>
+      </w:pPr>
+      <w:rPr>
+        <w:rFonts w:ascii="Wingdings" w:hAnsi="Wingdings" w:hint="default"/>
+        <w:sz w:val="20"/>
+      </w:rPr>
+    </w:lvl>
+  </w:abstractNum>
+  <w:abstractNum w:abstractNumId="7" w15:restartNumberingAfterBreak="0">
     <w:nsid w:val="109C5F21"/>
     <w:multiLevelType w:val="multilevel"/>
     <w:tmpl w:val="A322F550"/>
@@ -4565,7 +4052,7 @@
       </w:rPr>
     </w:lvl>
   </w:abstractNum>
-  <w:abstractNum w:abstractNumId="7" w15:restartNumberingAfterBreak="0">
+  <w:abstractNum w:abstractNumId="8" w15:restartNumberingAfterBreak="0">
     <w:nsid w:val="127B248F"/>
     <w:multiLevelType w:val="multilevel"/>
     <w:tmpl w:val="69F09910"/>
@@ -4678,7 +4165,7 @@
       </w:pPr>
     </w:lvl>
   </w:abstractNum>
-  <w:abstractNum w:abstractNumId="8" w15:restartNumberingAfterBreak="0">
+  <w:abstractNum w:abstractNumId="9" w15:restartNumberingAfterBreak="0">
     <w:nsid w:val="131A0DBD"/>
     <w:multiLevelType w:val="multilevel"/>
     <w:tmpl w:val="7668DF54"/>
@@ -4827,7 +4314,7 @@
       </w:rPr>
     </w:lvl>
   </w:abstractNum>
-  <w:abstractNum w:abstractNumId="9" w15:restartNumberingAfterBreak="0">
+  <w:abstractNum w:abstractNumId="10" w15:restartNumberingAfterBreak="0">
     <w:nsid w:val="15FE68FE"/>
     <w:multiLevelType w:val="multilevel"/>
     <w:tmpl w:val="65F83AEE"/>
@@ -4976,7 +4463,7 @@
       </w:rPr>
     </w:lvl>
   </w:abstractNum>
-  <w:abstractNum w:abstractNumId="10" w15:restartNumberingAfterBreak="0">
+  <w:abstractNum w:abstractNumId="11" w15:restartNumberingAfterBreak="0">
     <w:nsid w:val="17235FE1"/>
     <w:multiLevelType w:val="multilevel"/>
     <w:tmpl w:val="F34AE5A0"/>
@@ -5125,7 +4612,7 @@
       </w:rPr>
     </w:lvl>
   </w:abstractNum>
-  <w:abstractNum w:abstractNumId="11" w15:restartNumberingAfterBreak="0">
+  <w:abstractNum w:abstractNumId="12" w15:restartNumberingAfterBreak="0">
     <w:nsid w:val="1996508A"/>
     <w:multiLevelType w:val="multilevel"/>
     <w:tmpl w:val="F198151A"/>
@@ -5274,7 +4761,156 @@
       </w:rPr>
     </w:lvl>
   </w:abstractNum>
-  <w:abstractNum w:abstractNumId="12" w15:restartNumberingAfterBreak="0">
+  <w:abstractNum w:abstractNumId="13" w15:restartNumberingAfterBreak="0">
+    <w:nsid w:val="19BE46CA"/>
+    <w:multiLevelType w:val="multilevel"/>
+    <w:tmpl w:val="DE06223A"/>
+    <w:lvl w:ilvl="0">
+      <w:start w:val="1"/>
+      <w:numFmt w:val="bullet"/>
+      <w:lvlText w:val=""/>
+      <w:lvlJc w:val="left"/>
+      <w:pPr>
+        <w:tabs>
+          <w:tab w:val="num" w:pos="720"/>
+        </w:tabs>
+        <w:ind w:left="720" w:hanging="360"/>
+      </w:pPr>
+      <w:rPr>
+        <w:rFonts w:ascii="Symbol" w:hAnsi="Symbol" w:hint="default"/>
+        <w:sz w:val="20"/>
+      </w:rPr>
+    </w:lvl>
+    <w:lvl w:ilvl="1" w:tentative="1">
+      <w:start w:val="1"/>
+      <w:numFmt w:val="bullet"/>
+      <w:lvlText w:val="o"/>
+      <w:lvlJc w:val="left"/>
+      <w:pPr>
+        <w:tabs>
+          <w:tab w:val="num" w:pos="1440"/>
+        </w:tabs>
+        <w:ind w:left="1440" w:hanging="360"/>
+      </w:pPr>
+      <w:rPr>
+        <w:rFonts w:ascii="Courier New" w:hAnsi="Courier New" w:hint="default"/>
+        <w:sz w:val="20"/>
+      </w:rPr>
+    </w:lvl>
+    <w:lvl w:ilvl="2" w:tentative="1">
+      <w:start w:val="1"/>
+      <w:numFmt w:val="bullet"/>
+      <w:lvlText w:val=""/>
+      <w:lvlJc w:val="left"/>
+      <w:pPr>
+        <w:tabs>
+          <w:tab w:val="num" w:pos="2160"/>
+        </w:tabs>
+        <w:ind w:left="2160" w:hanging="360"/>
+      </w:pPr>
+      <w:rPr>
+        <w:rFonts w:ascii="Wingdings" w:hAnsi="Wingdings" w:hint="default"/>
+        <w:sz w:val="20"/>
+      </w:rPr>
+    </w:lvl>
+    <w:lvl w:ilvl="3" w:tentative="1">
+      <w:start w:val="1"/>
+      <w:numFmt w:val="bullet"/>
+      <w:lvlText w:val=""/>
+      <w:lvlJc w:val="left"/>
+      <w:pPr>
+        <w:tabs>
+          <w:tab w:val="num" w:pos="2880"/>
+        </w:tabs>
+        <w:ind w:left="2880" w:hanging="360"/>
+      </w:pPr>
+      <w:rPr>
+        <w:rFonts w:ascii="Wingdings" w:hAnsi="Wingdings" w:hint="default"/>
+        <w:sz w:val="20"/>
+      </w:rPr>
+    </w:lvl>
+    <w:lvl w:ilvl="4" w:tentative="1">
+      <w:start w:val="1"/>
+      <w:numFmt w:val="bullet"/>
+      <w:lvlText w:val=""/>
+      <w:lvlJc w:val="left"/>
+      <w:pPr>
+        <w:tabs>
+          <w:tab w:val="num" w:pos="3600"/>
+        </w:tabs>
+        <w:ind w:left="3600" w:hanging="360"/>
+      </w:pPr>
+      <w:rPr>
+        <w:rFonts w:ascii="Wingdings" w:hAnsi="Wingdings" w:hint="default"/>
+        <w:sz w:val="20"/>
+      </w:rPr>
+    </w:lvl>
+    <w:lvl w:ilvl="5" w:tentative="1">
+      <w:start w:val="1"/>
+      <w:numFmt w:val="bullet"/>
+      <w:lvlText w:val=""/>
+      <w:lvlJc w:val="left"/>
+      <w:pPr>
+        <w:tabs>
+          <w:tab w:val="num" w:pos="4320"/>
+        </w:tabs>
+        <w:ind w:left="4320" w:hanging="360"/>
+      </w:pPr>
+      <w:rPr>
+        <w:rFonts w:ascii="Wingdings" w:hAnsi="Wingdings" w:hint="default"/>
+        <w:sz w:val="20"/>
+      </w:rPr>
+    </w:lvl>
+    <w:lvl w:ilvl="6" w:tentative="1">
+      <w:start w:val="1"/>
+      <w:numFmt w:val="bullet"/>
+      <w:lvlText w:val=""/>
+      <w:lvlJc w:val="left"/>
+      <w:pPr>
+        <w:tabs>
+          <w:tab w:val="num" w:pos="5040"/>
+        </w:tabs>
+        <w:ind w:left="5040" w:hanging="360"/>
+      </w:pPr>
+      <w:rPr>
+        <w:rFonts w:ascii="Wingdings" w:hAnsi="Wingdings" w:hint="default"/>
+        <w:sz w:val="20"/>
+      </w:rPr>
+    </w:lvl>
+    <w:lvl w:ilvl="7" w:tentative="1">
+      <w:start w:val="1"/>
+      <w:numFmt w:val="bullet"/>
+      <w:lvlText w:val=""/>
+      <w:lvlJc w:val="left"/>
+      <w:pPr>
+        <w:tabs>
+          <w:tab w:val="num" w:pos="5760"/>
+        </w:tabs>
+        <w:ind w:left="5760" w:hanging="360"/>
+      </w:pPr>
+      <w:rPr>
+        <w:rFonts w:ascii="Wingdings" w:hAnsi="Wingdings" w:hint="default"/>
+        <w:sz w:val="20"/>
+      </w:rPr>
+    </w:lvl>
+    <w:lvl w:ilvl="8" w:tentative="1">
+      <w:start w:val="1"/>
+      <w:numFmt w:val="bullet"/>
+      <w:lvlText w:val=""/>
+      <w:lvlJc w:val="left"/>
+      <w:pPr>
+        <w:tabs>
+          <w:tab w:val="num" w:pos="6480"/>
+        </w:tabs>
+        <w:ind w:left="6480" w:hanging="360"/>
+      </w:pPr>
+      <w:rPr>
+        <w:rFonts w:ascii="Wingdings" w:hAnsi="Wingdings" w:hint="default"/>
+        <w:sz w:val="20"/>
+      </w:rPr>
+    </w:lvl>
+  </w:abstractNum>
+  <w:abstractNum w:abstractNumId="14" w15:restartNumberingAfterBreak="0">
     <w:nsid w:val="1A7819A8"/>
     <w:multiLevelType w:val="multilevel"/>
     <w:tmpl w:val="10E466CE"/>
@@ -5423,7 +5059,7 @@
       </w:rPr>
     </w:lvl>
   </w:abstractNum>
-  <w:abstractNum w:abstractNumId="13" w15:restartNumberingAfterBreak="0">
+  <w:abstractNum w:abstractNumId="15" w15:restartNumberingAfterBreak="0">
     <w:nsid w:val="1DE16D1E"/>
     <w:multiLevelType w:val="multilevel"/>
     <w:tmpl w:val="D0AA7ED4"/>
@@ -5572,7 +5208,7 @@
       </w:rPr>
     </w:lvl>
   </w:abstractNum>
-  <w:abstractNum w:abstractNumId="14" w15:restartNumberingAfterBreak="0">
+  <w:abstractNum w:abstractNumId="16" w15:restartNumberingAfterBreak="0">
     <w:nsid w:val="21DA54DB"/>
     <w:multiLevelType w:val="multilevel"/>
     <w:tmpl w:val="2FFAF406"/>
@@ -5721,7 +5357,7 @@
       </w:rPr>
     </w:lvl>
   </w:abstractNum>
-  <w:abstractNum w:abstractNumId="15" w15:restartNumberingAfterBreak="0">
+  <w:abstractNum w:abstractNumId="17" w15:restartNumberingAfterBreak="0">
     <w:nsid w:val="25322051"/>
     <w:multiLevelType w:val="multilevel"/>
     <w:tmpl w:val="E05A99D0"/>
@@ -5870,7 +5506,7 @@
       </w:rPr>
     </w:lvl>
   </w:abstractNum>
-  <w:abstractNum w:abstractNumId="16" w15:restartNumberingAfterBreak="0">
+  <w:abstractNum w:abstractNumId="18" w15:restartNumberingAfterBreak="0">
     <w:nsid w:val="28724FDF"/>
     <w:multiLevelType w:val="multilevel"/>
     <w:tmpl w:val="A322F550"/>
@@ -6019,7 +5655,7 @@
       </w:rPr>
     </w:lvl>
   </w:abstractNum>
-  <w:abstractNum w:abstractNumId="17" w15:restartNumberingAfterBreak="0">
+  <w:abstractNum w:abstractNumId="19" w15:restartNumberingAfterBreak="0">
     <w:nsid w:val="2CA60B07"/>
     <w:multiLevelType w:val="multilevel"/>
     <w:tmpl w:val="85FA6EEA"/>
@@ -6168,7 +5804,7 @@
       </w:rPr>
     </w:lvl>
   </w:abstractNum>
-  <w:abstractNum w:abstractNumId="18" w15:restartNumberingAfterBreak="0">
+  <w:abstractNum w:abstractNumId="20" w15:restartNumberingAfterBreak="0">
     <w:nsid w:val="2DF54639"/>
     <w:multiLevelType w:val="multilevel"/>
     <w:tmpl w:val="51F6A5B8"/>
@@ -6317,7 +5953,7 @@
       </w:rPr>
     </w:lvl>
   </w:abstractNum>
-  <w:abstractNum w:abstractNumId="19" w15:restartNumberingAfterBreak="0">
+  <w:abstractNum w:abstractNumId="21" w15:restartNumberingAfterBreak="0">
     <w:nsid w:val="31640CA4"/>
     <w:multiLevelType w:val="multilevel"/>
     <w:tmpl w:val="6806343C"/>
@@ -6434,7 +6070,156 @@
       </w:pPr>
     </w:lvl>
   </w:abstractNum>
-  <w:abstractNum w:abstractNumId="20" w15:restartNumberingAfterBreak="0">
+  <w:abstractNum w:abstractNumId="22" w15:restartNumberingAfterBreak="0">
+    <w:nsid w:val="37697520"/>
+    <w:multiLevelType w:val="multilevel"/>
+    <w:tmpl w:val="167AA5AC"/>
+    <w:lvl w:ilvl="0">
+      <w:start w:val="1"/>
+      <w:numFmt w:val="bullet"/>
+      <w:lvlText w:val=""/>
+      <w:lvlJc w:val="left"/>
+      <w:pPr>
+        <w:tabs>
+          <w:tab w:val="num" w:pos="720"/>
+        </w:tabs>
+        <w:ind w:left="720" w:hanging="360"/>
+      </w:pPr>
+      <w:rPr>
+        <w:rFonts w:ascii="Symbol" w:hAnsi="Symbol" w:hint="default"/>
+        <w:sz w:val="20"/>
+      </w:rPr>
+    </w:lvl>
+    <w:lvl w:ilvl="1" w:tentative="1">
+      <w:start w:val="1"/>
+      <w:numFmt w:val="bullet"/>
+      <w:lvlText w:val="o"/>
+      <w:lvlJc w:val="left"/>
+      <w:pPr>
+        <w:tabs>
+          <w:tab w:val="num" w:pos="1440"/>
+        </w:tabs>
+        <w:ind w:left="1440" w:hanging="360"/>
+      </w:pPr>
+      <w:rPr>
+        <w:rFonts w:ascii="Courier New" w:hAnsi="Courier New" w:hint="default"/>
+        <w:sz w:val="20"/>
+      </w:rPr>
+    </w:lvl>
+    <w:lvl w:ilvl="2" w:tentative="1">
+      <w:start w:val="1"/>
+      <w:numFmt w:val="bullet"/>
+      <w:lvlText w:val=""/>
+      <w:lvlJc w:val="left"/>
+      <w:pPr>
+        <w:tabs>
+          <w:tab w:val="num" w:pos="2160"/>
+        </w:tabs>
+        <w:ind w:left="2160" w:hanging="360"/>
+      </w:pPr>
+      <w:rPr>
+        <w:rFonts w:ascii="Wingdings" w:hAnsi="Wingdings" w:hint="default"/>
+        <w:sz w:val="20"/>
+      </w:rPr>
+    </w:lvl>
+    <w:lvl w:ilvl="3" w:tentative="1">
+      <w:start w:val="1"/>
+      <w:numFmt w:val="bullet"/>
+      <w:lvlText w:val=""/>
+      <w:lvlJc w:val="left"/>
+      <w:pPr>
+        <w:tabs>
+          <w:tab w:val="num" w:pos="2880"/>
+        </w:tabs>
+        <w:ind w:left="2880" w:hanging="360"/>
+      </w:pPr>
+      <w:rPr>
+        <w:rFonts w:ascii="Wingdings" w:hAnsi="Wingdings" w:hint="default"/>
+        <w:sz w:val="20"/>
+      </w:rPr>
+    </w:lvl>
+    <w:lvl w:ilvl="4" w:tentative="1">
+      <w:start w:val="1"/>
+      <w:numFmt w:val="bullet"/>
+      <w:lvlText w:val=""/>
+      <w:lvlJc w:val="left"/>
+      <w:pPr>
+        <w:tabs>
+          <w:tab w:val="num" w:pos="3600"/>
+        </w:tabs>
+        <w:ind w:left="3600" w:hanging="360"/>
+      </w:pPr>
+      <w:rPr>
+        <w:rFonts w:ascii="Wingdings" w:hAnsi="Wingdings" w:hint="default"/>
+        <w:sz w:val="20"/>
+      </w:rPr>
+    </w:lvl>
+    <w:lvl w:ilvl="5" w:tentative="1">
+      <w:start w:val="1"/>
+      <w:numFmt w:val="bullet"/>
+      <w:lvlText w:val=""/>
+      <w:lvlJc w:val="left"/>
+      <w:pPr>
+        <w:tabs>
+          <w:tab w:val="num" w:pos="4320"/>
+        </w:tabs>
+        <w:ind w:left="4320" w:hanging="360"/>
+      </w:pPr>
+      <w:rPr>
+        <w:rFonts w:ascii="Wingdings" w:hAnsi="Wingdings" w:hint="default"/>
+        <w:sz w:val="20"/>
+      </w:rPr>
+    </w:lvl>
+    <w:lvl w:ilvl="6" w:tentative="1">
+      <w:start w:val="1"/>
+      <w:numFmt w:val="bullet"/>
+      <w:lvlText w:val=""/>
+      <w:lvlJc w:val="left"/>
+      <w:pPr>
+        <w:tabs>
+          <w:tab w:val="num" w:pos="5040"/>
+        </w:tabs>
+        <w:ind w:left="5040" w:hanging="360"/>
+      </w:pPr>
+      <w:rPr>
+        <w:rFonts w:ascii="Wingdings" w:hAnsi="Wingdings" w:hint="default"/>
+        <w:sz w:val="20"/>
+      </w:rPr>
+    </w:lvl>
+    <w:lvl w:ilvl="7" w:tentative="1">
+      <w:start w:val="1"/>
+      <w:numFmt w:val="bullet"/>
+      <w:lvlText w:val=""/>
+      <w:lvlJc w:val="left"/>
+      <w:pPr>
+        <w:tabs>
+          <w:tab w:val="num" w:pos="5760"/>
+        </w:tabs>
+        <w:ind w:left="5760" w:hanging="360"/>
+      </w:pPr>
+      <w:rPr>
+        <w:rFonts w:ascii="Wingdings" w:hAnsi="Wingdings" w:hint="default"/>
+        <w:sz w:val="20"/>
+      </w:rPr>
+    </w:lvl>
+    <w:lvl w:ilvl="8" w:tentative="1">
+      <w:start w:val="1"/>
+      <w:numFmt w:val="bullet"/>
+      <w:lvlText w:val=""/>
+      <w:lvlJc w:val="left"/>
+      <w:pPr>
+        <w:tabs>
+          <w:tab w:val="num" w:pos="6480"/>
+        </w:tabs>
+        <w:ind w:left="6480" w:hanging="360"/>
+      </w:pPr>
+      <w:rPr>
+        <w:rFonts w:ascii="Wingdings" w:hAnsi="Wingdings" w:hint="default"/>
+        <w:sz w:val="20"/>
+      </w:rPr>
+    </w:lvl>
+  </w:abstractNum>
+  <w:abstractNum w:abstractNumId="23" w15:restartNumberingAfterBreak="0">
     <w:nsid w:val="398F5129"/>
     <w:multiLevelType w:val="multilevel"/>
     <w:tmpl w:val="A322F550"/>
@@ -6583,7 +6368,7 @@
       </w:rPr>
     </w:lvl>
   </w:abstractNum>
-  <w:abstractNum w:abstractNumId="21" w15:restartNumberingAfterBreak="0">
+  <w:abstractNum w:abstractNumId="24" w15:restartNumberingAfterBreak="0">
     <w:nsid w:val="3CAC5FF4"/>
     <w:multiLevelType w:val="multilevel"/>
     <w:tmpl w:val="BFBC23AA"/>
@@ -6732,7 +6517,156 @@
       </w:rPr>
     </w:lvl>
   </w:abstractNum>
-  <w:abstractNum w:abstractNumId="22" w15:restartNumberingAfterBreak="0">
+  <w:abstractNum w:abstractNumId="25" w15:restartNumberingAfterBreak="0">
+    <w:nsid w:val="3DF235EA"/>
+    <w:multiLevelType w:val="multilevel"/>
+    <w:tmpl w:val="42A41A42"/>
+    <w:lvl w:ilvl="0">
+      <w:start w:val="1"/>
+      <w:numFmt w:val="bullet"/>
+      <w:lvlText w:val=""/>
+      <w:lvlJc w:val="left"/>
+      <w:pPr>
+        <w:tabs>
+          <w:tab w:val="num" w:pos="720"/>
+        </w:tabs>
+        <w:ind w:left="720" w:hanging="360"/>
+      </w:pPr>
+      <w:rPr>
+        <w:rFonts w:ascii="Symbol" w:hAnsi="Symbol" w:hint="default"/>
+        <w:sz w:val="20"/>
+      </w:rPr>
+    </w:lvl>
+    <w:lvl w:ilvl="1" w:tentative="1">
+      <w:start w:val="1"/>
+      <w:numFmt w:val="bullet"/>
+      <w:lvlText w:val="o"/>
+      <w:lvlJc w:val="left"/>
+      <w:pPr>
+        <w:tabs>
+          <w:tab w:val="num" w:pos="1440"/>
+        </w:tabs>
+        <w:ind w:left="1440" w:hanging="360"/>
+      </w:pPr>
+      <w:rPr>
+        <w:rFonts w:ascii="Courier New" w:hAnsi="Courier New" w:hint="default"/>
+        <w:sz w:val="20"/>
+      </w:rPr>
+    </w:lvl>
+    <w:lvl w:ilvl="2" w:tentative="1">
+      <w:start w:val="1"/>
+      <w:numFmt w:val="bullet"/>
+      <w:lvlText w:val=""/>
+      <w:lvlJc w:val="left"/>
+      <w:pPr>
+        <w:tabs>
+          <w:tab w:val="num" w:pos="2160"/>
+        </w:tabs>
+        <w:ind w:left="2160" w:hanging="360"/>
+      </w:pPr>
+      <w:rPr>
+        <w:rFonts w:ascii="Wingdings" w:hAnsi="Wingdings" w:hint="default"/>
+        <w:sz w:val="20"/>
+      </w:rPr>
+    </w:lvl>
+    <w:lvl w:ilvl="3" w:tentative="1">
+      <w:start w:val="1"/>
+      <w:numFmt w:val="bullet"/>
+      <w:lvlText w:val=""/>
+      <w:lvlJc w:val="left"/>
+      <w:pPr>
+        <w:tabs>
+          <w:tab w:val="num" w:pos="2880"/>
+        </w:tabs>
+        <w:ind w:left="2880" w:hanging="360"/>
+      </w:pPr>
+      <w:rPr>
+        <w:rFonts w:ascii="Wingdings" w:hAnsi="Wingdings" w:hint="default"/>
+        <w:sz w:val="20"/>
+      </w:rPr>
+    </w:lvl>
+    <w:lvl w:ilvl="4" w:tentative="1">
+      <w:start w:val="1"/>
+      <w:numFmt w:val="bullet"/>
+      <w:lvlText w:val=""/>
+      <w:lvlJc w:val="left"/>
+      <w:pPr>
+        <w:tabs>
+          <w:tab w:val="num" w:pos="3600"/>
+        </w:tabs>
+        <w:ind w:left="3600" w:hanging="360"/>
+      </w:pPr>
+      <w:rPr>
+        <w:rFonts w:ascii="Wingdings" w:hAnsi="Wingdings" w:hint="default"/>
+        <w:sz w:val="20"/>
+      </w:rPr>
+    </w:lvl>
+    <w:lvl w:ilvl="5" w:tentative="1">
+      <w:start w:val="1"/>
+      <w:numFmt w:val="bullet"/>
+      <w:lvlText w:val=""/>
+      <w:lvlJc w:val="left"/>
+      <w:pPr>
+        <w:tabs>
+          <w:tab w:val="num" w:pos="4320"/>
+        </w:tabs>
+        <w:ind w:left="4320" w:hanging="360"/>
+      </w:pPr>
+      <w:rPr>
+        <w:rFonts w:ascii="Wingdings" w:hAnsi="Wingdings" w:hint="default"/>
+        <w:sz w:val="20"/>
+      </w:rPr>
+    </w:lvl>
+    <w:lvl w:ilvl="6" w:tentative="1">
+      <w:start w:val="1"/>
+      <w:numFmt w:val="bullet"/>
+      <w:lvlText w:val=""/>
+      <w:lvlJc w:val="left"/>
+      <w:pPr>
+        <w:tabs>
+          <w:tab w:val="num" w:pos="5040"/>
+        </w:tabs>
+        <w:ind w:left="5040" w:hanging="360"/>
+      </w:pPr>
+      <w:rPr>
+        <w:rFonts w:ascii="Wingdings" w:hAnsi="Wingdings" w:hint="default"/>
+        <w:sz w:val="20"/>
+      </w:rPr>
+    </w:lvl>
+    <w:lvl w:ilvl="7" w:tentative="1">
+      <w:start w:val="1"/>
+      <w:numFmt w:val="bullet"/>
+      <w:lvlText w:val=""/>
+      <w:lvlJc w:val="left"/>
+      <w:pPr>
+        <w:tabs>
+          <w:tab w:val="num" w:pos="5760"/>
+        </w:tabs>
+        <w:ind w:left="5760" w:hanging="360"/>
+      </w:pPr>
+      <w:rPr>
+        <w:rFonts w:ascii="Wingdings" w:hAnsi="Wingdings" w:hint="default"/>
+        <w:sz w:val="20"/>
+      </w:rPr>
+    </w:lvl>
+    <w:lvl w:ilvl="8" w:tentative="1">
+      <w:start w:val="1"/>
+      <w:numFmt w:val="bullet"/>
+      <w:lvlText w:val=""/>
+      <w:lvlJc w:val="left"/>
+      <w:pPr>
+        <w:tabs>
+          <w:tab w:val="num" w:pos="6480"/>
+        </w:tabs>
+        <w:ind w:left="6480" w:hanging="360"/>
+      </w:pPr>
+      <w:rPr>
+        <w:rFonts w:ascii="Wingdings" w:hAnsi="Wingdings" w:hint="default"/>
+        <w:sz w:val="20"/>
+      </w:rPr>
+    </w:lvl>
+  </w:abstractNum>
+  <w:abstractNum w:abstractNumId="26" w15:restartNumberingAfterBreak="0">
     <w:nsid w:val="44FB0F4F"/>
     <w:multiLevelType w:val="hybridMultilevel"/>
     <w:tmpl w:val="EAE60CA6"/>
@@ -6818,7 +6752,156 @@
       </w:pPr>
     </w:lvl>
   </w:abstractNum>
-  <w:abstractNum w:abstractNumId="23" w15:restartNumberingAfterBreak="0">
+  <w:abstractNum w:abstractNumId="27" w15:restartNumberingAfterBreak="0">
+    <w:nsid w:val="46ED3328"/>
+    <w:multiLevelType w:val="multilevel"/>
+    <w:tmpl w:val="676888D2"/>
+    <w:lvl w:ilvl="0">
+      <w:start w:val="1"/>
+      <w:numFmt w:val="bullet"/>
+      <w:lvlText w:val=""/>
+      <w:lvlJc w:val="left"/>
+      <w:pPr>
+        <w:tabs>
+          <w:tab w:val="num" w:pos="720"/>
+        </w:tabs>
+        <w:ind w:left="720" w:hanging="360"/>
+      </w:pPr>
+      <w:rPr>
+        <w:rFonts w:ascii="Symbol" w:hAnsi="Symbol" w:hint="default"/>
+        <w:sz w:val="20"/>
+      </w:rPr>
+    </w:lvl>
+    <w:lvl w:ilvl="1" w:tentative="1">
+      <w:start w:val="1"/>
+      <w:numFmt w:val="bullet"/>
+      <w:lvlText w:val="o"/>
+      <w:lvlJc w:val="left"/>
+      <w:pPr>
+        <w:tabs>
+          <w:tab w:val="num" w:pos="1440"/>
+        </w:tabs>
+        <w:ind w:left="1440" w:hanging="360"/>
+      </w:pPr>
+      <w:rPr>
+        <w:rFonts w:ascii="Courier New" w:hAnsi="Courier New" w:hint="default"/>
+        <w:sz w:val="20"/>
+      </w:rPr>
+    </w:lvl>
+    <w:lvl w:ilvl="2" w:tentative="1">
+      <w:start w:val="1"/>
+      <w:numFmt w:val="bullet"/>
+      <w:lvlText w:val=""/>
+      <w:lvlJc w:val="left"/>
+      <w:pPr>
+        <w:tabs>
+          <w:tab w:val="num" w:pos="2160"/>
+        </w:tabs>
+        <w:ind w:left="2160" w:hanging="360"/>
+      </w:pPr>
+      <w:rPr>
+        <w:rFonts w:ascii="Wingdings" w:hAnsi="Wingdings" w:hint="default"/>
+        <w:sz w:val="20"/>
+      </w:rPr>
+    </w:lvl>
+    <w:lvl w:ilvl="3" w:tentative="1">
+      <w:start w:val="1"/>
+      <w:numFmt w:val="bullet"/>
+      <w:lvlText w:val=""/>
+      <w:lvlJc w:val="left"/>
+      <w:pPr>
+        <w:tabs>
+          <w:tab w:val="num" w:pos="2880"/>
+        </w:tabs>
+        <w:ind w:left="2880" w:hanging="360"/>
+      </w:pPr>
+      <w:rPr>
+        <w:rFonts w:ascii="Wingdings" w:hAnsi="Wingdings" w:hint="default"/>
+        <w:sz w:val="20"/>
+      </w:rPr>
+    </w:lvl>
+    <w:lvl w:ilvl="4" w:tentative="1">
+      <w:start w:val="1"/>
+      <w:numFmt w:val="bullet"/>
+      <w:lvlText w:val=""/>
+      <w:lvlJc w:val="left"/>
+      <w:pPr>
+        <w:tabs>
+          <w:tab w:val="num" w:pos="3600"/>
+        </w:tabs>
+        <w:ind w:left="3600" w:hanging="360"/>
+      </w:pPr>
+      <w:rPr>
+        <w:rFonts w:ascii="Wingdings" w:hAnsi="Wingdings" w:hint="default"/>
+        <w:sz w:val="20"/>
+      </w:rPr>
+    </w:lvl>
+    <w:lvl w:ilvl="5" w:tentative="1">
+      <w:start w:val="1"/>
+      <w:numFmt w:val="bullet"/>
+      <w:lvlText w:val=""/>
+      <w:lvlJc w:val="left"/>
+      <w:pPr>
+        <w:tabs>
+          <w:tab w:val="num" w:pos="4320"/>
+        </w:tabs>
+        <w:ind w:left="4320" w:hanging="360"/>
+      </w:pPr>
+      <w:rPr>
+        <w:rFonts w:ascii="Wingdings" w:hAnsi="Wingdings" w:hint="default"/>
+        <w:sz w:val="20"/>
+      </w:rPr>
+    </w:lvl>
+    <w:lvl w:ilvl="6" w:tentative="1">
+      <w:start w:val="1"/>
+      <w:numFmt w:val="bullet"/>
+      <w:lvlText w:val=""/>
+      <w:lvlJc w:val="left"/>
+      <w:pPr>
+        <w:tabs>
+          <w:tab w:val="num" w:pos="5040"/>
+        </w:tabs>
+        <w:ind w:left="5040" w:hanging="360"/>
+      </w:pPr>
+      <w:rPr>
+        <w:rFonts w:ascii="Wingdings" w:hAnsi="Wingdings" w:hint="default"/>
+        <w:sz w:val="20"/>
+      </w:rPr>
+    </w:lvl>
+    <w:lvl w:ilvl="7" w:tentative="1">
+      <w:start w:val="1"/>
+      <w:numFmt w:val="bullet"/>
+      <w:lvlText w:val=""/>
+      <w:lvlJc w:val="left"/>
+      <w:pPr>
+        <w:tabs>
+          <w:tab w:val="num" w:pos="5760"/>
+        </w:tabs>
+        <w:ind w:left="5760" w:hanging="360"/>
+      </w:pPr>
+      <w:rPr>
+        <w:rFonts w:ascii="Wingdings" w:hAnsi="Wingdings" w:hint="default"/>
+        <w:sz w:val="20"/>
+      </w:rPr>
+    </w:lvl>
+    <w:lvl w:ilvl="8" w:tentative="1">
+      <w:start w:val="1"/>
+      <w:numFmt w:val="bullet"/>
+      <w:lvlText w:val=""/>
+      <w:lvlJc w:val="left"/>
+      <w:pPr>
+        <w:tabs>
+          <w:tab w:val="num" w:pos="6480"/>
+        </w:tabs>
+        <w:ind w:left="6480" w:hanging="360"/>
+      </w:pPr>
+      <w:rPr>
+        <w:rFonts w:ascii="Wingdings" w:hAnsi="Wingdings" w:hint="default"/>
+        <w:sz w:val="20"/>
+      </w:rPr>
+    </w:lvl>
+  </w:abstractNum>
+  <w:abstractNum w:abstractNumId="28" w15:restartNumberingAfterBreak="0">
     <w:nsid w:val="4BE4348C"/>
     <w:multiLevelType w:val="multilevel"/>
     <w:tmpl w:val="1A58024C"/>
@@ -6967,7 +7050,7 @@
       </w:rPr>
     </w:lvl>
   </w:abstractNum>
-  <w:abstractNum w:abstractNumId="24" w15:restartNumberingAfterBreak="0">
+  <w:abstractNum w:abstractNumId="29" w15:restartNumberingAfterBreak="0">
     <w:nsid w:val="4C046A48"/>
     <w:multiLevelType w:val="multilevel"/>
     <w:tmpl w:val="2340BCD6"/>
@@ -7116,7 +7199,156 @@
       </w:rPr>
     </w:lvl>
   </w:abstractNum>
-  <w:abstractNum w:abstractNumId="25" w15:restartNumberingAfterBreak="0">
+  <w:abstractNum w:abstractNumId="30" w15:restartNumberingAfterBreak="0">
+    <w:nsid w:val="4C970926"/>
+    <w:multiLevelType w:val="multilevel"/>
+    <w:tmpl w:val="362EF636"/>
+    <w:lvl w:ilvl="0">
+      <w:start w:val="1"/>
+      <w:numFmt w:val="bullet"/>
+      <w:lvlText w:val=""/>
+      <w:lvlJc w:val="left"/>
+      <w:pPr>
+        <w:tabs>
+          <w:tab w:val="num" w:pos="720"/>
+        </w:tabs>
+        <w:ind w:left="720" w:hanging="360"/>
+      </w:pPr>
+      <w:rPr>
+        <w:rFonts w:ascii="Symbol" w:hAnsi="Symbol" w:hint="default"/>
+        <w:sz w:val="20"/>
+      </w:rPr>
+    </w:lvl>
+    <w:lvl w:ilvl="1" w:tentative="1">
+      <w:start w:val="1"/>
+      <w:numFmt w:val="bullet"/>
+      <w:lvlText w:val="o"/>
+      <w:lvlJc w:val="left"/>
+      <w:pPr>
+        <w:tabs>
+          <w:tab w:val="num" w:pos="1440"/>
+        </w:tabs>
+        <w:ind w:left="1440" w:hanging="360"/>
+      </w:pPr>
+      <w:rPr>
+        <w:rFonts w:ascii="Courier New" w:hAnsi="Courier New" w:hint="default"/>
+        <w:sz w:val="20"/>
+      </w:rPr>
+    </w:lvl>
+    <w:lvl w:ilvl="2" w:tentative="1">
+      <w:start w:val="1"/>
+      <w:numFmt w:val="bullet"/>
+      <w:lvlText w:val=""/>
+      <w:lvlJc w:val="left"/>
+      <w:pPr>
+        <w:tabs>
+          <w:tab w:val="num" w:pos="2160"/>
+        </w:tabs>
+        <w:ind w:left="2160" w:hanging="360"/>
+      </w:pPr>
+      <w:rPr>
+        <w:rFonts w:ascii="Wingdings" w:hAnsi="Wingdings" w:hint="default"/>
+        <w:sz w:val="20"/>
+      </w:rPr>
+    </w:lvl>
+    <w:lvl w:ilvl="3" w:tentative="1">
+      <w:start w:val="1"/>
+      <w:numFmt w:val="bullet"/>
+      <w:lvlText w:val=""/>
+      <w:lvlJc w:val="left"/>
+      <w:pPr>
+        <w:tabs>
+          <w:tab w:val="num" w:pos="2880"/>
+        </w:tabs>
+        <w:ind w:left="2880" w:hanging="360"/>
+      </w:pPr>
+      <w:rPr>
+        <w:rFonts w:ascii="Wingdings" w:hAnsi="Wingdings" w:hint="default"/>
+        <w:sz w:val="20"/>
+      </w:rPr>
+    </w:lvl>
+    <w:lvl w:ilvl="4" w:tentative="1">
+      <w:start w:val="1"/>
+      <w:numFmt w:val="bullet"/>
+      <w:lvlText w:val=""/>
+      <w:lvlJc w:val="left"/>
+      <w:pPr>
+        <w:tabs>
+          <w:tab w:val="num" w:pos="3600"/>
+        </w:tabs>
+        <w:ind w:left="3600" w:hanging="360"/>
+      </w:pPr>
+      <w:rPr>
+        <w:rFonts w:ascii="Wingdings" w:hAnsi="Wingdings" w:hint="default"/>
+        <w:sz w:val="20"/>
+      </w:rPr>
+    </w:lvl>
+    <w:lvl w:ilvl="5" w:tentative="1">
+      <w:start w:val="1"/>
+      <w:numFmt w:val="bullet"/>
+      <w:lvlText w:val=""/>
+      <w:lvlJc w:val="left"/>
+      <w:pPr>
+        <w:tabs>
+          <w:tab w:val="num" w:pos="4320"/>
+        </w:tabs>
+        <w:ind w:left="4320" w:hanging="360"/>
+      </w:pPr>
+      <w:rPr>
+        <w:rFonts w:ascii="Wingdings" w:hAnsi="Wingdings" w:hint="default"/>
+        <w:sz w:val="20"/>
+      </w:rPr>
+    </w:lvl>
+    <w:lvl w:ilvl="6" w:tentative="1">
+      <w:start w:val="1"/>
+      <w:numFmt w:val="bullet"/>
+      <w:lvlText w:val=""/>
+      <w:lvlJc w:val="left"/>
+      <w:pPr>
+        <w:tabs>
+          <w:tab w:val="num" w:pos="5040"/>
+        </w:tabs>
+        <w:ind w:left="5040" w:hanging="360"/>
+      </w:pPr>
+      <w:rPr>
+        <w:rFonts w:ascii="Wingdings" w:hAnsi="Wingdings" w:hint="default"/>
+        <w:sz w:val="20"/>
+      </w:rPr>
+    </w:lvl>
+    <w:lvl w:ilvl="7" w:tentative="1">
+      <w:start w:val="1"/>
+      <w:numFmt w:val="bullet"/>
+      <w:lvlText w:val=""/>
+      <w:lvlJc w:val="left"/>
+      <w:pPr>
+        <w:tabs>
+          <w:tab w:val="num" w:pos="5760"/>
+        </w:tabs>
+        <w:ind w:left="5760" w:hanging="360"/>
+      </w:pPr>
+      <w:rPr>
+        <w:rFonts w:ascii="Wingdings" w:hAnsi="Wingdings" w:hint="default"/>
+        <w:sz w:val="20"/>
+      </w:rPr>
+    </w:lvl>
+    <w:lvl w:ilvl="8" w:tentative="1">
+      <w:start w:val="1"/>
+      <w:numFmt w:val="bullet"/>
+      <w:lvlText w:val=""/>
+      <w:lvlJc w:val="left"/>
+      <w:pPr>
+        <w:tabs>
+          <w:tab w:val="num" w:pos="6480"/>
+        </w:tabs>
+        <w:ind w:left="6480" w:hanging="360"/>
+      </w:pPr>
+      <w:rPr>
+        <w:rFonts w:ascii="Wingdings" w:hAnsi="Wingdings" w:hint="default"/>
+        <w:sz w:val="20"/>
+      </w:rPr>
+    </w:lvl>
+  </w:abstractNum>
+  <w:abstractNum w:abstractNumId="31" w15:restartNumberingAfterBreak="0">
     <w:nsid w:val="4D186818"/>
     <w:multiLevelType w:val="multilevel"/>
     <w:tmpl w:val="6A7EED2E"/>
@@ -7265,7 +7497,7 @@
       </w:rPr>
     </w:lvl>
   </w:abstractNum>
-  <w:abstractNum w:abstractNumId="26" w15:restartNumberingAfterBreak="0">
+  <w:abstractNum w:abstractNumId="32" w15:restartNumberingAfterBreak="0">
     <w:nsid w:val="4D7C5B44"/>
     <w:multiLevelType w:val="multilevel"/>
     <w:tmpl w:val="0DFE325A"/>
@@ -7414,7 +7646,7 @@
       </w:rPr>
     </w:lvl>
   </w:abstractNum>
-  <w:abstractNum w:abstractNumId="27" w15:restartNumberingAfterBreak="0">
+  <w:abstractNum w:abstractNumId="33" w15:restartNumberingAfterBreak="0">
     <w:nsid w:val="4E5C6A14"/>
     <w:multiLevelType w:val="multilevel"/>
     <w:tmpl w:val="A24A7FAC"/>
@@ -7563,7 +7795,7 @@
       </w:rPr>
     </w:lvl>
   </w:abstractNum>
-  <w:abstractNum w:abstractNumId="28" w15:restartNumberingAfterBreak="0">
+  <w:abstractNum w:abstractNumId="34" w15:restartNumberingAfterBreak="0">
     <w:nsid w:val="538273CB"/>
     <w:multiLevelType w:val="multilevel"/>
     <w:tmpl w:val="0C66EB3A"/>
@@ -7712,7 +7944,7 @@
       </w:rPr>
     </w:lvl>
   </w:abstractNum>
-  <w:abstractNum w:abstractNumId="29" w15:restartNumberingAfterBreak="0">
+  <w:abstractNum w:abstractNumId="35" w15:restartNumberingAfterBreak="0">
     <w:nsid w:val="5AAF3F94"/>
     <w:multiLevelType w:val="multilevel"/>
     <w:tmpl w:val="A9F486C6"/>
@@ -7861,7 +8093,7 @@
       </w:rPr>
     </w:lvl>
   </w:abstractNum>
-  <w:abstractNum w:abstractNumId="30" w15:restartNumberingAfterBreak="0">
+  <w:abstractNum w:abstractNumId="36" w15:restartNumberingAfterBreak="0">
     <w:nsid w:val="60BB2048"/>
     <w:multiLevelType w:val="multilevel"/>
     <w:tmpl w:val="3DAC4EA6"/>
@@ -8010,7 +8242,7 @@
       </w:rPr>
     </w:lvl>
   </w:abstractNum>
-  <w:abstractNum w:abstractNumId="31" w15:restartNumberingAfterBreak="0">
+  <w:abstractNum w:abstractNumId="37" w15:restartNumberingAfterBreak="0">
     <w:nsid w:val="62A77596"/>
     <w:multiLevelType w:val="multilevel"/>
     <w:tmpl w:val="A1F830BA"/>
@@ -8159,7 +8391,7 @@
       </w:rPr>
     </w:lvl>
   </w:abstractNum>
-  <w:abstractNum w:abstractNumId="32" w15:restartNumberingAfterBreak="0">
+  <w:abstractNum w:abstractNumId="38" w15:restartNumberingAfterBreak="0">
     <w:nsid w:val="64206F26"/>
     <w:multiLevelType w:val="multilevel"/>
     <w:tmpl w:val="84B80140"/>
@@ -8308,7 +8540,7 @@
       </w:rPr>
     </w:lvl>
   </w:abstractNum>
-  <w:abstractNum w:abstractNumId="33" w15:restartNumberingAfterBreak="0">
+  <w:abstractNum w:abstractNumId="39" w15:restartNumberingAfterBreak="0">
     <w:nsid w:val="65B1153F"/>
     <w:multiLevelType w:val="hybridMultilevel"/>
     <w:tmpl w:val="B0ECFF54"/>
@@ -8421,7 +8653,7 @@
       </w:rPr>
     </w:lvl>
   </w:abstractNum>
-  <w:abstractNum w:abstractNumId="34" w15:restartNumberingAfterBreak="0">
+  <w:abstractNum w:abstractNumId="40" w15:restartNumberingAfterBreak="0">
     <w:nsid w:val="66825D90"/>
     <w:multiLevelType w:val="multilevel"/>
     <w:tmpl w:val="5E8C9D9E"/>
@@ -8570,7 +8802,7 @@
       </w:rPr>
     </w:lvl>
   </w:abstractNum>
-  <w:abstractNum w:abstractNumId="35" w15:restartNumberingAfterBreak="0">
+  <w:abstractNum w:abstractNumId="41" w15:restartNumberingAfterBreak="0">
     <w:nsid w:val="675155B1"/>
     <w:multiLevelType w:val="multilevel"/>
     <w:tmpl w:val="76A07240"/>
@@ -8719,7 +8951,7 @@
       </w:rPr>
     </w:lvl>
   </w:abstractNum>
-  <w:abstractNum w:abstractNumId="36" w15:restartNumberingAfterBreak="0">
+  <w:abstractNum w:abstractNumId="42" w15:restartNumberingAfterBreak="0">
     <w:nsid w:val="6A7F58A7"/>
     <w:multiLevelType w:val="multilevel"/>
     <w:tmpl w:val="7A101704"/>
@@ -8868,7 +9100,7 @@
       </w:rPr>
     </w:lvl>
   </w:abstractNum>
-  <w:abstractNum w:abstractNumId="37" w15:restartNumberingAfterBreak="0">
+  <w:abstractNum w:abstractNumId="43" w15:restartNumberingAfterBreak="0">
     <w:nsid w:val="6C152091"/>
     <w:multiLevelType w:val="multilevel"/>
     <w:tmpl w:val="1692526E"/>
@@ -9017,7 +9249,7 @@
       </w:rPr>
     </w:lvl>
   </w:abstractNum>
-  <w:abstractNum w:abstractNumId="38" w15:restartNumberingAfterBreak="0">
+  <w:abstractNum w:abstractNumId="44" w15:restartNumberingAfterBreak="0">
     <w:nsid w:val="74F83019"/>
     <w:multiLevelType w:val="multilevel"/>
     <w:tmpl w:val="EF12228E"/>
@@ -9166,7 +9398,7 @@
       </w:rPr>
     </w:lvl>
   </w:abstractNum>
-  <w:abstractNum w:abstractNumId="39" w15:restartNumberingAfterBreak="0">
+  <w:abstractNum w:abstractNumId="45" w15:restartNumberingAfterBreak="0">
     <w:nsid w:val="7CE22FBB"/>
     <w:multiLevelType w:val="hybridMultilevel"/>
     <w:tmpl w:val="CAF2485C"/>
@@ -9279,7 +9511,7 @@
       </w:rPr>
     </w:lvl>
   </w:abstractNum>
-  <w:abstractNum w:abstractNumId="40" w15:restartNumberingAfterBreak="0">
+  <w:abstractNum w:abstractNumId="46" w15:restartNumberingAfterBreak="0">
     <w:nsid w:val="7D8650C9"/>
     <w:multiLevelType w:val="multilevel"/>
     <w:tmpl w:val="3FDC4EFE"/>
@@ -9427,103 +9659,103 @@
     <w:abstractNumId w:val="4"/>
   </w:num>
   <w:num w:numId="2" w16cid:durableId="1175145623">
-    <w:abstractNumId w:val="7"/>
+    <w:abstractNumId w:val="8"/>
   </w:num>
   <w:num w:numId="3" w16cid:durableId="214586865">
-    <w:abstractNumId w:val="8"/>
+    <w:abstractNumId w:val="9"/>
   </w:num>
   <w:num w:numId="4" w16cid:durableId="1604999293">
-    <w:abstractNumId w:val="25"/>
+    <w:abstractNumId w:val="31"/>
   </w:num>
   <w:num w:numId="5" w16cid:durableId="2005010433">
-    <w:abstractNumId w:val="38"/>
+    <w:abstractNumId w:val="44"/>
   </w:num>
   <w:num w:numId="6" w16cid:durableId="2015913491">
-    <w:abstractNumId w:val="10"/>
+    <w:abstractNumId w:val="11"/>
   </w:num>
   <w:num w:numId="7" w16cid:durableId="2005282243">
-    <w:abstractNumId w:val="18"/>
+    <w:abstractNumId w:val="20"/>
   </w:num>
   <w:num w:numId="8" w16cid:durableId="1782459442">
-    <w:abstractNumId w:val="28"/>
+    <w:abstractNumId w:val="34"/>
   </w:num>
   <w:num w:numId="9" w16cid:durableId="29652177">
     <w:abstractNumId w:val="2"/>
   </w:num>
   <w:num w:numId="10" w16cid:durableId="5983952">
-    <w:abstractNumId w:val="26"/>
+    <w:abstractNumId w:val="32"/>
   </w:num>
   <w:num w:numId="11" w16cid:durableId="1385524487">
-    <w:abstractNumId w:val="21"/>
+    <w:abstractNumId w:val="24"/>
   </w:num>
   <w:num w:numId="12" w16cid:durableId="881791777">
-    <w:abstractNumId w:val="36"/>
+    <w:abstractNumId w:val="42"/>
   </w:num>
   <w:num w:numId="13" w16cid:durableId="616062957">
-    <w:abstractNumId w:val="12"/>
+    <w:abstractNumId w:val="14"/>
   </w:num>
   <w:num w:numId="14" w16cid:durableId="1599679862">
-    <w:abstractNumId w:val="31"/>
+    <w:abstractNumId w:val="37"/>
   </w:num>
   <w:num w:numId="15" w16cid:durableId="1203782223">
-    <w:abstractNumId w:val="35"/>
+    <w:abstractNumId w:val="41"/>
   </w:num>
   <w:num w:numId="16" w16cid:durableId="1910339401">
-    <w:abstractNumId w:val="11"/>
+    <w:abstractNumId w:val="12"/>
   </w:num>
   <w:num w:numId="17" w16cid:durableId="79716557">
     <w:abstractNumId w:val="0"/>
   </w:num>
   <w:num w:numId="18" w16cid:durableId="1340543577">
-    <w:abstractNumId w:val="37"/>
+    <w:abstractNumId w:val="43"/>
   </w:num>
   <w:num w:numId="19" w16cid:durableId="1861702556">
     <w:abstractNumId w:val="1"/>
   </w:num>
   <w:num w:numId="20" w16cid:durableId="913048856">
-    <w:abstractNumId w:val="27"/>
+    <w:abstractNumId w:val="33"/>
   </w:num>
   <w:num w:numId="21" w16cid:durableId="613368900">
-    <w:abstractNumId w:val="9"/>
+    <w:abstractNumId w:val="10"/>
   </w:num>
   <w:num w:numId="22" w16cid:durableId="760225088">
+    <w:abstractNumId w:val="21"/>
+  </w:num>
+  <w:num w:numId="23" w16cid:durableId="747772899">
+    <w:abstractNumId w:val="38"/>
+  </w:num>
+  <w:num w:numId="24" w16cid:durableId="1330063747">
+    <w:abstractNumId w:val="46"/>
+  </w:num>
+  <w:num w:numId="25" w16cid:durableId="1728644347">
+    <w:abstractNumId w:val="29"/>
+  </w:num>
+  <w:num w:numId="26" w16cid:durableId="721557330">
+    <w:abstractNumId w:val="28"/>
+  </w:num>
+  <w:num w:numId="27" w16cid:durableId="1611934106">
+    <w:abstractNumId w:val="35"/>
+  </w:num>
+  <w:num w:numId="28" w16cid:durableId="1091008212">
+    <w:abstractNumId w:val="23"/>
+  </w:num>
+  <w:num w:numId="29" w16cid:durableId="372000044">
+    <w:abstractNumId w:val="40"/>
+  </w:num>
+  <w:num w:numId="30" w16cid:durableId="1429884695">
+    <w:abstractNumId w:val="36"/>
+  </w:num>
+  <w:num w:numId="31" w16cid:durableId="112595949">
+    <w:abstractNumId w:val="15"/>
+  </w:num>
+  <w:num w:numId="32" w16cid:durableId="386999035">
+    <w:abstractNumId w:val="16"/>
+  </w:num>
+  <w:num w:numId="33" w16cid:durableId="954100688">
     <w:abstractNumId w:val="19"/>
   </w:num>
-  <w:num w:numId="23" w16cid:durableId="747772899">
-    <w:abstractNumId w:val="32"/>
-  </w:num>
-  <w:num w:numId="24" w16cid:durableId="1330063747">
-    <w:abstractNumId w:val="40"/>
-  </w:num>
-  <w:num w:numId="25" w16cid:durableId="1728644347">
-    <w:abstractNumId w:val="24"/>
-  </w:num>
-  <w:num w:numId="26" w16cid:durableId="721557330">
-    <w:abstractNumId w:val="23"/>
-  </w:num>
-  <w:num w:numId="27" w16cid:durableId="1611934106">
-    <w:abstractNumId w:val="29"/>
-  </w:num>
-  <w:num w:numId="28" w16cid:durableId="1091008212">
-    <w:abstractNumId w:val="20"/>
-  </w:num>
-  <w:num w:numId="29" w16cid:durableId="372000044">
-    <w:abstractNumId w:val="34"/>
-  </w:num>
-  <w:num w:numId="30" w16cid:durableId="1429884695">
-    <w:abstractNumId w:val="30"/>
-  </w:num>
-  <w:num w:numId="31" w16cid:durableId="112595949">
-    <w:abstractNumId w:val="13"/>
-  </w:num>
-  <w:num w:numId="32" w16cid:durableId="386999035">
-    <w:abstractNumId w:val="14"/>
-  </w:num>
-  <w:num w:numId="33" w16cid:durableId="954100688">
+  <w:num w:numId="34" w16cid:durableId="462774312">
     <w:abstractNumId w:val="17"/>
-  </w:num>
-  <w:num w:numId="34" w16cid:durableId="462774312">
-    <w:abstractNumId w:val="15"/>
   </w:num>
   <w:num w:numId="35" w16cid:durableId="1988198018">
     <w:abstractNumId w:val="3"/>
@@ -9532,19 +9764,37 @@
     <w:abstractNumId w:val="5"/>
   </w:num>
   <w:num w:numId="37" w16cid:durableId="1707215218">
+    <w:abstractNumId w:val="7"/>
+  </w:num>
+  <w:num w:numId="38" w16cid:durableId="1650018412">
+    <w:abstractNumId w:val="18"/>
+  </w:num>
+  <w:num w:numId="39" w16cid:durableId="2143185238">
+    <w:abstractNumId w:val="39"/>
+  </w:num>
+  <w:num w:numId="40" w16cid:durableId="241255988">
+    <w:abstractNumId w:val="45"/>
+  </w:num>
+  <w:num w:numId="41" w16cid:durableId="12919241">
+    <w:abstractNumId w:val="26"/>
+  </w:num>
+  <w:num w:numId="42" w16cid:durableId="765421429">
+    <w:abstractNumId w:val="27"/>
+  </w:num>
+  <w:num w:numId="43" w16cid:durableId="3286799">
+    <w:abstractNumId w:val="30"/>
+  </w:num>
+  <w:num w:numId="44" w16cid:durableId="1208570272">
+    <w:abstractNumId w:val="13"/>
+  </w:num>
+  <w:num w:numId="45" w16cid:durableId="311301928">
+    <w:abstractNumId w:val="22"/>
+  </w:num>
+  <w:num w:numId="46" w16cid:durableId="1573391021">
     <w:abstractNumId w:val="6"/>
   </w:num>
-  <w:num w:numId="38" w16cid:durableId="1650018412">
-    <w:abstractNumId w:val="16"/>
-  </w:num>
-  <w:num w:numId="39" w16cid:durableId="2143185238">
-    <w:abstractNumId w:val="33"/>
-  </w:num>
-  <w:num w:numId="40" w16cid:durableId="241255988">
-    <w:abstractNumId w:val="39"/>
-  </w:num>
-  <w:num w:numId="41" w16cid:durableId="12919241">
-    <w:abstractNumId w:val="22"/>
+  <w:num w:numId="47" w16cid:durableId="1785685389">
+    <w:abstractNumId w:val="25"/>
   </w:num>
 </w:numbering>
 </file>

--- a/Docs/Prototipo 1.docx
+++ b/Docs/Prototipo 1.docx
@@ -1701,6 +1701,61 @@
     <w:p>
       <w:pPr>
         <w:rPr>
+          <w:lang w:val="it-IT" w:eastAsia="en-GB"/>
+        </w:rPr>
+      </w:pPr>
+      <w:r>
+        <w:rPr>
+          <w:lang w:val="it-IT" w:eastAsia="en-GB"/>
+        </w:rPr>
+        <w:t>FIX:</w:t>
+      </w:r>
+    </w:p>
+    <w:p>
+      <w:pPr>
+        <w:pStyle w:val="ListParagraph"/>
+        <w:numPr>
+          <w:ilvl w:val="2"/>
+          <w:numId w:val="24"/>
+        </w:numPr>
+        <w:rPr>
+          <w:lang w:val="it-IT" w:eastAsia="en-GB"/>
+        </w:rPr>
+      </w:pPr>
+      <w:r>
+        <w:rPr>
+          <w:lang w:val="it-IT" w:eastAsia="en-GB"/>
+        </w:rPr>
+        <w:t>Se io rimando una spedizione e ho gatherers disponibili, non prende quelli, ma ne crea di nuovi (se vi sono gathers disponibili, prendi prima quelli, questa stessa logica sarà applicata su tutti i tipi di spedizioni ma, in futuro, potremmo volere che il giocatore scelga da quale pool pescare i gahterers</w:t>
+      </w:r>
+    </w:p>
+    <w:p>
+      <w:pPr>
+        <w:pStyle w:val="ListParagraph"/>
+        <w:numPr>
+          <w:ilvl w:val="2"/>
+          <w:numId w:val="24"/>
+        </w:numPr>
+        <w:rPr>
+          <w:lang w:val="it-IT" w:eastAsia="en-GB"/>
+        </w:rPr>
+      </w:pPr>
+      <w:r>
+        <w:rPr>
+          <w:lang w:val="it-IT" w:eastAsia="en-GB"/>
+        </w:rPr>
+        <w:t>Spedizione va fuori dall’area</w:t>
+      </w:r>
+      <w:r>
+        <w:rPr>
+          <w:lang w:val="it-IT" w:eastAsia="en-GB"/>
+        </w:rPr>
+        <w:t xml:space="preserve"> (perché va su una casella sul bordo e da lì, nel suo raggio, vede un’altra casella migliore?)</w:t>
+      </w:r>
+    </w:p>
+    <w:p>
+      <w:pPr>
+        <w:rPr>
           <w:b/>
           <w:bCs/>
           <w:lang w:val="it-IT"/>
@@ -1909,6 +1964,7 @@
           <w:bCs/>
           <w:lang w:val="it-IT"/>
         </w:rPr>
+        <w:lastRenderedPageBreak/>
         <w:t>NOTE FINE MVP1</w:t>
       </w:r>
     </w:p>
@@ -1969,14 +2025,7 @@
         <w:rPr>
           <w:lang w:val="it-IT"/>
         </w:rPr>
-        <w:t xml:space="preserve">Non abbiamo minimamente lavorato sulla tipologia del terreno (montagna, acqua, acqua profonda, collina, pianura) e le caratteristiche di esso (foresta, erba ecc.). Questo </w:t>
-      </w:r>
-      <w:r>
-        <w:rPr>
-          <w:lang w:val="it-IT"/>
-        </w:rPr>
-        <w:lastRenderedPageBreak/>
-        <w:t>perché sulla base del tipo di terreno poi dipende il cibo (la pesca è solo nelle acque, le aree di pianura con erba vicino ai fiumi hanno più cibo ecc.). Da forse vedere subito dopo MVP1?</w:t>
+        <w:t>Non abbiamo minimamente lavorato sulla tipologia del terreno (montagna, acqua, acqua profonda, collina, pianura) e le caratteristiche di esso (foresta, erba ecc.). Questo perché sulla base del tipo di terreno poi dipende il cibo (la pesca è solo nelle acque, le aree di pianura con erba vicino ai fiumi hanno più cibo ecc.). Da forse vedere subito dopo MVP1?</w:t>
       </w:r>
       <w:r>
         <w:rPr>
@@ -2180,6 +2229,7 @@
         <w:rPr>
           <w:lang w:val="it-IT" w:eastAsia="en-GB"/>
         </w:rPr>
+        <w:lastRenderedPageBreak/>
         <w:t>Ragionare sull’acqua</w:t>
       </w:r>
     </w:p>
@@ -2231,7 +2281,6 @@
     </w:p>
     <w:p>
       <w:r>
-        <w:lastRenderedPageBreak/>
         <w:t>Nuova definizione:</w:t>
       </w:r>
     </w:p>
@@ -2495,6 +2544,7 @@
         <w:rPr>
           <w:lang w:val="it-IT"/>
         </w:rPr>
+        <w:lastRenderedPageBreak/>
         <w:t xml:space="preserve">Costruzione </w:t>
       </w:r>
       <w:r>
@@ -2570,7 +2620,6 @@
         <w:rPr>
           <w:lang w:val="it-IT"/>
         </w:rPr>
-        <w:lastRenderedPageBreak/>
         <w:t>Nessuna modifica necessaria. Le meccaniche di visibilità (certo, proiettato, da report) e di stima delle scorte sono indipendenti dal tipo di risorsa. Quando le implementeremo, applicheremo l'incertezza a tutte le risorse (cibo vegetale, carne, pesce, legna, assi).</w:t>
       </w:r>
     </w:p>
@@ -2865,6 +2914,7 @@
           <w:bCs/>
           <w:lang w:val="it-IT"/>
         </w:rPr>
+        <w:lastRenderedPageBreak/>
         <w:t>CONCETTI DA RECUPERARE POI:</w:t>
       </w:r>
     </w:p>
@@ -2920,7 +2970,6 @@
         <w:rPr>
           <w:lang w:val="it-IT"/>
         </w:rPr>
-        <w:lastRenderedPageBreak/>
         <w:t>Le iterazioni successive del prototipo seguiranno la progressione storica (Era 1: stanzialità, agricoltura, prime strutture; Era 2: metalli, scrittura, amministrazione; ecc.), sbloccando funzionalità corrispondenti man mano che le fondamenta tecniche lo permettono. La priorità sarà sempre validare il loop di base prima di aggiungere complessità.</w:t>
       </w:r>
     </w:p>

--- a/Docs/Prototipo 1.docx
+++ b/Docs/Prototipo 1.docx
@@ -163,7 +163,23 @@
         <w:t xml:space="preserve"> – ciò che sai dipende da chi te lo dice. </w:t>
       </w:r>
       <w:r>
-        <w:t>Le certezze sono poche.</w:t>
+        <w:t xml:space="preserve">Le </w:t>
+      </w:r>
+      <w:proofErr w:type="spellStart"/>
+      <w:r>
+        <w:t>certezze</w:t>
+      </w:r>
+      <w:proofErr w:type="spellEnd"/>
+      <w:r>
+        <w:t xml:space="preserve"> </w:t>
+      </w:r>
+      <w:proofErr w:type="spellStart"/>
+      <w:r>
+        <w:t>sono</w:t>
+      </w:r>
+      <w:proofErr w:type="spellEnd"/>
+      <w:r>
+        <w:t xml:space="preserve"> poche.</w:t>
       </w:r>
     </w:p>
     <w:p>
@@ -197,8 +213,17 @@
           <w:b/>
           <w:bCs/>
         </w:rPr>
-        <w:t>Game Loop minimo</w:t>
-      </w:r>
+        <w:t xml:space="preserve">Game Loop </w:t>
+      </w:r>
+      <w:proofErr w:type="spellStart"/>
+      <w:r>
+        <w:rPr>
+          <w:b/>
+          <w:bCs/>
+        </w:rPr>
+        <w:t>minimo</w:t>
+      </w:r>
+      <w:proofErr w:type="spellEnd"/>
     </w:p>
     <w:p>
       <w:pPr>
@@ -369,13 +394,31 @@
       </w:r>
     </w:p>
     <w:p>
+      <w:proofErr w:type="spellStart"/>
       <w:r>
         <w:rPr>
           <w:b/>
           <w:bCs/>
         </w:rPr>
-        <w:t>Confini del prototipo</w:t>
-      </w:r>
+        <w:t>Confini</w:t>
+      </w:r>
+      <w:proofErr w:type="spellEnd"/>
+      <w:r>
+        <w:rPr>
+          <w:b/>
+          <w:bCs/>
+        </w:rPr>
+        <w:t xml:space="preserve"> del </w:t>
+      </w:r>
+      <w:proofErr w:type="spellStart"/>
+      <w:r>
+        <w:rPr>
+          <w:b/>
+          <w:bCs/>
+        </w:rPr>
+        <w:t>prototipo</w:t>
+      </w:r>
+      <w:proofErr w:type="spellEnd"/>
     </w:p>
     <w:p>
       <w:pPr>
@@ -454,7 +497,15 @@
       </w:pPr>
       <w:r>
         <w:lastRenderedPageBreak/>
-        <w:t>Pausa/play/accelerazione.</w:t>
+        <w:t>Pausa/play/</w:t>
+      </w:r>
+      <w:proofErr w:type="spellStart"/>
+      <w:r>
+        <w:t>accelerazione</w:t>
+      </w:r>
+      <w:proofErr w:type="spellEnd"/>
+      <w:r>
+        <w:t>.</w:t>
       </w:r>
     </w:p>
     <w:p>
@@ -471,7 +522,21 @@
         <w:rPr>
           <w:lang w:val="it-IT"/>
         </w:rPr>
-        <w:t>Movimento con pathfinding base (verso il click).</w:t>
+        <w:t xml:space="preserve">Movimento con </w:t>
+      </w:r>
+      <w:proofErr w:type="spellStart"/>
+      <w:r>
+        <w:rPr>
+          <w:lang w:val="it-IT"/>
+        </w:rPr>
+        <w:t>pathfinding</w:t>
+      </w:r>
+      <w:proofErr w:type="spellEnd"/>
+      <w:r>
+        <w:rPr>
+          <w:lang w:val="it-IT"/>
+        </w:rPr>
+        <w:t xml:space="preserve"> base (verso il click).</w:t>
       </w:r>
     </w:p>
     <w:p>
@@ -510,7 +575,21 @@
           <w:lang w:val="it-IT"/>
         </w:rPr>
         <w:br/>
-        <w:t>HTML5, CSS, JavaScript con libreria Phaser 3 (rendering 2D, input, gestione scene).</w:t>
+        <w:t xml:space="preserve">HTML5, CSS, JavaScript con libreria </w:t>
+      </w:r>
+      <w:proofErr w:type="spellStart"/>
+      <w:r>
+        <w:rPr>
+          <w:lang w:val="it-IT"/>
+        </w:rPr>
+        <w:t>Phaser</w:t>
+      </w:r>
+      <w:proofErr w:type="spellEnd"/>
+      <w:r>
+        <w:rPr>
+          <w:lang w:val="it-IT"/>
+        </w:rPr>
+        <w:t xml:space="preserve"> 3 (rendering 2D, input, gestione scene).</w:t>
       </w:r>
     </w:p>
     <w:p>
@@ -538,11 +617,19 @@
           <w:lang w:val="it-IT"/>
         </w:rPr>
       </w:pPr>
-      <w:r>
-        <w:rPr>
-          <w:lang w:val="it-IT"/>
-        </w:rPr>
-        <w:t>Crusader Kings 3 (dinastia, informazione imperfetta, tempo reale con pausa)</w:t>
+      <w:proofErr w:type="spellStart"/>
+      <w:r>
+        <w:rPr>
+          <w:lang w:val="it-IT"/>
+        </w:rPr>
+        <w:t>Crusader</w:t>
+      </w:r>
+      <w:proofErr w:type="spellEnd"/>
+      <w:r>
+        <w:rPr>
+          <w:lang w:val="it-IT"/>
+        </w:rPr>
+        <w:t xml:space="preserve"> Kings 3 (dinastia, informazione imperfetta, tempo reale con pausa)</w:t>
       </w:r>
     </w:p>
     <w:p>
@@ -553,7 +640,23 @@
         </w:numPr>
       </w:pPr>
       <w:r>
-        <w:t>Victoria 3 / Stellaris (pop system, risorse logistiche)</w:t>
+        <w:t xml:space="preserve">Victoria 3 / Stellaris (pop system, </w:t>
+      </w:r>
+      <w:proofErr w:type="spellStart"/>
+      <w:r>
+        <w:t>risorse</w:t>
+      </w:r>
+      <w:proofErr w:type="spellEnd"/>
+      <w:r>
+        <w:t xml:space="preserve"> </w:t>
+      </w:r>
+      <w:proofErr w:type="spellStart"/>
+      <w:r>
+        <w:t>logistiche</w:t>
+      </w:r>
+      <w:proofErr w:type="spellEnd"/>
+      <w:r>
+        <w:t>)</w:t>
       </w:r>
     </w:p>
     <w:p>
@@ -564,7 +667,39 @@
         </w:numPr>
       </w:pPr>
       <w:r>
-        <w:t>Banished / Dawn of Man (sopravvivenza tribale, risorse tangibili)</w:t>
+        <w:t>Banished / Dawn of Man (</w:t>
+      </w:r>
+      <w:proofErr w:type="spellStart"/>
+      <w:r>
+        <w:t>sopravvivenza</w:t>
+      </w:r>
+      <w:proofErr w:type="spellEnd"/>
+      <w:r>
+        <w:t xml:space="preserve"> </w:t>
+      </w:r>
+      <w:proofErr w:type="spellStart"/>
+      <w:r>
+        <w:t>tribale</w:t>
+      </w:r>
+      <w:proofErr w:type="spellEnd"/>
+      <w:r>
+        <w:t xml:space="preserve">, </w:t>
+      </w:r>
+      <w:proofErr w:type="spellStart"/>
+      <w:r>
+        <w:t>risorse</w:t>
+      </w:r>
+      <w:proofErr w:type="spellEnd"/>
+      <w:r>
+        <w:t xml:space="preserve"> </w:t>
+      </w:r>
+      <w:proofErr w:type="spellStart"/>
+      <w:r>
+        <w:t>tangibili</w:t>
+      </w:r>
+      <w:proofErr w:type="spellEnd"/>
+      <w:r>
+        <w:t>)</w:t>
       </w:r>
     </w:p>
     <w:p>
@@ -577,11 +712,19 @@
           <w:lang w:val="it-IT"/>
         </w:rPr>
       </w:pPr>
-      <w:r>
-        <w:rPr>
-          <w:lang w:val="it-IT"/>
-        </w:rPr>
-        <w:t>King's Orders (report e comunicazione)</w:t>
+      <w:proofErr w:type="spellStart"/>
+      <w:r>
+        <w:rPr>
+          <w:lang w:val="it-IT"/>
+        </w:rPr>
+        <w:t>King's</w:t>
+      </w:r>
+      <w:proofErr w:type="spellEnd"/>
+      <w:r>
+        <w:rPr>
+          <w:lang w:val="it-IT"/>
+        </w:rPr>
+        <w:t xml:space="preserve"> Orders (report e comunicazione)</w:t>
       </w:r>
     </w:p>
     <w:p>
@@ -669,8 +812,17 @@
           <w:b/>
           <w:bCs/>
         </w:rPr>
-        <w:t>Batch 1 – Setup Phaser funzionante</w:t>
-      </w:r>
+        <w:t xml:space="preserve">Batch 1 – Setup Phaser </w:t>
+      </w:r>
+      <w:proofErr w:type="spellStart"/>
+      <w:r>
+        <w:rPr>
+          <w:b/>
+          <w:bCs/>
+        </w:rPr>
+        <w:t>funzionante</w:t>
+      </w:r>
+      <w:proofErr w:type="spellEnd"/>
     </w:p>
     <w:p>
       <w:pPr>
@@ -686,7 +838,21 @@
         <w:rPr>
           <w:lang w:val="it-IT"/>
         </w:rPr>
-        <w:t>Installazione di Phaser 3 via CDN.</w:t>
+        <w:t xml:space="preserve">Installazione di </w:t>
+      </w:r>
+      <w:proofErr w:type="spellStart"/>
+      <w:r>
+        <w:rPr>
+          <w:lang w:val="it-IT"/>
+        </w:rPr>
+        <w:t>Phaser</w:t>
+      </w:r>
+      <w:proofErr w:type="spellEnd"/>
+      <w:r>
+        <w:rPr>
+          <w:lang w:val="it-IT"/>
+        </w:rPr>
+        <w:t xml:space="preserve"> 3 via CDN.</w:t>
       </w:r>
     </w:p>
     <w:p>
@@ -788,7 +954,21 @@
         <w:rPr>
           <w:lang w:val="it-IT"/>
         </w:rPr>
-        <w:t>Layer forageDensity con distribuzione non uniforme:</w:t>
+        <w:t xml:space="preserve">Layer </w:t>
+      </w:r>
+      <w:proofErr w:type="spellStart"/>
+      <w:r>
+        <w:rPr>
+          <w:lang w:val="it-IT"/>
+        </w:rPr>
+        <w:t>forageDensity</w:t>
+      </w:r>
+      <w:proofErr w:type="spellEnd"/>
+      <w:r>
+        <w:rPr>
+          <w:lang w:val="it-IT"/>
+        </w:rPr>
+        <w:t xml:space="preserve"> con distribuzione non uniforme:</w:t>
       </w:r>
     </w:p>
     <w:p>
@@ -1031,8 +1211,17 @@
           <w:b/>
           <w:bCs/>
         </w:rPr>
-        <w:t>Batch 3 – Pop e movimento</w:t>
-      </w:r>
+        <w:t xml:space="preserve">Batch 3 – Pop e </w:t>
+      </w:r>
+      <w:proofErr w:type="spellStart"/>
+      <w:r>
+        <w:rPr>
+          <w:b/>
+          <w:bCs/>
+        </w:rPr>
+        <w:t>movimento</w:t>
+      </w:r>
+      <w:proofErr w:type="spellEnd"/>
     </w:p>
     <w:p>
       <w:pPr>
@@ -1099,7 +1288,47 @@
         <w:t xml:space="preserve">Meccanica: interazione diretta con il mondo. Non esistono griglie visibili che vincolano il movimento. </w:t>
       </w:r>
       <w:r>
-        <w:t>Il giocatore sposta fisicamente la sua gente.</w:t>
+        <w:t xml:space="preserve">Il </w:t>
+      </w:r>
+      <w:proofErr w:type="spellStart"/>
+      <w:r>
+        <w:t>giocatore</w:t>
+      </w:r>
+      <w:proofErr w:type="spellEnd"/>
+      <w:r>
+        <w:t xml:space="preserve"> </w:t>
+      </w:r>
+      <w:proofErr w:type="spellStart"/>
+      <w:r>
+        <w:t>sposta</w:t>
+      </w:r>
+      <w:proofErr w:type="spellEnd"/>
+      <w:r>
+        <w:t xml:space="preserve"> </w:t>
+      </w:r>
+      <w:proofErr w:type="spellStart"/>
+      <w:r>
+        <w:t>fisicamente</w:t>
+      </w:r>
+      <w:proofErr w:type="spellEnd"/>
+      <w:r>
+        <w:t xml:space="preserve"> la </w:t>
+      </w:r>
+      <w:proofErr w:type="spellStart"/>
+      <w:r>
+        <w:t>sua</w:t>
+      </w:r>
+      <w:proofErr w:type="spellEnd"/>
+      <w:r>
+        <w:t xml:space="preserve"> </w:t>
+      </w:r>
+      <w:proofErr w:type="spellStart"/>
+      <w:r>
+        <w:t>gente</w:t>
+      </w:r>
+      <w:proofErr w:type="spellEnd"/>
+      <w:r>
+        <w:t>.</w:t>
       </w:r>
     </w:p>
     <w:p>
@@ -1133,7 +1362,21 @@
         <w:rPr>
           <w:lang w:val="it-IT"/>
         </w:rPr>
-        <w:t>Quando il pop arriva su una cella con forageDensity maggiore di zero, inizia automaticamente a raccogliere cibo.</w:t>
+        <w:t xml:space="preserve">Quando il pop arriva su una cella con </w:t>
+      </w:r>
+      <w:proofErr w:type="spellStart"/>
+      <w:r>
+        <w:rPr>
+          <w:lang w:val="it-IT"/>
+        </w:rPr>
+        <w:t>forageDensity</w:t>
+      </w:r>
+      <w:proofErr w:type="spellEnd"/>
+      <w:r>
+        <w:rPr>
+          <w:lang w:val="it-IT"/>
+        </w:rPr>
+        <w:t xml:space="preserve"> maggiore di zero, inizia automaticamente a raccogliere cibo.</w:t>
       </w:r>
     </w:p>
     <w:p>
@@ -1167,7 +1410,21 @@
         <w:rPr>
           <w:lang w:val="it-IT"/>
         </w:rPr>
-        <w:t>La funzione modifyDensity riduce la densità della cella e di quelle vicine (raggio configurabile), simulando un prelievo localizzato.</w:t>
+        <w:t xml:space="preserve">La funzione </w:t>
+      </w:r>
+      <w:proofErr w:type="spellStart"/>
+      <w:r>
+        <w:rPr>
+          <w:lang w:val="it-IT"/>
+        </w:rPr>
+        <w:t>modifyDensity</w:t>
+      </w:r>
+      <w:proofErr w:type="spellEnd"/>
+      <w:r>
+        <w:rPr>
+          <w:lang w:val="it-IT"/>
+        </w:rPr>
+        <w:t xml:space="preserve"> riduce la densità della cella e di quelle vicine (raggio configurabile), simulando un prelievo localizzato.</w:t>
       </w:r>
     </w:p>
     <w:p>
@@ -1329,7 +1586,21 @@
         <w:rPr>
           <w:lang w:val="it-IT" w:eastAsia="en-GB"/>
         </w:rPr>
-        <w:t>Dopo un breve cooldown, la spedizione riparte automaticamente verso la stessa area, se ci sono ancora lavoratori disponibili.</w:t>
+        <w:t xml:space="preserve">Dopo un breve </w:t>
+      </w:r>
+      <w:proofErr w:type="spellStart"/>
+      <w:r>
+        <w:rPr>
+          <w:lang w:val="it-IT" w:eastAsia="en-GB"/>
+        </w:rPr>
+        <w:t>cooldown</w:t>
+      </w:r>
+      <w:proofErr w:type="spellEnd"/>
+      <w:r>
+        <w:rPr>
+          <w:lang w:val="it-IT" w:eastAsia="en-GB"/>
+        </w:rPr>
+        <w:t>, la spedizione riparte automaticamente verso la stessa area, se ci sono ancora lavoratori disponibili.</w:t>
       </w:r>
     </w:p>
     <w:p>
@@ -1395,7 +1666,25 @@
           <w:bCs/>
           <w:lang w:eastAsia="en-GB"/>
         </w:rPr>
-        <w:t>6.1 – Time Manager (pausa/play/velocità)</w:t>
+        <w:t>6.1 – Time Manager (pausa/play/</w:t>
+      </w:r>
+      <w:proofErr w:type="spellStart"/>
+      <w:r>
+        <w:rPr>
+          <w:b/>
+          <w:bCs/>
+          <w:lang w:eastAsia="en-GB"/>
+        </w:rPr>
+        <w:t>velocità</w:t>
+      </w:r>
+      <w:proofErr w:type="spellEnd"/>
+      <w:r>
+        <w:rPr>
+          <w:b/>
+          <w:bCs/>
+          <w:lang w:eastAsia="en-GB"/>
+        </w:rPr>
+        <w:t>)</w:t>
       </w:r>
     </w:p>
     <w:p>
@@ -1429,8 +1718,30 @@
         <w:rPr>
           <w:lang w:val="it-IT" w:eastAsia="en-GB"/>
         </w:rPr>
-        <w:t>Modificare update in main.js per usare il gameDelta dal TimeManager</w:t>
-      </w:r>
+        <w:t>Modificare update in main.js per usare il </w:t>
+      </w:r>
+      <w:proofErr w:type="spellStart"/>
+      <w:r>
+        <w:rPr>
+          <w:lang w:val="it-IT" w:eastAsia="en-GB"/>
+        </w:rPr>
+        <w:t>gameDelta</w:t>
+      </w:r>
+      <w:proofErr w:type="spellEnd"/>
+      <w:r>
+        <w:rPr>
+          <w:lang w:val="it-IT" w:eastAsia="en-GB"/>
+        </w:rPr>
+        <w:t xml:space="preserve"> dal </w:t>
+      </w:r>
+      <w:proofErr w:type="spellStart"/>
+      <w:r>
+        <w:rPr>
+          <w:lang w:val="it-IT" w:eastAsia="en-GB"/>
+        </w:rPr>
+        <w:t>TimeManager</w:t>
+      </w:r>
+      <w:proofErr w:type="spellEnd"/>
     </w:p>
     <w:p>
       <w:pPr>
@@ -1510,56 +1821,102 @@
           <w:bCs/>
           <w:lang w:eastAsia="en-GB"/>
         </w:rPr>
-        <w:t>6.5 – Cancellazione spedizioni</w:t>
-      </w:r>
-    </w:p>
-    <w:p>
-      <w:pPr>
-        <w:numPr>
-          <w:ilvl w:val="0"/>
-          <w:numId w:val="46"/>
-        </w:numPr>
-        <w:rPr>
-          <w:lang w:val="it-IT" w:eastAsia="en-GB"/>
-        </w:rPr>
-      </w:pPr>
-      <w:r>
-        <w:rPr>
-          <w:lang w:val="it-IT" w:eastAsia="en-GB"/>
-        </w:rPr>
-        <w:t>Tasto C per cancellare la spedizione selezionata</w:t>
-      </w:r>
-    </w:p>
-    <w:p>
-      <w:pPr>
-        <w:numPr>
-          <w:ilvl w:val="0"/>
-          <w:numId w:val="46"/>
-        </w:numPr>
-        <w:rPr>
-          <w:lang w:val="it-IT" w:eastAsia="en-GB"/>
-        </w:rPr>
-      </w:pPr>
-      <w:r>
-        <w:rPr>
-          <w:lang w:val="it-IT" w:eastAsia="en-GB"/>
-        </w:rPr>
-        <w:t>La spedizione torna al campo, deposita il cibo, restituisce i lavoratori al pop</w:t>
-      </w:r>
-    </w:p>
-    <w:p>
-      <w:pPr>
-        <w:rPr>
-          <w:lang w:eastAsia="en-GB"/>
-        </w:rPr>
-      </w:pPr>
+        <w:t xml:space="preserve">6.5 – </w:t>
+      </w:r>
+      <w:proofErr w:type="spellStart"/>
       <w:r>
         <w:rPr>
           <w:b/>
           <w:bCs/>
           <w:lang w:eastAsia="en-GB"/>
         </w:rPr>
-        <w:t>6.2 – Pannello di debug via console</w:t>
+        <w:t>Cancellazione</w:t>
+      </w:r>
+      <w:proofErr w:type="spellEnd"/>
+      <w:r>
+        <w:rPr>
+          <w:b/>
+          <w:bCs/>
+          <w:lang w:eastAsia="en-GB"/>
+        </w:rPr>
+        <w:t xml:space="preserve"> </w:t>
+      </w:r>
+      <w:proofErr w:type="spellStart"/>
+      <w:r>
+        <w:rPr>
+          <w:b/>
+          <w:bCs/>
+          <w:lang w:eastAsia="en-GB"/>
+        </w:rPr>
+        <w:t>spedizioni</w:t>
+      </w:r>
+      <w:proofErr w:type="spellEnd"/>
+    </w:p>
+    <w:p>
+      <w:pPr>
+        <w:numPr>
+          <w:ilvl w:val="0"/>
+          <w:numId w:val="46"/>
+        </w:numPr>
+        <w:rPr>
+          <w:lang w:val="it-IT" w:eastAsia="en-GB"/>
+        </w:rPr>
+      </w:pPr>
+      <w:r>
+        <w:rPr>
+          <w:lang w:val="it-IT" w:eastAsia="en-GB"/>
+        </w:rPr>
+        <w:t>Tasto C per cancellare la spedizione selezionata</w:t>
+      </w:r>
+    </w:p>
+    <w:p>
+      <w:pPr>
+        <w:numPr>
+          <w:ilvl w:val="0"/>
+          <w:numId w:val="46"/>
+        </w:numPr>
+        <w:rPr>
+          <w:lang w:val="it-IT" w:eastAsia="en-GB"/>
+        </w:rPr>
+      </w:pPr>
+      <w:r>
+        <w:rPr>
+          <w:lang w:val="it-IT" w:eastAsia="en-GB"/>
+        </w:rPr>
+        <w:t>La spedizione torna al campo, deposita il cibo, restituisce i lavoratori al pop</w:t>
+      </w:r>
+    </w:p>
+    <w:p>
+      <w:pPr>
+        <w:rPr>
+          <w:lang w:eastAsia="en-GB"/>
+        </w:rPr>
+      </w:pPr>
+      <w:r>
+        <w:rPr>
+          <w:b/>
+          <w:bCs/>
+          <w:lang w:eastAsia="en-GB"/>
+        </w:rPr>
+        <w:t xml:space="preserve">6.2 – </w:t>
+      </w:r>
+      <w:proofErr w:type="spellStart"/>
+      <w:r>
+        <w:rPr>
+          <w:b/>
+          <w:bCs/>
+          <w:lang w:eastAsia="en-GB"/>
+        </w:rPr>
+        <w:t>Pannello</w:t>
+      </w:r>
+      <w:proofErr w:type="spellEnd"/>
+      <w:r>
+        <w:rPr>
+          <w:b/>
+          <w:bCs/>
+          <w:lang w:eastAsia="en-GB"/>
+        </w:rPr>
+        <w:t xml:space="preserve"> di debug via console</w:t>
       </w:r>
     </w:p>
     <w:p>
@@ -1577,7 +1934,21 @@
           <w:lang w:val="it-IT" w:eastAsia="en-GB"/>
         </w:rPr>
         <w:lastRenderedPageBreak/>
-        <w:t>Rendere accessibili e modificabili da console le variabili chiave (tasso consumo, velocità raccolta, soglia abbandono, cooldown, raggio)</w:t>
+        <w:t xml:space="preserve">Rendere accessibili e modificabili da console le variabili chiave (tasso consumo, velocità raccolta, soglia abbandono, </w:t>
+      </w:r>
+      <w:proofErr w:type="spellStart"/>
+      <w:r>
+        <w:rPr>
+          <w:lang w:val="it-IT" w:eastAsia="en-GB"/>
+        </w:rPr>
+        <w:t>cooldown</w:t>
+      </w:r>
+      <w:proofErr w:type="spellEnd"/>
+      <w:r>
+        <w:rPr>
+          <w:lang w:val="it-IT" w:eastAsia="en-GB"/>
+        </w:rPr>
+        <w:t>, raggio)</w:t>
       </w:r>
     </w:p>
     <w:p>
@@ -1642,12 +2013,42 @@
           <w:lang w:eastAsia="en-GB"/>
         </w:rPr>
       </w:pPr>
+      <w:proofErr w:type="spellStart"/>
       <w:r>
         <w:rPr>
           <w:lang w:eastAsia="en-GB"/>
         </w:rPr>
-        <w:t>Collegarlo alle variabili di gioco</w:t>
-      </w:r>
+        <w:t>Collegarlo</w:t>
+      </w:r>
+      <w:proofErr w:type="spellEnd"/>
+      <w:r>
+        <w:rPr>
+          <w:lang w:eastAsia="en-GB"/>
+        </w:rPr>
+        <w:t xml:space="preserve"> alle </w:t>
+      </w:r>
+      <w:proofErr w:type="spellStart"/>
+      <w:r>
+        <w:rPr>
+          <w:lang w:eastAsia="en-GB"/>
+        </w:rPr>
+        <w:t>variabili</w:t>
+      </w:r>
+      <w:proofErr w:type="spellEnd"/>
+      <w:r>
+        <w:rPr>
+          <w:lang w:eastAsia="en-GB"/>
+        </w:rPr>
+        <w:t xml:space="preserve"> di </w:t>
+      </w:r>
+      <w:proofErr w:type="spellStart"/>
+      <w:r>
+        <w:rPr>
+          <w:lang w:eastAsia="en-GB"/>
+        </w:rPr>
+        <w:t>gioco</w:t>
+      </w:r>
+      <w:proofErr w:type="spellEnd"/>
     </w:p>
     <w:p>
       <w:pPr>
@@ -1661,8 +2062,54 @@
           <w:bCs/>
           <w:lang w:eastAsia="en-GB"/>
         </w:rPr>
-        <w:t>6.6 – Ribilanciamento e parametri esposti</w:t>
-      </w:r>
+        <w:t xml:space="preserve">6.6 – </w:t>
+      </w:r>
+      <w:proofErr w:type="spellStart"/>
+      <w:r>
+        <w:rPr>
+          <w:b/>
+          <w:bCs/>
+          <w:lang w:eastAsia="en-GB"/>
+        </w:rPr>
+        <w:t>Ribilanciamento</w:t>
+      </w:r>
+      <w:proofErr w:type="spellEnd"/>
+      <w:r>
+        <w:rPr>
+          <w:b/>
+          <w:bCs/>
+          <w:lang w:eastAsia="en-GB"/>
+        </w:rPr>
+        <w:t xml:space="preserve"> e </w:t>
+      </w:r>
+      <w:proofErr w:type="spellStart"/>
+      <w:r>
+        <w:rPr>
+          <w:b/>
+          <w:bCs/>
+          <w:lang w:eastAsia="en-GB"/>
+        </w:rPr>
+        <w:t>parametri</w:t>
+      </w:r>
+      <w:proofErr w:type="spellEnd"/>
+      <w:r>
+        <w:rPr>
+          <w:b/>
+          <w:bCs/>
+          <w:lang w:eastAsia="en-GB"/>
+        </w:rPr>
+        <w:t xml:space="preserve"> </w:t>
+      </w:r>
+      <w:proofErr w:type="spellStart"/>
+      <w:r>
+        <w:rPr>
+          <w:b/>
+          <w:bCs/>
+          <w:lang w:eastAsia="en-GB"/>
+        </w:rPr>
+        <w:t>esposti</w:t>
+      </w:r>
+      <w:proofErr w:type="spellEnd"/>
     </w:p>
     <w:p>
       <w:pPr>
@@ -1678,7 +2125,92 @@
         <w:rPr>
           <w:lang w:val="it-IT" w:eastAsia="en-GB"/>
         </w:rPr>
-        <w:t>Esporre tutti i parametri di gioco nel pannello di debug</w:t>
+        <w:t>Ricalcolare le provviste per spedizione e legare tra di loro variabili sulla base di durata effettiva del giorno e velocità di spostamento (ma anche in generale). Da sistemare:</w:t>
+      </w:r>
+    </w:p>
+    <w:p>
+      <w:pPr>
+        <w:numPr>
+          <w:ilvl w:val="1"/>
+          <w:numId w:val="47"/>
+        </w:numPr>
+        <w:rPr>
+          <w:lang w:val="it-IT" w:eastAsia="en-GB"/>
+        </w:rPr>
+      </w:pPr>
+      <w:r>
+        <w:rPr>
+          <w:lang w:val="it-IT" w:eastAsia="en-GB"/>
+        </w:rPr>
+        <w:t xml:space="preserve">Logica </w:t>
+      </w:r>
+      <w:proofErr w:type="spellStart"/>
+      <w:r>
+        <w:rPr>
+          <w:lang w:val="it-IT" w:eastAsia="en-GB"/>
+        </w:rPr>
+        <w:t>provisions</w:t>
+      </w:r>
+      <w:proofErr w:type="spellEnd"/>
+      <w:r>
+        <w:rPr>
+          <w:lang w:val="it-IT" w:eastAsia="en-GB"/>
+        </w:rPr>
+        <w:t xml:space="preserve"> assegnate (vedi </w:t>
+      </w:r>
+      <w:proofErr w:type="spellStart"/>
+      <w:r>
+        <w:rPr>
+          <w:lang w:val="it-IT" w:eastAsia="en-GB"/>
+        </w:rPr>
+        <w:t>reminder</w:t>
+      </w:r>
+      <w:proofErr w:type="spellEnd"/>
+      <w:r>
+        <w:rPr>
+          <w:lang w:val="it-IT" w:eastAsia="en-GB"/>
+        </w:rPr>
+        <w:t>)</w:t>
+      </w:r>
+    </w:p>
+    <w:p>
+      <w:pPr>
+        <w:numPr>
+          <w:ilvl w:val="1"/>
+          <w:numId w:val="47"/>
+        </w:numPr>
+        <w:rPr>
+          <w:lang w:val="it-IT" w:eastAsia="en-GB"/>
+        </w:rPr>
+      </w:pPr>
+      <w:r>
+        <w:rPr>
+          <w:lang w:val="it-IT" w:eastAsia="en-GB"/>
+        </w:rPr>
+        <w:t>Logica velocità (se 50 pixel è 1km, in un giorno una spedizione può fare quanto?) O meglio fare 10 pixel 1 km?)</w:t>
+      </w:r>
+    </w:p>
+    <w:p>
+      <w:pPr>
+        <w:numPr>
+          <w:ilvl w:val="1"/>
+          <w:numId w:val="47"/>
+        </w:numPr>
+        <w:rPr>
+          <w:lang w:val="it-IT" w:eastAsia="en-GB"/>
+        </w:rPr>
+      </w:pPr>
+      <w:r>
+        <w:rPr>
+          <w:lang w:val="it-IT" w:eastAsia="en-GB"/>
+        </w:rPr>
+        <w:t xml:space="preserve">Logica riposo: forse deve essere </w:t>
+      </w:r>
+      <w:r>
+        <w:rPr>
+          <w:lang w:val="it-IT" w:eastAsia="en-GB"/>
+        </w:rPr>
+        <w:t>basata su durata della spedizione (aggiungere parametro energia/stanchezza?) e possibilità di costringere spedizioni a riposo a ripartire comunque? Sennò al momento basarlo su durata del giorno (riposo = 1 giorno o 1,5/2 giorni)</w:t>
       </w:r>
     </w:p>
     <w:p>
@@ -1695,6 +2227,23 @@
         <w:rPr>
           <w:lang w:val="it-IT" w:eastAsia="en-GB"/>
         </w:rPr>
+        <w:t>Esporre tutti i parametri di gioco nel pannello di debug</w:t>
+      </w:r>
+    </w:p>
+    <w:p>
+      <w:pPr>
+        <w:numPr>
+          <w:ilvl w:val="0"/>
+          <w:numId w:val="47"/>
+        </w:numPr>
+        <w:rPr>
+          <w:lang w:val="it-IT" w:eastAsia="en-GB"/>
+        </w:rPr>
+      </w:pPr>
+      <w:r>
+        <w:rPr>
+          <w:lang w:val="it-IT" w:eastAsia="en-GB"/>
+        </w:rPr>
         <w:t>Testare diverse combinazioni per trovare un bilanciamento iniziale</w:t>
       </w:r>
     </w:p>
@@ -1726,8 +2275,44 @@
         <w:rPr>
           <w:lang w:val="it-IT" w:eastAsia="en-GB"/>
         </w:rPr>
-        <w:t>Se io rimando una spedizione e ho gatherers disponibili, non prende quelli, ma ne crea di nuovi (se vi sono gathers disponibili, prendi prima quelli, questa stessa logica sarà applicata su tutti i tipi di spedizioni ma, in futuro, potremmo volere che il giocatore scelga da quale pool pescare i gahterers</w:t>
-      </w:r>
+        <w:t xml:space="preserve">Se io rimando una spedizione e ho </w:t>
+      </w:r>
+      <w:proofErr w:type="spellStart"/>
+      <w:r>
+        <w:rPr>
+          <w:lang w:val="it-IT" w:eastAsia="en-GB"/>
+        </w:rPr>
+        <w:t>gatherers</w:t>
+      </w:r>
+      <w:proofErr w:type="spellEnd"/>
+      <w:r>
+        <w:rPr>
+          <w:lang w:val="it-IT" w:eastAsia="en-GB"/>
+        </w:rPr>
+        <w:t xml:space="preserve"> disponibili, non prende quelli, ma ne crea di nuovi (se vi sono </w:t>
+      </w:r>
+      <w:proofErr w:type="spellStart"/>
+      <w:r>
+        <w:rPr>
+          <w:lang w:val="it-IT" w:eastAsia="en-GB"/>
+        </w:rPr>
+        <w:t>gathers</w:t>
+      </w:r>
+      <w:proofErr w:type="spellEnd"/>
+      <w:r>
+        <w:rPr>
+          <w:lang w:val="it-IT" w:eastAsia="en-GB"/>
+        </w:rPr>
+        <w:t xml:space="preserve"> disponibili, prendi prima quelli, questa stessa logica sarà applicata su tutti i tipi di spedizioni ma, in futuro, potremmo volere che il giocatore scelga da quale pool pescare i </w:t>
+      </w:r>
+      <w:proofErr w:type="spellStart"/>
+      <w:r>
+        <w:rPr>
+          <w:lang w:val="it-IT" w:eastAsia="en-GB"/>
+        </w:rPr>
+        <w:t>gahterers</w:t>
+      </w:r>
+      <w:proofErr w:type="spellEnd"/>
     </w:p>
     <w:p>
       <w:pPr>
@@ -1784,7 +2369,21 @@
         <w:rPr>
           <w:lang w:val="it-IT"/>
         </w:rPr>
-        <w:t>Le celle con forageDensity si rigenerano lentamente nel tempo (es. una piccola frazione al giorno).</w:t>
+        <w:t xml:space="preserve">Le celle con </w:t>
+      </w:r>
+      <w:proofErr w:type="spellStart"/>
+      <w:r>
+        <w:rPr>
+          <w:lang w:val="it-IT"/>
+        </w:rPr>
+        <w:t>forageDensity</w:t>
+      </w:r>
+      <w:proofErr w:type="spellEnd"/>
+      <w:r>
+        <w:rPr>
+          <w:lang w:val="it-IT"/>
+        </w:rPr>
+        <w:t xml:space="preserve"> si rigenerano lentamente nel tempo (es. una piccola frazione al giorno).</w:t>
       </w:r>
     </w:p>
     <w:p>
@@ -1836,7 +2435,14 @@
         <w:rPr>
           <w:lang w:val="it-IT" w:eastAsia="en-GB"/>
         </w:rPr>
-        <w:t>Nota: la rigenerazione qui implementata sarà una versione semplificata e temporanea. In futuro sarà legata alla tipologia di terreno e seguirà una curva di crescita più realistica (rigenerazione più rapida a densità più alte). I valori attuali andranno poi bilanciati tramite il pannello di debug (Batch 6).</w:t>
+        <w:t xml:space="preserve">Nota: la rigenerazione qui implementata sarà una versione semplificata e temporanea. In futuro sarà legata alla tipologia di terreno e seguirà una curva di crescita più realistica </w:t>
+      </w:r>
+      <w:r>
+        <w:rPr>
+          <w:lang w:val="it-IT" w:eastAsia="en-GB"/>
+        </w:rPr>
+        <w:lastRenderedPageBreak/>
+        <w:t>(rigenerazione più rapida a densità più alte). I valori attuali andranno poi bilanciati tramite il pannello di debug (Batch 6).</w:t>
       </w:r>
     </w:p>
     <w:p>
@@ -1964,7 +2570,6 @@
           <w:bCs/>
           <w:lang w:val="it-IT"/>
         </w:rPr>
-        <w:lastRenderedPageBreak/>
         <w:t>NOTE FINE MVP1</w:t>
       </w:r>
     </w:p>
@@ -1985,7 +2590,21 @@
         <w:rPr>
           <w:lang w:val="it-IT"/>
         </w:rPr>
-        <w:t>Tool per disegnare la mappa (apporre foreste, pesci, gathering food ecc. con dei pennelli) [è forse troppo presto]</w:t>
+        <w:t xml:space="preserve">Tool per disegnare la mappa (apporre foreste, pesci, </w:t>
+      </w:r>
+      <w:proofErr w:type="spellStart"/>
+      <w:r>
+        <w:rPr>
+          <w:lang w:val="it-IT"/>
+        </w:rPr>
+        <w:t>gathering</w:t>
+      </w:r>
+      <w:proofErr w:type="spellEnd"/>
+      <w:r>
+        <w:rPr>
+          <w:lang w:val="it-IT"/>
+        </w:rPr>
+        <w:t xml:space="preserve"> food ecc. con dei pennelli) [è forse troppo presto]</w:t>
       </w:r>
     </w:p>
     <w:p>
@@ -2031,7 +2650,21 @@
         <w:rPr>
           <w:lang w:val="it-IT"/>
         </w:rPr>
-        <w:t xml:space="preserve"> Implementiamo già diversi layer di visualizzazione (terreno, cibo, risorse varie ecc.)?</w:t>
+        <w:t xml:space="preserve"> Implementiamo già diversi </w:t>
+      </w:r>
+      <w:proofErr w:type="spellStart"/>
+      <w:r>
+        <w:rPr>
+          <w:lang w:val="it-IT"/>
+        </w:rPr>
+        <w:t>layer</w:t>
+      </w:r>
+      <w:proofErr w:type="spellEnd"/>
+      <w:r>
+        <w:rPr>
+          <w:lang w:val="it-IT"/>
+        </w:rPr>
+        <w:t xml:space="preserve"> di visualizzazione (terreno, cibo, risorse varie ecc.)?</w:t>
       </w:r>
     </w:p>
     <w:p>
@@ -2139,7 +2772,21 @@
         <w:rPr>
           <w:lang w:val="it-IT" w:eastAsia="en-GB"/>
         </w:rPr>
-        <w:t>Meccaniche di frizione/resistenza al cambio di pop della popolazione (o che si evolve nel tempo e inizialmente la basiamo solo sul sesso, tipo uomini giovani infelice se assegnati a gathering perché disonorevole). Da capire come fare distinzione popolazione per sesso ma soprattutto per età senza dover monitorare ogni singolo abitante</w:t>
+        <w:t xml:space="preserve">Meccaniche di frizione/resistenza al cambio di pop della popolazione (o che si evolve nel tempo e inizialmente la basiamo solo sul sesso, tipo uomini giovani infelice se assegnati a </w:t>
+      </w:r>
+      <w:proofErr w:type="spellStart"/>
+      <w:r>
+        <w:rPr>
+          <w:lang w:val="it-IT" w:eastAsia="en-GB"/>
+        </w:rPr>
+        <w:t>gathering</w:t>
+      </w:r>
+      <w:proofErr w:type="spellEnd"/>
+      <w:r>
+        <w:rPr>
+          <w:lang w:val="it-IT" w:eastAsia="en-GB"/>
+        </w:rPr>
+        <w:t xml:space="preserve"> perché disonorevole). Da capire come fare distinzione popolazione per sesso ma soprattutto per età senza dover monitorare ogni singolo abitante</w:t>
       </w:r>
     </w:p>
     <w:p>
@@ -2193,6 +2840,7 @@
         <w:rPr>
           <w:lang w:val="it-IT" w:eastAsia="en-GB"/>
         </w:rPr>
+        <w:lastRenderedPageBreak/>
         <w:t>Aggiungere crescita demografica: più cibo c’è, più la popolazione cresce. Se cibo scarseggia, aumenta il tasso di morte. Se spedizione finisce scorte, iniziano a morire o a consumare cibo raccolto</w:t>
       </w:r>
     </w:p>
@@ -2211,7 +2859,63 @@
         <w:rPr>
           <w:lang w:val="it-IT" w:eastAsia="en-GB"/>
         </w:rPr>
-        <w:t>Da ragionare: in che contesto siamo, quale è la narrativa? Che anno di partenza e con che tecnologie? In quanti anni arrivare a creare una città, in modo che il gioco non risulti troppo lento e noioso all’inizio (ma senza nemmeno fare come civilization che dura questa età come una roba da 10 minuti). Vogliamo fare che in realtà è un gruppo di superstiti che riparte e recupera le tecnologie già apprese? In che anni? Vogliamo fare un gioco diverso per era (quindi tipo qui con meccaniche più stilizzate) tipo come fa spore? Vogliamo andare sul lungo termine come civilization 4 cavemen to cosmos e quindi comunque rendere intriganti le meccaniche di sopravvivenza della tribù (e praticamente fare solo un gioco su questo, magari come primo titolo di una serie)</w:t>
+        <w:t xml:space="preserve">Da ragionare: in che contesto siamo, quale è la narrativa? Che anno di partenza e con che tecnologie? In quanti anni arrivare a creare una città, in modo che il gioco non risulti troppo lento e noioso all’inizio (ma senza nemmeno fare come </w:t>
+      </w:r>
+      <w:proofErr w:type="spellStart"/>
+      <w:r>
+        <w:rPr>
+          <w:lang w:val="it-IT" w:eastAsia="en-GB"/>
+        </w:rPr>
+        <w:t>civilization</w:t>
+      </w:r>
+      <w:proofErr w:type="spellEnd"/>
+      <w:r>
+        <w:rPr>
+          <w:lang w:val="it-IT" w:eastAsia="en-GB"/>
+        </w:rPr>
+        <w:t xml:space="preserve"> che dura questa età come una roba da 10 minuti). Vogliamo fare che in realtà è un gruppo di superstiti che riparte e recupera le tecnologie già apprese? In che anni? Vogliamo fare un gioco diverso per era (quindi tipo qui con meccaniche più stilizzate) tipo come fa spore? Vogliamo andare sul lungo termine come </w:t>
+      </w:r>
+      <w:proofErr w:type="spellStart"/>
+      <w:r>
+        <w:rPr>
+          <w:lang w:val="it-IT" w:eastAsia="en-GB"/>
+        </w:rPr>
+        <w:t>civilization</w:t>
+      </w:r>
+      <w:proofErr w:type="spellEnd"/>
+      <w:r>
+        <w:rPr>
+          <w:lang w:val="it-IT" w:eastAsia="en-GB"/>
+        </w:rPr>
+        <w:t xml:space="preserve"> 4 </w:t>
+      </w:r>
+      <w:proofErr w:type="spellStart"/>
+      <w:r>
+        <w:rPr>
+          <w:lang w:val="it-IT" w:eastAsia="en-GB"/>
+        </w:rPr>
+        <w:t>cavemen</w:t>
+      </w:r>
+      <w:proofErr w:type="spellEnd"/>
+      <w:r>
+        <w:rPr>
+          <w:lang w:val="it-IT" w:eastAsia="en-GB"/>
+        </w:rPr>
+        <w:t xml:space="preserve"> to </w:t>
+      </w:r>
+      <w:proofErr w:type="spellStart"/>
+      <w:r>
+        <w:rPr>
+          <w:lang w:val="it-IT" w:eastAsia="en-GB"/>
+        </w:rPr>
+        <w:t>cosmos</w:t>
+      </w:r>
+      <w:proofErr w:type="spellEnd"/>
+      <w:r>
+        <w:rPr>
+          <w:lang w:val="it-IT" w:eastAsia="en-GB"/>
+        </w:rPr>
+        <w:t xml:space="preserve"> e quindi comunque rendere intriganti le meccaniche di sopravvivenza della tribù (e praticamente fare solo un gioco su questo, magari come primo titolo di una serie)</w:t>
       </w:r>
     </w:p>
     <w:p>
@@ -2229,7 +2933,6 @@
         <w:rPr>
           <w:lang w:val="it-IT" w:eastAsia="en-GB"/>
         </w:rPr>
-        <w:lastRenderedPageBreak/>
         <w:t>Ragionare sull’acqua</w:t>
       </w:r>
     </w:p>
@@ -2248,7 +2951,85 @@
         <w:rPr>
           <w:lang w:val="it-IT" w:eastAsia="en-GB"/>
         </w:rPr>
-        <w:t>Basare lo sviluppo su: tecnologie cavemen 2 to cosmos con edifici e unità e meccaniche intorno e link di timeline del progresso (wiki e altri link se funzionano)</w:t>
+        <w:t xml:space="preserve">Basare lo sviluppo su: tecnologie </w:t>
+      </w:r>
+      <w:proofErr w:type="spellStart"/>
+      <w:r>
+        <w:rPr>
+          <w:lang w:val="it-IT" w:eastAsia="en-GB"/>
+        </w:rPr>
+        <w:t>cavemen</w:t>
+      </w:r>
+      <w:proofErr w:type="spellEnd"/>
+      <w:r>
+        <w:rPr>
+          <w:lang w:val="it-IT" w:eastAsia="en-GB"/>
+        </w:rPr>
+        <w:t xml:space="preserve"> 2 to </w:t>
+      </w:r>
+      <w:proofErr w:type="spellStart"/>
+      <w:r>
+        <w:rPr>
+          <w:lang w:val="it-IT" w:eastAsia="en-GB"/>
+        </w:rPr>
+        <w:t>cosmos</w:t>
+      </w:r>
+      <w:proofErr w:type="spellEnd"/>
+      <w:r>
+        <w:rPr>
+          <w:lang w:val="it-IT" w:eastAsia="en-GB"/>
+        </w:rPr>
+        <w:t xml:space="preserve"> con edifici e unità e meccaniche intorno e link di timeline del progresso (wiki e altri link se funzionano)</w:t>
+      </w:r>
+    </w:p>
+    <w:p>
+      <w:pPr>
+        <w:pStyle w:val="ListParagraph"/>
+        <w:numPr>
+          <w:ilvl w:val="0"/>
+          <w:numId w:val="41"/>
+        </w:numPr>
+        <w:rPr>
+          <w:lang w:val="it-IT" w:eastAsia="en-GB"/>
+        </w:rPr>
+      </w:pPr>
+      <w:r>
+        <w:rPr>
+          <w:lang w:val="it-IT" w:eastAsia="en-GB"/>
+        </w:rPr>
+        <w:t xml:space="preserve">Aggiungere caricamento JSON da Excel per impostare i valori in </w:t>
+      </w:r>
+      <w:proofErr w:type="spellStart"/>
+      <w:r>
+        <w:rPr>
+          <w:lang w:val="it-IT" w:eastAsia="en-GB"/>
+        </w:rPr>
+        <w:t>config</w:t>
+      </w:r>
+      <w:proofErr w:type="spellEnd"/>
+    </w:p>
+    <w:p>
+      <w:pPr>
+        <w:pStyle w:val="ListParagraph"/>
+        <w:numPr>
+          <w:ilvl w:val="0"/>
+          <w:numId w:val="41"/>
+        </w:numPr>
+        <w:rPr>
+          <w:lang w:val="it-IT" w:eastAsia="en-GB"/>
+        </w:rPr>
+      </w:pPr>
+      <w:r>
+        <w:rPr>
+          <w:lang w:val="it-IT" w:eastAsia="en-GB"/>
+        </w:rPr>
+        <w:t>Creare script per simulazioni montecarlo</w:t>
+      </w:r>
+      <w:r>
+        <w:rPr>
+          <w:lang w:val="it-IT" w:eastAsia="en-GB"/>
+        </w:rPr>
+        <w:t>. Da simulare in montecarlo il cambio cella e la quantità di provviste da prendere, ma magari non deve sempre essere perfetto ma dipendere dall’esperienza (dei singoli, della civiltà/città/comunità, del livello tecnologico?)</w:t>
       </w:r>
     </w:p>
     <w:p>
@@ -2281,7 +3062,15 @@
     </w:p>
     <w:p>
       <w:r>
-        <w:t>Nuova definizione:</w:t>
+        <w:t xml:space="preserve">Nuova </w:t>
+      </w:r>
+      <w:proofErr w:type="spellStart"/>
+      <w:r>
+        <w:t>definizione</w:t>
+      </w:r>
+      <w:proofErr w:type="spellEnd"/>
+      <w:r>
+        <w:t>:</w:t>
       </w:r>
     </w:p>
     <w:p>
@@ -2332,7 +3121,35 @@
         <w:rPr>
           <w:lang w:val="it-IT"/>
         </w:rPr>
-        <w:t>Nelle celle che intersecano fiumi o laghi, il layer fishDensity permette la pesca. Funziona come la raccolta vegetale (riduce densità, si rigenera), ma solo in acqua.</w:t>
+        <w:t xml:space="preserve">Nelle celle che intersecano fiumi o laghi, il </w:t>
+      </w:r>
+      <w:proofErr w:type="spellStart"/>
+      <w:r>
+        <w:rPr>
+          <w:lang w:val="it-IT"/>
+        </w:rPr>
+        <w:t>layer</w:t>
+      </w:r>
+      <w:proofErr w:type="spellEnd"/>
+      <w:r>
+        <w:rPr>
+          <w:lang w:val="it-IT"/>
+        </w:rPr>
+        <w:t xml:space="preserve"> </w:t>
+      </w:r>
+      <w:proofErr w:type="spellStart"/>
+      <w:r>
+        <w:rPr>
+          <w:lang w:val="it-IT"/>
+        </w:rPr>
+        <w:t>fishDensity</w:t>
+      </w:r>
+      <w:proofErr w:type="spellEnd"/>
+      <w:r>
+        <w:rPr>
+          <w:lang w:val="it-IT"/>
+        </w:rPr>
+        <w:t xml:space="preserve"> permette la pesca. Funziona come la raccolta vegetale (riduce densità, si rigenera), ma solo in acqua.</w:t>
       </w:r>
     </w:p>
     <w:p>
@@ -2381,6 +3198,7 @@
           <w:bCs/>
           <w:lang w:val="it-IT"/>
         </w:rPr>
+        <w:lastRenderedPageBreak/>
         <w:t xml:space="preserve">MVP3 – Raccolta legna, lavorazione e </w:t>
       </w:r>
       <w:r>
@@ -2402,7 +3220,35 @@
         <w:rPr>
           <w:lang w:val="it-IT"/>
         </w:rPr>
-        <w:t xml:space="preserve">MVP3 introduce il layer forestDensity e la raccolta di legna. Poi la lavorazione (legna → </w:t>
+        <w:t xml:space="preserve">MVP3 introduce il </w:t>
+      </w:r>
+      <w:proofErr w:type="spellStart"/>
+      <w:r>
+        <w:rPr>
+          <w:lang w:val="it-IT"/>
+        </w:rPr>
+        <w:t>layer</w:t>
+      </w:r>
+      <w:proofErr w:type="spellEnd"/>
+      <w:r>
+        <w:rPr>
+          <w:lang w:val="it-IT"/>
+        </w:rPr>
+        <w:t xml:space="preserve"> </w:t>
+      </w:r>
+      <w:proofErr w:type="spellStart"/>
+      <w:r>
+        <w:rPr>
+          <w:lang w:val="it-IT"/>
+        </w:rPr>
+        <w:t>forestDensity</w:t>
+      </w:r>
+      <w:proofErr w:type="spellEnd"/>
+      <w:r>
+        <w:rPr>
+          <w:lang w:val="it-IT"/>
+        </w:rPr>
+        <w:t xml:space="preserve"> e la raccolta di legna. Poi la lavorazione (legna → </w:t>
       </w:r>
       <w:r>
         <w:rPr>
@@ -2481,7 +3327,49 @@
         <w:rPr>
           <w:lang w:val="it-IT"/>
         </w:rPr>
-        <w:t>Attivazione del layer forestDensity sulla griglia. Le foreste sono visivamente distinguibili (verde scuro). La raccolta di legna riduce la densità localmente, come per il forage.</w:t>
+        <w:t xml:space="preserve">Attivazione del </w:t>
+      </w:r>
+      <w:proofErr w:type="spellStart"/>
+      <w:r>
+        <w:rPr>
+          <w:lang w:val="it-IT"/>
+        </w:rPr>
+        <w:t>layer</w:t>
+      </w:r>
+      <w:proofErr w:type="spellEnd"/>
+      <w:r>
+        <w:rPr>
+          <w:lang w:val="it-IT"/>
+        </w:rPr>
+        <w:t xml:space="preserve"> </w:t>
+      </w:r>
+      <w:proofErr w:type="spellStart"/>
+      <w:r>
+        <w:rPr>
+          <w:lang w:val="it-IT"/>
+        </w:rPr>
+        <w:t>forestDensity</w:t>
+      </w:r>
+      <w:proofErr w:type="spellEnd"/>
+      <w:r>
+        <w:rPr>
+          <w:lang w:val="it-IT"/>
+        </w:rPr>
+        <w:t xml:space="preserve"> sulla griglia. Le foreste sono visivamente distinguibili (verde scuro). La raccolta di legna riduce la densità localmente, come per il </w:t>
+      </w:r>
+      <w:proofErr w:type="spellStart"/>
+      <w:r>
+        <w:rPr>
+          <w:lang w:val="it-IT"/>
+        </w:rPr>
+        <w:t>forage</w:t>
+      </w:r>
+      <w:proofErr w:type="spellEnd"/>
+      <w:r>
+        <w:rPr>
+          <w:lang w:val="it-IT"/>
+        </w:rPr>
+        <w:t>.</w:t>
       </w:r>
     </w:p>
     <w:p>
@@ -2544,7 +3432,6 @@
         <w:rPr>
           <w:lang w:val="it-IT"/>
         </w:rPr>
-        <w:lastRenderedPageBreak/>
         <w:t xml:space="preserve">Costruzione </w:t>
       </w:r>
       <w:r>
@@ -2625,7 +3512,23 @@
     </w:p>
     <w:p>
       <w:r>
-        <w:t>Testo attuale confermato:</w:t>
+        <w:t xml:space="preserve">Testo </w:t>
+      </w:r>
+      <w:proofErr w:type="spellStart"/>
+      <w:r>
+        <w:t>attuale</w:t>
+      </w:r>
+      <w:proofErr w:type="spellEnd"/>
+      <w:r>
+        <w:t xml:space="preserve"> </w:t>
+      </w:r>
+      <w:proofErr w:type="spellStart"/>
+      <w:r>
+        <w:t>confermato</w:t>
+      </w:r>
+      <w:proofErr w:type="spellEnd"/>
+      <w:r>
+        <w:t>:</w:t>
       </w:r>
     </w:p>
     <w:p>
@@ -2720,8 +3623,21 @@
           <w:numId w:val="10"/>
         </w:numPr>
       </w:pPr>
-      <w:r>
-        <w:t>Indicatore di posizione:</w:t>
+      <w:proofErr w:type="spellStart"/>
+      <w:r>
+        <w:t>Indicatore</w:t>
+      </w:r>
+      <w:proofErr w:type="spellEnd"/>
+      <w:r>
+        <w:t xml:space="preserve"> di </w:t>
+      </w:r>
+      <w:proofErr w:type="spellStart"/>
+      <w:r>
+        <w:t>posizione</w:t>
+      </w:r>
+      <w:proofErr w:type="spellEnd"/>
+      <w:r>
+        <w:t>:</w:t>
       </w:r>
     </w:p>
     <w:p>
@@ -2772,6 +3688,7 @@
         <w:rPr>
           <w:lang w:val="it-IT"/>
         </w:rPr>
+        <w:lastRenderedPageBreak/>
         <w:t>Da report (lampeggiante o con indicatore "R") quando arriva un messaggio.</w:t>
       </w:r>
     </w:p>
@@ -2785,11 +3702,19 @@
           <w:lang w:val="it-IT"/>
         </w:rPr>
       </w:pPr>
-      <w:r>
-        <w:rPr>
-          <w:lang w:val="it-IT"/>
-        </w:rPr>
-        <w:t>Tooltip base per risorse e pop.</w:t>
+      <w:proofErr w:type="spellStart"/>
+      <w:r>
+        <w:rPr>
+          <w:lang w:val="it-IT"/>
+        </w:rPr>
+        <w:t>Tooltip</w:t>
+      </w:r>
+      <w:proofErr w:type="spellEnd"/>
+      <w:r>
+        <w:rPr>
+          <w:lang w:val="it-IT"/>
+        </w:rPr>
+        <w:t xml:space="preserve"> base per risorse e pop.</w:t>
       </w:r>
     </w:p>
     <w:p>
@@ -2817,12 +3742,42 @@
         <w:rPr>
           <w:lang w:val="it-IT"/>
         </w:rPr>
-        <w:t>Nessuna modifica necessaria. La competizione per le risorse funziona con qualsiasi tipo di layer o branco.</w:t>
-      </w:r>
-    </w:p>
-    <w:p>
-      <w:r>
-        <w:t>Testo attuale confermato:</w:t>
+        <w:t xml:space="preserve">Nessuna modifica necessaria. La competizione per le risorse funziona con qualsiasi tipo di </w:t>
+      </w:r>
+      <w:proofErr w:type="spellStart"/>
+      <w:r>
+        <w:rPr>
+          <w:lang w:val="it-IT"/>
+        </w:rPr>
+        <w:t>layer</w:t>
+      </w:r>
+      <w:proofErr w:type="spellEnd"/>
+      <w:r>
+        <w:rPr>
+          <w:lang w:val="it-IT"/>
+        </w:rPr>
+        <w:t xml:space="preserve"> o branco.</w:t>
+      </w:r>
+    </w:p>
+    <w:p>
+      <w:r>
+        <w:t xml:space="preserve">Testo </w:t>
+      </w:r>
+      <w:proofErr w:type="spellStart"/>
+      <w:r>
+        <w:t>attuale</w:t>
+      </w:r>
+      <w:proofErr w:type="spellEnd"/>
+      <w:r>
+        <w:t xml:space="preserve"> </w:t>
+      </w:r>
+      <w:proofErr w:type="spellStart"/>
+      <w:r>
+        <w:t>confermato</w:t>
+      </w:r>
+      <w:proofErr w:type="spellEnd"/>
+      <w:r>
+        <w:t>:</w:t>
       </w:r>
     </w:p>
     <w:p>
@@ -2914,7 +3869,6 @@
           <w:bCs/>
           <w:lang w:val="it-IT"/>
         </w:rPr>
-        <w:lastRenderedPageBreak/>
         <w:t>CONCETTI DA RECUPERARE POI:</w:t>
       </w:r>
     </w:p>
@@ -6586,7 +7540,7 @@
         <w:sz w:val="20"/>
       </w:rPr>
     </w:lvl>
-    <w:lvl w:ilvl="1" w:tentative="1">
+    <w:lvl w:ilvl="1">
       <w:start w:val="1"/>
       <w:numFmt w:val="bullet"/>
       <w:lvlText w:val="o"/>

--- a/Docs/Prototipo 1.docx
+++ b/Docs/Prototipo 1.docx
@@ -1,6 +1,6 @@
 
 <file path=word/document.xml><?xml version="1.0" encoding="utf-8"?>
-<w:document xmlns:wpc="http://schemas.microsoft.com/office/word/2010/wordprocessingCanvas" xmlns:cx="http://schemas.microsoft.com/office/drawing/2014/chartex" xmlns:cx1="http://schemas.microsoft.com/office/drawing/2015/9/8/chartex" xmlns:cx2="http://schemas.microsoft.com/office/drawing/2015/10/21/chartex" xmlns:cx3="http://schemas.microsoft.com/office/drawing/2016/5/9/chartex" xmlns:cx4="http://schemas.microsoft.com/office/drawing/2016/5/10/chartex" xmlns:cx5="http://schemas.microsoft.com/office/drawing/2016/5/11/chartex" xmlns:cx6="http://schemas.microsoft.com/office/drawing/2016/5/12/chartex" xmlns:cx7="http://schemas.microsoft.com/office/drawing/2016/5/13/chartex" xmlns:cx8="http://schemas.microsoft.com/office/drawing/2016/5/14/chartex" xmlns:mc="http://schemas.openxmlformats.org/markup-compatibility/2006" xmlns:aink="http://schemas.microsoft.com/office/drawing/2016/ink" xmlns:am3d="http://schemas.microsoft.com/office/drawing/2017/model3d" xmlns:o="urn:schemas-microsoft-com:office:office" xmlns:oel="http://schemas.microsoft.com/office/2019/extlst" xmlns:r="http://schemas.openxmlformats.org/officeDocument/2006/relationships" xmlns:m="http://schemas.openxmlformats.org/officeDocument/2006/math" xmlns:v="urn:schemas-microsoft-com:vml" xmlns:wp14="http://schemas.microsoft.com/office/word/2010/wordprocessingDrawing" xmlns:wp="http://schemas.openxmlformats.org/drawingml/2006/wordprocessingDrawing" xmlns:w10="urn:schemas-microsoft-com:office:word" xmlns:w="http://schemas.openxmlformats.org/wordprocessingml/2006/main" xmlns:w14="http://schemas.microsoft.com/office/word/2010/wordml" xmlns:w15="http://schemas.microsoft.com/office/word/2012/wordml" xmlns:w16cei="http://schemas.microsoft.com/office/word/2026/wordml/cei" xmlns:w16cex="http://schemas.microsoft.com/office/word/2018/wordml/cex" xmlns:w16cid="http://schemas.microsoft.com/office/word/2016/wordml/cid" xmlns:w16="http://schemas.microsoft.com/office/word/2018/wordml" xmlns:w16du="http://schemas.microsoft.com/office/word/2023/wordml/word16du" xmlns:w16sdtdh="http://schemas.microsoft.com/office/word/2020/wordml/sdtdatahash" xmlns:w16sdtfl="http://schemas.microsoft.com/office/word/2024/wordml/sdtformatlock" xmlns:w16se="http://schemas.microsoft.com/office/word/2015/wordml/symex" xmlns:wpg="http://schemas.microsoft.com/office/word/2010/wordprocessingGroup" xmlns:wpi="http://schemas.microsoft.com/office/word/2010/wordprocessingInk" xmlns:wne="http://schemas.microsoft.com/office/word/2006/wordml" xmlns:wps="http://schemas.microsoft.com/office/word/2010/wordprocessingShape" mc:Ignorable="w14 w15 w16se w16cid w16 w16cex w16sdtdh w16sdtfl w16du wp14">
+<w:document xmlns:wpc="http://schemas.microsoft.com/office/word/2010/wordprocessingCanvas" xmlns:cx="http://schemas.microsoft.com/office/drawing/2014/chartex" xmlns:cx1="http://schemas.microsoft.com/office/drawing/2015/9/8/chartex" xmlns:cx2="http://schemas.microsoft.com/office/drawing/2015/10/21/chartex" xmlns:cx3="http://schemas.microsoft.com/office/drawing/2016/5/9/chartex" xmlns:cx4="http://schemas.microsoft.com/office/drawing/2016/5/10/chartex" xmlns:cx5="http://schemas.microsoft.com/office/drawing/2016/5/11/chartex" xmlns:cx6="http://schemas.microsoft.com/office/drawing/2016/5/12/chartex" xmlns:cx7="http://schemas.microsoft.com/office/drawing/2016/5/13/chartex" xmlns:cx8="http://schemas.microsoft.com/office/drawing/2016/5/14/chartex" xmlns:mc="http://schemas.openxmlformats.org/markup-compatibility/2006" xmlns:aink="http://schemas.microsoft.com/office/drawing/2016/ink" xmlns:am3d="http://schemas.microsoft.com/office/drawing/2017/model3d" xmlns:o="urn:schemas-microsoft-com:office:office" xmlns:oel="http://schemas.microsoft.com/office/2019/extlst" xmlns:r="http://schemas.openxmlformats.org/officeDocument/2006/relationships" xmlns:m="http://schemas.openxmlformats.org/officeDocument/2006/math" xmlns:v="urn:schemas-microsoft-com:vml" xmlns:wp14="http://schemas.microsoft.com/office/word/2010/wordprocessingDrawing" xmlns:wp="http://schemas.openxmlformats.org/drawingml/2006/wordprocessingDrawing" xmlns:w10="urn:schemas-microsoft-com:office:word" xmlns:w="http://schemas.openxmlformats.org/wordprocessingml/2006/main" xmlns:w14="http://schemas.microsoft.com/office/word/2010/wordml" xmlns:w15="http://schemas.microsoft.com/office/word/2012/wordml" xmlns:w16cex="http://schemas.microsoft.com/office/word/2018/wordml/cex" xmlns:w16cid="http://schemas.microsoft.com/office/word/2016/wordml/cid" xmlns:w16="http://schemas.microsoft.com/office/word/2018/wordml" xmlns:w16du="http://schemas.microsoft.com/office/word/2023/wordml/word16du" xmlns:w16sdtdh="http://schemas.microsoft.com/office/word/2020/wordml/sdtdatahash" xmlns:w16sdtfl="http://schemas.microsoft.com/office/word/2024/wordml/sdtformatlock" xmlns:w16se="http://schemas.microsoft.com/office/word/2015/wordml/symex" xmlns:wpg="http://schemas.microsoft.com/office/word/2010/wordprocessingGroup" xmlns:wpi="http://schemas.microsoft.com/office/word/2010/wordprocessingInk" xmlns:wne="http://schemas.microsoft.com/office/word/2006/wordml" xmlns:wps="http://schemas.microsoft.com/office/word/2010/wordprocessingShape" mc:Ignorable="w14 w15 w16se w16cid w16 w16cex w16sdtdh w16sdtfl w16du wp14">
   <w:body>
     <w:p>
       <w:pPr>
@@ -163,23 +163,7 @@
         <w:t xml:space="preserve"> – ciò che sai dipende da chi te lo dice. </w:t>
       </w:r>
       <w:r>
-        <w:t xml:space="preserve">Le </w:t>
-      </w:r>
-      <w:proofErr w:type="spellStart"/>
-      <w:r>
-        <w:t>certezze</w:t>
-      </w:r>
-      <w:proofErr w:type="spellEnd"/>
-      <w:r>
-        <w:t xml:space="preserve"> </w:t>
-      </w:r>
-      <w:proofErr w:type="spellStart"/>
-      <w:r>
-        <w:t>sono</w:t>
-      </w:r>
-      <w:proofErr w:type="spellEnd"/>
-      <w:r>
-        <w:t xml:space="preserve"> poche.</w:t>
+        <w:t>Le certezze sono poche.</w:t>
       </w:r>
     </w:p>
     <w:p>
@@ -213,390 +197,436 @@
           <w:b/>
           <w:bCs/>
         </w:rPr>
-        <w:t xml:space="preserve">Game Loop </w:t>
-      </w:r>
-      <w:proofErr w:type="spellStart"/>
+        <w:t>Game Loop minimo</w:t>
+      </w:r>
+    </w:p>
+    <w:p>
+      <w:pPr>
+        <w:numPr>
+          <w:ilvl w:val="0"/>
+          <w:numId w:val="2"/>
+        </w:numPr>
+        <w:rPr>
+          <w:lang w:val="it-IT"/>
+        </w:rPr>
+      </w:pPr>
+      <w:r>
+        <w:rPr>
+          <w:lang w:val="it-IT"/>
+        </w:rPr>
+        <w:t>Osservi la mappa 2D con la tua tribù accampata.</w:t>
+      </w:r>
+    </w:p>
+    <w:p>
+      <w:pPr>
+        <w:numPr>
+          <w:ilvl w:val="0"/>
+          <w:numId w:val="2"/>
+        </w:numPr>
+        <w:rPr>
+          <w:lang w:val="it-IT"/>
+        </w:rPr>
+      </w:pPr>
+      <w:r>
+        <w:rPr>
+          <w:lang w:val="it-IT"/>
+        </w:rPr>
+        <w:t>Selezioni un gruppo di persone, le assegni a un compito (cacciare, raccogliere legna).</w:t>
+      </w:r>
+    </w:p>
+    <w:p>
+      <w:pPr>
+        <w:numPr>
+          <w:ilvl w:val="0"/>
+          <w:numId w:val="2"/>
+        </w:numPr>
+        <w:rPr>
+          <w:lang w:val="it-IT"/>
+        </w:rPr>
+      </w:pPr>
+      <w:r>
+        <w:rPr>
+          <w:lang w:val="it-IT"/>
+        </w:rPr>
+        <w:t>Il gruppo si sposta (tempo reale), consuma cibo durante il viaggio, raggiunge la risorsa, la sfrutta, torna.</w:t>
+      </w:r>
+    </w:p>
+    <w:p>
+      <w:pPr>
+        <w:numPr>
+          <w:ilvl w:val="0"/>
+          <w:numId w:val="2"/>
+        </w:numPr>
+        <w:rPr>
+          <w:lang w:val="it-IT"/>
+        </w:rPr>
+      </w:pPr>
+      <w:r>
+        <w:rPr>
+          <w:lang w:val="it-IT"/>
+        </w:rPr>
+        <w:t>La risorsa arriva all’accampamento: è disponibile per costruire o sfamare.</w:t>
+      </w:r>
+    </w:p>
+    <w:p>
+      <w:pPr>
+        <w:numPr>
+          <w:ilvl w:val="0"/>
+          <w:numId w:val="2"/>
+        </w:numPr>
+        <w:rPr>
+          <w:lang w:val="it-IT"/>
+        </w:rPr>
+      </w:pPr>
+      <w:r>
+        <w:rPr>
+          <w:lang w:val="it-IT"/>
+        </w:rPr>
+        <w:t>Puoi mettere in pausa per ripianificare. Puoi accelerare per vedere gli effetti nel tempo.</w:t>
+      </w:r>
+    </w:p>
+    <w:p>
+      <w:pPr>
+        <w:rPr>
+          <w:lang w:val="it-IT"/>
+        </w:rPr>
+      </w:pPr>
       <w:r>
         <w:rPr>
           <w:b/>
           <w:bCs/>
-        </w:rPr>
-        <w:t>minimo</w:t>
-      </w:r>
-      <w:proofErr w:type="spellEnd"/>
-    </w:p>
-    <w:p>
-      <w:pPr>
-        <w:numPr>
-          <w:ilvl w:val="0"/>
-          <w:numId w:val="2"/>
-        </w:numPr>
-        <w:rPr>
-          <w:lang w:val="it-IT"/>
-        </w:rPr>
-      </w:pPr>
-      <w:r>
-        <w:rPr>
-          <w:lang w:val="it-IT"/>
-        </w:rPr>
-        <w:t>Osservi la mappa 2D con la tua tribù accampata.</w:t>
-      </w:r>
-    </w:p>
-    <w:p>
-      <w:pPr>
-        <w:numPr>
-          <w:ilvl w:val="0"/>
-          <w:numId w:val="2"/>
-        </w:numPr>
-        <w:rPr>
-          <w:lang w:val="it-IT"/>
-        </w:rPr>
-      </w:pPr>
-      <w:r>
-        <w:rPr>
-          <w:lang w:val="it-IT"/>
-        </w:rPr>
-        <w:t>Selezioni un gruppo di persone, le assegni a un compito (cacciare, raccogliere legna).</w:t>
-      </w:r>
-    </w:p>
-    <w:p>
-      <w:pPr>
-        <w:numPr>
-          <w:ilvl w:val="0"/>
-          <w:numId w:val="2"/>
-        </w:numPr>
-        <w:rPr>
-          <w:lang w:val="it-IT"/>
-        </w:rPr>
-      </w:pPr>
-      <w:r>
-        <w:rPr>
-          <w:lang w:val="it-IT"/>
-        </w:rPr>
-        <w:t>Il gruppo si sposta (tempo reale), consuma cibo durante il viaggio, raggiunge la risorsa, la sfrutta, torna.</w:t>
-      </w:r>
-    </w:p>
-    <w:p>
-      <w:pPr>
-        <w:numPr>
-          <w:ilvl w:val="0"/>
-          <w:numId w:val="2"/>
-        </w:numPr>
-        <w:rPr>
-          <w:lang w:val="it-IT"/>
-        </w:rPr>
-      </w:pPr>
-      <w:r>
-        <w:rPr>
-          <w:lang w:val="it-IT"/>
-        </w:rPr>
-        <w:t>La risorsa arriva all’accampamento: è disponibile per costruire o sfamare.</w:t>
-      </w:r>
-    </w:p>
-    <w:p>
-      <w:pPr>
-        <w:numPr>
-          <w:ilvl w:val="0"/>
-          <w:numId w:val="2"/>
-        </w:numPr>
-        <w:rPr>
-          <w:lang w:val="it-IT"/>
-        </w:rPr>
-      </w:pPr>
-      <w:r>
-        <w:rPr>
-          <w:lang w:val="it-IT"/>
-        </w:rPr>
-        <w:t>Puoi mettere in pausa per ripianificare. Puoi accelerare per vedere gli effetti nel tempo.</w:t>
-      </w:r>
-    </w:p>
-    <w:p>
-      <w:pPr>
-        <w:rPr>
-          <w:lang w:val="it-IT"/>
-        </w:rPr>
-      </w:pPr>
+          <w:lang w:val="it-IT"/>
+        </w:rPr>
+        <w:t>Cosa testare con il primo prototipo</w:t>
+      </w:r>
+    </w:p>
+    <w:p>
+      <w:pPr>
+        <w:numPr>
+          <w:ilvl w:val="0"/>
+          <w:numId w:val="3"/>
+        </w:numPr>
+        <w:rPr>
+          <w:lang w:val="it-IT"/>
+        </w:rPr>
+      </w:pPr>
+      <w:r>
+        <w:rPr>
+          <w:lang w:val="it-IT"/>
+        </w:rPr>
+        <w:t>Il loop "assegna compito → spostamento → raccolta → ritorno" è comprensibile e divertente?</w:t>
+      </w:r>
+    </w:p>
+    <w:p>
+      <w:pPr>
+        <w:numPr>
+          <w:ilvl w:val="0"/>
+          <w:numId w:val="3"/>
+        </w:numPr>
+        <w:rPr>
+          <w:lang w:val="it-IT"/>
+        </w:rPr>
+      </w:pPr>
+      <w:r>
+        <w:rPr>
+          <w:lang w:val="it-IT"/>
+        </w:rPr>
+        <w:t>La gestione pausa/play/velocità è intuitiva?</w:t>
+      </w:r>
+    </w:p>
+    <w:p>
+      <w:pPr>
+        <w:numPr>
+          <w:ilvl w:val="0"/>
+          <w:numId w:val="3"/>
+        </w:numPr>
+        <w:rPr>
+          <w:lang w:val="it-IT"/>
+        </w:rPr>
+      </w:pPr>
+      <w:r>
+        <w:rPr>
+          <w:lang w:val="it-IT"/>
+        </w:rPr>
+        <w:t>La rappresentazione visiva di posizione certa vs proiettata vs da report funziona?</w:t>
+      </w:r>
+    </w:p>
+    <w:p>
+      <w:pPr>
+        <w:numPr>
+          <w:ilvl w:val="0"/>
+          <w:numId w:val="3"/>
+        </w:numPr>
+        <w:rPr>
+          <w:lang w:val="it-IT"/>
+        </w:rPr>
+      </w:pPr>
+      <w:r>
+        <w:rPr>
+          <w:lang w:val="it-IT"/>
+        </w:rPr>
+        <w:t>La mappa continua (senza griglia) e l’interazione click-per-spostarsi sono fluide?</w:t>
+      </w:r>
+    </w:p>
+    <w:p>
       <w:r>
         <w:rPr>
           <w:b/>
           <w:bCs/>
-          <w:lang w:val="it-IT"/>
-        </w:rPr>
-        <w:t>Cosa testare con il primo prototipo</w:t>
-      </w:r>
-    </w:p>
-    <w:p>
-      <w:pPr>
-        <w:numPr>
-          <w:ilvl w:val="0"/>
-          <w:numId w:val="3"/>
-        </w:numPr>
-        <w:rPr>
-          <w:lang w:val="it-IT"/>
-        </w:rPr>
-      </w:pPr>
-      <w:r>
-        <w:rPr>
-          <w:lang w:val="it-IT"/>
-        </w:rPr>
-        <w:t>Il loop "assegna compito → spostamento → raccolta → ritorno" è comprensibile e divertente?</w:t>
-      </w:r>
-    </w:p>
-    <w:p>
-      <w:pPr>
-        <w:numPr>
-          <w:ilvl w:val="0"/>
-          <w:numId w:val="3"/>
-        </w:numPr>
-        <w:rPr>
-          <w:lang w:val="it-IT"/>
-        </w:rPr>
-      </w:pPr>
-      <w:r>
-        <w:rPr>
-          <w:lang w:val="it-IT"/>
-        </w:rPr>
-        <w:t>La gestione pausa/play/velocità è intuitiva?</w:t>
-      </w:r>
-    </w:p>
-    <w:p>
-      <w:pPr>
-        <w:numPr>
-          <w:ilvl w:val="0"/>
-          <w:numId w:val="3"/>
-        </w:numPr>
-        <w:rPr>
-          <w:lang w:val="it-IT"/>
-        </w:rPr>
-      </w:pPr>
-      <w:r>
-        <w:rPr>
-          <w:lang w:val="it-IT"/>
-        </w:rPr>
-        <w:t>La rappresentazione visiva di posizione certa vs proiettata vs da report funziona?</w:t>
-      </w:r>
-    </w:p>
-    <w:p>
-      <w:pPr>
-        <w:numPr>
-          <w:ilvl w:val="0"/>
-          <w:numId w:val="3"/>
-        </w:numPr>
-        <w:rPr>
-          <w:lang w:val="it-IT"/>
-        </w:rPr>
-      </w:pPr>
-      <w:r>
-        <w:rPr>
-          <w:lang w:val="it-IT"/>
-        </w:rPr>
-        <w:t>La mappa continua (senza griglia) e l’interazione click-per-spostarsi sono fluide?</w:t>
-      </w:r>
-    </w:p>
-    <w:p>
-      <w:proofErr w:type="spellStart"/>
+        </w:rPr>
+        <w:t>Confini del prototipo</w:t>
+      </w:r>
+    </w:p>
+    <w:p>
+      <w:pPr>
+        <w:numPr>
+          <w:ilvl w:val="0"/>
+          <w:numId w:val="4"/>
+        </w:numPr>
+        <w:rPr>
+          <w:lang w:val="it-IT"/>
+        </w:rPr>
+      </w:pPr>
+      <w:r>
+        <w:rPr>
+          <w:lang w:val="it-IT"/>
+        </w:rPr>
+        <w:t>Mappa 2D con una foresta, un fiume, una pianura.</w:t>
+      </w:r>
+    </w:p>
+    <w:p>
+      <w:pPr>
+        <w:numPr>
+          <w:ilvl w:val="0"/>
+          <w:numId w:val="4"/>
+        </w:numPr>
+        <w:rPr>
+          <w:lang w:val="it-IT"/>
+        </w:rPr>
+      </w:pPr>
+      <w:r>
+        <w:rPr>
+          <w:lang w:val="it-IT"/>
+        </w:rPr>
+        <w:t>Una tribù di 30 persone, divise in "pop".</w:t>
+      </w:r>
+    </w:p>
+    <w:p>
+      <w:pPr>
+        <w:numPr>
+          <w:ilvl w:val="0"/>
+          <w:numId w:val="4"/>
+        </w:numPr>
+        <w:rPr>
+          <w:lang w:val="it-IT"/>
+        </w:rPr>
+      </w:pPr>
+      <w:r>
+        <w:rPr>
+          <w:lang w:val="it-IT"/>
+        </w:rPr>
+        <w:t>Due risorse raccoglibili: legna e cibo.</w:t>
+      </w:r>
+    </w:p>
+    <w:p>
+      <w:pPr>
+        <w:numPr>
+          <w:ilvl w:val="0"/>
+          <w:numId w:val="4"/>
+        </w:numPr>
+        <w:rPr>
+          <w:lang w:val="it-IT"/>
+        </w:rPr>
+      </w:pPr>
+      <w:r>
+        <w:rPr>
+          <w:lang w:val="it-IT"/>
+        </w:rPr>
+        <w:t>Un accampamento che consuma cibo.</w:t>
+      </w:r>
+    </w:p>
+    <w:p>
+      <w:pPr>
+        <w:numPr>
+          <w:ilvl w:val="0"/>
+          <w:numId w:val="4"/>
+        </w:numPr>
+      </w:pPr>
+      <w:r>
+        <w:lastRenderedPageBreak/>
+        <w:t>Pausa/play/accelerazione.</w:t>
+      </w:r>
+    </w:p>
+    <w:p>
+      <w:pPr>
+        <w:numPr>
+          <w:ilvl w:val="0"/>
+          <w:numId w:val="4"/>
+        </w:numPr>
+        <w:rPr>
+          <w:lang w:val="it-IT"/>
+        </w:rPr>
+      </w:pPr>
+      <w:r>
+        <w:rPr>
+          <w:lang w:val="it-IT"/>
+        </w:rPr>
+        <w:t>Movimento con pathfinding base (verso il click).</w:t>
+      </w:r>
+    </w:p>
+    <w:p>
+      <w:pPr>
+        <w:numPr>
+          <w:ilvl w:val="0"/>
+          <w:numId w:val="4"/>
+        </w:numPr>
+        <w:rPr>
+          <w:lang w:val="it-IT"/>
+        </w:rPr>
+      </w:pPr>
+      <w:r>
+        <w:rPr>
+          <w:lang w:val="it-IT"/>
+        </w:rPr>
+        <w:t>Escluso: diplomazia, altre fazioni, tecnologia, miniere, lavorazione risorse, politica interna, religione, forme di governo.</w:t>
+      </w:r>
+    </w:p>
+    <w:p>
+      <w:pPr>
+        <w:rPr>
+          <w:lang w:val="it-IT"/>
+        </w:rPr>
+      </w:pPr>
       <w:r>
         <w:rPr>
           <w:b/>
           <w:bCs/>
-        </w:rPr>
-        <w:t>Confini</w:t>
-      </w:r>
-      <w:proofErr w:type="spellEnd"/>
+          <w:lang w:val="it-IT"/>
+        </w:rPr>
+        <w:t>Stack tecnico</w:t>
+      </w:r>
+      <w:r>
+        <w:rPr>
+          <w:lang w:val="it-IT"/>
+        </w:rPr>
+        <w:br/>
+        <w:t>HTML5, CSS, JavaScript con libreria Phaser 3 (rendering 2D, input, gestione scene).</w:t>
+      </w:r>
+    </w:p>
+    <w:p>
+      <w:pPr>
+        <w:rPr>
+          <w:lang w:val="it-IT"/>
+        </w:rPr>
+      </w:pPr>
       <w:r>
         <w:rPr>
           <w:b/>
           <w:bCs/>
-        </w:rPr>
-        <w:t xml:space="preserve"> del </w:t>
-      </w:r>
-      <w:proofErr w:type="spellStart"/>
+          <w:lang w:val="it-IT"/>
+        </w:rPr>
+        <w:t>Ispirazioni</w:t>
+      </w:r>
+    </w:p>
+    <w:p>
+      <w:pPr>
+        <w:numPr>
+          <w:ilvl w:val="0"/>
+          <w:numId w:val="5"/>
+        </w:numPr>
+        <w:rPr>
+          <w:lang w:val="it-IT"/>
+        </w:rPr>
+      </w:pPr>
+      <w:r>
+        <w:rPr>
+          <w:lang w:val="it-IT"/>
+        </w:rPr>
+        <w:t>Crusader Kings 3 (dinastia, informazione imperfetta, tempo reale con pausa)</w:t>
+      </w:r>
+    </w:p>
+    <w:p>
+      <w:pPr>
+        <w:numPr>
+          <w:ilvl w:val="0"/>
+          <w:numId w:val="5"/>
+        </w:numPr>
+      </w:pPr>
+      <w:r>
+        <w:t>Victoria 3 / Stellaris (pop system, risorse logistiche)</w:t>
+      </w:r>
+    </w:p>
+    <w:p>
+      <w:pPr>
+        <w:numPr>
+          <w:ilvl w:val="0"/>
+          <w:numId w:val="5"/>
+        </w:numPr>
+      </w:pPr>
+      <w:r>
+        <w:t>Banished / Dawn of Man (sopravvivenza tribale, risorse tangibili)</w:t>
+      </w:r>
+    </w:p>
+    <w:p>
+      <w:pPr>
+        <w:numPr>
+          <w:ilvl w:val="0"/>
+          <w:numId w:val="5"/>
+        </w:numPr>
+        <w:rPr>
+          <w:lang w:val="it-IT"/>
+        </w:rPr>
+      </w:pPr>
+      <w:r>
+        <w:rPr>
+          <w:lang w:val="it-IT"/>
+        </w:rPr>
+        <w:t>King's Orders (report e comunicazione)</w:t>
+      </w:r>
+    </w:p>
+    <w:p>
+      <w:pPr>
+        <w:pStyle w:val="Heading2"/>
+        <w:rPr>
+          <w:lang w:val="it-IT"/>
+        </w:rPr>
+      </w:pPr>
+      <w:r>
+        <w:rPr>
+          <w:lang w:val="it-IT"/>
+        </w:rPr>
+        <w:t>Roadmap</w:t>
+      </w:r>
+    </w:p>
+    <w:p>
+      <w:pPr>
+        <w:rPr>
+          <w:lang w:val="it-IT"/>
+        </w:rPr>
+      </w:pPr>
       <w:r>
         <w:rPr>
           <w:b/>
           <w:bCs/>
-        </w:rPr>
-        <w:t>prototipo</w:t>
-      </w:r>
-      <w:proofErr w:type="spellEnd"/>
-    </w:p>
-    <w:p>
-      <w:pPr>
-        <w:numPr>
-          <w:ilvl w:val="0"/>
-          <w:numId w:val="4"/>
-        </w:numPr>
-        <w:rPr>
-          <w:lang w:val="it-IT"/>
-        </w:rPr>
-      </w:pPr>
-      <w:r>
-        <w:rPr>
-          <w:lang w:val="it-IT"/>
-        </w:rPr>
-        <w:t>Mappa 2D con una foresta, un fiume, una pianura.</w:t>
-      </w:r>
-    </w:p>
-    <w:p>
-      <w:pPr>
-        <w:numPr>
-          <w:ilvl w:val="0"/>
-          <w:numId w:val="4"/>
-        </w:numPr>
-        <w:rPr>
-          <w:lang w:val="it-IT"/>
-        </w:rPr>
-      </w:pPr>
-      <w:r>
-        <w:rPr>
-          <w:lang w:val="it-IT"/>
-        </w:rPr>
-        <w:t>Una tribù di 30 persone, divise in "pop".</w:t>
-      </w:r>
-    </w:p>
-    <w:p>
-      <w:pPr>
-        <w:numPr>
-          <w:ilvl w:val="0"/>
-          <w:numId w:val="4"/>
-        </w:numPr>
-        <w:rPr>
-          <w:lang w:val="it-IT"/>
-        </w:rPr>
-      </w:pPr>
-      <w:r>
-        <w:rPr>
-          <w:lang w:val="it-IT"/>
-        </w:rPr>
-        <w:t>Due risorse raccoglibili: legna e cibo.</w:t>
-      </w:r>
-    </w:p>
-    <w:p>
-      <w:pPr>
-        <w:numPr>
-          <w:ilvl w:val="0"/>
-          <w:numId w:val="4"/>
-        </w:numPr>
-        <w:rPr>
-          <w:lang w:val="it-IT"/>
-        </w:rPr>
-      </w:pPr>
-      <w:r>
-        <w:rPr>
-          <w:lang w:val="it-IT"/>
-        </w:rPr>
-        <w:t>Un accampamento che consuma cibo.</w:t>
-      </w:r>
-    </w:p>
-    <w:p>
-      <w:pPr>
-        <w:numPr>
-          <w:ilvl w:val="0"/>
-          <w:numId w:val="4"/>
-        </w:numPr>
-      </w:pPr>
-      <w:r>
-        <w:lastRenderedPageBreak/>
-        <w:t>Pausa/play/</w:t>
-      </w:r>
-      <w:proofErr w:type="spellStart"/>
-      <w:r>
-        <w:t>accelerazione</w:t>
-      </w:r>
-      <w:proofErr w:type="spellEnd"/>
-      <w:r>
-        <w:t>.</w:t>
-      </w:r>
-    </w:p>
-    <w:p>
-      <w:pPr>
-        <w:numPr>
-          <w:ilvl w:val="0"/>
-          <w:numId w:val="4"/>
-        </w:numPr>
-        <w:rPr>
-          <w:lang w:val="it-IT"/>
-        </w:rPr>
-      </w:pPr>
-      <w:r>
-        <w:rPr>
-          <w:lang w:val="it-IT"/>
-        </w:rPr>
-        <w:t xml:space="preserve">Movimento con </w:t>
-      </w:r>
-      <w:proofErr w:type="spellStart"/>
-      <w:r>
-        <w:rPr>
-          <w:lang w:val="it-IT"/>
-        </w:rPr>
-        <w:t>pathfinding</w:t>
-      </w:r>
-      <w:proofErr w:type="spellEnd"/>
-      <w:r>
-        <w:rPr>
-          <w:lang w:val="it-IT"/>
-        </w:rPr>
-        <w:t xml:space="preserve"> base (verso il click).</w:t>
-      </w:r>
-    </w:p>
-    <w:p>
-      <w:pPr>
-        <w:numPr>
-          <w:ilvl w:val="0"/>
-          <w:numId w:val="4"/>
-        </w:numPr>
-        <w:rPr>
-          <w:lang w:val="it-IT"/>
-        </w:rPr>
-      </w:pPr>
-      <w:r>
-        <w:rPr>
-          <w:lang w:val="it-IT"/>
-        </w:rPr>
-        <w:t>Escluso: diplomazia, altre fazioni, tecnologia, miniere, lavorazione risorse, politica interna, religione, forme di governo.</w:t>
-      </w:r>
-    </w:p>
-    <w:p>
-      <w:pPr>
-        <w:rPr>
-          <w:lang w:val="it-IT"/>
-        </w:rPr>
-      </w:pPr>
-      <w:r>
+          <w:lang w:val="it-IT"/>
+        </w:rPr>
+        <w:t>Logica di sviluppo del prototipo</w:t>
+      </w:r>
+      <w:r>
+        <w:rPr>
+          <w:lang w:val="it-IT"/>
+        </w:rPr>
+        <w:br/>
+        <w:t>Il prototipo parte implementando le fondamenta trasversali del gioco (mappa continua, pop system, informazione imperfetta, tempo reale) e aggiunge funzionalità in parallelo alla progressione storica simulata. Ogni iterazione sblocca nuove meccaniche quando la civiltà del giocatore raggiunge la soglia tecnologica/sociale corrispondente, o quando le fondamenta precedenti sono state validate. In pratica, l'MVP copre l'Era 0 (nomadismo), e le iterazioni successive attivano le ere successive, aggiungendo strati di complessità al sistema già esistente.</w:t>
+      </w:r>
+    </w:p>
+    <w:p>
+      <w:pPr>
         <w:rPr>
           <w:b/>
           <w:bCs/>
           <w:lang w:val="it-IT"/>
         </w:rPr>
-        <w:t>Stack tecnico</w:t>
-      </w:r>
-      <w:r>
-        <w:rPr>
-          <w:lang w:val="it-IT"/>
-        </w:rPr>
-        <w:br/>
-        <w:t xml:space="preserve">HTML5, CSS, JavaScript con libreria </w:t>
-      </w:r>
-      <w:proofErr w:type="spellStart"/>
-      <w:r>
-        <w:rPr>
-          <w:lang w:val="it-IT"/>
-        </w:rPr>
-        <w:t>Phaser</w:t>
-      </w:r>
-      <w:proofErr w:type="spellEnd"/>
-      <w:r>
-        <w:rPr>
-          <w:lang w:val="it-IT"/>
-        </w:rPr>
-        <w:t xml:space="preserve"> 3 (rendering 2D, input, gestione scene).</w:t>
-      </w:r>
-    </w:p>
-    <w:p>
-      <w:pPr>
-        <w:rPr>
-          <w:lang w:val="it-IT"/>
-        </w:rPr>
       </w:pPr>
       <w:r>
         <w:rPr>
@@ -604,306 +634,472 @@
           <w:bCs/>
           <w:lang w:val="it-IT"/>
         </w:rPr>
-        <w:t>Ispirazioni</w:t>
-      </w:r>
-    </w:p>
-    <w:p>
-      <w:pPr>
-        <w:numPr>
-          <w:ilvl w:val="0"/>
-          <w:numId w:val="5"/>
-        </w:numPr>
-        <w:rPr>
-          <w:lang w:val="it-IT"/>
-        </w:rPr>
-      </w:pPr>
-      <w:proofErr w:type="spellStart"/>
-      <w:r>
-        <w:rPr>
-          <w:lang w:val="it-IT"/>
-        </w:rPr>
-        <w:t>Crusader</w:t>
-      </w:r>
-      <w:proofErr w:type="spellEnd"/>
-      <w:r>
-        <w:rPr>
-          <w:lang w:val="it-IT"/>
-        </w:rPr>
-        <w:t xml:space="preserve"> Kings 3 (dinastia, informazione imperfetta, tempo reale con pausa)</w:t>
-      </w:r>
-    </w:p>
-    <w:p>
-      <w:pPr>
-        <w:numPr>
-          <w:ilvl w:val="0"/>
-          <w:numId w:val="5"/>
-        </w:numPr>
-      </w:pPr>
-      <w:r>
-        <w:t xml:space="preserve">Victoria 3 / Stellaris (pop system, </w:t>
-      </w:r>
-      <w:proofErr w:type="spellStart"/>
-      <w:r>
-        <w:t>risorse</w:t>
-      </w:r>
-      <w:proofErr w:type="spellEnd"/>
-      <w:r>
-        <w:t xml:space="preserve"> </w:t>
-      </w:r>
-      <w:proofErr w:type="spellStart"/>
-      <w:r>
-        <w:t>logistiche</w:t>
-      </w:r>
-      <w:proofErr w:type="spellEnd"/>
-      <w:r>
-        <w:t>)</w:t>
-      </w:r>
-    </w:p>
-    <w:p>
-      <w:pPr>
-        <w:numPr>
-          <w:ilvl w:val="0"/>
-          <w:numId w:val="5"/>
-        </w:numPr>
-      </w:pPr>
-      <w:r>
-        <w:t>Banished / Dawn of Man (</w:t>
-      </w:r>
-      <w:proofErr w:type="spellStart"/>
-      <w:r>
-        <w:t>sopravvivenza</w:t>
-      </w:r>
-      <w:proofErr w:type="spellEnd"/>
-      <w:r>
-        <w:t xml:space="preserve"> </w:t>
-      </w:r>
-      <w:proofErr w:type="spellStart"/>
-      <w:r>
-        <w:t>tribale</w:t>
-      </w:r>
-      <w:proofErr w:type="spellEnd"/>
-      <w:r>
-        <w:t xml:space="preserve">, </w:t>
-      </w:r>
-      <w:proofErr w:type="spellStart"/>
-      <w:r>
-        <w:t>risorse</w:t>
-      </w:r>
-      <w:proofErr w:type="spellEnd"/>
-      <w:r>
-        <w:t xml:space="preserve"> </w:t>
-      </w:r>
-      <w:proofErr w:type="spellStart"/>
-      <w:r>
-        <w:t>tangibili</w:t>
-      </w:r>
-      <w:proofErr w:type="spellEnd"/>
-      <w:r>
-        <w:t>)</w:t>
-      </w:r>
-    </w:p>
-    <w:p>
-      <w:pPr>
-        <w:numPr>
-          <w:ilvl w:val="0"/>
-          <w:numId w:val="5"/>
-        </w:numPr>
-        <w:rPr>
-          <w:lang w:val="it-IT"/>
-        </w:rPr>
-      </w:pPr>
-      <w:proofErr w:type="spellStart"/>
-      <w:r>
-        <w:rPr>
-          <w:lang w:val="it-IT"/>
-        </w:rPr>
-        <w:t>King's</w:t>
-      </w:r>
-      <w:proofErr w:type="spellEnd"/>
-      <w:r>
-        <w:rPr>
-          <w:lang w:val="it-IT"/>
-        </w:rPr>
-        <w:t xml:space="preserve"> Orders (report e comunicazione)</w:t>
-      </w:r>
-    </w:p>
-    <w:p>
-      <w:pPr>
-        <w:pStyle w:val="Heading2"/>
-        <w:rPr>
-          <w:lang w:val="it-IT"/>
-        </w:rPr>
-      </w:pPr>
-      <w:r>
-        <w:rPr>
-          <w:lang w:val="it-IT"/>
-        </w:rPr>
-        <w:t>Roadmap</w:t>
-      </w:r>
-    </w:p>
-    <w:p>
-      <w:pPr>
-        <w:rPr>
-          <w:lang w:val="it-IT"/>
-        </w:rPr>
-      </w:pPr>
-      <w:r>
+        <w:t>MVP1 – Raccolta cibo e sopravvivenza base</w:t>
+      </w:r>
+    </w:p>
+    <w:p>
+      <w:pPr>
+        <w:rPr>
+          <w:lang w:val="it-IT"/>
+        </w:rPr>
+      </w:pPr>
+      <w:r>
+        <w:rPr>
+          <w:lang w:val="it-IT"/>
+        </w:rPr>
+        <w:t>Obiettivo generale</w:t>
+      </w:r>
+      <w:r>
+        <w:rPr>
+          <w:lang w:val="it-IT"/>
+        </w:rPr>
+        <w:br/>
+        <w:t>Il giocatore controlla un gruppo di raccoglitori, può spostarli su una mappa continua, raccogliere cibo vegetale, vedere le zone impoverirsi e rigenerarsi, e gestire le scorte che vengono consumate nel tempo. Il loop base è: esplorare, raccogliere, tornare al campo, sopravvivere.</w:t>
+      </w:r>
+    </w:p>
+    <w:p>
+      <w:pPr>
         <w:rPr>
           <w:b/>
           <w:bCs/>
-          <w:lang w:val="it-IT"/>
-        </w:rPr>
-        <w:t>Logica di sviluppo del prototipo</w:t>
-      </w:r>
-      <w:r>
-        <w:rPr>
-          <w:lang w:val="it-IT"/>
-        </w:rPr>
-        <w:br/>
-        <w:t>Il prototipo parte implementando le fondamenta trasversali del gioco (mappa continua, pop system, informazione imperfetta, tempo reale) e aggiunge funzionalità in parallelo alla progressione storica simulata. Ogni iterazione sblocca nuove meccaniche quando la civiltà del giocatore raggiunge la soglia tecnologica/sociale corrispondente, o quando le fondamenta precedenti sono state validate. In pratica, l'MVP copre l'Era 0 (nomadismo), e le iterazioni successive attivano le ere successive, aggiungendo strati di complessità al sistema già esistente.</w:t>
-      </w:r>
-    </w:p>
-    <w:p>
-      <w:pPr>
+        </w:rPr>
+      </w:pPr>
+      <w:r>
         <w:rPr>
           <w:b/>
           <w:bCs/>
-          <w:lang w:val="it-IT"/>
-        </w:rPr>
-      </w:pPr>
-      <w:r>
+        </w:rPr>
+        <w:t>Batch 1 – Setup Phaser funzionante</w:t>
+      </w:r>
+    </w:p>
+    <w:p>
+      <w:pPr>
+        <w:numPr>
+          <w:ilvl w:val="0"/>
+          <w:numId w:val="7"/>
+        </w:numPr>
+        <w:rPr>
+          <w:lang w:val="it-IT"/>
+        </w:rPr>
+      </w:pPr>
+      <w:r>
+        <w:rPr>
+          <w:lang w:val="it-IT"/>
+        </w:rPr>
+        <w:t>Installazione di Phaser 3 via CDN.</w:t>
+      </w:r>
+    </w:p>
+    <w:p>
+      <w:pPr>
+        <w:numPr>
+          <w:ilvl w:val="0"/>
+          <w:numId w:val="7"/>
+        </w:numPr>
+        <w:rPr>
+          <w:lang w:val="it-IT"/>
+        </w:rPr>
+      </w:pPr>
+      <w:r>
+        <w:rPr>
+          <w:lang w:val="it-IT"/>
+        </w:rPr>
+        <w:t>Struttura base di index.html, main.js, style.css.</w:t>
+      </w:r>
+    </w:p>
+    <w:p>
+      <w:pPr>
+        <w:numPr>
+          <w:ilvl w:val="0"/>
+          <w:numId w:val="7"/>
+        </w:numPr>
+        <w:rPr>
+          <w:lang w:val="it-IT"/>
+        </w:rPr>
+      </w:pPr>
+      <w:r>
+        <w:rPr>
+          <w:lang w:val="it-IT"/>
+        </w:rPr>
+        <w:t>Canvas visualizzato correttamente nel browser.</w:t>
+      </w:r>
+    </w:p>
+    <w:p>
+      <w:pPr>
+        <w:numPr>
+          <w:ilvl w:val="0"/>
+          <w:numId w:val="7"/>
+        </w:numPr>
+        <w:rPr>
+          <w:lang w:val="it-IT"/>
+        </w:rPr>
+      </w:pPr>
+      <w:r>
+        <w:rPr>
+          <w:lang w:val="it-IT"/>
+        </w:rPr>
+        <w:t>Nessuna meccanica di gioco, solo infrastruttura tecnica.</w:t>
+      </w:r>
+    </w:p>
+    <w:p>
+      <w:pPr>
         <w:rPr>
           <w:b/>
           <w:bCs/>
           <w:lang w:val="it-IT"/>
         </w:rPr>
-        <w:t>MVP1 – Raccolta cibo e sopravvivenza base</w:t>
-      </w:r>
-    </w:p>
-    <w:p>
-      <w:pPr>
-        <w:rPr>
-          <w:lang w:val="it-IT"/>
-        </w:rPr>
-      </w:pPr>
-      <w:r>
-        <w:rPr>
-          <w:lang w:val="it-IT"/>
-        </w:rPr>
-        <w:t>Obiettivo generale</w:t>
-      </w:r>
-      <w:r>
-        <w:rPr>
-          <w:lang w:val="it-IT"/>
-        </w:rPr>
-        <w:br/>
-        <w:t>Il giocatore controlla un gruppo di raccoglitori, può spostarli su una mappa continua, raccogliere cibo vegetale, vedere le zone impoverirsi e rigenerarsi, e gestire le scorte che vengono consumate nel tempo. Il loop base è: esplorare, raccogliere, tornare al campo, sopravvivere.</w:t>
-      </w:r>
-    </w:p>
-    <w:p>
-      <w:pPr>
+      </w:pPr>
+      <w:r>
         <w:rPr>
           <w:b/>
           <w:bCs/>
-        </w:rPr>
-      </w:pPr>
-      <w:r>
+          <w:lang w:val="it-IT"/>
+        </w:rPr>
+        <w:t>Batch 2 – Griglia spaziale e mappa con zone di cibo</w:t>
+      </w:r>
+    </w:p>
+    <w:p>
+      <w:pPr>
+        <w:numPr>
+          <w:ilvl w:val="0"/>
+          <w:numId w:val="8"/>
+        </w:numPr>
+        <w:rPr>
+          <w:lang w:val="it-IT"/>
+        </w:rPr>
+      </w:pPr>
+      <w:r>
+        <w:rPr>
+          <w:lang w:val="it-IT"/>
+        </w:rPr>
+        <w:t>Implementazione della griglia spaziale nascosta (world.js).</w:t>
+      </w:r>
+    </w:p>
+    <w:p>
+      <w:pPr>
+        <w:numPr>
+          <w:ilvl w:val="0"/>
+          <w:numId w:val="8"/>
+        </w:numPr>
+        <w:rPr>
+          <w:lang w:val="it-IT"/>
+        </w:rPr>
+      </w:pPr>
+      <w:r>
+        <w:rPr>
+          <w:lang w:val="it-IT"/>
+        </w:rPr>
+        <w:t>Layer forageDensity con distribuzione non uniforme:</w:t>
+      </w:r>
+    </w:p>
+    <w:p>
+      <w:pPr>
+        <w:numPr>
+          <w:ilvl w:val="1"/>
+          <w:numId w:val="8"/>
+        </w:numPr>
+        <w:rPr>
+          <w:lang w:val="it-IT"/>
+        </w:rPr>
+      </w:pPr>
+      <w:r>
+        <w:rPr>
+          <w:lang w:val="it-IT"/>
+        </w:rPr>
+        <w:lastRenderedPageBreak/>
+        <w:t>Zone ad alta densità (macchie di bacche) rappresentate visivamente con colori più intensi.</w:t>
+      </w:r>
+    </w:p>
+    <w:p>
+      <w:pPr>
+        <w:numPr>
+          <w:ilvl w:val="1"/>
+          <w:numId w:val="8"/>
+        </w:numPr>
+        <w:rPr>
+          <w:lang w:val="it-IT"/>
+        </w:rPr>
+      </w:pPr>
+      <w:r>
+        <w:rPr>
+          <w:lang w:val="it-IT"/>
+        </w:rPr>
+        <w:t>Zone a bassa densità con colori tenui.</w:t>
+      </w:r>
+    </w:p>
+    <w:p>
+      <w:pPr>
+        <w:numPr>
+          <w:ilvl w:val="1"/>
+          <w:numId w:val="8"/>
+        </w:numPr>
+        <w:rPr>
+          <w:lang w:val="it-IT"/>
+        </w:rPr>
+      </w:pPr>
+      <w:r>
+        <w:rPr>
+          <w:lang w:val="it-IT"/>
+        </w:rPr>
+        <w:t>Zone a densità zero senza colore.</w:t>
+      </w:r>
+    </w:p>
+    <w:p>
+      <w:pPr>
+        <w:numPr>
+          <w:ilvl w:val="0"/>
+          <w:numId w:val="8"/>
+        </w:numPr>
+        <w:rPr>
+          <w:lang w:val="it-IT"/>
+        </w:rPr>
+      </w:pPr>
+      <w:r>
+        <w:rPr>
+          <w:lang w:val="it-IT"/>
+        </w:rPr>
+        <w:t>Visualizzazione di debug: ogni cella della griglia è colorata in base alla densità, così il giocatore può vedere dove il cibo è più abbondante.</w:t>
+      </w:r>
+    </w:p>
+    <w:p>
+      <w:pPr>
+        <w:numPr>
+          <w:ilvl w:val="0"/>
+          <w:numId w:val="8"/>
+        </w:numPr>
+        <w:rPr>
+          <w:lang w:val="it-IT"/>
+        </w:rPr>
+      </w:pPr>
+      <w:r>
+        <w:rPr>
+          <w:lang w:val="it-IT"/>
+        </w:rPr>
+        <w:t>Meccanica: il mondo contiene risorse diffuse; il giocatore distingue a colpo d'occhio le aree più ricche e decide dove mandare i raccoglitori.</w:t>
+      </w:r>
+    </w:p>
+    <w:p>
+      <w:pPr>
+        <w:numPr>
+          <w:ilvl w:val="0"/>
+          <w:numId w:val="8"/>
+        </w:numPr>
+        <w:rPr>
+          <w:lang w:val="it-IT"/>
+        </w:rPr>
+      </w:pPr>
+      <w:r>
+        <w:rPr>
+          <w:lang w:val="it-IT"/>
+        </w:rPr>
+        <w:t>La densità di cibo è visualizzata con una scala a 7 colori, con intervalli precisi e non sovrapposti:</w:t>
+      </w:r>
+    </w:p>
+    <w:p>
+      <w:pPr>
+        <w:numPr>
+          <w:ilvl w:val="1"/>
+          <w:numId w:val="8"/>
+        </w:numPr>
+        <w:rPr>
+          <w:lang w:val="it-IT"/>
+        </w:rPr>
+      </w:pPr>
+      <w:r>
+        <w:rPr>
+          <w:lang w:val="it-IT"/>
+        </w:rPr>
+        <w:t>0.90-1.00: verde scuro</w:t>
+      </w:r>
+    </w:p>
+    <w:p>
+      <w:pPr>
+        <w:pStyle w:val="ListParagraph"/>
+        <w:numPr>
+          <w:ilvl w:val="1"/>
+          <w:numId w:val="8"/>
+        </w:numPr>
+        <w:rPr>
+          <w:lang w:val="it-IT"/>
+        </w:rPr>
+      </w:pPr>
+      <w:r>
+        <w:rPr>
+          <w:lang w:val="it-IT"/>
+        </w:rPr>
+        <w:t>0.75-0.89: verde medio</w:t>
+      </w:r>
+    </w:p>
+    <w:p>
+      <w:pPr>
+        <w:pStyle w:val="ListParagraph"/>
+        <w:numPr>
+          <w:ilvl w:val="1"/>
+          <w:numId w:val="8"/>
+        </w:numPr>
+        <w:rPr>
+          <w:lang w:val="it-IT"/>
+        </w:rPr>
+      </w:pPr>
+      <w:r>
+        <w:rPr>
+          <w:lang w:val="it-IT"/>
+        </w:rPr>
+        <w:t>0.50-0.74: verde chiaro</w:t>
+      </w:r>
+    </w:p>
+    <w:p>
+      <w:pPr>
+        <w:pStyle w:val="ListParagraph"/>
+        <w:numPr>
+          <w:ilvl w:val="1"/>
+          <w:numId w:val="8"/>
+        </w:numPr>
+        <w:rPr>
+          <w:lang w:val="it-IT"/>
+        </w:rPr>
+      </w:pPr>
+      <w:r>
+        <w:rPr>
+          <w:lang w:val="it-IT"/>
+        </w:rPr>
+        <w:t>0.25-0.49: giallo</w:t>
+      </w:r>
+    </w:p>
+    <w:p>
+      <w:pPr>
+        <w:pStyle w:val="ListParagraph"/>
+        <w:numPr>
+          <w:ilvl w:val="1"/>
+          <w:numId w:val="8"/>
+        </w:numPr>
+        <w:rPr>
+          <w:lang w:val="it-IT"/>
+        </w:rPr>
+      </w:pPr>
+      <w:r>
+        <w:rPr>
+          <w:lang w:val="it-IT"/>
+        </w:rPr>
+        <w:t>0.05-0.24: arancione</w:t>
+      </w:r>
+    </w:p>
+    <w:p>
+      <w:pPr>
+        <w:pStyle w:val="ListParagraph"/>
+        <w:numPr>
+          <w:ilvl w:val="1"/>
+          <w:numId w:val="8"/>
+        </w:numPr>
+        <w:rPr>
+          <w:lang w:val="it-IT"/>
+        </w:rPr>
+      </w:pPr>
+      <w:r>
+        <w:rPr>
+          <w:lang w:val="it-IT"/>
+        </w:rPr>
+        <w:t>0.01-0.04: rosso</w:t>
+      </w:r>
+    </w:p>
+    <w:p>
+      <w:pPr>
+        <w:pStyle w:val="ListParagraph"/>
+        <w:numPr>
+          <w:ilvl w:val="1"/>
+          <w:numId w:val="8"/>
+        </w:numPr>
+        <w:rPr>
+          <w:lang w:val="it-IT"/>
+        </w:rPr>
+      </w:pPr>
+      <w:r>
+        <w:rPr>
+          <w:lang w:val="it-IT"/>
+        </w:rPr>
+        <w:t>0.00: nessun colore (sfondo)</w:t>
+      </w:r>
+    </w:p>
+    <w:p>
+      <w:pPr>
         <w:rPr>
           <w:b/>
           <w:bCs/>
         </w:rPr>
-        <w:t xml:space="preserve">Batch 1 – Setup Phaser </w:t>
-      </w:r>
-      <w:proofErr w:type="spellStart"/>
+      </w:pPr>
       <w:r>
         <w:rPr>
           <w:b/>
           <w:bCs/>
         </w:rPr>
-        <w:t>funzionante</w:t>
-      </w:r>
-      <w:proofErr w:type="spellEnd"/>
-    </w:p>
-    <w:p>
-      <w:pPr>
-        <w:numPr>
-          <w:ilvl w:val="0"/>
-          <w:numId w:val="23"/>
-        </w:numPr>
-        <w:rPr>
-          <w:lang w:val="it-IT"/>
-        </w:rPr>
-      </w:pPr>
-      <w:r>
-        <w:rPr>
-          <w:lang w:val="it-IT"/>
-        </w:rPr>
-        <w:t xml:space="preserve">Installazione di </w:t>
-      </w:r>
-      <w:proofErr w:type="spellStart"/>
-      <w:r>
-        <w:rPr>
-          <w:lang w:val="it-IT"/>
-        </w:rPr>
-        <w:t>Phaser</w:t>
-      </w:r>
-      <w:proofErr w:type="spellEnd"/>
-      <w:r>
-        <w:rPr>
-          <w:lang w:val="it-IT"/>
-        </w:rPr>
-        <w:t xml:space="preserve"> 3 via CDN.</w:t>
-      </w:r>
-    </w:p>
-    <w:p>
-      <w:pPr>
-        <w:numPr>
-          <w:ilvl w:val="0"/>
-          <w:numId w:val="23"/>
-        </w:numPr>
-        <w:rPr>
-          <w:lang w:val="it-IT"/>
-        </w:rPr>
-      </w:pPr>
-      <w:r>
-        <w:rPr>
-          <w:lang w:val="it-IT"/>
-        </w:rPr>
-        <w:t>Struttura base di index.html, main.js, style.css.</w:t>
-      </w:r>
-    </w:p>
-    <w:p>
-      <w:pPr>
-        <w:numPr>
-          <w:ilvl w:val="0"/>
-          <w:numId w:val="23"/>
-        </w:numPr>
-        <w:rPr>
-          <w:lang w:val="it-IT"/>
-        </w:rPr>
-      </w:pPr>
-      <w:r>
-        <w:rPr>
-          <w:lang w:val="it-IT"/>
-        </w:rPr>
-        <w:t>Canvas visualizzato correttamente nel browser.</w:t>
-      </w:r>
-    </w:p>
-    <w:p>
-      <w:pPr>
-        <w:numPr>
-          <w:ilvl w:val="0"/>
-          <w:numId w:val="23"/>
-        </w:numPr>
-        <w:rPr>
-          <w:lang w:val="it-IT"/>
-        </w:rPr>
-      </w:pPr>
-      <w:r>
-        <w:rPr>
-          <w:lang w:val="it-IT"/>
-        </w:rPr>
-        <w:t>Nessuna meccanica di gioco, solo infrastruttura tecnica.</w:t>
+        <w:t>Batch 3 – Pop e movimento</w:t>
+      </w:r>
+    </w:p>
+    <w:p>
+      <w:pPr>
+        <w:numPr>
+          <w:ilvl w:val="0"/>
+          <w:numId w:val="9"/>
+        </w:numPr>
+        <w:rPr>
+          <w:lang w:val="it-IT"/>
+        </w:rPr>
+      </w:pPr>
+      <w:r>
+        <w:rPr>
+          <w:lang w:val="it-IT"/>
+        </w:rPr>
+        <w:t>Definizione della classe base per entità mobili e della classe Pop (units.js).</w:t>
+      </w:r>
+    </w:p>
+    <w:p>
+      <w:pPr>
+        <w:numPr>
+          <w:ilvl w:val="0"/>
+          <w:numId w:val="9"/>
+        </w:numPr>
+        <w:rPr>
+          <w:lang w:val="it-IT"/>
+        </w:rPr>
+      </w:pPr>
+      <w:r>
+        <w:rPr>
+          <w:lang w:val="it-IT"/>
+        </w:rPr>
+        <w:t>Un pop (gruppo di raccoglitori) appare sulla mappa.</w:t>
+      </w:r>
+    </w:p>
+    <w:p>
+      <w:pPr>
+        <w:numPr>
+          <w:ilvl w:val="0"/>
+          <w:numId w:val="9"/>
+        </w:numPr>
+        <w:rPr>
+          <w:lang w:val="it-IT"/>
+        </w:rPr>
+      </w:pPr>
+      <w:r>
+        <w:rPr>
+          <w:lang w:val="it-IT"/>
+        </w:rPr>
+        <w:t>Click su un punto qualsiasi della mappa: il pop si muove in modo continuo, senza scatti, verso quella posizione.</w:t>
+      </w:r>
+    </w:p>
+    <w:p>
+      <w:pPr>
+        <w:numPr>
+          <w:ilvl w:val="0"/>
+          <w:numId w:val="9"/>
+        </w:numPr>
+      </w:pPr>
+      <w:r>
+        <w:rPr>
+          <w:lang w:val="it-IT"/>
+        </w:rPr>
+        <w:t xml:space="preserve">Meccanica: interazione diretta con il mondo. Non esistono griglie visibili che vincolano il movimento. </w:t>
+      </w:r>
+      <w:r>
+        <w:t>Il giocatore sposta fisicamente la sua gente.</w:t>
       </w:r>
     </w:p>
     <w:p>
@@ -920,62 +1116,82 @@
           <w:bCs/>
           <w:lang w:val="it-IT"/>
         </w:rPr>
-        <w:t>Batch 2 – Griglia spaziale e mappa con zone di cibo</w:t>
-      </w:r>
-    </w:p>
-    <w:p>
-      <w:pPr>
-        <w:numPr>
-          <w:ilvl w:val="0"/>
-          <w:numId w:val="24"/>
-        </w:numPr>
-        <w:rPr>
-          <w:lang w:val="it-IT"/>
-        </w:rPr>
-      </w:pPr>
-      <w:r>
-        <w:rPr>
-          <w:lang w:val="it-IT"/>
-        </w:rPr>
-        <w:t>Implementazione della griglia spaziale nascosta (world.js).</w:t>
-      </w:r>
-    </w:p>
-    <w:p>
-      <w:pPr>
-        <w:numPr>
-          <w:ilvl w:val="0"/>
-          <w:numId w:val="24"/>
-        </w:numPr>
-        <w:rPr>
-          <w:lang w:val="it-IT"/>
-        </w:rPr>
-      </w:pPr>
-      <w:r>
-        <w:rPr>
-          <w:lang w:val="it-IT"/>
-        </w:rPr>
-        <w:t xml:space="preserve">Layer </w:t>
-      </w:r>
-      <w:proofErr w:type="spellStart"/>
-      <w:r>
-        <w:rPr>
-          <w:lang w:val="it-IT"/>
-        </w:rPr>
-        <w:t>forageDensity</w:t>
-      </w:r>
-      <w:proofErr w:type="spellEnd"/>
-      <w:r>
-        <w:rPr>
-          <w:lang w:val="it-IT"/>
-        </w:rPr>
-        <w:t xml:space="preserve"> con distribuzione non uniforme:</w:t>
-      </w:r>
-    </w:p>
-    <w:p>
-      <w:pPr>
-        <w:numPr>
-          <w:ilvl w:val="1"/>
-          <w:numId w:val="24"/>
+        <w:t>Batch 4 – Raccolta cibo e riduzione della densità</w:t>
+      </w:r>
+    </w:p>
+    <w:p>
+      <w:pPr>
+        <w:numPr>
+          <w:ilvl w:val="0"/>
+          <w:numId w:val="10"/>
+        </w:numPr>
+        <w:rPr>
+          <w:lang w:val="it-IT"/>
+        </w:rPr>
+      </w:pPr>
+      <w:r>
+        <w:rPr>
+          <w:lang w:val="it-IT"/>
+        </w:rPr>
+        <w:t>Quando il pop arriva su una cella con forageDensity maggiore di zero, inizia automaticamente a raccogliere cibo.</w:t>
+      </w:r>
+    </w:p>
+    <w:p>
+      <w:pPr>
+        <w:numPr>
+          <w:ilvl w:val="0"/>
+          <w:numId w:val="10"/>
+        </w:numPr>
+        <w:rPr>
+          <w:lang w:val="it-IT"/>
+        </w:rPr>
+      </w:pPr>
+      <w:r>
+        <w:rPr>
+          <w:lang w:val="it-IT"/>
+        </w:rPr>
+        <w:t>La quantità di cibo raccolta per secondo è proporzionale alla densità locale: zone ricche rendono di più, zone povere di meno.</w:t>
+      </w:r>
+    </w:p>
+    <w:p>
+      <w:pPr>
+        <w:numPr>
+          <w:ilvl w:val="0"/>
+          <w:numId w:val="10"/>
+        </w:numPr>
+        <w:rPr>
+          <w:lang w:val="it-IT"/>
+        </w:rPr>
+      </w:pPr>
+      <w:r>
+        <w:rPr>
+          <w:lang w:val="it-IT"/>
+        </w:rPr>
+        <w:t>La funzione modifyDensity riduce la densità della cella e di quelle vicine (raggio configurabile), simulando un prelievo localizzato.</w:t>
+      </w:r>
+    </w:p>
+    <w:p>
+      <w:pPr>
+        <w:numPr>
+          <w:ilvl w:val="0"/>
+          <w:numId w:val="10"/>
+        </w:numPr>
+        <w:rPr>
+          <w:lang w:val="it-IT"/>
+        </w:rPr>
+      </w:pPr>
+      <w:r>
+        <w:rPr>
+          <w:lang w:val="it-IT"/>
+        </w:rPr>
+        <w:t>Se la densità arriva a zero, quella zona è temporaneamente esaurita e non produce più cibo.</w:t>
+      </w:r>
+    </w:p>
+    <w:p>
+      <w:pPr>
+        <w:numPr>
+          <w:ilvl w:val="0"/>
+          <w:numId w:val="10"/>
         </w:numPr>
         <w:rPr>
           <w:lang w:val="it-IT"/>
@@ -986,217 +1202,7 @@
           <w:lang w:val="it-IT"/>
         </w:rPr>
         <w:lastRenderedPageBreak/>
-        <w:t>Zone ad alta densità (macchie di bacche) rappresentate visivamente con colori più intensi.</w:t>
-      </w:r>
-    </w:p>
-    <w:p>
-      <w:pPr>
-        <w:numPr>
-          <w:ilvl w:val="1"/>
-          <w:numId w:val="24"/>
-        </w:numPr>
-        <w:rPr>
-          <w:lang w:val="it-IT"/>
-        </w:rPr>
-      </w:pPr>
-      <w:r>
-        <w:rPr>
-          <w:lang w:val="it-IT"/>
-        </w:rPr>
-        <w:t>Zone a bassa densità con colori tenui.</w:t>
-      </w:r>
-    </w:p>
-    <w:p>
-      <w:pPr>
-        <w:numPr>
-          <w:ilvl w:val="1"/>
-          <w:numId w:val="24"/>
-        </w:numPr>
-        <w:rPr>
-          <w:lang w:val="it-IT"/>
-        </w:rPr>
-      </w:pPr>
-      <w:r>
-        <w:rPr>
-          <w:lang w:val="it-IT"/>
-        </w:rPr>
-        <w:t>Zone a densità zero senza colore.</w:t>
-      </w:r>
-    </w:p>
-    <w:p>
-      <w:pPr>
-        <w:numPr>
-          <w:ilvl w:val="0"/>
-          <w:numId w:val="24"/>
-        </w:numPr>
-        <w:rPr>
-          <w:lang w:val="it-IT"/>
-        </w:rPr>
-      </w:pPr>
-      <w:r>
-        <w:rPr>
-          <w:lang w:val="it-IT"/>
-        </w:rPr>
-        <w:t>Visualizzazione di debug: ogni cella della griglia è colorata in base alla densità, così il giocatore può vedere dove il cibo è più abbondante.</w:t>
-      </w:r>
-    </w:p>
-    <w:p>
-      <w:pPr>
-        <w:numPr>
-          <w:ilvl w:val="0"/>
-          <w:numId w:val="24"/>
-        </w:numPr>
-        <w:rPr>
-          <w:lang w:val="it-IT"/>
-        </w:rPr>
-      </w:pPr>
-      <w:r>
-        <w:rPr>
-          <w:lang w:val="it-IT"/>
-        </w:rPr>
-        <w:t>Meccanica: il mondo contiene risorse diffuse; il giocatore distingue a colpo d'occhio le aree più ricche e decide dove mandare i raccoglitori.</w:t>
-      </w:r>
-    </w:p>
-    <w:p>
-      <w:pPr>
-        <w:numPr>
-          <w:ilvl w:val="0"/>
-          <w:numId w:val="24"/>
-        </w:numPr>
-        <w:rPr>
-          <w:lang w:val="it-IT"/>
-        </w:rPr>
-      </w:pPr>
-      <w:r>
-        <w:rPr>
-          <w:lang w:val="it-IT"/>
-        </w:rPr>
-        <w:t>La densità di cibo è visualizzata con una scala a 7 colori, con intervalli precisi e non sovrapposti:</w:t>
-      </w:r>
-    </w:p>
-    <w:p>
-      <w:pPr>
-        <w:numPr>
-          <w:ilvl w:val="1"/>
-          <w:numId w:val="24"/>
-        </w:numPr>
-        <w:rPr>
-          <w:lang w:val="it-IT"/>
-        </w:rPr>
-      </w:pPr>
-      <w:r>
-        <w:rPr>
-          <w:lang w:val="it-IT"/>
-        </w:rPr>
-        <w:t>0.90-1.00: verde scuro</w:t>
-      </w:r>
-    </w:p>
-    <w:p>
-      <w:pPr>
-        <w:pStyle w:val="ListParagraph"/>
-        <w:numPr>
-          <w:ilvl w:val="1"/>
-          <w:numId w:val="24"/>
-        </w:numPr>
-        <w:rPr>
-          <w:lang w:val="it-IT"/>
-        </w:rPr>
-      </w:pPr>
-      <w:r>
-        <w:rPr>
-          <w:lang w:val="it-IT"/>
-        </w:rPr>
-        <w:t>0.75-0.89: verde medio</w:t>
-      </w:r>
-    </w:p>
-    <w:p>
-      <w:pPr>
-        <w:pStyle w:val="ListParagraph"/>
-        <w:numPr>
-          <w:ilvl w:val="1"/>
-          <w:numId w:val="24"/>
-        </w:numPr>
-        <w:rPr>
-          <w:lang w:val="it-IT"/>
-        </w:rPr>
-      </w:pPr>
-      <w:r>
-        <w:rPr>
-          <w:lang w:val="it-IT"/>
-        </w:rPr>
-        <w:t>0.50-0.74: verde chiaro</w:t>
-      </w:r>
-    </w:p>
-    <w:p>
-      <w:pPr>
-        <w:pStyle w:val="ListParagraph"/>
-        <w:numPr>
-          <w:ilvl w:val="1"/>
-          <w:numId w:val="24"/>
-        </w:numPr>
-        <w:rPr>
-          <w:lang w:val="it-IT"/>
-        </w:rPr>
-      </w:pPr>
-      <w:r>
-        <w:rPr>
-          <w:lang w:val="it-IT"/>
-        </w:rPr>
-        <w:t>0.25-0.49: giallo</w:t>
-      </w:r>
-    </w:p>
-    <w:p>
-      <w:pPr>
-        <w:pStyle w:val="ListParagraph"/>
-        <w:numPr>
-          <w:ilvl w:val="1"/>
-          <w:numId w:val="24"/>
-        </w:numPr>
-        <w:rPr>
-          <w:lang w:val="it-IT"/>
-        </w:rPr>
-      </w:pPr>
-      <w:r>
-        <w:rPr>
-          <w:lang w:val="it-IT"/>
-        </w:rPr>
-        <w:t>0.05-0.24: arancione</w:t>
-      </w:r>
-    </w:p>
-    <w:p>
-      <w:pPr>
-        <w:pStyle w:val="ListParagraph"/>
-        <w:numPr>
-          <w:ilvl w:val="1"/>
-          <w:numId w:val="24"/>
-        </w:numPr>
-        <w:rPr>
-          <w:lang w:val="it-IT"/>
-        </w:rPr>
-      </w:pPr>
-      <w:r>
-        <w:rPr>
-          <w:lang w:val="it-IT"/>
-        </w:rPr>
-        <w:t>0.01-0.04: rosso</w:t>
-      </w:r>
-    </w:p>
-    <w:p>
-      <w:pPr>
-        <w:pStyle w:val="ListParagraph"/>
-        <w:numPr>
-          <w:ilvl w:val="1"/>
-          <w:numId w:val="24"/>
-        </w:numPr>
-        <w:rPr>
-          <w:lang w:val="it-IT"/>
-        </w:rPr>
-      </w:pPr>
-      <w:r>
-        <w:rPr>
-          <w:lang w:val="it-IT"/>
-        </w:rPr>
-        <w:t>0.00: nessun colore (sfondo)</w:t>
+        <w:t>Meccanica: il giocatore vede le zone impoverirsi dopo la raccolta. Deve decidere se insistere su una zona ricca rischiando di esaurirla, o spostarsi altrove.</w:t>
       </w:r>
     </w:p>
     <w:p>
@@ -1204,276 +1210,13 @@
         <w:rPr>
           <w:b/>
           <w:bCs/>
+          <w:lang w:val="it-IT"/>
         </w:rPr>
       </w:pPr>
       <w:r>
         <w:rPr>
           <w:b/>
           <w:bCs/>
-        </w:rPr>
-        <w:t xml:space="preserve">Batch 3 – Pop e </w:t>
-      </w:r>
-      <w:proofErr w:type="spellStart"/>
-      <w:r>
-        <w:rPr>
-          <w:b/>
-          <w:bCs/>
-        </w:rPr>
-        <w:t>movimento</w:t>
-      </w:r>
-      <w:proofErr w:type="spellEnd"/>
-    </w:p>
-    <w:p>
-      <w:pPr>
-        <w:numPr>
-          <w:ilvl w:val="0"/>
-          <w:numId w:val="25"/>
-        </w:numPr>
-        <w:rPr>
-          <w:lang w:val="it-IT"/>
-        </w:rPr>
-      </w:pPr>
-      <w:r>
-        <w:rPr>
-          <w:lang w:val="it-IT"/>
-        </w:rPr>
-        <w:t>Definizione della classe base per entità mobili e della classe Pop (units.js).</w:t>
-      </w:r>
-    </w:p>
-    <w:p>
-      <w:pPr>
-        <w:numPr>
-          <w:ilvl w:val="0"/>
-          <w:numId w:val="25"/>
-        </w:numPr>
-        <w:rPr>
-          <w:lang w:val="it-IT"/>
-        </w:rPr>
-      </w:pPr>
-      <w:r>
-        <w:rPr>
-          <w:lang w:val="it-IT"/>
-        </w:rPr>
-        <w:t>Un pop (gruppo di raccoglitori) appare sulla mappa.</w:t>
-      </w:r>
-    </w:p>
-    <w:p>
-      <w:pPr>
-        <w:numPr>
-          <w:ilvl w:val="0"/>
-          <w:numId w:val="25"/>
-        </w:numPr>
-        <w:rPr>
-          <w:lang w:val="it-IT"/>
-        </w:rPr>
-      </w:pPr>
-      <w:r>
-        <w:rPr>
-          <w:lang w:val="it-IT"/>
-        </w:rPr>
-        <w:t>Click su un punto qualsiasi della mappa: il pop si muove in modo continuo, senza scatti, verso quella posizione.</w:t>
-      </w:r>
-    </w:p>
-    <w:p>
-      <w:pPr>
-        <w:numPr>
-          <w:ilvl w:val="0"/>
-          <w:numId w:val="25"/>
-        </w:numPr>
-      </w:pPr>
-      <w:r>
-        <w:rPr>
-          <w:lang w:val="it-IT"/>
-        </w:rPr>
-        <w:t xml:space="preserve">Meccanica: interazione diretta con il mondo. Non esistono griglie visibili che vincolano il movimento. </w:t>
-      </w:r>
-      <w:r>
-        <w:t xml:space="preserve">Il </w:t>
-      </w:r>
-      <w:proofErr w:type="spellStart"/>
-      <w:r>
-        <w:t>giocatore</w:t>
-      </w:r>
-      <w:proofErr w:type="spellEnd"/>
-      <w:r>
-        <w:t xml:space="preserve"> </w:t>
-      </w:r>
-      <w:proofErr w:type="spellStart"/>
-      <w:r>
-        <w:t>sposta</w:t>
-      </w:r>
-      <w:proofErr w:type="spellEnd"/>
-      <w:r>
-        <w:t xml:space="preserve"> </w:t>
-      </w:r>
-      <w:proofErr w:type="spellStart"/>
-      <w:r>
-        <w:t>fisicamente</w:t>
-      </w:r>
-      <w:proofErr w:type="spellEnd"/>
-      <w:r>
-        <w:t xml:space="preserve"> la </w:t>
-      </w:r>
-      <w:proofErr w:type="spellStart"/>
-      <w:r>
-        <w:t>sua</w:t>
-      </w:r>
-      <w:proofErr w:type="spellEnd"/>
-      <w:r>
-        <w:t xml:space="preserve"> </w:t>
-      </w:r>
-      <w:proofErr w:type="spellStart"/>
-      <w:r>
-        <w:t>gente</w:t>
-      </w:r>
-      <w:proofErr w:type="spellEnd"/>
-      <w:r>
-        <w:t>.</w:t>
-      </w:r>
-    </w:p>
-    <w:p>
-      <w:pPr>
-        <w:rPr>
-          <w:b/>
-          <w:bCs/>
-          <w:lang w:val="it-IT"/>
-        </w:rPr>
-      </w:pPr>
-      <w:r>
-        <w:rPr>
-          <w:b/>
-          <w:bCs/>
-          <w:lang w:val="it-IT"/>
-        </w:rPr>
-        <w:t>Batch 4 – Raccolta cibo e riduzione della densità</w:t>
-      </w:r>
-    </w:p>
-    <w:p>
-      <w:pPr>
-        <w:numPr>
-          <w:ilvl w:val="0"/>
-          <w:numId w:val="26"/>
-        </w:numPr>
-        <w:rPr>
-          <w:lang w:val="it-IT"/>
-        </w:rPr>
-      </w:pPr>
-      <w:r>
-        <w:rPr>
-          <w:lang w:val="it-IT"/>
-        </w:rPr>
-        <w:t xml:space="preserve">Quando il pop arriva su una cella con </w:t>
-      </w:r>
-      <w:proofErr w:type="spellStart"/>
-      <w:r>
-        <w:rPr>
-          <w:lang w:val="it-IT"/>
-        </w:rPr>
-        <w:t>forageDensity</w:t>
-      </w:r>
-      <w:proofErr w:type="spellEnd"/>
-      <w:r>
-        <w:rPr>
-          <w:lang w:val="it-IT"/>
-        </w:rPr>
-        <w:t xml:space="preserve"> maggiore di zero, inizia automaticamente a raccogliere cibo.</w:t>
-      </w:r>
-    </w:p>
-    <w:p>
-      <w:pPr>
-        <w:numPr>
-          <w:ilvl w:val="0"/>
-          <w:numId w:val="26"/>
-        </w:numPr>
-        <w:rPr>
-          <w:lang w:val="it-IT"/>
-        </w:rPr>
-      </w:pPr>
-      <w:r>
-        <w:rPr>
-          <w:lang w:val="it-IT"/>
-        </w:rPr>
-        <w:t>La quantità di cibo raccolta per secondo è proporzionale alla densità locale: zone ricche rendono di più, zone povere di meno.</w:t>
-      </w:r>
-    </w:p>
-    <w:p>
-      <w:pPr>
-        <w:numPr>
-          <w:ilvl w:val="0"/>
-          <w:numId w:val="26"/>
-        </w:numPr>
-        <w:rPr>
-          <w:lang w:val="it-IT"/>
-        </w:rPr>
-      </w:pPr>
-      <w:r>
-        <w:rPr>
-          <w:lang w:val="it-IT"/>
-        </w:rPr>
-        <w:t xml:space="preserve">La funzione </w:t>
-      </w:r>
-      <w:proofErr w:type="spellStart"/>
-      <w:r>
-        <w:rPr>
-          <w:lang w:val="it-IT"/>
-        </w:rPr>
-        <w:t>modifyDensity</w:t>
-      </w:r>
-      <w:proofErr w:type="spellEnd"/>
-      <w:r>
-        <w:rPr>
-          <w:lang w:val="it-IT"/>
-        </w:rPr>
-        <w:t xml:space="preserve"> riduce la densità della cella e di quelle vicine (raggio configurabile), simulando un prelievo localizzato.</w:t>
-      </w:r>
-    </w:p>
-    <w:p>
-      <w:pPr>
-        <w:numPr>
-          <w:ilvl w:val="0"/>
-          <w:numId w:val="26"/>
-        </w:numPr>
-        <w:rPr>
-          <w:lang w:val="it-IT"/>
-        </w:rPr>
-      </w:pPr>
-      <w:r>
-        <w:rPr>
-          <w:lang w:val="it-IT"/>
-        </w:rPr>
-        <w:t>Se la densità arriva a zero, quella zona è temporaneamente esaurita e non produce più cibo.</w:t>
-      </w:r>
-    </w:p>
-    <w:p>
-      <w:pPr>
-        <w:numPr>
-          <w:ilvl w:val="0"/>
-          <w:numId w:val="26"/>
-        </w:numPr>
-        <w:rPr>
-          <w:lang w:val="it-IT"/>
-        </w:rPr>
-      </w:pPr>
-      <w:r>
-        <w:rPr>
-          <w:lang w:val="it-IT"/>
-        </w:rPr>
-        <w:lastRenderedPageBreak/>
-        <w:t>Meccanica: il giocatore vede le zone impoverirsi dopo la raccolta. Deve decidere se insistere su una zona ricca rischiando di esaurirla, o spostarsi altrove.</w:t>
-      </w:r>
-    </w:p>
-    <w:p>
-      <w:pPr>
-        <w:rPr>
-          <w:b/>
-          <w:bCs/>
-          <w:lang w:val="it-IT"/>
-        </w:rPr>
-      </w:pPr>
-      <w:r>
-        <w:rPr>
-          <w:b/>
-          <w:bCs/>
           <w:lang w:val="it-IT"/>
         </w:rPr>
         <w:t>Batch 5 – Rientro al campo, scorta e consumo</w:t>
@@ -1483,7 +1226,7 @@
       <w:pPr>
         <w:numPr>
           <w:ilvl w:val="0"/>
-          <w:numId w:val="27"/>
+          <w:numId w:val="11"/>
         </w:numPr>
         <w:rPr>
           <w:lang w:val="it-IT"/>
@@ -1500,7 +1243,7 @@
       <w:pPr>
         <w:numPr>
           <w:ilvl w:val="0"/>
-          <w:numId w:val="27"/>
+          <w:numId w:val="11"/>
         </w:numPr>
         <w:rPr>
           <w:lang w:val="it-IT"/>
@@ -1517,7 +1260,7 @@
       <w:pPr>
         <w:numPr>
           <w:ilvl w:val="0"/>
-          <w:numId w:val="27"/>
+          <w:numId w:val="11"/>
         </w:numPr>
         <w:rPr>
           <w:lang w:val="it-IT"/>
@@ -1534,7 +1277,7 @@
       <w:pPr>
         <w:numPr>
           <w:ilvl w:val="0"/>
-          <w:numId w:val="27"/>
+          <w:numId w:val="11"/>
         </w:numPr>
         <w:rPr>
           <w:lang w:val="it-IT"/>
@@ -1558,7 +1301,7 @@
         <w:pStyle w:val="ListParagraph"/>
         <w:numPr>
           <w:ilvl w:val="0"/>
-          <w:numId w:val="24"/>
+          <w:numId w:val="8"/>
         </w:numPr>
         <w:rPr>
           <w:lang w:val="it-IT" w:eastAsia="en-GB"/>
@@ -1576,38 +1319,24 @@
         <w:pStyle w:val="ListParagraph"/>
         <w:numPr>
           <w:ilvl w:val="0"/>
-          <w:numId w:val="24"/>
-        </w:numPr>
-        <w:rPr>
-          <w:lang w:val="it-IT" w:eastAsia="en-GB"/>
-        </w:rPr>
-      </w:pPr>
-      <w:r>
-        <w:rPr>
-          <w:lang w:val="it-IT" w:eastAsia="en-GB"/>
-        </w:rPr>
-        <w:t xml:space="preserve">Dopo un breve </w:t>
-      </w:r>
-      <w:proofErr w:type="spellStart"/>
-      <w:r>
-        <w:rPr>
-          <w:lang w:val="it-IT" w:eastAsia="en-GB"/>
-        </w:rPr>
-        <w:t>cooldown</w:t>
-      </w:r>
-      <w:proofErr w:type="spellEnd"/>
-      <w:r>
-        <w:rPr>
-          <w:lang w:val="it-IT" w:eastAsia="en-GB"/>
-        </w:rPr>
-        <w:t>, la spedizione riparte automaticamente verso la stessa area, se ci sono ancora lavoratori disponibili.</w:t>
-      </w:r>
-    </w:p>
-    <w:p>
-      <w:pPr>
-        <w:numPr>
-          <w:ilvl w:val="0"/>
-          <w:numId w:val="27"/>
+          <w:numId w:val="8"/>
+        </w:numPr>
+        <w:rPr>
+          <w:lang w:val="it-IT" w:eastAsia="en-GB"/>
+        </w:rPr>
+      </w:pPr>
+      <w:r>
+        <w:rPr>
+          <w:lang w:val="it-IT" w:eastAsia="en-GB"/>
+        </w:rPr>
+        <w:t>Dopo un breve cooldown, la spedizione riparte automaticamente verso la stessa area, se ci sono ancora lavoratori disponibili.</w:t>
+      </w:r>
+    </w:p>
+    <w:p>
+      <w:pPr>
+        <w:numPr>
+          <w:ilvl w:val="0"/>
+          <w:numId w:val="11"/>
         </w:numPr>
         <w:rPr>
           <w:lang w:val="it-IT"/>
@@ -1624,7 +1353,7 @@
       <w:pPr>
         <w:numPr>
           <w:ilvl w:val="0"/>
-          <w:numId w:val="27"/>
+          <w:numId w:val="11"/>
         </w:numPr>
         <w:rPr>
           <w:lang w:val="it-IT"/>
@@ -1666,98 +1395,189 @@
           <w:bCs/>
           <w:lang w:eastAsia="en-GB"/>
         </w:rPr>
-        <w:t>6.1 – Time Manager (pausa/play/</w:t>
-      </w:r>
-      <w:proofErr w:type="spellStart"/>
+        <w:t>6.1 – Time Manager (pausa/play/velocità)</w:t>
+      </w:r>
+    </w:p>
+    <w:p>
+      <w:pPr>
+        <w:numPr>
+          <w:ilvl w:val="0"/>
+          <w:numId w:val="20"/>
+        </w:numPr>
+        <w:rPr>
+          <w:lang w:val="it-IT" w:eastAsia="en-GB"/>
+        </w:rPr>
+      </w:pPr>
+      <w:r>
+        <w:rPr>
+          <w:lang w:val="it-IT" w:eastAsia="en-GB"/>
+        </w:rPr>
+        <w:t>Implementare time.js con tre velocità (0x, 1x, 2x)</w:t>
+      </w:r>
+    </w:p>
+    <w:p>
+      <w:pPr>
+        <w:numPr>
+          <w:ilvl w:val="0"/>
+          <w:numId w:val="20"/>
+        </w:numPr>
+        <w:rPr>
+          <w:lang w:val="it-IT" w:eastAsia="en-GB"/>
+        </w:rPr>
+      </w:pPr>
+      <w:r>
+        <w:rPr>
+          <w:lang w:val="it-IT" w:eastAsia="en-GB"/>
+        </w:rPr>
+        <w:t>Modificare update in main.js per usare il gameDelta dal TimeManager</w:t>
+      </w:r>
+    </w:p>
+    <w:p>
+      <w:pPr>
+        <w:numPr>
+          <w:ilvl w:val="0"/>
+          <w:numId w:val="20"/>
+        </w:numPr>
+        <w:rPr>
+          <w:lang w:val="it-IT" w:eastAsia="en-GB"/>
+        </w:rPr>
+      </w:pPr>
+      <w:r>
+        <w:rPr>
+          <w:lang w:val="it-IT" w:eastAsia="en-GB"/>
+        </w:rPr>
+        <w:t>Tasti rapidi: spazio per pausa, 1/2 per velocità</w:t>
+      </w:r>
+    </w:p>
+    <w:p>
+      <w:pPr>
+        <w:rPr>
+          <w:lang w:val="it-IT" w:eastAsia="en-GB"/>
+        </w:rPr>
+      </w:pPr>
+      <w:r>
+        <w:rPr>
+          <w:b/>
+          <w:bCs/>
+          <w:lang w:val="it-IT" w:eastAsia="en-GB"/>
+        </w:rPr>
+        <w:t>6.4 – Selezione e ispezione avanzata delle spedizioni</w:t>
+      </w:r>
+    </w:p>
+    <w:p>
+      <w:pPr>
+        <w:numPr>
+          <w:ilvl w:val="0"/>
+          <w:numId w:val="23"/>
+        </w:numPr>
+        <w:rPr>
+          <w:lang w:val="it-IT" w:eastAsia="en-GB"/>
+        </w:rPr>
+      </w:pPr>
+      <w:r>
+        <w:rPr>
+          <w:lang w:val="it-IT" w:eastAsia="en-GB"/>
+        </w:rPr>
+        <w:t>Completare l'info panel con il percorso tratteggiato</w:t>
+      </w:r>
+    </w:p>
+    <w:p>
+      <w:pPr>
+        <w:numPr>
+          <w:ilvl w:val="0"/>
+          <w:numId w:val="23"/>
+        </w:numPr>
+        <w:rPr>
+          <w:lang w:val="it-IT" w:eastAsia="en-GB"/>
+        </w:rPr>
+      </w:pPr>
+      <w:r>
+        <w:rPr>
+          <w:lang w:val="it-IT" w:eastAsia="en-GB"/>
+        </w:rPr>
+        <w:t>Aggiungere la visualizzazione dell'area di raccolta per le spedizioni automatiche</w:t>
+      </w:r>
+    </w:p>
+    <w:p>
+      <w:pPr>
+        <w:rPr>
+          <w:lang w:eastAsia="en-GB"/>
+        </w:rPr>
+      </w:pPr>
       <w:r>
         <w:rPr>
           <w:b/>
           <w:bCs/>
           <w:lang w:eastAsia="en-GB"/>
         </w:rPr>
-        <w:t>velocità</w:t>
-      </w:r>
-      <w:proofErr w:type="spellEnd"/>
+        <w:t>6.5 – Cancellazione spedizioni</w:t>
+      </w:r>
+    </w:p>
+    <w:p>
+      <w:pPr>
+        <w:numPr>
+          <w:ilvl w:val="0"/>
+          <w:numId w:val="24"/>
+        </w:numPr>
+        <w:rPr>
+          <w:lang w:val="it-IT" w:eastAsia="en-GB"/>
+        </w:rPr>
+      </w:pPr>
+      <w:r>
+        <w:rPr>
+          <w:lang w:val="it-IT" w:eastAsia="en-GB"/>
+        </w:rPr>
+        <w:t>Tasto C per cancellare la spedizione selezionata</w:t>
+      </w:r>
+    </w:p>
+    <w:p>
+      <w:pPr>
+        <w:numPr>
+          <w:ilvl w:val="0"/>
+          <w:numId w:val="24"/>
+        </w:numPr>
+        <w:rPr>
+          <w:lang w:val="it-IT" w:eastAsia="en-GB"/>
+        </w:rPr>
+      </w:pPr>
+      <w:r>
+        <w:rPr>
+          <w:lang w:val="it-IT" w:eastAsia="en-GB"/>
+        </w:rPr>
+        <w:t>La spedizione torna al campo, deposita il cibo, restituisce i lavoratori al pop</w:t>
+      </w:r>
+    </w:p>
+    <w:p>
+      <w:pPr>
+        <w:rPr>
+          <w:lang w:eastAsia="en-GB"/>
+        </w:rPr>
+      </w:pPr>
       <w:r>
         <w:rPr>
           <w:b/>
           <w:bCs/>
           <w:lang w:eastAsia="en-GB"/>
         </w:rPr>
-        <w:t>)</w:t>
-      </w:r>
-    </w:p>
-    <w:p>
-      <w:pPr>
-        <w:numPr>
-          <w:ilvl w:val="0"/>
-          <w:numId w:val="42"/>
-        </w:numPr>
-        <w:rPr>
-          <w:lang w:val="it-IT" w:eastAsia="en-GB"/>
-        </w:rPr>
-      </w:pPr>
-      <w:r>
-        <w:rPr>
-          <w:lang w:val="it-IT" w:eastAsia="en-GB"/>
-        </w:rPr>
-        <w:t>Implementare time.js con tre velocità (0x, 1x, 2x)</w:t>
-      </w:r>
-    </w:p>
-    <w:p>
-      <w:pPr>
-        <w:numPr>
-          <w:ilvl w:val="0"/>
-          <w:numId w:val="42"/>
-        </w:numPr>
-        <w:rPr>
-          <w:lang w:val="it-IT" w:eastAsia="en-GB"/>
-        </w:rPr>
-      </w:pPr>
-      <w:r>
-        <w:rPr>
-          <w:lang w:val="it-IT" w:eastAsia="en-GB"/>
-        </w:rPr>
-        <w:t>Modificare update in main.js per usare il </w:t>
-      </w:r>
-      <w:proofErr w:type="spellStart"/>
-      <w:r>
-        <w:rPr>
-          <w:lang w:val="it-IT" w:eastAsia="en-GB"/>
-        </w:rPr>
-        <w:t>gameDelta</w:t>
-      </w:r>
-      <w:proofErr w:type="spellEnd"/>
-      <w:r>
-        <w:rPr>
-          <w:lang w:val="it-IT" w:eastAsia="en-GB"/>
-        </w:rPr>
-        <w:t xml:space="preserve"> dal </w:t>
-      </w:r>
-      <w:proofErr w:type="spellStart"/>
-      <w:r>
-        <w:rPr>
-          <w:lang w:val="it-IT" w:eastAsia="en-GB"/>
-        </w:rPr>
-        <w:t>TimeManager</w:t>
-      </w:r>
-      <w:proofErr w:type="spellEnd"/>
-    </w:p>
-    <w:p>
-      <w:pPr>
-        <w:numPr>
-          <w:ilvl w:val="0"/>
-          <w:numId w:val="42"/>
-        </w:numPr>
-        <w:rPr>
-          <w:lang w:val="it-IT" w:eastAsia="en-GB"/>
-        </w:rPr>
-      </w:pPr>
-      <w:r>
-        <w:rPr>
-          <w:lang w:val="it-IT" w:eastAsia="en-GB"/>
-        </w:rPr>
-        <w:t>Tasti rapidi: spazio per pausa, 1/2 per velocità</w:t>
+        <w:t>6.2 – Pannello di debug via console</w:t>
+      </w:r>
+    </w:p>
+    <w:p>
+      <w:pPr>
+        <w:numPr>
+          <w:ilvl w:val="0"/>
+          <w:numId w:val="21"/>
+        </w:numPr>
+        <w:rPr>
+          <w:lang w:val="it-IT" w:eastAsia="en-GB"/>
+        </w:rPr>
+      </w:pPr>
+      <w:r>
+        <w:rPr>
+          <w:lang w:val="it-IT" w:eastAsia="en-GB"/>
+        </w:rPr>
+        <w:lastRenderedPageBreak/>
+        <w:t>Rendere accessibili e modificabili da console le variabili chiave (tasso consumo, velocità raccolta, soglia abbandono, cooldown, raggio)</w:t>
       </w:r>
     </w:p>
     <w:p>
@@ -1772,41 +1592,61 @@
           <w:bCs/>
           <w:lang w:val="it-IT" w:eastAsia="en-GB"/>
         </w:rPr>
-        <w:t>6.4 – Selezione e ispezione avanzata delle spedizioni</w:t>
-      </w:r>
-    </w:p>
-    <w:p>
-      <w:pPr>
-        <w:numPr>
-          <w:ilvl w:val="0"/>
-          <w:numId w:val="45"/>
-        </w:numPr>
-        <w:rPr>
-          <w:lang w:val="it-IT" w:eastAsia="en-GB"/>
-        </w:rPr>
-      </w:pPr>
-      <w:r>
-        <w:rPr>
-          <w:lang w:val="it-IT" w:eastAsia="en-GB"/>
-        </w:rPr>
-        <w:t>Completare l'info panel con il percorso tratteggiato</w:t>
-      </w:r>
-    </w:p>
-    <w:p>
-      <w:pPr>
-        <w:numPr>
-          <w:ilvl w:val="0"/>
-          <w:numId w:val="45"/>
-        </w:numPr>
-        <w:rPr>
-          <w:lang w:val="it-IT" w:eastAsia="en-GB"/>
-        </w:rPr>
-      </w:pPr>
-      <w:r>
-        <w:rPr>
-          <w:lang w:val="it-IT" w:eastAsia="en-GB"/>
-        </w:rPr>
-        <w:t>Aggiungere la visualizzazione dell'area di raccolta per le spedizioni automatiche</w:t>
+        <w:t>6.3 – Pannello di debug UI (I</w:t>
+      </w:r>
+      <w:r>
+        <w:rPr>
+          <w:b/>
+          <w:bCs/>
+          <w:lang w:val="it-IT" w:eastAsia="en-GB"/>
+        </w:rPr>
+        <w:t>NSIEME A 6.2)</w:t>
+      </w:r>
+    </w:p>
+    <w:p>
+      <w:pPr>
+        <w:numPr>
+          <w:ilvl w:val="0"/>
+          <w:numId w:val="22"/>
+        </w:numPr>
+        <w:rPr>
+          <w:lang w:val="it-IT" w:eastAsia="en-GB"/>
+        </w:rPr>
+      </w:pPr>
+      <w:r>
+        <w:rPr>
+          <w:lang w:val="it-IT" w:eastAsia="en-GB"/>
+        </w:rPr>
+        <w:t xml:space="preserve">Creare un pannello </w:t>
+      </w:r>
+      <w:r>
+        <w:rPr>
+          <w:lang w:val="it-IT" w:eastAsia="en-GB"/>
+        </w:rPr>
+        <w:t>UI</w:t>
+      </w:r>
+      <w:r>
+        <w:rPr>
+          <w:lang w:val="it-IT" w:eastAsia="en-GB"/>
+        </w:rPr>
+        <w:t xml:space="preserve"> sovrapposto al canvas con input per le variabili</w:t>
+      </w:r>
+    </w:p>
+    <w:p>
+      <w:pPr>
+        <w:numPr>
+          <w:ilvl w:val="0"/>
+          <w:numId w:val="22"/>
+        </w:numPr>
+        <w:rPr>
+          <w:lang w:eastAsia="en-GB"/>
+        </w:rPr>
+      </w:pPr>
+      <w:r>
+        <w:rPr>
+          <w:lang w:eastAsia="en-GB"/>
+        </w:rPr>
+        <w:t>Collegarlo alle variabili di gioco</w:t>
       </w:r>
     </w:p>
     <w:p>
@@ -1821,240 +1661,481 @@
           <w:bCs/>
           <w:lang w:eastAsia="en-GB"/>
         </w:rPr>
-        <w:t xml:space="preserve">6.5 – </w:t>
-      </w:r>
-      <w:proofErr w:type="spellStart"/>
-      <w:r>
+        <w:t>6.6 – Ribilanciamento e parametri esposti</w:t>
+      </w:r>
+    </w:p>
+    <w:p>
+      <w:pPr>
+        <w:numPr>
+          <w:ilvl w:val="0"/>
+          <w:numId w:val="25"/>
+        </w:numPr>
+        <w:rPr>
+          <w:lang w:val="it-IT" w:eastAsia="en-GB"/>
+        </w:rPr>
+      </w:pPr>
+      <w:r>
+        <w:rPr>
+          <w:lang w:val="it-IT" w:eastAsia="en-GB"/>
+        </w:rPr>
+        <w:t>Ricalcolare le provviste per spedizione e legare tra di loro variabili sulla base di durata effettiva del giorno e velocità di spostamento (ma anche in generale). Da sistemare:</w:t>
+      </w:r>
+    </w:p>
+    <w:p>
+      <w:pPr>
+        <w:numPr>
+          <w:ilvl w:val="1"/>
+          <w:numId w:val="25"/>
+        </w:numPr>
+        <w:rPr>
+          <w:lang w:val="it-IT" w:eastAsia="en-GB"/>
+        </w:rPr>
+      </w:pPr>
+      <w:r>
+        <w:rPr>
+          <w:lang w:val="it-IT" w:eastAsia="en-GB"/>
+        </w:rPr>
+        <w:t>Logica provisions assegnate (vedi reminder)</w:t>
+      </w:r>
+    </w:p>
+    <w:p>
+      <w:pPr>
+        <w:numPr>
+          <w:ilvl w:val="1"/>
+          <w:numId w:val="25"/>
+        </w:numPr>
+        <w:rPr>
+          <w:lang w:val="it-IT" w:eastAsia="en-GB"/>
+        </w:rPr>
+      </w:pPr>
+      <w:r>
+        <w:rPr>
+          <w:lang w:val="it-IT" w:eastAsia="en-GB"/>
+        </w:rPr>
+        <w:t>Logica velocità (se 50 pixel è 1km, in un giorno una spedizione può fare quanto?) O meglio fare 10 pixel 1 km?)</w:t>
+      </w:r>
+    </w:p>
+    <w:p>
+      <w:pPr>
+        <w:numPr>
+          <w:ilvl w:val="1"/>
+          <w:numId w:val="25"/>
+        </w:numPr>
+        <w:rPr>
+          <w:lang w:val="it-IT" w:eastAsia="en-GB"/>
+        </w:rPr>
+      </w:pPr>
+      <w:r>
+        <w:rPr>
+          <w:lang w:val="it-IT" w:eastAsia="en-GB"/>
+        </w:rPr>
+        <w:t xml:space="preserve">Logica riposo: forse deve essere </w:t>
+      </w:r>
+      <w:r>
+        <w:rPr>
+          <w:lang w:val="it-IT" w:eastAsia="en-GB"/>
+        </w:rPr>
+        <w:t>basata su durata della spedizione (aggiungere parametro energia/stanchezza?) e possibilità di costringere spedizioni a riposo a ripartire comunque? Sennò al momento basarlo su durata del giorno (riposo = 1 giorno o 1,5/2 giorni)</w:t>
+      </w:r>
+    </w:p>
+    <w:p>
+      <w:pPr>
+        <w:numPr>
+          <w:ilvl w:val="0"/>
+          <w:numId w:val="25"/>
+        </w:numPr>
+        <w:rPr>
+          <w:lang w:val="it-IT" w:eastAsia="en-GB"/>
+        </w:rPr>
+      </w:pPr>
+      <w:r>
+        <w:rPr>
+          <w:lang w:val="it-IT" w:eastAsia="en-GB"/>
+        </w:rPr>
+        <w:t>Esporre tutti i parametri di gioco nel pannello di debug</w:t>
+      </w:r>
+    </w:p>
+    <w:p>
+      <w:pPr>
+        <w:numPr>
+          <w:ilvl w:val="0"/>
+          <w:numId w:val="25"/>
+        </w:numPr>
+        <w:rPr>
+          <w:lang w:val="it-IT" w:eastAsia="en-GB"/>
+        </w:rPr>
+      </w:pPr>
+      <w:r>
+        <w:rPr>
+          <w:lang w:val="it-IT" w:eastAsia="en-GB"/>
+        </w:rPr>
+        <w:t>Testare diverse combinazioni per trovare un bilanciamento iniziale</w:t>
+      </w:r>
+    </w:p>
+    <w:p>
+      <w:pPr>
+        <w:rPr>
+          <w:b/>
+          <w:bCs/>
+          <w:lang w:val="it-IT" w:eastAsia="en-GB"/>
+        </w:rPr>
+      </w:pPr>
+      <w:r>
+        <w:rPr>
+          <w:b/>
+          <w:bCs/>
+          <w:lang w:val="it-IT" w:eastAsia="en-GB"/>
+        </w:rPr>
+        <w:t>6.7 – Revisione sistema raccolta risorse</w:t>
+      </w:r>
+    </w:p>
+    <w:p>
+      <w:pPr>
         <w:rPr>
           <w:b/>
           <w:bCs/>
           <w:lang w:eastAsia="en-GB"/>
         </w:rPr>
-        <w:t>Cancellazione</w:t>
-      </w:r>
-      <w:proofErr w:type="spellEnd"/>
+      </w:pPr>
       <w:r>
         <w:rPr>
           <w:b/>
           <w:bCs/>
           <w:lang w:eastAsia="en-GB"/>
         </w:rPr>
-        <w:t xml:space="preserve"> </w:t>
-      </w:r>
-      <w:proofErr w:type="spellStart"/>
+        <w:t>1</w:t>
+      </w:r>
       <w:r>
         <w:rPr>
           <w:b/>
           <w:bCs/>
           <w:lang w:eastAsia="en-GB"/>
         </w:rPr>
-        <w:t>spedizioni</w:t>
-      </w:r>
-      <w:proofErr w:type="spellEnd"/>
-    </w:p>
-    <w:p>
-      <w:pPr>
-        <w:numPr>
-          <w:ilvl w:val="0"/>
-          <w:numId w:val="46"/>
-        </w:numPr>
-        <w:rPr>
-          <w:lang w:val="it-IT" w:eastAsia="en-GB"/>
-        </w:rPr>
-      </w:pPr>
-      <w:r>
-        <w:rPr>
-          <w:lang w:val="it-IT" w:eastAsia="en-GB"/>
-        </w:rPr>
-        <w:t>Tasto C per cancellare la spedizione selezionata</w:t>
-      </w:r>
-    </w:p>
-    <w:p>
-      <w:pPr>
-        <w:numPr>
-          <w:ilvl w:val="0"/>
-          <w:numId w:val="46"/>
-        </w:numPr>
-        <w:rPr>
-          <w:lang w:val="it-IT" w:eastAsia="en-GB"/>
-        </w:rPr>
-      </w:pPr>
-      <w:r>
-        <w:rPr>
-          <w:lang w:val="it-IT" w:eastAsia="en-GB"/>
-        </w:rPr>
-        <w:t>La spedizione torna al campo, deposita il cibo, restituisce i lavoratori al pop</w:t>
-      </w:r>
-    </w:p>
-    <w:p>
-      <w:pPr>
+        <w:t>. Fix bug spedizioni</w:t>
+      </w:r>
+    </w:p>
+    <w:p>
+      <w:pPr>
+        <w:numPr>
+          <w:ilvl w:val="0"/>
+          <w:numId w:val="26"/>
+        </w:numPr>
         <w:rPr>
           <w:lang w:eastAsia="en-GB"/>
         </w:rPr>
       </w:pPr>
       <w:r>
+        <w:rPr>
+          <w:b/>
+          <w:bCs/>
+          <w:lang w:val="it-IT" w:eastAsia="en-GB"/>
+        </w:rPr>
+        <w:t>Bug 1 – Blocco in </w:t>
+      </w:r>
+      <w:r>
+        <w:rPr>
+          <w:lang w:val="it-IT" w:eastAsia="en-GB"/>
+        </w:rPr>
+        <w:t>returningToCamp</w:t>
+      </w:r>
+      <w:r>
+        <w:rPr>
+          <w:b/>
+          <w:bCs/>
+          <w:lang w:val="it-IT" w:eastAsia="en-GB"/>
+        </w:rPr>
+        <w:t>:</w:t>
+      </w:r>
+      <w:r>
+        <w:rPr>
+          <w:lang w:val="it-IT" w:eastAsia="en-GB"/>
+        </w:rPr>
+        <w:t xml:space="preserve"> escludere il controllo delle provviste quando lo stato è già returningToCamp. </w:t>
+      </w:r>
+      <w:r>
+        <w:rPr>
+          <w:lang w:eastAsia="en-GB"/>
+        </w:rPr>
+        <w:t>La spedizione deve andare dritta al campo.</w:t>
+      </w:r>
+    </w:p>
+    <w:p>
+      <w:pPr>
+        <w:numPr>
+          <w:ilvl w:val="0"/>
+          <w:numId w:val="26"/>
+        </w:numPr>
+        <w:rPr>
+          <w:lang w:val="it-IT" w:eastAsia="en-GB"/>
+        </w:rPr>
+      </w:pPr>
+      <w:r>
+        <w:rPr>
+          <w:b/>
+          <w:bCs/>
+          <w:lang w:val="it-IT" w:eastAsia="en-GB"/>
+        </w:rPr>
+        <w:t>Bug 2 – Spedizione torna nell'area invece del campo:</w:t>
+      </w:r>
+      <w:r>
+        <w:rPr>
+          <w:lang w:val="it-IT" w:eastAsia="en-GB"/>
+        </w:rPr>
+        <w:t> la ripartenza delle spedizioni con area assegnata deve usare findBestCellInArea, non areaCenter. Inoltre, le funzioni di ricerca celle devono escludere sempre la cella del campo.</w:t>
+      </w:r>
+    </w:p>
+    <w:p>
+      <w:pPr>
+        <w:numPr>
+          <w:ilvl w:val="0"/>
+          <w:numId w:val="26"/>
+        </w:numPr>
+        <w:rPr>
+          <w:lang w:val="it-IT" w:eastAsia="en-GB"/>
+        </w:rPr>
+      </w:pPr>
+      <w:r>
+        <w:rPr>
+          <w:b/>
+          <w:bCs/>
+          <w:lang w:val="it-IT" w:eastAsia="en-GB"/>
+        </w:rPr>
+        <w:t>Bug 3 – Ritorno prima di riempire l'inventario:</w:t>
+      </w:r>
+      <w:r>
+        <w:rPr>
+          <w:lang w:val="it-IT" w:eastAsia="en-GB"/>
+        </w:rPr>
+        <w:t> per le spedizioni di gathering, semplificare il consumo. Niente provviste separate per ora: la spedizione parte, raccoglie, torna quando piena o quando il giocatore ordina il rientro.</w:t>
+      </w:r>
+    </w:p>
+    <w:p>
+      <w:pPr>
+        <w:rPr>
+          <w:lang w:val="it-IT" w:eastAsia="en-GB"/>
+        </w:rPr>
+      </w:pPr>
+      <w:r>
+        <w:rPr>
+          <w:b/>
+          <w:bCs/>
+          <w:lang w:val="it-IT" w:eastAsia="en-GB"/>
+        </w:rPr>
+        <w:t>ULTIMO BUG DA FIXARE:</w:t>
+      </w:r>
+      <w:r>
+        <w:rPr>
+          <w:lang w:val="it-IT" w:eastAsia="en-GB"/>
+        </w:rPr>
+        <w:t xml:space="preserve"> spedizione non va in una cella all’interno dell’area assegnata, ma nella migliore in generale. Attenzione perché in futuro tutte le celle avranno un certo livello di fertilità, e se le spedizioni vanno semplicemente nella migliore non all’interno della zona assegnata, bé questo è un problema perché consumano magari fertilità dove il giocatore voleva farla riprendere</w:t>
+      </w:r>
+    </w:p>
+    <w:p>
+      <w:pPr>
+        <w:rPr>
+          <w:b/>
+          <w:bCs/>
+          <w:lang w:val="it-IT" w:eastAsia="en-GB"/>
+        </w:rPr>
+      </w:pPr>
+      <w:r>
+        <w:rPr>
+          <w:b/>
+          <w:bCs/>
+          <w:lang w:val="it-IT" w:eastAsia="en-GB"/>
+        </w:rPr>
+        <w:t>2. Raccolta locale e gestione cittadini</w:t>
+      </w:r>
+    </w:p>
+    <w:p>
+      <w:pPr>
+        <w:numPr>
+          <w:ilvl w:val="0"/>
+          <w:numId w:val="27"/>
+        </w:numPr>
+        <w:rPr>
+          <w:lang w:val="it-IT" w:eastAsia="en-GB"/>
+        </w:rPr>
+      </w:pPr>
+      <w:r>
+        <w:rPr>
+          <w:lang w:val="it-IT" w:eastAsia="en-GB"/>
+        </w:rPr>
+        <w:t>Aggiungere localGatherers al campo (popolazione non assegnata usata per raccolta locale).</w:t>
+      </w:r>
+    </w:p>
+    <w:p>
+      <w:pPr>
+        <w:numPr>
+          <w:ilvl w:val="0"/>
+          <w:numId w:val="27"/>
+        </w:numPr>
+        <w:rPr>
+          <w:lang w:val="it-IT" w:eastAsia="en-GB"/>
+        </w:rPr>
+      </w:pPr>
+      <w:r>
+        <w:rPr>
+          <w:lang w:val="it-IT" w:eastAsia="en-GB"/>
+        </w:rPr>
+        <w:lastRenderedPageBreak/>
+        <w:t>Assegnazione </w:t>
+      </w:r>
+      <w:r>
+        <w:rPr>
+          <w:b/>
+          <w:bCs/>
+          <w:lang w:val="it-IT" w:eastAsia="en-GB"/>
+        </w:rPr>
+        <w:t>manuale per cella</w:t>
+      </w:r>
+      <w:r>
+        <w:rPr>
+          <w:lang w:val="it-IT" w:eastAsia="en-GB"/>
+        </w:rPr>
+        <w:t> entro il raggio locale: ogni cella ha assignedWorkers.</w:t>
+      </w:r>
+    </w:p>
+    <w:p>
+      <w:pPr>
+        <w:numPr>
+          <w:ilvl w:val="0"/>
+          <w:numId w:val="27"/>
+        </w:numPr>
+        <w:rPr>
+          <w:lang w:val="it-IT" w:eastAsia="en-GB"/>
+        </w:rPr>
+      </w:pPr>
+      <w:r>
+        <w:rPr>
+          <w:lang w:val="it-IT" w:eastAsia="en-GB"/>
+        </w:rPr>
+        <w:t>Il giocatore clicca su una cella nel raggio e assegna/rimuove lavoratori con tasti o pannello.</w:t>
+      </w:r>
+    </w:p>
+    <w:p>
+      <w:pPr>
+        <w:numPr>
+          <w:ilvl w:val="0"/>
+          <w:numId w:val="27"/>
+        </w:numPr>
+        <w:rPr>
+          <w:lang w:val="it-IT" w:eastAsia="en-GB"/>
+        </w:rPr>
+      </w:pPr>
+      <w:r>
+        <w:rPr>
+          <w:lang w:val="it-IT" w:eastAsia="en-GB"/>
+        </w:rPr>
+        <w:t>I lavoratori locali non sono entità mobili: producono cibo direttamente al campo.</w:t>
+      </w:r>
+    </w:p>
+    <w:p>
+      <w:pPr>
         <w:rPr>
           <w:b/>
           <w:bCs/>
           <w:lang w:eastAsia="en-GB"/>
         </w:rPr>
-        <w:t xml:space="preserve">6.2 – </w:t>
-      </w:r>
-      <w:proofErr w:type="spellStart"/>
+      </w:pPr>
       <w:r>
         <w:rPr>
           <w:b/>
           <w:bCs/>
           <w:lang w:eastAsia="en-GB"/>
         </w:rPr>
-        <w:t>Pannello</w:t>
-      </w:r>
-      <w:proofErr w:type="spellEnd"/>
-      <w:r>
+        <w:t>3. Raggio locale</w:t>
+      </w:r>
+    </w:p>
+    <w:p>
+      <w:pPr>
+        <w:numPr>
+          <w:ilvl w:val="0"/>
+          <w:numId w:val="28"/>
+        </w:numPr>
+        <w:rPr>
+          <w:lang w:val="it-IT" w:eastAsia="en-GB"/>
+        </w:rPr>
+      </w:pPr>
+      <w:r>
+        <w:rPr>
+          <w:lang w:val="it-IT" w:eastAsia="en-GB"/>
+        </w:rPr>
+        <w:t>Il raggio locale è definito come </w:t>
+      </w:r>
+      <w:r>
+        <w:rPr>
+          <w:b/>
+          <w:bCs/>
+          <w:lang w:val="it-IT" w:eastAsia="en-GB"/>
+        </w:rPr>
+        <w:t>una giornata di viaggio</w:t>
+      </w:r>
+      <w:r>
+        <w:rPr>
+          <w:lang w:val="it-IT" w:eastAsia="en-GB"/>
+        </w:rPr>
+        <w:t> dai confini del campo.</w:t>
+      </w:r>
+    </w:p>
+    <w:p>
+      <w:pPr>
+        <w:numPr>
+          <w:ilvl w:val="0"/>
+          <w:numId w:val="28"/>
+        </w:numPr>
+        <w:rPr>
+          <w:lang w:eastAsia="en-GB"/>
+        </w:rPr>
+      </w:pPr>
+      <w:r>
+        <w:rPr>
+          <w:lang w:eastAsia="en-GB"/>
+        </w:rPr>
+        <w:t>Formula: localGatherRadiusKm = walkingSpeedKmh * 24.</w:t>
+      </w:r>
+    </w:p>
+    <w:p>
+      <w:pPr>
+        <w:numPr>
+          <w:ilvl w:val="0"/>
+          <w:numId w:val="28"/>
+        </w:numPr>
+        <w:rPr>
+          <w:lang w:val="it-IT" w:eastAsia="en-GB"/>
+        </w:rPr>
+      </w:pPr>
+      <w:r>
+        <w:rPr>
+          <w:lang w:val="it-IT" w:eastAsia="en-GB"/>
+        </w:rPr>
+        <w:t>Convertire in pixel con pixelsPerKm.</w:t>
+      </w:r>
+    </w:p>
+    <w:p>
+      <w:pPr>
+        <w:numPr>
+          <w:ilvl w:val="0"/>
+          <w:numId w:val="28"/>
+        </w:numPr>
+        <w:rPr>
+          <w:lang w:val="it-IT" w:eastAsia="en-GB"/>
+        </w:rPr>
+      </w:pPr>
+      <w:r>
+        <w:rPr>
+          <w:lang w:val="it-IT" w:eastAsia="en-GB"/>
+        </w:rPr>
+        <w:t>Visualizzare il raggio quando il campo è selezionato.</w:t>
+      </w:r>
+    </w:p>
+    <w:p>
+      <w:pPr>
         <w:rPr>
           <w:b/>
           <w:bCs/>
           <w:lang w:eastAsia="en-GB"/>
         </w:rPr>
-        <w:t xml:space="preserve"> di debug via console</w:t>
-      </w:r>
-    </w:p>
-    <w:p>
-      <w:pPr>
-        <w:numPr>
-          <w:ilvl w:val="0"/>
-          <w:numId w:val="43"/>
-        </w:numPr>
-        <w:rPr>
-          <w:lang w:val="it-IT" w:eastAsia="en-GB"/>
-        </w:rPr>
-      </w:pPr>
-      <w:r>
-        <w:rPr>
-          <w:lang w:val="it-IT" w:eastAsia="en-GB"/>
-        </w:rPr>
-        <w:lastRenderedPageBreak/>
-        <w:t xml:space="preserve">Rendere accessibili e modificabili da console le variabili chiave (tasso consumo, velocità raccolta, soglia abbandono, </w:t>
-      </w:r>
-      <w:proofErr w:type="spellStart"/>
-      <w:r>
-        <w:rPr>
-          <w:lang w:val="it-IT" w:eastAsia="en-GB"/>
-        </w:rPr>
-        <w:t>cooldown</w:t>
-      </w:r>
-      <w:proofErr w:type="spellEnd"/>
-      <w:r>
-        <w:rPr>
-          <w:lang w:val="it-IT" w:eastAsia="en-GB"/>
-        </w:rPr>
-        <w:t>, raggio)</w:t>
-      </w:r>
-    </w:p>
-    <w:p>
-      <w:pPr>
-        <w:rPr>
-          <w:lang w:val="it-IT" w:eastAsia="en-GB"/>
-        </w:rPr>
-      </w:pPr>
-      <w:r>
-        <w:rPr>
-          <w:b/>
-          <w:bCs/>
-          <w:lang w:val="it-IT" w:eastAsia="en-GB"/>
-        </w:rPr>
-        <w:t>6.3 – Pannello di debug UI (I</w:t>
-      </w:r>
-      <w:r>
-        <w:rPr>
-          <w:b/>
-          <w:bCs/>
-          <w:lang w:val="it-IT" w:eastAsia="en-GB"/>
-        </w:rPr>
-        <w:t>NSIEME A 6.2)</w:t>
-      </w:r>
-    </w:p>
-    <w:p>
-      <w:pPr>
-        <w:numPr>
-          <w:ilvl w:val="0"/>
-          <w:numId w:val="44"/>
-        </w:numPr>
-        <w:rPr>
-          <w:lang w:val="it-IT" w:eastAsia="en-GB"/>
-        </w:rPr>
-      </w:pPr>
-      <w:r>
-        <w:rPr>
-          <w:lang w:val="it-IT" w:eastAsia="en-GB"/>
-        </w:rPr>
-        <w:t xml:space="preserve">Creare un pannello </w:t>
-      </w:r>
-      <w:r>
-        <w:rPr>
-          <w:lang w:val="it-IT" w:eastAsia="en-GB"/>
-        </w:rPr>
-        <w:t>UI</w:t>
-      </w:r>
-      <w:r>
-        <w:rPr>
-          <w:lang w:val="it-IT" w:eastAsia="en-GB"/>
-        </w:rPr>
-        <w:t xml:space="preserve"> sovrapposto al canvas con input per le variabili</w:t>
-      </w:r>
-    </w:p>
-    <w:p>
-      <w:pPr>
-        <w:numPr>
-          <w:ilvl w:val="0"/>
-          <w:numId w:val="44"/>
-        </w:numPr>
-        <w:rPr>
-          <w:lang w:eastAsia="en-GB"/>
-        </w:rPr>
-      </w:pPr>
-      <w:proofErr w:type="spellStart"/>
-      <w:r>
-        <w:rPr>
-          <w:lang w:eastAsia="en-GB"/>
-        </w:rPr>
-        <w:t>Collegarlo</w:t>
-      </w:r>
-      <w:proofErr w:type="spellEnd"/>
-      <w:r>
-        <w:rPr>
-          <w:lang w:eastAsia="en-GB"/>
-        </w:rPr>
-        <w:t xml:space="preserve"> alle </w:t>
-      </w:r>
-      <w:proofErr w:type="spellStart"/>
-      <w:r>
-        <w:rPr>
-          <w:lang w:eastAsia="en-GB"/>
-        </w:rPr>
-        <w:t>variabili</w:t>
-      </w:r>
-      <w:proofErr w:type="spellEnd"/>
-      <w:r>
-        <w:rPr>
-          <w:lang w:eastAsia="en-GB"/>
-        </w:rPr>
-        <w:t xml:space="preserve"> di </w:t>
-      </w:r>
-      <w:proofErr w:type="spellStart"/>
-      <w:r>
-        <w:rPr>
-          <w:lang w:eastAsia="en-GB"/>
-        </w:rPr>
-        <w:t>gioco</w:t>
-      </w:r>
-      <w:proofErr w:type="spellEnd"/>
-    </w:p>
-    <w:p>
-      <w:pPr>
-        <w:rPr>
-          <w:lang w:eastAsia="en-GB"/>
-        </w:rPr>
       </w:pPr>
       <w:r>
         <w:rPr>
@@ -2062,189 +2143,381 @@
           <w:bCs/>
           <w:lang w:eastAsia="en-GB"/>
         </w:rPr>
-        <w:t xml:space="preserve">6.6 – </w:t>
-      </w:r>
-      <w:proofErr w:type="spellStart"/>
-      <w:r>
+        <w:t>4. Previsioni e avvisi</w:t>
+      </w:r>
+    </w:p>
+    <w:p>
+      <w:pPr>
+        <w:numPr>
+          <w:ilvl w:val="0"/>
+          <w:numId w:val="29"/>
+        </w:numPr>
+        <w:rPr>
+          <w:lang w:val="it-IT" w:eastAsia="en-GB"/>
+        </w:rPr>
+      </w:pPr>
+      <w:r>
+        <w:rPr>
+          <w:b/>
+          <w:bCs/>
+          <w:lang w:val="it-IT" w:eastAsia="en-GB"/>
+        </w:rPr>
+        <w:t>Soglia unica di avviso:</w:t>
+      </w:r>
+      <w:r>
+        <w:rPr>
+          <w:lang w:val="it-IT" w:eastAsia="en-GB"/>
+        </w:rPr>
+        <w:t> cellWarningThreshold = 0.25.</w:t>
+      </w:r>
+    </w:p>
+    <w:p>
+      <w:pPr>
+        <w:numPr>
+          <w:ilvl w:val="0"/>
+          <w:numId w:val="29"/>
+        </w:numPr>
+        <w:rPr>
+          <w:lang w:val="it-IT" w:eastAsia="en-GB"/>
+        </w:rPr>
+      </w:pPr>
+      <w:r>
+        <w:rPr>
+          <w:lang w:val="it-IT" w:eastAsia="en-GB"/>
+        </w:rPr>
+        <w:t>Quando una cella con lavoratori scende sotto la soglia, mostrare un avviso unico.</w:t>
+      </w:r>
+    </w:p>
+    <w:p>
+      <w:pPr>
+        <w:numPr>
+          <w:ilvl w:val="0"/>
+          <w:numId w:val="29"/>
+        </w:numPr>
+        <w:rPr>
+          <w:lang w:val="it-IT" w:eastAsia="en-GB"/>
+        </w:rPr>
+      </w:pPr>
+      <w:r>
+        <w:rPr>
+          <w:lang w:val="it-IT" w:eastAsia="en-GB"/>
+        </w:rPr>
+        <w:t>Nella schermata città, riepilogo giornaliero:</w:t>
+      </w:r>
+    </w:p>
+    <w:p>
+      <w:pPr>
+        <w:numPr>
+          <w:ilvl w:val="1"/>
+          <w:numId w:val="29"/>
+        </w:numPr>
+        <w:rPr>
+          <w:lang w:eastAsia="en-GB"/>
+        </w:rPr>
+      </w:pPr>
+      <w:r>
+        <w:rPr>
+          <w:lang w:eastAsia="en-GB"/>
+        </w:rPr>
+        <w:t>Cibo raccolto oggi.</w:t>
+      </w:r>
+    </w:p>
+    <w:p>
+      <w:pPr>
+        <w:numPr>
+          <w:ilvl w:val="1"/>
+          <w:numId w:val="29"/>
+        </w:numPr>
+        <w:rPr>
+          <w:lang w:eastAsia="en-GB"/>
+        </w:rPr>
+      </w:pPr>
+      <w:r>
+        <w:rPr>
+          <w:lang w:eastAsia="en-GB"/>
+        </w:rPr>
+        <w:t>Cibo consumato oggi.</w:t>
+      </w:r>
+    </w:p>
+    <w:p>
+      <w:pPr>
+        <w:numPr>
+          <w:ilvl w:val="1"/>
+          <w:numId w:val="29"/>
+        </w:numPr>
+        <w:rPr>
+          <w:lang w:val="it-IT" w:eastAsia="en-GB"/>
+        </w:rPr>
+      </w:pPr>
+      <w:r>
+        <w:rPr>
+          <w:lang w:val="it-IT" w:eastAsia="en-GB"/>
+        </w:rPr>
+        <w:t>Cibo rimanente sfruttabile nell'area locale (fino a soglia 0.25) e teorico (fino a 0).</w:t>
+      </w:r>
+    </w:p>
+    <w:p>
+      <w:pPr>
+        <w:numPr>
+          <w:ilvl w:val="0"/>
+          <w:numId w:val="29"/>
+        </w:numPr>
+        <w:rPr>
+          <w:lang w:val="it-IT" w:eastAsia="en-GB"/>
+        </w:rPr>
+      </w:pPr>
+      <w:r>
+        <w:rPr>
+          <w:lang w:val="it-IT" w:eastAsia="en-GB"/>
+        </w:rPr>
+        <w:t>Queste informazioni saranno offuscate in futuro.</w:t>
+      </w:r>
+    </w:p>
+    <w:p>
+      <w:pPr>
+        <w:rPr>
+          <w:b/>
+          <w:bCs/>
+          <w:lang w:val="it-IT" w:eastAsia="en-GB"/>
+        </w:rPr>
+      </w:pPr>
+      <w:r>
+        <w:rPr>
+          <w:b/>
+          <w:bCs/>
+          <w:lang w:val="it-IT" w:eastAsia="en-GB"/>
+        </w:rPr>
+        <w:t>5. Campo proporzionale a popolazione e scala</w:t>
+      </w:r>
+    </w:p>
+    <w:p>
+      <w:pPr>
+        <w:numPr>
+          <w:ilvl w:val="0"/>
+          <w:numId w:val="30"/>
+        </w:numPr>
+        <w:rPr>
+          <w:lang w:val="it-IT" w:eastAsia="en-GB"/>
+        </w:rPr>
+      </w:pPr>
+      <w:r>
+        <w:rPr>
+          <w:lang w:val="it-IT" w:eastAsia="en-GB"/>
+        </w:rPr>
+        <w:t>La dimensione del campo (raggio visivo) dipende da popolazione totale e da cellSizeInKm.</w:t>
+      </w:r>
+    </w:p>
+    <w:p>
+      <w:pPr>
+        <w:numPr>
+          <w:ilvl w:val="0"/>
+          <w:numId w:val="30"/>
+        </w:numPr>
+        <w:rPr>
+          <w:lang w:val="it-IT" w:eastAsia="en-GB"/>
+        </w:rPr>
+      </w:pPr>
+      <w:r>
+        <w:rPr>
+          <w:lang w:val="it-IT" w:eastAsia="en-GB"/>
+        </w:rPr>
+        <w:t>Formula da definire, ma basata su radice quadrata della popolazione.</w:t>
+      </w:r>
+    </w:p>
+    <w:p>
+      <w:pPr>
         <w:rPr>
           <w:b/>
           <w:bCs/>
           <w:lang w:eastAsia="en-GB"/>
         </w:rPr>
-        <w:t>Ribilanciamento</w:t>
-      </w:r>
-      <w:proofErr w:type="spellEnd"/>
+      </w:pPr>
       <w:r>
         <w:rPr>
           <w:b/>
           <w:bCs/>
           <w:lang w:eastAsia="en-GB"/>
         </w:rPr>
-        <w:t xml:space="preserve"> e </w:t>
-      </w:r>
-      <w:proofErr w:type="spellStart"/>
-      <w:r>
+        <w:t>6. Rimozione spedizioni automatiche</w:t>
+      </w:r>
+    </w:p>
+    <w:p>
+      <w:pPr>
+        <w:numPr>
+          <w:ilvl w:val="0"/>
+          <w:numId w:val="31"/>
+        </w:numPr>
+        <w:rPr>
+          <w:lang w:val="it-IT" w:eastAsia="en-GB"/>
+        </w:rPr>
+      </w:pPr>
+      <w:r>
+        <w:rPr>
+          <w:lang w:val="it-IT" w:eastAsia="en-GB"/>
+        </w:rPr>
+        <w:t>Il tasto destro sul campo non crea più spedizioni automatiche.</w:t>
+      </w:r>
+    </w:p>
+    <w:p>
+      <w:pPr>
+        <w:numPr>
+          <w:ilvl w:val="0"/>
+          <w:numId w:val="31"/>
+        </w:numPr>
+        <w:rPr>
+          <w:lang w:val="it-IT" w:eastAsia="en-GB"/>
+        </w:rPr>
+      </w:pPr>
+      <w:r>
+        <w:rPr>
+          <w:lang w:val="it-IT" w:eastAsia="en-GB"/>
+        </w:rPr>
+        <w:t>Restano solo spedizioni manuali verso aree fuori dal raggio locale.</w:t>
+      </w:r>
+    </w:p>
+    <w:p>
+      <w:pPr>
         <w:rPr>
           <w:b/>
           <w:bCs/>
-          <w:lang w:eastAsia="en-GB"/>
-        </w:rPr>
-        <w:t>parametri</w:t>
-      </w:r>
-      <w:proofErr w:type="spellEnd"/>
+          <w:lang w:val="it-IT" w:eastAsia="en-GB"/>
+        </w:rPr>
+      </w:pPr>
       <w:r>
         <w:rPr>
           <w:b/>
           <w:bCs/>
-          <w:lang w:eastAsia="en-GB"/>
-        </w:rPr>
-        <w:t xml:space="preserve"> </w:t>
-      </w:r>
-      <w:proofErr w:type="spellStart"/>
+          <w:lang w:val="it-IT" w:eastAsia="en-GB"/>
+        </w:rPr>
+        <w:t>7. Rivedere le formule di scelta celle per distanze in km</w:t>
+      </w:r>
+    </w:p>
+    <w:p>
+      <w:pPr>
+        <w:numPr>
+          <w:ilvl w:val="0"/>
+          <w:numId w:val="32"/>
+        </w:numPr>
+        <w:rPr>
+          <w:lang w:val="it-IT" w:eastAsia="en-GB"/>
+        </w:rPr>
+      </w:pPr>
+      <w:r>
+        <w:rPr>
+          <w:lang w:val="it-IT" w:eastAsia="en-GB"/>
+        </w:rPr>
+        <w:t>Le logiche di scelta cella (per spedizioni e per futuri comportamenti) devono usare km reali, non pixel.</w:t>
+      </w:r>
+    </w:p>
+    <w:p>
+      <w:pPr>
+        <w:numPr>
+          <w:ilvl w:val="0"/>
+          <w:numId w:val="32"/>
+        </w:numPr>
+        <w:rPr>
+          <w:lang w:val="it-IT" w:eastAsia="en-GB"/>
+        </w:rPr>
+      </w:pPr>
+      <w:r>
+        <w:rPr>
+          <w:lang w:val="it-IT" w:eastAsia="en-GB"/>
+        </w:rPr>
+        <w:t>Introdurre getDistanceKm(pixelDist) basata su pixelsPerKm.</w:t>
+      </w:r>
+    </w:p>
+    <w:p>
+      <w:pPr>
+        <w:numPr>
+          <w:ilvl w:val="0"/>
+          <w:numId w:val="32"/>
+        </w:numPr>
+        <w:rPr>
+          <w:lang w:val="it-IT" w:eastAsia="en-GB"/>
+        </w:rPr>
+      </w:pPr>
+      <w:r>
+        <w:rPr>
+          <w:lang w:val="it-IT" w:eastAsia="en-GB"/>
+        </w:rPr>
+        <w:t>Il punteggio cella deve considerare densità, distanza in km e costo del viaggio.</w:t>
+      </w:r>
+    </w:p>
+    <w:p>
+      <w:pPr>
+        <w:rPr>
+          <w:lang w:val="it-IT" w:eastAsia="en-GB"/>
+        </w:rPr>
+      </w:pPr>
+    </w:p>
+    <w:p>
+      <w:pPr>
+        <w:rPr>
+          <w:lang w:val="it-IT" w:eastAsia="en-GB"/>
+        </w:rPr>
+      </w:pPr>
       <w:r>
         <w:rPr>
           <w:b/>
           <w:bCs/>
-          <w:lang w:eastAsia="en-GB"/>
-        </w:rPr>
-        <w:t>esposti</w:t>
-      </w:r>
-      <w:proofErr w:type="spellEnd"/>
-    </w:p>
-    <w:p>
-      <w:pPr>
-        <w:numPr>
-          <w:ilvl w:val="0"/>
-          <w:numId w:val="47"/>
-        </w:numPr>
-        <w:rPr>
-          <w:lang w:val="it-IT" w:eastAsia="en-GB"/>
-        </w:rPr>
-      </w:pPr>
-      <w:r>
-        <w:rPr>
-          <w:lang w:val="it-IT" w:eastAsia="en-GB"/>
-        </w:rPr>
-        <w:t>Ricalcolare le provviste per spedizione e legare tra di loro variabili sulla base di durata effettiva del giorno e velocità di spostamento (ma anche in generale). Da sistemare:</w:t>
-      </w:r>
-    </w:p>
-    <w:p>
-      <w:pPr>
-        <w:numPr>
-          <w:ilvl w:val="1"/>
-          <w:numId w:val="47"/>
-        </w:numPr>
-        <w:rPr>
-          <w:lang w:val="it-IT" w:eastAsia="en-GB"/>
-        </w:rPr>
-      </w:pPr>
-      <w:r>
-        <w:rPr>
-          <w:lang w:val="it-IT" w:eastAsia="en-GB"/>
-        </w:rPr>
-        <w:t xml:space="preserve">Logica </w:t>
-      </w:r>
-      <w:proofErr w:type="spellStart"/>
-      <w:r>
-        <w:rPr>
-          <w:lang w:val="it-IT" w:eastAsia="en-GB"/>
-        </w:rPr>
-        <w:t>provisions</w:t>
-      </w:r>
-      <w:proofErr w:type="spellEnd"/>
-      <w:r>
-        <w:rPr>
-          <w:lang w:val="it-IT" w:eastAsia="en-GB"/>
-        </w:rPr>
-        <w:t xml:space="preserve"> assegnate (vedi </w:t>
-      </w:r>
-      <w:proofErr w:type="spellStart"/>
-      <w:r>
-        <w:rPr>
-          <w:lang w:val="it-IT" w:eastAsia="en-GB"/>
-        </w:rPr>
-        <w:t>reminder</w:t>
-      </w:r>
-      <w:proofErr w:type="spellEnd"/>
-      <w:r>
-        <w:rPr>
-          <w:lang w:val="it-IT" w:eastAsia="en-GB"/>
-        </w:rPr>
-        <w:t>)</w:t>
-      </w:r>
-    </w:p>
-    <w:p>
-      <w:pPr>
-        <w:numPr>
-          <w:ilvl w:val="1"/>
-          <w:numId w:val="47"/>
-        </w:numPr>
-        <w:rPr>
-          <w:lang w:val="it-IT" w:eastAsia="en-GB"/>
-        </w:rPr>
-      </w:pPr>
-      <w:r>
-        <w:rPr>
-          <w:lang w:val="it-IT" w:eastAsia="en-GB"/>
-        </w:rPr>
-        <w:t>Logica velocità (se 50 pixel è 1km, in un giorno una spedizione può fare quanto?) O meglio fare 10 pixel 1 km?)</w:t>
-      </w:r>
-    </w:p>
-    <w:p>
-      <w:pPr>
-        <w:numPr>
-          <w:ilvl w:val="1"/>
-          <w:numId w:val="47"/>
-        </w:numPr>
-        <w:rPr>
-          <w:lang w:val="it-IT" w:eastAsia="en-GB"/>
-        </w:rPr>
-      </w:pPr>
-      <w:r>
-        <w:rPr>
-          <w:lang w:val="it-IT" w:eastAsia="en-GB"/>
-        </w:rPr>
-        <w:t xml:space="preserve">Logica riposo: forse deve essere </w:t>
-      </w:r>
-      <w:r>
-        <w:rPr>
-          <w:lang w:val="it-IT" w:eastAsia="en-GB"/>
-        </w:rPr>
-        <w:t>basata su durata della spedizione (aggiungere parametro energia/stanchezza?) e possibilità di costringere spedizioni a riposo a ripartire comunque? Sennò al momento basarlo su durata del giorno (riposo = 1 giorno o 1,5/2 giorni)</w:t>
-      </w:r>
-    </w:p>
-    <w:p>
-      <w:pPr>
-        <w:numPr>
-          <w:ilvl w:val="0"/>
-          <w:numId w:val="47"/>
-        </w:numPr>
-        <w:rPr>
-          <w:lang w:val="it-IT" w:eastAsia="en-GB"/>
-        </w:rPr>
-      </w:pPr>
-      <w:r>
-        <w:rPr>
-          <w:lang w:val="it-IT" w:eastAsia="en-GB"/>
-        </w:rPr>
-        <w:t>Esporre tutti i parametri di gioco nel pannello di debug</w:t>
-      </w:r>
-    </w:p>
-    <w:p>
-      <w:pPr>
-        <w:numPr>
-          <w:ilvl w:val="0"/>
-          <w:numId w:val="47"/>
-        </w:numPr>
-        <w:rPr>
-          <w:lang w:val="it-IT" w:eastAsia="en-GB"/>
-        </w:rPr>
-      </w:pPr>
-      <w:r>
-        <w:rPr>
-          <w:lang w:val="it-IT" w:eastAsia="en-GB"/>
-        </w:rPr>
-        <w:t>Testare diverse combinazioni per trovare un bilanciamento iniziale</w:t>
+          <w:lang w:val="it-IT" w:eastAsia="en-GB"/>
+        </w:rPr>
+        <w:t>DA CONTROLLARE</w:t>
+      </w:r>
+      <w:r>
+        <w:rPr>
+          <w:lang w:val="it-IT" w:eastAsia="en-GB"/>
+        </w:rPr>
+        <w:t xml:space="preserve">: </w:t>
+      </w:r>
+    </w:p>
+    <w:p>
+      <w:pPr>
+        <w:pStyle w:val="ListParagraph"/>
+        <w:numPr>
+          <w:ilvl w:val="2"/>
+          <w:numId w:val="8"/>
+        </w:numPr>
+        <w:rPr>
+          <w:lang w:val="it-IT" w:eastAsia="en-GB"/>
+        </w:rPr>
+      </w:pPr>
+      <w:r>
+        <w:rPr>
+          <w:lang w:val="it-IT" w:eastAsia="en-GB"/>
+        </w:rPr>
+        <w:lastRenderedPageBreak/>
+        <w:t>c’è logica di cambio casella in config?</w:t>
+      </w:r>
+      <w:r>
+        <w:rPr>
+          <w:lang w:val="it-IT" w:eastAsia="en-GB"/>
+        </w:rPr>
+        <w:t xml:space="preserve"> </w:t>
+      </w:r>
+    </w:p>
+    <w:p>
+      <w:pPr>
+        <w:pStyle w:val="ListParagraph"/>
+        <w:numPr>
+          <w:ilvl w:val="2"/>
+          <w:numId w:val="8"/>
+        </w:numPr>
+        <w:rPr>
+          <w:lang w:val="it-IT" w:eastAsia="en-GB"/>
+        </w:rPr>
+      </w:pPr>
+      <w:r>
+        <w:rPr>
+          <w:lang w:val="it-IT" w:eastAsia="en-GB"/>
+        </w:rPr>
+        <w:t>Da cambiare chat: segnalami quando senti che la tua memoria si sta riempiendo, creiamo un recap e portiamo tutto in una nuova chat</w:t>
+      </w:r>
+      <w:r>
+        <w:rPr>
+          <w:lang w:val="it-IT" w:eastAsia="en-GB"/>
+        </w:rPr>
+        <w:t>. Da aggiungere a documentazione tecnica</w:t>
       </w:r>
     </w:p>
     <w:p>
@@ -2265,61 +2538,25 @@
         <w:pStyle w:val="ListParagraph"/>
         <w:numPr>
           <w:ilvl w:val="2"/>
-          <w:numId w:val="24"/>
-        </w:numPr>
-        <w:rPr>
-          <w:lang w:val="it-IT" w:eastAsia="en-GB"/>
-        </w:rPr>
-      </w:pPr>
-      <w:r>
-        <w:rPr>
-          <w:lang w:val="it-IT" w:eastAsia="en-GB"/>
-        </w:rPr>
-        <w:t xml:space="preserve">Se io rimando una spedizione e ho </w:t>
-      </w:r>
-      <w:proofErr w:type="spellStart"/>
-      <w:r>
-        <w:rPr>
-          <w:lang w:val="it-IT" w:eastAsia="en-GB"/>
-        </w:rPr>
-        <w:t>gatherers</w:t>
-      </w:r>
-      <w:proofErr w:type="spellEnd"/>
-      <w:r>
-        <w:rPr>
-          <w:lang w:val="it-IT" w:eastAsia="en-GB"/>
-        </w:rPr>
-        <w:t xml:space="preserve"> disponibili, non prende quelli, ma ne crea di nuovi (se vi sono </w:t>
-      </w:r>
-      <w:proofErr w:type="spellStart"/>
-      <w:r>
-        <w:rPr>
-          <w:lang w:val="it-IT" w:eastAsia="en-GB"/>
-        </w:rPr>
-        <w:t>gathers</w:t>
-      </w:r>
-      <w:proofErr w:type="spellEnd"/>
-      <w:r>
-        <w:rPr>
-          <w:lang w:val="it-IT" w:eastAsia="en-GB"/>
-        </w:rPr>
-        <w:t xml:space="preserve"> disponibili, prendi prima quelli, questa stessa logica sarà applicata su tutti i tipi di spedizioni ma, in futuro, potremmo volere che il giocatore scelga da quale pool pescare i </w:t>
-      </w:r>
-      <w:proofErr w:type="spellStart"/>
-      <w:r>
-        <w:rPr>
-          <w:lang w:val="it-IT" w:eastAsia="en-GB"/>
-        </w:rPr>
-        <w:t>gahterers</w:t>
-      </w:r>
-      <w:proofErr w:type="spellEnd"/>
+          <w:numId w:val="8"/>
+        </w:numPr>
+        <w:rPr>
+          <w:lang w:val="it-IT" w:eastAsia="en-GB"/>
+        </w:rPr>
+      </w:pPr>
+      <w:r>
+        <w:rPr>
+          <w:lang w:val="it-IT" w:eastAsia="en-GB"/>
+        </w:rPr>
+        <w:t>Se io rimando una spedizione e ho gatherers disponibili, non prende quelli, ma ne crea di nuovi (se vi sono gathers disponibili, prendi prima quelli, questa stessa logica sarà applicata su tutti i tipi di spedizioni ma, in futuro, potremmo volere che il giocatore scelga da quale pool pescare i gahterers</w:t>
+      </w:r>
     </w:p>
     <w:p>
       <w:pPr>
         <w:pStyle w:val="ListParagraph"/>
         <w:numPr>
           <w:ilvl w:val="2"/>
-          <w:numId w:val="24"/>
+          <w:numId w:val="8"/>
         </w:numPr>
         <w:rPr>
           <w:lang w:val="it-IT" w:eastAsia="en-GB"/>
@@ -2359,38 +2596,24 @@
       <w:pPr>
         <w:numPr>
           <w:ilvl w:val="0"/>
-          <w:numId w:val="29"/>
-        </w:numPr>
-        <w:rPr>
-          <w:lang w:val="it-IT"/>
-        </w:rPr>
-      </w:pPr>
-      <w:r>
-        <w:rPr>
-          <w:lang w:val="it-IT"/>
-        </w:rPr>
-        <w:t xml:space="preserve">Le celle con </w:t>
-      </w:r>
-      <w:proofErr w:type="spellStart"/>
-      <w:r>
-        <w:rPr>
-          <w:lang w:val="it-IT"/>
-        </w:rPr>
-        <w:t>forageDensity</w:t>
-      </w:r>
-      <w:proofErr w:type="spellEnd"/>
-      <w:r>
-        <w:rPr>
-          <w:lang w:val="it-IT"/>
-        </w:rPr>
-        <w:t xml:space="preserve"> si rigenerano lentamente nel tempo (es. una piccola frazione al giorno).</w:t>
-      </w:r>
-    </w:p>
-    <w:p>
-      <w:pPr>
-        <w:numPr>
-          <w:ilvl w:val="0"/>
-          <w:numId w:val="29"/>
+          <w:numId w:val="12"/>
+        </w:numPr>
+        <w:rPr>
+          <w:lang w:val="it-IT"/>
+        </w:rPr>
+      </w:pPr>
+      <w:r>
+        <w:rPr>
+          <w:lang w:val="it-IT"/>
+        </w:rPr>
+        <w:t>Le celle con forageDensity si rigenerano lentamente nel tempo (es. una piccola frazione al giorno).</w:t>
+      </w:r>
+    </w:p>
+    <w:p>
+      <w:pPr>
+        <w:numPr>
+          <w:ilvl w:val="0"/>
+          <w:numId w:val="12"/>
         </w:numPr>
         <w:rPr>
           <w:lang w:val="it-IT"/>
@@ -2407,7 +2630,7 @@
       <w:pPr>
         <w:numPr>
           <w:ilvl w:val="0"/>
-          <w:numId w:val="29"/>
+          <w:numId w:val="12"/>
         </w:numPr>
         <w:rPr>
           <w:lang w:val="it-IT"/>
@@ -2425,24 +2648,17 @@
         <w:pStyle w:val="ListParagraph"/>
         <w:numPr>
           <w:ilvl w:val="0"/>
-          <w:numId w:val="29"/>
-        </w:numPr>
-        <w:rPr>
-          <w:lang w:val="it-IT" w:eastAsia="en-GB"/>
-        </w:rPr>
-      </w:pPr>
-      <w:r>
-        <w:rPr>
-          <w:lang w:val="it-IT" w:eastAsia="en-GB"/>
-        </w:rPr>
-        <w:t xml:space="preserve">Nota: la rigenerazione qui implementata sarà una versione semplificata e temporanea. In futuro sarà legata alla tipologia di terreno e seguirà una curva di crescita più realistica </w:t>
-      </w:r>
-      <w:r>
-        <w:rPr>
-          <w:lang w:val="it-IT" w:eastAsia="en-GB"/>
-        </w:rPr>
-        <w:lastRenderedPageBreak/>
-        <w:t>(rigenerazione più rapida a densità più alte). I valori attuali andranno poi bilanciati tramite il pannello di debug (Batch 6).</w:t>
+          <w:numId w:val="12"/>
+        </w:numPr>
+        <w:rPr>
+          <w:lang w:val="it-IT" w:eastAsia="en-GB"/>
+        </w:rPr>
+      </w:pPr>
+      <w:r>
+        <w:rPr>
+          <w:lang w:val="it-IT" w:eastAsia="en-GB"/>
+        </w:rPr>
+        <w:t>Nota: la rigenerazione qui implementata sarà una versione semplificata e temporanea. In futuro sarà legata alla tipologia di terreno e seguirà una curva di crescita più realistica (rigenerazione più rapida a densità più alte). I valori attuali andranno poi bilanciati tramite il pannello di debug (Batch 6).</w:t>
       </w:r>
     </w:p>
     <w:p>
@@ -2475,7 +2691,7 @@
       <w:pPr>
         <w:numPr>
           <w:ilvl w:val="0"/>
-          <w:numId w:val="30"/>
+          <w:numId w:val="13"/>
         </w:numPr>
         <w:rPr>
           <w:lang w:val="it-IT"/>
@@ -2492,7 +2708,7 @@
       <w:pPr>
         <w:numPr>
           <w:ilvl w:val="0"/>
-          <w:numId w:val="30"/>
+          <w:numId w:val="13"/>
         </w:numPr>
         <w:rPr>
           <w:lang w:val="it-IT"/>
@@ -2509,7 +2725,7 @@
       <w:pPr>
         <w:numPr>
           <w:ilvl w:val="0"/>
-          <w:numId w:val="30"/>
+          <w:numId w:val="13"/>
         </w:numPr>
         <w:rPr>
           <w:lang w:val="it-IT"/>
@@ -2526,7 +2742,7 @@
       <w:pPr>
         <w:numPr>
           <w:ilvl w:val="0"/>
-          <w:numId w:val="30"/>
+          <w:numId w:val="13"/>
         </w:numPr>
         <w:rPr>
           <w:lang w:val="it-IT"/>
@@ -2543,7 +2759,7 @@
       <w:pPr>
         <w:numPr>
           <w:ilvl w:val="0"/>
-          <w:numId w:val="30"/>
+          <w:numId w:val="13"/>
         </w:numPr>
         <w:rPr>
           <w:lang w:val="it-IT"/>
@@ -2575,11 +2791,6 @@
     </w:p>
     <w:p>
       <w:pPr>
-        <w:pStyle w:val="ListParagraph"/>
-        <w:numPr>
-          <w:ilvl w:val="0"/>
-          <w:numId w:val="41"/>
-        </w:numPr>
         <w:rPr>
           <w:b/>
           <w:bCs/>
@@ -2588,43 +2799,11 @@
       </w:pPr>
       <w:r>
         <w:rPr>
-          <w:lang w:val="it-IT"/>
-        </w:rPr>
-        <w:t xml:space="preserve">Tool per disegnare la mappa (apporre foreste, pesci, </w:t>
-      </w:r>
-      <w:proofErr w:type="spellStart"/>
-      <w:r>
-        <w:rPr>
-          <w:lang w:val="it-IT"/>
-        </w:rPr>
-        <w:t>gathering</w:t>
-      </w:r>
-      <w:proofErr w:type="spellEnd"/>
-      <w:r>
-        <w:rPr>
-          <w:lang w:val="it-IT"/>
-        </w:rPr>
-        <w:t xml:space="preserve"> food ecc. con dei pennelli) [è forse troppo presto]</w:t>
-      </w:r>
-    </w:p>
-    <w:p>
-      <w:pPr>
-        <w:pStyle w:val="ListParagraph"/>
-        <w:numPr>
-          <w:ilvl w:val="0"/>
-          <w:numId w:val="41"/>
-        </w:numPr>
-        <w:rPr>
           <w:b/>
           <w:bCs/>
           <w:lang w:val="it-IT"/>
         </w:rPr>
-      </w:pPr>
-      <w:r>
-        <w:rPr>
-          <w:lang w:val="it-IT"/>
-        </w:rPr>
-        <w:t>Creazione di algoritmo per creazione foreste e cibo in base a tipologia terreno delle celle [anche questo forse da vedere più avanti]</w:t>
+        <w:t>DA RIORGANIZZARE E RIPRIOTIZZARE IN BASE A QUELLO CHE HA SENSO E NON E’ troppo complicato</w:t>
       </w:r>
     </w:p>
     <w:p>
@@ -2632,7 +2811,7 @@
         <w:pStyle w:val="ListParagraph"/>
         <w:numPr>
           <w:ilvl w:val="0"/>
-          <w:numId w:val="41"/>
+          <w:numId w:val="19"/>
         </w:numPr>
         <w:rPr>
           <w:b/>
@@ -2644,27 +2823,7 @@
         <w:rPr>
           <w:lang w:val="it-IT"/>
         </w:rPr>
-        <w:t>Non abbiamo minimamente lavorato sulla tipologia del terreno (montagna, acqua, acqua profonda, collina, pianura) e le caratteristiche di esso (foresta, erba ecc.). Questo perché sulla base del tipo di terreno poi dipende il cibo (la pesca è solo nelle acque, le aree di pianura con erba vicino ai fiumi hanno più cibo ecc.). Da forse vedere subito dopo MVP1?</w:t>
-      </w:r>
-      <w:r>
-        <w:rPr>
-          <w:lang w:val="it-IT"/>
-        </w:rPr>
-        <w:t xml:space="preserve"> Implementiamo già diversi </w:t>
-      </w:r>
-      <w:proofErr w:type="spellStart"/>
-      <w:r>
-        <w:rPr>
-          <w:lang w:val="it-IT"/>
-        </w:rPr>
-        <w:t>layer</w:t>
-      </w:r>
-      <w:proofErr w:type="spellEnd"/>
-      <w:r>
-        <w:rPr>
-          <w:lang w:val="it-IT"/>
-        </w:rPr>
-        <w:t xml:space="preserve"> di visualizzazione (terreno, cibo, risorse varie ecc.)?</w:t>
+        <w:t>Tool per disegnare la mappa (apporre foreste, pesci, gathering food ecc. con dei pennelli) [è forse troppo presto]</w:t>
       </w:r>
     </w:p>
     <w:p>
@@ -2672,1191 +2831,109 @@
         <w:pStyle w:val="ListParagraph"/>
         <w:numPr>
           <w:ilvl w:val="0"/>
-          <w:numId w:val="41"/>
-        </w:numPr>
-        <w:rPr>
-          <w:lang w:val="it-IT" w:eastAsia="en-GB"/>
-        </w:rPr>
-      </w:pPr>
-      <w:r>
-        <w:rPr>
-          <w:lang w:val="it-IT" w:eastAsia="en-GB"/>
-        </w:rPr>
-        <w:t>Spedizioni multi-pop con dinamiche di coesione interna (es. conflitti o collaborazioni tra individui di etnie/religioni diverse nello stesso gruppo).</w:t>
-      </w:r>
-    </w:p>
-    <w:p>
-      <w:pPr>
-        <w:pStyle w:val="ListParagraph"/>
-        <w:numPr>
-          <w:ilvl w:val="0"/>
-          <w:numId w:val="41"/>
-        </w:numPr>
-        <w:rPr>
-          <w:lang w:val="it-IT" w:eastAsia="en-GB"/>
-        </w:rPr>
-      </w:pPr>
-      <w:r>
-        <w:rPr>
-          <w:lang w:val="it-IT" w:eastAsia="en-GB"/>
-        </w:rPr>
-        <w:t>Campo base che si sposta fisicamente sulla mappa durante le migrazioni o il nomadismo, e conseguente aggiornamento del punto di ritorno per le spedizioni attive.</w:t>
-      </w:r>
-    </w:p>
-    <w:p>
-      <w:pPr>
-        <w:pStyle w:val="ListParagraph"/>
-        <w:numPr>
-          <w:ilvl w:val="0"/>
-          <w:numId w:val="41"/>
-        </w:numPr>
-        <w:rPr>
-          <w:lang w:val="it-IT" w:eastAsia="en-GB"/>
-        </w:rPr>
-      </w:pPr>
-      <w:r>
-        <w:rPr>
-          <w:lang w:val="it-IT" w:eastAsia="en-GB"/>
-        </w:rPr>
-        <w:t>Rotazione automatica delle aree di raccolta da parte delle spedizioni, per evitare l'impoverimento permanente di una singola zona (comportamento di raccolta più conservativo e sostenibile).</w:t>
-      </w:r>
-    </w:p>
-    <w:p>
-      <w:pPr>
-        <w:pStyle w:val="ListParagraph"/>
-        <w:numPr>
-          <w:ilvl w:val="0"/>
-          <w:numId w:val="41"/>
-        </w:numPr>
-        <w:rPr>
-          <w:lang w:val="it-IT" w:eastAsia="en-GB"/>
-        </w:rPr>
-      </w:pPr>
-      <w:r>
-        <w:rPr>
-          <w:lang w:val="it-IT" w:eastAsia="en-GB"/>
-        </w:rPr>
-        <w:t>Algoritmo di raccolta con priorità alle celle a media densità (es. 0.4-0.7) per massimizzare la rigenerazione complessiva dell'area.</w:t>
-      </w:r>
-    </w:p>
-    <w:p>
-      <w:pPr>
-        <w:pStyle w:val="ListParagraph"/>
-        <w:numPr>
-          <w:ilvl w:val="0"/>
-          <w:numId w:val="41"/>
-        </w:numPr>
-        <w:rPr>
-          <w:lang w:val="it-IT" w:eastAsia="en-GB"/>
-        </w:rPr>
-      </w:pPr>
-      <w:r>
-        <w:rPr>
-          <w:lang w:val="it-IT" w:eastAsia="en-GB"/>
-        </w:rPr>
-        <w:t>Rigenerazione e “fertilità” celle sulla base anche del terreno</w:t>
-      </w:r>
-    </w:p>
-    <w:p>
-      <w:pPr>
-        <w:pStyle w:val="ListParagraph"/>
-        <w:numPr>
-          <w:ilvl w:val="0"/>
-          <w:numId w:val="41"/>
-        </w:numPr>
-        <w:rPr>
-          <w:lang w:val="it-IT" w:eastAsia="en-GB"/>
-        </w:rPr>
-      </w:pPr>
-      <w:r>
-        <w:rPr>
-          <w:lang w:val="it-IT" w:eastAsia="en-GB"/>
-        </w:rPr>
-        <w:t xml:space="preserve">Meccaniche di frizione/resistenza al cambio di pop della popolazione (o che si evolve nel tempo e inizialmente la basiamo solo sul sesso, tipo uomini giovani infelice se assegnati a </w:t>
-      </w:r>
-      <w:proofErr w:type="spellStart"/>
-      <w:r>
-        <w:rPr>
-          <w:lang w:val="it-IT" w:eastAsia="en-GB"/>
-        </w:rPr>
-        <w:t>gathering</w:t>
-      </w:r>
-      <w:proofErr w:type="spellEnd"/>
-      <w:r>
-        <w:rPr>
-          <w:lang w:val="it-IT" w:eastAsia="en-GB"/>
-        </w:rPr>
-        <w:t xml:space="preserve"> perché disonorevole). Da capire come fare distinzione popolazione per sesso ma soprattutto per età senza dover monitorare ogni singolo abitante</w:t>
-      </w:r>
-    </w:p>
-    <w:p>
-      <w:pPr>
-        <w:pStyle w:val="ListParagraph"/>
-        <w:numPr>
-          <w:ilvl w:val="0"/>
-          <w:numId w:val="41"/>
-        </w:numPr>
-        <w:rPr>
-          <w:lang w:val="it-IT" w:eastAsia="en-GB"/>
-        </w:rPr>
-      </w:pPr>
-      <w:r>
-        <w:rPr>
-          <w:lang w:val="it-IT" w:eastAsia="en-GB"/>
-        </w:rPr>
-        <w:t>Icone diverse per tipologia di pop con di fianco barre informative (tipo provviste o che)</w:t>
-      </w:r>
-    </w:p>
-    <w:p>
-      <w:pPr>
-        <w:pStyle w:val="ListParagraph"/>
-        <w:numPr>
-          <w:ilvl w:val="0"/>
-          <w:numId w:val="41"/>
-        </w:numPr>
-        <w:rPr>
-          <w:lang w:val="it-IT" w:eastAsia="en-GB"/>
-        </w:rPr>
-      </w:pPr>
-      <w:r>
-        <w:rPr>
-          <w:lang w:val="it-IT" w:eastAsia="en-GB"/>
-        </w:rPr>
-        <w:t>Giocatore seleziona manualmente il numero di pop da mandare in spedizione (con anche tasti rapidi di scelta)</w:t>
-      </w:r>
-    </w:p>
-    <w:p>
-      <w:pPr>
-        <w:pStyle w:val="ListParagraph"/>
-        <w:numPr>
-          <w:ilvl w:val="0"/>
-          <w:numId w:val="41"/>
-        </w:numPr>
-        <w:rPr>
-          <w:lang w:val="it-IT" w:eastAsia="en-GB"/>
-        </w:rPr>
-      </w:pPr>
-      <w:r>
-        <w:rPr>
-          <w:lang w:val="it-IT" w:eastAsia="en-GB"/>
-        </w:rPr>
-        <w:lastRenderedPageBreak/>
-        <w:t>Aggiungere crescita demografica: più cibo c’è, più la popolazione cresce. Se cibo scarseggia, aumenta il tasso di morte. Se spedizione finisce scorte, iniziano a morire o a consumare cibo raccolto</w:t>
-      </w:r>
-    </w:p>
-    <w:p>
-      <w:pPr>
-        <w:pStyle w:val="ListParagraph"/>
-        <w:numPr>
-          <w:ilvl w:val="0"/>
-          <w:numId w:val="41"/>
-        </w:numPr>
-        <w:rPr>
-          <w:lang w:val="it-IT" w:eastAsia="en-GB"/>
-        </w:rPr>
-      </w:pPr>
-      <w:r>
-        <w:rPr>
-          <w:lang w:val="it-IT" w:eastAsia="en-GB"/>
-        </w:rPr>
-        <w:t xml:space="preserve">Da ragionare: in che contesto siamo, quale è la narrativa? Che anno di partenza e con che tecnologie? In quanti anni arrivare a creare una città, in modo che il gioco non risulti troppo lento e noioso all’inizio (ma senza nemmeno fare come </w:t>
-      </w:r>
-      <w:proofErr w:type="spellStart"/>
-      <w:r>
-        <w:rPr>
-          <w:lang w:val="it-IT" w:eastAsia="en-GB"/>
-        </w:rPr>
-        <w:t>civilization</w:t>
-      </w:r>
-      <w:proofErr w:type="spellEnd"/>
-      <w:r>
-        <w:rPr>
-          <w:lang w:val="it-IT" w:eastAsia="en-GB"/>
-        </w:rPr>
-        <w:t xml:space="preserve"> che dura questa età come una roba da 10 minuti). Vogliamo fare che in realtà è un gruppo di superstiti che riparte e recupera le tecnologie già apprese? In che anni? Vogliamo fare un gioco diverso per era (quindi tipo qui con meccaniche più stilizzate) tipo come fa spore? Vogliamo andare sul lungo termine come </w:t>
-      </w:r>
-      <w:proofErr w:type="spellStart"/>
-      <w:r>
-        <w:rPr>
-          <w:lang w:val="it-IT" w:eastAsia="en-GB"/>
-        </w:rPr>
-        <w:t>civilization</w:t>
-      </w:r>
-      <w:proofErr w:type="spellEnd"/>
-      <w:r>
-        <w:rPr>
-          <w:lang w:val="it-IT" w:eastAsia="en-GB"/>
-        </w:rPr>
-        <w:t xml:space="preserve"> 4 </w:t>
-      </w:r>
-      <w:proofErr w:type="spellStart"/>
-      <w:r>
-        <w:rPr>
-          <w:lang w:val="it-IT" w:eastAsia="en-GB"/>
-        </w:rPr>
-        <w:t>cavemen</w:t>
-      </w:r>
-      <w:proofErr w:type="spellEnd"/>
-      <w:r>
-        <w:rPr>
-          <w:lang w:val="it-IT" w:eastAsia="en-GB"/>
-        </w:rPr>
-        <w:t xml:space="preserve"> to </w:t>
-      </w:r>
-      <w:proofErr w:type="spellStart"/>
-      <w:r>
-        <w:rPr>
-          <w:lang w:val="it-IT" w:eastAsia="en-GB"/>
-        </w:rPr>
-        <w:t>cosmos</w:t>
-      </w:r>
-      <w:proofErr w:type="spellEnd"/>
-      <w:r>
-        <w:rPr>
-          <w:lang w:val="it-IT" w:eastAsia="en-GB"/>
-        </w:rPr>
-        <w:t xml:space="preserve"> e quindi comunque rendere intriganti le meccaniche di sopravvivenza della tribù (e praticamente fare solo un gioco su questo, magari come primo titolo di una serie)</w:t>
-      </w:r>
-    </w:p>
-    <w:p>
-      <w:pPr>
-        <w:pStyle w:val="ListParagraph"/>
-        <w:numPr>
-          <w:ilvl w:val="0"/>
-          <w:numId w:val="41"/>
-        </w:numPr>
-        <w:rPr>
-          <w:lang w:val="it-IT" w:eastAsia="en-GB"/>
-        </w:rPr>
-      </w:pPr>
-      <w:r>
-        <w:rPr>
-          <w:lang w:val="it-IT" w:eastAsia="en-GB"/>
-        </w:rPr>
-        <w:t>Ragionare sull’acqua</w:t>
-      </w:r>
-    </w:p>
-    <w:p>
-      <w:pPr>
-        <w:pStyle w:val="ListParagraph"/>
-        <w:numPr>
-          <w:ilvl w:val="0"/>
-          <w:numId w:val="41"/>
-        </w:numPr>
-        <w:rPr>
-          <w:lang w:val="it-IT" w:eastAsia="en-GB"/>
-        </w:rPr>
-      </w:pPr>
-      <w:r>
-        <w:rPr>
-          <w:lang w:val="it-IT" w:eastAsia="en-GB"/>
-        </w:rPr>
-        <w:t xml:space="preserve">Basare lo sviluppo su: tecnologie </w:t>
-      </w:r>
-      <w:proofErr w:type="spellStart"/>
-      <w:r>
-        <w:rPr>
-          <w:lang w:val="it-IT" w:eastAsia="en-GB"/>
-        </w:rPr>
-        <w:t>cavemen</w:t>
-      </w:r>
-      <w:proofErr w:type="spellEnd"/>
-      <w:r>
-        <w:rPr>
-          <w:lang w:val="it-IT" w:eastAsia="en-GB"/>
-        </w:rPr>
-        <w:t xml:space="preserve"> 2 to </w:t>
-      </w:r>
-      <w:proofErr w:type="spellStart"/>
-      <w:r>
-        <w:rPr>
-          <w:lang w:val="it-IT" w:eastAsia="en-GB"/>
-        </w:rPr>
-        <w:t>cosmos</w:t>
-      </w:r>
-      <w:proofErr w:type="spellEnd"/>
-      <w:r>
-        <w:rPr>
-          <w:lang w:val="it-IT" w:eastAsia="en-GB"/>
-        </w:rPr>
-        <w:t xml:space="preserve"> con edifici e unità e meccaniche intorno e link di timeline del progresso (wiki e altri link se funzionano)</w:t>
-      </w:r>
-    </w:p>
-    <w:p>
-      <w:pPr>
-        <w:pStyle w:val="ListParagraph"/>
-        <w:numPr>
-          <w:ilvl w:val="0"/>
-          <w:numId w:val="41"/>
-        </w:numPr>
-        <w:rPr>
-          <w:lang w:val="it-IT" w:eastAsia="en-GB"/>
-        </w:rPr>
-      </w:pPr>
-      <w:r>
-        <w:rPr>
-          <w:lang w:val="it-IT" w:eastAsia="en-GB"/>
-        </w:rPr>
-        <w:t xml:space="preserve">Aggiungere caricamento JSON da Excel per impostare i valori in </w:t>
-      </w:r>
-      <w:proofErr w:type="spellStart"/>
-      <w:r>
-        <w:rPr>
-          <w:lang w:val="it-IT" w:eastAsia="en-GB"/>
-        </w:rPr>
-        <w:t>config</w:t>
-      </w:r>
-      <w:proofErr w:type="spellEnd"/>
-    </w:p>
-    <w:p>
-      <w:pPr>
-        <w:pStyle w:val="ListParagraph"/>
-        <w:numPr>
-          <w:ilvl w:val="0"/>
-          <w:numId w:val="41"/>
-        </w:numPr>
-        <w:rPr>
-          <w:lang w:val="it-IT" w:eastAsia="en-GB"/>
-        </w:rPr>
-      </w:pPr>
-      <w:r>
-        <w:rPr>
-          <w:lang w:val="it-IT" w:eastAsia="en-GB"/>
-        </w:rPr>
-        <w:t>Creare script per simulazioni montecarlo</w:t>
-      </w:r>
-      <w:r>
-        <w:rPr>
-          <w:lang w:val="it-IT" w:eastAsia="en-GB"/>
-        </w:rPr>
-        <w:t>. Da simulare in montecarlo il cambio cella e la quantità di provviste da prendere, ma magari non deve sempre essere perfetto ma dipendere dall’esperienza (dei singoli, della civiltà/città/comunità, del livello tecnologico?)</w:t>
-      </w:r>
-    </w:p>
-    <w:p>
-      <w:pPr>
-        <w:rPr>
-          <w:lang w:val="it-IT"/>
-        </w:rPr>
-      </w:pPr>
-      <w:r>
+          <w:numId w:val="19"/>
+        </w:numPr>
         <w:rPr>
           <w:b/>
           <w:bCs/>
           <w:lang w:val="it-IT"/>
         </w:rPr>
-        <w:t>MVP2 – Diversificazione delle fonti di cibo (caccia e pesca)</w:t>
-      </w:r>
-    </w:p>
-    <w:p>
-      <w:pPr>
-        <w:rPr>
-          <w:lang w:val="it-IT"/>
-        </w:rPr>
-      </w:pPr>
-      <w:r>
-        <w:rPr>
-          <w:lang w:val="it-IT"/>
-        </w:rPr>
-        <w:t>MVP2 introduce i branchi mobili (grandi animali) e la pesca in acque interne. Il giocatore impara a diversificare le fonti di cibo oltre alla raccolta vegetale. La caccia richiede movimento attivo (inseguire il branco), mentre la pesca è stanziale ma limitata alle celle d'acqua.</w:t>
-      </w:r>
-    </w:p>
-    <w:p>
-      <w:r>
-        <w:t xml:space="preserve">Nuova </w:t>
-      </w:r>
-      <w:proofErr w:type="spellStart"/>
-      <w:r>
-        <w:t>definizione</w:t>
-      </w:r>
-      <w:proofErr w:type="spellEnd"/>
-      <w:r>
-        <w:t>:</w:t>
-      </w:r>
-    </w:p>
-    <w:p>
-      <w:pPr>
-        <w:numPr>
-          <w:ilvl w:val="0"/>
-          <w:numId w:val="31"/>
-        </w:numPr>
-        <w:rPr>
-          <w:lang w:val="it-IT"/>
-        </w:rPr>
-      </w:pPr>
-      <w:r>
-        <w:rPr>
-          <w:lang w:val="it-IT"/>
-        </w:rPr>
-        <w:t>Branchi di grandi animali appaiono sulla mappa come entità mobili. Ogni branco ha una specie, un numero di capi, un habitat preferito e un tasso di riproduzione.</w:t>
-      </w:r>
-    </w:p>
-    <w:p>
-      <w:pPr>
-        <w:numPr>
-          <w:ilvl w:val="0"/>
-          <w:numId w:val="31"/>
-        </w:numPr>
-        <w:rPr>
-          <w:lang w:val="it-IT"/>
-        </w:rPr>
-      </w:pPr>
-      <w:r>
-        <w:rPr>
-          <w:lang w:val="it-IT"/>
-        </w:rPr>
-        <w:t>Il giocatore può assegnare un pop alla caccia: deve avvicinarsi al branco, e ogni ciclo di caccia riduce i capi e produce carne e pelli. Se il branco scende sotto una soglia, si estingue localmente.</w:t>
-      </w:r>
-    </w:p>
-    <w:p>
-      <w:pPr>
-        <w:numPr>
-          <w:ilvl w:val="0"/>
-          <w:numId w:val="31"/>
-        </w:numPr>
-        <w:rPr>
-          <w:lang w:val="it-IT"/>
-        </w:rPr>
-      </w:pPr>
-      <w:r>
-        <w:rPr>
-          <w:lang w:val="it-IT"/>
-        </w:rPr>
-        <w:t xml:space="preserve">Nelle celle che intersecano fiumi o laghi, il </w:t>
-      </w:r>
-      <w:proofErr w:type="spellStart"/>
-      <w:r>
-        <w:rPr>
-          <w:lang w:val="it-IT"/>
-        </w:rPr>
-        <w:t>layer</w:t>
-      </w:r>
-      <w:proofErr w:type="spellEnd"/>
-      <w:r>
-        <w:rPr>
-          <w:lang w:val="it-IT"/>
-        </w:rPr>
-        <w:t xml:space="preserve"> </w:t>
-      </w:r>
-      <w:proofErr w:type="spellStart"/>
-      <w:r>
-        <w:rPr>
-          <w:lang w:val="it-IT"/>
-        </w:rPr>
-        <w:t>fishDensity</w:t>
-      </w:r>
-      <w:proofErr w:type="spellEnd"/>
-      <w:r>
-        <w:rPr>
-          <w:lang w:val="it-IT"/>
-        </w:rPr>
-        <w:t xml:space="preserve"> permette la pesca. Funziona come la raccolta vegetale (riduce densità, si rigenera), ma solo in acqua.</w:t>
-      </w:r>
-    </w:p>
-    <w:p>
-      <w:pPr>
-        <w:numPr>
-          <w:ilvl w:val="0"/>
-          <w:numId w:val="31"/>
-        </w:numPr>
-        <w:rPr>
-          <w:lang w:val="it-IT"/>
-        </w:rPr>
-      </w:pPr>
-      <w:r>
-        <w:rPr>
-          <w:lang w:val="it-IT"/>
-        </w:rPr>
-        <w:t>L'interfaccia mostra le nuove risorse (carne, pesce) accanto al cibo vegetale. Per ora tutte valgono come "cibo", ma vengono registrate separatamente per usi futuri.</w:t>
-      </w:r>
-    </w:p>
-    <w:p>
-      <w:pPr>
-        <w:numPr>
-          <w:ilvl w:val="0"/>
-          <w:numId w:val="31"/>
-        </w:numPr>
-        <w:rPr>
-          <w:lang w:val="it-IT"/>
-        </w:rPr>
-      </w:pPr>
-      <w:r>
-        <w:rPr>
-          <w:lang w:val="it-IT"/>
-        </w:rPr>
-        <w:t>Meccanica: la caccia è più redditizia ma richiede inseguimento e può esaurire i branchi. La pesca è stabile ma limitata geograficamente. Il giocatore deve decidere come allocare i pop tra raccolta, caccia e pesca.</w:t>
-      </w:r>
-    </w:p>
-    <w:p>
-      <w:pPr>
-        <w:rPr>
-          <w:lang w:val="it-IT"/>
-        </w:rPr>
-      </w:pPr>
-      <w:r>
+      </w:pPr>
+      <w:r>
+        <w:rPr>
+          <w:lang w:val="it-IT"/>
+        </w:rPr>
+        <w:lastRenderedPageBreak/>
+        <w:t>Moltiplicatore provisions (dare + o – provisions alle spedizioni)</w:t>
+      </w:r>
+    </w:p>
+    <w:p>
+      <w:pPr>
+        <w:pStyle w:val="ListParagraph"/>
+        <w:numPr>
+          <w:ilvl w:val="0"/>
+          <w:numId w:val="19"/>
+        </w:numPr>
         <w:rPr>
           <w:b/>
           <w:bCs/>
           <w:lang w:val="it-IT"/>
         </w:rPr>
-        <w:lastRenderedPageBreak/>
-        <w:t xml:space="preserve">MVP3 – Raccolta legna, lavorazione e </w:t>
-      </w:r>
-      <w:r>
+      </w:pPr>
+      <w:r>
+        <w:rPr>
+          <w:lang w:val="it-IT"/>
+        </w:rPr>
+        <w:t>Consumo di cibo, provisions, velocità ed efficacia spedizione in base a chi la compone (uomini, donne ecc.)</w:t>
+      </w:r>
+    </w:p>
+    <w:p>
+      <w:pPr>
+        <w:pStyle w:val="ListParagraph"/>
+        <w:numPr>
+          <w:ilvl w:val="0"/>
+          <w:numId w:val="19"/>
+        </w:numPr>
         <w:rPr>
           <w:b/>
           <w:bCs/>
           <w:lang w:val="it-IT"/>
         </w:rPr>
-        <w:t>strumenti</w:t>
-      </w:r>
-    </w:p>
-    <w:p>
-      <w:pPr>
-        <w:rPr>
-          <w:lang w:val="it-IT"/>
-        </w:rPr>
-      </w:pPr>
-      <w:r>
-        <w:rPr>
-          <w:lang w:val="it-IT"/>
-        </w:rPr>
-        <w:t xml:space="preserve">MVP3 introduce il </w:t>
-      </w:r>
-      <w:proofErr w:type="spellStart"/>
-      <w:r>
-        <w:rPr>
-          <w:lang w:val="it-IT"/>
-        </w:rPr>
-        <w:t>layer</w:t>
-      </w:r>
-      <w:proofErr w:type="spellEnd"/>
-      <w:r>
-        <w:rPr>
-          <w:lang w:val="it-IT"/>
-        </w:rPr>
-        <w:t xml:space="preserve"> </w:t>
-      </w:r>
-      <w:proofErr w:type="spellStart"/>
-      <w:r>
-        <w:rPr>
-          <w:lang w:val="it-IT"/>
-        </w:rPr>
-        <w:t>forestDensity</w:t>
-      </w:r>
-      <w:proofErr w:type="spellEnd"/>
-      <w:r>
-        <w:rPr>
-          <w:lang w:val="it-IT"/>
-        </w:rPr>
-        <w:t xml:space="preserve"> e la raccolta di legna. Poi la lavorazione (legna → </w:t>
-      </w:r>
-      <w:r>
-        <w:rPr>
-          <w:lang w:val="it-IT"/>
-        </w:rPr>
-        <w:t>tool</w:t>
-      </w:r>
-      <w:r>
-        <w:rPr>
-          <w:lang w:val="it-IT"/>
-        </w:rPr>
-        <w:t xml:space="preserve">) </w:t>
-      </w:r>
-      <w:r>
-        <w:rPr>
-          <w:lang w:val="it-IT"/>
-        </w:rPr>
-        <w:t>per migliorare la caccia e la raccolta di cibo in generale</w:t>
-      </w:r>
-      <w:r>
-        <w:rPr>
-          <w:lang w:val="it-IT"/>
-        </w:rPr>
-        <w:t xml:space="preserve">. L'ordine logico è: risorsa grezza, lavorazione, </w:t>
-      </w:r>
-      <w:r>
-        <w:rPr>
-          <w:lang w:val="it-IT"/>
-        </w:rPr>
-        <w:t>tool</w:t>
-      </w:r>
-      <w:r>
-        <w:rPr>
-          <w:lang w:val="it-IT"/>
-        </w:rPr>
-        <w:t>.</w:t>
-      </w:r>
-    </w:p>
-    <w:p>
-      <w:pPr>
-        <w:rPr>
-          <w:lang w:val="it-IT"/>
-        </w:rPr>
-      </w:pPr>
-      <w:r>
-        <w:rPr>
-          <w:lang w:val="it-IT"/>
-        </w:rPr>
-        <w:t>DA RICORDARE A DEEPSEEK: controllare e confermare che gli strumenti in legna vennero prima di quelli in pietra.</w:t>
-      </w:r>
-    </w:p>
-    <w:p>
-      <w:pPr>
-        <w:rPr>
-          <w:lang w:val="it-IT"/>
-        </w:rPr>
-      </w:pPr>
-      <w:r>
-        <w:rPr>
-          <w:lang w:val="it-IT"/>
-        </w:rPr>
-        <w:t>Nuova definizione:</w:t>
-      </w:r>
-    </w:p>
-    <w:p>
-      <w:pPr>
-        <w:numPr>
-          <w:ilvl w:val="0"/>
-          <w:numId w:val="32"/>
-        </w:numPr>
-        <w:rPr>
-          <w:lang w:val="it-IT"/>
-        </w:rPr>
-      </w:pPr>
-      <w:r>
-        <w:rPr>
-          <w:lang w:val="it-IT"/>
-        </w:rPr>
-        <w:t xml:space="preserve">Attivazione del </w:t>
-      </w:r>
-      <w:proofErr w:type="spellStart"/>
-      <w:r>
-        <w:rPr>
-          <w:lang w:val="it-IT"/>
-        </w:rPr>
-        <w:t>layer</w:t>
-      </w:r>
-      <w:proofErr w:type="spellEnd"/>
-      <w:r>
-        <w:rPr>
-          <w:lang w:val="it-IT"/>
-        </w:rPr>
-        <w:t xml:space="preserve"> </w:t>
-      </w:r>
-      <w:proofErr w:type="spellStart"/>
-      <w:r>
-        <w:rPr>
-          <w:lang w:val="it-IT"/>
-        </w:rPr>
-        <w:t>forestDensity</w:t>
-      </w:r>
-      <w:proofErr w:type="spellEnd"/>
-      <w:r>
-        <w:rPr>
-          <w:lang w:val="it-IT"/>
-        </w:rPr>
-        <w:t xml:space="preserve"> sulla griglia. Le foreste sono visivamente distinguibili (verde scuro). La raccolta di legna riduce la densità localmente, come per il </w:t>
-      </w:r>
-      <w:proofErr w:type="spellStart"/>
-      <w:r>
-        <w:rPr>
-          <w:lang w:val="it-IT"/>
-        </w:rPr>
-        <w:t>forage</w:t>
-      </w:r>
-      <w:proofErr w:type="spellEnd"/>
-      <w:r>
-        <w:rPr>
-          <w:lang w:val="it-IT"/>
-        </w:rPr>
-        <w:t>.</w:t>
-      </w:r>
-    </w:p>
-    <w:p>
-      <w:pPr>
-        <w:numPr>
-          <w:ilvl w:val="0"/>
-          <w:numId w:val="32"/>
-        </w:numPr>
-        <w:rPr>
-          <w:lang w:val="it-IT"/>
-        </w:rPr>
-      </w:pPr>
-      <w:r>
-        <w:rPr>
-          <w:lang w:val="it-IT"/>
-        </w:rPr>
-        <w:t>Il giocatore può assegnare pop alla raccolta di legna. La legna grezza viene trasportata all'accampamento.</w:t>
-      </w:r>
-    </w:p>
-    <w:p>
-      <w:pPr>
-        <w:numPr>
-          <w:ilvl w:val="0"/>
-          <w:numId w:val="32"/>
-        </w:numPr>
-        <w:rPr>
-          <w:lang w:val="it-IT"/>
-        </w:rPr>
-      </w:pPr>
-      <w:r>
-        <w:rPr>
-          <w:lang w:val="it-IT"/>
-        </w:rPr>
-        <w:t xml:space="preserve">Introduzione della lavorazione: la legna grezza può essere trasformata in </w:t>
-      </w:r>
-      <w:r>
-        <w:rPr>
-          <w:lang w:val="it-IT"/>
-        </w:rPr>
-        <w:t>tool</w:t>
-      </w:r>
-      <w:r>
-        <w:rPr>
-          <w:lang w:val="it-IT"/>
-        </w:rPr>
-        <w:t xml:space="preserve"> (azione "lavora legna" al campo). </w:t>
-      </w:r>
-    </w:p>
-    <w:p>
-      <w:pPr>
-        <w:numPr>
-          <w:ilvl w:val="0"/>
-          <w:numId w:val="32"/>
-        </w:numPr>
-        <w:rPr>
-          <w:lang w:val="it-IT"/>
-        </w:rPr>
-      </w:pPr>
-      <w:r>
-        <w:rPr>
-          <w:lang w:val="it-IT"/>
-        </w:rPr>
-        <w:t xml:space="preserve">Costruzione </w:t>
-      </w:r>
-      <w:r>
-        <w:rPr>
-          <w:lang w:val="it-IT"/>
-        </w:rPr>
-        <w:t>dei tool</w:t>
-      </w:r>
-      <w:r>
-        <w:rPr>
-          <w:lang w:val="it-IT"/>
-        </w:rPr>
-        <w:t xml:space="preserve">: consuma </w:t>
-      </w:r>
-      <w:r>
-        <w:rPr>
-          <w:lang w:val="it-IT"/>
-        </w:rPr>
-        <w:t>legna</w:t>
-      </w:r>
-      <w:r>
-        <w:rPr>
-          <w:lang w:val="it-IT"/>
-        </w:rPr>
-        <w:t xml:space="preserve">. </w:t>
-      </w:r>
-      <w:r>
-        <w:rPr>
-          <w:lang w:val="it-IT"/>
-        </w:rPr>
-        <w:t>I tool possono essere armi per la caccia, la pesca o bastoni/ceste per migliorare la raccolta delle bacche</w:t>
-      </w:r>
-    </w:p>
-    <w:p>
-      <w:pPr>
-        <w:numPr>
-          <w:ilvl w:val="0"/>
-          <w:numId w:val="32"/>
-        </w:numPr>
-        <w:rPr>
-          <w:lang w:val="it-IT"/>
-        </w:rPr>
-      </w:pPr>
-      <w:r>
-        <w:rPr>
-          <w:lang w:val="it-IT"/>
-        </w:rPr>
-        <w:t>Meccanica: la legna diventa la prima risorsa non commestibile. La lavorazione introduce il concetto di catena produttiva. Si gettano le basi per la specializzazione dei pop (raccoglitori, taglialegna, artigiani).</w:t>
-      </w:r>
-    </w:p>
-    <w:p>
-      <w:pPr>
-        <w:rPr>
-          <w:lang w:val="it-IT"/>
-        </w:rPr>
-      </w:pPr>
-      <w:r>
+      </w:pPr>
+      <w:r>
+        <w:rPr>
+          <w:lang w:val="it-IT"/>
+        </w:rPr>
+        <w:t>Calcolo stanchezza e felicità per spedizioni (che non si annulli quando sono eliminate)</w:t>
+      </w:r>
+    </w:p>
+    <w:p>
+      <w:pPr>
+        <w:pStyle w:val="ListParagraph"/>
+        <w:numPr>
+          <w:ilvl w:val="0"/>
+          <w:numId w:val="19"/>
+        </w:numPr>
         <w:rPr>
           <w:b/>
           <w:bCs/>
           <w:lang w:val="it-IT"/>
         </w:rPr>
-        <w:t>MVP4 – Informazione imperfetta e report</w:t>
-      </w:r>
-    </w:p>
-    <w:p>
-      <w:pPr>
-        <w:rPr>
-          <w:lang w:val="it-IT"/>
-        </w:rPr>
-      </w:pPr>
-      <w:r>
-        <w:rPr>
-          <w:lang w:val="it-IT"/>
-        </w:rPr>
-        <w:t>Nessuna modifica necessaria. Le meccaniche di visibilità (certo, proiettato, da report) e di stima delle scorte sono indipendenti dal tipo di risorsa. Quando le implementeremo, applicheremo l'incertezza a tutte le risorse (cibo vegetale, carne, pesce, legna, assi).</w:t>
-      </w:r>
-    </w:p>
-    <w:p>
-      <w:r>
-        <w:t xml:space="preserve">Testo </w:t>
-      </w:r>
-      <w:proofErr w:type="spellStart"/>
-      <w:r>
-        <w:t>attuale</w:t>
-      </w:r>
-      <w:proofErr w:type="spellEnd"/>
-      <w:r>
-        <w:t xml:space="preserve"> </w:t>
-      </w:r>
-      <w:proofErr w:type="spellStart"/>
-      <w:r>
-        <w:t>confermato</w:t>
-      </w:r>
-      <w:proofErr w:type="spellEnd"/>
-      <w:r>
-        <w:t>:</w:t>
-      </w:r>
-    </w:p>
-    <w:p>
-      <w:pPr>
-        <w:numPr>
-          <w:ilvl w:val="0"/>
-          <w:numId w:val="33"/>
-        </w:numPr>
-        <w:rPr>
-          <w:lang w:val="it-IT"/>
-        </w:rPr>
-      </w:pPr>
-      <w:r>
-        <w:rPr>
-          <w:lang w:val="it-IT"/>
-        </w:rPr>
-        <w:t>Il campo base ha una "riserva di cibo" che non conosci esattamente: vedi una stima arrotondata.</w:t>
-      </w:r>
-    </w:p>
-    <w:p>
-      <w:pPr>
-        <w:numPr>
-          <w:ilvl w:val="0"/>
-          <w:numId w:val="33"/>
-        </w:numPr>
-        <w:rPr>
-          <w:lang w:val="it-IT"/>
-        </w:rPr>
-      </w:pPr>
-      <w:r>
-        <w:rPr>
-          <w:lang w:val="it-IT"/>
-        </w:rPr>
-        <w:t>Per sapere quanta legna hai realmente, devi inviare qualcuno a controllare o aspettare il report di chi torna.</w:t>
-      </w:r>
-    </w:p>
-    <w:p>
-      <w:pPr>
-        <w:numPr>
-          <w:ilvl w:val="0"/>
-          <w:numId w:val="33"/>
-        </w:numPr>
-        <w:rPr>
-          <w:lang w:val="it-IT"/>
-        </w:rPr>
-      </w:pPr>
-      <w:r>
-        <w:rPr>
-          <w:lang w:val="it-IT"/>
-        </w:rPr>
-        <w:t>Raggio visivo del giocatore: dove hai uomini, vedi; il resto è buio o sfocato.</w:t>
-      </w:r>
-    </w:p>
-    <w:p>
-      <w:pPr>
-        <w:numPr>
-          <w:ilvl w:val="0"/>
-          <w:numId w:val="33"/>
-        </w:numPr>
-        <w:rPr>
-          <w:lang w:val="it-IT"/>
-        </w:rPr>
-      </w:pPr>
-      <w:r>
-        <w:rPr>
-          <w:lang w:val="it-IT"/>
-        </w:rPr>
-        <w:t>I report possono essere ritardati o imprecisi in base alla distanza.</w:t>
-      </w:r>
-    </w:p>
-    <w:p>
-      <w:pPr>
-        <w:numPr>
-          <w:ilvl w:val="0"/>
-          <w:numId w:val="10"/>
-        </w:numPr>
-        <w:rPr>
-          <w:lang w:val="it-IT"/>
-        </w:rPr>
-      </w:pPr>
-      <w:r>
-        <w:rPr>
-          <w:lang w:val="it-IT"/>
-        </w:rPr>
-        <w:t>Barra del tempo (velocità 1x, 2x, pausa).</w:t>
-      </w:r>
-    </w:p>
-    <w:p>
-      <w:pPr>
-        <w:numPr>
-          <w:ilvl w:val="0"/>
-          <w:numId w:val="10"/>
-        </w:numPr>
-      </w:pPr>
-      <w:proofErr w:type="spellStart"/>
-      <w:r>
-        <w:t>Indicatore</w:t>
-      </w:r>
-      <w:proofErr w:type="spellEnd"/>
-      <w:r>
-        <w:t xml:space="preserve"> di </w:t>
-      </w:r>
-      <w:proofErr w:type="spellStart"/>
-      <w:r>
-        <w:t>posizione</w:t>
-      </w:r>
-      <w:proofErr w:type="spellEnd"/>
-      <w:r>
-        <w:t>:</w:t>
-      </w:r>
-    </w:p>
-    <w:p>
-      <w:pPr>
-        <w:numPr>
-          <w:ilvl w:val="1"/>
-          <w:numId w:val="10"/>
-        </w:numPr>
-        <w:rPr>
-          <w:lang w:val="it-IT"/>
-        </w:rPr>
-      </w:pPr>
-      <w:r>
-        <w:rPr>
-          <w:lang w:val="it-IT"/>
-        </w:rPr>
-        <w:t>Certa (colore pieno) se nel raggio visivo.</w:t>
-      </w:r>
-    </w:p>
-    <w:p>
-      <w:pPr>
-        <w:numPr>
-          <w:ilvl w:val="1"/>
-          <w:numId w:val="10"/>
-        </w:numPr>
-        <w:rPr>
-          <w:lang w:val="it-IT"/>
-        </w:rPr>
-      </w:pPr>
-      <w:r>
-        <w:rPr>
-          <w:lang w:val="it-IT"/>
-        </w:rPr>
-        <w:t>Proiettata (desaturata con interpolazione) se fuori dal raggio.</w:t>
-      </w:r>
-    </w:p>
-    <w:p>
-      <w:pPr>
-        <w:numPr>
-          <w:ilvl w:val="1"/>
-          <w:numId w:val="10"/>
-        </w:numPr>
-        <w:rPr>
-          <w:lang w:val="it-IT"/>
-        </w:rPr>
-      </w:pPr>
-      <w:r>
-        <w:rPr>
-          <w:lang w:val="it-IT"/>
-        </w:rPr>
-        <w:lastRenderedPageBreak/>
-        <w:t>Da report (lampeggiante o con indicatore "R") quando arriva un messaggio.</w:t>
-      </w:r>
-    </w:p>
-    <w:p>
-      <w:pPr>
-        <w:numPr>
-          <w:ilvl w:val="0"/>
-          <w:numId w:val="10"/>
-        </w:numPr>
-        <w:rPr>
-          <w:lang w:val="it-IT"/>
-        </w:rPr>
-      </w:pPr>
-      <w:proofErr w:type="spellStart"/>
-      <w:r>
-        <w:rPr>
-          <w:lang w:val="it-IT"/>
-        </w:rPr>
-        <w:t>Tooltip</w:t>
-      </w:r>
-      <w:proofErr w:type="spellEnd"/>
-      <w:r>
-        <w:rPr>
-          <w:lang w:val="it-IT"/>
-        </w:rPr>
-        <w:t xml:space="preserve"> base per risorse e pop.</w:t>
-      </w:r>
-    </w:p>
-    <w:p>
-      <w:pPr>
-        <w:rPr>
-          <w:lang w:val="it-IT"/>
-        </w:rPr>
-      </w:pPr>
-      <w:r>
+      </w:pPr>
+      <w:r>
+        <w:rPr>
+          <w:lang w:val="it-IT"/>
+        </w:rPr>
+        <w:t>Alternanza notte giorno (le spedizioni si fermano di notte)?</w:t>
+      </w:r>
+    </w:p>
+    <w:p>
+      <w:pPr>
+        <w:pStyle w:val="ListParagraph"/>
+        <w:numPr>
+          <w:ilvl w:val="0"/>
+          <w:numId w:val="19"/>
+        </w:numPr>
         <w:rPr>
           <w:b/>
           <w:bCs/>
           <w:lang w:val="it-IT"/>
         </w:rPr>
-        <w:t>MVP5 – Seconda tribù e territorio</w:t>
-      </w:r>
-    </w:p>
-    <w:p>
-      <w:pPr>
-        <w:rPr>
-          <w:lang w:val="it-IT"/>
-        </w:rPr>
-      </w:pPr>
-      <w:r>
-        <w:rPr>
-          <w:lang w:val="it-IT"/>
-        </w:rPr>
-        <w:t xml:space="preserve">Nessuna modifica necessaria. La competizione per le risorse funziona con qualsiasi tipo di </w:t>
-      </w:r>
-      <w:proofErr w:type="spellStart"/>
-      <w:r>
-        <w:rPr>
-          <w:lang w:val="it-IT"/>
-        </w:rPr>
-        <w:t>layer</w:t>
-      </w:r>
-      <w:proofErr w:type="spellEnd"/>
-      <w:r>
-        <w:rPr>
-          <w:lang w:val="it-IT"/>
-        </w:rPr>
-        <w:t xml:space="preserve"> o branco.</w:t>
-      </w:r>
-    </w:p>
-    <w:p>
-      <w:r>
-        <w:t xml:space="preserve">Testo </w:t>
-      </w:r>
-      <w:proofErr w:type="spellStart"/>
-      <w:r>
-        <w:t>attuale</w:t>
-      </w:r>
-      <w:proofErr w:type="spellEnd"/>
-      <w:r>
-        <w:t xml:space="preserve"> </w:t>
-      </w:r>
-      <w:proofErr w:type="spellStart"/>
-      <w:r>
-        <w:t>confermato</w:t>
-      </w:r>
-      <w:proofErr w:type="spellEnd"/>
-      <w:r>
-        <w:t>:</w:t>
-      </w:r>
-    </w:p>
-    <w:p>
-      <w:pPr>
-        <w:numPr>
-          <w:ilvl w:val="0"/>
-          <w:numId w:val="34"/>
-        </w:numPr>
-        <w:rPr>
-          <w:lang w:val="it-IT"/>
-        </w:rPr>
-      </w:pPr>
-      <w:r>
-        <w:rPr>
-          <w:lang w:val="it-IT"/>
-        </w:rPr>
-        <w:t>Una seconda tribù vicina condivide la stessa foresta e le stesse zone di cibo.</w:t>
-      </w:r>
-    </w:p>
-    <w:p>
-      <w:pPr>
-        <w:numPr>
-          <w:ilvl w:val="0"/>
-          <w:numId w:val="34"/>
-        </w:numPr>
-        <w:rPr>
-          <w:lang w:val="it-IT"/>
-        </w:rPr>
-      </w:pPr>
-      <w:r>
-        <w:rPr>
-          <w:lang w:val="it-IT"/>
-        </w:rPr>
-        <w:t>Se entrambe raccolgono o cacciano, le risorse si esauriscono prima.</w:t>
-      </w:r>
-    </w:p>
-    <w:p>
-      <w:pPr>
-        <w:numPr>
-          <w:ilvl w:val="0"/>
-          <w:numId w:val="34"/>
-        </w:numPr>
-        <w:rPr>
-          <w:lang w:val="it-IT"/>
-        </w:rPr>
-      </w:pPr>
-      <w:r>
-        <w:rPr>
-          <w:lang w:val="it-IT"/>
-        </w:rPr>
-        <w:t>Possibile scontro se i gruppi si incrociano (combattimento basilare).</w:t>
-      </w:r>
-    </w:p>
-    <w:p>
-      <w:pPr>
-        <w:numPr>
-          <w:ilvl w:val="0"/>
-          <w:numId w:val="34"/>
-        </w:numPr>
-        <w:rPr>
-          <w:lang w:val="it-IT"/>
-        </w:rPr>
-      </w:pPr>
-      <w:r>
-        <w:rPr>
-          <w:lang w:val="it-IT"/>
-        </w:rPr>
-        <w:t>Inizio del concetto di "territorio d'uso": la risorsa è di chi la sta usando.</w:t>
-      </w:r>
-    </w:p>
-    <w:p>
-      <w:pPr>
-        <w:rPr>
-          <w:lang w:val="it-IT"/>
-        </w:rPr>
-      </w:pPr>
-    </w:p>
-    <w:p>
-      <w:pPr>
+      </w:pPr>
+      <w:r>
+        <w:rPr>
+          <w:lang w:val="it-IT"/>
+        </w:rPr>
+        <w:t>Creazione di algoritmo per creazione foreste e cibo in base a tipologia terreno delle celle [anche questo forse da vedere più avanti]</w:t>
+      </w:r>
+    </w:p>
+    <w:p>
+      <w:pPr>
+        <w:pStyle w:val="ListParagraph"/>
+        <w:numPr>
+          <w:ilvl w:val="0"/>
+          <w:numId w:val="19"/>
+        </w:numPr>
         <w:rPr>
           <w:b/>
           <w:bCs/>
@@ -3865,10 +2942,946 @@
       </w:pPr>
       <w:r>
         <w:rPr>
+          <w:lang w:val="it-IT"/>
+        </w:rPr>
+        <w:t>Non abbiamo minimamente lavorato sulla tipologia del terreno (montagna, acqua, acqua profonda, collina, pianura) e le caratteristiche di esso (foresta, erba ecc.). Questo perché sulla base del tipo di terreno poi dipende il cibo (la pesca è solo nelle acque, le aree di pianura con erba vicino ai fiumi hanno più cibo ecc.). Da forse vedere subito dopo MVP1?</w:t>
+      </w:r>
+      <w:r>
+        <w:rPr>
+          <w:lang w:val="it-IT"/>
+        </w:rPr>
+        <w:t xml:space="preserve"> Implementiamo già diversi layer di visualizzazione (terreno, cibo, risorse varie ecc.)?</w:t>
+      </w:r>
+    </w:p>
+    <w:p>
+      <w:pPr>
+        <w:pStyle w:val="ListParagraph"/>
+        <w:numPr>
+          <w:ilvl w:val="0"/>
+          <w:numId w:val="19"/>
+        </w:numPr>
+        <w:rPr>
+          <w:lang w:val="it-IT" w:eastAsia="en-GB"/>
+        </w:rPr>
+      </w:pPr>
+      <w:r>
+        <w:rPr>
+          <w:lang w:val="it-IT" w:eastAsia="en-GB"/>
+        </w:rPr>
+        <w:t>Spedizioni multi-pop con dinamiche di coesione interna (es. conflitti o collaborazioni tra individui di etnie/religioni diverse nello stesso gruppo).</w:t>
+      </w:r>
+    </w:p>
+    <w:p>
+      <w:pPr>
+        <w:pStyle w:val="ListParagraph"/>
+        <w:numPr>
+          <w:ilvl w:val="0"/>
+          <w:numId w:val="19"/>
+        </w:numPr>
+        <w:rPr>
+          <w:lang w:val="it-IT" w:eastAsia="en-GB"/>
+        </w:rPr>
+      </w:pPr>
+      <w:r>
+        <w:rPr>
+          <w:lang w:val="it-IT" w:eastAsia="en-GB"/>
+        </w:rPr>
+        <w:t>Campo base che si sposta fisicamente sulla mappa durante le migrazioni o il nomadismo, e conseguente aggiornamento del punto di ritorno per le spedizioni attive.</w:t>
+      </w:r>
+    </w:p>
+    <w:p>
+      <w:pPr>
+        <w:pStyle w:val="ListParagraph"/>
+        <w:numPr>
+          <w:ilvl w:val="0"/>
+          <w:numId w:val="19"/>
+        </w:numPr>
+        <w:rPr>
+          <w:lang w:val="it-IT" w:eastAsia="en-GB"/>
+        </w:rPr>
+      </w:pPr>
+      <w:r>
+        <w:rPr>
+          <w:lang w:val="it-IT" w:eastAsia="en-GB"/>
+        </w:rPr>
+        <w:t>Rotazione automatica delle aree di raccolta da parte delle spedizioni, per evitare l'impoverimento permanente di una singola zona (comportamento di raccolta più conservativo e sostenibile).</w:t>
+      </w:r>
+    </w:p>
+    <w:p>
+      <w:pPr>
+        <w:pStyle w:val="ListParagraph"/>
+        <w:numPr>
+          <w:ilvl w:val="0"/>
+          <w:numId w:val="19"/>
+        </w:numPr>
+        <w:rPr>
+          <w:lang w:val="it-IT" w:eastAsia="en-GB"/>
+        </w:rPr>
+      </w:pPr>
+      <w:r>
+        <w:rPr>
+          <w:lang w:val="it-IT" w:eastAsia="en-GB"/>
+        </w:rPr>
+        <w:t>Algoritmo di raccolta con priorità alle celle a media densità (es. 0.4-0.7) per massimizzare la rigenerazione complessiva dell'area.</w:t>
+      </w:r>
+    </w:p>
+    <w:p>
+      <w:pPr>
+        <w:pStyle w:val="ListParagraph"/>
+        <w:numPr>
+          <w:ilvl w:val="0"/>
+          <w:numId w:val="19"/>
+        </w:numPr>
+        <w:rPr>
+          <w:lang w:val="it-IT" w:eastAsia="en-GB"/>
+        </w:rPr>
+      </w:pPr>
+      <w:r>
+        <w:rPr>
+          <w:lang w:val="it-IT" w:eastAsia="en-GB"/>
+        </w:rPr>
+        <w:t>Rigenerazione e “fertilità” celle sulla base anche del terreno</w:t>
+      </w:r>
+    </w:p>
+    <w:p>
+      <w:pPr>
+        <w:pStyle w:val="ListParagraph"/>
+        <w:numPr>
+          <w:ilvl w:val="0"/>
+          <w:numId w:val="19"/>
+        </w:numPr>
+        <w:rPr>
+          <w:lang w:val="it-IT" w:eastAsia="en-GB"/>
+        </w:rPr>
+      </w:pPr>
+      <w:r>
+        <w:rPr>
+          <w:lang w:val="it-IT" w:eastAsia="en-GB"/>
+        </w:rPr>
+        <w:t>Meccaniche di frizione/resistenza al cambio di pop della popolazione (o che si evolve nel tempo e inizialmente la basiamo solo sul sesso, tipo uomini giovani infelice se assegnati a gathering perché disonorevole). Da capire come fare distinzione popolazione per sesso ma soprattutto per età senza dover monitorare ogni singolo abitante</w:t>
+      </w:r>
+    </w:p>
+    <w:p>
+      <w:pPr>
+        <w:pStyle w:val="ListParagraph"/>
+        <w:numPr>
+          <w:ilvl w:val="0"/>
+          <w:numId w:val="19"/>
+        </w:numPr>
+        <w:rPr>
+          <w:lang w:val="it-IT" w:eastAsia="en-GB"/>
+        </w:rPr>
+      </w:pPr>
+      <w:r>
+        <w:rPr>
+          <w:lang w:val="it-IT" w:eastAsia="en-GB"/>
+        </w:rPr>
+        <w:t>Icone diverse per tipologia di pop con di fianco barre informative (tipo provviste o che)</w:t>
+      </w:r>
+    </w:p>
+    <w:p>
+      <w:pPr>
+        <w:pStyle w:val="ListParagraph"/>
+        <w:numPr>
+          <w:ilvl w:val="0"/>
+          <w:numId w:val="19"/>
+        </w:numPr>
+        <w:rPr>
+          <w:lang w:val="it-IT" w:eastAsia="en-GB"/>
+        </w:rPr>
+      </w:pPr>
+      <w:r>
+        <w:rPr>
+          <w:lang w:val="it-IT" w:eastAsia="en-GB"/>
+        </w:rPr>
+        <w:t>Giocatore seleziona manualmente il numero di pop da mandare in spedizione (con anche tasti rapidi di scelta)</w:t>
+      </w:r>
+    </w:p>
+    <w:p>
+      <w:pPr>
+        <w:pStyle w:val="ListParagraph"/>
+        <w:numPr>
+          <w:ilvl w:val="0"/>
+          <w:numId w:val="19"/>
+        </w:numPr>
+        <w:rPr>
+          <w:lang w:val="it-IT" w:eastAsia="en-GB"/>
+        </w:rPr>
+      </w:pPr>
+      <w:r>
+        <w:rPr>
+          <w:lang w:val="it-IT" w:eastAsia="en-GB"/>
+        </w:rPr>
+        <w:t>Aggiungere crescita demografica: più cibo c’è, più la popolazione cresce. Se cibo scarseggia, aumenta il tasso di morte. Se spedizione finisce scorte, iniziano a morire o a consumare cibo raccolto</w:t>
+      </w:r>
+    </w:p>
+    <w:p>
+      <w:pPr>
+        <w:pStyle w:val="ListParagraph"/>
+        <w:numPr>
+          <w:ilvl w:val="0"/>
+          <w:numId w:val="19"/>
+        </w:numPr>
+        <w:rPr>
+          <w:lang w:val="it-IT" w:eastAsia="en-GB"/>
+        </w:rPr>
+      </w:pPr>
+      <w:r>
+        <w:rPr>
+          <w:lang w:val="it-IT" w:eastAsia="en-GB"/>
+        </w:rPr>
+        <w:t xml:space="preserve">Da ragionare: in che contesto siamo, quale è la narrativa? Che anno di partenza e con che tecnologie? In quanti anni arrivare a creare una città, in modo che il gioco non risulti troppo lento e noioso all’inizio (ma senza nemmeno fare come civilization che dura questa età come una roba da 10 minuti). Vogliamo fare che in realtà è un gruppo di superstiti che riparte e recupera le tecnologie già apprese? In che anni? Vogliamo fare un gioco diverso per era (quindi tipo qui con meccaniche più stilizzate) tipo come fa spore? Vogliamo andare sul lungo termine come civilization 4 cavemen to cosmos e </w:t>
+      </w:r>
+      <w:r>
+        <w:rPr>
+          <w:lang w:val="it-IT" w:eastAsia="en-GB"/>
+        </w:rPr>
+        <w:lastRenderedPageBreak/>
+        <w:t>quindi comunque rendere intriganti le meccaniche di sopravvivenza della tribù (e praticamente fare solo un gioco su questo, magari come primo titolo di una serie)</w:t>
+      </w:r>
+    </w:p>
+    <w:p>
+      <w:pPr>
+        <w:pStyle w:val="ListParagraph"/>
+        <w:numPr>
+          <w:ilvl w:val="0"/>
+          <w:numId w:val="19"/>
+        </w:numPr>
+        <w:rPr>
+          <w:lang w:val="it-IT" w:eastAsia="en-GB"/>
+        </w:rPr>
+      </w:pPr>
+      <w:r>
+        <w:rPr>
+          <w:lang w:val="it-IT" w:eastAsia="en-GB"/>
+        </w:rPr>
+        <w:t>Ragionare sull’acqua</w:t>
+      </w:r>
+    </w:p>
+    <w:p>
+      <w:pPr>
+        <w:pStyle w:val="ListParagraph"/>
+        <w:numPr>
+          <w:ilvl w:val="0"/>
+          <w:numId w:val="19"/>
+        </w:numPr>
+        <w:rPr>
+          <w:lang w:val="it-IT" w:eastAsia="en-GB"/>
+        </w:rPr>
+      </w:pPr>
+      <w:r>
+        <w:rPr>
+          <w:lang w:val="it-IT" w:eastAsia="en-GB"/>
+        </w:rPr>
+        <w:t>Basare lo sviluppo su: tecnologie cavemen 2 to cosmos con edifici e unità e meccaniche intorno e link di timeline del progresso (wiki e altri link se funzionano)</w:t>
+      </w:r>
+    </w:p>
+    <w:p>
+      <w:pPr>
+        <w:pStyle w:val="ListParagraph"/>
+        <w:numPr>
+          <w:ilvl w:val="0"/>
+          <w:numId w:val="19"/>
+        </w:numPr>
+        <w:rPr>
+          <w:lang w:val="it-IT" w:eastAsia="en-GB"/>
+        </w:rPr>
+      </w:pPr>
+      <w:r>
+        <w:rPr>
+          <w:lang w:val="it-IT" w:eastAsia="en-GB"/>
+        </w:rPr>
+        <w:t>Aggiungere caricamento JSON da Excel per impostare i valori in config</w:t>
+      </w:r>
+    </w:p>
+    <w:p>
+      <w:pPr>
+        <w:pStyle w:val="ListParagraph"/>
+        <w:numPr>
+          <w:ilvl w:val="0"/>
+          <w:numId w:val="19"/>
+        </w:numPr>
+        <w:rPr>
+          <w:lang w:val="it-IT" w:eastAsia="en-GB"/>
+        </w:rPr>
+      </w:pPr>
+      <w:r>
+        <w:rPr>
+          <w:lang w:val="it-IT" w:eastAsia="en-GB"/>
+        </w:rPr>
+        <w:t>Creare script per simulazioni montecarlo</w:t>
+      </w:r>
+      <w:r>
+        <w:rPr>
+          <w:lang w:val="it-IT" w:eastAsia="en-GB"/>
+        </w:rPr>
+        <w:t>. Da simulare in montecarlo il cambio cella e la quantità di provviste da prendere, ma magari non deve sempre essere perfetto ma dipendere dall’esperienza (dei singoli, della civiltà/città/comunità, del livello tecnologico?)</w:t>
+      </w:r>
+    </w:p>
+    <w:p>
+      <w:pPr>
+        <w:rPr>
+          <w:lang w:val="it-IT"/>
+        </w:rPr>
+      </w:pPr>
+      <w:r>
+        <w:rPr>
           <w:b/>
           <w:bCs/>
           <w:lang w:val="it-IT"/>
         </w:rPr>
+        <w:t>MVP2 – Diversificazione delle fonti di cibo (caccia e pesca)</w:t>
+      </w:r>
+    </w:p>
+    <w:p>
+      <w:pPr>
+        <w:rPr>
+          <w:lang w:val="it-IT"/>
+        </w:rPr>
+      </w:pPr>
+      <w:r>
+        <w:rPr>
+          <w:lang w:val="it-IT"/>
+        </w:rPr>
+        <w:t>MVP2 introduce i branchi mobili (grandi animali) e la pesca in acque interne. Il giocatore impara a diversificare le fonti di cibo oltre alla raccolta vegetale. La caccia richiede movimento attivo (inseguire il branco), mentre la pesca è stanziale ma limitata alle celle d'acqua.</w:t>
+      </w:r>
+    </w:p>
+    <w:p>
+      <w:r>
+        <w:t>Nuova definizione:</w:t>
+      </w:r>
+    </w:p>
+    <w:p>
+      <w:pPr>
+        <w:numPr>
+          <w:ilvl w:val="0"/>
+          <w:numId w:val="14"/>
+        </w:numPr>
+        <w:rPr>
+          <w:lang w:val="it-IT"/>
+        </w:rPr>
+      </w:pPr>
+      <w:r>
+        <w:rPr>
+          <w:lang w:val="it-IT"/>
+        </w:rPr>
+        <w:t>Branchi di grandi animali appaiono sulla mappa come entità mobili. Ogni branco ha una specie, un numero di capi, un habitat preferito e un tasso di riproduzione.</w:t>
+      </w:r>
+    </w:p>
+    <w:p>
+      <w:pPr>
+        <w:numPr>
+          <w:ilvl w:val="0"/>
+          <w:numId w:val="14"/>
+        </w:numPr>
+        <w:rPr>
+          <w:lang w:val="it-IT"/>
+        </w:rPr>
+      </w:pPr>
+      <w:r>
+        <w:rPr>
+          <w:lang w:val="it-IT"/>
+        </w:rPr>
+        <w:t>Il giocatore può assegnare un pop alla caccia: deve avvicinarsi al branco, e ogni ciclo di caccia riduce i capi e produce carne e pelli. Se il branco scende sotto una soglia, si estingue localmente.</w:t>
+      </w:r>
+    </w:p>
+    <w:p>
+      <w:pPr>
+        <w:numPr>
+          <w:ilvl w:val="0"/>
+          <w:numId w:val="14"/>
+        </w:numPr>
+        <w:rPr>
+          <w:lang w:val="it-IT"/>
+        </w:rPr>
+      </w:pPr>
+      <w:r>
+        <w:rPr>
+          <w:lang w:val="it-IT"/>
+        </w:rPr>
+        <w:t>Nelle celle che intersecano fiumi o laghi, il layer fishDensity permette la pesca. Funziona come la raccolta vegetale (riduce densità, si rigenera), ma solo in acqua.</w:t>
+      </w:r>
+    </w:p>
+    <w:p>
+      <w:pPr>
+        <w:numPr>
+          <w:ilvl w:val="0"/>
+          <w:numId w:val="14"/>
+        </w:numPr>
+        <w:rPr>
+          <w:lang w:val="it-IT"/>
+        </w:rPr>
+      </w:pPr>
+      <w:r>
+        <w:rPr>
+          <w:lang w:val="it-IT"/>
+        </w:rPr>
+        <w:t>L'interfaccia mostra le nuove risorse (carne, pesce) accanto al cibo vegetale. Per ora tutte valgono come "cibo", ma vengono registrate separatamente per usi futuri.</w:t>
+      </w:r>
+    </w:p>
+    <w:p>
+      <w:pPr>
+        <w:numPr>
+          <w:ilvl w:val="0"/>
+          <w:numId w:val="14"/>
+        </w:numPr>
+        <w:rPr>
+          <w:lang w:val="it-IT"/>
+        </w:rPr>
+      </w:pPr>
+      <w:r>
+        <w:rPr>
+          <w:lang w:val="it-IT"/>
+        </w:rPr>
+        <w:t>Meccanica: la caccia è più redditizia ma richiede inseguimento e può esaurire i branchi. La pesca è stabile ma limitata geograficamente. Il giocatore deve decidere come allocare i pop tra raccolta, caccia e pesca.</w:t>
+      </w:r>
+    </w:p>
+    <w:p>
+      <w:pPr>
+        <w:rPr>
+          <w:lang w:val="it-IT"/>
+        </w:rPr>
+      </w:pPr>
+      <w:r>
+        <w:rPr>
+          <w:b/>
+          <w:bCs/>
+          <w:lang w:val="it-IT"/>
+        </w:rPr>
+        <w:t xml:space="preserve">MVP3 – Raccolta legna, lavorazione e </w:t>
+      </w:r>
+      <w:r>
+        <w:rPr>
+          <w:b/>
+          <w:bCs/>
+          <w:lang w:val="it-IT"/>
+        </w:rPr>
+        <w:t>strumenti</w:t>
+      </w:r>
+    </w:p>
+    <w:p>
+      <w:pPr>
+        <w:rPr>
+          <w:lang w:val="it-IT"/>
+        </w:rPr>
+      </w:pPr>
+      <w:r>
+        <w:rPr>
+          <w:lang w:val="it-IT"/>
+        </w:rPr>
+        <w:t xml:space="preserve">MVP3 introduce il layer forestDensity e la raccolta di legna. Poi la lavorazione (legna → </w:t>
+      </w:r>
+      <w:r>
+        <w:rPr>
+          <w:lang w:val="it-IT"/>
+        </w:rPr>
+        <w:t>tool</w:t>
+      </w:r>
+      <w:r>
+        <w:rPr>
+          <w:lang w:val="it-IT"/>
+        </w:rPr>
+        <w:t xml:space="preserve">) </w:t>
+      </w:r>
+      <w:r>
+        <w:rPr>
+          <w:lang w:val="it-IT"/>
+        </w:rPr>
+        <w:t>per migliorare la caccia e la raccolta di cibo in generale</w:t>
+      </w:r>
+      <w:r>
+        <w:rPr>
+          <w:lang w:val="it-IT"/>
+        </w:rPr>
+        <w:t xml:space="preserve">. L'ordine logico è: risorsa grezza, lavorazione, </w:t>
+      </w:r>
+      <w:r>
+        <w:rPr>
+          <w:lang w:val="it-IT"/>
+        </w:rPr>
+        <w:t>tool</w:t>
+      </w:r>
+      <w:r>
+        <w:rPr>
+          <w:lang w:val="it-IT"/>
+        </w:rPr>
+        <w:t>.</w:t>
+      </w:r>
+    </w:p>
+    <w:p>
+      <w:pPr>
+        <w:rPr>
+          <w:lang w:val="it-IT"/>
+        </w:rPr>
+      </w:pPr>
+      <w:r>
+        <w:rPr>
+          <w:lang w:val="it-IT"/>
+        </w:rPr>
+        <w:t>DA RICORDARE A DEEPSEEK: controllare e confermare che gli strumenti in legna vennero prima di quelli in pietra.</w:t>
+      </w:r>
+    </w:p>
+    <w:p>
+      <w:pPr>
+        <w:rPr>
+          <w:lang w:val="it-IT"/>
+        </w:rPr>
+      </w:pPr>
+      <w:r>
+        <w:rPr>
+          <w:lang w:val="it-IT"/>
+        </w:rPr>
+        <w:t>Nuova definizione:</w:t>
+      </w:r>
+    </w:p>
+    <w:p>
+      <w:pPr>
+        <w:numPr>
+          <w:ilvl w:val="0"/>
+          <w:numId w:val="15"/>
+        </w:numPr>
+        <w:rPr>
+          <w:lang w:val="it-IT"/>
+        </w:rPr>
+      </w:pPr>
+      <w:r>
+        <w:rPr>
+          <w:lang w:val="it-IT"/>
+        </w:rPr>
+        <w:t>Attivazione del layer forestDensity sulla griglia. Le foreste sono visivamente distinguibili (verde scuro). La raccolta di legna riduce la densità localmente, come per il forage.</w:t>
+      </w:r>
+    </w:p>
+    <w:p>
+      <w:pPr>
+        <w:numPr>
+          <w:ilvl w:val="0"/>
+          <w:numId w:val="15"/>
+        </w:numPr>
+        <w:rPr>
+          <w:lang w:val="it-IT"/>
+        </w:rPr>
+      </w:pPr>
+      <w:r>
+        <w:rPr>
+          <w:lang w:val="it-IT"/>
+        </w:rPr>
+        <w:lastRenderedPageBreak/>
+        <w:t>Il giocatore può assegnare pop alla raccolta di legna. La legna grezza viene trasportata all'accampamento.</w:t>
+      </w:r>
+    </w:p>
+    <w:p>
+      <w:pPr>
+        <w:numPr>
+          <w:ilvl w:val="0"/>
+          <w:numId w:val="15"/>
+        </w:numPr>
+        <w:rPr>
+          <w:lang w:val="it-IT"/>
+        </w:rPr>
+      </w:pPr>
+      <w:r>
+        <w:rPr>
+          <w:lang w:val="it-IT"/>
+        </w:rPr>
+        <w:t xml:space="preserve">Introduzione della lavorazione: la legna grezza può essere trasformata in </w:t>
+      </w:r>
+      <w:r>
+        <w:rPr>
+          <w:lang w:val="it-IT"/>
+        </w:rPr>
+        <w:t>tool</w:t>
+      </w:r>
+      <w:r>
+        <w:rPr>
+          <w:lang w:val="it-IT"/>
+        </w:rPr>
+        <w:t xml:space="preserve"> (azione "lavora legna" al campo). </w:t>
+      </w:r>
+    </w:p>
+    <w:p>
+      <w:pPr>
+        <w:numPr>
+          <w:ilvl w:val="0"/>
+          <w:numId w:val="15"/>
+        </w:numPr>
+        <w:rPr>
+          <w:lang w:val="it-IT"/>
+        </w:rPr>
+      </w:pPr>
+      <w:r>
+        <w:rPr>
+          <w:lang w:val="it-IT"/>
+        </w:rPr>
+        <w:t xml:space="preserve">Costruzione </w:t>
+      </w:r>
+      <w:r>
+        <w:rPr>
+          <w:lang w:val="it-IT"/>
+        </w:rPr>
+        <w:t>dei tool</w:t>
+      </w:r>
+      <w:r>
+        <w:rPr>
+          <w:lang w:val="it-IT"/>
+        </w:rPr>
+        <w:t xml:space="preserve">: consuma </w:t>
+      </w:r>
+      <w:r>
+        <w:rPr>
+          <w:lang w:val="it-IT"/>
+        </w:rPr>
+        <w:t>legna</w:t>
+      </w:r>
+      <w:r>
+        <w:rPr>
+          <w:lang w:val="it-IT"/>
+        </w:rPr>
+        <w:t xml:space="preserve">. </w:t>
+      </w:r>
+      <w:r>
+        <w:rPr>
+          <w:lang w:val="it-IT"/>
+        </w:rPr>
+        <w:t>I tool possono essere armi per la caccia, la pesca o bastoni/ceste per migliorare la raccolta delle bacche</w:t>
+      </w:r>
+    </w:p>
+    <w:p>
+      <w:pPr>
+        <w:numPr>
+          <w:ilvl w:val="0"/>
+          <w:numId w:val="15"/>
+        </w:numPr>
+        <w:rPr>
+          <w:lang w:val="it-IT"/>
+        </w:rPr>
+      </w:pPr>
+      <w:r>
+        <w:rPr>
+          <w:lang w:val="it-IT"/>
+        </w:rPr>
+        <w:t>Meccanica: la legna diventa la prima risorsa non commestibile. La lavorazione introduce il concetto di catena produttiva. Si gettano le basi per la specializzazione dei pop (raccoglitori, taglialegna, artigiani).</w:t>
+      </w:r>
+    </w:p>
+    <w:p>
+      <w:pPr>
+        <w:rPr>
+          <w:lang w:val="it-IT"/>
+        </w:rPr>
+      </w:pPr>
+      <w:r>
+        <w:rPr>
+          <w:b/>
+          <w:bCs/>
+          <w:lang w:val="it-IT"/>
+        </w:rPr>
+        <w:t>MVP4 – Informazione imperfetta e report</w:t>
+      </w:r>
+    </w:p>
+    <w:p>
+      <w:pPr>
+        <w:rPr>
+          <w:lang w:val="it-IT"/>
+        </w:rPr>
+      </w:pPr>
+      <w:r>
+        <w:rPr>
+          <w:lang w:val="it-IT"/>
+        </w:rPr>
+        <w:t>Nessuna modifica necessaria. Le meccaniche di visibilità (certo, proiettato, da report) e di stima delle scorte sono indipendenti dal tipo di risorsa. Quando le implementeremo, applicheremo l'incertezza a tutte le risorse (cibo vegetale, carne, pesce, legna, assi).</w:t>
+      </w:r>
+    </w:p>
+    <w:p>
+      <w:r>
+        <w:t>Testo attuale confermato:</w:t>
+      </w:r>
+    </w:p>
+    <w:p>
+      <w:pPr>
+        <w:numPr>
+          <w:ilvl w:val="0"/>
+          <w:numId w:val="16"/>
+        </w:numPr>
+        <w:rPr>
+          <w:lang w:val="it-IT"/>
+        </w:rPr>
+      </w:pPr>
+      <w:r>
+        <w:rPr>
+          <w:lang w:val="it-IT"/>
+        </w:rPr>
+        <w:t>Il campo base ha una "riserva di cibo" che non conosci esattamente: vedi una stima arrotondata.</w:t>
+      </w:r>
+    </w:p>
+    <w:p>
+      <w:pPr>
+        <w:numPr>
+          <w:ilvl w:val="0"/>
+          <w:numId w:val="16"/>
+        </w:numPr>
+        <w:rPr>
+          <w:lang w:val="it-IT"/>
+        </w:rPr>
+      </w:pPr>
+      <w:r>
+        <w:rPr>
+          <w:lang w:val="it-IT"/>
+        </w:rPr>
+        <w:t>Per sapere quanta legna hai realmente, devi inviare qualcuno a controllare o aspettare il report di chi torna.</w:t>
+      </w:r>
+    </w:p>
+    <w:p>
+      <w:pPr>
+        <w:numPr>
+          <w:ilvl w:val="0"/>
+          <w:numId w:val="16"/>
+        </w:numPr>
+        <w:rPr>
+          <w:lang w:val="it-IT"/>
+        </w:rPr>
+      </w:pPr>
+      <w:r>
+        <w:rPr>
+          <w:lang w:val="it-IT"/>
+        </w:rPr>
+        <w:t>Raggio visivo del giocatore: dove hai uomini, vedi; il resto è buio o sfocato.</w:t>
+      </w:r>
+    </w:p>
+    <w:p>
+      <w:pPr>
+        <w:numPr>
+          <w:ilvl w:val="0"/>
+          <w:numId w:val="16"/>
+        </w:numPr>
+        <w:rPr>
+          <w:lang w:val="it-IT"/>
+        </w:rPr>
+      </w:pPr>
+      <w:r>
+        <w:rPr>
+          <w:lang w:val="it-IT"/>
+        </w:rPr>
+        <w:t>I report possono essere ritardati o imprecisi in base alla distanza.</w:t>
+      </w:r>
+    </w:p>
+    <w:p>
+      <w:pPr>
+        <w:numPr>
+          <w:ilvl w:val="0"/>
+          <w:numId w:val="6"/>
+        </w:numPr>
+        <w:rPr>
+          <w:lang w:val="it-IT"/>
+        </w:rPr>
+      </w:pPr>
+      <w:r>
+        <w:rPr>
+          <w:lang w:val="it-IT"/>
+        </w:rPr>
+        <w:t>Barra del tempo (velocità 1x, 2x, pausa).</w:t>
+      </w:r>
+    </w:p>
+    <w:p>
+      <w:pPr>
+        <w:numPr>
+          <w:ilvl w:val="0"/>
+          <w:numId w:val="6"/>
+        </w:numPr>
+      </w:pPr>
+      <w:r>
+        <w:t>Indicatore di posizione:</w:t>
+      </w:r>
+    </w:p>
+    <w:p>
+      <w:pPr>
+        <w:numPr>
+          <w:ilvl w:val="1"/>
+          <w:numId w:val="6"/>
+        </w:numPr>
+        <w:rPr>
+          <w:lang w:val="it-IT"/>
+        </w:rPr>
+      </w:pPr>
+      <w:r>
+        <w:rPr>
+          <w:lang w:val="it-IT"/>
+        </w:rPr>
+        <w:t>Certa (colore pieno) se nel raggio visivo.</w:t>
+      </w:r>
+    </w:p>
+    <w:p>
+      <w:pPr>
+        <w:numPr>
+          <w:ilvl w:val="1"/>
+          <w:numId w:val="6"/>
+        </w:numPr>
+        <w:rPr>
+          <w:lang w:val="it-IT"/>
+        </w:rPr>
+      </w:pPr>
+      <w:r>
+        <w:rPr>
+          <w:lang w:val="it-IT"/>
+        </w:rPr>
+        <w:t>Proiettata (desaturata con interpolazione) se fuori dal raggio.</w:t>
+      </w:r>
+    </w:p>
+    <w:p>
+      <w:pPr>
+        <w:numPr>
+          <w:ilvl w:val="1"/>
+          <w:numId w:val="6"/>
+        </w:numPr>
+        <w:rPr>
+          <w:lang w:val="it-IT"/>
+        </w:rPr>
+      </w:pPr>
+      <w:r>
+        <w:rPr>
+          <w:lang w:val="it-IT"/>
+        </w:rPr>
+        <w:t>Da report (lampeggiante o con indicatore "R") quando arriva un messaggio.</w:t>
+      </w:r>
+    </w:p>
+    <w:p>
+      <w:pPr>
+        <w:numPr>
+          <w:ilvl w:val="0"/>
+          <w:numId w:val="6"/>
+        </w:numPr>
+        <w:rPr>
+          <w:lang w:val="it-IT"/>
+        </w:rPr>
+      </w:pPr>
+      <w:r>
+        <w:rPr>
+          <w:lang w:val="it-IT"/>
+        </w:rPr>
+        <w:t>Tooltip base per risorse e pop.</w:t>
+      </w:r>
+    </w:p>
+    <w:p>
+      <w:pPr>
+        <w:rPr>
+          <w:lang w:val="it-IT"/>
+        </w:rPr>
+      </w:pPr>
+      <w:r>
+        <w:rPr>
+          <w:b/>
+          <w:bCs/>
+          <w:lang w:val="it-IT"/>
+        </w:rPr>
+        <w:t>MVP5 – Seconda tribù e territorio</w:t>
+      </w:r>
+    </w:p>
+    <w:p>
+      <w:pPr>
+        <w:rPr>
+          <w:lang w:val="it-IT"/>
+        </w:rPr>
+      </w:pPr>
+      <w:r>
+        <w:rPr>
+          <w:lang w:val="it-IT"/>
+        </w:rPr>
+        <w:t>Nessuna modifica necessaria. La competizione per le risorse funziona con qualsiasi tipo di layer o branco.</w:t>
+      </w:r>
+    </w:p>
+    <w:p>
+      <w:r>
+        <w:t>Testo attuale confermato:</w:t>
+      </w:r>
+    </w:p>
+    <w:p>
+      <w:pPr>
+        <w:numPr>
+          <w:ilvl w:val="0"/>
+          <w:numId w:val="17"/>
+        </w:numPr>
+        <w:rPr>
+          <w:lang w:val="it-IT"/>
+        </w:rPr>
+      </w:pPr>
+      <w:r>
+        <w:rPr>
+          <w:lang w:val="it-IT"/>
+        </w:rPr>
+        <w:t>Una seconda tribù vicina condivide la stessa foresta e le stesse zone di cibo.</w:t>
+      </w:r>
+    </w:p>
+    <w:p>
+      <w:pPr>
+        <w:numPr>
+          <w:ilvl w:val="0"/>
+          <w:numId w:val="17"/>
+        </w:numPr>
+        <w:rPr>
+          <w:lang w:val="it-IT"/>
+        </w:rPr>
+      </w:pPr>
+      <w:r>
+        <w:rPr>
+          <w:lang w:val="it-IT"/>
+        </w:rPr>
+        <w:t>Se entrambe raccolgono o cacciano, le risorse si esauriscono prima.</w:t>
+      </w:r>
+    </w:p>
+    <w:p>
+      <w:pPr>
+        <w:numPr>
+          <w:ilvl w:val="0"/>
+          <w:numId w:val="17"/>
+        </w:numPr>
+        <w:rPr>
+          <w:lang w:val="it-IT"/>
+        </w:rPr>
+      </w:pPr>
+      <w:r>
+        <w:rPr>
+          <w:lang w:val="it-IT"/>
+        </w:rPr>
+        <w:lastRenderedPageBreak/>
+        <w:t>Possibile scontro se i gruppi si incrociano (combattimento basilare).</w:t>
+      </w:r>
+    </w:p>
+    <w:p>
+      <w:pPr>
+        <w:numPr>
+          <w:ilvl w:val="0"/>
+          <w:numId w:val="17"/>
+        </w:numPr>
+        <w:rPr>
+          <w:lang w:val="it-IT"/>
+        </w:rPr>
+      </w:pPr>
+      <w:r>
+        <w:rPr>
+          <w:lang w:val="it-IT"/>
+        </w:rPr>
+        <w:t>Inizio del concetto di "territorio d'uso": la risorsa è di chi la sta usando.</w:t>
+      </w:r>
+    </w:p>
+    <w:p>
+      <w:pPr>
+        <w:rPr>
+          <w:lang w:val="it-IT"/>
+        </w:rPr>
+      </w:pPr>
+    </w:p>
+    <w:p>
+      <w:pPr>
+        <w:rPr>
+          <w:b/>
+          <w:bCs/>
+          <w:lang w:val="it-IT"/>
+        </w:rPr>
+      </w:pPr>
+      <w:r>
+        <w:rPr>
+          <w:b/>
+          <w:bCs/>
+          <w:lang w:val="it-IT"/>
+        </w:rPr>
         <w:t>CONCETTI DA RECUPERARE POI:</w:t>
       </w:r>
     </w:p>
@@ -3877,7 +3890,7 @@
         <w:pStyle w:val="ListParagraph"/>
         <w:numPr>
           <w:ilvl w:val="0"/>
-          <w:numId w:val="35"/>
+          <w:numId w:val="18"/>
         </w:numPr>
         <w:rPr>
           <w:lang w:val="it-IT"/>
@@ -3971,455 +3984,8 @@
 </file>
 
 <file path=word/numbering.xml><?xml version="1.0" encoding="utf-8"?>
-<w:numbering xmlns:wpc="http://schemas.microsoft.com/office/word/2010/wordprocessingCanvas" xmlns:cx="http://schemas.microsoft.com/office/drawing/2014/chartex" xmlns:cx1="http://schemas.microsoft.com/office/drawing/2015/9/8/chartex" xmlns:cx2="http://schemas.microsoft.com/office/drawing/2015/10/21/chartex" xmlns:cx3="http://schemas.microsoft.com/office/drawing/2016/5/9/chartex" xmlns:cx4="http://schemas.microsoft.com/office/drawing/2016/5/10/chartex" xmlns:cx5="http://schemas.microsoft.com/office/drawing/2016/5/11/chartex" xmlns:cx6="http://schemas.microsoft.com/office/drawing/2016/5/12/chartex" xmlns:cx7="http://schemas.microsoft.com/office/drawing/2016/5/13/chartex" xmlns:cx8="http://schemas.microsoft.com/office/drawing/2016/5/14/chartex" xmlns:mc="http://schemas.openxmlformats.org/markup-compatibility/2006" xmlns:aink="http://schemas.microsoft.com/office/drawing/2016/ink" xmlns:am3d="http://schemas.microsoft.com/office/drawing/2017/model3d" xmlns:o="urn:schemas-microsoft-com:office:office" xmlns:oel="http://schemas.microsoft.com/office/2019/extlst" xmlns:r="http://schemas.openxmlformats.org/officeDocument/2006/relationships" xmlns:m="http://schemas.openxmlformats.org/officeDocument/2006/math" xmlns:v="urn:schemas-microsoft-com:vml" xmlns:wp14="http://schemas.microsoft.com/office/word/2010/wordprocessingDrawing" xmlns:wp="http://schemas.openxmlformats.org/drawingml/2006/wordprocessingDrawing" xmlns:w10="urn:schemas-microsoft-com:office:word" xmlns:w="http://schemas.openxmlformats.org/wordprocessingml/2006/main" xmlns:w14="http://schemas.microsoft.com/office/word/2010/wordml" xmlns:w15="http://schemas.microsoft.com/office/word/2012/wordml" xmlns:w16cei="http://schemas.microsoft.com/office/word/2026/wordml/cei" xmlns:w16cex="http://schemas.microsoft.com/office/word/2018/wordml/cex" xmlns:w16cid="http://schemas.microsoft.com/office/word/2016/wordml/cid" xmlns:w16="http://schemas.microsoft.com/office/word/2018/wordml" xmlns:w16du="http://schemas.microsoft.com/office/word/2023/wordml/word16du" xmlns:w16sdtdh="http://schemas.microsoft.com/office/word/2020/wordml/sdtdatahash" xmlns:w16sdtfl="http://schemas.microsoft.com/office/word/2024/wordml/sdtformatlock" xmlns:w16se="http://schemas.microsoft.com/office/word/2015/wordml/symex" xmlns:wpg="http://schemas.microsoft.com/office/word/2010/wordprocessingGroup" xmlns:wpi="http://schemas.microsoft.com/office/word/2010/wordprocessingInk" xmlns:wne="http://schemas.microsoft.com/office/word/2006/wordml" xmlns:wps="http://schemas.microsoft.com/office/word/2010/wordprocessingShape" mc:Ignorable="w14 w15 w16se w16cid w16 w16cex w16sdtdh w16sdtfl w16du wp14">
+<w:numbering xmlns:wpc="http://schemas.microsoft.com/office/word/2010/wordprocessingCanvas" xmlns:cx="http://schemas.microsoft.com/office/drawing/2014/chartex" xmlns:cx1="http://schemas.microsoft.com/office/drawing/2015/9/8/chartex" xmlns:cx2="http://schemas.microsoft.com/office/drawing/2015/10/21/chartex" xmlns:cx3="http://schemas.microsoft.com/office/drawing/2016/5/9/chartex" xmlns:cx4="http://schemas.microsoft.com/office/drawing/2016/5/10/chartex" xmlns:cx5="http://schemas.microsoft.com/office/drawing/2016/5/11/chartex" xmlns:cx6="http://schemas.microsoft.com/office/drawing/2016/5/12/chartex" xmlns:cx7="http://schemas.microsoft.com/office/drawing/2016/5/13/chartex" xmlns:cx8="http://schemas.microsoft.com/office/drawing/2016/5/14/chartex" xmlns:mc="http://schemas.openxmlformats.org/markup-compatibility/2006" xmlns:aink="http://schemas.microsoft.com/office/drawing/2016/ink" xmlns:am3d="http://schemas.microsoft.com/office/drawing/2017/model3d" xmlns:o="urn:schemas-microsoft-com:office:office" xmlns:oel="http://schemas.microsoft.com/office/2019/extlst" xmlns:r="http://schemas.openxmlformats.org/officeDocument/2006/relationships" xmlns:m="http://schemas.openxmlformats.org/officeDocument/2006/math" xmlns:v="urn:schemas-microsoft-com:vml" xmlns:wp14="http://schemas.microsoft.com/office/word/2010/wordprocessingDrawing" xmlns:wp="http://schemas.openxmlformats.org/drawingml/2006/wordprocessingDrawing" xmlns:w10="urn:schemas-microsoft-com:office:word" xmlns:w="http://schemas.openxmlformats.org/wordprocessingml/2006/main" xmlns:w14="http://schemas.microsoft.com/office/word/2010/wordml" xmlns:w15="http://schemas.microsoft.com/office/word/2012/wordml" xmlns:w16cex="http://schemas.microsoft.com/office/word/2018/wordml/cex" xmlns:w16cid="http://schemas.microsoft.com/office/word/2016/wordml/cid" xmlns:w16="http://schemas.microsoft.com/office/word/2018/wordml" xmlns:w16du="http://schemas.microsoft.com/office/word/2023/wordml/word16du" xmlns:w16sdtdh="http://schemas.microsoft.com/office/word/2020/wordml/sdtdatahash" xmlns:w16sdtfl="http://schemas.microsoft.com/office/word/2024/wordml/sdtformatlock" xmlns:w16se="http://schemas.microsoft.com/office/word/2015/wordml/symex" xmlns:wpg="http://schemas.microsoft.com/office/word/2010/wordprocessingGroup" xmlns:wpi="http://schemas.microsoft.com/office/word/2010/wordprocessingInk" xmlns:wne="http://schemas.microsoft.com/office/word/2006/wordml" xmlns:wps="http://schemas.microsoft.com/office/word/2010/wordprocessingShape" mc:Ignorable="w14 w15 w16se w16cid w16 w16cex w16sdtdh w16sdtfl w16du wp14">
   <w:abstractNum w:abstractNumId="0" w15:restartNumberingAfterBreak="0">
-    <w:nsid w:val="01CC0F03"/>
-    <w:multiLevelType w:val="multilevel"/>
-    <w:tmpl w:val="1D6E534C"/>
-    <w:lvl w:ilvl="0">
-      <w:start w:val="1"/>
-      <w:numFmt w:val="bullet"/>
-      <w:lvlText w:val=""/>
-      <w:lvlJc w:val="left"/>
-      <w:pPr>
-        <w:tabs>
-          <w:tab w:val="num" w:pos="720"/>
-        </w:tabs>
-        <w:ind w:left="720" w:hanging="360"/>
-      </w:pPr>
-      <w:rPr>
-        <w:rFonts w:ascii="Symbol" w:hAnsi="Symbol" w:hint="default"/>
-        <w:sz w:val="20"/>
-      </w:rPr>
-    </w:lvl>
-    <w:lvl w:ilvl="1" w:tentative="1">
-      <w:start w:val="1"/>
-      <w:numFmt w:val="bullet"/>
-      <w:lvlText w:val="o"/>
-      <w:lvlJc w:val="left"/>
-      <w:pPr>
-        <w:tabs>
-          <w:tab w:val="num" w:pos="1440"/>
-        </w:tabs>
-        <w:ind w:left="1440" w:hanging="360"/>
-      </w:pPr>
-      <w:rPr>
-        <w:rFonts w:ascii="Courier New" w:hAnsi="Courier New" w:hint="default"/>
-        <w:sz w:val="20"/>
-      </w:rPr>
-    </w:lvl>
-    <w:lvl w:ilvl="2" w:tentative="1">
-      <w:start w:val="1"/>
-      <w:numFmt w:val="bullet"/>
-      <w:lvlText w:val=""/>
-      <w:lvlJc w:val="left"/>
-      <w:pPr>
-        <w:tabs>
-          <w:tab w:val="num" w:pos="2160"/>
-        </w:tabs>
-        <w:ind w:left="2160" w:hanging="360"/>
-      </w:pPr>
-      <w:rPr>
-        <w:rFonts w:ascii="Wingdings" w:hAnsi="Wingdings" w:hint="default"/>
-        <w:sz w:val="20"/>
-      </w:rPr>
-    </w:lvl>
-    <w:lvl w:ilvl="3" w:tentative="1">
-      <w:start w:val="1"/>
-      <w:numFmt w:val="bullet"/>
-      <w:lvlText w:val=""/>
-      <w:lvlJc w:val="left"/>
-      <w:pPr>
-        <w:tabs>
-          <w:tab w:val="num" w:pos="2880"/>
-        </w:tabs>
-        <w:ind w:left="2880" w:hanging="360"/>
-      </w:pPr>
-      <w:rPr>
-        <w:rFonts w:ascii="Wingdings" w:hAnsi="Wingdings" w:hint="default"/>
-        <w:sz w:val="20"/>
-      </w:rPr>
-    </w:lvl>
-    <w:lvl w:ilvl="4" w:tentative="1">
-      <w:start w:val="1"/>
-      <w:numFmt w:val="bullet"/>
-      <w:lvlText w:val=""/>
-      <w:lvlJc w:val="left"/>
-      <w:pPr>
-        <w:tabs>
-          <w:tab w:val="num" w:pos="3600"/>
-        </w:tabs>
-        <w:ind w:left="3600" w:hanging="360"/>
-      </w:pPr>
-      <w:rPr>
-        <w:rFonts w:ascii="Wingdings" w:hAnsi="Wingdings" w:hint="default"/>
-        <w:sz w:val="20"/>
-      </w:rPr>
-    </w:lvl>
-    <w:lvl w:ilvl="5" w:tentative="1">
-      <w:start w:val="1"/>
-      <w:numFmt w:val="bullet"/>
-      <w:lvlText w:val=""/>
-      <w:lvlJc w:val="left"/>
-      <w:pPr>
-        <w:tabs>
-          <w:tab w:val="num" w:pos="4320"/>
-        </w:tabs>
-        <w:ind w:left="4320" w:hanging="360"/>
-      </w:pPr>
-      <w:rPr>
-        <w:rFonts w:ascii="Wingdings" w:hAnsi="Wingdings" w:hint="default"/>
-        <w:sz w:val="20"/>
-      </w:rPr>
-    </w:lvl>
-    <w:lvl w:ilvl="6" w:tentative="1">
-      <w:start w:val="1"/>
-      <w:numFmt w:val="bullet"/>
-      <w:lvlText w:val=""/>
-      <w:lvlJc w:val="left"/>
-      <w:pPr>
-        <w:tabs>
-          <w:tab w:val="num" w:pos="5040"/>
-        </w:tabs>
-        <w:ind w:left="5040" w:hanging="360"/>
-      </w:pPr>
-      <w:rPr>
-        <w:rFonts w:ascii="Wingdings" w:hAnsi="Wingdings" w:hint="default"/>
-        <w:sz w:val="20"/>
-      </w:rPr>
-    </w:lvl>
-    <w:lvl w:ilvl="7" w:tentative="1">
-      <w:start w:val="1"/>
-      <w:numFmt w:val="bullet"/>
-      <w:lvlText w:val=""/>
-      <w:lvlJc w:val="left"/>
-      <w:pPr>
-        <w:tabs>
-          <w:tab w:val="num" w:pos="5760"/>
-        </w:tabs>
-        <w:ind w:left="5760" w:hanging="360"/>
-      </w:pPr>
-      <w:rPr>
-        <w:rFonts w:ascii="Wingdings" w:hAnsi="Wingdings" w:hint="default"/>
-        <w:sz w:val="20"/>
-      </w:rPr>
-    </w:lvl>
-    <w:lvl w:ilvl="8" w:tentative="1">
-      <w:start w:val="1"/>
-      <w:numFmt w:val="bullet"/>
-      <w:lvlText w:val=""/>
-      <w:lvlJc w:val="left"/>
-      <w:pPr>
-        <w:tabs>
-          <w:tab w:val="num" w:pos="6480"/>
-        </w:tabs>
-        <w:ind w:left="6480" w:hanging="360"/>
-      </w:pPr>
-      <w:rPr>
-        <w:rFonts w:ascii="Wingdings" w:hAnsi="Wingdings" w:hint="default"/>
-        <w:sz w:val="20"/>
-      </w:rPr>
-    </w:lvl>
-  </w:abstractNum>
-  <w:abstractNum w:abstractNumId="1" w15:restartNumberingAfterBreak="0">
-    <w:nsid w:val="03587DDA"/>
-    <w:multiLevelType w:val="multilevel"/>
-    <w:tmpl w:val="C0DADF52"/>
-    <w:lvl w:ilvl="0">
-      <w:start w:val="1"/>
-      <w:numFmt w:val="bullet"/>
-      <w:lvlText w:val=""/>
-      <w:lvlJc w:val="left"/>
-      <w:pPr>
-        <w:tabs>
-          <w:tab w:val="num" w:pos="720"/>
-        </w:tabs>
-        <w:ind w:left="720" w:hanging="360"/>
-      </w:pPr>
-      <w:rPr>
-        <w:rFonts w:ascii="Symbol" w:hAnsi="Symbol" w:hint="default"/>
-        <w:sz w:val="20"/>
-      </w:rPr>
-    </w:lvl>
-    <w:lvl w:ilvl="1" w:tentative="1">
-      <w:start w:val="1"/>
-      <w:numFmt w:val="bullet"/>
-      <w:lvlText w:val="o"/>
-      <w:lvlJc w:val="left"/>
-      <w:pPr>
-        <w:tabs>
-          <w:tab w:val="num" w:pos="1440"/>
-        </w:tabs>
-        <w:ind w:left="1440" w:hanging="360"/>
-      </w:pPr>
-      <w:rPr>
-        <w:rFonts w:ascii="Courier New" w:hAnsi="Courier New" w:hint="default"/>
-        <w:sz w:val="20"/>
-      </w:rPr>
-    </w:lvl>
-    <w:lvl w:ilvl="2" w:tentative="1">
-      <w:start w:val="1"/>
-      <w:numFmt w:val="bullet"/>
-      <w:lvlText w:val=""/>
-      <w:lvlJc w:val="left"/>
-      <w:pPr>
-        <w:tabs>
-          <w:tab w:val="num" w:pos="2160"/>
-        </w:tabs>
-        <w:ind w:left="2160" w:hanging="360"/>
-      </w:pPr>
-      <w:rPr>
-        <w:rFonts w:ascii="Wingdings" w:hAnsi="Wingdings" w:hint="default"/>
-        <w:sz w:val="20"/>
-      </w:rPr>
-    </w:lvl>
-    <w:lvl w:ilvl="3" w:tentative="1">
-      <w:start w:val="1"/>
-      <w:numFmt w:val="bullet"/>
-      <w:lvlText w:val=""/>
-      <w:lvlJc w:val="left"/>
-      <w:pPr>
-        <w:tabs>
-          <w:tab w:val="num" w:pos="2880"/>
-        </w:tabs>
-        <w:ind w:left="2880" w:hanging="360"/>
-      </w:pPr>
-      <w:rPr>
-        <w:rFonts w:ascii="Wingdings" w:hAnsi="Wingdings" w:hint="default"/>
-        <w:sz w:val="20"/>
-      </w:rPr>
-    </w:lvl>
-    <w:lvl w:ilvl="4" w:tentative="1">
-      <w:start w:val="1"/>
-      <w:numFmt w:val="bullet"/>
-      <w:lvlText w:val=""/>
-      <w:lvlJc w:val="left"/>
-      <w:pPr>
-        <w:tabs>
-          <w:tab w:val="num" w:pos="3600"/>
-        </w:tabs>
-        <w:ind w:left="3600" w:hanging="360"/>
-      </w:pPr>
-      <w:rPr>
-        <w:rFonts w:ascii="Wingdings" w:hAnsi="Wingdings" w:hint="default"/>
-        <w:sz w:val="20"/>
-      </w:rPr>
-    </w:lvl>
-    <w:lvl w:ilvl="5" w:tentative="1">
-      <w:start w:val="1"/>
-      <w:numFmt w:val="bullet"/>
-      <w:lvlText w:val=""/>
-      <w:lvlJc w:val="left"/>
-      <w:pPr>
-        <w:tabs>
-          <w:tab w:val="num" w:pos="4320"/>
-        </w:tabs>
-        <w:ind w:left="4320" w:hanging="360"/>
-      </w:pPr>
-      <w:rPr>
-        <w:rFonts w:ascii="Wingdings" w:hAnsi="Wingdings" w:hint="default"/>
-        <w:sz w:val="20"/>
-      </w:rPr>
-    </w:lvl>
-    <w:lvl w:ilvl="6" w:tentative="1">
-      <w:start w:val="1"/>
-      <w:numFmt w:val="bullet"/>
-      <w:lvlText w:val=""/>
-      <w:lvlJc w:val="left"/>
-      <w:pPr>
-        <w:tabs>
-          <w:tab w:val="num" w:pos="5040"/>
-        </w:tabs>
-        <w:ind w:left="5040" w:hanging="360"/>
-      </w:pPr>
-      <w:rPr>
-        <w:rFonts w:ascii="Wingdings" w:hAnsi="Wingdings" w:hint="default"/>
-        <w:sz w:val="20"/>
-      </w:rPr>
-    </w:lvl>
-    <w:lvl w:ilvl="7" w:tentative="1">
-      <w:start w:val="1"/>
-      <w:numFmt w:val="bullet"/>
-      <w:lvlText w:val=""/>
-      <w:lvlJc w:val="left"/>
-      <w:pPr>
-        <w:tabs>
-          <w:tab w:val="num" w:pos="5760"/>
-        </w:tabs>
-        <w:ind w:left="5760" w:hanging="360"/>
-      </w:pPr>
-      <w:rPr>
-        <w:rFonts w:ascii="Wingdings" w:hAnsi="Wingdings" w:hint="default"/>
-        <w:sz w:val="20"/>
-      </w:rPr>
-    </w:lvl>
-    <w:lvl w:ilvl="8" w:tentative="1">
-      <w:start w:val="1"/>
-      <w:numFmt w:val="bullet"/>
-      <w:lvlText w:val=""/>
-      <w:lvlJc w:val="left"/>
-      <w:pPr>
-        <w:tabs>
-          <w:tab w:val="num" w:pos="6480"/>
-        </w:tabs>
-        <w:ind w:left="6480" w:hanging="360"/>
-      </w:pPr>
-      <w:rPr>
-        <w:rFonts w:ascii="Wingdings" w:hAnsi="Wingdings" w:hint="default"/>
-        <w:sz w:val="20"/>
-      </w:rPr>
-    </w:lvl>
-  </w:abstractNum>
-  <w:abstractNum w:abstractNumId="2" w15:restartNumberingAfterBreak="0">
-    <w:nsid w:val="03EB0AF5"/>
-    <w:multiLevelType w:val="multilevel"/>
-    <w:tmpl w:val="38347702"/>
-    <w:lvl w:ilvl="0">
-      <w:start w:val="1"/>
-      <w:numFmt w:val="bullet"/>
-      <w:lvlText w:val=""/>
-      <w:lvlJc w:val="left"/>
-      <w:pPr>
-        <w:tabs>
-          <w:tab w:val="num" w:pos="720"/>
-        </w:tabs>
-        <w:ind w:left="720" w:hanging="360"/>
-      </w:pPr>
-      <w:rPr>
-        <w:rFonts w:ascii="Symbol" w:hAnsi="Symbol" w:hint="default"/>
-        <w:sz w:val="20"/>
-      </w:rPr>
-    </w:lvl>
-    <w:lvl w:ilvl="1" w:tentative="1">
-      <w:start w:val="1"/>
-      <w:numFmt w:val="bullet"/>
-      <w:lvlText w:val="o"/>
-      <w:lvlJc w:val="left"/>
-      <w:pPr>
-        <w:tabs>
-          <w:tab w:val="num" w:pos="1440"/>
-        </w:tabs>
-        <w:ind w:left="1440" w:hanging="360"/>
-      </w:pPr>
-      <w:rPr>
-        <w:rFonts w:ascii="Courier New" w:hAnsi="Courier New" w:hint="default"/>
-        <w:sz w:val="20"/>
-      </w:rPr>
-    </w:lvl>
-    <w:lvl w:ilvl="2" w:tentative="1">
-      <w:start w:val="1"/>
-      <w:numFmt w:val="bullet"/>
-      <w:lvlText w:val=""/>
-      <w:lvlJc w:val="left"/>
-      <w:pPr>
-        <w:tabs>
-          <w:tab w:val="num" w:pos="2160"/>
-        </w:tabs>
-        <w:ind w:left="2160" w:hanging="360"/>
-      </w:pPr>
-      <w:rPr>
-        <w:rFonts w:ascii="Wingdings" w:hAnsi="Wingdings" w:hint="default"/>
-        <w:sz w:val="20"/>
-      </w:rPr>
-    </w:lvl>
-    <w:lvl w:ilvl="3" w:tentative="1">
-      <w:start w:val="1"/>
-      <w:numFmt w:val="bullet"/>
-      <w:lvlText w:val=""/>
-      <w:lvlJc w:val="left"/>
-      <w:pPr>
-        <w:tabs>
-          <w:tab w:val="num" w:pos="2880"/>
-        </w:tabs>
-        <w:ind w:left="2880" w:hanging="360"/>
-      </w:pPr>
-      <w:rPr>
-        <w:rFonts w:ascii="Wingdings" w:hAnsi="Wingdings" w:hint="default"/>
-        <w:sz w:val="20"/>
-      </w:rPr>
-    </w:lvl>
-    <w:lvl w:ilvl="4" w:tentative="1">
-      <w:start w:val="1"/>
-      <w:numFmt w:val="bullet"/>
-      <w:lvlText w:val=""/>
-      <w:lvlJc w:val="left"/>
-      <w:pPr>
-        <w:tabs>
-          <w:tab w:val="num" w:pos="3600"/>
-        </w:tabs>
-        <w:ind w:left="3600" w:hanging="360"/>
-      </w:pPr>
-      <w:rPr>
-        <w:rFonts w:ascii="Wingdings" w:hAnsi="Wingdings" w:hint="default"/>
-        <w:sz w:val="20"/>
-      </w:rPr>
-    </w:lvl>
-    <w:lvl w:ilvl="5" w:tentative="1">
-      <w:start w:val="1"/>
-      <w:numFmt w:val="bullet"/>
-      <w:lvlText w:val=""/>
-      <w:lvlJc w:val="left"/>
-      <w:pPr>
-        <w:tabs>
-          <w:tab w:val="num" w:pos="4320"/>
-        </w:tabs>
-        <w:ind w:left="4320" w:hanging="360"/>
-      </w:pPr>
-      <w:rPr>
-        <w:rFonts w:ascii="Wingdings" w:hAnsi="Wingdings" w:hint="default"/>
-        <w:sz w:val="20"/>
-      </w:rPr>
-    </w:lvl>
-    <w:lvl w:ilvl="6" w:tentative="1">
-      <w:start w:val="1"/>
-      <w:numFmt w:val="bullet"/>
-      <w:lvlText w:val=""/>
-      <w:lvlJc w:val="left"/>
-      <w:pPr>
-        <w:tabs>
-          <w:tab w:val="num" w:pos="5040"/>
-        </w:tabs>
-        <w:ind w:left="5040" w:hanging="360"/>
-      </w:pPr>
-      <w:rPr>
-        <w:rFonts w:ascii="Wingdings" w:hAnsi="Wingdings" w:hint="default"/>
-        <w:sz w:val="20"/>
-      </w:rPr>
-    </w:lvl>
-    <w:lvl w:ilvl="7" w:tentative="1">
-      <w:start w:val="1"/>
-      <w:numFmt w:val="bullet"/>
-      <w:lvlText w:val=""/>
-      <w:lvlJc w:val="left"/>
-      <w:pPr>
-        <w:tabs>
-          <w:tab w:val="num" w:pos="5760"/>
-        </w:tabs>
-        <w:ind w:left="5760" w:hanging="360"/>
-      </w:pPr>
-      <w:rPr>
-        <w:rFonts w:ascii="Wingdings" w:hAnsi="Wingdings" w:hint="default"/>
-        <w:sz w:val="20"/>
-      </w:rPr>
-    </w:lvl>
-    <w:lvl w:ilvl="8" w:tentative="1">
-      <w:start w:val="1"/>
-      <w:numFmt w:val="bullet"/>
-      <w:lvlText w:val=""/>
-      <w:lvlJc w:val="left"/>
-      <w:pPr>
-        <w:tabs>
-          <w:tab w:val="num" w:pos="6480"/>
-        </w:tabs>
-        <w:ind w:left="6480" w:hanging="360"/>
-      </w:pPr>
-      <w:rPr>
-        <w:rFonts w:ascii="Wingdings" w:hAnsi="Wingdings" w:hint="default"/>
-        <w:sz w:val="20"/>
-      </w:rPr>
-    </w:lvl>
-  </w:abstractNum>
-  <w:abstractNum w:abstractNumId="3" w15:restartNumberingAfterBreak="0">
     <w:nsid w:val="06121C3C"/>
     <w:multiLevelType w:val="hybridMultilevel"/>
     <w:tmpl w:val="C0F657EE"/>
@@ -4532,7 +4098,7 @@
       </w:rPr>
     </w:lvl>
   </w:abstractNum>
-  <w:abstractNum w:abstractNumId="4" w15:restartNumberingAfterBreak="0">
+  <w:abstractNum w:abstractNumId="1" w15:restartNumberingAfterBreak="0">
     <w:nsid w:val="09483044"/>
     <w:multiLevelType w:val="multilevel"/>
     <w:tmpl w:val="C576B672"/>
@@ -4645,119 +4211,7 @@
       </w:pPr>
     </w:lvl>
   </w:abstractNum>
-  <w:abstractNum w:abstractNumId="5" w15:restartNumberingAfterBreak="0">
-    <w:nsid w:val="0A1C7A37"/>
-    <w:multiLevelType w:val="hybridMultilevel"/>
-    <w:tmpl w:val="91D624F2"/>
-    <w:lvl w:ilvl="0" w:tplc="FAA67352">
-      <w:numFmt w:val="bullet"/>
-      <w:lvlText w:val="-"/>
-      <w:lvlJc w:val="left"/>
-      <w:pPr>
-        <w:ind w:left="720" w:hanging="360"/>
-      </w:pPr>
-      <w:rPr>
-        <w:rFonts w:ascii="Calibri" w:eastAsiaTheme="minorHAnsi" w:hAnsi="Calibri" w:cs="Calibri" w:hint="default"/>
-      </w:rPr>
-    </w:lvl>
-    <w:lvl w:ilvl="1" w:tplc="08090003" w:tentative="1">
-      <w:start w:val="1"/>
-      <w:numFmt w:val="bullet"/>
-      <w:lvlText w:val="o"/>
-      <w:lvlJc w:val="left"/>
-      <w:pPr>
-        <w:ind w:left="1440" w:hanging="360"/>
-      </w:pPr>
-      <w:rPr>
-        <w:rFonts w:ascii="Courier New" w:hAnsi="Courier New" w:cs="Courier New" w:hint="default"/>
-      </w:rPr>
-    </w:lvl>
-    <w:lvl w:ilvl="2" w:tplc="08090005" w:tentative="1">
-      <w:start w:val="1"/>
-      <w:numFmt w:val="bullet"/>
-      <w:lvlText w:val=""/>
-      <w:lvlJc w:val="left"/>
-      <w:pPr>
-        <w:ind w:left="2160" w:hanging="360"/>
-      </w:pPr>
-      <w:rPr>
-        <w:rFonts w:ascii="Wingdings" w:hAnsi="Wingdings" w:hint="default"/>
-      </w:rPr>
-    </w:lvl>
-    <w:lvl w:ilvl="3" w:tplc="08090001" w:tentative="1">
-      <w:start w:val="1"/>
-      <w:numFmt w:val="bullet"/>
-      <w:lvlText w:val=""/>
-      <w:lvlJc w:val="left"/>
-      <w:pPr>
-        <w:ind w:left="2880" w:hanging="360"/>
-      </w:pPr>
-      <w:rPr>
-        <w:rFonts w:ascii="Symbol" w:hAnsi="Symbol" w:hint="default"/>
-      </w:rPr>
-    </w:lvl>
-    <w:lvl w:ilvl="4" w:tplc="08090003" w:tentative="1">
-      <w:start w:val="1"/>
-      <w:numFmt w:val="bullet"/>
-      <w:lvlText w:val="o"/>
-      <w:lvlJc w:val="left"/>
-      <w:pPr>
-        <w:ind w:left="3600" w:hanging="360"/>
-      </w:pPr>
-      <w:rPr>
-        <w:rFonts w:ascii="Courier New" w:hAnsi="Courier New" w:cs="Courier New" w:hint="default"/>
-      </w:rPr>
-    </w:lvl>
-    <w:lvl w:ilvl="5" w:tplc="08090005" w:tentative="1">
-      <w:start w:val="1"/>
-      <w:numFmt w:val="bullet"/>
-      <w:lvlText w:val=""/>
-      <w:lvlJc w:val="left"/>
-      <w:pPr>
-        <w:ind w:left="4320" w:hanging="360"/>
-      </w:pPr>
-      <w:rPr>
-        <w:rFonts w:ascii="Wingdings" w:hAnsi="Wingdings" w:hint="default"/>
-      </w:rPr>
-    </w:lvl>
-    <w:lvl w:ilvl="6" w:tplc="08090001" w:tentative="1">
-      <w:start w:val="1"/>
-      <w:numFmt w:val="bullet"/>
-      <w:lvlText w:val=""/>
-      <w:lvlJc w:val="left"/>
-      <w:pPr>
-        <w:ind w:left="5040" w:hanging="360"/>
-      </w:pPr>
-      <w:rPr>
-        <w:rFonts w:ascii="Symbol" w:hAnsi="Symbol" w:hint="default"/>
-      </w:rPr>
-    </w:lvl>
-    <w:lvl w:ilvl="7" w:tplc="08090003" w:tentative="1">
-      <w:start w:val="1"/>
-      <w:numFmt w:val="bullet"/>
-      <w:lvlText w:val="o"/>
-      <w:lvlJc w:val="left"/>
-      <w:pPr>
-        <w:ind w:left="5760" w:hanging="360"/>
-      </w:pPr>
-      <w:rPr>
-        <w:rFonts w:ascii="Courier New" w:hAnsi="Courier New" w:cs="Courier New" w:hint="default"/>
-      </w:rPr>
-    </w:lvl>
-    <w:lvl w:ilvl="8" w:tplc="08090005" w:tentative="1">
-      <w:start w:val="1"/>
-      <w:numFmt w:val="bullet"/>
-      <w:lvlText w:val=""/>
-      <w:lvlJc w:val="left"/>
-      <w:pPr>
-        <w:ind w:left="6480" w:hanging="360"/>
-      </w:pPr>
-      <w:rPr>
-        <w:rFonts w:ascii="Wingdings" w:hAnsi="Wingdings" w:hint="default"/>
-      </w:rPr>
-    </w:lvl>
-  </w:abstractNum>
-  <w:abstractNum w:abstractNumId="6" w15:restartNumberingAfterBreak="0">
+  <w:abstractNum w:abstractNumId="2" w15:restartNumberingAfterBreak="0">
     <w:nsid w:val="0E841546"/>
     <w:multiLevelType w:val="multilevel"/>
     <w:tmpl w:val="B2DC5664"/>
@@ -4906,156 +4360,7 @@
       </w:rPr>
     </w:lvl>
   </w:abstractNum>
-  <w:abstractNum w:abstractNumId="7" w15:restartNumberingAfterBreak="0">
-    <w:nsid w:val="109C5F21"/>
-    <w:multiLevelType w:val="multilevel"/>
-    <w:tmpl w:val="A322F550"/>
-    <w:lvl w:ilvl="0">
-      <w:start w:val="1"/>
-      <w:numFmt w:val="bullet"/>
-      <w:lvlText w:val=""/>
-      <w:lvlJc w:val="left"/>
-      <w:pPr>
-        <w:tabs>
-          <w:tab w:val="num" w:pos="720"/>
-        </w:tabs>
-        <w:ind w:left="720" w:hanging="360"/>
-      </w:pPr>
-      <w:rPr>
-        <w:rFonts w:ascii="Symbol" w:hAnsi="Symbol" w:hint="default"/>
-        <w:sz w:val="20"/>
-      </w:rPr>
-    </w:lvl>
-    <w:lvl w:ilvl="1" w:tentative="1">
-      <w:start w:val="1"/>
-      <w:numFmt w:val="bullet"/>
-      <w:lvlText w:val="o"/>
-      <w:lvlJc w:val="left"/>
-      <w:pPr>
-        <w:tabs>
-          <w:tab w:val="num" w:pos="1440"/>
-        </w:tabs>
-        <w:ind w:left="1440" w:hanging="360"/>
-      </w:pPr>
-      <w:rPr>
-        <w:rFonts w:ascii="Courier New" w:hAnsi="Courier New" w:hint="default"/>
-        <w:sz w:val="20"/>
-      </w:rPr>
-    </w:lvl>
-    <w:lvl w:ilvl="2" w:tentative="1">
-      <w:start w:val="1"/>
-      <w:numFmt w:val="bullet"/>
-      <w:lvlText w:val=""/>
-      <w:lvlJc w:val="left"/>
-      <w:pPr>
-        <w:tabs>
-          <w:tab w:val="num" w:pos="2160"/>
-        </w:tabs>
-        <w:ind w:left="2160" w:hanging="360"/>
-      </w:pPr>
-      <w:rPr>
-        <w:rFonts w:ascii="Wingdings" w:hAnsi="Wingdings" w:hint="default"/>
-        <w:sz w:val="20"/>
-      </w:rPr>
-    </w:lvl>
-    <w:lvl w:ilvl="3" w:tentative="1">
-      <w:start w:val="1"/>
-      <w:numFmt w:val="bullet"/>
-      <w:lvlText w:val=""/>
-      <w:lvlJc w:val="left"/>
-      <w:pPr>
-        <w:tabs>
-          <w:tab w:val="num" w:pos="2880"/>
-        </w:tabs>
-        <w:ind w:left="2880" w:hanging="360"/>
-      </w:pPr>
-      <w:rPr>
-        <w:rFonts w:ascii="Wingdings" w:hAnsi="Wingdings" w:hint="default"/>
-        <w:sz w:val="20"/>
-      </w:rPr>
-    </w:lvl>
-    <w:lvl w:ilvl="4" w:tentative="1">
-      <w:start w:val="1"/>
-      <w:numFmt w:val="bullet"/>
-      <w:lvlText w:val=""/>
-      <w:lvlJc w:val="left"/>
-      <w:pPr>
-        <w:tabs>
-          <w:tab w:val="num" w:pos="3600"/>
-        </w:tabs>
-        <w:ind w:left="3600" w:hanging="360"/>
-      </w:pPr>
-      <w:rPr>
-        <w:rFonts w:ascii="Wingdings" w:hAnsi="Wingdings" w:hint="default"/>
-        <w:sz w:val="20"/>
-      </w:rPr>
-    </w:lvl>
-    <w:lvl w:ilvl="5" w:tentative="1">
-      <w:start w:val="1"/>
-      <w:numFmt w:val="bullet"/>
-      <w:lvlText w:val=""/>
-      <w:lvlJc w:val="left"/>
-      <w:pPr>
-        <w:tabs>
-          <w:tab w:val="num" w:pos="4320"/>
-        </w:tabs>
-        <w:ind w:left="4320" w:hanging="360"/>
-      </w:pPr>
-      <w:rPr>
-        <w:rFonts w:ascii="Wingdings" w:hAnsi="Wingdings" w:hint="default"/>
-        <w:sz w:val="20"/>
-      </w:rPr>
-    </w:lvl>
-    <w:lvl w:ilvl="6" w:tentative="1">
-      <w:start w:val="1"/>
-      <w:numFmt w:val="bullet"/>
-      <w:lvlText w:val=""/>
-      <w:lvlJc w:val="left"/>
-      <w:pPr>
-        <w:tabs>
-          <w:tab w:val="num" w:pos="5040"/>
-        </w:tabs>
-        <w:ind w:left="5040" w:hanging="360"/>
-      </w:pPr>
-      <w:rPr>
-        <w:rFonts w:ascii="Wingdings" w:hAnsi="Wingdings" w:hint="default"/>
-        <w:sz w:val="20"/>
-      </w:rPr>
-    </w:lvl>
-    <w:lvl w:ilvl="7" w:tentative="1">
-      <w:start w:val="1"/>
-      <w:numFmt w:val="bullet"/>
-      <w:lvlText w:val=""/>
-      <w:lvlJc w:val="left"/>
-      <w:pPr>
-        <w:tabs>
-          <w:tab w:val="num" w:pos="5760"/>
-        </w:tabs>
-        <w:ind w:left="5760" w:hanging="360"/>
-      </w:pPr>
-      <w:rPr>
-        <w:rFonts w:ascii="Wingdings" w:hAnsi="Wingdings" w:hint="default"/>
-        <w:sz w:val="20"/>
-      </w:rPr>
-    </w:lvl>
-    <w:lvl w:ilvl="8" w:tentative="1">
-      <w:start w:val="1"/>
-      <w:numFmt w:val="bullet"/>
-      <w:lvlText w:val=""/>
-      <w:lvlJc w:val="left"/>
-      <w:pPr>
-        <w:tabs>
-          <w:tab w:val="num" w:pos="6480"/>
-        </w:tabs>
-        <w:ind w:left="6480" w:hanging="360"/>
-      </w:pPr>
-      <w:rPr>
-        <w:rFonts w:ascii="Wingdings" w:hAnsi="Wingdings" w:hint="default"/>
-        <w:sz w:val="20"/>
-      </w:rPr>
-    </w:lvl>
-  </w:abstractNum>
-  <w:abstractNum w:abstractNumId="8" w15:restartNumberingAfterBreak="0">
+  <w:abstractNum w:abstractNumId="3" w15:restartNumberingAfterBreak="0">
     <w:nsid w:val="127B248F"/>
     <w:multiLevelType w:val="multilevel"/>
     <w:tmpl w:val="69F09910"/>
@@ -5168,7 +4473,7 @@
       </w:pPr>
     </w:lvl>
   </w:abstractNum>
-  <w:abstractNum w:abstractNumId="9" w15:restartNumberingAfterBreak="0">
+  <w:abstractNum w:abstractNumId="4" w15:restartNumberingAfterBreak="0">
     <w:nsid w:val="131A0DBD"/>
     <w:multiLevelType w:val="multilevel"/>
     <w:tmpl w:val="7668DF54"/>
@@ -5317,10 +4622,10 @@
       </w:rPr>
     </w:lvl>
   </w:abstractNum>
-  <w:abstractNum w:abstractNumId="10" w15:restartNumberingAfterBreak="0">
-    <w:nsid w:val="15FE68FE"/>
+  <w:abstractNum w:abstractNumId="5" w15:restartNumberingAfterBreak="0">
+    <w:nsid w:val="13B5372B"/>
     <w:multiLevelType w:val="multilevel"/>
-    <w:tmpl w:val="65F83AEE"/>
+    <w:tmpl w:val="5C4E987C"/>
     <w:lvl w:ilvl="0">
       <w:start w:val="1"/>
       <w:numFmt w:val="bullet"/>
@@ -5337,7 +4642,7 @@
         <w:sz w:val="20"/>
       </w:rPr>
     </w:lvl>
-    <w:lvl w:ilvl="1" w:tentative="1">
+    <w:lvl w:ilvl="1">
       <w:start w:val="1"/>
       <w:numFmt w:val="bullet"/>
       <w:lvlText w:val="o"/>
@@ -5466,305 +4771,7 @@
       </w:rPr>
     </w:lvl>
   </w:abstractNum>
-  <w:abstractNum w:abstractNumId="11" w15:restartNumberingAfterBreak="0">
-    <w:nsid w:val="17235FE1"/>
-    <w:multiLevelType w:val="multilevel"/>
-    <w:tmpl w:val="F34AE5A0"/>
-    <w:lvl w:ilvl="0">
-      <w:start w:val="1"/>
-      <w:numFmt w:val="bullet"/>
-      <w:lvlText w:val=""/>
-      <w:lvlJc w:val="left"/>
-      <w:pPr>
-        <w:tabs>
-          <w:tab w:val="num" w:pos="720"/>
-        </w:tabs>
-        <w:ind w:left="720" w:hanging="360"/>
-      </w:pPr>
-      <w:rPr>
-        <w:rFonts w:ascii="Symbol" w:hAnsi="Symbol" w:hint="default"/>
-        <w:sz w:val="20"/>
-      </w:rPr>
-    </w:lvl>
-    <w:lvl w:ilvl="1" w:tentative="1">
-      <w:start w:val="1"/>
-      <w:numFmt w:val="bullet"/>
-      <w:lvlText w:val="o"/>
-      <w:lvlJc w:val="left"/>
-      <w:pPr>
-        <w:tabs>
-          <w:tab w:val="num" w:pos="1440"/>
-        </w:tabs>
-        <w:ind w:left="1440" w:hanging="360"/>
-      </w:pPr>
-      <w:rPr>
-        <w:rFonts w:ascii="Courier New" w:hAnsi="Courier New" w:hint="default"/>
-        <w:sz w:val="20"/>
-      </w:rPr>
-    </w:lvl>
-    <w:lvl w:ilvl="2" w:tentative="1">
-      <w:start w:val="1"/>
-      <w:numFmt w:val="bullet"/>
-      <w:lvlText w:val=""/>
-      <w:lvlJc w:val="left"/>
-      <w:pPr>
-        <w:tabs>
-          <w:tab w:val="num" w:pos="2160"/>
-        </w:tabs>
-        <w:ind w:left="2160" w:hanging="360"/>
-      </w:pPr>
-      <w:rPr>
-        <w:rFonts w:ascii="Wingdings" w:hAnsi="Wingdings" w:hint="default"/>
-        <w:sz w:val="20"/>
-      </w:rPr>
-    </w:lvl>
-    <w:lvl w:ilvl="3" w:tentative="1">
-      <w:start w:val="1"/>
-      <w:numFmt w:val="bullet"/>
-      <w:lvlText w:val=""/>
-      <w:lvlJc w:val="left"/>
-      <w:pPr>
-        <w:tabs>
-          <w:tab w:val="num" w:pos="2880"/>
-        </w:tabs>
-        <w:ind w:left="2880" w:hanging="360"/>
-      </w:pPr>
-      <w:rPr>
-        <w:rFonts w:ascii="Wingdings" w:hAnsi="Wingdings" w:hint="default"/>
-        <w:sz w:val="20"/>
-      </w:rPr>
-    </w:lvl>
-    <w:lvl w:ilvl="4" w:tentative="1">
-      <w:start w:val="1"/>
-      <w:numFmt w:val="bullet"/>
-      <w:lvlText w:val=""/>
-      <w:lvlJc w:val="left"/>
-      <w:pPr>
-        <w:tabs>
-          <w:tab w:val="num" w:pos="3600"/>
-        </w:tabs>
-        <w:ind w:left="3600" w:hanging="360"/>
-      </w:pPr>
-      <w:rPr>
-        <w:rFonts w:ascii="Wingdings" w:hAnsi="Wingdings" w:hint="default"/>
-        <w:sz w:val="20"/>
-      </w:rPr>
-    </w:lvl>
-    <w:lvl w:ilvl="5" w:tentative="1">
-      <w:start w:val="1"/>
-      <w:numFmt w:val="bullet"/>
-      <w:lvlText w:val=""/>
-      <w:lvlJc w:val="left"/>
-      <w:pPr>
-        <w:tabs>
-          <w:tab w:val="num" w:pos="4320"/>
-        </w:tabs>
-        <w:ind w:left="4320" w:hanging="360"/>
-      </w:pPr>
-      <w:rPr>
-        <w:rFonts w:ascii="Wingdings" w:hAnsi="Wingdings" w:hint="default"/>
-        <w:sz w:val="20"/>
-      </w:rPr>
-    </w:lvl>
-    <w:lvl w:ilvl="6" w:tentative="1">
-      <w:start w:val="1"/>
-      <w:numFmt w:val="bullet"/>
-      <w:lvlText w:val=""/>
-      <w:lvlJc w:val="left"/>
-      <w:pPr>
-        <w:tabs>
-          <w:tab w:val="num" w:pos="5040"/>
-        </w:tabs>
-        <w:ind w:left="5040" w:hanging="360"/>
-      </w:pPr>
-      <w:rPr>
-        <w:rFonts w:ascii="Wingdings" w:hAnsi="Wingdings" w:hint="default"/>
-        <w:sz w:val="20"/>
-      </w:rPr>
-    </w:lvl>
-    <w:lvl w:ilvl="7" w:tentative="1">
-      <w:start w:val="1"/>
-      <w:numFmt w:val="bullet"/>
-      <w:lvlText w:val=""/>
-      <w:lvlJc w:val="left"/>
-      <w:pPr>
-        <w:tabs>
-          <w:tab w:val="num" w:pos="5760"/>
-        </w:tabs>
-        <w:ind w:left="5760" w:hanging="360"/>
-      </w:pPr>
-      <w:rPr>
-        <w:rFonts w:ascii="Wingdings" w:hAnsi="Wingdings" w:hint="default"/>
-        <w:sz w:val="20"/>
-      </w:rPr>
-    </w:lvl>
-    <w:lvl w:ilvl="8" w:tentative="1">
-      <w:start w:val="1"/>
-      <w:numFmt w:val="bullet"/>
-      <w:lvlText w:val=""/>
-      <w:lvlJc w:val="left"/>
-      <w:pPr>
-        <w:tabs>
-          <w:tab w:val="num" w:pos="6480"/>
-        </w:tabs>
-        <w:ind w:left="6480" w:hanging="360"/>
-      </w:pPr>
-      <w:rPr>
-        <w:rFonts w:ascii="Wingdings" w:hAnsi="Wingdings" w:hint="default"/>
-        <w:sz w:val="20"/>
-      </w:rPr>
-    </w:lvl>
-  </w:abstractNum>
-  <w:abstractNum w:abstractNumId="12" w15:restartNumberingAfterBreak="0">
-    <w:nsid w:val="1996508A"/>
-    <w:multiLevelType w:val="multilevel"/>
-    <w:tmpl w:val="F198151A"/>
-    <w:lvl w:ilvl="0">
-      <w:start w:val="1"/>
-      <w:numFmt w:val="bullet"/>
-      <w:lvlText w:val=""/>
-      <w:lvlJc w:val="left"/>
-      <w:pPr>
-        <w:tabs>
-          <w:tab w:val="num" w:pos="720"/>
-        </w:tabs>
-        <w:ind w:left="720" w:hanging="360"/>
-      </w:pPr>
-      <w:rPr>
-        <w:rFonts w:ascii="Symbol" w:hAnsi="Symbol" w:hint="default"/>
-        <w:sz w:val="20"/>
-      </w:rPr>
-    </w:lvl>
-    <w:lvl w:ilvl="1" w:tentative="1">
-      <w:start w:val="1"/>
-      <w:numFmt w:val="bullet"/>
-      <w:lvlText w:val="o"/>
-      <w:lvlJc w:val="left"/>
-      <w:pPr>
-        <w:tabs>
-          <w:tab w:val="num" w:pos="1440"/>
-        </w:tabs>
-        <w:ind w:left="1440" w:hanging="360"/>
-      </w:pPr>
-      <w:rPr>
-        <w:rFonts w:ascii="Courier New" w:hAnsi="Courier New" w:hint="default"/>
-        <w:sz w:val="20"/>
-      </w:rPr>
-    </w:lvl>
-    <w:lvl w:ilvl="2" w:tentative="1">
-      <w:start w:val="1"/>
-      <w:numFmt w:val="bullet"/>
-      <w:lvlText w:val=""/>
-      <w:lvlJc w:val="left"/>
-      <w:pPr>
-        <w:tabs>
-          <w:tab w:val="num" w:pos="2160"/>
-        </w:tabs>
-        <w:ind w:left="2160" w:hanging="360"/>
-      </w:pPr>
-      <w:rPr>
-        <w:rFonts w:ascii="Wingdings" w:hAnsi="Wingdings" w:hint="default"/>
-        <w:sz w:val="20"/>
-      </w:rPr>
-    </w:lvl>
-    <w:lvl w:ilvl="3" w:tentative="1">
-      <w:start w:val="1"/>
-      <w:numFmt w:val="bullet"/>
-      <w:lvlText w:val=""/>
-      <w:lvlJc w:val="left"/>
-      <w:pPr>
-        <w:tabs>
-          <w:tab w:val="num" w:pos="2880"/>
-        </w:tabs>
-        <w:ind w:left="2880" w:hanging="360"/>
-      </w:pPr>
-      <w:rPr>
-        <w:rFonts w:ascii="Wingdings" w:hAnsi="Wingdings" w:hint="default"/>
-        <w:sz w:val="20"/>
-      </w:rPr>
-    </w:lvl>
-    <w:lvl w:ilvl="4" w:tentative="1">
-      <w:start w:val="1"/>
-      <w:numFmt w:val="bullet"/>
-      <w:lvlText w:val=""/>
-      <w:lvlJc w:val="left"/>
-      <w:pPr>
-        <w:tabs>
-          <w:tab w:val="num" w:pos="3600"/>
-        </w:tabs>
-        <w:ind w:left="3600" w:hanging="360"/>
-      </w:pPr>
-      <w:rPr>
-        <w:rFonts w:ascii="Wingdings" w:hAnsi="Wingdings" w:hint="default"/>
-        <w:sz w:val="20"/>
-      </w:rPr>
-    </w:lvl>
-    <w:lvl w:ilvl="5" w:tentative="1">
-      <w:start w:val="1"/>
-      <w:numFmt w:val="bullet"/>
-      <w:lvlText w:val=""/>
-      <w:lvlJc w:val="left"/>
-      <w:pPr>
-        <w:tabs>
-          <w:tab w:val="num" w:pos="4320"/>
-        </w:tabs>
-        <w:ind w:left="4320" w:hanging="360"/>
-      </w:pPr>
-      <w:rPr>
-        <w:rFonts w:ascii="Wingdings" w:hAnsi="Wingdings" w:hint="default"/>
-        <w:sz w:val="20"/>
-      </w:rPr>
-    </w:lvl>
-    <w:lvl w:ilvl="6" w:tentative="1">
-      <w:start w:val="1"/>
-      <w:numFmt w:val="bullet"/>
-      <w:lvlText w:val=""/>
-      <w:lvlJc w:val="left"/>
-      <w:pPr>
-        <w:tabs>
-          <w:tab w:val="num" w:pos="5040"/>
-        </w:tabs>
-        <w:ind w:left="5040" w:hanging="360"/>
-      </w:pPr>
-      <w:rPr>
-        <w:rFonts w:ascii="Wingdings" w:hAnsi="Wingdings" w:hint="default"/>
-        <w:sz w:val="20"/>
-      </w:rPr>
-    </w:lvl>
-    <w:lvl w:ilvl="7" w:tentative="1">
-      <w:start w:val="1"/>
-      <w:numFmt w:val="bullet"/>
-      <w:lvlText w:val=""/>
-      <w:lvlJc w:val="left"/>
-      <w:pPr>
-        <w:tabs>
-          <w:tab w:val="num" w:pos="5760"/>
-        </w:tabs>
-        <w:ind w:left="5760" w:hanging="360"/>
-      </w:pPr>
-      <w:rPr>
-        <w:rFonts w:ascii="Wingdings" w:hAnsi="Wingdings" w:hint="default"/>
-        <w:sz w:val="20"/>
-      </w:rPr>
-    </w:lvl>
-    <w:lvl w:ilvl="8" w:tentative="1">
-      <w:start w:val="1"/>
-      <w:numFmt w:val="bullet"/>
-      <w:lvlText w:val=""/>
-      <w:lvlJc w:val="left"/>
-      <w:pPr>
-        <w:tabs>
-          <w:tab w:val="num" w:pos="6480"/>
-        </w:tabs>
-        <w:ind w:left="6480" w:hanging="360"/>
-      </w:pPr>
-      <w:rPr>
-        <w:rFonts w:ascii="Wingdings" w:hAnsi="Wingdings" w:hint="default"/>
-        <w:sz w:val="20"/>
-      </w:rPr>
-    </w:lvl>
-  </w:abstractNum>
-  <w:abstractNum w:abstractNumId="13" w15:restartNumberingAfterBreak="0">
+  <w:abstractNum w:abstractNumId="6" w15:restartNumberingAfterBreak="0">
     <w:nsid w:val="19BE46CA"/>
     <w:multiLevelType w:val="multilevel"/>
     <w:tmpl w:val="DE06223A"/>
@@ -5913,10 +4920,10 @@
       </w:rPr>
     </w:lvl>
   </w:abstractNum>
-  <w:abstractNum w:abstractNumId="14" w15:restartNumberingAfterBreak="0">
-    <w:nsid w:val="1A7819A8"/>
+  <w:abstractNum w:abstractNumId="7" w15:restartNumberingAfterBreak="0">
+    <w:nsid w:val="1D587022"/>
     <w:multiLevelType w:val="multilevel"/>
-    <w:tmpl w:val="10E466CE"/>
+    <w:tmpl w:val="17AA5924"/>
     <w:lvl w:ilvl="0">
       <w:start w:val="1"/>
       <w:numFmt w:val="bullet"/>
@@ -6062,7 +5069,7 @@
       </w:rPr>
     </w:lvl>
   </w:abstractNum>
-  <w:abstractNum w:abstractNumId="15" w15:restartNumberingAfterBreak="0">
+  <w:abstractNum w:abstractNumId="8" w15:restartNumberingAfterBreak="0">
     <w:nsid w:val="1DE16D1E"/>
     <w:multiLevelType w:val="multilevel"/>
     <w:tmpl w:val="D0AA7ED4"/>
@@ -6211,7 +5218,7 @@
       </w:rPr>
     </w:lvl>
   </w:abstractNum>
-  <w:abstractNum w:abstractNumId="16" w15:restartNumberingAfterBreak="0">
+  <w:abstractNum w:abstractNumId="9" w15:restartNumberingAfterBreak="0">
     <w:nsid w:val="21DA54DB"/>
     <w:multiLevelType w:val="multilevel"/>
     <w:tmpl w:val="2FFAF406"/>
@@ -6360,7 +5367,7 @@
       </w:rPr>
     </w:lvl>
   </w:abstractNum>
-  <w:abstractNum w:abstractNumId="17" w15:restartNumberingAfterBreak="0">
+  <w:abstractNum w:abstractNumId="10" w15:restartNumberingAfterBreak="0">
     <w:nsid w:val="25322051"/>
     <w:multiLevelType w:val="multilevel"/>
     <w:tmpl w:val="E05A99D0"/>
@@ -6509,156 +5516,7 @@
       </w:rPr>
     </w:lvl>
   </w:abstractNum>
-  <w:abstractNum w:abstractNumId="18" w15:restartNumberingAfterBreak="0">
-    <w:nsid w:val="28724FDF"/>
-    <w:multiLevelType w:val="multilevel"/>
-    <w:tmpl w:val="A322F550"/>
-    <w:lvl w:ilvl="0">
-      <w:start w:val="1"/>
-      <w:numFmt w:val="bullet"/>
-      <w:lvlText w:val=""/>
-      <w:lvlJc w:val="left"/>
-      <w:pPr>
-        <w:tabs>
-          <w:tab w:val="num" w:pos="720"/>
-        </w:tabs>
-        <w:ind w:left="720" w:hanging="360"/>
-      </w:pPr>
-      <w:rPr>
-        <w:rFonts w:ascii="Symbol" w:hAnsi="Symbol" w:hint="default"/>
-        <w:sz w:val="20"/>
-      </w:rPr>
-    </w:lvl>
-    <w:lvl w:ilvl="1" w:tentative="1">
-      <w:start w:val="1"/>
-      <w:numFmt w:val="bullet"/>
-      <w:lvlText w:val="o"/>
-      <w:lvlJc w:val="left"/>
-      <w:pPr>
-        <w:tabs>
-          <w:tab w:val="num" w:pos="1440"/>
-        </w:tabs>
-        <w:ind w:left="1440" w:hanging="360"/>
-      </w:pPr>
-      <w:rPr>
-        <w:rFonts w:ascii="Courier New" w:hAnsi="Courier New" w:hint="default"/>
-        <w:sz w:val="20"/>
-      </w:rPr>
-    </w:lvl>
-    <w:lvl w:ilvl="2" w:tentative="1">
-      <w:start w:val="1"/>
-      <w:numFmt w:val="bullet"/>
-      <w:lvlText w:val=""/>
-      <w:lvlJc w:val="left"/>
-      <w:pPr>
-        <w:tabs>
-          <w:tab w:val="num" w:pos="2160"/>
-        </w:tabs>
-        <w:ind w:left="2160" w:hanging="360"/>
-      </w:pPr>
-      <w:rPr>
-        <w:rFonts w:ascii="Wingdings" w:hAnsi="Wingdings" w:hint="default"/>
-        <w:sz w:val="20"/>
-      </w:rPr>
-    </w:lvl>
-    <w:lvl w:ilvl="3" w:tentative="1">
-      <w:start w:val="1"/>
-      <w:numFmt w:val="bullet"/>
-      <w:lvlText w:val=""/>
-      <w:lvlJc w:val="left"/>
-      <w:pPr>
-        <w:tabs>
-          <w:tab w:val="num" w:pos="2880"/>
-        </w:tabs>
-        <w:ind w:left="2880" w:hanging="360"/>
-      </w:pPr>
-      <w:rPr>
-        <w:rFonts w:ascii="Wingdings" w:hAnsi="Wingdings" w:hint="default"/>
-        <w:sz w:val="20"/>
-      </w:rPr>
-    </w:lvl>
-    <w:lvl w:ilvl="4" w:tentative="1">
-      <w:start w:val="1"/>
-      <w:numFmt w:val="bullet"/>
-      <w:lvlText w:val=""/>
-      <w:lvlJc w:val="left"/>
-      <w:pPr>
-        <w:tabs>
-          <w:tab w:val="num" w:pos="3600"/>
-        </w:tabs>
-        <w:ind w:left="3600" w:hanging="360"/>
-      </w:pPr>
-      <w:rPr>
-        <w:rFonts w:ascii="Wingdings" w:hAnsi="Wingdings" w:hint="default"/>
-        <w:sz w:val="20"/>
-      </w:rPr>
-    </w:lvl>
-    <w:lvl w:ilvl="5" w:tentative="1">
-      <w:start w:val="1"/>
-      <w:numFmt w:val="bullet"/>
-      <w:lvlText w:val=""/>
-      <w:lvlJc w:val="left"/>
-      <w:pPr>
-        <w:tabs>
-          <w:tab w:val="num" w:pos="4320"/>
-        </w:tabs>
-        <w:ind w:left="4320" w:hanging="360"/>
-      </w:pPr>
-      <w:rPr>
-        <w:rFonts w:ascii="Wingdings" w:hAnsi="Wingdings" w:hint="default"/>
-        <w:sz w:val="20"/>
-      </w:rPr>
-    </w:lvl>
-    <w:lvl w:ilvl="6" w:tentative="1">
-      <w:start w:val="1"/>
-      <w:numFmt w:val="bullet"/>
-      <w:lvlText w:val=""/>
-      <w:lvlJc w:val="left"/>
-      <w:pPr>
-        <w:tabs>
-          <w:tab w:val="num" w:pos="5040"/>
-        </w:tabs>
-        <w:ind w:left="5040" w:hanging="360"/>
-      </w:pPr>
-      <w:rPr>
-        <w:rFonts w:ascii="Wingdings" w:hAnsi="Wingdings" w:hint="default"/>
-        <w:sz w:val="20"/>
-      </w:rPr>
-    </w:lvl>
-    <w:lvl w:ilvl="7" w:tentative="1">
-      <w:start w:val="1"/>
-      <w:numFmt w:val="bullet"/>
-      <w:lvlText w:val=""/>
-      <w:lvlJc w:val="left"/>
-      <w:pPr>
-        <w:tabs>
-          <w:tab w:val="num" w:pos="5760"/>
-        </w:tabs>
-        <w:ind w:left="5760" w:hanging="360"/>
-      </w:pPr>
-      <w:rPr>
-        <w:rFonts w:ascii="Wingdings" w:hAnsi="Wingdings" w:hint="default"/>
-        <w:sz w:val="20"/>
-      </w:rPr>
-    </w:lvl>
-    <w:lvl w:ilvl="8" w:tentative="1">
-      <w:start w:val="1"/>
-      <w:numFmt w:val="bullet"/>
-      <w:lvlText w:val=""/>
-      <w:lvlJc w:val="left"/>
-      <w:pPr>
-        <w:tabs>
-          <w:tab w:val="num" w:pos="6480"/>
-        </w:tabs>
-        <w:ind w:left="6480" w:hanging="360"/>
-      </w:pPr>
-      <w:rPr>
-        <w:rFonts w:ascii="Wingdings" w:hAnsi="Wingdings" w:hint="default"/>
-        <w:sz w:val="20"/>
-      </w:rPr>
-    </w:lvl>
-  </w:abstractNum>
-  <w:abstractNum w:abstractNumId="19" w15:restartNumberingAfterBreak="0">
+  <w:abstractNum w:abstractNumId="11" w15:restartNumberingAfterBreak="0">
     <w:nsid w:val="2CA60B07"/>
     <w:multiLevelType w:val="multilevel"/>
     <w:tmpl w:val="85FA6EEA"/>
@@ -6807,273 +5665,7 @@
       </w:rPr>
     </w:lvl>
   </w:abstractNum>
-  <w:abstractNum w:abstractNumId="20" w15:restartNumberingAfterBreak="0">
-    <w:nsid w:val="2DF54639"/>
-    <w:multiLevelType w:val="multilevel"/>
-    <w:tmpl w:val="51F6A5B8"/>
-    <w:lvl w:ilvl="0">
-      <w:start w:val="1"/>
-      <w:numFmt w:val="bullet"/>
-      <w:lvlText w:val=""/>
-      <w:lvlJc w:val="left"/>
-      <w:pPr>
-        <w:tabs>
-          <w:tab w:val="num" w:pos="720"/>
-        </w:tabs>
-        <w:ind w:left="720" w:hanging="360"/>
-      </w:pPr>
-      <w:rPr>
-        <w:rFonts w:ascii="Symbol" w:hAnsi="Symbol" w:hint="default"/>
-        <w:sz w:val="20"/>
-      </w:rPr>
-    </w:lvl>
-    <w:lvl w:ilvl="1" w:tentative="1">
-      <w:start w:val="1"/>
-      <w:numFmt w:val="bullet"/>
-      <w:lvlText w:val="o"/>
-      <w:lvlJc w:val="left"/>
-      <w:pPr>
-        <w:tabs>
-          <w:tab w:val="num" w:pos="1440"/>
-        </w:tabs>
-        <w:ind w:left="1440" w:hanging="360"/>
-      </w:pPr>
-      <w:rPr>
-        <w:rFonts w:ascii="Courier New" w:hAnsi="Courier New" w:hint="default"/>
-        <w:sz w:val="20"/>
-      </w:rPr>
-    </w:lvl>
-    <w:lvl w:ilvl="2" w:tentative="1">
-      <w:start w:val="1"/>
-      <w:numFmt w:val="bullet"/>
-      <w:lvlText w:val=""/>
-      <w:lvlJc w:val="left"/>
-      <w:pPr>
-        <w:tabs>
-          <w:tab w:val="num" w:pos="2160"/>
-        </w:tabs>
-        <w:ind w:left="2160" w:hanging="360"/>
-      </w:pPr>
-      <w:rPr>
-        <w:rFonts w:ascii="Wingdings" w:hAnsi="Wingdings" w:hint="default"/>
-        <w:sz w:val="20"/>
-      </w:rPr>
-    </w:lvl>
-    <w:lvl w:ilvl="3" w:tentative="1">
-      <w:start w:val="1"/>
-      <w:numFmt w:val="bullet"/>
-      <w:lvlText w:val=""/>
-      <w:lvlJc w:val="left"/>
-      <w:pPr>
-        <w:tabs>
-          <w:tab w:val="num" w:pos="2880"/>
-        </w:tabs>
-        <w:ind w:left="2880" w:hanging="360"/>
-      </w:pPr>
-      <w:rPr>
-        <w:rFonts w:ascii="Wingdings" w:hAnsi="Wingdings" w:hint="default"/>
-        <w:sz w:val="20"/>
-      </w:rPr>
-    </w:lvl>
-    <w:lvl w:ilvl="4" w:tentative="1">
-      <w:start w:val="1"/>
-      <w:numFmt w:val="bullet"/>
-      <w:lvlText w:val=""/>
-      <w:lvlJc w:val="left"/>
-      <w:pPr>
-        <w:tabs>
-          <w:tab w:val="num" w:pos="3600"/>
-        </w:tabs>
-        <w:ind w:left="3600" w:hanging="360"/>
-      </w:pPr>
-      <w:rPr>
-        <w:rFonts w:ascii="Wingdings" w:hAnsi="Wingdings" w:hint="default"/>
-        <w:sz w:val="20"/>
-      </w:rPr>
-    </w:lvl>
-    <w:lvl w:ilvl="5" w:tentative="1">
-      <w:start w:val="1"/>
-      <w:numFmt w:val="bullet"/>
-      <w:lvlText w:val=""/>
-      <w:lvlJc w:val="left"/>
-      <w:pPr>
-        <w:tabs>
-          <w:tab w:val="num" w:pos="4320"/>
-        </w:tabs>
-        <w:ind w:left="4320" w:hanging="360"/>
-      </w:pPr>
-      <w:rPr>
-        <w:rFonts w:ascii="Wingdings" w:hAnsi="Wingdings" w:hint="default"/>
-        <w:sz w:val="20"/>
-      </w:rPr>
-    </w:lvl>
-    <w:lvl w:ilvl="6" w:tentative="1">
-      <w:start w:val="1"/>
-      <w:numFmt w:val="bullet"/>
-      <w:lvlText w:val=""/>
-      <w:lvlJc w:val="left"/>
-      <w:pPr>
-        <w:tabs>
-          <w:tab w:val="num" w:pos="5040"/>
-        </w:tabs>
-        <w:ind w:left="5040" w:hanging="360"/>
-      </w:pPr>
-      <w:rPr>
-        <w:rFonts w:ascii="Wingdings" w:hAnsi="Wingdings" w:hint="default"/>
-        <w:sz w:val="20"/>
-      </w:rPr>
-    </w:lvl>
-    <w:lvl w:ilvl="7" w:tentative="1">
-      <w:start w:val="1"/>
-      <w:numFmt w:val="bullet"/>
-      <w:lvlText w:val=""/>
-      <w:lvlJc w:val="left"/>
-      <w:pPr>
-        <w:tabs>
-          <w:tab w:val="num" w:pos="5760"/>
-        </w:tabs>
-        <w:ind w:left="5760" w:hanging="360"/>
-      </w:pPr>
-      <w:rPr>
-        <w:rFonts w:ascii="Wingdings" w:hAnsi="Wingdings" w:hint="default"/>
-        <w:sz w:val="20"/>
-      </w:rPr>
-    </w:lvl>
-    <w:lvl w:ilvl="8" w:tentative="1">
-      <w:start w:val="1"/>
-      <w:numFmt w:val="bullet"/>
-      <w:lvlText w:val=""/>
-      <w:lvlJc w:val="left"/>
-      <w:pPr>
-        <w:tabs>
-          <w:tab w:val="num" w:pos="6480"/>
-        </w:tabs>
-        <w:ind w:left="6480" w:hanging="360"/>
-      </w:pPr>
-      <w:rPr>
-        <w:rFonts w:ascii="Wingdings" w:hAnsi="Wingdings" w:hint="default"/>
-        <w:sz w:val="20"/>
-      </w:rPr>
-    </w:lvl>
-  </w:abstractNum>
-  <w:abstractNum w:abstractNumId="21" w15:restartNumberingAfterBreak="0">
-    <w:nsid w:val="31640CA4"/>
-    <w:multiLevelType w:val="multilevel"/>
-    <w:tmpl w:val="6806343C"/>
-    <w:lvl w:ilvl="0">
-      <w:start w:val="1"/>
-      <w:numFmt w:val="decimal"/>
-      <w:lvlText w:val="%1."/>
-      <w:lvlJc w:val="left"/>
-      <w:pPr>
-        <w:tabs>
-          <w:tab w:val="num" w:pos="720"/>
-        </w:tabs>
-        <w:ind w:left="720" w:hanging="360"/>
-      </w:pPr>
-    </w:lvl>
-    <w:lvl w:ilvl="1">
-      <w:start w:val="1"/>
-      <w:numFmt w:val="bullet"/>
-      <w:lvlText w:val="o"/>
-      <w:lvlJc w:val="left"/>
-      <w:pPr>
-        <w:tabs>
-          <w:tab w:val="num" w:pos="1440"/>
-        </w:tabs>
-        <w:ind w:left="1440" w:hanging="360"/>
-      </w:pPr>
-      <w:rPr>
-        <w:rFonts w:ascii="Courier New" w:hAnsi="Courier New" w:hint="default"/>
-        <w:sz w:val="20"/>
-      </w:rPr>
-    </w:lvl>
-    <w:lvl w:ilvl="2" w:tentative="1">
-      <w:start w:val="1"/>
-      <w:numFmt w:val="decimal"/>
-      <w:lvlText w:val="%3."/>
-      <w:lvlJc w:val="left"/>
-      <w:pPr>
-        <w:tabs>
-          <w:tab w:val="num" w:pos="2160"/>
-        </w:tabs>
-        <w:ind w:left="2160" w:hanging="360"/>
-      </w:pPr>
-    </w:lvl>
-    <w:lvl w:ilvl="3" w:tentative="1">
-      <w:start w:val="1"/>
-      <w:numFmt w:val="decimal"/>
-      <w:lvlText w:val="%4."/>
-      <w:lvlJc w:val="left"/>
-      <w:pPr>
-        <w:tabs>
-          <w:tab w:val="num" w:pos="2880"/>
-        </w:tabs>
-        <w:ind w:left="2880" w:hanging="360"/>
-      </w:pPr>
-    </w:lvl>
-    <w:lvl w:ilvl="4" w:tentative="1">
-      <w:start w:val="1"/>
-      <w:numFmt w:val="decimal"/>
-      <w:lvlText w:val="%5."/>
-      <w:lvlJc w:val="left"/>
-      <w:pPr>
-        <w:tabs>
-          <w:tab w:val="num" w:pos="3600"/>
-        </w:tabs>
-        <w:ind w:left="3600" w:hanging="360"/>
-      </w:pPr>
-    </w:lvl>
-    <w:lvl w:ilvl="5" w:tentative="1">
-      <w:start w:val="1"/>
-      <w:numFmt w:val="decimal"/>
-      <w:lvlText w:val="%6."/>
-      <w:lvlJc w:val="left"/>
-      <w:pPr>
-        <w:tabs>
-          <w:tab w:val="num" w:pos="4320"/>
-        </w:tabs>
-        <w:ind w:left="4320" w:hanging="360"/>
-      </w:pPr>
-    </w:lvl>
-    <w:lvl w:ilvl="6" w:tentative="1">
-      <w:start w:val="1"/>
-      <w:numFmt w:val="decimal"/>
-      <w:lvlText w:val="%7."/>
-      <w:lvlJc w:val="left"/>
-      <w:pPr>
-        <w:tabs>
-          <w:tab w:val="num" w:pos="5040"/>
-        </w:tabs>
-        <w:ind w:left="5040" w:hanging="360"/>
-      </w:pPr>
-    </w:lvl>
-    <w:lvl w:ilvl="7" w:tentative="1">
-      <w:start w:val="1"/>
-      <w:numFmt w:val="decimal"/>
-      <w:lvlText w:val="%8."/>
-      <w:lvlJc w:val="left"/>
-      <w:pPr>
-        <w:tabs>
-          <w:tab w:val="num" w:pos="5760"/>
-        </w:tabs>
-        <w:ind w:left="5760" w:hanging="360"/>
-      </w:pPr>
-    </w:lvl>
-    <w:lvl w:ilvl="8" w:tentative="1">
-      <w:start w:val="1"/>
-      <w:numFmt w:val="decimal"/>
-      <w:lvlText w:val="%9."/>
-      <w:lvlJc w:val="left"/>
-      <w:pPr>
-        <w:tabs>
-          <w:tab w:val="num" w:pos="6480"/>
-        </w:tabs>
-        <w:ind w:left="6480" w:hanging="360"/>
-      </w:pPr>
-    </w:lvl>
-  </w:abstractNum>
-  <w:abstractNum w:abstractNumId="22" w15:restartNumberingAfterBreak="0">
+  <w:abstractNum w:abstractNumId="12" w15:restartNumberingAfterBreak="0">
     <w:nsid w:val="37697520"/>
     <w:multiLevelType w:val="multilevel"/>
     <w:tmpl w:val="167AA5AC"/>
@@ -7222,10 +5814,10 @@
       </w:rPr>
     </w:lvl>
   </w:abstractNum>
-  <w:abstractNum w:abstractNumId="23" w15:restartNumberingAfterBreak="0">
-    <w:nsid w:val="398F5129"/>
+  <w:abstractNum w:abstractNumId="13" w15:restartNumberingAfterBreak="0">
+    <w:nsid w:val="39677521"/>
     <w:multiLevelType w:val="multilevel"/>
-    <w:tmpl w:val="A322F550"/>
+    <w:tmpl w:val="94BA1536"/>
     <w:lvl w:ilvl="0">
       <w:start w:val="1"/>
       <w:numFmt w:val="bullet"/>
@@ -7371,156 +5963,7 @@
       </w:rPr>
     </w:lvl>
   </w:abstractNum>
-  <w:abstractNum w:abstractNumId="24" w15:restartNumberingAfterBreak="0">
-    <w:nsid w:val="3CAC5FF4"/>
-    <w:multiLevelType w:val="multilevel"/>
-    <w:tmpl w:val="BFBC23AA"/>
-    <w:lvl w:ilvl="0">
-      <w:start w:val="1"/>
-      <w:numFmt w:val="bullet"/>
-      <w:lvlText w:val=""/>
-      <w:lvlJc w:val="left"/>
-      <w:pPr>
-        <w:tabs>
-          <w:tab w:val="num" w:pos="720"/>
-        </w:tabs>
-        <w:ind w:left="720" w:hanging="360"/>
-      </w:pPr>
-      <w:rPr>
-        <w:rFonts w:ascii="Symbol" w:hAnsi="Symbol" w:hint="default"/>
-        <w:sz w:val="20"/>
-      </w:rPr>
-    </w:lvl>
-    <w:lvl w:ilvl="1" w:tentative="1">
-      <w:start w:val="1"/>
-      <w:numFmt w:val="bullet"/>
-      <w:lvlText w:val="o"/>
-      <w:lvlJc w:val="left"/>
-      <w:pPr>
-        <w:tabs>
-          <w:tab w:val="num" w:pos="1440"/>
-        </w:tabs>
-        <w:ind w:left="1440" w:hanging="360"/>
-      </w:pPr>
-      <w:rPr>
-        <w:rFonts w:ascii="Courier New" w:hAnsi="Courier New" w:hint="default"/>
-        <w:sz w:val="20"/>
-      </w:rPr>
-    </w:lvl>
-    <w:lvl w:ilvl="2" w:tentative="1">
-      <w:start w:val="1"/>
-      <w:numFmt w:val="bullet"/>
-      <w:lvlText w:val=""/>
-      <w:lvlJc w:val="left"/>
-      <w:pPr>
-        <w:tabs>
-          <w:tab w:val="num" w:pos="2160"/>
-        </w:tabs>
-        <w:ind w:left="2160" w:hanging="360"/>
-      </w:pPr>
-      <w:rPr>
-        <w:rFonts w:ascii="Wingdings" w:hAnsi="Wingdings" w:hint="default"/>
-        <w:sz w:val="20"/>
-      </w:rPr>
-    </w:lvl>
-    <w:lvl w:ilvl="3" w:tentative="1">
-      <w:start w:val="1"/>
-      <w:numFmt w:val="bullet"/>
-      <w:lvlText w:val=""/>
-      <w:lvlJc w:val="left"/>
-      <w:pPr>
-        <w:tabs>
-          <w:tab w:val="num" w:pos="2880"/>
-        </w:tabs>
-        <w:ind w:left="2880" w:hanging="360"/>
-      </w:pPr>
-      <w:rPr>
-        <w:rFonts w:ascii="Wingdings" w:hAnsi="Wingdings" w:hint="default"/>
-        <w:sz w:val="20"/>
-      </w:rPr>
-    </w:lvl>
-    <w:lvl w:ilvl="4" w:tentative="1">
-      <w:start w:val="1"/>
-      <w:numFmt w:val="bullet"/>
-      <w:lvlText w:val=""/>
-      <w:lvlJc w:val="left"/>
-      <w:pPr>
-        <w:tabs>
-          <w:tab w:val="num" w:pos="3600"/>
-        </w:tabs>
-        <w:ind w:left="3600" w:hanging="360"/>
-      </w:pPr>
-      <w:rPr>
-        <w:rFonts w:ascii="Wingdings" w:hAnsi="Wingdings" w:hint="default"/>
-        <w:sz w:val="20"/>
-      </w:rPr>
-    </w:lvl>
-    <w:lvl w:ilvl="5" w:tentative="1">
-      <w:start w:val="1"/>
-      <w:numFmt w:val="bullet"/>
-      <w:lvlText w:val=""/>
-      <w:lvlJc w:val="left"/>
-      <w:pPr>
-        <w:tabs>
-          <w:tab w:val="num" w:pos="4320"/>
-        </w:tabs>
-        <w:ind w:left="4320" w:hanging="360"/>
-      </w:pPr>
-      <w:rPr>
-        <w:rFonts w:ascii="Wingdings" w:hAnsi="Wingdings" w:hint="default"/>
-        <w:sz w:val="20"/>
-      </w:rPr>
-    </w:lvl>
-    <w:lvl w:ilvl="6" w:tentative="1">
-      <w:start w:val="1"/>
-      <w:numFmt w:val="bullet"/>
-      <w:lvlText w:val=""/>
-      <w:lvlJc w:val="left"/>
-      <w:pPr>
-        <w:tabs>
-          <w:tab w:val="num" w:pos="5040"/>
-        </w:tabs>
-        <w:ind w:left="5040" w:hanging="360"/>
-      </w:pPr>
-      <w:rPr>
-        <w:rFonts w:ascii="Wingdings" w:hAnsi="Wingdings" w:hint="default"/>
-        <w:sz w:val="20"/>
-      </w:rPr>
-    </w:lvl>
-    <w:lvl w:ilvl="7" w:tentative="1">
-      <w:start w:val="1"/>
-      <w:numFmt w:val="bullet"/>
-      <w:lvlText w:val=""/>
-      <w:lvlJc w:val="left"/>
-      <w:pPr>
-        <w:tabs>
-          <w:tab w:val="num" w:pos="5760"/>
-        </w:tabs>
-        <w:ind w:left="5760" w:hanging="360"/>
-      </w:pPr>
-      <w:rPr>
-        <w:rFonts w:ascii="Wingdings" w:hAnsi="Wingdings" w:hint="default"/>
-        <w:sz w:val="20"/>
-      </w:rPr>
-    </w:lvl>
-    <w:lvl w:ilvl="8" w:tentative="1">
-      <w:start w:val="1"/>
-      <w:numFmt w:val="bullet"/>
-      <w:lvlText w:val=""/>
-      <w:lvlJc w:val="left"/>
-      <w:pPr>
-        <w:tabs>
-          <w:tab w:val="num" w:pos="6480"/>
-        </w:tabs>
-        <w:ind w:left="6480" w:hanging="360"/>
-      </w:pPr>
-      <w:rPr>
-        <w:rFonts w:ascii="Wingdings" w:hAnsi="Wingdings" w:hint="default"/>
-        <w:sz w:val="20"/>
-      </w:rPr>
-    </w:lvl>
-  </w:abstractNum>
-  <w:abstractNum w:abstractNumId="25" w15:restartNumberingAfterBreak="0">
+  <w:abstractNum w:abstractNumId="14" w15:restartNumberingAfterBreak="0">
     <w:nsid w:val="3DF235EA"/>
     <w:multiLevelType w:val="multilevel"/>
     <w:tmpl w:val="42A41A42"/>
@@ -7669,7 +6112,7 @@
       </w:rPr>
     </w:lvl>
   </w:abstractNum>
-  <w:abstractNum w:abstractNumId="26" w15:restartNumberingAfterBreak="0">
+  <w:abstractNum w:abstractNumId="15" w15:restartNumberingAfterBreak="0">
     <w:nsid w:val="44FB0F4F"/>
     <w:multiLevelType w:val="hybridMultilevel"/>
     <w:tmpl w:val="EAE60CA6"/>
@@ -7755,7 +6198,7 @@
       </w:pPr>
     </w:lvl>
   </w:abstractNum>
-  <w:abstractNum w:abstractNumId="27" w15:restartNumberingAfterBreak="0">
+  <w:abstractNum w:abstractNumId="16" w15:restartNumberingAfterBreak="0">
     <w:nsid w:val="46ED3328"/>
     <w:multiLevelType w:val="multilevel"/>
     <w:tmpl w:val="676888D2"/>
@@ -7904,7 +6347,7 @@
       </w:rPr>
     </w:lvl>
   </w:abstractNum>
-  <w:abstractNum w:abstractNumId="28" w15:restartNumberingAfterBreak="0">
+  <w:abstractNum w:abstractNumId="17" w15:restartNumberingAfterBreak="0">
     <w:nsid w:val="4BE4348C"/>
     <w:multiLevelType w:val="multilevel"/>
     <w:tmpl w:val="1A58024C"/>
@@ -8053,7 +6496,7 @@
       </w:rPr>
     </w:lvl>
   </w:abstractNum>
-  <w:abstractNum w:abstractNumId="29" w15:restartNumberingAfterBreak="0">
+  <w:abstractNum w:abstractNumId="18" w15:restartNumberingAfterBreak="0">
     <w:nsid w:val="4C046A48"/>
     <w:multiLevelType w:val="multilevel"/>
     <w:tmpl w:val="2340BCD6"/>
@@ -8202,7 +6645,7 @@
       </w:rPr>
     </w:lvl>
   </w:abstractNum>
-  <w:abstractNum w:abstractNumId="30" w15:restartNumberingAfterBreak="0">
+  <w:abstractNum w:abstractNumId="19" w15:restartNumberingAfterBreak="0">
     <w:nsid w:val="4C970926"/>
     <w:multiLevelType w:val="multilevel"/>
     <w:tmpl w:val="362EF636"/>
@@ -8351,7 +6794,7 @@
       </w:rPr>
     </w:lvl>
   </w:abstractNum>
-  <w:abstractNum w:abstractNumId="31" w15:restartNumberingAfterBreak="0">
+  <w:abstractNum w:abstractNumId="20" w15:restartNumberingAfterBreak="0">
     <w:nsid w:val="4D186818"/>
     <w:multiLevelType w:val="multilevel"/>
     <w:tmpl w:val="6A7EED2E"/>
@@ -8500,7 +6943,7 @@
       </w:rPr>
     </w:lvl>
   </w:abstractNum>
-  <w:abstractNum w:abstractNumId="32" w15:restartNumberingAfterBreak="0">
+  <w:abstractNum w:abstractNumId="21" w15:restartNumberingAfterBreak="0">
     <w:nsid w:val="4D7C5B44"/>
     <w:multiLevelType w:val="multilevel"/>
     <w:tmpl w:val="0DFE325A"/>
@@ -8649,10 +7092,10 @@
       </w:rPr>
     </w:lvl>
   </w:abstractNum>
-  <w:abstractNum w:abstractNumId="33" w15:restartNumberingAfterBreak="0">
-    <w:nsid w:val="4E5C6A14"/>
+  <w:abstractNum w:abstractNumId="22" w15:restartNumberingAfterBreak="0">
+    <w:nsid w:val="581854E4"/>
     <w:multiLevelType w:val="multilevel"/>
-    <w:tmpl w:val="A24A7FAC"/>
+    <w:tmpl w:val="0C5EC2DC"/>
     <w:lvl w:ilvl="0">
       <w:start w:val="1"/>
       <w:numFmt w:val="bullet"/>
@@ -8798,156 +7241,7 @@
       </w:rPr>
     </w:lvl>
   </w:abstractNum>
-  <w:abstractNum w:abstractNumId="34" w15:restartNumberingAfterBreak="0">
-    <w:nsid w:val="538273CB"/>
-    <w:multiLevelType w:val="multilevel"/>
-    <w:tmpl w:val="0C66EB3A"/>
-    <w:lvl w:ilvl="0">
-      <w:start w:val="1"/>
-      <w:numFmt w:val="bullet"/>
-      <w:lvlText w:val=""/>
-      <w:lvlJc w:val="left"/>
-      <w:pPr>
-        <w:tabs>
-          <w:tab w:val="num" w:pos="720"/>
-        </w:tabs>
-        <w:ind w:left="720" w:hanging="360"/>
-      </w:pPr>
-      <w:rPr>
-        <w:rFonts w:ascii="Symbol" w:hAnsi="Symbol" w:hint="default"/>
-        <w:sz w:val="20"/>
-      </w:rPr>
-    </w:lvl>
-    <w:lvl w:ilvl="1" w:tentative="1">
-      <w:start w:val="1"/>
-      <w:numFmt w:val="bullet"/>
-      <w:lvlText w:val="o"/>
-      <w:lvlJc w:val="left"/>
-      <w:pPr>
-        <w:tabs>
-          <w:tab w:val="num" w:pos="1440"/>
-        </w:tabs>
-        <w:ind w:left="1440" w:hanging="360"/>
-      </w:pPr>
-      <w:rPr>
-        <w:rFonts w:ascii="Courier New" w:hAnsi="Courier New" w:hint="default"/>
-        <w:sz w:val="20"/>
-      </w:rPr>
-    </w:lvl>
-    <w:lvl w:ilvl="2" w:tentative="1">
-      <w:start w:val="1"/>
-      <w:numFmt w:val="bullet"/>
-      <w:lvlText w:val=""/>
-      <w:lvlJc w:val="left"/>
-      <w:pPr>
-        <w:tabs>
-          <w:tab w:val="num" w:pos="2160"/>
-        </w:tabs>
-        <w:ind w:left="2160" w:hanging="360"/>
-      </w:pPr>
-      <w:rPr>
-        <w:rFonts w:ascii="Wingdings" w:hAnsi="Wingdings" w:hint="default"/>
-        <w:sz w:val="20"/>
-      </w:rPr>
-    </w:lvl>
-    <w:lvl w:ilvl="3" w:tentative="1">
-      <w:start w:val="1"/>
-      <w:numFmt w:val="bullet"/>
-      <w:lvlText w:val=""/>
-      <w:lvlJc w:val="left"/>
-      <w:pPr>
-        <w:tabs>
-          <w:tab w:val="num" w:pos="2880"/>
-        </w:tabs>
-        <w:ind w:left="2880" w:hanging="360"/>
-      </w:pPr>
-      <w:rPr>
-        <w:rFonts w:ascii="Wingdings" w:hAnsi="Wingdings" w:hint="default"/>
-        <w:sz w:val="20"/>
-      </w:rPr>
-    </w:lvl>
-    <w:lvl w:ilvl="4" w:tentative="1">
-      <w:start w:val="1"/>
-      <w:numFmt w:val="bullet"/>
-      <w:lvlText w:val=""/>
-      <w:lvlJc w:val="left"/>
-      <w:pPr>
-        <w:tabs>
-          <w:tab w:val="num" w:pos="3600"/>
-        </w:tabs>
-        <w:ind w:left="3600" w:hanging="360"/>
-      </w:pPr>
-      <w:rPr>
-        <w:rFonts w:ascii="Wingdings" w:hAnsi="Wingdings" w:hint="default"/>
-        <w:sz w:val="20"/>
-      </w:rPr>
-    </w:lvl>
-    <w:lvl w:ilvl="5" w:tentative="1">
-      <w:start w:val="1"/>
-      <w:numFmt w:val="bullet"/>
-      <w:lvlText w:val=""/>
-      <w:lvlJc w:val="left"/>
-      <w:pPr>
-        <w:tabs>
-          <w:tab w:val="num" w:pos="4320"/>
-        </w:tabs>
-        <w:ind w:left="4320" w:hanging="360"/>
-      </w:pPr>
-      <w:rPr>
-        <w:rFonts w:ascii="Wingdings" w:hAnsi="Wingdings" w:hint="default"/>
-        <w:sz w:val="20"/>
-      </w:rPr>
-    </w:lvl>
-    <w:lvl w:ilvl="6" w:tentative="1">
-      <w:start w:val="1"/>
-      <w:numFmt w:val="bullet"/>
-      <w:lvlText w:val=""/>
-      <w:lvlJc w:val="left"/>
-      <w:pPr>
-        <w:tabs>
-          <w:tab w:val="num" w:pos="5040"/>
-        </w:tabs>
-        <w:ind w:left="5040" w:hanging="360"/>
-      </w:pPr>
-      <w:rPr>
-        <w:rFonts w:ascii="Wingdings" w:hAnsi="Wingdings" w:hint="default"/>
-        <w:sz w:val="20"/>
-      </w:rPr>
-    </w:lvl>
-    <w:lvl w:ilvl="7" w:tentative="1">
-      <w:start w:val="1"/>
-      <w:numFmt w:val="bullet"/>
-      <w:lvlText w:val=""/>
-      <w:lvlJc w:val="left"/>
-      <w:pPr>
-        <w:tabs>
-          <w:tab w:val="num" w:pos="5760"/>
-        </w:tabs>
-        <w:ind w:left="5760" w:hanging="360"/>
-      </w:pPr>
-      <w:rPr>
-        <w:rFonts w:ascii="Wingdings" w:hAnsi="Wingdings" w:hint="default"/>
-        <w:sz w:val="20"/>
-      </w:rPr>
-    </w:lvl>
-    <w:lvl w:ilvl="8" w:tentative="1">
-      <w:start w:val="1"/>
-      <w:numFmt w:val="bullet"/>
-      <w:lvlText w:val=""/>
-      <w:lvlJc w:val="left"/>
-      <w:pPr>
-        <w:tabs>
-          <w:tab w:val="num" w:pos="6480"/>
-        </w:tabs>
-        <w:ind w:left="6480" w:hanging="360"/>
-      </w:pPr>
-      <w:rPr>
-        <w:rFonts w:ascii="Wingdings" w:hAnsi="Wingdings" w:hint="default"/>
-        <w:sz w:val="20"/>
-      </w:rPr>
-    </w:lvl>
-  </w:abstractNum>
-  <w:abstractNum w:abstractNumId="35" w15:restartNumberingAfterBreak="0">
+  <w:abstractNum w:abstractNumId="23" w15:restartNumberingAfterBreak="0">
     <w:nsid w:val="5AAF3F94"/>
     <w:multiLevelType w:val="multilevel"/>
     <w:tmpl w:val="A9F486C6"/>
@@ -9096,7 +7390,7 @@
       </w:rPr>
     </w:lvl>
   </w:abstractNum>
-  <w:abstractNum w:abstractNumId="36" w15:restartNumberingAfterBreak="0">
+  <w:abstractNum w:abstractNumId="24" w15:restartNumberingAfterBreak="0">
     <w:nsid w:val="60BB2048"/>
     <w:multiLevelType w:val="multilevel"/>
     <w:tmpl w:val="3DAC4EA6"/>
@@ -9245,10 +7539,10 @@
       </w:rPr>
     </w:lvl>
   </w:abstractNum>
-  <w:abstractNum w:abstractNumId="37" w15:restartNumberingAfterBreak="0">
-    <w:nsid w:val="62A77596"/>
+  <w:abstractNum w:abstractNumId="25" w15:restartNumberingAfterBreak="0">
+    <w:nsid w:val="63B573FB"/>
     <w:multiLevelType w:val="multilevel"/>
-    <w:tmpl w:val="A1F830BA"/>
+    <w:tmpl w:val="5770FB94"/>
     <w:lvl w:ilvl="0">
       <w:start w:val="1"/>
       <w:numFmt w:val="bullet"/>
@@ -9394,7 +7688,7 @@
       </w:rPr>
     </w:lvl>
   </w:abstractNum>
-  <w:abstractNum w:abstractNumId="38" w15:restartNumberingAfterBreak="0">
+  <w:abstractNum w:abstractNumId="26" w15:restartNumberingAfterBreak="0">
     <w:nsid w:val="64206F26"/>
     <w:multiLevelType w:val="multilevel"/>
     <w:tmpl w:val="84B80140"/>
@@ -9543,120 +7837,7 @@
       </w:rPr>
     </w:lvl>
   </w:abstractNum>
-  <w:abstractNum w:abstractNumId="39" w15:restartNumberingAfterBreak="0">
-    <w:nsid w:val="65B1153F"/>
-    <w:multiLevelType w:val="hybridMultilevel"/>
-    <w:tmpl w:val="B0ECFF54"/>
-    <w:lvl w:ilvl="0" w:tplc="08090001">
-      <w:start w:val="1"/>
-      <w:numFmt w:val="bullet"/>
-      <w:lvlText w:val=""/>
-      <w:lvlJc w:val="left"/>
-      <w:pPr>
-        <w:ind w:left="720" w:hanging="360"/>
-      </w:pPr>
-      <w:rPr>
-        <w:rFonts w:ascii="Symbol" w:hAnsi="Symbol" w:hint="default"/>
-      </w:rPr>
-    </w:lvl>
-    <w:lvl w:ilvl="1" w:tplc="08090003" w:tentative="1">
-      <w:start w:val="1"/>
-      <w:numFmt w:val="bullet"/>
-      <w:lvlText w:val="o"/>
-      <w:lvlJc w:val="left"/>
-      <w:pPr>
-        <w:ind w:left="1440" w:hanging="360"/>
-      </w:pPr>
-      <w:rPr>
-        <w:rFonts w:ascii="Courier New" w:hAnsi="Courier New" w:cs="Courier New" w:hint="default"/>
-      </w:rPr>
-    </w:lvl>
-    <w:lvl w:ilvl="2" w:tplc="08090005" w:tentative="1">
-      <w:start w:val="1"/>
-      <w:numFmt w:val="bullet"/>
-      <w:lvlText w:val=""/>
-      <w:lvlJc w:val="left"/>
-      <w:pPr>
-        <w:ind w:left="2160" w:hanging="360"/>
-      </w:pPr>
-      <w:rPr>
-        <w:rFonts w:ascii="Wingdings" w:hAnsi="Wingdings" w:hint="default"/>
-      </w:rPr>
-    </w:lvl>
-    <w:lvl w:ilvl="3" w:tplc="08090001" w:tentative="1">
-      <w:start w:val="1"/>
-      <w:numFmt w:val="bullet"/>
-      <w:lvlText w:val=""/>
-      <w:lvlJc w:val="left"/>
-      <w:pPr>
-        <w:ind w:left="2880" w:hanging="360"/>
-      </w:pPr>
-      <w:rPr>
-        <w:rFonts w:ascii="Symbol" w:hAnsi="Symbol" w:hint="default"/>
-      </w:rPr>
-    </w:lvl>
-    <w:lvl w:ilvl="4" w:tplc="08090003" w:tentative="1">
-      <w:start w:val="1"/>
-      <w:numFmt w:val="bullet"/>
-      <w:lvlText w:val="o"/>
-      <w:lvlJc w:val="left"/>
-      <w:pPr>
-        <w:ind w:left="3600" w:hanging="360"/>
-      </w:pPr>
-      <w:rPr>
-        <w:rFonts w:ascii="Courier New" w:hAnsi="Courier New" w:cs="Courier New" w:hint="default"/>
-      </w:rPr>
-    </w:lvl>
-    <w:lvl w:ilvl="5" w:tplc="08090005" w:tentative="1">
-      <w:start w:val="1"/>
-      <w:numFmt w:val="bullet"/>
-      <w:lvlText w:val=""/>
-      <w:lvlJc w:val="left"/>
-      <w:pPr>
-        <w:ind w:left="4320" w:hanging="360"/>
-      </w:pPr>
-      <w:rPr>
-        <w:rFonts w:ascii="Wingdings" w:hAnsi="Wingdings" w:hint="default"/>
-      </w:rPr>
-    </w:lvl>
-    <w:lvl w:ilvl="6" w:tplc="08090001" w:tentative="1">
-      <w:start w:val="1"/>
-      <w:numFmt w:val="bullet"/>
-      <w:lvlText w:val=""/>
-      <w:lvlJc w:val="left"/>
-      <w:pPr>
-        <w:ind w:left="5040" w:hanging="360"/>
-      </w:pPr>
-      <w:rPr>
-        <w:rFonts w:ascii="Symbol" w:hAnsi="Symbol" w:hint="default"/>
-      </w:rPr>
-    </w:lvl>
-    <w:lvl w:ilvl="7" w:tplc="08090003" w:tentative="1">
-      <w:start w:val="1"/>
-      <w:numFmt w:val="bullet"/>
-      <w:lvlText w:val="o"/>
-      <w:lvlJc w:val="left"/>
-      <w:pPr>
-        <w:ind w:left="5760" w:hanging="360"/>
-      </w:pPr>
-      <w:rPr>
-        <w:rFonts w:ascii="Courier New" w:hAnsi="Courier New" w:cs="Courier New" w:hint="default"/>
-      </w:rPr>
-    </w:lvl>
-    <w:lvl w:ilvl="8" w:tplc="08090005" w:tentative="1">
-      <w:start w:val="1"/>
-      <w:numFmt w:val="bullet"/>
-      <w:lvlText w:val=""/>
-      <w:lvlJc w:val="left"/>
-      <w:pPr>
-        <w:ind w:left="6480" w:hanging="360"/>
-      </w:pPr>
-      <w:rPr>
-        <w:rFonts w:ascii="Wingdings" w:hAnsi="Wingdings" w:hint="default"/>
-      </w:rPr>
-    </w:lvl>
-  </w:abstractNum>
-  <w:abstractNum w:abstractNumId="40" w15:restartNumberingAfterBreak="0">
+  <w:abstractNum w:abstractNumId="27" w15:restartNumberingAfterBreak="0">
     <w:nsid w:val="66825D90"/>
     <w:multiLevelType w:val="multilevel"/>
     <w:tmpl w:val="5E8C9D9E"/>
@@ -9805,10 +7986,10 @@
       </w:rPr>
     </w:lvl>
   </w:abstractNum>
-  <w:abstractNum w:abstractNumId="41" w15:restartNumberingAfterBreak="0">
-    <w:nsid w:val="675155B1"/>
+  <w:abstractNum w:abstractNumId="28" w15:restartNumberingAfterBreak="0">
+    <w:nsid w:val="698A1C8F"/>
     <w:multiLevelType w:val="multilevel"/>
-    <w:tmpl w:val="76A07240"/>
+    <w:tmpl w:val="AB021F2E"/>
     <w:lvl w:ilvl="0">
       <w:start w:val="1"/>
       <w:numFmt w:val="bullet"/>
@@ -9954,10 +8135,10 @@
       </w:rPr>
     </w:lvl>
   </w:abstractNum>
-  <w:abstractNum w:abstractNumId="42" w15:restartNumberingAfterBreak="0">
-    <w:nsid w:val="6A7F58A7"/>
+  <w:abstractNum w:abstractNumId="29" w15:restartNumberingAfterBreak="0">
+    <w:nsid w:val="6C3D3EC1"/>
     <w:multiLevelType w:val="multilevel"/>
-    <w:tmpl w:val="7A101704"/>
+    <w:tmpl w:val="5E80E266"/>
     <w:lvl w:ilvl="0">
       <w:start w:val="1"/>
       <w:numFmt w:val="bullet"/>
@@ -10103,156 +8284,7 @@
       </w:rPr>
     </w:lvl>
   </w:abstractNum>
-  <w:abstractNum w:abstractNumId="43" w15:restartNumberingAfterBreak="0">
-    <w:nsid w:val="6C152091"/>
-    <w:multiLevelType w:val="multilevel"/>
-    <w:tmpl w:val="1692526E"/>
-    <w:lvl w:ilvl="0">
-      <w:start w:val="1"/>
-      <w:numFmt w:val="bullet"/>
-      <w:lvlText w:val=""/>
-      <w:lvlJc w:val="left"/>
-      <w:pPr>
-        <w:tabs>
-          <w:tab w:val="num" w:pos="720"/>
-        </w:tabs>
-        <w:ind w:left="720" w:hanging="360"/>
-      </w:pPr>
-      <w:rPr>
-        <w:rFonts w:ascii="Symbol" w:hAnsi="Symbol" w:hint="default"/>
-        <w:sz w:val="20"/>
-      </w:rPr>
-    </w:lvl>
-    <w:lvl w:ilvl="1" w:tentative="1">
-      <w:start w:val="1"/>
-      <w:numFmt w:val="bullet"/>
-      <w:lvlText w:val="o"/>
-      <w:lvlJc w:val="left"/>
-      <w:pPr>
-        <w:tabs>
-          <w:tab w:val="num" w:pos="1440"/>
-        </w:tabs>
-        <w:ind w:left="1440" w:hanging="360"/>
-      </w:pPr>
-      <w:rPr>
-        <w:rFonts w:ascii="Courier New" w:hAnsi="Courier New" w:hint="default"/>
-        <w:sz w:val="20"/>
-      </w:rPr>
-    </w:lvl>
-    <w:lvl w:ilvl="2" w:tentative="1">
-      <w:start w:val="1"/>
-      <w:numFmt w:val="bullet"/>
-      <w:lvlText w:val=""/>
-      <w:lvlJc w:val="left"/>
-      <w:pPr>
-        <w:tabs>
-          <w:tab w:val="num" w:pos="2160"/>
-        </w:tabs>
-        <w:ind w:left="2160" w:hanging="360"/>
-      </w:pPr>
-      <w:rPr>
-        <w:rFonts w:ascii="Wingdings" w:hAnsi="Wingdings" w:hint="default"/>
-        <w:sz w:val="20"/>
-      </w:rPr>
-    </w:lvl>
-    <w:lvl w:ilvl="3" w:tentative="1">
-      <w:start w:val="1"/>
-      <w:numFmt w:val="bullet"/>
-      <w:lvlText w:val=""/>
-      <w:lvlJc w:val="left"/>
-      <w:pPr>
-        <w:tabs>
-          <w:tab w:val="num" w:pos="2880"/>
-        </w:tabs>
-        <w:ind w:left="2880" w:hanging="360"/>
-      </w:pPr>
-      <w:rPr>
-        <w:rFonts w:ascii="Wingdings" w:hAnsi="Wingdings" w:hint="default"/>
-        <w:sz w:val="20"/>
-      </w:rPr>
-    </w:lvl>
-    <w:lvl w:ilvl="4" w:tentative="1">
-      <w:start w:val="1"/>
-      <w:numFmt w:val="bullet"/>
-      <w:lvlText w:val=""/>
-      <w:lvlJc w:val="left"/>
-      <w:pPr>
-        <w:tabs>
-          <w:tab w:val="num" w:pos="3600"/>
-        </w:tabs>
-        <w:ind w:left="3600" w:hanging="360"/>
-      </w:pPr>
-      <w:rPr>
-        <w:rFonts w:ascii="Wingdings" w:hAnsi="Wingdings" w:hint="default"/>
-        <w:sz w:val="20"/>
-      </w:rPr>
-    </w:lvl>
-    <w:lvl w:ilvl="5" w:tentative="1">
-      <w:start w:val="1"/>
-      <w:numFmt w:val="bullet"/>
-      <w:lvlText w:val=""/>
-      <w:lvlJc w:val="left"/>
-      <w:pPr>
-        <w:tabs>
-          <w:tab w:val="num" w:pos="4320"/>
-        </w:tabs>
-        <w:ind w:left="4320" w:hanging="360"/>
-      </w:pPr>
-      <w:rPr>
-        <w:rFonts w:ascii="Wingdings" w:hAnsi="Wingdings" w:hint="default"/>
-        <w:sz w:val="20"/>
-      </w:rPr>
-    </w:lvl>
-    <w:lvl w:ilvl="6" w:tentative="1">
-      <w:start w:val="1"/>
-      <w:numFmt w:val="bullet"/>
-      <w:lvlText w:val=""/>
-      <w:lvlJc w:val="left"/>
-      <w:pPr>
-        <w:tabs>
-          <w:tab w:val="num" w:pos="5040"/>
-        </w:tabs>
-        <w:ind w:left="5040" w:hanging="360"/>
-      </w:pPr>
-      <w:rPr>
-        <w:rFonts w:ascii="Wingdings" w:hAnsi="Wingdings" w:hint="default"/>
-        <w:sz w:val="20"/>
-      </w:rPr>
-    </w:lvl>
-    <w:lvl w:ilvl="7" w:tentative="1">
-      <w:start w:val="1"/>
-      <w:numFmt w:val="bullet"/>
-      <w:lvlText w:val=""/>
-      <w:lvlJc w:val="left"/>
-      <w:pPr>
-        <w:tabs>
-          <w:tab w:val="num" w:pos="5760"/>
-        </w:tabs>
-        <w:ind w:left="5760" w:hanging="360"/>
-      </w:pPr>
-      <w:rPr>
-        <w:rFonts w:ascii="Wingdings" w:hAnsi="Wingdings" w:hint="default"/>
-        <w:sz w:val="20"/>
-      </w:rPr>
-    </w:lvl>
-    <w:lvl w:ilvl="8" w:tentative="1">
-      <w:start w:val="1"/>
-      <w:numFmt w:val="bullet"/>
-      <w:lvlText w:val=""/>
-      <w:lvlJc w:val="left"/>
-      <w:pPr>
-        <w:tabs>
-          <w:tab w:val="num" w:pos="6480"/>
-        </w:tabs>
-        <w:ind w:left="6480" w:hanging="360"/>
-      </w:pPr>
-      <w:rPr>
-        <w:rFonts w:ascii="Wingdings" w:hAnsi="Wingdings" w:hint="default"/>
-        <w:sz w:val="20"/>
-      </w:rPr>
-    </w:lvl>
-  </w:abstractNum>
-  <w:abstractNum w:abstractNumId="44" w15:restartNumberingAfterBreak="0">
+  <w:abstractNum w:abstractNumId="30" w15:restartNumberingAfterBreak="0">
     <w:nsid w:val="74F83019"/>
     <w:multiLevelType w:val="multilevel"/>
     <w:tmpl w:val="EF12228E"/>
@@ -10401,120 +8433,7 @@
       </w:rPr>
     </w:lvl>
   </w:abstractNum>
-  <w:abstractNum w:abstractNumId="45" w15:restartNumberingAfterBreak="0">
-    <w:nsid w:val="7CE22FBB"/>
-    <w:multiLevelType w:val="hybridMultilevel"/>
-    <w:tmpl w:val="CAF2485C"/>
-    <w:lvl w:ilvl="0" w:tplc="08090001">
-      <w:start w:val="1"/>
-      <w:numFmt w:val="bullet"/>
-      <w:lvlText w:val=""/>
-      <w:lvlJc w:val="left"/>
-      <w:pPr>
-        <w:ind w:left="720" w:hanging="360"/>
-      </w:pPr>
-      <w:rPr>
-        <w:rFonts w:ascii="Symbol" w:hAnsi="Symbol" w:hint="default"/>
-      </w:rPr>
-    </w:lvl>
-    <w:lvl w:ilvl="1" w:tplc="08090003" w:tentative="1">
-      <w:start w:val="1"/>
-      <w:numFmt w:val="bullet"/>
-      <w:lvlText w:val="o"/>
-      <w:lvlJc w:val="left"/>
-      <w:pPr>
-        <w:ind w:left="1440" w:hanging="360"/>
-      </w:pPr>
-      <w:rPr>
-        <w:rFonts w:ascii="Courier New" w:hAnsi="Courier New" w:cs="Courier New" w:hint="default"/>
-      </w:rPr>
-    </w:lvl>
-    <w:lvl w:ilvl="2" w:tplc="08090005" w:tentative="1">
-      <w:start w:val="1"/>
-      <w:numFmt w:val="bullet"/>
-      <w:lvlText w:val=""/>
-      <w:lvlJc w:val="left"/>
-      <w:pPr>
-        <w:ind w:left="2160" w:hanging="360"/>
-      </w:pPr>
-      <w:rPr>
-        <w:rFonts w:ascii="Wingdings" w:hAnsi="Wingdings" w:hint="default"/>
-      </w:rPr>
-    </w:lvl>
-    <w:lvl w:ilvl="3" w:tplc="08090001" w:tentative="1">
-      <w:start w:val="1"/>
-      <w:numFmt w:val="bullet"/>
-      <w:lvlText w:val=""/>
-      <w:lvlJc w:val="left"/>
-      <w:pPr>
-        <w:ind w:left="2880" w:hanging="360"/>
-      </w:pPr>
-      <w:rPr>
-        <w:rFonts w:ascii="Symbol" w:hAnsi="Symbol" w:hint="default"/>
-      </w:rPr>
-    </w:lvl>
-    <w:lvl w:ilvl="4" w:tplc="08090003" w:tentative="1">
-      <w:start w:val="1"/>
-      <w:numFmt w:val="bullet"/>
-      <w:lvlText w:val="o"/>
-      <w:lvlJc w:val="left"/>
-      <w:pPr>
-        <w:ind w:left="3600" w:hanging="360"/>
-      </w:pPr>
-      <w:rPr>
-        <w:rFonts w:ascii="Courier New" w:hAnsi="Courier New" w:cs="Courier New" w:hint="default"/>
-      </w:rPr>
-    </w:lvl>
-    <w:lvl w:ilvl="5" w:tplc="08090005" w:tentative="1">
-      <w:start w:val="1"/>
-      <w:numFmt w:val="bullet"/>
-      <w:lvlText w:val=""/>
-      <w:lvlJc w:val="left"/>
-      <w:pPr>
-        <w:ind w:left="4320" w:hanging="360"/>
-      </w:pPr>
-      <w:rPr>
-        <w:rFonts w:ascii="Wingdings" w:hAnsi="Wingdings" w:hint="default"/>
-      </w:rPr>
-    </w:lvl>
-    <w:lvl w:ilvl="6" w:tplc="08090001" w:tentative="1">
-      <w:start w:val="1"/>
-      <w:numFmt w:val="bullet"/>
-      <w:lvlText w:val=""/>
-      <w:lvlJc w:val="left"/>
-      <w:pPr>
-        <w:ind w:left="5040" w:hanging="360"/>
-      </w:pPr>
-      <w:rPr>
-        <w:rFonts w:ascii="Symbol" w:hAnsi="Symbol" w:hint="default"/>
-      </w:rPr>
-    </w:lvl>
-    <w:lvl w:ilvl="7" w:tplc="08090003" w:tentative="1">
-      <w:start w:val="1"/>
-      <w:numFmt w:val="bullet"/>
-      <w:lvlText w:val="o"/>
-      <w:lvlJc w:val="left"/>
-      <w:pPr>
-        <w:ind w:left="5760" w:hanging="360"/>
-      </w:pPr>
-      <w:rPr>
-        <w:rFonts w:ascii="Courier New" w:hAnsi="Courier New" w:cs="Courier New" w:hint="default"/>
-      </w:rPr>
-    </w:lvl>
-    <w:lvl w:ilvl="8" w:tplc="08090005" w:tentative="1">
-      <w:start w:val="1"/>
-      <w:numFmt w:val="bullet"/>
-      <w:lvlText w:val=""/>
-      <w:lvlJc w:val="left"/>
-      <w:pPr>
-        <w:ind w:left="6480" w:hanging="360"/>
-      </w:pPr>
-      <w:rPr>
-        <w:rFonts w:ascii="Wingdings" w:hAnsi="Wingdings" w:hint="default"/>
-      </w:rPr>
-    </w:lvl>
-  </w:abstractNum>
-  <w:abstractNum w:abstractNumId="46" w15:restartNumberingAfterBreak="0">
+  <w:abstractNum w:abstractNumId="31" w15:restartNumberingAfterBreak="0">
     <w:nsid w:val="7D8650C9"/>
     <w:multiLevelType w:val="multilevel"/>
     <w:tmpl w:val="3FDC4EFE"/>
@@ -10659,146 +8578,102 @@
     </w:lvl>
   </w:abstractNum>
   <w:num w:numId="1" w16cid:durableId="1403871745">
+    <w:abstractNumId w:val="1"/>
+  </w:num>
+  <w:num w:numId="2" w16cid:durableId="1175145623">
+    <w:abstractNumId w:val="3"/>
+  </w:num>
+  <w:num w:numId="3" w16cid:durableId="214586865">
     <w:abstractNumId w:val="4"/>
   </w:num>
-  <w:num w:numId="2" w16cid:durableId="1175145623">
+  <w:num w:numId="4" w16cid:durableId="1604999293">
+    <w:abstractNumId w:val="20"/>
+  </w:num>
+  <w:num w:numId="5" w16cid:durableId="2005010433">
+    <w:abstractNumId w:val="30"/>
+  </w:num>
+  <w:num w:numId="6" w16cid:durableId="5983952">
+    <w:abstractNumId w:val="21"/>
+  </w:num>
+  <w:num w:numId="7" w16cid:durableId="747772899">
+    <w:abstractNumId w:val="26"/>
+  </w:num>
+  <w:num w:numId="8" w16cid:durableId="1330063747">
+    <w:abstractNumId w:val="31"/>
+  </w:num>
+  <w:num w:numId="9" w16cid:durableId="1728644347">
+    <w:abstractNumId w:val="18"/>
+  </w:num>
+  <w:num w:numId="10" w16cid:durableId="721557330">
+    <w:abstractNumId w:val="17"/>
+  </w:num>
+  <w:num w:numId="11" w16cid:durableId="1611934106">
+    <w:abstractNumId w:val="23"/>
+  </w:num>
+  <w:num w:numId="12" w16cid:durableId="372000044">
+    <w:abstractNumId w:val="27"/>
+  </w:num>
+  <w:num w:numId="13" w16cid:durableId="1429884695">
+    <w:abstractNumId w:val="24"/>
+  </w:num>
+  <w:num w:numId="14" w16cid:durableId="112595949">
     <w:abstractNumId w:val="8"/>
   </w:num>
-  <w:num w:numId="3" w16cid:durableId="214586865">
+  <w:num w:numId="15" w16cid:durableId="386999035">
     <w:abstractNumId w:val="9"/>
   </w:num>
-  <w:num w:numId="4" w16cid:durableId="1604999293">
-    <w:abstractNumId w:val="31"/>
-  </w:num>
-  <w:num w:numId="5" w16cid:durableId="2005010433">
-    <w:abstractNumId w:val="44"/>
-  </w:num>
-  <w:num w:numId="6" w16cid:durableId="2015913491">
+  <w:num w:numId="16" w16cid:durableId="954100688">
     <w:abstractNumId w:val="11"/>
   </w:num>
-  <w:num w:numId="7" w16cid:durableId="2005282243">
-    <w:abstractNumId w:val="20"/>
+  <w:num w:numId="17" w16cid:durableId="462774312">
+    <w:abstractNumId w:val="10"/>
   </w:num>
-  <w:num w:numId="8" w16cid:durableId="1782459442">
-    <w:abstractNumId w:val="34"/>
+  <w:num w:numId="18" w16cid:durableId="1988198018">
+    <w:abstractNumId w:val="0"/>
   </w:num>
-  <w:num w:numId="9" w16cid:durableId="29652177">
+  <w:num w:numId="19" w16cid:durableId="12919241">
+    <w:abstractNumId w:val="15"/>
+  </w:num>
+  <w:num w:numId="20" w16cid:durableId="765421429">
+    <w:abstractNumId w:val="16"/>
+  </w:num>
+  <w:num w:numId="21" w16cid:durableId="3286799">
+    <w:abstractNumId w:val="19"/>
+  </w:num>
+  <w:num w:numId="22" w16cid:durableId="1208570272">
+    <w:abstractNumId w:val="6"/>
+  </w:num>
+  <w:num w:numId="23" w16cid:durableId="311301928">
+    <w:abstractNumId w:val="12"/>
+  </w:num>
+  <w:num w:numId="24" w16cid:durableId="1573391021">
     <w:abstractNumId w:val="2"/>
   </w:num>
-  <w:num w:numId="10" w16cid:durableId="5983952">
-    <w:abstractNumId w:val="32"/>
-  </w:num>
-  <w:num w:numId="11" w16cid:durableId="1385524487">
-    <w:abstractNumId w:val="24"/>
-  </w:num>
-  <w:num w:numId="12" w16cid:durableId="881791777">
-    <w:abstractNumId w:val="42"/>
-  </w:num>
-  <w:num w:numId="13" w16cid:durableId="616062957">
+  <w:num w:numId="25" w16cid:durableId="1785685389">
     <w:abstractNumId w:val="14"/>
   </w:num>
-  <w:num w:numId="14" w16cid:durableId="1599679862">
-    <w:abstractNumId w:val="37"/>
+  <w:num w:numId="26" w16cid:durableId="323558066">
+    <w:abstractNumId w:val="13"/>
   </w:num>
-  <w:num w:numId="15" w16cid:durableId="1203782223">
-    <w:abstractNumId w:val="41"/>
+  <w:num w:numId="27" w16cid:durableId="371152687">
+    <w:abstractNumId w:val="22"/>
   </w:num>
-  <w:num w:numId="16" w16cid:durableId="1910339401">
-    <w:abstractNumId w:val="12"/>
-  </w:num>
-  <w:num w:numId="17" w16cid:durableId="79716557">
-    <w:abstractNumId w:val="0"/>
-  </w:num>
-  <w:num w:numId="18" w16cid:durableId="1340543577">
-    <w:abstractNumId w:val="43"/>
-  </w:num>
-  <w:num w:numId="19" w16cid:durableId="1861702556">
-    <w:abstractNumId w:val="1"/>
-  </w:num>
-  <w:num w:numId="20" w16cid:durableId="913048856">
-    <w:abstractNumId w:val="33"/>
-  </w:num>
-  <w:num w:numId="21" w16cid:durableId="613368900">
-    <w:abstractNumId w:val="10"/>
-  </w:num>
-  <w:num w:numId="22" w16cid:durableId="760225088">
-    <w:abstractNumId w:val="21"/>
-  </w:num>
-  <w:num w:numId="23" w16cid:durableId="747772899">
-    <w:abstractNumId w:val="38"/>
-  </w:num>
-  <w:num w:numId="24" w16cid:durableId="1330063747">
-    <w:abstractNumId w:val="46"/>
-  </w:num>
-  <w:num w:numId="25" w16cid:durableId="1728644347">
+  <w:num w:numId="28" w16cid:durableId="7761187">
     <w:abstractNumId w:val="29"/>
   </w:num>
-  <w:num w:numId="26" w16cid:durableId="721557330">
+  <w:num w:numId="29" w16cid:durableId="915867667">
+    <w:abstractNumId w:val="5"/>
+  </w:num>
+  <w:num w:numId="30" w16cid:durableId="1974141625">
+    <w:abstractNumId w:val="25"/>
+  </w:num>
+  <w:num w:numId="31" w16cid:durableId="301890994">
+    <w:abstractNumId w:val="7"/>
+  </w:num>
+  <w:num w:numId="32" w16cid:durableId="1373185939">
     <w:abstractNumId w:val="28"/>
   </w:num>
-  <w:num w:numId="27" w16cid:durableId="1611934106">
-    <w:abstractNumId w:val="35"/>
-  </w:num>
-  <w:num w:numId="28" w16cid:durableId="1091008212">
-    <w:abstractNumId w:val="23"/>
-  </w:num>
-  <w:num w:numId="29" w16cid:durableId="372000044">
-    <w:abstractNumId w:val="40"/>
-  </w:num>
-  <w:num w:numId="30" w16cid:durableId="1429884695">
-    <w:abstractNumId w:val="36"/>
-  </w:num>
-  <w:num w:numId="31" w16cid:durableId="112595949">
-    <w:abstractNumId w:val="15"/>
-  </w:num>
-  <w:num w:numId="32" w16cid:durableId="386999035">
-    <w:abstractNumId w:val="16"/>
-  </w:num>
-  <w:num w:numId="33" w16cid:durableId="954100688">
-    <w:abstractNumId w:val="19"/>
-  </w:num>
-  <w:num w:numId="34" w16cid:durableId="462774312">
-    <w:abstractNumId w:val="17"/>
-  </w:num>
-  <w:num w:numId="35" w16cid:durableId="1988198018">
-    <w:abstractNumId w:val="3"/>
-  </w:num>
-  <w:num w:numId="36" w16cid:durableId="1029141334">
-    <w:abstractNumId w:val="5"/>
-  </w:num>
-  <w:num w:numId="37" w16cid:durableId="1707215218">
-    <w:abstractNumId w:val="7"/>
-  </w:num>
-  <w:num w:numId="38" w16cid:durableId="1650018412">
-    <w:abstractNumId w:val="18"/>
-  </w:num>
-  <w:num w:numId="39" w16cid:durableId="2143185238">
-    <w:abstractNumId w:val="39"/>
-  </w:num>
-  <w:num w:numId="40" w16cid:durableId="241255988">
-    <w:abstractNumId w:val="45"/>
-  </w:num>
-  <w:num w:numId="41" w16cid:durableId="12919241">
-    <w:abstractNumId w:val="26"/>
-  </w:num>
-  <w:num w:numId="42" w16cid:durableId="765421429">
-    <w:abstractNumId w:val="27"/>
-  </w:num>
-  <w:num w:numId="43" w16cid:durableId="3286799">
-    <w:abstractNumId w:val="30"/>
-  </w:num>
-  <w:num w:numId="44" w16cid:durableId="1208570272">
-    <w:abstractNumId w:val="13"/>
-  </w:num>
-  <w:num w:numId="45" w16cid:durableId="311301928">
-    <w:abstractNumId w:val="22"/>
-  </w:num>
-  <w:num w:numId="46" w16cid:durableId="1573391021">
-    <w:abstractNumId w:val="6"/>
-  </w:num>
-  <w:num w:numId="47" w16cid:durableId="1785685389">
-    <w:abstractNumId w:val="25"/>
-  </w:num>
+  <w:numIdMacAtCleanup w:val="32"/>
 </w:numbering>
 </file>
 
@@ -11404,7 +9279,6 @@
   <w:style w:type="character" w:default="1" w:styleId="DefaultParagraphFont">
     <w:name w:val="Default Paragraph Font"/>
     <w:uiPriority w:val="1"/>
-    <w:semiHidden/>
     <w:unhideWhenUsed/>
   </w:style>
   <w:style w:type="table" w:default="1" w:styleId="TableNormal">

--- a/Docs/Prototipo 1.docx
+++ b/Docs/Prototipo 1.docx
@@ -163,7 +163,23 @@
         <w:t xml:space="preserve"> – ciò che sai dipende da chi te lo dice. </w:t>
       </w:r>
       <w:r>
-        <w:t>Le certezze sono poche.</w:t>
+        <w:t xml:space="preserve">Le </w:t>
+      </w:r>
+      <w:proofErr w:type="spellStart"/>
+      <w:r>
+        <w:t>certezze</w:t>
+      </w:r>
+      <w:proofErr w:type="spellEnd"/>
+      <w:r>
+        <w:t xml:space="preserve"> </w:t>
+      </w:r>
+      <w:proofErr w:type="spellStart"/>
+      <w:r>
+        <w:t>sono</w:t>
+      </w:r>
+      <w:proofErr w:type="spellEnd"/>
+      <w:r>
+        <w:t xml:space="preserve"> poche.</w:t>
       </w:r>
     </w:p>
     <w:p>
@@ -197,417 +213,565 @@
           <w:b/>
           <w:bCs/>
         </w:rPr>
-        <w:t>Game Loop minimo</w:t>
-      </w:r>
-    </w:p>
-    <w:p>
-      <w:pPr>
-        <w:numPr>
-          <w:ilvl w:val="0"/>
-          <w:numId w:val="2"/>
-        </w:numPr>
-        <w:rPr>
-          <w:lang w:val="it-IT"/>
-        </w:rPr>
-      </w:pPr>
-      <w:r>
-        <w:rPr>
-          <w:lang w:val="it-IT"/>
-        </w:rPr>
-        <w:t>Osservi la mappa 2D con la tua tribù accampata.</w:t>
-      </w:r>
-    </w:p>
-    <w:p>
-      <w:pPr>
-        <w:numPr>
-          <w:ilvl w:val="0"/>
-          <w:numId w:val="2"/>
-        </w:numPr>
-        <w:rPr>
-          <w:lang w:val="it-IT"/>
-        </w:rPr>
-      </w:pPr>
-      <w:r>
-        <w:rPr>
-          <w:lang w:val="it-IT"/>
-        </w:rPr>
-        <w:t>Selezioni un gruppo di persone, le assegni a un compito (cacciare, raccogliere legna).</w:t>
-      </w:r>
-    </w:p>
-    <w:p>
-      <w:pPr>
-        <w:numPr>
-          <w:ilvl w:val="0"/>
-          <w:numId w:val="2"/>
-        </w:numPr>
-        <w:rPr>
-          <w:lang w:val="it-IT"/>
-        </w:rPr>
-      </w:pPr>
-      <w:r>
-        <w:rPr>
-          <w:lang w:val="it-IT"/>
-        </w:rPr>
-        <w:t>Il gruppo si sposta (tempo reale), consuma cibo durante il viaggio, raggiunge la risorsa, la sfrutta, torna.</w:t>
-      </w:r>
-    </w:p>
-    <w:p>
-      <w:pPr>
-        <w:numPr>
-          <w:ilvl w:val="0"/>
-          <w:numId w:val="2"/>
-        </w:numPr>
-        <w:rPr>
-          <w:lang w:val="it-IT"/>
-        </w:rPr>
-      </w:pPr>
-      <w:r>
-        <w:rPr>
-          <w:lang w:val="it-IT"/>
-        </w:rPr>
-        <w:t>La risorsa arriva all’accampamento: è disponibile per costruire o sfamare.</w:t>
-      </w:r>
-    </w:p>
-    <w:p>
-      <w:pPr>
-        <w:numPr>
-          <w:ilvl w:val="0"/>
-          <w:numId w:val="2"/>
-        </w:numPr>
-        <w:rPr>
-          <w:lang w:val="it-IT"/>
-        </w:rPr>
-      </w:pPr>
-      <w:r>
-        <w:rPr>
-          <w:lang w:val="it-IT"/>
-        </w:rPr>
-        <w:t>Puoi mettere in pausa per ripianificare. Puoi accelerare per vedere gli effetti nel tempo.</w:t>
-      </w:r>
-    </w:p>
-    <w:p>
-      <w:pPr>
-        <w:rPr>
-          <w:lang w:val="it-IT"/>
-        </w:rPr>
-      </w:pPr>
+        <w:t xml:space="preserve">Game Loop </w:t>
+      </w:r>
+      <w:proofErr w:type="spellStart"/>
       <w:r>
         <w:rPr>
           <w:b/>
           <w:bCs/>
-          <w:lang w:val="it-IT"/>
-        </w:rPr>
-        <w:t>Cosa testare con il primo prototipo</w:t>
-      </w:r>
-    </w:p>
-    <w:p>
-      <w:pPr>
-        <w:numPr>
-          <w:ilvl w:val="0"/>
-          <w:numId w:val="3"/>
-        </w:numPr>
-        <w:rPr>
-          <w:lang w:val="it-IT"/>
-        </w:rPr>
-      </w:pPr>
-      <w:r>
-        <w:rPr>
-          <w:lang w:val="it-IT"/>
-        </w:rPr>
-        <w:t>Il loop "assegna compito → spostamento → raccolta → ritorno" è comprensibile e divertente?</w:t>
-      </w:r>
-    </w:p>
-    <w:p>
-      <w:pPr>
-        <w:numPr>
-          <w:ilvl w:val="0"/>
-          <w:numId w:val="3"/>
-        </w:numPr>
-        <w:rPr>
-          <w:lang w:val="it-IT"/>
-        </w:rPr>
-      </w:pPr>
-      <w:r>
-        <w:rPr>
-          <w:lang w:val="it-IT"/>
-        </w:rPr>
-        <w:t>La gestione pausa/play/velocità è intuitiva?</w:t>
-      </w:r>
-    </w:p>
-    <w:p>
-      <w:pPr>
-        <w:numPr>
-          <w:ilvl w:val="0"/>
-          <w:numId w:val="3"/>
-        </w:numPr>
-        <w:rPr>
-          <w:lang w:val="it-IT"/>
-        </w:rPr>
-      </w:pPr>
-      <w:r>
-        <w:rPr>
-          <w:lang w:val="it-IT"/>
-        </w:rPr>
-        <w:t>La rappresentazione visiva di posizione certa vs proiettata vs da report funziona?</w:t>
-      </w:r>
-    </w:p>
-    <w:p>
-      <w:pPr>
-        <w:numPr>
-          <w:ilvl w:val="0"/>
-          <w:numId w:val="3"/>
-        </w:numPr>
-        <w:rPr>
-          <w:lang w:val="it-IT"/>
-        </w:rPr>
-      </w:pPr>
-      <w:r>
-        <w:rPr>
-          <w:lang w:val="it-IT"/>
-        </w:rPr>
-        <w:t>La mappa continua (senza griglia) e l’interazione click-per-spostarsi sono fluide?</w:t>
-      </w:r>
-    </w:p>
-    <w:p>
+        </w:rPr>
+        <w:t>minimo</w:t>
+      </w:r>
+      <w:proofErr w:type="spellEnd"/>
+    </w:p>
+    <w:p>
+      <w:pPr>
+        <w:numPr>
+          <w:ilvl w:val="0"/>
+          <w:numId w:val="2"/>
+        </w:numPr>
+        <w:rPr>
+          <w:lang w:val="it-IT"/>
+        </w:rPr>
+      </w:pPr>
+      <w:r>
+        <w:rPr>
+          <w:lang w:val="it-IT"/>
+        </w:rPr>
+        <w:t>Osservi la mappa 2D con la tua tribù accampata.</w:t>
+      </w:r>
+    </w:p>
+    <w:p>
+      <w:pPr>
+        <w:numPr>
+          <w:ilvl w:val="0"/>
+          <w:numId w:val="2"/>
+        </w:numPr>
+        <w:rPr>
+          <w:lang w:val="it-IT"/>
+        </w:rPr>
+      </w:pPr>
+      <w:r>
+        <w:rPr>
+          <w:lang w:val="it-IT"/>
+        </w:rPr>
+        <w:t>Selezioni un gruppo di persone, le assegni a un compito (cacciare, raccogliere legna).</w:t>
+      </w:r>
+    </w:p>
+    <w:p>
+      <w:pPr>
+        <w:numPr>
+          <w:ilvl w:val="0"/>
+          <w:numId w:val="2"/>
+        </w:numPr>
+        <w:rPr>
+          <w:lang w:val="it-IT"/>
+        </w:rPr>
+      </w:pPr>
+      <w:r>
+        <w:rPr>
+          <w:lang w:val="it-IT"/>
+        </w:rPr>
+        <w:t>Il gruppo si sposta (tempo reale), consuma cibo durante il viaggio, raggiunge la risorsa, la sfrutta, torna.</w:t>
+      </w:r>
+    </w:p>
+    <w:p>
+      <w:pPr>
+        <w:numPr>
+          <w:ilvl w:val="0"/>
+          <w:numId w:val="2"/>
+        </w:numPr>
+        <w:rPr>
+          <w:lang w:val="it-IT"/>
+        </w:rPr>
+      </w:pPr>
+      <w:r>
+        <w:rPr>
+          <w:lang w:val="it-IT"/>
+        </w:rPr>
+        <w:t>La risorsa arriva all’accampamento: è disponibile per costruire o sfamare.</w:t>
+      </w:r>
+    </w:p>
+    <w:p>
+      <w:pPr>
+        <w:numPr>
+          <w:ilvl w:val="0"/>
+          <w:numId w:val="2"/>
+        </w:numPr>
+        <w:rPr>
+          <w:lang w:val="it-IT"/>
+        </w:rPr>
+      </w:pPr>
+      <w:r>
+        <w:rPr>
+          <w:lang w:val="it-IT"/>
+        </w:rPr>
+        <w:t>Puoi mettere in pausa per ripianificare. Puoi accelerare per vedere gli effetti nel tempo.</w:t>
+      </w:r>
+    </w:p>
+    <w:p>
+      <w:pPr>
+        <w:rPr>
+          <w:lang w:val="it-IT"/>
+        </w:rPr>
+      </w:pPr>
       <w:r>
         <w:rPr>
           <w:b/>
           <w:bCs/>
-        </w:rPr>
-        <w:t>Confini del prototipo</w:t>
-      </w:r>
-    </w:p>
-    <w:p>
-      <w:pPr>
-        <w:numPr>
-          <w:ilvl w:val="0"/>
-          <w:numId w:val="4"/>
-        </w:numPr>
-        <w:rPr>
-          <w:lang w:val="it-IT"/>
-        </w:rPr>
-      </w:pPr>
-      <w:r>
-        <w:rPr>
-          <w:lang w:val="it-IT"/>
-        </w:rPr>
-        <w:t>Mappa 2D con una foresta, un fiume, una pianura.</w:t>
-      </w:r>
-    </w:p>
-    <w:p>
-      <w:pPr>
-        <w:numPr>
-          <w:ilvl w:val="0"/>
-          <w:numId w:val="4"/>
-        </w:numPr>
-        <w:rPr>
-          <w:lang w:val="it-IT"/>
-        </w:rPr>
-      </w:pPr>
-      <w:r>
-        <w:rPr>
-          <w:lang w:val="it-IT"/>
-        </w:rPr>
-        <w:t>Una tribù di 30 persone, divise in "pop".</w:t>
-      </w:r>
-    </w:p>
-    <w:p>
-      <w:pPr>
-        <w:numPr>
-          <w:ilvl w:val="0"/>
-          <w:numId w:val="4"/>
-        </w:numPr>
-        <w:rPr>
-          <w:lang w:val="it-IT"/>
-        </w:rPr>
-      </w:pPr>
-      <w:r>
-        <w:rPr>
-          <w:lang w:val="it-IT"/>
-        </w:rPr>
-        <w:t>Due risorse raccoglibili: legna e cibo.</w:t>
-      </w:r>
-    </w:p>
-    <w:p>
-      <w:pPr>
-        <w:numPr>
-          <w:ilvl w:val="0"/>
-          <w:numId w:val="4"/>
-        </w:numPr>
-        <w:rPr>
-          <w:lang w:val="it-IT"/>
-        </w:rPr>
-      </w:pPr>
-      <w:r>
-        <w:rPr>
-          <w:lang w:val="it-IT"/>
-        </w:rPr>
-        <w:t>Un accampamento che consuma cibo.</w:t>
-      </w:r>
-    </w:p>
-    <w:p>
-      <w:pPr>
-        <w:numPr>
-          <w:ilvl w:val="0"/>
-          <w:numId w:val="4"/>
-        </w:numPr>
-      </w:pPr>
-      <w:r>
-        <w:lastRenderedPageBreak/>
-        <w:t>Pausa/play/accelerazione.</w:t>
-      </w:r>
-    </w:p>
-    <w:p>
-      <w:pPr>
-        <w:numPr>
-          <w:ilvl w:val="0"/>
-          <w:numId w:val="4"/>
-        </w:numPr>
-        <w:rPr>
-          <w:lang w:val="it-IT"/>
-        </w:rPr>
-      </w:pPr>
-      <w:r>
-        <w:rPr>
-          <w:lang w:val="it-IT"/>
-        </w:rPr>
-        <w:t>Movimento con pathfinding base (verso il click).</w:t>
-      </w:r>
-    </w:p>
-    <w:p>
-      <w:pPr>
-        <w:numPr>
-          <w:ilvl w:val="0"/>
-          <w:numId w:val="4"/>
-        </w:numPr>
-        <w:rPr>
-          <w:lang w:val="it-IT"/>
-        </w:rPr>
-      </w:pPr>
-      <w:r>
-        <w:rPr>
-          <w:lang w:val="it-IT"/>
-        </w:rPr>
-        <w:t>Escluso: diplomazia, altre fazioni, tecnologia, miniere, lavorazione risorse, politica interna, religione, forme di governo.</w:t>
-      </w:r>
-    </w:p>
-    <w:p>
-      <w:pPr>
-        <w:rPr>
-          <w:lang w:val="it-IT"/>
-        </w:rPr>
-      </w:pPr>
+          <w:lang w:val="it-IT"/>
+        </w:rPr>
+        <w:t>Cosa testare con il primo prototipo</w:t>
+      </w:r>
+    </w:p>
+    <w:p>
+      <w:pPr>
+        <w:numPr>
+          <w:ilvl w:val="0"/>
+          <w:numId w:val="3"/>
+        </w:numPr>
+        <w:rPr>
+          <w:lang w:val="it-IT"/>
+        </w:rPr>
+      </w:pPr>
+      <w:r>
+        <w:rPr>
+          <w:lang w:val="it-IT"/>
+        </w:rPr>
+        <w:t>Il loop "assegna compito → spostamento → raccolta → ritorno" è comprensibile e divertente?</w:t>
+      </w:r>
+    </w:p>
+    <w:p>
+      <w:pPr>
+        <w:numPr>
+          <w:ilvl w:val="0"/>
+          <w:numId w:val="3"/>
+        </w:numPr>
+        <w:rPr>
+          <w:lang w:val="it-IT"/>
+        </w:rPr>
+      </w:pPr>
+      <w:r>
+        <w:rPr>
+          <w:lang w:val="it-IT"/>
+        </w:rPr>
+        <w:t>La gestione pausa/play/velocità è intuitiva?</w:t>
+      </w:r>
+    </w:p>
+    <w:p>
+      <w:pPr>
+        <w:numPr>
+          <w:ilvl w:val="0"/>
+          <w:numId w:val="3"/>
+        </w:numPr>
+        <w:rPr>
+          <w:lang w:val="it-IT"/>
+        </w:rPr>
+      </w:pPr>
+      <w:r>
+        <w:rPr>
+          <w:lang w:val="it-IT"/>
+        </w:rPr>
+        <w:t>La rappresentazione visiva di posizione certa vs proiettata vs da report funziona?</w:t>
+      </w:r>
+    </w:p>
+    <w:p>
+      <w:pPr>
+        <w:numPr>
+          <w:ilvl w:val="0"/>
+          <w:numId w:val="3"/>
+        </w:numPr>
+        <w:rPr>
+          <w:lang w:val="it-IT"/>
+        </w:rPr>
+      </w:pPr>
+      <w:r>
+        <w:rPr>
+          <w:lang w:val="it-IT"/>
+        </w:rPr>
+        <w:t>La mappa continua (senza griglia) e l’interazione click-per-spostarsi sono fluide?</w:t>
+      </w:r>
+    </w:p>
+    <w:p>
+      <w:proofErr w:type="spellStart"/>
       <w:r>
         <w:rPr>
           <w:b/>
           <w:bCs/>
-          <w:lang w:val="it-IT"/>
-        </w:rPr>
-        <w:t>Stack tecnico</w:t>
-      </w:r>
-      <w:r>
-        <w:rPr>
-          <w:lang w:val="it-IT"/>
-        </w:rPr>
-        <w:br/>
-        <w:t>HTML5, CSS, JavaScript con libreria Phaser 3 (rendering 2D, input, gestione scene).</w:t>
-      </w:r>
-    </w:p>
-    <w:p>
-      <w:pPr>
-        <w:rPr>
-          <w:lang w:val="it-IT"/>
-        </w:rPr>
-      </w:pPr>
+        </w:rPr>
+        <w:t>Confini</w:t>
+      </w:r>
+      <w:proofErr w:type="spellEnd"/>
       <w:r>
         <w:rPr>
           <w:b/>
           <w:bCs/>
-          <w:lang w:val="it-IT"/>
-        </w:rPr>
-        <w:t>Ispirazioni</w:t>
-      </w:r>
-    </w:p>
-    <w:p>
-      <w:pPr>
-        <w:numPr>
-          <w:ilvl w:val="0"/>
-          <w:numId w:val="5"/>
-        </w:numPr>
-        <w:rPr>
-          <w:lang w:val="it-IT"/>
-        </w:rPr>
-      </w:pPr>
-      <w:r>
-        <w:rPr>
-          <w:lang w:val="it-IT"/>
-        </w:rPr>
-        <w:t>Crusader Kings 3 (dinastia, informazione imperfetta, tempo reale con pausa)</w:t>
-      </w:r>
-    </w:p>
-    <w:p>
-      <w:pPr>
-        <w:numPr>
-          <w:ilvl w:val="0"/>
-          <w:numId w:val="5"/>
-        </w:numPr>
-      </w:pPr>
-      <w:r>
-        <w:t>Victoria 3 / Stellaris (pop system, risorse logistiche)</w:t>
-      </w:r>
-    </w:p>
-    <w:p>
-      <w:pPr>
-        <w:numPr>
-          <w:ilvl w:val="0"/>
-          <w:numId w:val="5"/>
-        </w:numPr>
-      </w:pPr>
-      <w:r>
-        <w:t>Banished / Dawn of Man (sopravvivenza tribale, risorse tangibili)</w:t>
-      </w:r>
-    </w:p>
-    <w:p>
-      <w:pPr>
-        <w:numPr>
-          <w:ilvl w:val="0"/>
-          <w:numId w:val="5"/>
-        </w:numPr>
-        <w:rPr>
-          <w:lang w:val="it-IT"/>
-        </w:rPr>
-      </w:pPr>
-      <w:r>
-        <w:rPr>
-          <w:lang w:val="it-IT"/>
-        </w:rPr>
-        <w:t>King's Orders (report e comunicazione)</w:t>
-      </w:r>
-    </w:p>
-    <w:p>
-      <w:pPr>
-        <w:pStyle w:val="Heading2"/>
-        <w:rPr>
-          <w:lang w:val="it-IT"/>
-        </w:rPr>
-      </w:pPr>
-      <w:r>
-        <w:rPr>
-          <w:lang w:val="it-IT"/>
-        </w:rPr>
-        <w:t>Roadmap</w:t>
-      </w:r>
-    </w:p>
-    <w:p>
-      <w:pPr>
-        <w:rPr>
-          <w:lang w:val="it-IT"/>
-        </w:rPr>
-      </w:pPr>
+        </w:rPr>
+        <w:t xml:space="preserve"> del </w:t>
+      </w:r>
+      <w:proofErr w:type="spellStart"/>
       <w:r>
         <w:rPr>
           <w:b/>
           <w:bCs/>
+        </w:rPr>
+        <w:t>prototipo</w:t>
+      </w:r>
+      <w:proofErr w:type="spellEnd"/>
+    </w:p>
+    <w:p>
+      <w:pPr>
+        <w:numPr>
+          <w:ilvl w:val="0"/>
+          <w:numId w:val="4"/>
+        </w:numPr>
+        <w:rPr>
+          <w:lang w:val="it-IT"/>
+        </w:rPr>
+      </w:pPr>
+      <w:r>
+        <w:rPr>
+          <w:lang w:val="it-IT"/>
+        </w:rPr>
+        <w:t>Mappa 2D con una foresta, un fiume, una pianura.</w:t>
+      </w:r>
+    </w:p>
+    <w:p>
+      <w:pPr>
+        <w:numPr>
+          <w:ilvl w:val="0"/>
+          <w:numId w:val="4"/>
+        </w:numPr>
+        <w:rPr>
+          <w:lang w:val="it-IT"/>
+        </w:rPr>
+      </w:pPr>
+      <w:r>
+        <w:rPr>
+          <w:lang w:val="it-IT"/>
+        </w:rPr>
+        <w:t>Una tribù di 30 persone, divise in "pop".</w:t>
+      </w:r>
+    </w:p>
+    <w:p>
+      <w:pPr>
+        <w:numPr>
+          <w:ilvl w:val="0"/>
+          <w:numId w:val="4"/>
+        </w:numPr>
+        <w:rPr>
+          <w:lang w:val="it-IT"/>
+        </w:rPr>
+      </w:pPr>
+      <w:r>
+        <w:rPr>
+          <w:lang w:val="it-IT"/>
+        </w:rPr>
+        <w:t>Due risorse raccoglibili: legna e cibo.</w:t>
+      </w:r>
+    </w:p>
+    <w:p>
+      <w:pPr>
+        <w:numPr>
+          <w:ilvl w:val="0"/>
+          <w:numId w:val="4"/>
+        </w:numPr>
+        <w:rPr>
+          <w:lang w:val="it-IT"/>
+        </w:rPr>
+      </w:pPr>
+      <w:r>
+        <w:rPr>
+          <w:lang w:val="it-IT"/>
+        </w:rPr>
+        <w:t>Un accampamento che consuma cibo.</w:t>
+      </w:r>
+    </w:p>
+    <w:p>
+      <w:pPr>
+        <w:numPr>
+          <w:ilvl w:val="0"/>
+          <w:numId w:val="4"/>
+        </w:numPr>
+      </w:pPr>
+      <w:r>
+        <w:lastRenderedPageBreak/>
+        <w:t>Pausa/play/</w:t>
+      </w:r>
+      <w:proofErr w:type="spellStart"/>
+      <w:r>
+        <w:t>accelerazione</w:t>
+      </w:r>
+      <w:proofErr w:type="spellEnd"/>
+      <w:r>
+        <w:t>.</w:t>
+      </w:r>
+    </w:p>
+    <w:p>
+      <w:pPr>
+        <w:numPr>
+          <w:ilvl w:val="0"/>
+          <w:numId w:val="4"/>
+        </w:numPr>
+        <w:rPr>
+          <w:lang w:val="it-IT"/>
+        </w:rPr>
+      </w:pPr>
+      <w:r>
+        <w:rPr>
+          <w:lang w:val="it-IT"/>
+        </w:rPr>
+        <w:t xml:space="preserve">Movimento con </w:t>
+      </w:r>
+      <w:proofErr w:type="spellStart"/>
+      <w:r>
+        <w:rPr>
+          <w:lang w:val="it-IT"/>
+        </w:rPr>
+        <w:t>pathfinding</w:t>
+      </w:r>
+      <w:proofErr w:type="spellEnd"/>
+      <w:r>
+        <w:rPr>
+          <w:lang w:val="it-IT"/>
+        </w:rPr>
+        <w:t xml:space="preserve"> base (verso il click).</w:t>
+      </w:r>
+    </w:p>
+    <w:p>
+      <w:pPr>
+        <w:numPr>
+          <w:ilvl w:val="0"/>
+          <w:numId w:val="4"/>
+        </w:numPr>
+        <w:rPr>
+          <w:lang w:val="it-IT"/>
+        </w:rPr>
+      </w:pPr>
+      <w:r>
+        <w:rPr>
+          <w:lang w:val="it-IT"/>
+        </w:rPr>
+        <w:t>Escluso: diplomazia, altre fazioni, tecnologia, miniere, lavorazione risorse, politica interna, religione, forme di governo.</w:t>
+      </w:r>
+    </w:p>
+    <w:p>
+      <w:pPr>
+        <w:rPr>
+          <w:lang w:val="it-IT"/>
+        </w:rPr>
+      </w:pPr>
+      <w:r>
+        <w:rPr>
+          <w:b/>
+          <w:bCs/>
+          <w:lang w:val="it-IT"/>
+        </w:rPr>
+        <w:t>Stack tecnico</w:t>
+      </w:r>
+      <w:r>
+        <w:rPr>
+          <w:lang w:val="it-IT"/>
+        </w:rPr>
+        <w:br/>
+        <w:t xml:space="preserve">HTML5, CSS, JavaScript con libreria </w:t>
+      </w:r>
+      <w:proofErr w:type="spellStart"/>
+      <w:r>
+        <w:rPr>
+          <w:lang w:val="it-IT"/>
+        </w:rPr>
+        <w:t>Phaser</w:t>
+      </w:r>
+      <w:proofErr w:type="spellEnd"/>
+      <w:r>
+        <w:rPr>
+          <w:lang w:val="it-IT"/>
+        </w:rPr>
+        <w:t xml:space="preserve"> 3 (rendering 2D, input, gestione scene).</w:t>
+      </w:r>
+    </w:p>
+    <w:p>
+      <w:pPr>
+        <w:rPr>
+          <w:lang w:val="it-IT"/>
+        </w:rPr>
+      </w:pPr>
+      <w:r>
+        <w:rPr>
+          <w:b/>
+          <w:bCs/>
+          <w:lang w:val="it-IT"/>
+        </w:rPr>
+        <w:t>Ispirazioni</w:t>
+      </w:r>
+    </w:p>
+    <w:p>
+      <w:pPr>
+        <w:numPr>
+          <w:ilvl w:val="0"/>
+          <w:numId w:val="5"/>
+        </w:numPr>
+        <w:rPr>
+          <w:lang w:val="it-IT"/>
+        </w:rPr>
+      </w:pPr>
+      <w:proofErr w:type="spellStart"/>
+      <w:r>
+        <w:rPr>
+          <w:lang w:val="it-IT"/>
+        </w:rPr>
+        <w:t>Crusader</w:t>
+      </w:r>
+      <w:proofErr w:type="spellEnd"/>
+      <w:r>
+        <w:rPr>
+          <w:lang w:val="it-IT"/>
+        </w:rPr>
+        <w:t xml:space="preserve"> Kings 3 (dinastia, informazione imperfetta, tempo reale con pausa)</w:t>
+      </w:r>
+    </w:p>
+    <w:p>
+      <w:pPr>
+        <w:numPr>
+          <w:ilvl w:val="0"/>
+          <w:numId w:val="5"/>
+        </w:numPr>
+      </w:pPr>
+      <w:r>
+        <w:t xml:space="preserve">Victoria 3 / Stellaris (pop system, </w:t>
+      </w:r>
+      <w:proofErr w:type="spellStart"/>
+      <w:r>
+        <w:t>risorse</w:t>
+      </w:r>
+      <w:proofErr w:type="spellEnd"/>
+      <w:r>
+        <w:t xml:space="preserve"> </w:t>
+      </w:r>
+      <w:proofErr w:type="spellStart"/>
+      <w:r>
+        <w:t>logistiche</w:t>
+      </w:r>
+      <w:proofErr w:type="spellEnd"/>
+      <w:r>
+        <w:t>)</w:t>
+      </w:r>
+    </w:p>
+    <w:p>
+      <w:pPr>
+        <w:numPr>
+          <w:ilvl w:val="0"/>
+          <w:numId w:val="5"/>
+        </w:numPr>
+      </w:pPr>
+      <w:r>
+        <w:t>Banished / Dawn of Man (</w:t>
+      </w:r>
+      <w:proofErr w:type="spellStart"/>
+      <w:r>
+        <w:t>sopravvivenza</w:t>
+      </w:r>
+      <w:proofErr w:type="spellEnd"/>
+      <w:r>
+        <w:t xml:space="preserve"> </w:t>
+      </w:r>
+      <w:proofErr w:type="spellStart"/>
+      <w:r>
+        <w:t>tribale</w:t>
+      </w:r>
+      <w:proofErr w:type="spellEnd"/>
+      <w:r>
+        <w:t xml:space="preserve">, </w:t>
+      </w:r>
+      <w:proofErr w:type="spellStart"/>
+      <w:r>
+        <w:t>risorse</w:t>
+      </w:r>
+      <w:proofErr w:type="spellEnd"/>
+      <w:r>
+        <w:t xml:space="preserve"> </w:t>
+      </w:r>
+      <w:proofErr w:type="spellStart"/>
+      <w:r>
+        <w:t>tangibili</w:t>
+      </w:r>
+      <w:proofErr w:type="spellEnd"/>
+      <w:r>
+        <w:t>)</w:t>
+      </w:r>
+    </w:p>
+    <w:p>
+      <w:pPr>
+        <w:numPr>
+          <w:ilvl w:val="0"/>
+          <w:numId w:val="5"/>
+        </w:numPr>
+        <w:rPr>
+          <w:lang w:val="it-IT"/>
+        </w:rPr>
+      </w:pPr>
+      <w:proofErr w:type="spellStart"/>
+      <w:r>
+        <w:rPr>
+          <w:lang w:val="it-IT"/>
+        </w:rPr>
+        <w:t>King's</w:t>
+      </w:r>
+      <w:proofErr w:type="spellEnd"/>
+      <w:r>
+        <w:rPr>
+          <w:lang w:val="it-IT"/>
+        </w:rPr>
+        <w:t xml:space="preserve"> Orders (report e comunicazione)</w:t>
+      </w:r>
+    </w:p>
+    <w:p>
+      <w:pPr>
+        <w:pStyle w:val="Heading2"/>
+        <w:rPr>
+          <w:lang w:val="it-IT"/>
+        </w:rPr>
+      </w:pPr>
+      <w:r>
+        <w:rPr>
+          <w:lang w:val="it-IT"/>
+        </w:rPr>
+        <w:t>Roadmap</w:t>
+      </w:r>
+    </w:p>
+    <w:p>
+      <w:pPr>
+        <w:rPr>
+          <w:b/>
+          <w:bCs/>
+          <w:sz w:val="36"/>
+          <w:szCs w:val="36"/>
+          <w:lang w:val="it-IT"/>
+        </w:rPr>
+      </w:pPr>
+      <w:r>
+        <w:rPr>
+          <w:b/>
+          <w:bCs/>
+          <w:sz w:val="36"/>
+          <w:szCs w:val="36"/>
+          <w:lang w:val="it-IT"/>
+        </w:rPr>
+        <w:t>IMPLEMENTATO</w:t>
+      </w:r>
+    </w:p>
+    <w:p>
+      <w:pPr>
+        <w:rPr>
+          <w:lang w:val="it-IT"/>
+        </w:rPr>
+      </w:pPr>
+      <w:r>
+        <w:rPr>
+          <w:b/>
+          <w:bCs/>
           <w:lang w:val="it-IT"/>
         </w:rPr>
         <w:t>Logica di sviluppo del prototipo</w:t>
@@ -669,91 +833,114 @@
           <w:b/>
           <w:bCs/>
         </w:rPr>
-        <w:t>Batch 1 – Setup Phaser funzionante</w:t>
-      </w:r>
-    </w:p>
-    <w:p>
-      <w:pPr>
-        <w:numPr>
-          <w:ilvl w:val="0"/>
-          <w:numId w:val="7"/>
-        </w:numPr>
-        <w:rPr>
-          <w:lang w:val="it-IT"/>
-        </w:rPr>
-      </w:pPr>
-      <w:r>
-        <w:rPr>
-          <w:lang w:val="it-IT"/>
-        </w:rPr>
-        <w:t>Installazione di Phaser 3 via CDN.</w:t>
-      </w:r>
-    </w:p>
-    <w:p>
-      <w:pPr>
-        <w:numPr>
-          <w:ilvl w:val="0"/>
-          <w:numId w:val="7"/>
-        </w:numPr>
-        <w:rPr>
-          <w:lang w:val="it-IT"/>
-        </w:rPr>
-      </w:pPr>
-      <w:r>
-        <w:rPr>
-          <w:lang w:val="it-IT"/>
-        </w:rPr>
-        <w:t>Struttura base di index.html, main.js, style.css.</w:t>
-      </w:r>
-    </w:p>
-    <w:p>
-      <w:pPr>
-        <w:numPr>
-          <w:ilvl w:val="0"/>
-          <w:numId w:val="7"/>
-        </w:numPr>
-        <w:rPr>
-          <w:lang w:val="it-IT"/>
-        </w:rPr>
-      </w:pPr>
-      <w:r>
-        <w:rPr>
-          <w:lang w:val="it-IT"/>
-        </w:rPr>
-        <w:t>Canvas visualizzato correttamente nel browser.</w:t>
-      </w:r>
-    </w:p>
-    <w:p>
-      <w:pPr>
-        <w:numPr>
-          <w:ilvl w:val="0"/>
-          <w:numId w:val="7"/>
-        </w:numPr>
-        <w:rPr>
-          <w:lang w:val="it-IT"/>
-        </w:rPr>
-      </w:pPr>
-      <w:r>
-        <w:rPr>
-          <w:lang w:val="it-IT"/>
-        </w:rPr>
-        <w:t>Nessuna meccanica di gioco, solo infrastruttura tecnica.</w:t>
-      </w:r>
-    </w:p>
-    <w:p>
-      <w:pPr>
+        <w:t xml:space="preserve">Batch 1 – Setup Phaser </w:t>
+      </w:r>
+      <w:proofErr w:type="spellStart"/>
+      <w:r>
         <w:rPr>
           <w:b/>
           <w:bCs/>
-          <w:lang w:val="it-IT"/>
-        </w:rPr>
-      </w:pPr>
-      <w:r>
+        </w:rPr>
+        <w:t>funzionante</w:t>
+      </w:r>
+      <w:proofErr w:type="spellEnd"/>
+    </w:p>
+    <w:p>
+      <w:pPr>
+        <w:numPr>
+          <w:ilvl w:val="0"/>
+          <w:numId w:val="7"/>
+        </w:numPr>
+        <w:rPr>
+          <w:lang w:val="it-IT"/>
+        </w:rPr>
+      </w:pPr>
+      <w:r>
+        <w:rPr>
+          <w:lang w:val="it-IT"/>
+        </w:rPr>
+        <w:t xml:space="preserve">Installazione di </w:t>
+      </w:r>
+      <w:proofErr w:type="spellStart"/>
+      <w:r>
+        <w:rPr>
+          <w:lang w:val="it-IT"/>
+        </w:rPr>
+        <w:t>Phaser</w:t>
+      </w:r>
+      <w:proofErr w:type="spellEnd"/>
+      <w:r>
+        <w:rPr>
+          <w:lang w:val="it-IT"/>
+        </w:rPr>
+        <w:t xml:space="preserve"> 3 via CDN.</w:t>
+      </w:r>
+    </w:p>
+    <w:p>
+      <w:pPr>
+        <w:numPr>
+          <w:ilvl w:val="0"/>
+          <w:numId w:val="7"/>
+        </w:numPr>
+        <w:rPr>
+          <w:lang w:val="it-IT"/>
+        </w:rPr>
+      </w:pPr>
+      <w:r>
+        <w:rPr>
+          <w:lang w:val="it-IT"/>
+        </w:rPr>
+        <w:t>Struttura base di index.html, main.js, style.css.</w:t>
+      </w:r>
+    </w:p>
+    <w:p>
+      <w:pPr>
+        <w:numPr>
+          <w:ilvl w:val="0"/>
+          <w:numId w:val="7"/>
+        </w:numPr>
+        <w:rPr>
+          <w:lang w:val="it-IT"/>
+        </w:rPr>
+      </w:pPr>
+      <w:r>
+        <w:rPr>
+          <w:lang w:val="it-IT"/>
+        </w:rPr>
+        <w:t>Canvas visualizzato correttamente nel browser.</w:t>
+      </w:r>
+    </w:p>
+    <w:p>
+      <w:pPr>
+        <w:numPr>
+          <w:ilvl w:val="0"/>
+          <w:numId w:val="7"/>
+        </w:numPr>
+        <w:rPr>
+          <w:lang w:val="it-IT"/>
+        </w:rPr>
+      </w:pPr>
+      <w:r>
+        <w:rPr>
+          <w:lang w:val="it-IT"/>
+        </w:rPr>
+        <w:t>Nessuna meccanica di gioco, solo infrastruttura tecnica.</w:t>
+      </w:r>
+    </w:p>
+    <w:p>
+      <w:pPr>
         <w:rPr>
           <w:b/>
           <w:bCs/>
           <w:lang w:val="it-IT"/>
         </w:rPr>
+      </w:pPr>
+      <w:r>
+        <w:rPr>
+          <w:b/>
+          <w:bCs/>
+          <w:lang w:val="it-IT"/>
+        </w:rPr>
         <w:t>Batch 2 – Griglia spaziale e mappa con zone di cibo</w:t>
       </w:r>
     </w:p>
@@ -788,7 +975,22 @@
         <w:rPr>
           <w:lang w:val="it-IT"/>
         </w:rPr>
-        <w:t>Layer forageDensity con distribuzione non uniforme:</w:t>
+        <w:lastRenderedPageBreak/>
+        <w:t xml:space="preserve">Layer </w:t>
+      </w:r>
+      <w:proofErr w:type="spellStart"/>
+      <w:r>
+        <w:rPr>
+          <w:lang w:val="it-IT"/>
+        </w:rPr>
+        <w:t>forageDensity</w:t>
+      </w:r>
+      <w:proofErr w:type="spellEnd"/>
+      <w:r>
+        <w:rPr>
+          <w:lang w:val="it-IT"/>
+        </w:rPr>
+        <w:t xml:space="preserve"> con distribuzione non uniforme:</w:t>
       </w:r>
     </w:p>
     <w:p>
@@ -805,7 +1007,6 @@
         <w:rPr>
           <w:lang w:val="it-IT"/>
         </w:rPr>
-        <w:lastRenderedPageBreak/>
         <w:t>Zone ad alta densità (macchie di bacche) rappresentate visivamente con colori più intensi.</w:t>
       </w:r>
     </w:p>
@@ -1031,194 +1232,271 @@
           <w:b/>
           <w:bCs/>
         </w:rPr>
-        <w:t>Batch 3 – Pop e movimento</w:t>
-      </w:r>
-    </w:p>
-    <w:p>
-      <w:pPr>
-        <w:numPr>
-          <w:ilvl w:val="0"/>
-          <w:numId w:val="9"/>
-        </w:numPr>
-        <w:rPr>
-          <w:lang w:val="it-IT"/>
-        </w:rPr>
-      </w:pPr>
-      <w:r>
-        <w:rPr>
-          <w:lang w:val="it-IT"/>
-        </w:rPr>
-        <w:t>Definizione della classe base per entità mobili e della classe Pop (units.js).</w:t>
-      </w:r>
-    </w:p>
-    <w:p>
-      <w:pPr>
-        <w:numPr>
-          <w:ilvl w:val="0"/>
-          <w:numId w:val="9"/>
-        </w:numPr>
-        <w:rPr>
-          <w:lang w:val="it-IT"/>
-        </w:rPr>
-      </w:pPr>
-      <w:r>
-        <w:rPr>
-          <w:lang w:val="it-IT"/>
-        </w:rPr>
-        <w:t>Un pop (gruppo di raccoglitori) appare sulla mappa.</w:t>
-      </w:r>
-    </w:p>
-    <w:p>
-      <w:pPr>
-        <w:numPr>
-          <w:ilvl w:val="0"/>
-          <w:numId w:val="9"/>
-        </w:numPr>
-        <w:rPr>
-          <w:lang w:val="it-IT"/>
-        </w:rPr>
-      </w:pPr>
-      <w:r>
-        <w:rPr>
-          <w:lang w:val="it-IT"/>
-        </w:rPr>
-        <w:t>Click su un punto qualsiasi della mappa: il pop si muove in modo continuo, senza scatti, verso quella posizione.</w:t>
-      </w:r>
-    </w:p>
-    <w:p>
-      <w:pPr>
-        <w:numPr>
-          <w:ilvl w:val="0"/>
-          <w:numId w:val="9"/>
-        </w:numPr>
-      </w:pPr>
-      <w:r>
-        <w:rPr>
-          <w:lang w:val="it-IT"/>
-        </w:rPr>
-        <w:t xml:space="preserve">Meccanica: interazione diretta con il mondo. Non esistono griglie visibili che vincolano il movimento. </w:t>
-      </w:r>
-      <w:r>
-        <w:t>Il giocatore sposta fisicamente la sua gente.</w:t>
-      </w:r>
-    </w:p>
-    <w:p>
-      <w:pPr>
+        <w:t xml:space="preserve">Batch 3 – Pop e </w:t>
+      </w:r>
+      <w:proofErr w:type="spellStart"/>
+      <w:r>
         <w:rPr>
           <w:b/>
           <w:bCs/>
-          <w:lang w:val="it-IT"/>
-        </w:rPr>
-      </w:pPr>
-      <w:r>
+        </w:rPr>
+        <w:t>movimento</w:t>
+      </w:r>
+      <w:proofErr w:type="spellEnd"/>
+    </w:p>
+    <w:p>
+      <w:pPr>
+        <w:numPr>
+          <w:ilvl w:val="0"/>
+          <w:numId w:val="9"/>
+        </w:numPr>
+        <w:rPr>
+          <w:lang w:val="it-IT"/>
+        </w:rPr>
+      </w:pPr>
+      <w:r>
+        <w:rPr>
+          <w:lang w:val="it-IT"/>
+        </w:rPr>
+        <w:t>Definizione della classe base per entità mobili e della classe Pop (units.js).</w:t>
+      </w:r>
+    </w:p>
+    <w:p>
+      <w:pPr>
+        <w:numPr>
+          <w:ilvl w:val="0"/>
+          <w:numId w:val="9"/>
+        </w:numPr>
+        <w:rPr>
+          <w:lang w:val="it-IT"/>
+        </w:rPr>
+      </w:pPr>
+      <w:r>
+        <w:rPr>
+          <w:lang w:val="it-IT"/>
+        </w:rPr>
+        <w:t>Un pop (gruppo di raccoglitori) appare sulla mappa.</w:t>
+      </w:r>
+    </w:p>
+    <w:p>
+      <w:pPr>
+        <w:numPr>
+          <w:ilvl w:val="0"/>
+          <w:numId w:val="9"/>
+        </w:numPr>
+        <w:rPr>
+          <w:lang w:val="it-IT"/>
+        </w:rPr>
+      </w:pPr>
+      <w:r>
+        <w:rPr>
+          <w:lang w:val="it-IT"/>
+        </w:rPr>
+        <w:t>Click su un punto qualsiasi della mappa: il pop si muove in modo continuo, senza scatti, verso quella posizione.</w:t>
+      </w:r>
+    </w:p>
+    <w:p>
+      <w:pPr>
+        <w:numPr>
+          <w:ilvl w:val="0"/>
+          <w:numId w:val="9"/>
+        </w:numPr>
+      </w:pPr>
+      <w:r>
+        <w:rPr>
+          <w:lang w:val="it-IT"/>
+        </w:rPr>
+        <w:t xml:space="preserve">Meccanica: interazione diretta con il mondo. Non esistono griglie visibili che vincolano il movimento. </w:t>
+      </w:r>
+      <w:r>
+        <w:t xml:space="preserve">Il </w:t>
+      </w:r>
+      <w:proofErr w:type="spellStart"/>
+      <w:r>
+        <w:t>giocatore</w:t>
+      </w:r>
+      <w:proofErr w:type="spellEnd"/>
+      <w:r>
+        <w:t xml:space="preserve"> </w:t>
+      </w:r>
+      <w:proofErr w:type="spellStart"/>
+      <w:r>
+        <w:t>sposta</w:t>
+      </w:r>
+      <w:proofErr w:type="spellEnd"/>
+      <w:r>
+        <w:t xml:space="preserve"> </w:t>
+      </w:r>
+      <w:proofErr w:type="spellStart"/>
+      <w:r>
+        <w:t>fisicamente</w:t>
+      </w:r>
+      <w:proofErr w:type="spellEnd"/>
+      <w:r>
+        <w:t xml:space="preserve"> la </w:t>
+      </w:r>
+      <w:proofErr w:type="spellStart"/>
+      <w:r>
+        <w:t>sua</w:t>
+      </w:r>
+      <w:proofErr w:type="spellEnd"/>
+      <w:r>
+        <w:t xml:space="preserve"> </w:t>
+      </w:r>
+      <w:proofErr w:type="spellStart"/>
+      <w:r>
+        <w:t>gente</w:t>
+      </w:r>
+      <w:proofErr w:type="spellEnd"/>
+      <w:r>
+        <w:t>.</w:t>
+      </w:r>
+    </w:p>
+    <w:p>
+      <w:pPr>
         <w:rPr>
           <w:b/>
           <w:bCs/>
           <w:lang w:val="it-IT"/>
         </w:rPr>
-        <w:t>Batch 4 – Raccolta cibo e riduzione della densità</w:t>
-      </w:r>
-    </w:p>
-    <w:p>
-      <w:pPr>
-        <w:numPr>
-          <w:ilvl w:val="0"/>
-          <w:numId w:val="10"/>
-        </w:numPr>
-        <w:rPr>
-          <w:lang w:val="it-IT"/>
-        </w:rPr>
-      </w:pPr>
-      <w:r>
-        <w:rPr>
-          <w:lang w:val="it-IT"/>
-        </w:rPr>
-        <w:t>Quando il pop arriva su una cella con forageDensity maggiore di zero, inizia automaticamente a raccogliere cibo.</w:t>
-      </w:r>
-    </w:p>
-    <w:p>
-      <w:pPr>
-        <w:numPr>
-          <w:ilvl w:val="0"/>
-          <w:numId w:val="10"/>
-        </w:numPr>
-        <w:rPr>
-          <w:lang w:val="it-IT"/>
-        </w:rPr>
-      </w:pPr>
-      <w:r>
-        <w:rPr>
-          <w:lang w:val="it-IT"/>
-        </w:rPr>
-        <w:t>La quantità di cibo raccolta per secondo è proporzionale alla densità locale: zone ricche rendono di più, zone povere di meno.</w:t>
-      </w:r>
-    </w:p>
-    <w:p>
-      <w:pPr>
-        <w:numPr>
-          <w:ilvl w:val="0"/>
-          <w:numId w:val="10"/>
-        </w:numPr>
-        <w:rPr>
-          <w:lang w:val="it-IT"/>
-        </w:rPr>
-      </w:pPr>
-      <w:r>
-        <w:rPr>
-          <w:lang w:val="it-IT"/>
-        </w:rPr>
-        <w:t>La funzione modifyDensity riduce la densità della cella e di quelle vicine (raggio configurabile), simulando un prelievo localizzato.</w:t>
-      </w:r>
-    </w:p>
-    <w:p>
-      <w:pPr>
-        <w:numPr>
-          <w:ilvl w:val="0"/>
-          <w:numId w:val="10"/>
-        </w:numPr>
-        <w:rPr>
-          <w:lang w:val="it-IT"/>
-        </w:rPr>
-      </w:pPr>
-      <w:r>
-        <w:rPr>
-          <w:lang w:val="it-IT"/>
-        </w:rPr>
-        <w:t>Se la densità arriva a zero, quella zona è temporaneamente esaurita e non produce più cibo.</w:t>
-      </w:r>
-    </w:p>
-    <w:p>
-      <w:pPr>
-        <w:numPr>
-          <w:ilvl w:val="0"/>
-          <w:numId w:val="10"/>
-        </w:numPr>
-        <w:rPr>
-          <w:lang w:val="it-IT"/>
-        </w:rPr>
-      </w:pPr>
-      <w:r>
-        <w:rPr>
-          <w:lang w:val="it-IT"/>
-        </w:rPr>
-        <w:lastRenderedPageBreak/>
-        <w:t>Meccanica: il giocatore vede le zone impoverirsi dopo la raccolta. Deve decidere se insistere su una zona ricca rischiando di esaurirla, o spostarsi altrove.</w:t>
-      </w:r>
-    </w:p>
-    <w:p>
-      <w:pPr>
+      </w:pPr>
+      <w:r>
         <w:rPr>
           <w:b/>
           <w:bCs/>
           <w:lang w:val="it-IT"/>
         </w:rPr>
-      </w:pPr>
-      <w:r>
+        <w:t>Batch 4 – Raccolta cibo e riduzione della densità</w:t>
+      </w:r>
+    </w:p>
+    <w:p>
+      <w:pPr>
+        <w:numPr>
+          <w:ilvl w:val="0"/>
+          <w:numId w:val="10"/>
+        </w:numPr>
+        <w:rPr>
+          <w:lang w:val="it-IT"/>
+        </w:rPr>
+      </w:pPr>
+      <w:r>
+        <w:rPr>
+          <w:lang w:val="it-IT"/>
+        </w:rPr>
+        <w:t xml:space="preserve">Quando il pop arriva su una cella con </w:t>
+      </w:r>
+      <w:proofErr w:type="spellStart"/>
+      <w:r>
+        <w:rPr>
+          <w:lang w:val="it-IT"/>
+        </w:rPr>
+        <w:t>forageDensity</w:t>
+      </w:r>
+      <w:proofErr w:type="spellEnd"/>
+      <w:r>
+        <w:rPr>
+          <w:lang w:val="it-IT"/>
+        </w:rPr>
+        <w:t xml:space="preserve"> maggiore di zero, inizia automaticamente a raccogliere cibo.</w:t>
+      </w:r>
+    </w:p>
+    <w:p>
+      <w:pPr>
+        <w:numPr>
+          <w:ilvl w:val="0"/>
+          <w:numId w:val="10"/>
+        </w:numPr>
+        <w:rPr>
+          <w:lang w:val="it-IT"/>
+        </w:rPr>
+      </w:pPr>
+      <w:r>
+        <w:rPr>
+          <w:lang w:val="it-IT"/>
+        </w:rPr>
+        <w:t>La quantità di cibo raccolta per secondo è proporzionale alla densità locale: zone ricche rendono di più, zone povere di meno.</w:t>
+      </w:r>
+    </w:p>
+    <w:p>
+      <w:pPr>
+        <w:numPr>
+          <w:ilvl w:val="0"/>
+          <w:numId w:val="10"/>
+        </w:numPr>
+        <w:rPr>
+          <w:lang w:val="it-IT"/>
+        </w:rPr>
+      </w:pPr>
+      <w:r>
+        <w:rPr>
+          <w:lang w:val="it-IT"/>
+        </w:rPr>
+        <w:t xml:space="preserve">La funzione </w:t>
+      </w:r>
+      <w:proofErr w:type="spellStart"/>
+      <w:r>
+        <w:rPr>
+          <w:lang w:val="it-IT"/>
+        </w:rPr>
+        <w:t>modifyDensity</w:t>
+      </w:r>
+      <w:proofErr w:type="spellEnd"/>
+      <w:r>
+        <w:rPr>
+          <w:lang w:val="it-IT"/>
+        </w:rPr>
+        <w:t xml:space="preserve"> riduce la densità della cella e di quelle vicine (raggio configurabile), simulando un prelievo localizzato.</w:t>
+      </w:r>
+    </w:p>
+    <w:p>
+      <w:pPr>
+        <w:numPr>
+          <w:ilvl w:val="0"/>
+          <w:numId w:val="10"/>
+        </w:numPr>
+        <w:rPr>
+          <w:lang w:val="it-IT"/>
+        </w:rPr>
+      </w:pPr>
+      <w:r>
+        <w:rPr>
+          <w:lang w:val="it-IT"/>
+        </w:rPr>
+        <w:lastRenderedPageBreak/>
+        <w:t>Se la densità arriva a zero, quella zona è temporaneamente esaurita e non produce più cibo.</w:t>
+      </w:r>
+    </w:p>
+    <w:p>
+      <w:pPr>
+        <w:numPr>
+          <w:ilvl w:val="0"/>
+          <w:numId w:val="10"/>
+        </w:numPr>
+        <w:rPr>
+          <w:lang w:val="it-IT"/>
+        </w:rPr>
+      </w:pPr>
+      <w:r>
+        <w:rPr>
+          <w:lang w:val="it-IT"/>
+        </w:rPr>
+        <w:t>Meccanica: il giocatore vede le zone impoverirsi dopo la raccolta. Deve decidere se insistere su una zona ricca rischiando di esaurirla, o spostarsi altrove.</w:t>
+      </w:r>
+    </w:p>
+    <w:p>
+      <w:pPr>
         <w:rPr>
           <w:b/>
           <w:bCs/>
           <w:lang w:val="it-IT"/>
         </w:rPr>
+      </w:pPr>
+      <w:r>
+        <w:rPr>
+          <w:b/>
+          <w:bCs/>
+          <w:lang w:val="it-IT"/>
+        </w:rPr>
         <w:t>Batch 5 – Rientro al campo, scorta e consumo</w:t>
       </w:r>
     </w:p>
@@ -1329,7 +1607,21 @@
         <w:rPr>
           <w:lang w:val="it-IT" w:eastAsia="en-GB"/>
         </w:rPr>
-        <w:t>Dopo un breve cooldown, la spedizione riparte automaticamente verso la stessa area, se ci sono ancora lavoratori disponibili.</w:t>
+        <w:t xml:space="preserve">Dopo un breve </w:t>
+      </w:r>
+      <w:proofErr w:type="spellStart"/>
+      <w:r>
+        <w:rPr>
+          <w:lang w:val="it-IT" w:eastAsia="en-GB"/>
+        </w:rPr>
+        <w:t>cooldown</w:t>
+      </w:r>
+      <w:proofErr w:type="spellEnd"/>
+      <w:r>
+        <w:rPr>
+          <w:lang w:val="it-IT" w:eastAsia="en-GB"/>
+        </w:rPr>
+        <w:t>, la spedizione riparte automaticamente verso la stessa area, se ci sono ancora lavoratori disponibili.</w:t>
       </w:r>
     </w:p>
     <w:p>
@@ -1395,189 +1687,98 @@
           <w:bCs/>
           <w:lang w:eastAsia="en-GB"/>
         </w:rPr>
-        <w:t>6.1 – Time Manager (pausa/play/velocità)</w:t>
-      </w:r>
-    </w:p>
-    <w:p>
-      <w:pPr>
-        <w:numPr>
-          <w:ilvl w:val="0"/>
-          <w:numId w:val="20"/>
-        </w:numPr>
-        <w:rPr>
-          <w:lang w:val="it-IT" w:eastAsia="en-GB"/>
-        </w:rPr>
-      </w:pPr>
-      <w:r>
-        <w:rPr>
-          <w:lang w:val="it-IT" w:eastAsia="en-GB"/>
-        </w:rPr>
-        <w:t>Implementare time.js con tre velocità (0x, 1x, 2x)</w:t>
-      </w:r>
-    </w:p>
-    <w:p>
-      <w:pPr>
-        <w:numPr>
-          <w:ilvl w:val="0"/>
-          <w:numId w:val="20"/>
-        </w:numPr>
-        <w:rPr>
-          <w:lang w:val="it-IT" w:eastAsia="en-GB"/>
-        </w:rPr>
-      </w:pPr>
-      <w:r>
-        <w:rPr>
-          <w:lang w:val="it-IT" w:eastAsia="en-GB"/>
-        </w:rPr>
-        <w:t>Modificare update in main.js per usare il gameDelta dal TimeManager</w:t>
-      </w:r>
-    </w:p>
-    <w:p>
-      <w:pPr>
-        <w:numPr>
-          <w:ilvl w:val="0"/>
-          <w:numId w:val="20"/>
-        </w:numPr>
-        <w:rPr>
-          <w:lang w:val="it-IT" w:eastAsia="en-GB"/>
-        </w:rPr>
-      </w:pPr>
-      <w:r>
-        <w:rPr>
-          <w:lang w:val="it-IT" w:eastAsia="en-GB"/>
-        </w:rPr>
-        <w:t>Tasti rapidi: spazio per pausa, 1/2 per velocità</w:t>
-      </w:r>
-    </w:p>
-    <w:p>
-      <w:pPr>
-        <w:rPr>
-          <w:lang w:val="it-IT" w:eastAsia="en-GB"/>
-        </w:rPr>
-      </w:pPr>
-      <w:r>
-        <w:rPr>
-          <w:b/>
-          <w:bCs/>
-          <w:lang w:val="it-IT" w:eastAsia="en-GB"/>
-        </w:rPr>
-        <w:t>6.4 – Selezione e ispezione avanzata delle spedizioni</w:t>
-      </w:r>
-    </w:p>
-    <w:p>
-      <w:pPr>
-        <w:numPr>
-          <w:ilvl w:val="0"/>
-          <w:numId w:val="23"/>
-        </w:numPr>
-        <w:rPr>
-          <w:lang w:val="it-IT" w:eastAsia="en-GB"/>
-        </w:rPr>
-      </w:pPr>
-      <w:r>
-        <w:rPr>
-          <w:lang w:val="it-IT" w:eastAsia="en-GB"/>
-        </w:rPr>
-        <w:t>Completare l'info panel con il percorso tratteggiato</w:t>
-      </w:r>
-    </w:p>
-    <w:p>
-      <w:pPr>
-        <w:numPr>
-          <w:ilvl w:val="0"/>
-          <w:numId w:val="23"/>
-        </w:numPr>
-        <w:rPr>
-          <w:lang w:val="it-IT" w:eastAsia="en-GB"/>
-        </w:rPr>
-      </w:pPr>
-      <w:r>
-        <w:rPr>
-          <w:lang w:val="it-IT" w:eastAsia="en-GB"/>
-        </w:rPr>
-        <w:t>Aggiungere la visualizzazione dell'area di raccolta per le spedizioni automatiche</w:t>
-      </w:r>
-    </w:p>
-    <w:p>
-      <w:pPr>
-        <w:rPr>
-          <w:lang w:eastAsia="en-GB"/>
-        </w:rPr>
-      </w:pPr>
+        <w:t>6.1 – Time Manager (pausa/play/</w:t>
+      </w:r>
+      <w:proofErr w:type="spellStart"/>
       <w:r>
         <w:rPr>
           <w:b/>
           <w:bCs/>
           <w:lang w:eastAsia="en-GB"/>
         </w:rPr>
-        <w:t>6.5 – Cancellazione spedizioni</w:t>
-      </w:r>
-    </w:p>
-    <w:p>
-      <w:pPr>
-        <w:numPr>
-          <w:ilvl w:val="0"/>
-          <w:numId w:val="24"/>
-        </w:numPr>
-        <w:rPr>
-          <w:lang w:val="it-IT" w:eastAsia="en-GB"/>
-        </w:rPr>
-      </w:pPr>
-      <w:r>
-        <w:rPr>
-          <w:lang w:val="it-IT" w:eastAsia="en-GB"/>
-        </w:rPr>
-        <w:t>Tasto C per cancellare la spedizione selezionata</w:t>
-      </w:r>
-    </w:p>
-    <w:p>
-      <w:pPr>
-        <w:numPr>
-          <w:ilvl w:val="0"/>
-          <w:numId w:val="24"/>
-        </w:numPr>
-        <w:rPr>
-          <w:lang w:val="it-IT" w:eastAsia="en-GB"/>
-        </w:rPr>
-      </w:pPr>
-      <w:r>
-        <w:rPr>
-          <w:lang w:val="it-IT" w:eastAsia="en-GB"/>
-        </w:rPr>
-        <w:t>La spedizione torna al campo, deposita il cibo, restituisce i lavoratori al pop</w:t>
-      </w:r>
-    </w:p>
-    <w:p>
-      <w:pPr>
-        <w:rPr>
-          <w:lang w:eastAsia="en-GB"/>
-        </w:rPr>
-      </w:pPr>
+        <w:t>velocità</w:t>
+      </w:r>
+      <w:proofErr w:type="spellEnd"/>
       <w:r>
         <w:rPr>
           <w:b/>
           <w:bCs/>
           <w:lang w:eastAsia="en-GB"/>
         </w:rPr>
-        <w:t>6.2 – Pannello di debug via console</w:t>
-      </w:r>
-    </w:p>
-    <w:p>
-      <w:pPr>
-        <w:numPr>
-          <w:ilvl w:val="0"/>
-          <w:numId w:val="21"/>
-        </w:numPr>
-        <w:rPr>
-          <w:lang w:val="it-IT" w:eastAsia="en-GB"/>
-        </w:rPr>
-      </w:pPr>
-      <w:r>
-        <w:rPr>
-          <w:lang w:val="it-IT" w:eastAsia="en-GB"/>
-        </w:rPr>
-        <w:lastRenderedPageBreak/>
-        <w:t>Rendere accessibili e modificabili da console le variabili chiave (tasso consumo, velocità raccolta, soglia abbandono, cooldown, raggio)</w:t>
+        <w:t>)</w:t>
+      </w:r>
+    </w:p>
+    <w:p>
+      <w:pPr>
+        <w:numPr>
+          <w:ilvl w:val="0"/>
+          <w:numId w:val="20"/>
+        </w:numPr>
+        <w:rPr>
+          <w:lang w:val="it-IT" w:eastAsia="en-GB"/>
+        </w:rPr>
+      </w:pPr>
+      <w:r>
+        <w:rPr>
+          <w:lang w:val="it-IT" w:eastAsia="en-GB"/>
+        </w:rPr>
+        <w:t>Implementare time.js con tre velocità (0x, 1x, 2x)</w:t>
+      </w:r>
+    </w:p>
+    <w:p>
+      <w:pPr>
+        <w:numPr>
+          <w:ilvl w:val="0"/>
+          <w:numId w:val="20"/>
+        </w:numPr>
+        <w:rPr>
+          <w:lang w:val="it-IT" w:eastAsia="en-GB"/>
+        </w:rPr>
+      </w:pPr>
+      <w:r>
+        <w:rPr>
+          <w:lang w:val="it-IT" w:eastAsia="en-GB"/>
+        </w:rPr>
+        <w:t>Modificare update in main.js per usare il </w:t>
+      </w:r>
+      <w:proofErr w:type="spellStart"/>
+      <w:r>
+        <w:rPr>
+          <w:lang w:val="it-IT" w:eastAsia="en-GB"/>
+        </w:rPr>
+        <w:t>gameDelta</w:t>
+      </w:r>
+      <w:proofErr w:type="spellEnd"/>
+      <w:r>
+        <w:rPr>
+          <w:lang w:val="it-IT" w:eastAsia="en-GB"/>
+        </w:rPr>
+        <w:t xml:space="preserve"> dal </w:t>
+      </w:r>
+      <w:proofErr w:type="spellStart"/>
+      <w:r>
+        <w:rPr>
+          <w:lang w:val="it-IT" w:eastAsia="en-GB"/>
+        </w:rPr>
+        <w:t>TimeManager</w:t>
+      </w:r>
+      <w:proofErr w:type="spellEnd"/>
+    </w:p>
+    <w:p>
+      <w:pPr>
+        <w:numPr>
+          <w:ilvl w:val="0"/>
+          <w:numId w:val="20"/>
+        </w:numPr>
+        <w:rPr>
+          <w:lang w:val="it-IT" w:eastAsia="en-GB"/>
+        </w:rPr>
+      </w:pPr>
+      <w:r>
+        <w:rPr>
+          <w:lang w:val="it-IT" w:eastAsia="en-GB"/>
+        </w:rPr>
+        <w:t>Tasti rapidi: spazio per pausa, 1/2 per velocità</w:t>
       </w:r>
     </w:p>
     <w:p>
@@ -1592,61 +1793,41 @@
           <w:bCs/>
           <w:lang w:val="it-IT" w:eastAsia="en-GB"/>
         </w:rPr>
-        <w:t>6.3 – Pannello di debug UI (I</w:t>
-      </w:r>
-      <w:r>
-        <w:rPr>
-          <w:b/>
-          <w:bCs/>
-          <w:lang w:val="it-IT" w:eastAsia="en-GB"/>
-        </w:rPr>
-        <w:t>NSIEME A 6.2)</w:t>
-      </w:r>
-    </w:p>
-    <w:p>
-      <w:pPr>
-        <w:numPr>
-          <w:ilvl w:val="0"/>
-          <w:numId w:val="22"/>
-        </w:numPr>
-        <w:rPr>
-          <w:lang w:val="it-IT" w:eastAsia="en-GB"/>
-        </w:rPr>
-      </w:pPr>
-      <w:r>
-        <w:rPr>
-          <w:lang w:val="it-IT" w:eastAsia="en-GB"/>
-        </w:rPr>
-        <w:t xml:space="preserve">Creare un pannello </w:t>
-      </w:r>
-      <w:r>
-        <w:rPr>
-          <w:lang w:val="it-IT" w:eastAsia="en-GB"/>
-        </w:rPr>
-        <w:t>UI</w:t>
-      </w:r>
-      <w:r>
-        <w:rPr>
-          <w:lang w:val="it-IT" w:eastAsia="en-GB"/>
-        </w:rPr>
-        <w:t xml:space="preserve"> sovrapposto al canvas con input per le variabili</w:t>
-      </w:r>
-    </w:p>
-    <w:p>
-      <w:pPr>
-        <w:numPr>
-          <w:ilvl w:val="0"/>
-          <w:numId w:val="22"/>
-        </w:numPr>
-        <w:rPr>
-          <w:lang w:eastAsia="en-GB"/>
-        </w:rPr>
-      </w:pPr>
-      <w:r>
-        <w:rPr>
-          <w:lang w:eastAsia="en-GB"/>
-        </w:rPr>
-        <w:t>Collegarlo alle variabili di gioco</w:t>
+        <w:t>6.4 – Selezione e ispezione avanzata delle spedizioni</w:t>
+      </w:r>
+    </w:p>
+    <w:p>
+      <w:pPr>
+        <w:numPr>
+          <w:ilvl w:val="0"/>
+          <w:numId w:val="23"/>
+        </w:numPr>
+        <w:rPr>
+          <w:lang w:val="it-IT" w:eastAsia="en-GB"/>
+        </w:rPr>
+      </w:pPr>
+      <w:r>
+        <w:rPr>
+          <w:lang w:val="it-IT" w:eastAsia="en-GB"/>
+        </w:rPr>
+        <w:t>Completare l'info panel con il percorso tratteggiato</w:t>
+      </w:r>
+    </w:p>
+    <w:p>
+      <w:pPr>
+        <w:numPr>
+          <w:ilvl w:val="0"/>
+          <w:numId w:val="23"/>
+        </w:numPr>
+        <w:rPr>
+          <w:lang w:val="it-IT" w:eastAsia="en-GB"/>
+        </w:rPr>
+      </w:pPr>
+      <w:r>
+        <w:rPr>
+          <w:lang w:val="it-IT" w:eastAsia="en-GB"/>
+        </w:rPr>
+        <w:t>Aggiungere la visualizzazione dell'area di raccolta per le spedizioni automatiche</w:t>
       </w:r>
     </w:p>
     <w:p>
@@ -1661,481 +1842,240 @@
           <w:bCs/>
           <w:lang w:eastAsia="en-GB"/>
         </w:rPr>
-        <w:t>6.6 – Ribilanciamento e parametri esposti</w:t>
-      </w:r>
-    </w:p>
-    <w:p>
-      <w:pPr>
-        <w:numPr>
-          <w:ilvl w:val="0"/>
-          <w:numId w:val="25"/>
-        </w:numPr>
-        <w:rPr>
-          <w:lang w:val="it-IT" w:eastAsia="en-GB"/>
-        </w:rPr>
-      </w:pPr>
-      <w:r>
-        <w:rPr>
-          <w:lang w:val="it-IT" w:eastAsia="en-GB"/>
-        </w:rPr>
-        <w:t>Ricalcolare le provviste per spedizione e legare tra di loro variabili sulla base di durata effettiva del giorno e velocità di spostamento (ma anche in generale). Da sistemare:</w:t>
-      </w:r>
-    </w:p>
-    <w:p>
-      <w:pPr>
-        <w:numPr>
-          <w:ilvl w:val="1"/>
-          <w:numId w:val="25"/>
-        </w:numPr>
-        <w:rPr>
-          <w:lang w:val="it-IT" w:eastAsia="en-GB"/>
-        </w:rPr>
-      </w:pPr>
-      <w:r>
-        <w:rPr>
-          <w:lang w:val="it-IT" w:eastAsia="en-GB"/>
-        </w:rPr>
-        <w:t>Logica provisions assegnate (vedi reminder)</w:t>
-      </w:r>
-    </w:p>
-    <w:p>
-      <w:pPr>
-        <w:numPr>
-          <w:ilvl w:val="1"/>
-          <w:numId w:val="25"/>
-        </w:numPr>
-        <w:rPr>
-          <w:lang w:val="it-IT" w:eastAsia="en-GB"/>
-        </w:rPr>
-      </w:pPr>
-      <w:r>
-        <w:rPr>
-          <w:lang w:val="it-IT" w:eastAsia="en-GB"/>
-        </w:rPr>
-        <w:t>Logica velocità (se 50 pixel è 1km, in un giorno una spedizione può fare quanto?) O meglio fare 10 pixel 1 km?)</w:t>
-      </w:r>
-    </w:p>
-    <w:p>
-      <w:pPr>
-        <w:numPr>
-          <w:ilvl w:val="1"/>
-          <w:numId w:val="25"/>
-        </w:numPr>
-        <w:rPr>
-          <w:lang w:val="it-IT" w:eastAsia="en-GB"/>
-        </w:rPr>
-      </w:pPr>
-      <w:r>
-        <w:rPr>
-          <w:lang w:val="it-IT" w:eastAsia="en-GB"/>
-        </w:rPr>
-        <w:t xml:space="preserve">Logica riposo: forse deve essere </w:t>
-      </w:r>
-      <w:r>
-        <w:rPr>
-          <w:lang w:val="it-IT" w:eastAsia="en-GB"/>
-        </w:rPr>
-        <w:t>basata su durata della spedizione (aggiungere parametro energia/stanchezza?) e possibilità di costringere spedizioni a riposo a ripartire comunque? Sennò al momento basarlo su durata del giorno (riposo = 1 giorno o 1,5/2 giorni)</w:t>
-      </w:r>
-    </w:p>
-    <w:p>
-      <w:pPr>
-        <w:numPr>
-          <w:ilvl w:val="0"/>
-          <w:numId w:val="25"/>
-        </w:numPr>
-        <w:rPr>
-          <w:lang w:val="it-IT" w:eastAsia="en-GB"/>
-        </w:rPr>
-      </w:pPr>
-      <w:r>
-        <w:rPr>
-          <w:lang w:val="it-IT" w:eastAsia="en-GB"/>
-        </w:rPr>
-        <w:t>Esporre tutti i parametri di gioco nel pannello di debug</w:t>
-      </w:r>
-    </w:p>
-    <w:p>
-      <w:pPr>
-        <w:numPr>
-          <w:ilvl w:val="0"/>
-          <w:numId w:val="25"/>
-        </w:numPr>
-        <w:rPr>
-          <w:lang w:val="it-IT" w:eastAsia="en-GB"/>
-        </w:rPr>
-      </w:pPr>
-      <w:r>
-        <w:rPr>
-          <w:lang w:val="it-IT" w:eastAsia="en-GB"/>
-        </w:rPr>
-        <w:t>Testare diverse combinazioni per trovare un bilanciamento iniziale</w:t>
-      </w:r>
-    </w:p>
-    <w:p>
-      <w:pPr>
-        <w:rPr>
-          <w:b/>
-          <w:bCs/>
-          <w:lang w:val="it-IT" w:eastAsia="en-GB"/>
-        </w:rPr>
-      </w:pPr>
-      <w:r>
-        <w:rPr>
-          <w:b/>
-          <w:bCs/>
-          <w:lang w:val="it-IT" w:eastAsia="en-GB"/>
-        </w:rPr>
-        <w:t>6.7 – Revisione sistema raccolta risorse</w:t>
-      </w:r>
-    </w:p>
-    <w:p>
-      <w:pPr>
+        <w:t xml:space="preserve">6.5 – </w:t>
+      </w:r>
+      <w:proofErr w:type="spellStart"/>
+      <w:r>
         <w:rPr>
           <w:b/>
           <w:bCs/>
           <w:lang w:eastAsia="en-GB"/>
         </w:rPr>
-      </w:pPr>
+        <w:t>Cancellazione</w:t>
+      </w:r>
+      <w:proofErr w:type="spellEnd"/>
       <w:r>
         <w:rPr>
           <w:b/>
           <w:bCs/>
           <w:lang w:eastAsia="en-GB"/>
         </w:rPr>
-        <w:t>1</w:t>
-      </w:r>
+        <w:t xml:space="preserve"> </w:t>
+      </w:r>
+      <w:proofErr w:type="spellStart"/>
       <w:r>
         <w:rPr>
           <w:b/>
           <w:bCs/>
           <w:lang w:eastAsia="en-GB"/>
         </w:rPr>
-        <w:t>. Fix bug spedizioni</w:t>
-      </w:r>
-    </w:p>
-    <w:p>
-      <w:pPr>
-        <w:numPr>
-          <w:ilvl w:val="0"/>
-          <w:numId w:val="26"/>
-        </w:numPr>
+        <w:t>spedizioni</w:t>
+      </w:r>
+      <w:proofErr w:type="spellEnd"/>
+    </w:p>
+    <w:p>
+      <w:pPr>
+        <w:numPr>
+          <w:ilvl w:val="0"/>
+          <w:numId w:val="24"/>
+        </w:numPr>
+        <w:rPr>
+          <w:lang w:val="it-IT" w:eastAsia="en-GB"/>
+        </w:rPr>
+      </w:pPr>
+      <w:r>
+        <w:rPr>
+          <w:lang w:val="it-IT" w:eastAsia="en-GB"/>
+        </w:rPr>
+        <w:t>Tasto C per cancellare la spedizione selezionata</w:t>
+      </w:r>
+    </w:p>
+    <w:p>
+      <w:pPr>
+        <w:numPr>
+          <w:ilvl w:val="0"/>
+          <w:numId w:val="24"/>
+        </w:numPr>
+        <w:rPr>
+          <w:lang w:val="it-IT" w:eastAsia="en-GB"/>
+        </w:rPr>
+      </w:pPr>
+      <w:r>
+        <w:rPr>
+          <w:lang w:val="it-IT" w:eastAsia="en-GB"/>
+        </w:rPr>
+        <w:lastRenderedPageBreak/>
+        <w:t>La spedizione torna al campo, deposita il cibo, restituisce i lavoratori al pop</w:t>
+      </w:r>
+    </w:p>
+    <w:p>
+      <w:pPr>
         <w:rPr>
           <w:lang w:eastAsia="en-GB"/>
         </w:rPr>
       </w:pPr>
       <w:r>
-        <w:rPr>
-          <w:b/>
-          <w:bCs/>
-          <w:lang w:val="it-IT" w:eastAsia="en-GB"/>
-        </w:rPr>
-        <w:t>Bug 1 – Blocco in </w:t>
-      </w:r>
-      <w:r>
-        <w:rPr>
-          <w:lang w:val="it-IT" w:eastAsia="en-GB"/>
-        </w:rPr>
-        <w:t>returningToCamp</w:t>
-      </w:r>
-      <w:r>
-        <w:rPr>
-          <w:b/>
-          <w:bCs/>
-          <w:lang w:val="it-IT" w:eastAsia="en-GB"/>
-        </w:rPr>
-        <w:t>:</w:t>
-      </w:r>
-      <w:r>
-        <w:rPr>
-          <w:lang w:val="it-IT" w:eastAsia="en-GB"/>
-        </w:rPr>
-        <w:t xml:space="preserve"> escludere il controllo delle provviste quando lo stato è già returningToCamp. </w:t>
-      </w:r>
-      <w:r>
-        <w:rPr>
-          <w:lang w:eastAsia="en-GB"/>
-        </w:rPr>
-        <w:t>La spedizione deve andare dritta al campo.</w:t>
-      </w:r>
-    </w:p>
-    <w:p>
-      <w:pPr>
-        <w:numPr>
-          <w:ilvl w:val="0"/>
-          <w:numId w:val="26"/>
-        </w:numPr>
-        <w:rPr>
-          <w:lang w:val="it-IT" w:eastAsia="en-GB"/>
-        </w:rPr>
-      </w:pPr>
-      <w:r>
-        <w:rPr>
-          <w:b/>
-          <w:bCs/>
-          <w:lang w:val="it-IT" w:eastAsia="en-GB"/>
-        </w:rPr>
-        <w:t>Bug 2 – Spedizione torna nell'area invece del campo:</w:t>
-      </w:r>
-      <w:r>
-        <w:rPr>
-          <w:lang w:val="it-IT" w:eastAsia="en-GB"/>
-        </w:rPr>
-        <w:t> la ripartenza delle spedizioni con area assegnata deve usare findBestCellInArea, non areaCenter. Inoltre, le funzioni di ricerca celle devono escludere sempre la cella del campo.</w:t>
-      </w:r>
-    </w:p>
-    <w:p>
-      <w:pPr>
-        <w:numPr>
-          <w:ilvl w:val="0"/>
-          <w:numId w:val="26"/>
-        </w:numPr>
-        <w:rPr>
-          <w:lang w:val="it-IT" w:eastAsia="en-GB"/>
-        </w:rPr>
-      </w:pPr>
-      <w:r>
-        <w:rPr>
-          <w:b/>
-          <w:bCs/>
-          <w:lang w:val="it-IT" w:eastAsia="en-GB"/>
-        </w:rPr>
-        <w:t>Bug 3 – Ritorno prima di riempire l'inventario:</w:t>
-      </w:r>
-      <w:r>
-        <w:rPr>
-          <w:lang w:val="it-IT" w:eastAsia="en-GB"/>
-        </w:rPr>
-        <w:t> per le spedizioni di gathering, semplificare il consumo. Niente provviste separate per ora: la spedizione parte, raccoglie, torna quando piena o quando il giocatore ordina il rientro.</w:t>
-      </w:r>
-    </w:p>
-    <w:p>
-      <w:pPr>
-        <w:rPr>
-          <w:lang w:val="it-IT" w:eastAsia="en-GB"/>
-        </w:rPr>
-      </w:pPr>
-      <w:r>
-        <w:rPr>
-          <w:b/>
-          <w:bCs/>
-          <w:lang w:val="it-IT" w:eastAsia="en-GB"/>
-        </w:rPr>
-        <w:t>ULTIMO BUG DA FIXARE:</w:t>
-      </w:r>
-      <w:r>
-        <w:rPr>
-          <w:lang w:val="it-IT" w:eastAsia="en-GB"/>
-        </w:rPr>
-        <w:t xml:space="preserve"> spedizione non va in una cella all’interno dell’area assegnata, ma nella migliore in generale. Attenzione perché in futuro tutte le celle avranno un certo livello di fertilità, e se le spedizioni vanno semplicemente nella migliore non all’interno della zona assegnata, bé questo è un problema perché consumano magari fertilità dove il giocatore voleva farla riprendere</w:t>
-      </w:r>
-    </w:p>
-    <w:p>
-      <w:pPr>
-        <w:rPr>
-          <w:b/>
-          <w:bCs/>
-          <w:lang w:val="it-IT" w:eastAsia="en-GB"/>
-        </w:rPr>
-      </w:pPr>
-      <w:r>
-        <w:rPr>
-          <w:b/>
-          <w:bCs/>
-          <w:lang w:val="it-IT" w:eastAsia="en-GB"/>
-        </w:rPr>
-        <w:t>2. Raccolta locale e gestione cittadini</w:t>
-      </w:r>
-    </w:p>
-    <w:p>
-      <w:pPr>
-        <w:numPr>
-          <w:ilvl w:val="0"/>
-          <w:numId w:val="27"/>
-        </w:numPr>
-        <w:rPr>
-          <w:lang w:val="it-IT" w:eastAsia="en-GB"/>
-        </w:rPr>
-      </w:pPr>
-      <w:r>
-        <w:rPr>
-          <w:lang w:val="it-IT" w:eastAsia="en-GB"/>
-        </w:rPr>
-        <w:t>Aggiungere localGatherers al campo (popolazione non assegnata usata per raccolta locale).</w:t>
-      </w:r>
-    </w:p>
-    <w:p>
-      <w:pPr>
-        <w:numPr>
-          <w:ilvl w:val="0"/>
-          <w:numId w:val="27"/>
-        </w:numPr>
-        <w:rPr>
-          <w:lang w:val="it-IT" w:eastAsia="en-GB"/>
-        </w:rPr>
-      </w:pPr>
-      <w:r>
-        <w:rPr>
-          <w:lang w:val="it-IT" w:eastAsia="en-GB"/>
-        </w:rPr>
-        <w:lastRenderedPageBreak/>
-        <w:t>Assegnazione </w:t>
-      </w:r>
-      <w:r>
-        <w:rPr>
-          <w:b/>
-          <w:bCs/>
-          <w:lang w:val="it-IT" w:eastAsia="en-GB"/>
-        </w:rPr>
-        <w:t>manuale per cella</w:t>
-      </w:r>
-      <w:r>
-        <w:rPr>
-          <w:lang w:val="it-IT" w:eastAsia="en-GB"/>
-        </w:rPr>
-        <w:t> entro il raggio locale: ogni cella ha assignedWorkers.</w:t>
-      </w:r>
-    </w:p>
-    <w:p>
-      <w:pPr>
-        <w:numPr>
-          <w:ilvl w:val="0"/>
-          <w:numId w:val="27"/>
-        </w:numPr>
-        <w:rPr>
-          <w:lang w:val="it-IT" w:eastAsia="en-GB"/>
-        </w:rPr>
-      </w:pPr>
-      <w:r>
-        <w:rPr>
-          <w:lang w:val="it-IT" w:eastAsia="en-GB"/>
-        </w:rPr>
-        <w:t>Il giocatore clicca su una cella nel raggio e assegna/rimuove lavoratori con tasti o pannello.</w:t>
-      </w:r>
-    </w:p>
-    <w:p>
-      <w:pPr>
-        <w:numPr>
-          <w:ilvl w:val="0"/>
-          <w:numId w:val="27"/>
-        </w:numPr>
-        <w:rPr>
-          <w:lang w:val="it-IT" w:eastAsia="en-GB"/>
-        </w:rPr>
-      </w:pPr>
-      <w:r>
-        <w:rPr>
-          <w:lang w:val="it-IT" w:eastAsia="en-GB"/>
-        </w:rPr>
-        <w:t>I lavoratori locali non sono entità mobili: producono cibo direttamente al campo.</w:t>
-      </w:r>
-    </w:p>
-    <w:p>
-      <w:pPr>
         <w:rPr>
           <w:b/>
           <w:bCs/>
           <w:lang w:eastAsia="en-GB"/>
         </w:rPr>
-      </w:pPr>
+        <w:t xml:space="preserve">6.2 – </w:t>
+      </w:r>
+      <w:proofErr w:type="spellStart"/>
       <w:r>
         <w:rPr>
           <w:b/>
           <w:bCs/>
           <w:lang w:eastAsia="en-GB"/>
         </w:rPr>
-        <w:t>3. Raggio locale</w:t>
-      </w:r>
-    </w:p>
-    <w:p>
-      <w:pPr>
-        <w:numPr>
-          <w:ilvl w:val="0"/>
-          <w:numId w:val="28"/>
-        </w:numPr>
-        <w:rPr>
-          <w:lang w:val="it-IT" w:eastAsia="en-GB"/>
-        </w:rPr>
-      </w:pPr>
-      <w:r>
-        <w:rPr>
-          <w:lang w:val="it-IT" w:eastAsia="en-GB"/>
-        </w:rPr>
-        <w:t>Il raggio locale è definito come </w:t>
-      </w:r>
-      <w:r>
-        <w:rPr>
-          <w:b/>
-          <w:bCs/>
-          <w:lang w:val="it-IT" w:eastAsia="en-GB"/>
-        </w:rPr>
-        <w:t>una giornata di viaggio</w:t>
-      </w:r>
-      <w:r>
-        <w:rPr>
-          <w:lang w:val="it-IT" w:eastAsia="en-GB"/>
-        </w:rPr>
-        <w:t> dai confini del campo.</w:t>
-      </w:r>
-    </w:p>
-    <w:p>
-      <w:pPr>
-        <w:numPr>
-          <w:ilvl w:val="0"/>
-          <w:numId w:val="28"/>
-        </w:numPr>
-        <w:rPr>
-          <w:lang w:eastAsia="en-GB"/>
-        </w:rPr>
-      </w:pPr>
-      <w:r>
-        <w:rPr>
-          <w:lang w:eastAsia="en-GB"/>
-        </w:rPr>
-        <w:t>Formula: localGatherRadiusKm = walkingSpeedKmh * 24.</w:t>
-      </w:r>
-    </w:p>
-    <w:p>
-      <w:pPr>
-        <w:numPr>
-          <w:ilvl w:val="0"/>
-          <w:numId w:val="28"/>
-        </w:numPr>
-        <w:rPr>
-          <w:lang w:val="it-IT" w:eastAsia="en-GB"/>
-        </w:rPr>
-      </w:pPr>
-      <w:r>
-        <w:rPr>
-          <w:lang w:val="it-IT" w:eastAsia="en-GB"/>
-        </w:rPr>
-        <w:t>Convertire in pixel con pixelsPerKm.</w:t>
-      </w:r>
-    </w:p>
-    <w:p>
-      <w:pPr>
-        <w:numPr>
-          <w:ilvl w:val="0"/>
-          <w:numId w:val="28"/>
-        </w:numPr>
-        <w:rPr>
-          <w:lang w:val="it-IT" w:eastAsia="en-GB"/>
-        </w:rPr>
-      </w:pPr>
-      <w:r>
-        <w:rPr>
-          <w:lang w:val="it-IT" w:eastAsia="en-GB"/>
-        </w:rPr>
-        <w:t>Visualizzare il raggio quando il campo è selezionato.</w:t>
-      </w:r>
-    </w:p>
-    <w:p>
-      <w:pPr>
+        <w:t>Pannello</w:t>
+      </w:r>
+      <w:proofErr w:type="spellEnd"/>
+      <w:r>
         <w:rPr>
           <w:b/>
           <w:bCs/>
           <w:lang w:eastAsia="en-GB"/>
         </w:rPr>
+        <w:t xml:space="preserve"> di debug via console</w:t>
+      </w:r>
+    </w:p>
+    <w:p>
+      <w:pPr>
+        <w:numPr>
+          <w:ilvl w:val="0"/>
+          <w:numId w:val="21"/>
+        </w:numPr>
+        <w:rPr>
+          <w:lang w:val="it-IT" w:eastAsia="en-GB"/>
+        </w:rPr>
+      </w:pPr>
+      <w:r>
+        <w:rPr>
+          <w:lang w:val="it-IT" w:eastAsia="en-GB"/>
+        </w:rPr>
+        <w:t xml:space="preserve">Rendere accessibili e modificabili da console le variabili chiave (tasso consumo, velocità raccolta, soglia abbandono, </w:t>
+      </w:r>
+      <w:proofErr w:type="spellStart"/>
+      <w:r>
+        <w:rPr>
+          <w:lang w:val="it-IT" w:eastAsia="en-GB"/>
+        </w:rPr>
+        <w:t>cooldown</w:t>
+      </w:r>
+      <w:proofErr w:type="spellEnd"/>
+      <w:r>
+        <w:rPr>
+          <w:lang w:val="it-IT" w:eastAsia="en-GB"/>
+        </w:rPr>
+        <w:t>, raggio)</w:t>
+      </w:r>
+    </w:p>
+    <w:p>
+      <w:pPr>
+        <w:rPr>
+          <w:lang w:val="it-IT" w:eastAsia="en-GB"/>
+        </w:rPr>
+      </w:pPr>
+      <w:r>
+        <w:rPr>
+          <w:b/>
+          <w:bCs/>
+          <w:lang w:val="it-IT" w:eastAsia="en-GB"/>
+        </w:rPr>
+        <w:t>6.3 – Pannello di debug UI (I</w:t>
+      </w:r>
+      <w:r>
+        <w:rPr>
+          <w:b/>
+          <w:bCs/>
+          <w:lang w:val="it-IT" w:eastAsia="en-GB"/>
+        </w:rPr>
+        <w:t>NSIEME A 6.2)</w:t>
+      </w:r>
+    </w:p>
+    <w:p>
+      <w:pPr>
+        <w:numPr>
+          <w:ilvl w:val="0"/>
+          <w:numId w:val="22"/>
+        </w:numPr>
+        <w:rPr>
+          <w:lang w:val="it-IT" w:eastAsia="en-GB"/>
+        </w:rPr>
+      </w:pPr>
+      <w:r>
+        <w:rPr>
+          <w:lang w:val="it-IT" w:eastAsia="en-GB"/>
+        </w:rPr>
+        <w:t xml:space="preserve">Creare un pannello </w:t>
+      </w:r>
+      <w:r>
+        <w:rPr>
+          <w:lang w:val="it-IT" w:eastAsia="en-GB"/>
+        </w:rPr>
+        <w:t>UI</w:t>
+      </w:r>
+      <w:r>
+        <w:rPr>
+          <w:lang w:val="it-IT" w:eastAsia="en-GB"/>
+        </w:rPr>
+        <w:t xml:space="preserve"> sovrapposto al canvas con input per le variabili</w:t>
+      </w:r>
+    </w:p>
+    <w:p>
+      <w:pPr>
+        <w:numPr>
+          <w:ilvl w:val="0"/>
+          <w:numId w:val="22"/>
+        </w:numPr>
+        <w:rPr>
+          <w:lang w:eastAsia="en-GB"/>
+        </w:rPr>
+      </w:pPr>
+      <w:proofErr w:type="spellStart"/>
+      <w:r>
+        <w:rPr>
+          <w:lang w:eastAsia="en-GB"/>
+        </w:rPr>
+        <w:t>Collegarlo</w:t>
+      </w:r>
+      <w:proofErr w:type="spellEnd"/>
+      <w:r>
+        <w:rPr>
+          <w:lang w:eastAsia="en-GB"/>
+        </w:rPr>
+        <w:t xml:space="preserve"> alle </w:t>
+      </w:r>
+      <w:proofErr w:type="spellStart"/>
+      <w:r>
+        <w:rPr>
+          <w:lang w:eastAsia="en-GB"/>
+        </w:rPr>
+        <w:t>variabili</w:t>
+      </w:r>
+      <w:proofErr w:type="spellEnd"/>
+      <w:r>
+        <w:rPr>
+          <w:lang w:eastAsia="en-GB"/>
+        </w:rPr>
+        <w:t xml:space="preserve"> di </w:t>
+      </w:r>
+      <w:proofErr w:type="spellStart"/>
+      <w:r>
+        <w:rPr>
+          <w:lang w:eastAsia="en-GB"/>
+        </w:rPr>
+        <w:t>gioco</w:t>
+      </w:r>
+      <w:proofErr w:type="spellEnd"/>
+    </w:p>
+    <w:p>
+      <w:pPr>
+        <w:rPr>
+          <w:lang w:eastAsia="en-GB"/>
+        </w:rPr>
       </w:pPr>
       <w:r>
         <w:rPr>
@@ -2143,323 +2083,1511 @@
           <w:bCs/>
           <w:lang w:eastAsia="en-GB"/>
         </w:rPr>
-        <w:t>4. Previsioni e avvisi</w:t>
-      </w:r>
-    </w:p>
-    <w:p>
-      <w:pPr>
-        <w:numPr>
-          <w:ilvl w:val="0"/>
-          <w:numId w:val="29"/>
-        </w:numPr>
-        <w:rPr>
-          <w:lang w:val="it-IT" w:eastAsia="en-GB"/>
-        </w:rPr>
-      </w:pPr>
-      <w:r>
-        <w:rPr>
-          <w:b/>
-          <w:bCs/>
-          <w:lang w:val="it-IT" w:eastAsia="en-GB"/>
-        </w:rPr>
-        <w:t>Soglia unica di avviso:</w:t>
-      </w:r>
-      <w:r>
-        <w:rPr>
-          <w:lang w:val="it-IT" w:eastAsia="en-GB"/>
-        </w:rPr>
-        <w:t> cellWarningThreshold = 0.25.</w:t>
-      </w:r>
-    </w:p>
-    <w:p>
-      <w:pPr>
-        <w:numPr>
-          <w:ilvl w:val="0"/>
-          <w:numId w:val="29"/>
-        </w:numPr>
-        <w:rPr>
-          <w:lang w:val="it-IT" w:eastAsia="en-GB"/>
-        </w:rPr>
-      </w:pPr>
-      <w:r>
-        <w:rPr>
-          <w:lang w:val="it-IT" w:eastAsia="en-GB"/>
-        </w:rPr>
-        <w:t>Quando una cella con lavoratori scende sotto la soglia, mostrare un avviso unico.</w:t>
-      </w:r>
-    </w:p>
-    <w:p>
-      <w:pPr>
-        <w:numPr>
-          <w:ilvl w:val="0"/>
-          <w:numId w:val="29"/>
-        </w:numPr>
-        <w:rPr>
-          <w:lang w:val="it-IT" w:eastAsia="en-GB"/>
-        </w:rPr>
-      </w:pPr>
-      <w:r>
-        <w:rPr>
-          <w:lang w:val="it-IT" w:eastAsia="en-GB"/>
-        </w:rPr>
-        <w:t>Nella schermata città, riepilogo giornaliero:</w:t>
-      </w:r>
-    </w:p>
-    <w:p>
-      <w:pPr>
-        <w:numPr>
-          <w:ilvl w:val="1"/>
-          <w:numId w:val="29"/>
-        </w:numPr>
-        <w:rPr>
-          <w:lang w:eastAsia="en-GB"/>
-        </w:rPr>
-      </w:pPr>
-      <w:r>
-        <w:rPr>
-          <w:lang w:eastAsia="en-GB"/>
-        </w:rPr>
-        <w:t>Cibo raccolto oggi.</w:t>
-      </w:r>
-    </w:p>
-    <w:p>
-      <w:pPr>
-        <w:numPr>
-          <w:ilvl w:val="1"/>
-          <w:numId w:val="29"/>
-        </w:numPr>
-        <w:rPr>
-          <w:lang w:eastAsia="en-GB"/>
-        </w:rPr>
-      </w:pPr>
-      <w:r>
-        <w:rPr>
-          <w:lang w:eastAsia="en-GB"/>
-        </w:rPr>
-        <w:t>Cibo consumato oggi.</w:t>
-      </w:r>
-    </w:p>
-    <w:p>
-      <w:pPr>
-        <w:numPr>
-          <w:ilvl w:val="1"/>
-          <w:numId w:val="29"/>
-        </w:numPr>
-        <w:rPr>
-          <w:lang w:val="it-IT" w:eastAsia="en-GB"/>
-        </w:rPr>
-      </w:pPr>
-      <w:r>
-        <w:rPr>
-          <w:lang w:val="it-IT" w:eastAsia="en-GB"/>
-        </w:rPr>
-        <w:t>Cibo rimanente sfruttabile nell'area locale (fino a soglia 0.25) e teorico (fino a 0).</w:t>
-      </w:r>
-    </w:p>
-    <w:p>
-      <w:pPr>
-        <w:numPr>
-          <w:ilvl w:val="0"/>
-          <w:numId w:val="29"/>
-        </w:numPr>
-        <w:rPr>
-          <w:lang w:val="it-IT" w:eastAsia="en-GB"/>
-        </w:rPr>
-      </w:pPr>
-      <w:r>
-        <w:rPr>
-          <w:lang w:val="it-IT" w:eastAsia="en-GB"/>
-        </w:rPr>
-        <w:t>Queste informazioni saranno offuscate in futuro.</w:t>
-      </w:r>
-    </w:p>
-    <w:p>
-      <w:pPr>
-        <w:rPr>
-          <w:b/>
-          <w:bCs/>
-          <w:lang w:val="it-IT" w:eastAsia="en-GB"/>
-        </w:rPr>
-      </w:pPr>
-      <w:r>
-        <w:rPr>
-          <w:b/>
-          <w:bCs/>
-          <w:lang w:val="it-IT" w:eastAsia="en-GB"/>
-        </w:rPr>
-        <w:t>5. Campo proporzionale a popolazione e scala</w:t>
-      </w:r>
-    </w:p>
-    <w:p>
-      <w:pPr>
-        <w:numPr>
-          <w:ilvl w:val="0"/>
-          <w:numId w:val="30"/>
-        </w:numPr>
-        <w:rPr>
-          <w:lang w:val="it-IT" w:eastAsia="en-GB"/>
-        </w:rPr>
-      </w:pPr>
-      <w:r>
-        <w:rPr>
-          <w:lang w:val="it-IT" w:eastAsia="en-GB"/>
-        </w:rPr>
-        <w:t>La dimensione del campo (raggio visivo) dipende da popolazione totale e da cellSizeInKm.</w:t>
-      </w:r>
-    </w:p>
-    <w:p>
-      <w:pPr>
-        <w:numPr>
-          <w:ilvl w:val="0"/>
-          <w:numId w:val="30"/>
-        </w:numPr>
-        <w:rPr>
-          <w:lang w:val="it-IT" w:eastAsia="en-GB"/>
-        </w:rPr>
-      </w:pPr>
-      <w:r>
-        <w:rPr>
-          <w:lang w:val="it-IT" w:eastAsia="en-GB"/>
-        </w:rPr>
-        <w:t>Formula da definire, ma basata su radice quadrata della popolazione.</w:t>
-      </w:r>
-    </w:p>
-    <w:p>
-      <w:pPr>
+        <w:t xml:space="preserve">6.6 – </w:t>
+      </w:r>
+      <w:proofErr w:type="spellStart"/>
+      <w:r>
         <w:rPr>
           <w:b/>
           <w:bCs/>
           <w:lang w:eastAsia="en-GB"/>
         </w:rPr>
-      </w:pPr>
+        <w:t>Ribilanciamento</w:t>
+      </w:r>
+      <w:proofErr w:type="spellEnd"/>
       <w:r>
         <w:rPr>
           <w:b/>
           <w:bCs/>
           <w:lang w:eastAsia="en-GB"/>
         </w:rPr>
-        <w:t>6. Rimozione spedizioni automatiche</w:t>
-      </w:r>
-    </w:p>
-    <w:p>
-      <w:pPr>
-        <w:numPr>
-          <w:ilvl w:val="0"/>
-          <w:numId w:val="31"/>
-        </w:numPr>
-        <w:rPr>
-          <w:lang w:val="it-IT" w:eastAsia="en-GB"/>
-        </w:rPr>
-      </w:pPr>
-      <w:r>
-        <w:rPr>
-          <w:lang w:val="it-IT" w:eastAsia="en-GB"/>
-        </w:rPr>
-        <w:t>Il tasto destro sul campo non crea più spedizioni automatiche.</w:t>
-      </w:r>
-    </w:p>
-    <w:p>
-      <w:pPr>
-        <w:numPr>
-          <w:ilvl w:val="0"/>
-          <w:numId w:val="31"/>
-        </w:numPr>
-        <w:rPr>
-          <w:lang w:val="it-IT" w:eastAsia="en-GB"/>
-        </w:rPr>
-      </w:pPr>
-      <w:r>
-        <w:rPr>
-          <w:lang w:val="it-IT" w:eastAsia="en-GB"/>
-        </w:rPr>
-        <w:t>Restano solo spedizioni manuali verso aree fuori dal raggio locale.</w:t>
-      </w:r>
-    </w:p>
-    <w:p>
-      <w:pPr>
+        <w:t xml:space="preserve"> e </w:t>
+      </w:r>
+      <w:proofErr w:type="spellStart"/>
+      <w:r>
         <w:rPr>
           <w:b/>
           <w:bCs/>
-          <w:lang w:val="it-IT" w:eastAsia="en-GB"/>
-        </w:rPr>
-      </w:pPr>
+          <w:lang w:eastAsia="en-GB"/>
+        </w:rPr>
+        <w:t>parametri</w:t>
+      </w:r>
+      <w:proofErr w:type="spellEnd"/>
       <w:r>
         <w:rPr>
           <w:b/>
           <w:bCs/>
-          <w:lang w:val="it-IT" w:eastAsia="en-GB"/>
-        </w:rPr>
-        <w:t>7. Rivedere le formule di scelta celle per distanze in km</w:t>
-      </w:r>
-    </w:p>
-    <w:p>
-      <w:pPr>
-        <w:numPr>
-          <w:ilvl w:val="0"/>
-          <w:numId w:val="32"/>
-        </w:numPr>
-        <w:rPr>
-          <w:lang w:val="it-IT" w:eastAsia="en-GB"/>
-        </w:rPr>
-      </w:pPr>
-      <w:r>
-        <w:rPr>
-          <w:lang w:val="it-IT" w:eastAsia="en-GB"/>
-        </w:rPr>
-        <w:t>Le logiche di scelta cella (per spedizioni e per futuri comportamenti) devono usare km reali, non pixel.</w:t>
-      </w:r>
-    </w:p>
-    <w:p>
-      <w:pPr>
-        <w:numPr>
-          <w:ilvl w:val="0"/>
-          <w:numId w:val="32"/>
-        </w:numPr>
-        <w:rPr>
-          <w:lang w:val="it-IT" w:eastAsia="en-GB"/>
-        </w:rPr>
-      </w:pPr>
-      <w:r>
-        <w:rPr>
-          <w:lang w:val="it-IT" w:eastAsia="en-GB"/>
-        </w:rPr>
-        <w:t>Introdurre getDistanceKm(pixelDist) basata su pixelsPerKm.</w:t>
-      </w:r>
-    </w:p>
-    <w:p>
-      <w:pPr>
-        <w:numPr>
-          <w:ilvl w:val="0"/>
-          <w:numId w:val="32"/>
-        </w:numPr>
-        <w:rPr>
-          <w:lang w:val="it-IT" w:eastAsia="en-GB"/>
-        </w:rPr>
-      </w:pPr>
-      <w:r>
-        <w:rPr>
-          <w:lang w:val="it-IT" w:eastAsia="en-GB"/>
-        </w:rPr>
-        <w:t>Il punteggio cella deve considerare densità, distanza in km e costo del viaggio.</w:t>
-      </w:r>
-    </w:p>
-    <w:p>
-      <w:pPr>
-        <w:rPr>
-          <w:lang w:val="it-IT" w:eastAsia="en-GB"/>
-        </w:rPr>
-      </w:pPr>
-    </w:p>
-    <w:p>
-      <w:pPr>
-        <w:rPr>
-          <w:lang w:val="it-IT" w:eastAsia="en-GB"/>
-        </w:rPr>
-      </w:pPr>
+          <w:lang w:eastAsia="en-GB"/>
+        </w:rPr>
+        <w:t xml:space="preserve"> </w:t>
+      </w:r>
+      <w:proofErr w:type="spellStart"/>
       <w:r>
         <w:rPr>
           <w:b/>
           <w:bCs/>
+          <w:lang w:eastAsia="en-GB"/>
+        </w:rPr>
+        <w:t>esposti</w:t>
+      </w:r>
+      <w:proofErr w:type="spellEnd"/>
+    </w:p>
+    <w:p>
+      <w:pPr>
+        <w:numPr>
+          <w:ilvl w:val="0"/>
+          <w:numId w:val="25"/>
+        </w:numPr>
+        <w:rPr>
+          <w:lang w:val="it-IT" w:eastAsia="en-GB"/>
+        </w:rPr>
+      </w:pPr>
+      <w:r>
+        <w:rPr>
+          <w:lang w:val="it-IT" w:eastAsia="en-GB"/>
+        </w:rPr>
+        <w:t>Ricalcolare le provviste per spedizione e legare tra di loro variabili sulla base di durata effettiva del giorno e velocità di spostamento (ma anche in generale). Da sistemare:</w:t>
+      </w:r>
+    </w:p>
+    <w:p>
+      <w:pPr>
+        <w:numPr>
+          <w:ilvl w:val="1"/>
+          <w:numId w:val="25"/>
+        </w:numPr>
+        <w:rPr>
+          <w:lang w:val="it-IT" w:eastAsia="en-GB"/>
+        </w:rPr>
+      </w:pPr>
+      <w:r>
+        <w:rPr>
+          <w:lang w:val="it-IT" w:eastAsia="en-GB"/>
+        </w:rPr>
+        <w:t xml:space="preserve">Logica </w:t>
+      </w:r>
+      <w:proofErr w:type="spellStart"/>
+      <w:r>
+        <w:rPr>
+          <w:lang w:val="it-IT" w:eastAsia="en-GB"/>
+        </w:rPr>
+        <w:t>provisions</w:t>
+      </w:r>
+      <w:proofErr w:type="spellEnd"/>
+      <w:r>
+        <w:rPr>
+          <w:lang w:val="it-IT" w:eastAsia="en-GB"/>
+        </w:rPr>
+        <w:t xml:space="preserve"> assegnate (vedi </w:t>
+      </w:r>
+      <w:proofErr w:type="spellStart"/>
+      <w:r>
+        <w:rPr>
+          <w:lang w:val="it-IT" w:eastAsia="en-GB"/>
+        </w:rPr>
+        <w:t>reminder</w:t>
+      </w:r>
+      <w:proofErr w:type="spellEnd"/>
+      <w:r>
+        <w:rPr>
+          <w:lang w:val="it-IT" w:eastAsia="en-GB"/>
+        </w:rPr>
+        <w:t>)</w:t>
+      </w:r>
+    </w:p>
+    <w:p>
+      <w:pPr>
+        <w:numPr>
+          <w:ilvl w:val="1"/>
+          <w:numId w:val="25"/>
+        </w:numPr>
+        <w:rPr>
+          <w:lang w:val="it-IT" w:eastAsia="en-GB"/>
+        </w:rPr>
+      </w:pPr>
+      <w:r>
+        <w:rPr>
+          <w:lang w:val="it-IT" w:eastAsia="en-GB"/>
+        </w:rPr>
+        <w:t>Logica velocità (se 50 pixel è 1km, in un giorno una spedizione può fare quanto?) O meglio fare 10 pixel 1 km?)</w:t>
+      </w:r>
+    </w:p>
+    <w:p>
+      <w:pPr>
+        <w:numPr>
+          <w:ilvl w:val="1"/>
+          <w:numId w:val="25"/>
+        </w:numPr>
+        <w:rPr>
+          <w:lang w:val="it-IT" w:eastAsia="en-GB"/>
+        </w:rPr>
+      </w:pPr>
+      <w:r>
+        <w:rPr>
+          <w:lang w:val="it-IT" w:eastAsia="en-GB"/>
+        </w:rPr>
+        <w:t xml:space="preserve">Logica riposo: forse deve essere </w:t>
+      </w:r>
+      <w:r>
+        <w:rPr>
+          <w:lang w:val="it-IT" w:eastAsia="en-GB"/>
+        </w:rPr>
+        <w:t>basata su durata della spedizione (aggiungere parametro energia/stanchezza?) e possibilità di costringere spedizioni a riposo a ripartire comunque? Sennò al momento basarlo su durata del giorno (riposo = 1 giorno o 1,5/2 giorni)</w:t>
+      </w:r>
+    </w:p>
+    <w:p>
+      <w:pPr>
+        <w:numPr>
+          <w:ilvl w:val="0"/>
+          <w:numId w:val="25"/>
+        </w:numPr>
+        <w:rPr>
+          <w:lang w:val="it-IT" w:eastAsia="en-GB"/>
+        </w:rPr>
+      </w:pPr>
+      <w:r>
+        <w:rPr>
+          <w:lang w:val="it-IT" w:eastAsia="en-GB"/>
+        </w:rPr>
+        <w:t>Esporre tutti i parametri di gioco nel pannello di debug</w:t>
+      </w:r>
+    </w:p>
+    <w:p>
+      <w:pPr>
+        <w:numPr>
+          <w:ilvl w:val="0"/>
+          <w:numId w:val="25"/>
+        </w:numPr>
+        <w:rPr>
+          <w:lang w:val="it-IT" w:eastAsia="en-GB"/>
+        </w:rPr>
+      </w:pPr>
+      <w:r>
+        <w:rPr>
+          <w:lang w:val="it-IT" w:eastAsia="en-GB"/>
+        </w:rPr>
+        <w:t>Testare diverse combinazioni per trovare un bilanciamento iniziale</w:t>
+      </w:r>
+    </w:p>
+    <w:p>
+      <w:pPr>
+        <w:rPr>
+          <w:b/>
+          <w:bCs/>
+          <w:lang w:val="it-IT" w:eastAsia="en-GB"/>
+        </w:rPr>
+      </w:pPr>
+      <w:r>
+        <w:rPr>
+          <w:b/>
+          <w:bCs/>
+          <w:lang w:val="it-IT" w:eastAsia="en-GB"/>
+        </w:rPr>
+        <w:t>6.7 – Revisione sistema raccolta risorse</w:t>
+      </w:r>
+    </w:p>
+    <w:p>
+      <w:pPr>
+        <w:rPr>
+          <w:b/>
+          <w:bCs/>
+          <w:lang w:val="it-IT" w:eastAsia="en-GB"/>
+        </w:rPr>
+      </w:pPr>
+      <w:r>
+        <w:rPr>
+          <w:b/>
+          <w:bCs/>
+          <w:lang w:val="it-IT" w:eastAsia="en-GB"/>
+        </w:rPr>
+        <w:t>1. Fix bug spedizioni</w:t>
+      </w:r>
+    </w:p>
+    <w:p>
+      <w:pPr>
+        <w:numPr>
+          <w:ilvl w:val="0"/>
+          <w:numId w:val="26"/>
+        </w:numPr>
+        <w:rPr>
+          <w:lang w:eastAsia="en-GB"/>
+        </w:rPr>
+      </w:pPr>
+      <w:r>
+        <w:rPr>
+          <w:b/>
+          <w:bCs/>
+          <w:lang w:val="it-IT" w:eastAsia="en-GB"/>
+        </w:rPr>
+        <w:t>Bug 1 – Blocco in </w:t>
+      </w:r>
+      <w:proofErr w:type="spellStart"/>
+      <w:r>
+        <w:rPr>
+          <w:lang w:val="it-IT" w:eastAsia="en-GB"/>
+        </w:rPr>
+        <w:t>returningToCamp</w:t>
+      </w:r>
+      <w:proofErr w:type="spellEnd"/>
+      <w:r>
+        <w:rPr>
+          <w:b/>
+          <w:bCs/>
+          <w:lang w:val="it-IT" w:eastAsia="en-GB"/>
+        </w:rPr>
+        <w:t>:</w:t>
+      </w:r>
+      <w:r>
+        <w:rPr>
+          <w:lang w:val="it-IT" w:eastAsia="en-GB"/>
+        </w:rPr>
+        <w:t> escludere il controllo delle provviste quando lo stato è già </w:t>
+      </w:r>
+      <w:proofErr w:type="spellStart"/>
+      <w:r>
+        <w:rPr>
+          <w:lang w:val="it-IT" w:eastAsia="en-GB"/>
+        </w:rPr>
+        <w:t>returningToCamp</w:t>
+      </w:r>
+      <w:proofErr w:type="spellEnd"/>
+      <w:r>
+        <w:rPr>
+          <w:lang w:val="it-IT" w:eastAsia="en-GB"/>
+        </w:rPr>
+        <w:t xml:space="preserve">. </w:t>
+      </w:r>
+      <w:r>
+        <w:rPr>
+          <w:lang w:eastAsia="en-GB"/>
+        </w:rPr>
+        <w:t xml:space="preserve">La </w:t>
+      </w:r>
+      <w:proofErr w:type="spellStart"/>
+      <w:r>
+        <w:rPr>
+          <w:lang w:eastAsia="en-GB"/>
+        </w:rPr>
+        <w:t>spedizione</w:t>
+      </w:r>
+      <w:proofErr w:type="spellEnd"/>
+      <w:r>
+        <w:rPr>
+          <w:lang w:eastAsia="en-GB"/>
+        </w:rPr>
+        <w:t xml:space="preserve"> </w:t>
+      </w:r>
+      <w:proofErr w:type="spellStart"/>
+      <w:r>
+        <w:rPr>
+          <w:lang w:eastAsia="en-GB"/>
+        </w:rPr>
+        <w:t>deve</w:t>
+      </w:r>
+      <w:proofErr w:type="spellEnd"/>
+      <w:r>
+        <w:rPr>
+          <w:lang w:eastAsia="en-GB"/>
+        </w:rPr>
+        <w:t xml:space="preserve"> </w:t>
+      </w:r>
+      <w:proofErr w:type="spellStart"/>
+      <w:r>
+        <w:rPr>
+          <w:lang w:eastAsia="en-GB"/>
+        </w:rPr>
+        <w:t>andare</w:t>
+      </w:r>
+      <w:proofErr w:type="spellEnd"/>
+      <w:r>
+        <w:rPr>
+          <w:lang w:eastAsia="en-GB"/>
+        </w:rPr>
+        <w:t xml:space="preserve"> </w:t>
+      </w:r>
+      <w:proofErr w:type="spellStart"/>
+      <w:r>
+        <w:rPr>
+          <w:lang w:eastAsia="en-GB"/>
+        </w:rPr>
+        <w:t>dritta</w:t>
+      </w:r>
+      <w:proofErr w:type="spellEnd"/>
+      <w:r>
+        <w:rPr>
+          <w:lang w:eastAsia="en-GB"/>
+        </w:rPr>
+        <w:t xml:space="preserve"> al campo.</w:t>
+      </w:r>
+    </w:p>
+    <w:p>
+      <w:pPr>
+        <w:numPr>
+          <w:ilvl w:val="0"/>
+          <w:numId w:val="26"/>
+        </w:numPr>
+        <w:rPr>
+          <w:lang w:val="it-IT" w:eastAsia="en-GB"/>
+        </w:rPr>
+      </w:pPr>
+      <w:r>
+        <w:rPr>
+          <w:b/>
+          <w:bCs/>
+          <w:lang w:val="it-IT" w:eastAsia="en-GB"/>
+        </w:rPr>
+        <w:t>Bug 2 – Spedizione torna nell'area invece del campo:</w:t>
+      </w:r>
+      <w:r>
+        <w:rPr>
+          <w:lang w:val="it-IT" w:eastAsia="en-GB"/>
+        </w:rPr>
+        <w:t> la ripartenza delle spedizioni con area assegnata deve usare </w:t>
+      </w:r>
+      <w:proofErr w:type="spellStart"/>
+      <w:r>
+        <w:rPr>
+          <w:lang w:val="it-IT" w:eastAsia="en-GB"/>
+        </w:rPr>
+        <w:t>findBestCellInArea</w:t>
+      </w:r>
+      <w:proofErr w:type="spellEnd"/>
+      <w:r>
+        <w:rPr>
+          <w:lang w:val="it-IT" w:eastAsia="en-GB"/>
+        </w:rPr>
+        <w:t>, non </w:t>
+      </w:r>
+      <w:proofErr w:type="spellStart"/>
+      <w:r>
+        <w:rPr>
+          <w:lang w:val="it-IT" w:eastAsia="en-GB"/>
+        </w:rPr>
+        <w:t>areaCenter</w:t>
+      </w:r>
+      <w:proofErr w:type="spellEnd"/>
+      <w:r>
+        <w:rPr>
+          <w:lang w:val="it-IT" w:eastAsia="en-GB"/>
+        </w:rPr>
+        <w:t>. Inoltre, le funzioni di ricerca celle devono escludere sempre la cella del campo.</w:t>
+      </w:r>
+    </w:p>
+    <w:p>
+      <w:pPr>
+        <w:numPr>
+          <w:ilvl w:val="0"/>
+          <w:numId w:val="26"/>
+        </w:numPr>
+        <w:rPr>
+          <w:lang w:val="it-IT" w:eastAsia="en-GB"/>
+        </w:rPr>
+      </w:pPr>
+      <w:r>
+        <w:rPr>
+          <w:b/>
+          <w:bCs/>
+          <w:lang w:val="it-IT" w:eastAsia="en-GB"/>
+        </w:rPr>
+        <w:t>Bug 3 – Ritorno prima di riempire l'inventario:</w:t>
+      </w:r>
+      <w:r>
+        <w:rPr>
+          <w:lang w:val="it-IT" w:eastAsia="en-GB"/>
+        </w:rPr>
+        <w:t xml:space="preserve"> per le spedizioni di </w:t>
+      </w:r>
+      <w:proofErr w:type="spellStart"/>
+      <w:r>
+        <w:rPr>
+          <w:lang w:val="it-IT" w:eastAsia="en-GB"/>
+        </w:rPr>
+        <w:t>gathering</w:t>
+      </w:r>
+      <w:proofErr w:type="spellEnd"/>
+      <w:r>
+        <w:rPr>
+          <w:lang w:val="it-IT" w:eastAsia="en-GB"/>
+        </w:rPr>
+        <w:t>, semplificare il consumo. Niente provviste separate per ora: la spedizione parte, raccoglie, torna quando piena o quando il giocatore ordina il rientro.</w:t>
+      </w:r>
+    </w:p>
+    <w:p>
+      <w:pPr>
+        <w:rPr>
+          <w:lang w:val="it-IT" w:eastAsia="en-GB"/>
+        </w:rPr>
+      </w:pPr>
+      <w:r>
+        <w:rPr>
+          <w:b/>
+          <w:bCs/>
+          <w:lang w:val="it-IT" w:eastAsia="en-GB"/>
+        </w:rPr>
+        <w:t>ULTIMO BUG DA FIXARE:</w:t>
+      </w:r>
+      <w:r>
+        <w:rPr>
+          <w:lang w:val="it-IT" w:eastAsia="en-GB"/>
+        </w:rPr>
+        <w:t xml:space="preserve"> spedizione non va in una cella all’interno dell’area assegnata, ma nella migliore in generale. Attenzione perché in futuro tutte le celle avranno un certo livello di fertilità, e se le spedizioni vanno semplicemente nella migliore non all’interno della zona assegnata, bé questo è un problema perché consumano magari fertilità dove il giocatore voleva farla riprendere</w:t>
+      </w:r>
+    </w:p>
+    <w:p>
+      <w:pPr>
+        <w:rPr>
+          <w:b/>
+          <w:bCs/>
+          <w:lang w:val="it-IT" w:eastAsia="en-GB"/>
+        </w:rPr>
+      </w:pPr>
+      <w:r>
+        <w:rPr>
+          <w:b/>
+          <w:bCs/>
+          <w:lang w:val="it-IT" w:eastAsia="en-GB"/>
+        </w:rPr>
+        <w:lastRenderedPageBreak/>
+        <w:t>2. Raccolta locale e gestione cittadini</w:t>
+      </w:r>
+    </w:p>
+    <w:p>
+      <w:pPr>
+        <w:numPr>
+          <w:ilvl w:val="0"/>
+          <w:numId w:val="27"/>
+        </w:numPr>
+        <w:rPr>
+          <w:lang w:val="it-IT" w:eastAsia="en-GB"/>
+        </w:rPr>
+      </w:pPr>
+      <w:r>
+        <w:rPr>
+          <w:lang w:val="it-IT" w:eastAsia="en-GB"/>
+        </w:rPr>
+        <w:t>Aggiungere </w:t>
+      </w:r>
+      <w:proofErr w:type="spellStart"/>
+      <w:r>
+        <w:rPr>
+          <w:lang w:val="it-IT" w:eastAsia="en-GB"/>
+        </w:rPr>
+        <w:t>localGatherers</w:t>
+      </w:r>
+      <w:proofErr w:type="spellEnd"/>
+      <w:r>
+        <w:rPr>
+          <w:lang w:val="it-IT" w:eastAsia="en-GB"/>
+        </w:rPr>
+        <w:t> al campo (popolazione non assegnata usata per raccolta locale).</w:t>
+      </w:r>
+    </w:p>
+    <w:p>
+      <w:pPr>
+        <w:numPr>
+          <w:ilvl w:val="0"/>
+          <w:numId w:val="27"/>
+        </w:numPr>
+        <w:rPr>
+          <w:lang w:val="it-IT" w:eastAsia="en-GB"/>
+        </w:rPr>
+      </w:pPr>
+      <w:r>
+        <w:rPr>
+          <w:lang w:val="it-IT" w:eastAsia="en-GB"/>
+        </w:rPr>
+        <w:t>Assegnazione </w:t>
+      </w:r>
+      <w:r>
+        <w:rPr>
+          <w:b/>
+          <w:bCs/>
+          <w:lang w:val="it-IT" w:eastAsia="en-GB"/>
+        </w:rPr>
+        <w:t>manuale per cella</w:t>
+      </w:r>
+      <w:r>
+        <w:rPr>
+          <w:lang w:val="it-IT" w:eastAsia="en-GB"/>
+        </w:rPr>
+        <w:t> entro il raggio locale: ogni cella ha </w:t>
+      </w:r>
+      <w:proofErr w:type="spellStart"/>
+      <w:r>
+        <w:rPr>
+          <w:lang w:val="it-IT" w:eastAsia="en-GB"/>
+        </w:rPr>
+        <w:t>assignedWorkers</w:t>
+      </w:r>
+      <w:proofErr w:type="spellEnd"/>
+      <w:r>
+        <w:rPr>
+          <w:lang w:val="it-IT" w:eastAsia="en-GB"/>
+        </w:rPr>
+        <w:t>.</w:t>
+      </w:r>
+    </w:p>
+    <w:p>
+      <w:pPr>
+        <w:numPr>
+          <w:ilvl w:val="0"/>
+          <w:numId w:val="27"/>
+        </w:numPr>
+        <w:rPr>
+          <w:lang w:val="it-IT" w:eastAsia="en-GB"/>
+        </w:rPr>
+      </w:pPr>
+      <w:r>
+        <w:rPr>
+          <w:lang w:val="it-IT" w:eastAsia="en-GB"/>
+        </w:rPr>
+        <w:t>Il giocatore clicca su una cella nel raggio e assegna/rimuove lavoratori con tasti o pannello.</w:t>
+      </w:r>
+    </w:p>
+    <w:p>
+      <w:pPr>
+        <w:numPr>
+          <w:ilvl w:val="0"/>
+          <w:numId w:val="27"/>
+        </w:numPr>
+        <w:rPr>
+          <w:lang w:val="it-IT" w:eastAsia="en-GB"/>
+        </w:rPr>
+      </w:pPr>
+      <w:r>
+        <w:rPr>
+          <w:lang w:val="it-IT" w:eastAsia="en-GB"/>
+        </w:rPr>
+        <w:t>I lavoratori locali non sono entità mobili: producono cibo direttamente al campo.</w:t>
+      </w:r>
+    </w:p>
+    <w:p>
+      <w:pPr>
+        <w:rPr>
+          <w:b/>
+          <w:bCs/>
+          <w:lang w:eastAsia="en-GB"/>
+        </w:rPr>
+      </w:pPr>
+      <w:r>
+        <w:rPr>
+          <w:b/>
+          <w:bCs/>
+          <w:lang w:eastAsia="en-GB"/>
+        </w:rPr>
+        <w:t>3. Raggio locale</w:t>
+      </w:r>
+    </w:p>
+    <w:p>
+      <w:pPr>
+        <w:numPr>
+          <w:ilvl w:val="0"/>
+          <w:numId w:val="28"/>
+        </w:numPr>
+        <w:rPr>
+          <w:lang w:val="it-IT" w:eastAsia="en-GB"/>
+        </w:rPr>
+      </w:pPr>
+      <w:r>
+        <w:rPr>
+          <w:lang w:val="it-IT" w:eastAsia="en-GB"/>
+        </w:rPr>
+        <w:t>Il raggio locale è definito come </w:t>
+      </w:r>
+      <w:r>
+        <w:rPr>
+          <w:b/>
+          <w:bCs/>
+          <w:lang w:val="it-IT" w:eastAsia="en-GB"/>
+        </w:rPr>
+        <w:t>una giornata di viaggio</w:t>
+      </w:r>
+      <w:r>
+        <w:rPr>
+          <w:lang w:val="it-IT" w:eastAsia="en-GB"/>
+        </w:rPr>
+        <w:t> dai confini del campo.</w:t>
+      </w:r>
+    </w:p>
+    <w:p>
+      <w:pPr>
+        <w:numPr>
+          <w:ilvl w:val="0"/>
+          <w:numId w:val="28"/>
+        </w:numPr>
+        <w:rPr>
+          <w:lang w:eastAsia="en-GB"/>
+        </w:rPr>
+      </w:pPr>
+      <w:r>
+        <w:rPr>
+          <w:lang w:eastAsia="en-GB"/>
+        </w:rPr>
+        <w:t>Formula: </w:t>
+      </w:r>
+      <w:proofErr w:type="spellStart"/>
+      <w:r>
+        <w:rPr>
+          <w:lang w:eastAsia="en-GB"/>
+        </w:rPr>
+        <w:t>localGatherRadiusKm</w:t>
+      </w:r>
+      <w:proofErr w:type="spellEnd"/>
+      <w:r>
+        <w:rPr>
+          <w:lang w:eastAsia="en-GB"/>
+        </w:rPr>
+        <w:t xml:space="preserve"> = </w:t>
+      </w:r>
+      <w:proofErr w:type="spellStart"/>
+      <w:r>
+        <w:rPr>
+          <w:lang w:eastAsia="en-GB"/>
+        </w:rPr>
+        <w:t>walkingSpeedKmh</w:t>
+      </w:r>
+      <w:proofErr w:type="spellEnd"/>
+      <w:r>
+        <w:rPr>
+          <w:lang w:eastAsia="en-GB"/>
+        </w:rPr>
+        <w:t xml:space="preserve"> * 24.</w:t>
+      </w:r>
+    </w:p>
+    <w:p>
+      <w:pPr>
+        <w:numPr>
+          <w:ilvl w:val="0"/>
+          <w:numId w:val="28"/>
+        </w:numPr>
+        <w:rPr>
+          <w:lang w:val="it-IT" w:eastAsia="en-GB"/>
+        </w:rPr>
+      </w:pPr>
+      <w:r>
+        <w:rPr>
+          <w:lang w:val="it-IT" w:eastAsia="en-GB"/>
+        </w:rPr>
+        <w:t>Convertire in pixel con </w:t>
+      </w:r>
+      <w:proofErr w:type="spellStart"/>
+      <w:r>
+        <w:rPr>
+          <w:lang w:val="it-IT" w:eastAsia="en-GB"/>
+        </w:rPr>
+        <w:t>pixelsPerKm</w:t>
+      </w:r>
+      <w:proofErr w:type="spellEnd"/>
+      <w:r>
+        <w:rPr>
+          <w:lang w:val="it-IT" w:eastAsia="en-GB"/>
+        </w:rPr>
+        <w:t>.</w:t>
+      </w:r>
+    </w:p>
+    <w:p>
+      <w:pPr>
+        <w:numPr>
+          <w:ilvl w:val="0"/>
+          <w:numId w:val="28"/>
+        </w:numPr>
+        <w:rPr>
+          <w:lang w:val="it-IT" w:eastAsia="en-GB"/>
+        </w:rPr>
+      </w:pPr>
+      <w:r>
+        <w:rPr>
+          <w:lang w:val="it-IT" w:eastAsia="en-GB"/>
+        </w:rPr>
+        <w:t>Visualizzare il raggio quando il campo è selezionato.</w:t>
+      </w:r>
+    </w:p>
+    <w:p>
+      <w:pPr>
+        <w:rPr>
+          <w:b/>
+          <w:bCs/>
+          <w:sz w:val="36"/>
+          <w:szCs w:val="36"/>
+          <w:lang w:val="it-IT"/>
+        </w:rPr>
+      </w:pPr>
+      <w:r>
+        <w:rPr>
+          <w:b/>
+          <w:bCs/>
+          <w:sz w:val="36"/>
+          <w:szCs w:val="36"/>
+          <w:lang w:val="it-IT"/>
+        </w:rPr>
+        <w:t>DA IMPLEMENTARE</w:t>
+      </w:r>
+    </w:p>
+    <w:p>
+      <w:pPr>
+        <w:rPr>
+          <w:b/>
+          <w:bCs/>
+          <w:lang w:val="it-IT" w:eastAsia="en-GB"/>
+        </w:rPr>
+      </w:pPr>
+      <w:r>
+        <w:rPr>
+          <w:b/>
+          <w:bCs/>
+          <w:lang w:val="it-IT" w:eastAsia="en-GB"/>
+        </w:rPr>
+        <w:t>4. Previsioni e avvisi</w:t>
+      </w:r>
+    </w:p>
+    <w:p>
+      <w:pPr>
+        <w:numPr>
+          <w:ilvl w:val="0"/>
+          <w:numId w:val="29"/>
+        </w:numPr>
+        <w:rPr>
+          <w:lang w:val="it-IT" w:eastAsia="en-GB"/>
+        </w:rPr>
+      </w:pPr>
+      <w:r>
+        <w:rPr>
+          <w:b/>
+          <w:bCs/>
+          <w:lang w:val="it-IT" w:eastAsia="en-GB"/>
+        </w:rPr>
+        <w:t>Soglia unica di avviso:</w:t>
+      </w:r>
+      <w:r>
+        <w:rPr>
+          <w:lang w:val="it-IT" w:eastAsia="en-GB"/>
+        </w:rPr>
+        <w:t> </w:t>
+      </w:r>
+      <w:proofErr w:type="spellStart"/>
+      <w:r>
+        <w:rPr>
+          <w:lang w:val="it-IT" w:eastAsia="en-GB"/>
+        </w:rPr>
+        <w:t>cellWarningThreshold</w:t>
+      </w:r>
+      <w:proofErr w:type="spellEnd"/>
+      <w:r>
+        <w:rPr>
+          <w:lang w:val="it-IT" w:eastAsia="en-GB"/>
+        </w:rPr>
+        <w:t xml:space="preserve"> = 0.25.</w:t>
+      </w:r>
+    </w:p>
+    <w:p>
+      <w:pPr>
+        <w:numPr>
+          <w:ilvl w:val="0"/>
+          <w:numId w:val="29"/>
+        </w:numPr>
+        <w:rPr>
+          <w:lang w:val="it-IT" w:eastAsia="en-GB"/>
+        </w:rPr>
+      </w:pPr>
+      <w:r>
+        <w:rPr>
+          <w:lang w:val="it-IT" w:eastAsia="en-GB"/>
+        </w:rPr>
+        <w:t>Quando una cella con lavoratori scende sotto la soglia, mostrare un avviso unico.</w:t>
+      </w:r>
+    </w:p>
+    <w:p>
+      <w:pPr>
+        <w:numPr>
+          <w:ilvl w:val="0"/>
+          <w:numId w:val="29"/>
+        </w:numPr>
+        <w:rPr>
+          <w:lang w:val="it-IT" w:eastAsia="en-GB"/>
+        </w:rPr>
+      </w:pPr>
+      <w:r>
+        <w:rPr>
+          <w:lang w:val="it-IT" w:eastAsia="en-GB"/>
+        </w:rPr>
+        <w:t>Nella schermata città, riepilogo giornaliero:</w:t>
+      </w:r>
+    </w:p>
+    <w:p>
+      <w:pPr>
+        <w:numPr>
+          <w:ilvl w:val="1"/>
+          <w:numId w:val="29"/>
+        </w:numPr>
+        <w:rPr>
+          <w:lang w:eastAsia="en-GB"/>
+        </w:rPr>
+      </w:pPr>
+      <w:r>
+        <w:rPr>
+          <w:lang w:eastAsia="en-GB"/>
+        </w:rPr>
+        <w:t xml:space="preserve">Cibo </w:t>
+      </w:r>
+      <w:proofErr w:type="spellStart"/>
+      <w:r>
+        <w:rPr>
+          <w:lang w:eastAsia="en-GB"/>
+        </w:rPr>
+        <w:t>raccolto</w:t>
+      </w:r>
+      <w:proofErr w:type="spellEnd"/>
+      <w:r>
+        <w:rPr>
+          <w:lang w:eastAsia="en-GB"/>
+        </w:rPr>
+        <w:t xml:space="preserve"> </w:t>
+      </w:r>
+      <w:proofErr w:type="spellStart"/>
+      <w:r>
+        <w:rPr>
+          <w:lang w:eastAsia="en-GB"/>
+        </w:rPr>
+        <w:t>oggi</w:t>
+      </w:r>
+      <w:proofErr w:type="spellEnd"/>
+      <w:r>
+        <w:rPr>
+          <w:lang w:eastAsia="en-GB"/>
+        </w:rPr>
+        <w:t>.</w:t>
+      </w:r>
+    </w:p>
+    <w:p>
+      <w:pPr>
+        <w:numPr>
+          <w:ilvl w:val="1"/>
+          <w:numId w:val="29"/>
+        </w:numPr>
+        <w:rPr>
+          <w:lang w:eastAsia="en-GB"/>
+        </w:rPr>
+      </w:pPr>
+      <w:r>
+        <w:rPr>
+          <w:lang w:eastAsia="en-GB"/>
+        </w:rPr>
+        <w:t xml:space="preserve">Cibo </w:t>
+      </w:r>
+      <w:proofErr w:type="spellStart"/>
+      <w:r>
+        <w:rPr>
+          <w:lang w:eastAsia="en-GB"/>
+        </w:rPr>
+        <w:t>consumato</w:t>
+      </w:r>
+      <w:proofErr w:type="spellEnd"/>
+      <w:r>
+        <w:rPr>
+          <w:lang w:eastAsia="en-GB"/>
+        </w:rPr>
+        <w:t xml:space="preserve"> </w:t>
+      </w:r>
+      <w:proofErr w:type="spellStart"/>
+      <w:r>
+        <w:rPr>
+          <w:lang w:eastAsia="en-GB"/>
+        </w:rPr>
+        <w:t>oggi</w:t>
+      </w:r>
+      <w:proofErr w:type="spellEnd"/>
+      <w:r>
+        <w:rPr>
+          <w:lang w:eastAsia="en-GB"/>
+        </w:rPr>
+        <w:t>.</w:t>
+      </w:r>
+    </w:p>
+    <w:p>
+      <w:pPr>
+        <w:numPr>
+          <w:ilvl w:val="1"/>
+          <w:numId w:val="29"/>
+        </w:numPr>
+        <w:rPr>
+          <w:lang w:val="it-IT" w:eastAsia="en-GB"/>
+        </w:rPr>
+      </w:pPr>
+      <w:r>
+        <w:rPr>
+          <w:lang w:val="it-IT" w:eastAsia="en-GB"/>
+        </w:rPr>
+        <w:t>Cibo rimanente sfruttabile nell'area locale (fino a soglia 0.25) e teorico (fino a 0).</w:t>
+      </w:r>
+    </w:p>
+    <w:p>
+      <w:pPr>
+        <w:numPr>
+          <w:ilvl w:val="1"/>
+          <w:numId w:val="29"/>
+        </w:numPr>
+        <w:rPr>
+          <w:lang w:val="it-IT" w:eastAsia="en-GB"/>
+        </w:rPr>
+      </w:pPr>
+      <w:r>
+        <w:rPr>
+          <w:lang w:val="it-IT" w:eastAsia="en-GB"/>
+        </w:rPr>
+        <w:t xml:space="preserve">Lavoratori per pop (al momento avremo solo </w:t>
+      </w:r>
+      <w:proofErr w:type="spellStart"/>
+      <w:r>
+        <w:rPr>
+          <w:lang w:val="it-IT" w:eastAsia="en-GB"/>
+        </w:rPr>
+        <w:t>gatherers</w:t>
+      </w:r>
+      <w:proofErr w:type="spellEnd"/>
+      <w:r>
+        <w:rPr>
+          <w:lang w:val="it-IT" w:eastAsia="en-GB"/>
+        </w:rPr>
+        <w:t xml:space="preserve">), poi suddivisi in </w:t>
+      </w:r>
+      <w:proofErr w:type="spellStart"/>
+      <w:r>
+        <w:rPr>
+          <w:lang w:val="it-IT" w:eastAsia="en-GB"/>
+        </w:rPr>
+        <w:t>gatherers</w:t>
+      </w:r>
+      <w:proofErr w:type="spellEnd"/>
+      <w:r>
+        <w:rPr>
+          <w:lang w:val="it-IT" w:eastAsia="en-GB"/>
+        </w:rPr>
+        <w:t xml:space="preserve"> locali e </w:t>
+      </w:r>
+      <w:proofErr w:type="spellStart"/>
+      <w:r>
+        <w:rPr>
+          <w:lang w:val="it-IT" w:eastAsia="en-GB"/>
+        </w:rPr>
+        <w:t>gatherers</w:t>
+      </w:r>
+      <w:proofErr w:type="spellEnd"/>
+      <w:r>
+        <w:rPr>
+          <w:lang w:val="it-IT" w:eastAsia="en-GB"/>
+        </w:rPr>
+        <w:t xml:space="preserve"> in spedizioni</w:t>
+      </w:r>
+    </w:p>
+    <w:p>
+      <w:pPr>
+        <w:numPr>
+          <w:ilvl w:val="0"/>
+          <w:numId w:val="29"/>
+        </w:numPr>
+        <w:rPr>
+          <w:lang w:val="it-IT" w:eastAsia="en-GB"/>
+        </w:rPr>
+      </w:pPr>
+      <w:r>
+        <w:rPr>
+          <w:lang w:val="it-IT" w:eastAsia="en-GB"/>
+        </w:rPr>
+        <w:t>Queste informazioni saranno offuscate in futuro.</w:t>
+      </w:r>
+    </w:p>
+    <w:p>
+      <w:pPr>
+        <w:numPr>
+          <w:ilvl w:val="0"/>
+          <w:numId w:val="29"/>
+        </w:numPr>
+        <w:rPr>
+          <w:lang w:val="it-IT" w:eastAsia="en-GB"/>
+        </w:rPr>
+      </w:pPr>
+      <w:r>
+        <w:rPr>
+          <w:lang w:val="it-IT" w:eastAsia="en-GB"/>
+        </w:rPr>
+        <w:t xml:space="preserve">Per ogni cella mostrare sopra il numero di cittadini che la stanno lavorando (anche in </w:t>
+      </w:r>
+      <w:proofErr w:type="spellStart"/>
+      <w:r>
+        <w:rPr>
+          <w:lang w:val="it-IT" w:eastAsia="en-GB"/>
+        </w:rPr>
+        <w:t>gamestate</w:t>
+      </w:r>
+      <w:proofErr w:type="spellEnd"/>
+      <w:r>
+        <w:rPr>
+          <w:lang w:val="it-IT" w:eastAsia="en-GB"/>
+        </w:rPr>
+        <w:t>)</w:t>
+      </w:r>
+    </w:p>
+    <w:p>
+      <w:pPr>
+        <w:numPr>
+          <w:ilvl w:val="0"/>
+          <w:numId w:val="29"/>
+        </w:numPr>
+        <w:rPr>
+          <w:lang w:val="it-IT" w:eastAsia="en-GB"/>
+        </w:rPr>
+      </w:pPr>
+      <w:r>
+        <w:rPr>
+          <w:lang w:val="it-IT" w:eastAsia="en-GB"/>
+        </w:rPr>
+        <w:t>Per ogni cella, quando selezionata mostrare:</w:t>
+      </w:r>
+    </w:p>
+    <w:p>
+      <w:pPr>
+        <w:numPr>
+          <w:ilvl w:val="1"/>
+          <w:numId w:val="29"/>
+        </w:numPr>
+        <w:rPr>
+          <w:lang w:val="it-IT" w:eastAsia="en-GB"/>
+        </w:rPr>
+      </w:pPr>
+      <w:r>
+        <w:rPr>
+          <w:lang w:val="it-IT" w:eastAsia="en-GB"/>
+        </w:rPr>
+        <w:t>Cibo raccolto ad oggi</w:t>
+      </w:r>
+    </w:p>
+    <w:p>
+      <w:pPr>
+        <w:numPr>
+          <w:ilvl w:val="1"/>
+          <w:numId w:val="29"/>
+        </w:numPr>
+        <w:rPr>
+          <w:lang w:val="it-IT" w:eastAsia="en-GB"/>
+        </w:rPr>
+      </w:pPr>
+      <w:r>
+        <w:rPr>
+          <w:lang w:val="it-IT" w:eastAsia="en-GB"/>
+        </w:rPr>
+        <w:t>Cibo rimanente sfruttabile</w:t>
+      </w:r>
+    </w:p>
+    <w:p>
+      <w:pPr>
+        <w:numPr>
+          <w:ilvl w:val="1"/>
+          <w:numId w:val="29"/>
+        </w:numPr>
+        <w:rPr>
+          <w:lang w:val="it-IT" w:eastAsia="en-GB"/>
+        </w:rPr>
+      </w:pPr>
+      <w:r>
+        <w:rPr>
+          <w:lang w:val="it-IT" w:eastAsia="en-GB"/>
+        </w:rPr>
+        <w:t>Giorni al raggiungimento soglia 0.25 con attuale ritmo</w:t>
+      </w:r>
+    </w:p>
+    <w:p>
+      <w:pPr>
+        <w:numPr>
+          <w:ilvl w:val="1"/>
+          <w:numId w:val="29"/>
+        </w:numPr>
+        <w:rPr>
+          <w:lang w:val="it-IT" w:eastAsia="en-GB"/>
+        </w:rPr>
+      </w:pPr>
+      <w:r>
+        <w:rPr>
+          <w:lang w:val="it-IT" w:eastAsia="en-GB"/>
+        </w:rPr>
+        <w:t>Giorni al raggiungimento soglia 0 con attuale ritmo</w:t>
+      </w:r>
+    </w:p>
+    <w:p>
+      <w:pPr>
+        <w:numPr>
+          <w:ilvl w:val="1"/>
+          <w:numId w:val="29"/>
+        </w:numPr>
+        <w:rPr>
+          <w:lang w:val="it-IT" w:eastAsia="en-GB"/>
+        </w:rPr>
+      </w:pPr>
+      <w:r>
+        <w:rPr>
+          <w:lang w:val="it-IT" w:eastAsia="en-GB"/>
+        </w:rPr>
+        <w:t>Aumento di cibo raccolto al giorno se aggiungo qualcuno a lavorarci</w:t>
+      </w:r>
+    </w:p>
+    <w:p>
+      <w:pPr>
+        <w:numPr>
+          <w:ilvl w:val="1"/>
+          <w:numId w:val="29"/>
+        </w:numPr>
+        <w:rPr>
+          <w:lang w:val="it-IT" w:eastAsia="en-GB"/>
+        </w:rPr>
+      </w:pPr>
+      <w:r>
+        <w:rPr>
+          <w:lang w:val="it-IT" w:eastAsia="en-GB"/>
+        </w:rPr>
+        <w:lastRenderedPageBreak/>
+        <w:t>Giorni in meno che ci vorranno per raggiungere la soglia 0.25 e 0 se aggiungo un lavoratore</w:t>
+      </w:r>
+    </w:p>
+    <w:p>
+      <w:pPr>
+        <w:numPr>
+          <w:ilvl w:val="0"/>
+          <w:numId w:val="29"/>
+        </w:numPr>
+        <w:rPr>
+          <w:lang w:val="it-IT" w:eastAsia="en-GB"/>
+        </w:rPr>
+      </w:pPr>
+      <w:r>
+        <w:rPr>
+          <w:lang w:val="it-IT" w:eastAsia="en-GB"/>
+        </w:rPr>
+        <w:t xml:space="preserve">Quando un lavoratore viene assegnato a lavorare come </w:t>
+      </w:r>
+      <w:proofErr w:type="spellStart"/>
+      <w:r>
+        <w:rPr>
+          <w:lang w:val="it-IT" w:eastAsia="en-GB"/>
+        </w:rPr>
+        <w:t>gatherer</w:t>
+      </w:r>
+      <w:proofErr w:type="spellEnd"/>
+      <w:r>
+        <w:rPr>
+          <w:lang w:val="it-IT" w:eastAsia="en-GB"/>
+        </w:rPr>
+        <w:t xml:space="preserve"> una cella, esso diventa membro del pop dei </w:t>
+      </w:r>
+      <w:proofErr w:type="spellStart"/>
+      <w:r>
+        <w:rPr>
+          <w:lang w:val="it-IT" w:eastAsia="en-GB"/>
+        </w:rPr>
+        <w:t>gatherers</w:t>
+      </w:r>
+      <w:proofErr w:type="spellEnd"/>
+      <w:r>
+        <w:rPr>
+          <w:lang w:val="it-IT" w:eastAsia="en-GB"/>
+        </w:rPr>
+        <w:t xml:space="preserve"> anche se non fa parte di una spedizione </w:t>
+      </w:r>
+      <w:proofErr w:type="spellStart"/>
+      <w:r>
+        <w:rPr>
+          <w:lang w:val="it-IT" w:eastAsia="en-GB"/>
+        </w:rPr>
+        <w:t>gatherers</w:t>
+      </w:r>
+      <w:proofErr w:type="spellEnd"/>
+    </w:p>
+    <w:p>
+      <w:pPr>
+        <w:rPr>
+          <w:b/>
+          <w:bCs/>
+          <w:lang w:val="it-IT" w:eastAsia="en-GB"/>
+        </w:rPr>
+      </w:pPr>
+      <w:r>
+        <w:rPr>
+          <w:b/>
+          <w:bCs/>
+          <w:lang w:val="it-IT" w:eastAsia="en-GB"/>
+        </w:rPr>
+        <w:t>5. Campo proporzionale a popolazione e scala</w:t>
+      </w:r>
+    </w:p>
+    <w:p>
+      <w:pPr>
+        <w:numPr>
+          <w:ilvl w:val="0"/>
+          <w:numId w:val="30"/>
+        </w:numPr>
+        <w:rPr>
+          <w:lang w:val="it-IT" w:eastAsia="en-GB"/>
+        </w:rPr>
+      </w:pPr>
+      <w:r>
+        <w:rPr>
+          <w:lang w:val="it-IT" w:eastAsia="en-GB"/>
+        </w:rPr>
+        <w:t>La dimensione del campo (raggio visivo) dipende da popolazione totale e da </w:t>
+      </w:r>
+      <w:proofErr w:type="spellStart"/>
+      <w:r>
+        <w:rPr>
+          <w:lang w:val="it-IT" w:eastAsia="en-GB"/>
+        </w:rPr>
+        <w:t>cellSizeInKm</w:t>
+      </w:r>
+      <w:proofErr w:type="spellEnd"/>
+      <w:r>
+        <w:rPr>
+          <w:lang w:val="it-IT" w:eastAsia="en-GB"/>
+        </w:rPr>
+        <w:t>.</w:t>
+      </w:r>
+    </w:p>
+    <w:p>
+      <w:pPr>
+        <w:numPr>
+          <w:ilvl w:val="0"/>
+          <w:numId w:val="30"/>
+        </w:numPr>
+        <w:rPr>
+          <w:lang w:val="it-IT" w:eastAsia="en-GB"/>
+        </w:rPr>
+      </w:pPr>
+      <w:r>
+        <w:rPr>
+          <w:lang w:val="it-IT" w:eastAsia="en-GB"/>
+        </w:rPr>
+        <w:t>Formula da definire, ma basata su radice quadrata della popolazione.</w:t>
+      </w:r>
+    </w:p>
+    <w:p>
+      <w:pPr>
+        <w:rPr>
+          <w:b/>
+          <w:bCs/>
+          <w:lang w:eastAsia="en-GB"/>
+        </w:rPr>
+      </w:pPr>
+      <w:r>
+        <w:rPr>
+          <w:b/>
+          <w:bCs/>
+          <w:lang w:eastAsia="en-GB"/>
+        </w:rPr>
+        <w:t xml:space="preserve">6. </w:t>
+      </w:r>
+      <w:proofErr w:type="spellStart"/>
+      <w:r>
+        <w:rPr>
+          <w:b/>
+          <w:bCs/>
+          <w:lang w:eastAsia="en-GB"/>
+        </w:rPr>
+        <w:t>Rimozione</w:t>
+      </w:r>
+      <w:proofErr w:type="spellEnd"/>
+      <w:r>
+        <w:rPr>
+          <w:b/>
+          <w:bCs/>
+          <w:lang w:eastAsia="en-GB"/>
+        </w:rPr>
+        <w:t xml:space="preserve"> </w:t>
+      </w:r>
+      <w:proofErr w:type="spellStart"/>
+      <w:r>
+        <w:rPr>
+          <w:b/>
+          <w:bCs/>
+          <w:lang w:eastAsia="en-GB"/>
+        </w:rPr>
+        <w:t>spedizioni</w:t>
+      </w:r>
+      <w:proofErr w:type="spellEnd"/>
+      <w:r>
+        <w:rPr>
+          <w:b/>
+          <w:bCs/>
+          <w:lang w:eastAsia="en-GB"/>
+        </w:rPr>
+        <w:t xml:space="preserve"> </w:t>
+      </w:r>
+      <w:proofErr w:type="spellStart"/>
+      <w:r>
+        <w:rPr>
+          <w:b/>
+          <w:bCs/>
+          <w:lang w:eastAsia="en-GB"/>
+        </w:rPr>
+        <w:t>automatiche</w:t>
+      </w:r>
+      <w:proofErr w:type="spellEnd"/>
+    </w:p>
+    <w:p>
+      <w:pPr>
+        <w:numPr>
+          <w:ilvl w:val="0"/>
+          <w:numId w:val="31"/>
+        </w:numPr>
+        <w:rPr>
+          <w:lang w:val="it-IT" w:eastAsia="en-GB"/>
+        </w:rPr>
+      </w:pPr>
+      <w:r>
+        <w:rPr>
+          <w:lang w:val="it-IT" w:eastAsia="en-GB"/>
+        </w:rPr>
+        <w:t>Il tasto destro sul campo non crea più spedizioni automatiche.</w:t>
+      </w:r>
+    </w:p>
+    <w:p>
+      <w:pPr>
+        <w:numPr>
+          <w:ilvl w:val="0"/>
+          <w:numId w:val="31"/>
+        </w:numPr>
+        <w:rPr>
+          <w:lang w:val="it-IT" w:eastAsia="en-GB"/>
+        </w:rPr>
+      </w:pPr>
+      <w:r>
+        <w:rPr>
+          <w:lang w:val="it-IT" w:eastAsia="en-GB"/>
+        </w:rPr>
+        <w:t>Restano solo spedizioni manuali verso aree fuori dal raggio locale.</w:t>
+      </w:r>
+    </w:p>
+    <w:p>
+      <w:pPr>
+        <w:rPr>
+          <w:b/>
+          <w:bCs/>
+          <w:lang w:val="it-IT" w:eastAsia="en-GB"/>
+        </w:rPr>
+      </w:pPr>
+      <w:r>
+        <w:rPr>
+          <w:b/>
+          <w:bCs/>
+          <w:lang w:val="it-IT" w:eastAsia="en-GB"/>
+        </w:rPr>
+        <w:t>7. Rivedere le formule di scelta celle per distanze in km</w:t>
+      </w:r>
+    </w:p>
+    <w:p>
+      <w:pPr>
+        <w:numPr>
+          <w:ilvl w:val="0"/>
+          <w:numId w:val="32"/>
+        </w:numPr>
+        <w:rPr>
+          <w:lang w:val="it-IT" w:eastAsia="en-GB"/>
+        </w:rPr>
+      </w:pPr>
+      <w:r>
+        <w:rPr>
+          <w:lang w:val="it-IT" w:eastAsia="en-GB"/>
+        </w:rPr>
+        <w:t>Le logiche di scelta cella (per spedizioni e per futuri comportamenti) devono usare km reali, non pixel.</w:t>
+      </w:r>
+    </w:p>
+    <w:p>
+      <w:pPr>
+        <w:numPr>
+          <w:ilvl w:val="0"/>
+          <w:numId w:val="32"/>
+        </w:numPr>
+        <w:rPr>
+          <w:lang w:val="it-IT" w:eastAsia="en-GB"/>
+        </w:rPr>
+      </w:pPr>
+      <w:r>
+        <w:rPr>
+          <w:lang w:val="it-IT" w:eastAsia="en-GB"/>
+        </w:rPr>
+        <w:t>Introdurre </w:t>
+      </w:r>
+      <w:proofErr w:type="spellStart"/>
+      <w:r>
+        <w:rPr>
+          <w:lang w:val="it-IT" w:eastAsia="en-GB"/>
+        </w:rPr>
+        <w:t>getDistanceKm</w:t>
+      </w:r>
+      <w:proofErr w:type="spellEnd"/>
+      <w:r>
+        <w:rPr>
+          <w:lang w:val="it-IT" w:eastAsia="en-GB"/>
+        </w:rPr>
+        <w:t>(</w:t>
+      </w:r>
+      <w:proofErr w:type="spellStart"/>
+      <w:r>
+        <w:rPr>
+          <w:lang w:val="it-IT" w:eastAsia="en-GB"/>
+        </w:rPr>
+        <w:t>pixelDist</w:t>
+      </w:r>
+      <w:proofErr w:type="spellEnd"/>
+      <w:r>
+        <w:rPr>
+          <w:lang w:val="it-IT" w:eastAsia="en-GB"/>
+        </w:rPr>
+        <w:t>) basata su </w:t>
+      </w:r>
+      <w:proofErr w:type="spellStart"/>
+      <w:r>
+        <w:rPr>
+          <w:lang w:val="it-IT" w:eastAsia="en-GB"/>
+        </w:rPr>
+        <w:t>pixelsPerKm</w:t>
+      </w:r>
+      <w:proofErr w:type="spellEnd"/>
+      <w:r>
+        <w:rPr>
+          <w:lang w:val="it-IT" w:eastAsia="en-GB"/>
+        </w:rPr>
+        <w:t>.</w:t>
+      </w:r>
+    </w:p>
+    <w:p>
+      <w:pPr>
+        <w:numPr>
+          <w:ilvl w:val="0"/>
+          <w:numId w:val="32"/>
+        </w:numPr>
+        <w:rPr>
+          <w:lang w:val="it-IT" w:eastAsia="en-GB"/>
+        </w:rPr>
+      </w:pPr>
+      <w:r>
+        <w:rPr>
+          <w:lang w:val="it-IT" w:eastAsia="en-GB"/>
+        </w:rPr>
+        <w:t>Il punteggio cella deve considerare densità, distanza in km e costo del viaggio.</w:t>
+      </w:r>
+    </w:p>
+    <w:p>
+      <w:pPr>
+        <w:rPr>
+          <w:lang w:val="it-IT" w:eastAsia="en-GB"/>
+        </w:rPr>
+      </w:pPr>
+    </w:p>
+    <w:p>
+      <w:pPr>
+        <w:rPr>
+          <w:lang w:val="it-IT" w:eastAsia="en-GB"/>
+        </w:rPr>
+      </w:pPr>
+      <w:r>
+        <w:rPr>
+          <w:b/>
+          <w:bCs/>
           <w:lang w:val="it-IT" w:eastAsia="en-GB"/>
         </w:rPr>
         <w:t>DA CONTROLLARE</w:t>
@@ -2486,14 +3614,26 @@
         <w:rPr>
           <w:lang w:val="it-IT" w:eastAsia="en-GB"/>
         </w:rPr>
-        <w:lastRenderedPageBreak/>
-        <w:t>c’è logica di cambio casella in config?</w:t>
-      </w:r>
-      <w:r>
-        <w:rPr>
-          <w:lang w:val="it-IT" w:eastAsia="en-GB"/>
-        </w:rPr>
-        <w:t xml:space="preserve"> </w:t>
+        <w:t>Da cambiare chat: segnalami quando senti che la tua memoria si sta riempiendo, creiamo un recap e portiamo tutto in una nuova chat</w:t>
+      </w:r>
+      <w:r>
+        <w:rPr>
+          <w:lang w:val="it-IT" w:eastAsia="en-GB"/>
+        </w:rPr>
+        <w:t>. Da aggiungere a documentazione tecnica</w:t>
+      </w:r>
+    </w:p>
+    <w:p>
+      <w:pPr>
+        <w:rPr>
+          <w:lang w:val="it-IT" w:eastAsia="en-GB"/>
+        </w:rPr>
+      </w:pPr>
+      <w:r>
+        <w:rPr>
+          <w:lang w:val="it-IT" w:eastAsia="en-GB"/>
+        </w:rPr>
+        <w:t>FIX:</w:t>
       </w:r>
     </w:p>
     <w:p>
@@ -2511,69 +3651,44 @@
         <w:rPr>
           <w:lang w:val="it-IT" w:eastAsia="en-GB"/>
         </w:rPr>
-        <w:t>Da cambiare chat: segnalami quando senti che la tua memoria si sta riempiendo, creiamo un recap e portiamo tutto in una nuova chat</w:t>
-      </w:r>
-      <w:r>
-        <w:rPr>
-          <w:lang w:val="it-IT" w:eastAsia="en-GB"/>
-        </w:rPr>
-        <w:t>. Da aggiungere a documentazione tecnica</w:t>
-      </w:r>
-    </w:p>
-    <w:p>
-      <w:pPr>
-        <w:rPr>
-          <w:lang w:val="it-IT" w:eastAsia="en-GB"/>
-        </w:rPr>
-      </w:pPr>
-      <w:r>
-        <w:rPr>
-          <w:lang w:val="it-IT" w:eastAsia="en-GB"/>
-        </w:rPr>
-        <w:t>FIX:</w:t>
-      </w:r>
-    </w:p>
-    <w:p>
-      <w:pPr>
-        <w:pStyle w:val="ListParagraph"/>
-        <w:numPr>
-          <w:ilvl w:val="2"/>
-          <w:numId w:val="8"/>
-        </w:numPr>
-        <w:rPr>
-          <w:lang w:val="it-IT" w:eastAsia="en-GB"/>
-        </w:rPr>
-      </w:pPr>
-      <w:r>
-        <w:rPr>
-          <w:lang w:val="it-IT" w:eastAsia="en-GB"/>
-        </w:rPr>
-        <w:t>Se io rimando una spedizione e ho gatherers disponibili, non prende quelli, ma ne crea di nuovi (se vi sono gathers disponibili, prendi prima quelli, questa stessa logica sarà applicata su tutti i tipi di spedizioni ma, in futuro, potremmo volere che il giocatore scelga da quale pool pescare i gahterers</w:t>
-      </w:r>
-    </w:p>
-    <w:p>
-      <w:pPr>
-        <w:pStyle w:val="ListParagraph"/>
-        <w:numPr>
-          <w:ilvl w:val="2"/>
-          <w:numId w:val="8"/>
-        </w:numPr>
-        <w:rPr>
-          <w:lang w:val="it-IT" w:eastAsia="en-GB"/>
-        </w:rPr>
-      </w:pPr>
-      <w:r>
-        <w:rPr>
-          <w:lang w:val="it-IT" w:eastAsia="en-GB"/>
-        </w:rPr>
-        <w:t>Spedizione va fuori dall’area</w:t>
-      </w:r>
-      <w:r>
-        <w:rPr>
-          <w:lang w:val="it-IT" w:eastAsia="en-GB"/>
-        </w:rPr>
-        <w:t xml:space="preserve"> (perché va su una casella sul bordo e da lì, nel suo raggio, vede un’altra casella migliore?)</w:t>
-      </w:r>
+        <w:t xml:space="preserve">Se io rimando una spedizione e ho </w:t>
+      </w:r>
+      <w:proofErr w:type="spellStart"/>
+      <w:r>
+        <w:rPr>
+          <w:lang w:val="it-IT" w:eastAsia="en-GB"/>
+        </w:rPr>
+        <w:t>gatherers</w:t>
+      </w:r>
+      <w:proofErr w:type="spellEnd"/>
+      <w:r>
+        <w:rPr>
+          <w:lang w:val="it-IT" w:eastAsia="en-GB"/>
+        </w:rPr>
+        <w:t xml:space="preserve"> disponibili, non prende quelli, ma ne crea di nuovi (se vi sono </w:t>
+      </w:r>
+      <w:proofErr w:type="spellStart"/>
+      <w:r>
+        <w:rPr>
+          <w:lang w:val="it-IT" w:eastAsia="en-GB"/>
+        </w:rPr>
+        <w:t>gathers</w:t>
+      </w:r>
+      <w:proofErr w:type="spellEnd"/>
+      <w:r>
+        <w:rPr>
+          <w:lang w:val="it-IT" w:eastAsia="en-GB"/>
+        </w:rPr>
+        <w:t xml:space="preserve"> disponibili, prendi prima quelli, questa stessa logica sarà applicata su tutti i tipi di spedizioni ma, in futuro, potremmo volere che il giocatore scelga da quale pool pescare i </w:t>
+      </w:r>
+      <w:proofErr w:type="spellStart"/>
+      <w:r>
+        <w:rPr>
+          <w:lang w:val="it-IT" w:eastAsia="en-GB"/>
+        </w:rPr>
+        <w:t>gahterers</w:t>
+      </w:r>
+      <w:proofErr w:type="spellEnd"/>
     </w:p>
     <w:p>
       <w:pPr>
@@ -2606,7 +3721,21 @@
         <w:rPr>
           <w:lang w:val="it-IT"/>
         </w:rPr>
-        <w:t>Le celle con forageDensity si rigenerano lentamente nel tempo (es. una piccola frazione al giorno).</w:t>
+        <w:t xml:space="preserve">Le celle con </w:t>
+      </w:r>
+      <w:proofErr w:type="spellStart"/>
+      <w:r>
+        <w:rPr>
+          <w:lang w:val="it-IT"/>
+        </w:rPr>
+        <w:t>forageDensity</w:t>
+      </w:r>
+      <w:proofErr w:type="spellEnd"/>
+      <w:r>
+        <w:rPr>
+          <w:lang w:val="it-IT"/>
+        </w:rPr>
+        <w:t xml:space="preserve"> si rigenerano lentamente nel tempo (es. una piccola frazione al giorno).</w:t>
       </w:r>
     </w:p>
     <w:p>
@@ -2658,6 +3787,7 @@
         <w:rPr>
           <w:lang w:val="it-IT" w:eastAsia="en-GB"/>
         </w:rPr>
+        <w:lastRenderedPageBreak/>
         <w:t>Nota: la rigenerazione qui implementata sarà una versione semplificata e temporanea. In futuro sarà legata alla tipologia di terreno e seguirà una curva di crescita più realistica (rigenerazione più rapida a densità più alte). I valori attuali andranno poi bilanciati tramite il pannello di debug (Batch 6).</w:t>
       </w:r>
     </w:p>
@@ -2823,7 +3953,21 @@
         <w:rPr>
           <w:lang w:val="it-IT"/>
         </w:rPr>
-        <w:t>Tool per disegnare la mappa (apporre foreste, pesci, gathering food ecc. con dei pennelli) [è forse troppo presto]</w:t>
+        <w:t xml:space="preserve">Tool per disegnare la mappa (apporre foreste, pesci, </w:t>
+      </w:r>
+      <w:proofErr w:type="spellStart"/>
+      <w:r>
+        <w:rPr>
+          <w:lang w:val="it-IT"/>
+        </w:rPr>
+        <w:t>gathering</w:t>
+      </w:r>
+      <w:proofErr w:type="spellEnd"/>
+      <w:r>
+        <w:rPr>
+          <w:lang w:val="it-IT"/>
+        </w:rPr>
+        <w:t xml:space="preserve"> food ecc. con dei pennelli) [è forse troppo presto]</w:t>
       </w:r>
     </w:p>
     <w:p>
@@ -2843,8 +3987,35 @@
         <w:rPr>
           <w:lang w:val="it-IT"/>
         </w:rPr>
-        <w:lastRenderedPageBreak/>
-        <w:t>Moltiplicatore provisions (dare + o – provisions alle spedizioni)</w:t>
+        <w:t xml:space="preserve">Moltiplicatore </w:t>
+      </w:r>
+      <w:proofErr w:type="spellStart"/>
+      <w:r>
+        <w:rPr>
+          <w:lang w:val="it-IT"/>
+        </w:rPr>
+        <w:t>provisions</w:t>
+      </w:r>
+      <w:proofErr w:type="spellEnd"/>
+      <w:r>
+        <w:rPr>
+          <w:lang w:val="it-IT"/>
+        </w:rPr>
+        <w:t xml:space="preserve"> (dare + o – </w:t>
+      </w:r>
+      <w:proofErr w:type="spellStart"/>
+      <w:r>
+        <w:rPr>
+          <w:lang w:val="it-IT"/>
+        </w:rPr>
+        <w:t>provisions</w:t>
+      </w:r>
+      <w:proofErr w:type="spellEnd"/>
+      <w:r>
+        <w:rPr>
+          <w:lang w:val="it-IT"/>
+        </w:rPr>
+        <w:t xml:space="preserve"> alle spedizioni)</w:t>
       </w:r>
     </w:p>
     <w:p>
@@ -2864,7 +4035,21 @@
         <w:rPr>
           <w:lang w:val="it-IT"/>
         </w:rPr>
-        <w:t>Consumo di cibo, provisions, velocità ed efficacia spedizione in base a chi la compone (uomini, donne ecc.)</w:t>
+        <w:t xml:space="preserve">Consumo di cibo, </w:t>
+      </w:r>
+      <w:proofErr w:type="spellStart"/>
+      <w:r>
+        <w:rPr>
+          <w:lang w:val="it-IT"/>
+        </w:rPr>
+        <w:t>provisions</w:t>
+      </w:r>
+      <w:proofErr w:type="spellEnd"/>
+      <w:r>
+        <w:rPr>
+          <w:lang w:val="it-IT"/>
+        </w:rPr>
+        <w:t>, velocità ed efficacia spedizione in base a chi la compone (uomini, donne ecc.)</w:t>
       </w:r>
     </w:p>
     <w:p>
@@ -2950,7 +4135,21 @@
         <w:rPr>
           <w:lang w:val="it-IT"/>
         </w:rPr>
-        <w:t xml:space="preserve"> Implementiamo già diversi layer di visualizzazione (terreno, cibo, risorse varie ecc.)?</w:t>
+        <w:t xml:space="preserve"> Implementiamo già diversi </w:t>
+      </w:r>
+      <w:proofErr w:type="spellStart"/>
+      <w:r>
+        <w:rPr>
+          <w:lang w:val="it-IT"/>
+        </w:rPr>
+        <w:t>layer</w:t>
+      </w:r>
+      <w:proofErr w:type="spellEnd"/>
+      <w:r>
+        <w:rPr>
+          <w:lang w:val="it-IT"/>
+        </w:rPr>
+        <w:t xml:space="preserve"> di visualizzazione (terreno, cibo, risorse varie ecc.)?</w:t>
       </w:r>
     </w:p>
     <w:p>
@@ -3022,6 +4221,7 @@
         <w:rPr>
           <w:lang w:val="it-IT" w:eastAsia="en-GB"/>
         </w:rPr>
+        <w:lastRenderedPageBreak/>
         <w:t>Algoritmo di raccolta con priorità alle celle a media densità (es. 0.4-0.7) per massimizzare la rigenerazione complessiva dell'area.</w:t>
       </w:r>
     </w:p>
@@ -3058,7 +4258,21 @@
         <w:rPr>
           <w:lang w:val="it-IT" w:eastAsia="en-GB"/>
         </w:rPr>
-        <w:t>Meccaniche di frizione/resistenza al cambio di pop della popolazione (o che si evolve nel tempo e inizialmente la basiamo solo sul sesso, tipo uomini giovani infelice se assegnati a gathering perché disonorevole). Da capire come fare distinzione popolazione per sesso ma soprattutto per età senza dover monitorare ogni singolo abitante</w:t>
+        <w:t xml:space="preserve">Meccaniche di frizione/resistenza al cambio di pop della popolazione (o che si evolve nel tempo e inizialmente la basiamo solo sul sesso, tipo uomini giovani infelice se assegnati a </w:t>
+      </w:r>
+      <w:proofErr w:type="spellStart"/>
+      <w:r>
+        <w:rPr>
+          <w:lang w:val="it-IT" w:eastAsia="en-GB"/>
+        </w:rPr>
+        <w:t>gathering</w:t>
+      </w:r>
+      <w:proofErr w:type="spellEnd"/>
+      <w:r>
+        <w:rPr>
+          <w:lang w:val="it-IT" w:eastAsia="en-GB"/>
+        </w:rPr>
+        <w:t xml:space="preserve"> perché disonorevole). Da capire come fare distinzione popolazione per sesso ma soprattutto per età senza dover monitorare ogni singolo abitante</w:t>
       </w:r>
     </w:p>
     <w:p>
@@ -3130,14 +4344,63 @@
         <w:rPr>
           <w:lang w:val="it-IT" w:eastAsia="en-GB"/>
         </w:rPr>
-        <w:t xml:space="preserve">Da ragionare: in che contesto siamo, quale è la narrativa? Che anno di partenza e con che tecnologie? In quanti anni arrivare a creare una città, in modo che il gioco non risulti troppo lento e noioso all’inizio (ma senza nemmeno fare come civilization che dura questa età come una roba da 10 minuti). Vogliamo fare che in realtà è un gruppo di superstiti che riparte e recupera le tecnologie già apprese? In che anni? Vogliamo fare un gioco diverso per era (quindi tipo qui con meccaniche più stilizzate) tipo come fa spore? Vogliamo andare sul lungo termine come civilization 4 cavemen to cosmos e </w:t>
-      </w:r>
-      <w:r>
-        <w:rPr>
-          <w:lang w:val="it-IT" w:eastAsia="en-GB"/>
-        </w:rPr>
-        <w:lastRenderedPageBreak/>
-        <w:t>quindi comunque rendere intriganti le meccaniche di sopravvivenza della tribù (e praticamente fare solo un gioco su questo, magari come primo titolo di una serie)</w:t>
+        <w:t xml:space="preserve">Da ragionare: in che contesto siamo, quale è la narrativa? Che anno di partenza e con che tecnologie? In quanti anni arrivare a creare una città, in modo che il gioco non risulti troppo lento e noioso all’inizio (ma senza nemmeno fare come </w:t>
+      </w:r>
+      <w:proofErr w:type="spellStart"/>
+      <w:r>
+        <w:rPr>
+          <w:lang w:val="it-IT" w:eastAsia="en-GB"/>
+        </w:rPr>
+        <w:t>civilization</w:t>
+      </w:r>
+      <w:proofErr w:type="spellEnd"/>
+      <w:r>
+        <w:rPr>
+          <w:lang w:val="it-IT" w:eastAsia="en-GB"/>
+        </w:rPr>
+        <w:t xml:space="preserve"> che dura questa età come una roba da 10 minuti). Vogliamo fare che in realtà è un gruppo di superstiti che riparte e recupera le tecnologie già apprese? In che anni? Vogliamo fare un gioco diverso per era (quindi tipo qui con meccaniche più stilizzate) tipo come fa spore? Vogliamo andare sul lungo termine come </w:t>
+      </w:r>
+      <w:proofErr w:type="spellStart"/>
+      <w:r>
+        <w:rPr>
+          <w:lang w:val="it-IT" w:eastAsia="en-GB"/>
+        </w:rPr>
+        <w:t>civilization</w:t>
+      </w:r>
+      <w:proofErr w:type="spellEnd"/>
+      <w:r>
+        <w:rPr>
+          <w:lang w:val="it-IT" w:eastAsia="en-GB"/>
+        </w:rPr>
+        <w:t xml:space="preserve"> 4 </w:t>
+      </w:r>
+      <w:proofErr w:type="spellStart"/>
+      <w:r>
+        <w:rPr>
+          <w:lang w:val="it-IT" w:eastAsia="en-GB"/>
+        </w:rPr>
+        <w:t>cavemen</w:t>
+      </w:r>
+      <w:proofErr w:type="spellEnd"/>
+      <w:r>
+        <w:rPr>
+          <w:lang w:val="it-IT" w:eastAsia="en-GB"/>
+        </w:rPr>
+        <w:t xml:space="preserve"> to </w:t>
+      </w:r>
+      <w:proofErr w:type="spellStart"/>
+      <w:r>
+        <w:rPr>
+          <w:lang w:val="it-IT" w:eastAsia="en-GB"/>
+        </w:rPr>
+        <w:t>cosmos</w:t>
+      </w:r>
+      <w:proofErr w:type="spellEnd"/>
+      <w:r>
+        <w:rPr>
+          <w:lang w:val="it-IT" w:eastAsia="en-GB"/>
+        </w:rPr>
+        <w:t xml:space="preserve"> e quindi comunque rendere intriganti le meccaniche di sopravvivenza della tribù (e praticamente fare solo un gioco su questo, magari come primo titolo di una serie)</w:t>
       </w:r>
     </w:p>
     <w:p>
@@ -3173,7 +4436,35 @@
         <w:rPr>
           <w:lang w:val="it-IT" w:eastAsia="en-GB"/>
         </w:rPr>
-        <w:t>Basare lo sviluppo su: tecnologie cavemen 2 to cosmos con edifici e unità e meccaniche intorno e link di timeline del progresso (wiki e altri link se funzionano)</w:t>
+        <w:t xml:space="preserve">Basare lo sviluppo su: tecnologie </w:t>
+      </w:r>
+      <w:proofErr w:type="spellStart"/>
+      <w:r>
+        <w:rPr>
+          <w:lang w:val="it-IT" w:eastAsia="en-GB"/>
+        </w:rPr>
+        <w:t>cavemen</w:t>
+      </w:r>
+      <w:proofErr w:type="spellEnd"/>
+      <w:r>
+        <w:rPr>
+          <w:lang w:val="it-IT" w:eastAsia="en-GB"/>
+        </w:rPr>
+        <w:t xml:space="preserve"> 2 to </w:t>
+      </w:r>
+      <w:proofErr w:type="spellStart"/>
+      <w:r>
+        <w:rPr>
+          <w:lang w:val="it-IT" w:eastAsia="en-GB"/>
+        </w:rPr>
+        <w:t>cosmos</w:t>
+      </w:r>
+      <w:proofErr w:type="spellEnd"/>
+      <w:r>
+        <w:rPr>
+          <w:lang w:val="it-IT" w:eastAsia="en-GB"/>
+        </w:rPr>
+        <w:t xml:space="preserve"> con edifici e unità e meccaniche intorno e link di timeline del progresso (wiki e altri link se funzionano)</w:t>
       </w:r>
     </w:p>
     <w:p>
@@ -3191,8 +4482,16 @@
         <w:rPr>
           <w:lang w:val="it-IT" w:eastAsia="en-GB"/>
         </w:rPr>
-        <w:t>Aggiungere caricamento JSON da Excel per impostare i valori in config</w:t>
-      </w:r>
+        <w:t xml:space="preserve">Aggiungere caricamento JSON da Excel per impostare i valori in </w:t>
+      </w:r>
+      <w:proofErr w:type="spellStart"/>
+      <w:r>
+        <w:rPr>
+          <w:lang w:val="it-IT" w:eastAsia="en-GB"/>
+        </w:rPr>
+        <w:t>config</w:t>
+      </w:r>
+      <w:proofErr w:type="spellEnd"/>
     </w:p>
     <w:p>
       <w:pPr>
@@ -3248,7 +4547,15 @@
     </w:p>
     <w:p>
       <w:r>
-        <w:t>Nuova definizione:</w:t>
+        <w:t xml:space="preserve">Nuova </w:t>
+      </w:r>
+      <w:proofErr w:type="spellStart"/>
+      <w:r>
+        <w:t>definizione</w:t>
+      </w:r>
+      <w:proofErr w:type="spellEnd"/>
+      <w:r>
+        <w:t>:</w:t>
       </w:r>
     </w:p>
     <w:p>
@@ -3282,6 +4589,7 @@
         <w:rPr>
           <w:lang w:val="it-IT"/>
         </w:rPr>
+        <w:lastRenderedPageBreak/>
         <w:t>Il giocatore può assegnare un pop alla caccia: deve avvicinarsi al branco, e ogni ciclo di caccia riduce i capi e produce carne e pelli. Se il branco scende sotto una soglia, si estingue localmente.</w:t>
       </w:r>
     </w:p>
@@ -3299,7 +4607,35 @@
         <w:rPr>
           <w:lang w:val="it-IT"/>
         </w:rPr>
-        <w:t>Nelle celle che intersecano fiumi o laghi, il layer fishDensity permette la pesca. Funziona come la raccolta vegetale (riduce densità, si rigenera), ma solo in acqua.</w:t>
+        <w:t xml:space="preserve">Nelle celle che intersecano fiumi o laghi, il </w:t>
+      </w:r>
+      <w:proofErr w:type="spellStart"/>
+      <w:r>
+        <w:rPr>
+          <w:lang w:val="it-IT"/>
+        </w:rPr>
+        <w:t>layer</w:t>
+      </w:r>
+      <w:proofErr w:type="spellEnd"/>
+      <w:r>
+        <w:rPr>
+          <w:lang w:val="it-IT"/>
+        </w:rPr>
+        <w:t xml:space="preserve"> </w:t>
+      </w:r>
+      <w:proofErr w:type="spellStart"/>
+      <w:r>
+        <w:rPr>
+          <w:lang w:val="it-IT"/>
+        </w:rPr>
+        <w:t>fishDensity</w:t>
+      </w:r>
+      <w:proofErr w:type="spellEnd"/>
+      <w:r>
+        <w:rPr>
+          <w:lang w:val="it-IT"/>
+        </w:rPr>
+        <w:t xml:space="preserve"> permette la pesca. Funziona come la raccolta vegetale (riduce densità, si rigenera), ma solo in acqua.</w:t>
       </w:r>
     </w:p>
     <w:p>
@@ -3369,7 +4705,35 @@
         <w:rPr>
           <w:lang w:val="it-IT"/>
         </w:rPr>
-        <w:t xml:space="preserve">MVP3 introduce il layer forestDensity e la raccolta di legna. Poi la lavorazione (legna → </w:t>
+        <w:t xml:space="preserve">MVP3 introduce il </w:t>
+      </w:r>
+      <w:proofErr w:type="spellStart"/>
+      <w:r>
+        <w:rPr>
+          <w:lang w:val="it-IT"/>
+        </w:rPr>
+        <w:t>layer</w:t>
+      </w:r>
+      <w:proofErr w:type="spellEnd"/>
+      <w:r>
+        <w:rPr>
+          <w:lang w:val="it-IT"/>
+        </w:rPr>
+        <w:t xml:space="preserve"> </w:t>
+      </w:r>
+      <w:proofErr w:type="spellStart"/>
+      <w:r>
+        <w:rPr>
+          <w:lang w:val="it-IT"/>
+        </w:rPr>
+        <w:t>forestDensity</w:t>
+      </w:r>
+      <w:proofErr w:type="spellEnd"/>
+      <w:r>
+        <w:rPr>
+          <w:lang w:val="it-IT"/>
+        </w:rPr>
+        <w:t xml:space="preserve"> e la raccolta di legna. Poi la lavorazione (legna → </w:t>
       </w:r>
       <w:r>
         <w:rPr>
@@ -3448,7 +4812,49 @@
         <w:rPr>
           <w:lang w:val="it-IT"/>
         </w:rPr>
-        <w:t>Attivazione del layer forestDensity sulla griglia. Le foreste sono visivamente distinguibili (verde scuro). La raccolta di legna riduce la densità localmente, come per il forage.</w:t>
+        <w:t xml:space="preserve">Attivazione del </w:t>
+      </w:r>
+      <w:proofErr w:type="spellStart"/>
+      <w:r>
+        <w:rPr>
+          <w:lang w:val="it-IT"/>
+        </w:rPr>
+        <w:t>layer</w:t>
+      </w:r>
+      <w:proofErr w:type="spellEnd"/>
+      <w:r>
+        <w:rPr>
+          <w:lang w:val="it-IT"/>
+        </w:rPr>
+        <w:t xml:space="preserve"> </w:t>
+      </w:r>
+      <w:proofErr w:type="spellStart"/>
+      <w:r>
+        <w:rPr>
+          <w:lang w:val="it-IT"/>
+        </w:rPr>
+        <w:t>forestDensity</w:t>
+      </w:r>
+      <w:proofErr w:type="spellEnd"/>
+      <w:r>
+        <w:rPr>
+          <w:lang w:val="it-IT"/>
+        </w:rPr>
+        <w:t xml:space="preserve"> sulla griglia. Le foreste sono visivamente distinguibili (verde scuro). La raccolta di legna riduce la densità localmente, come per il </w:t>
+      </w:r>
+      <w:proofErr w:type="spellStart"/>
+      <w:r>
+        <w:rPr>
+          <w:lang w:val="it-IT"/>
+        </w:rPr>
+        <w:t>forage</w:t>
+      </w:r>
+      <w:proofErr w:type="spellEnd"/>
+      <w:r>
+        <w:rPr>
+          <w:lang w:val="it-IT"/>
+        </w:rPr>
+        <w:t>.</w:t>
       </w:r>
     </w:p>
     <w:p>
@@ -3465,7 +4871,6 @@
         <w:rPr>
           <w:lang w:val="it-IT"/>
         </w:rPr>
-        <w:lastRenderedPageBreak/>
         <w:t>Il giocatore può assegnare pop alla raccolta di legna. La legna grezza viene trasportata all'accampamento.</w:t>
       </w:r>
     </w:p>
@@ -3592,7 +4997,23 @@
     </w:p>
     <w:p>
       <w:r>
-        <w:t>Testo attuale confermato:</w:t>
+        <w:t xml:space="preserve">Testo </w:t>
+      </w:r>
+      <w:proofErr w:type="spellStart"/>
+      <w:r>
+        <w:t>attuale</w:t>
+      </w:r>
+      <w:proofErr w:type="spellEnd"/>
+      <w:r>
+        <w:t xml:space="preserve"> </w:t>
+      </w:r>
+      <w:proofErr w:type="spellStart"/>
+      <w:r>
+        <w:t>confermato</w:t>
+      </w:r>
+      <w:proofErr w:type="spellEnd"/>
+      <w:r>
+        <w:t>:</w:t>
       </w:r>
     </w:p>
     <w:p>
@@ -3609,6 +5030,7 @@
         <w:rPr>
           <w:lang w:val="it-IT"/>
         </w:rPr>
+        <w:lastRenderedPageBreak/>
         <w:t>Il campo base ha una "riserva di cibo" che non conosci esattamente: vedi una stima arrotondata.</w:t>
       </w:r>
     </w:p>
@@ -3687,8 +5109,21 @@
           <w:numId w:val="6"/>
         </w:numPr>
       </w:pPr>
-      <w:r>
-        <w:t>Indicatore di posizione:</w:t>
+      <w:proofErr w:type="spellStart"/>
+      <w:r>
+        <w:t>Indicatore</w:t>
+      </w:r>
+      <w:proofErr w:type="spellEnd"/>
+      <w:r>
+        <w:t xml:space="preserve"> di </w:t>
+      </w:r>
+      <w:proofErr w:type="spellStart"/>
+      <w:r>
+        <w:t>posizione</w:t>
+      </w:r>
+      <w:proofErr w:type="spellEnd"/>
+      <w:r>
+        <w:t>:</w:t>
       </w:r>
     </w:p>
     <w:p>
@@ -3752,11 +5187,19 @@
           <w:lang w:val="it-IT"/>
         </w:rPr>
       </w:pPr>
-      <w:r>
-        <w:rPr>
-          <w:lang w:val="it-IT"/>
-        </w:rPr>
-        <w:t>Tooltip base per risorse e pop.</w:t>
+      <w:proofErr w:type="spellStart"/>
+      <w:r>
+        <w:rPr>
+          <w:lang w:val="it-IT"/>
+        </w:rPr>
+        <w:t>Tooltip</w:t>
+      </w:r>
+      <w:proofErr w:type="spellEnd"/>
+      <w:r>
+        <w:rPr>
+          <w:lang w:val="it-IT"/>
+        </w:rPr>
+        <w:t xml:space="preserve"> base per risorse e pop.</w:t>
       </w:r>
     </w:p>
     <w:p>
@@ -3784,12 +5227,42 @@
         <w:rPr>
           <w:lang w:val="it-IT"/>
         </w:rPr>
-        <w:t>Nessuna modifica necessaria. La competizione per le risorse funziona con qualsiasi tipo di layer o branco.</w:t>
-      </w:r>
-    </w:p>
-    <w:p>
-      <w:r>
-        <w:t>Testo attuale confermato:</w:t>
+        <w:t xml:space="preserve">Nessuna modifica necessaria. La competizione per le risorse funziona con qualsiasi tipo di </w:t>
+      </w:r>
+      <w:proofErr w:type="spellStart"/>
+      <w:r>
+        <w:rPr>
+          <w:lang w:val="it-IT"/>
+        </w:rPr>
+        <w:t>layer</w:t>
+      </w:r>
+      <w:proofErr w:type="spellEnd"/>
+      <w:r>
+        <w:rPr>
+          <w:lang w:val="it-IT"/>
+        </w:rPr>
+        <w:t xml:space="preserve"> o branco.</w:t>
+      </w:r>
+    </w:p>
+    <w:p>
+      <w:r>
+        <w:t xml:space="preserve">Testo </w:t>
+      </w:r>
+      <w:proofErr w:type="spellStart"/>
+      <w:r>
+        <w:t>attuale</w:t>
+      </w:r>
+      <w:proofErr w:type="spellEnd"/>
+      <w:r>
+        <w:t xml:space="preserve"> </w:t>
+      </w:r>
+      <w:proofErr w:type="spellStart"/>
+      <w:r>
+        <w:t>confermato</w:t>
+      </w:r>
+      <w:proofErr w:type="spellEnd"/>
+      <w:r>
+        <w:t>:</w:t>
       </w:r>
     </w:p>
     <w:p>
@@ -3840,7 +5313,6 @@
         <w:rPr>
           <w:lang w:val="it-IT"/>
         </w:rPr>
-        <w:lastRenderedPageBreak/>
         <w:t>Possibile scontro se i gruppi si incrociano (combattimento basilare).</w:t>
       </w:r>
     </w:p>
@@ -9279,6 +10751,7 @@
   <w:style w:type="character" w:default="1" w:styleId="DefaultParagraphFont">
     <w:name w:val="Default Paragraph Font"/>
     <w:uiPriority w:val="1"/>
+    <w:semiHidden/>
     <w:unhideWhenUsed/>
   </w:style>
   <w:style w:type="table" w:default="1" w:styleId="TableNormal">

--- a/Docs/Prototipo 1.docx
+++ b/Docs/Prototipo 1.docx
@@ -2806,12 +2806,480 @@
         <w:rPr>
           <w:b/>
           <w:bCs/>
-          <w:sz w:val="36"/>
-          <w:szCs w:val="36"/>
-          <w:lang w:val="it-IT"/>
-        </w:rPr>
-      </w:pPr>
-      <w:r>
+          <w:lang w:val="it-IT" w:eastAsia="en-GB"/>
+        </w:rPr>
+      </w:pPr>
+      <w:r>
+        <w:rPr>
+          <w:b/>
+          <w:bCs/>
+          <w:lang w:val="it-IT" w:eastAsia="en-GB"/>
+        </w:rPr>
+        <w:t>4. Previsioni e avvisi</w:t>
+      </w:r>
+    </w:p>
+    <w:p>
+      <w:pPr>
+        <w:numPr>
+          <w:ilvl w:val="0"/>
+          <w:numId w:val="29"/>
+        </w:numPr>
+        <w:rPr>
+          <w:lang w:val="it-IT" w:eastAsia="en-GB"/>
+        </w:rPr>
+      </w:pPr>
+      <w:r>
+        <w:rPr>
+          <w:b/>
+          <w:bCs/>
+          <w:lang w:val="it-IT" w:eastAsia="en-GB"/>
+        </w:rPr>
+        <w:t>Soglia unica di avviso:</w:t>
+      </w:r>
+      <w:r>
+        <w:rPr>
+          <w:lang w:val="it-IT" w:eastAsia="en-GB"/>
+        </w:rPr>
+        <w:t> </w:t>
+      </w:r>
+      <w:proofErr w:type="spellStart"/>
+      <w:r>
+        <w:rPr>
+          <w:lang w:val="it-IT" w:eastAsia="en-GB"/>
+        </w:rPr>
+        <w:t>cellWarningThreshold</w:t>
+      </w:r>
+      <w:proofErr w:type="spellEnd"/>
+      <w:r>
+        <w:rPr>
+          <w:lang w:val="it-IT" w:eastAsia="en-GB"/>
+        </w:rPr>
+        <w:t xml:space="preserve"> = 0.25.</w:t>
+      </w:r>
+    </w:p>
+    <w:p>
+      <w:pPr>
+        <w:numPr>
+          <w:ilvl w:val="0"/>
+          <w:numId w:val="29"/>
+        </w:numPr>
+        <w:rPr>
+          <w:lang w:val="it-IT" w:eastAsia="en-GB"/>
+        </w:rPr>
+      </w:pPr>
+      <w:r>
+        <w:rPr>
+          <w:lang w:val="it-IT" w:eastAsia="en-GB"/>
+        </w:rPr>
+        <w:t>Quando una cella con lavoratori scende sotto la soglia, mostrare un avviso unico.</w:t>
+      </w:r>
+    </w:p>
+    <w:p>
+      <w:pPr>
+        <w:numPr>
+          <w:ilvl w:val="0"/>
+          <w:numId w:val="29"/>
+        </w:numPr>
+        <w:rPr>
+          <w:lang w:val="it-IT" w:eastAsia="en-GB"/>
+        </w:rPr>
+      </w:pPr>
+      <w:r>
+        <w:rPr>
+          <w:lang w:val="it-IT" w:eastAsia="en-GB"/>
+        </w:rPr>
+        <w:t>Nella schermata città, riepilogo giornaliero:</w:t>
+      </w:r>
+    </w:p>
+    <w:p>
+      <w:pPr>
+        <w:numPr>
+          <w:ilvl w:val="1"/>
+          <w:numId w:val="29"/>
+        </w:numPr>
+        <w:rPr>
+          <w:lang w:eastAsia="en-GB"/>
+        </w:rPr>
+      </w:pPr>
+      <w:r>
+        <w:rPr>
+          <w:lang w:eastAsia="en-GB"/>
+        </w:rPr>
+        <w:t xml:space="preserve">Cibo </w:t>
+      </w:r>
+      <w:proofErr w:type="spellStart"/>
+      <w:r>
+        <w:rPr>
+          <w:lang w:eastAsia="en-GB"/>
+        </w:rPr>
+        <w:t>raccolto</w:t>
+      </w:r>
+      <w:proofErr w:type="spellEnd"/>
+      <w:r>
+        <w:rPr>
+          <w:lang w:eastAsia="en-GB"/>
+        </w:rPr>
+        <w:t xml:space="preserve"> </w:t>
+      </w:r>
+      <w:proofErr w:type="spellStart"/>
+      <w:r>
+        <w:rPr>
+          <w:lang w:eastAsia="en-GB"/>
+        </w:rPr>
+        <w:t>oggi</w:t>
+      </w:r>
+      <w:proofErr w:type="spellEnd"/>
+      <w:r>
+        <w:rPr>
+          <w:lang w:eastAsia="en-GB"/>
+        </w:rPr>
+        <w:t>.</w:t>
+      </w:r>
+    </w:p>
+    <w:p>
+      <w:pPr>
+        <w:numPr>
+          <w:ilvl w:val="1"/>
+          <w:numId w:val="29"/>
+        </w:numPr>
+        <w:rPr>
+          <w:lang w:eastAsia="en-GB"/>
+        </w:rPr>
+      </w:pPr>
+      <w:r>
+        <w:rPr>
+          <w:lang w:eastAsia="en-GB"/>
+        </w:rPr>
+        <w:t xml:space="preserve">Cibo </w:t>
+      </w:r>
+      <w:proofErr w:type="spellStart"/>
+      <w:r>
+        <w:rPr>
+          <w:lang w:eastAsia="en-GB"/>
+        </w:rPr>
+        <w:t>consumato</w:t>
+      </w:r>
+      <w:proofErr w:type="spellEnd"/>
+      <w:r>
+        <w:rPr>
+          <w:lang w:eastAsia="en-GB"/>
+        </w:rPr>
+        <w:t xml:space="preserve"> </w:t>
+      </w:r>
+      <w:proofErr w:type="spellStart"/>
+      <w:r>
+        <w:rPr>
+          <w:lang w:eastAsia="en-GB"/>
+        </w:rPr>
+        <w:t>oggi</w:t>
+      </w:r>
+      <w:proofErr w:type="spellEnd"/>
+      <w:r>
+        <w:rPr>
+          <w:lang w:eastAsia="en-GB"/>
+        </w:rPr>
+        <w:t>.</w:t>
+      </w:r>
+    </w:p>
+    <w:p>
+      <w:pPr>
+        <w:numPr>
+          <w:ilvl w:val="1"/>
+          <w:numId w:val="29"/>
+        </w:numPr>
+        <w:rPr>
+          <w:lang w:val="it-IT" w:eastAsia="en-GB"/>
+        </w:rPr>
+      </w:pPr>
+      <w:r>
+        <w:rPr>
+          <w:lang w:val="it-IT" w:eastAsia="en-GB"/>
+        </w:rPr>
+        <w:t>Cibo rimanente sfruttabile nell'area locale (fino a soglia 0.25) e teorico (fino a 0).</w:t>
+      </w:r>
+    </w:p>
+    <w:p>
+      <w:pPr>
+        <w:numPr>
+          <w:ilvl w:val="1"/>
+          <w:numId w:val="29"/>
+        </w:numPr>
+        <w:rPr>
+          <w:lang w:val="it-IT" w:eastAsia="en-GB"/>
+        </w:rPr>
+      </w:pPr>
+      <w:r>
+        <w:rPr>
+          <w:lang w:val="it-IT" w:eastAsia="en-GB"/>
+        </w:rPr>
+        <w:t xml:space="preserve">Lavoratori per pop (al momento avremo solo </w:t>
+      </w:r>
+      <w:proofErr w:type="spellStart"/>
+      <w:r>
+        <w:rPr>
+          <w:lang w:val="it-IT" w:eastAsia="en-GB"/>
+        </w:rPr>
+        <w:t>gatherers</w:t>
+      </w:r>
+      <w:proofErr w:type="spellEnd"/>
+      <w:r>
+        <w:rPr>
+          <w:lang w:val="it-IT" w:eastAsia="en-GB"/>
+        </w:rPr>
+        <w:t xml:space="preserve">), poi suddivisi in </w:t>
+      </w:r>
+      <w:proofErr w:type="spellStart"/>
+      <w:r>
+        <w:rPr>
+          <w:lang w:val="it-IT" w:eastAsia="en-GB"/>
+        </w:rPr>
+        <w:t>gatherers</w:t>
+      </w:r>
+      <w:proofErr w:type="spellEnd"/>
+      <w:r>
+        <w:rPr>
+          <w:lang w:val="it-IT" w:eastAsia="en-GB"/>
+        </w:rPr>
+        <w:t xml:space="preserve"> locali e </w:t>
+      </w:r>
+      <w:proofErr w:type="spellStart"/>
+      <w:r>
+        <w:rPr>
+          <w:lang w:val="it-IT" w:eastAsia="en-GB"/>
+        </w:rPr>
+        <w:t>gatherers</w:t>
+      </w:r>
+      <w:proofErr w:type="spellEnd"/>
+      <w:r>
+        <w:rPr>
+          <w:lang w:val="it-IT" w:eastAsia="en-GB"/>
+        </w:rPr>
+        <w:t xml:space="preserve"> in spedizioni</w:t>
+      </w:r>
+    </w:p>
+    <w:p>
+      <w:pPr>
+        <w:numPr>
+          <w:ilvl w:val="0"/>
+          <w:numId w:val="29"/>
+        </w:numPr>
+        <w:rPr>
+          <w:lang w:val="it-IT" w:eastAsia="en-GB"/>
+        </w:rPr>
+      </w:pPr>
+      <w:r>
+        <w:rPr>
+          <w:lang w:val="it-IT" w:eastAsia="en-GB"/>
+        </w:rPr>
+        <w:t>Queste informazioni saranno offuscate in futuro.</w:t>
+      </w:r>
+    </w:p>
+    <w:p>
+      <w:pPr>
+        <w:numPr>
+          <w:ilvl w:val="0"/>
+          <w:numId w:val="29"/>
+        </w:numPr>
+        <w:rPr>
+          <w:lang w:val="it-IT" w:eastAsia="en-GB"/>
+        </w:rPr>
+      </w:pPr>
+      <w:r>
+        <w:rPr>
+          <w:lang w:val="it-IT" w:eastAsia="en-GB"/>
+        </w:rPr>
+        <w:t xml:space="preserve">Per ogni cella mostrare sopra il numero di cittadini che la stanno lavorando (anche in </w:t>
+      </w:r>
+      <w:proofErr w:type="spellStart"/>
+      <w:r>
+        <w:rPr>
+          <w:lang w:val="it-IT" w:eastAsia="en-GB"/>
+        </w:rPr>
+        <w:t>gamestate</w:t>
+      </w:r>
+      <w:proofErr w:type="spellEnd"/>
+      <w:r>
+        <w:rPr>
+          <w:lang w:val="it-IT" w:eastAsia="en-GB"/>
+        </w:rPr>
+        <w:t>)</w:t>
+      </w:r>
+    </w:p>
+    <w:p>
+      <w:pPr>
+        <w:numPr>
+          <w:ilvl w:val="0"/>
+          <w:numId w:val="29"/>
+        </w:numPr>
+        <w:rPr>
+          <w:lang w:val="it-IT" w:eastAsia="en-GB"/>
+        </w:rPr>
+      </w:pPr>
+      <w:r>
+        <w:rPr>
+          <w:lang w:val="it-IT" w:eastAsia="en-GB"/>
+        </w:rPr>
+        <w:t>Per ogni cella, quando selezionata mostrare:</w:t>
+      </w:r>
+    </w:p>
+    <w:p>
+      <w:pPr>
+        <w:numPr>
+          <w:ilvl w:val="1"/>
+          <w:numId w:val="29"/>
+        </w:numPr>
+        <w:rPr>
+          <w:lang w:val="it-IT" w:eastAsia="en-GB"/>
+        </w:rPr>
+      </w:pPr>
+      <w:r>
+        <w:rPr>
+          <w:lang w:val="it-IT" w:eastAsia="en-GB"/>
+        </w:rPr>
+        <w:t>Cibo raccolto ad oggi</w:t>
+      </w:r>
+    </w:p>
+    <w:p>
+      <w:pPr>
+        <w:numPr>
+          <w:ilvl w:val="1"/>
+          <w:numId w:val="29"/>
+        </w:numPr>
+        <w:rPr>
+          <w:lang w:val="it-IT" w:eastAsia="en-GB"/>
+        </w:rPr>
+      </w:pPr>
+      <w:r>
+        <w:rPr>
+          <w:lang w:val="it-IT" w:eastAsia="en-GB"/>
+        </w:rPr>
+        <w:t>Cibo rimanente sfruttabile</w:t>
+      </w:r>
+    </w:p>
+    <w:p>
+      <w:pPr>
+        <w:numPr>
+          <w:ilvl w:val="1"/>
+          <w:numId w:val="29"/>
+        </w:numPr>
+        <w:rPr>
+          <w:lang w:val="it-IT" w:eastAsia="en-GB"/>
+        </w:rPr>
+      </w:pPr>
+      <w:r>
+        <w:rPr>
+          <w:lang w:val="it-IT" w:eastAsia="en-GB"/>
+        </w:rPr>
+        <w:t>Giorni al raggiungimento soglia 0.25 con attuale ritmo</w:t>
+      </w:r>
+    </w:p>
+    <w:p>
+      <w:pPr>
+        <w:numPr>
+          <w:ilvl w:val="1"/>
+          <w:numId w:val="29"/>
+        </w:numPr>
+        <w:rPr>
+          <w:lang w:val="it-IT" w:eastAsia="en-GB"/>
+        </w:rPr>
+      </w:pPr>
+      <w:r>
+        <w:rPr>
+          <w:lang w:val="it-IT" w:eastAsia="en-GB"/>
+        </w:rPr>
+        <w:t>Giorni al raggiungimento soglia 0 con attuale ritmo</w:t>
+      </w:r>
+    </w:p>
+    <w:p>
+      <w:pPr>
+        <w:numPr>
+          <w:ilvl w:val="1"/>
+          <w:numId w:val="29"/>
+        </w:numPr>
+        <w:rPr>
+          <w:lang w:val="it-IT" w:eastAsia="en-GB"/>
+        </w:rPr>
+      </w:pPr>
+      <w:r>
+        <w:rPr>
+          <w:lang w:val="it-IT" w:eastAsia="en-GB"/>
+        </w:rPr>
+        <w:t>Aumento di cibo raccolto al giorno se aggiungo qualcuno a lavorarci</w:t>
+      </w:r>
+    </w:p>
+    <w:p>
+      <w:pPr>
+        <w:numPr>
+          <w:ilvl w:val="1"/>
+          <w:numId w:val="29"/>
+        </w:numPr>
+        <w:rPr>
+          <w:lang w:val="it-IT" w:eastAsia="en-GB"/>
+        </w:rPr>
+      </w:pPr>
+      <w:r>
+        <w:rPr>
+          <w:lang w:val="it-IT" w:eastAsia="en-GB"/>
+        </w:rPr>
+        <w:lastRenderedPageBreak/>
+        <w:t>Giorni in meno che ci vorranno per raggiungere la soglia 0.25 e 0 se aggiungo un lavoratore</w:t>
+      </w:r>
+    </w:p>
+    <w:p>
+      <w:pPr>
+        <w:numPr>
+          <w:ilvl w:val="0"/>
+          <w:numId w:val="29"/>
+        </w:numPr>
+        <w:rPr>
+          <w:lang w:val="it-IT" w:eastAsia="en-GB"/>
+        </w:rPr>
+      </w:pPr>
+      <w:r>
+        <w:rPr>
+          <w:lang w:val="it-IT" w:eastAsia="en-GB"/>
+        </w:rPr>
+        <w:t xml:space="preserve">Quando un lavoratore viene assegnato a lavorare come </w:t>
+      </w:r>
+      <w:proofErr w:type="spellStart"/>
+      <w:r>
+        <w:rPr>
+          <w:lang w:val="it-IT" w:eastAsia="en-GB"/>
+        </w:rPr>
+        <w:t>gatherer</w:t>
+      </w:r>
+      <w:proofErr w:type="spellEnd"/>
+      <w:r>
+        <w:rPr>
+          <w:lang w:val="it-IT" w:eastAsia="en-GB"/>
+        </w:rPr>
+        <w:t xml:space="preserve"> una cella, esso diventa membro del pop dei </w:t>
+      </w:r>
+      <w:proofErr w:type="spellStart"/>
+      <w:r>
+        <w:rPr>
+          <w:lang w:val="it-IT" w:eastAsia="en-GB"/>
+        </w:rPr>
+        <w:t>gatherers</w:t>
+      </w:r>
+      <w:proofErr w:type="spellEnd"/>
+      <w:r>
+        <w:rPr>
+          <w:lang w:val="it-IT" w:eastAsia="en-GB"/>
+        </w:rPr>
+        <w:t xml:space="preserve"> anche se non fa parte di una spedizione </w:t>
+      </w:r>
+      <w:proofErr w:type="spellStart"/>
+      <w:r>
+        <w:rPr>
+          <w:lang w:val="it-IT" w:eastAsia="en-GB"/>
+        </w:rPr>
+        <w:t>gatherers</w:t>
+      </w:r>
+      <w:proofErr w:type="spellEnd"/>
+    </w:p>
+    <w:p>
+      <w:pPr>
         <w:rPr>
           <w:b/>
           <w:bCs/>
@@ -2819,485 +3287,17 @@
           <w:szCs w:val="36"/>
           <w:lang w:val="it-IT"/>
         </w:rPr>
-        <w:t>DA IMPLEMENTARE</w:t>
-      </w:r>
-    </w:p>
-    <w:p>
-      <w:pPr>
+      </w:pPr>
+      <w:r>
         <w:rPr>
           <w:b/>
           <w:bCs/>
-          <w:lang w:val="it-IT" w:eastAsia="en-GB"/>
-        </w:rPr>
-      </w:pPr>
-      <w:r>
-        <w:rPr>
-          <w:b/>
-          <w:bCs/>
-          <w:lang w:val="it-IT" w:eastAsia="en-GB"/>
-        </w:rPr>
-        <w:t>4. Previsioni e avvisi</w:t>
-      </w:r>
-    </w:p>
-    <w:p>
-      <w:pPr>
-        <w:numPr>
-          <w:ilvl w:val="0"/>
-          <w:numId w:val="29"/>
-        </w:numPr>
-        <w:rPr>
-          <w:lang w:val="it-IT" w:eastAsia="en-GB"/>
-        </w:rPr>
-      </w:pPr>
-      <w:r>
-        <w:rPr>
-          <w:b/>
-          <w:bCs/>
-          <w:lang w:val="it-IT" w:eastAsia="en-GB"/>
-        </w:rPr>
-        <w:t>Soglia unica di avviso:</w:t>
-      </w:r>
-      <w:r>
-        <w:rPr>
-          <w:lang w:val="it-IT" w:eastAsia="en-GB"/>
-        </w:rPr>
-        <w:t> </w:t>
-      </w:r>
-      <w:proofErr w:type="spellStart"/>
-      <w:r>
-        <w:rPr>
-          <w:lang w:val="it-IT" w:eastAsia="en-GB"/>
-        </w:rPr>
-        <w:t>cellWarningThreshold</w:t>
-      </w:r>
-      <w:proofErr w:type="spellEnd"/>
-      <w:r>
-        <w:rPr>
-          <w:lang w:val="it-IT" w:eastAsia="en-GB"/>
-        </w:rPr>
-        <w:t xml:space="preserve"> = 0.25.</w:t>
-      </w:r>
-    </w:p>
-    <w:p>
-      <w:pPr>
-        <w:numPr>
-          <w:ilvl w:val="0"/>
-          <w:numId w:val="29"/>
-        </w:numPr>
-        <w:rPr>
-          <w:lang w:val="it-IT" w:eastAsia="en-GB"/>
-        </w:rPr>
-      </w:pPr>
-      <w:r>
-        <w:rPr>
-          <w:lang w:val="it-IT" w:eastAsia="en-GB"/>
-        </w:rPr>
-        <w:t>Quando una cella con lavoratori scende sotto la soglia, mostrare un avviso unico.</w:t>
-      </w:r>
-    </w:p>
-    <w:p>
-      <w:pPr>
-        <w:numPr>
-          <w:ilvl w:val="0"/>
-          <w:numId w:val="29"/>
-        </w:numPr>
-        <w:rPr>
-          <w:lang w:val="it-IT" w:eastAsia="en-GB"/>
-        </w:rPr>
-      </w:pPr>
-      <w:r>
-        <w:rPr>
-          <w:lang w:val="it-IT" w:eastAsia="en-GB"/>
-        </w:rPr>
-        <w:t>Nella schermata città, riepilogo giornaliero:</w:t>
-      </w:r>
-    </w:p>
-    <w:p>
-      <w:pPr>
-        <w:numPr>
-          <w:ilvl w:val="1"/>
-          <w:numId w:val="29"/>
-        </w:numPr>
-        <w:rPr>
-          <w:lang w:eastAsia="en-GB"/>
-        </w:rPr>
-      </w:pPr>
-      <w:r>
-        <w:rPr>
-          <w:lang w:eastAsia="en-GB"/>
-        </w:rPr>
-        <w:t xml:space="preserve">Cibo </w:t>
-      </w:r>
-      <w:proofErr w:type="spellStart"/>
-      <w:r>
-        <w:rPr>
-          <w:lang w:eastAsia="en-GB"/>
-        </w:rPr>
-        <w:t>raccolto</w:t>
-      </w:r>
-      <w:proofErr w:type="spellEnd"/>
-      <w:r>
-        <w:rPr>
-          <w:lang w:eastAsia="en-GB"/>
-        </w:rPr>
-        <w:t xml:space="preserve"> </w:t>
-      </w:r>
-      <w:proofErr w:type="spellStart"/>
-      <w:r>
-        <w:rPr>
-          <w:lang w:eastAsia="en-GB"/>
-        </w:rPr>
-        <w:t>oggi</w:t>
-      </w:r>
-      <w:proofErr w:type="spellEnd"/>
-      <w:r>
-        <w:rPr>
-          <w:lang w:eastAsia="en-GB"/>
-        </w:rPr>
-        <w:t>.</w:t>
-      </w:r>
-    </w:p>
-    <w:p>
-      <w:pPr>
-        <w:numPr>
-          <w:ilvl w:val="1"/>
-          <w:numId w:val="29"/>
-        </w:numPr>
-        <w:rPr>
-          <w:lang w:eastAsia="en-GB"/>
-        </w:rPr>
-      </w:pPr>
-      <w:r>
-        <w:rPr>
-          <w:lang w:eastAsia="en-GB"/>
-        </w:rPr>
-        <w:t xml:space="preserve">Cibo </w:t>
-      </w:r>
-      <w:proofErr w:type="spellStart"/>
-      <w:r>
-        <w:rPr>
-          <w:lang w:eastAsia="en-GB"/>
-        </w:rPr>
-        <w:t>consumato</w:t>
-      </w:r>
-      <w:proofErr w:type="spellEnd"/>
-      <w:r>
-        <w:rPr>
-          <w:lang w:eastAsia="en-GB"/>
-        </w:rPr>
-        <w:t xml:space="preserve"> </w:t>
-      </w:r>
-      <w:proofErr w:type="spellStart"/>
-      <w:r>
-        <w:rPr>
-          <w:lang w:eastAsia="en-GB"/>
-        </w:rPr>
-        <w:t>oggi</w:t>
-      </w:r>
-      <w:proofErr w:type="spellEnd"/>
-      <w:r>
-        <w:rPr>
-          <w:lang w:eastAsia="en-GB"/>
-        </w:rPr>
-        <w:t>.</w:t>
-      </w:r>
-    </w:p>
-    <w:p>
-      <w:pPr>
-        <w:numPr>
-          <w:ilvl w:val="1"/>
-          <w:numId w:val="29"/>
-        </w:numPr>
-        <w:rPr>
-          <w:lang w:val="it-IT" w:eastAsia="en-GB"/>
-        </w:rPr>
-      </w:pPr>
-      <w:r>
-        <w:rPr>
-          <w:lang w:val="it-IT" w:eastAsia="en-GB"/>
-        </w:rPr>
-        <w:t>Cibo rimanente sfruttabile nell'area locale (fino a soglia 0.25) e teorico (fino a 0).</w:t>
-      </w:r>
-    </w:p>
-    <w:p>
-      <w:pPr>
-        <w:numPr>
-          <w:ilvl w:val="1"/>
-          <w:numId w:val="29"/>
-        </w:numPr>
-        <w:rPr>
-          <w:lang w:val="it-IT" w:eastAsia="en-GB"/>
-        </w:rPr>
-      </w:pPr>
-      <w:r>
-        <w:rPr>
-          <w:lang w:val="it-IT" w:eastAsia="en-GB"/>
-        </w:rPr>
-        <w:t xml:space="preserve">Lavoratori per pop (al momento avremo solo </w:t>
-      </w:r>
-      <w:proofErr w:type="spellStart"/>
-      <w:r>
-        <w:rPr>
-          <w:lang w:val="it-IT" w:eastAsia="en-GB"/>
-        </w:rPr>
-        <w:t>gatherers</w:t>
-      </w:r>
-      <w:proofErr w:type="spellEnd"/>
-      <w:r>
-        <w:rPr>
-          <w:lang w:val="it-IT" w:eastAsia="en-GB"/>
-        </w:rPr>
-        <w:t xml:space="preserve">), poi suddivisi in </w:t>
-      </w:r>
-      <w:proofErr w:type="spellStart"/>
-      <w:r>
-        <w:rPr>
-          <w:lang w:val="it-IT" w:eastAsia="en-GB"/>
-        </w:rPr>
-        <w:t>gatherers</w:t>
-      </w:r>
-      <w:proofErr w:type="spellEnd"/>
-      <w:r>
-        <w:rPr>
-          <w:lang w:val="it-IT" w:eastAsia="en-GB"/>
-        </w:rPr>
-        <w:t xml:space="preserve"> locali e </w:t>
-      </w:r>
-      <w:proofErr w:type="spellStart"/>
-      <w:r>
-        <w:rPr>
-          <w:lang w:val="it-IT" w:eastAsia="en-GB"/>
-        </w:rPr>
-        <w:t>gatherers</w:t>
-      </w:r>
-      <w:proofErr w:type="spellEnd"/>
-      <w:r>
-        <w:rPr>
-          <w:lang w:val="it-IT" w:eastAsia="en-GB"/>
-        </w:rPr>
-        <w:t xml:space="preserve"> in spedizioni</w:t>
-      </w:r>
-    </w:p>
-    <w:p>
-      <w:pPr>
-        <w:numPr>
-          <w:ilvl w:val="0"/>
-          <w:numId w:val="29"/>
-        </w:numPr>
-        <w:rPr>
-          <w:lang w:val="it-IT" w:eastAsia="en-GB"/>
-        </w:rPr>
-      </w:pPr>
-      <w:r>
-        <w:rPr>
-          <w:lang w:val="it-IT" w:eastAsia="en-GB"/>
-        </w:rPr>
-        <w:t>Queste informazioni saranno offuscate in futuro.</w:t>
-      </w:r>
-    </w:p>
-    <w:p>
-      <w:pPr>
-        <w:numPr>
-          <w:ilvl w:val="0"/>
-          <w:numId w:val="29"/>
-        </w:numPr>
-        <w:rPr>
-          <w:lang w:val="it-IT" w:eastAsia="en-GB"/>
-        </w:rPr>
-      </w:pPr>
-      <w:r>
-        <w:rPr>
-          <w:lang w:val="it-IT" w:eastAsia="en-GB"/>
-        </w:rPr>
-        <w:t xml:space="preserve">Per ogni cella mostrare sopra il numero di cittadini che la stanno lavorando (anche in </w:t>
-      </w:r>
-      <w:proofErr w:type="spellStart"/>
-      <w:r>
-        <w:rPr>
-          <w:lang w:val="it-IT" w:eastAsia="en-GB"/>
-        </w:rPr>
-        <w:t>gamestate</w:t>
-      </w:r>
-      <w:proofErr w:type="spellEnd"/>
-      <w:r>
-        <w:rPr>
-          <w:lang w:val="it-IT" w:eastAsia="en-GB"/>
-        </w:rPr>
-        <w:t>)</w:t>
-      </w:r>
-    </w:p>
-    <w:p>
-      <w:pPr>
-        <w:numPr>
-          <w:ilvl w:val="0"/>
-          <w:numId w:val="29"/>
-        </w:numPr>
-        <w:rPr>
-          <w:lang w:val="it-IT" w:eastAsia="en-GB"/>
-        </w:rPr>
-      </w:pPr>
-      <w:r>
-        <w:rPr>
-          <w:lang w:val="it-IT" w:eastAsia="en-GB"/>
-        </w:rPr>
-        <w:t>Per ogni cella, quando selezionata mostrare:</w:t>
-      </w:r>
-    </w:p>
-    <w:p>
-      <w:pPr>
-        <w:numPr>
-          <w:ilvl w:val="1"/>
-          <w:numId w:val="29"/>
-        </w:numPr>
-        <w:rPr>
-          <w:lang w:val="it-IT" w:eastAsia="en-GB"/>
-        </w:rPr>
-      </w:pPr>
-      <w:r>
-        <w:rPr>
-          <w:lang w:val="it-IT" w:eastAsia="en-GB"/>
-        </w:rPr>
-        <w:t>Cibo raccolto ad oggi</w:t>
-      </w:r>
-    </w:p>
-    <w:p>
-      <w:pPr>
-        <w:numPr>
-          <w:ilvl w:val="1"/>
-          <w:numId w:val="29"/>
-        </w:numPr>
-        <w:rPr>
-          <w:lang w:val="it-IT" w:eastAsia="en-GB"/>
-        </w:rPr>
-      </w:pPr>
-      <w:r>
-        <w:rPr>
-          <w:lang w:val="it-IT" w:eastAsia="en-GB"/>
-        </w:rPr>
-        <w:t>Cibo rimanente sfruttabile</w:t>
-      </w:r>
-    </w:p>
-    <w:p>
-      <w:pPr>
-        <w:numPr>
-          <w:ilvl w:val="1"/>
-          <w:numId w:val="29"/>
-        </w:numPr>
-        <w:rPr>
-          <w:lang w:val="it-IT" w:eastAsia="en-GB"/>
-        </w:rPr>
-      </w:pPr>
-      <w:r>
-        <w:rPr>
-          <w:lang w:val="it-IT" w:eastAsia="en-GB"/>
-        </w:rPr>
-        <w:t>Giorni al raggiungimento soglia 0.25 con attuale ritmo</w:t>
-      </w:r>
-    </w:p>
-    <w:p>
-      <w:pPr>
-        <w:numPr>
-          <w:ilvl w:val="1"/>
-          <w:numId w:val="29"/>
-        </w:numPr>
-        <w:rPr>
-          <w:lang w:val="it-IT" w:eastAsia="en-GB"/>
-        </w:rPr>
-      </w:pPr>
-      <w:r>
-        <w:rPr>
-          <w:lang w:val="it-IT" w:eastAsia="en-GB"/>
-        </w:rPr>
-        <w:t>Giorni al raggiungimento soglia 0 con attuale ritmo</w:t>
-      </w:r>
-    </w:p>
-    <w:p>
-      <w:pPr>
-        <w:numPr>
-          <w:ilvl w:val="1"/>
-          <w:numId w:val="29"/>
-        </w:numPr>
-        <w:rPr>
-          <w:lang w:val="it-IT" w:eastAsia="en-GB"/>
-        </w:rPr>
-      </w:pPr>
-      <w:r>
-        <w:rPr>
-          <w:lang w:val="it-IT" w:eastAsia="en-GB"/>
-        </w:rPr>
-        <w:t>Aumento di cibo raccolto al giorno se aggiungo qualcuno a lavorarci</w:t>
-      </w:r>
-    </w:p>
-    <w:p>
-      <w:pPr>
-        <w:numPr>
-          <w:ilvl w:val="1"/>
-          <w:numId w:val="29"/>
-        </w:numPr>
-        <w:rPr>
-          <w:lang w:val="it-IT" w:eastAsia="en-GB"/>
-        </w:rPr>
-      </w:pPr>
-      <w:r>
-        <w:rPr>
-          <w:lang w:val="it-IT" w:eastAsia="en-GB"/>
-        </w:rPr>
-        <w:lastRenderedPageBreak/>
-        <w:t>Giorni in meno che ci vorranno per raggiungere la soglia 0.25 e 0 se aggiungo un lavoratore</w:t>
-      </w:r>
-    </w:p>
-    <w:p>
-      <w:pPr>
-        <w:numPr>
-          <w:ilvl w:val="0"/>
-          <w:numId w:val="29"/>
-        </w:numPr>
-        <w:rPr>
-          <w:lang w:val="it-IT" w:eastAsia="en-GB"/>
-        </w:rPr>
-      </w:pPr>
-      <w:r>
-        <w:rPr>
-          <w:lang w:val="it-IT" w:eastAsia="en-GB"/>
-        </w:rPr>
-        <w:t xml:space="preserve">Quando un lavoratore viene assegnato a lavorare come </w:t>
-      </w:r>
-      <w:proofErr w:type="spellStart"/>
-      <w:r>
-        <w:rPr>
-          <w:lang w:val="it-IT" w:eastAsia="en-GB"/>
-        </w:rPr>
-        <w:t>gatherer</w:t>
-      </w:r>
-      <w:proofErr w:type="spellEnd"/>
-      <w:r>
-        <w:rPr>
-          <w:lang w:val="it-IT" w:eastAsia="en-GB"/>
-        </w:rPr>
-        <w:t xml:space="preserve"> una cella, esso diventa membro del pop dei </w:t>
-      </w:r>
-      <w:proofErr w:type="spellStart"/>
-      <w:r>
-        <w:rPr>
-          <w:lang w:val="it-IT" w:eastAsia="en-GB"/>
-        </w:rPr>
-        <w:t>gatherers</w:t>
-      </w:r>
-      <w:proofErr w:type="spellEnd"/>
-      <w:r>
-        <w:rPr>
-          <w:lang w:val="it-IT" w:eastAsia="en-GB"/>
-        </w:rPr>
-        <w:t xml:space="preserve"> anche se non fa parte di una spedizione </w:t>
-      </w:r>
-      <w:proofErr w:type="spellStart"/>
-      <w:r>
-        <w:rPr>
-          <w:lang w:val="it-IT" w:eastAsia="en-GB"/>
-        </w:rPr>
-        <w:t>gatherers</w:t>
-      </w:r>
-      <w:proofErr w:type="spellEnd"/>
+          <w:sz w:val="36"/>
+          <w:szCs w:val="36"/>
+          <w:lang w:val="it-IT"/>
+        </w:rPr>
+        <w:t>DA IMPLEMENTARE</w:t>
+      </w:r>
     </w:p>
     <w:p>
       <w:pPr>
@@ -3769,6 +3769,7 @@
         <w:rPr>
           <w:lang w:val="it-IT"/>
         </w:rPr>
+        <w:lastRenderedPageBreak/>
         <w:t>Meccanica: il giocatore non può esaurire una zona per sempre, ma deve ruotare le aree di raccolta per non restare senza cibo. Questo introduce una prima forma di gestione sostenibile delle risorse.</w:t>
       </w:r>
     </w:p>
@@ -3787,7 +3788,6 @@
         <w:rPr>
           <w:lang w:val="it-IT" w:eastAsia="en-GB"/>
         </w:rPr>
-        <w:lastRenderedPageBreak/>
         <w:t>Nota: la rigenerazione qui implementata sarà una versione semplificata e temporanea. In futuro sarà legata alla tipologia di terreno e seguirà una curva di crescita più realistica (rigenerazione più rapida a densità più alte). I valori attuali andranno poi bilanciati tramite il pannello di debug (Batch 6).</w:t>
       </w:r>
     </w:p>
@@ -4203,6 +4203,7 @@
         <w:rPr>
           <w:lang w:val="it-IT" w:eastAsia="en-GB"/>
         </w:rPr>
+        <w:lastRenderedPageBreak/>
         <w:t>Rotazione automatica delle aree di raccolta da parte delle spedizioni, per evitare l'impoverimento permanente di una singola zona (comportamento di raccolta più conservativo e sostenibile).</w:t>
       </w:r>
     </w:p>
@@ -4221,7 +4222,6 @@
         <w:rPr>
           <w:lang w:val="it-IT" w:eastAsia="en-GB"/>
         </w:rPr>
-        <w:lastRenderedPageBreak/>
         <w:t>Algoritmo di raccolta con priorità alle celle a media densità (es. 0.4-0.7) per massimizzare la rigenerazione complessiva dell'area.</w:t>
       </w:r>
     </w:p>
@@ -4572,6 +4572,7 @@
         <w:rPr>
           <w:lang w:val="it-IT"/>
         </w:rPr>
+        <w:lastRenderedPageBreak/>
         <w:t>Branchi di grandi animali appaiono sulla mappa come entità mobili. Ogni branco ha una specie, un numero di capi, un habitat preferito e un tasso di riproduzione.</w:t>
       </w:r>
     </w:p>
@@ -4589,7 +4590,6 @@
         <w:rPr>
           <w:lang w:val="it-IT"/>
         </w:rPr>
-        <w:lastRenderedPageBreak/>
         <w:t>Il giocatore può assegnare un pop alla caccia: deve avvicinarsi al branco, e ogni ciclo di caccia riduce i capi e produce carne e pelli. Se il branco scende sotto una soglia, si estingue localmente.</w:t>
       </w:r>
     </w:p>
@@ -4997,6 +4997,7 @@
     </w:p>
     <w:p>
       <w:r>
+        <w:lastRenderedPageBreak/>
         <w:t xml:space="preserve">Testo </w:t>
       </w:r>
       <w:proofErr w:type="spellStart"/>
@@ -5030,7 +5031,6 @@
         <w:rPr>
           <w:lang w:val="it-IT"/>
         </w:rPr>
-        <w:lastRenderedPageBreak/>
         <w:t>Il campo base ha una "riserva di cibo" che non conosci esattamente: vedi una stima arrotondata.</w:t>
       </w:r>
     </w:p>
@@ -5422,6 +5422,7 @@
         <w:rPr>
           <w:lang w:val="it-IT"/>
         </w:rPr>
+        <w:lastRenderedPageBreak/>
         <w:t>Prima però procederemo a raffinare il loop cacciatore/raccoglitore con lo sviluppo tecnologico della pietra, dei primi edifici e delle prime strutture sociali e progressi culturali.</w:t>
       </w:r>
     </w:p>
